--- a/report/Research_paper_report.docx
+++ b/report/Research_paper_report.docx
@@ -55,7 +55,7 @@
     <w:p>
       <w:pPr>
         <w:rPr>
-          <w:rFonts w:ascii="Times New Roman" w:eastAsia="新細明體" w:hAnsi="Times New Roman" w:cs="Times New Roman" w:hint="eastAsia"/>
+          <w:rFonts w:ascii="Times New Roman" w:eastAsia="新細明體" w:hAnsi="Times New Roman" w:cs="Times New Roman"/>
           <w:sz w:val="24"/>
           <w:szCs w:val="24"/>
           <w:lang w:eastAsia="zh-TW"/>
@@ -75,7 +75,7 @@
     <w:p>
       <w:pPr>
         <w:rPr>
-          <w:rFonts w:ascii="Times New Roman" w:eastAsia="新細明體" w:hAnsi="Times New Roman" w:cs="Times New Roman" w:hint="eastAsia"/>
+          <w:rFonts w:ascii="Times New Roman" w:eastAsia="新細明體" w:hAnsi="Times New Roman" w:cs="Times New Roman"/>
           <w:sz w:val="24"/>
           <w:szCs w:val="24"/>
           <w:lang w:eastAsia="zh-TW"/>
@@ -106,28 +106,28 @@
       <w:pPr>
         <w:jc w:val="center"/>
         <w:rPr>
+          <w:rFonts w:ascii="Times New Roman" w:eastAsia="新細明體" w:hAnsi="Times New Roman" w:cs="Times New Roman"/>
+          <w:sz w:val="32"/>
+          <w:szCs w:val="32"/>
+          <w:lang w:eastAsia="zh-TW"/>
+        </w:rPr>
+      </w:pPr>
+      <w:r>
+        <w:rPr>
+          <w:rFonts w:ascii="標楷體" w:eastAsia="標楷體" w:hAnsi="標楷體" w:cs="Times New Roman" w:hint="eastAsia"/>
+          <w:sz w:val="32"/>
+          <w:szCs w:val="32"/>
+          <w:lang w:eastAsia="zh-TW"/>
+        </w:rPr>
+        <w:t>陳以薰</w:t>
+      </w:r>
+      <w:r>
+        <w:rPr>
           <w:rFonts w:ascii="Times New Roman" w:eastAsia="新細明體" w:hAnsi="Times New Roman" w:cs="Times New Roman" w:hint="eastAsia"/>
           <w:sz w:val="32"/>
           <w:szCs w:val="32"/>
           <w:lang w:eastAsia="zh-TW"/>
         </w:rPr>
-      </w:pPr>
-      <w:r>
-        <w:rPr>
-          <w:rFonts w:ascii="標楷體" w:eastAsia="標楷體" w:hAnsi="標楷體" w:cs="Times New Roman" w:hint="eastAsia"/>
-          <w:sz w:val="32"/>
-          <w:szCs w:val="32"/>
-          <w:lang w:eastAsia="zh-TW"/>
-        </w:rPr>
-        <w:t>陳以薰</w:t>
-      </w:r>
-      <w:r>
-        <w:rPr>
-          <w:rFonts w:ascii="Times New Roman" w:eastAsia="新細明體" w:hAnsi="Times New Roman" w:cs="Times New Roman" w:hint="eastAsia"/>
-          <w:sz w:val="32"/>
-          <w:szCs w:val="32"/>
-          <w:lang w:eastAsia="zh-TW"/>
-        </w:rPr>
         <w:t xml:space="preserve"> Chynna</w:t>
       </w:r>
     </w:p>
@@ -254,7 +254,7 @@
     <w:p>
       <w:pPr>
         <w:rPr>
-          <w:rFonts w:ascii="Times New Roman" w:eastAsia="新細明體" w:hAnsi="Times New Roman" w:cs="Times New Roman" w:hint="eastAsia"/>
+          <w:rFonts w:ascii="Times New Roman" w:eastAsia="新細明體" w:hAnsi="Times New Roman" w:cs="Times New Roman"/>
           <w:sz w:val="24"/>
           <w:szCs w:val="24"/>
           <w:lang w:eastAsia="zh-TW"/>
@@ -274,7 +274,7 @@
     <w:p>
       <w:pPr>
         <w:rPr>
-          <w:rFonts w:ascii="Times New Roman" w:eastAsia="新細明體" w:hAnsi="Times New Roman" w:cs="Times New Roman" w:hint="eastAsia"/>
+          <w:rFonts w:ascii="Times New Roman" w:eastAsia="新細明體" w:hAnsi="Times New Roman" w:cs="Times New Roman"/>
           <w:b/>
           <w:bCs/>
           <w:sz w:val="32"/>
@@ -398,7 +398,7 @@
         <w:spacing w:line="360" w:lineRule="auto"/>
         <w:ind w:left="360" w:firstLine="360"/>
         <w:rPr>
-          <w:rFonts w:ascii="Times New Roman" w:eastAsia="新細明體" w:hAnsi="Times New Roman" w:cs="Times New Roman" w:hint="eastAsia"/>
+          <w:rFonts w:ascii="Times New Roman" w:eastAsia="新細明體" w:hAnsi="Times New Roman" w:cs="Times New Roman"/>
           <w:sz w:val="24"/>
           <w:szCs w:val="24"/>
           <w:lang w:eastAsia="zh-TW"/>
@@ -450,7 +450,23 @@
           <w:sz w:val="24"/>
           <w:szCs w:val="24"/>
         </w:rPr>
-        <w:t>Complex thermal distribution (nonlinear, time-varying)</w:t>
+        <w:t xml:space="preserve">Complex thermal distribution </w:t>
+      </w:r>
+      <w:r>
+        <w:rPr>
+          <w:rFonts w:ascii="Times New Roman" w:hAnsi="Times New Roman" w:cs="Times New Roman"/>
+          <w:sz w:val="24"/>
+          <w:szCs w:val="24"/>
+        </w:rPr>
+        <w:t>(</w:t>
+      </w:r>
+      <w:r>
+        <w:rPr>
+          <w:rFonts w:ascii="Times New Roman" w:hAnsi="Times New Roman" w:cs="Times New Roman"/>
+          <w:sz w:val="24"/>
+          <w:szCs w:val="24"/>
+        </w:rPr>
+        <w:t>nonlinear, time-varying)</w:t>
       </w:r>
       <w:r>
         <w:rPr>
@@ -730,15 +746,16 @@
         <w:ind w:left="360" w:firstLine="360"/>
         <w:jc w:val="center"/>
         <w:rPr>
-          <w:rFonts w:ascii="Times New Roman" w:eastAsia="新細明體" w:hAnsi="Times New Roman" w:cs="Times New Roman" w:hint="eastAsia"/>
-          <w:sz w:val="24"/>
-          <w:szCs w:val="24"/>
-          <w:lang w:eastAsia="zh-TW"/>
-        </w:rPr>
-      </w:pPr>
-      <w:r>
-        <w:rPr>
           <w:rFonts w:ascii="Times New Roman" w:eastAsia="新細明體" w:hAnsi="Times New Roman" w:cs="Times New Roman"/>
+          <w:sz w:val="24"/>
+          <w:szCs w:val="24"/>
+          <w:lang w:eastAsia="zh-TW"/>
+        </w:rPr>
+      </w:pPr>
+      <w:r>
+        <w:rPr>
+          <w:rFonts w:ascii="Times New Roman" w:eastAsia="新細明體" w:hAnsi="Times New Roman" w:cs="Times New Roman"/>
+          <w:noProof/>
           <w:sz w:val="24"/>
           <w:szCs w:val="24"/>
           <w:lang w:eastAsia="zh-TW"/>
@@ -843,7 +860,23 @@
           <w:sz w:val="24"/>
           <w:szCs w:val="24"/>
         </w:rPr>
-        <w:t>Black-box model: data-driven (ML), fast but depends on data.</w:t>
+        <w:t xml:space="preserve">Black-box model: data-driven </w:t>
+      </w:r>
+      <w:r>
+        <w:rPr>
+          <w:rFonts w:ascii="Times New Roman" w:hAnsi="Times New Roman" w:cs="Times New Roman"/>
+          <w:sz w:val="24"/>
+          <w:szCs w:val="24"/>
+        </w:rPr>
+        <w:t>(</w:t>
+      </w:r>
+      <w:r>
+        <w:rPr>
+          <w:rFonts w:ascii="Times New Roman" w:hAnsi="Times New Roman" w:cs="Times New Roman"/>
+          <w:sz w:val="24"/>
+          <w:szCs w:val="24"/>
+        </w:rPr>
+        <w:t>ML), fast but depends on data.</w:t>
       </w:r>
     </w:p>
     <w:p>
@@ -1015,7 +1048,7 @@
           <w:szCs w:val="24"/>
           <w:lang w:eastAsia="zh-TW"/>
         </w:rPr>
-        <w:t xml:space="preserve">Static Joint </w:t>
+        <w:t>Static Joint Optimization</w:t>
       </w:r>
       <w:r>
         <w:rPr>
@@ -1024,7 +1057,7 @@
           <w:szCs w:val="24"/>
           <w:lang w:eastAsia="zh-TW"/>
         </w:rPr>
-        <w:t>Optimization</w:t>
+        <w:t xml:space="preserve"> </w:t>
       </w:r>
       <w:r>
         <w:rPr>
@@ -1033,7 +1066,7 @@
           <w:szCs w:val="24"/>
           <w:lang w:eastAsia="zh-TW"/>
         </w:rPr>
-        <w:t xml:space="preserve"> (</w:t>
+        <w:t>(</w:t>
       </w:r>
       <w:r>
         <w:rPr>
@@ -1128,6 +1161,7 @@
       <w:r>
         <w:rPr>
           <w:rFonts w:ascii="Times New Roman" w:hAnsi="Times New Roman" w:cs="Times New Roman"/>
+          <w:noProof/>
           <w:sz w:val="24"/>
           <w:szCs w:val="24"/>
         </w:rPr>
@@ -1188,7 +1222,25 @@
           <w:sz w:val="24"/>
           <w:szCs w:val="24"/>
         </w:rPr>
-        <w:t xml:space="preserve">Dynamic Joint </w:t>
+        <w:t>Dynamic Joint Optimization</w:t>
+      </w:r>
+      <w:r>
+        <w:rPr>
+          <w:rFonts w:ascii="Times New Roman" w:eastAsia="新細明體" w:hAnsi="Times New Roman" w:cs="Times New Roman"/>
+          <w:sz w:val="24"/>
+          <w:szCs w:val="24"/>
+          <w:lang w:eastAsia="zh-TW"/>
+        </w:rPr>
+        <w:t xml:space="preserve"> </w:t>
+      </w:r>
+      <w:r>
+        <w:rPr>
+          <w:rFonts w:ascii="Times New Roman" w:eastAsia="新細明體" w:hAnsi="Times New Roman" w:cs="Times New Roman"/>
+          <w:sz w:val="24"/>
+          <w:szCs w:val="24"/>
+          <w:lang w:eastAsia="zh-TW"/>
+        </w:rPr>
+        <w:t>(</w:t>
       </w:r>
       <w:r>
         <w:rPr>
@@ -1196,7 +1248,16 @@
           <w:sz w:val="24"/>
           <w:szCs w:val="24"/>
         </w:rPr>
-        <w:t>Optimization</w:t>
+        <w:t>DJO</w:t>
+      </w:r>
+      <w:r>
+        <w:rPr>
+          <w:rFonts w:ascii="Times New Roman" w:eastAsia="新細明體" w:hAnsi="Times New Roman" w:cs="Times New Roman" w:hint="eastAsia"/>
+          <w:sz w:val="24"/>
+          <w:szCs w:val="24"/>
+          <w:lang w:eastAsia="zh-TW"/>
+        </w:rPr>
+        <w:t xml:space="preserve">): </w:t>
       </w:r>
       <w:r>
         <w:rPr>
@@ -1205,15 +1266,7 @@
           <w:szCs w:val="24"/>
           <w:lang w:eastAsia="zh-TW"/>
         </w:rPr>
-        <w:t xml:space="preserve"> (</w:t>
-      </w:r>
-      <w:r>
-        <w:rPr>
-          <w:rFonts w:ascii="Times New Roman" w:hAnsi="Times New Roman" w:cs="Times New Roman"/>
-          <w:sz w:val="24"/>
-          <w:szCs w:val="24"/>
-        </w:rPr>
-        <w:t>DJO</w:t>
+        <w:t>Reinforcement</w:t>
       </w:r>
       <w:r>
         <w:rPr>
@@ -1222,7 +1275,7 @@
           <w:szCs w:val="24"/>
           <w:lang w:eastAsia="zh-TW"/>
         </w:rPr>
-        <w:t xml:space="preserve">): </w:t>
+        <w:t xml:space="preserve"> </w:t>
       </w:r>
       <w:r>
         <w:rPr>
@@ -1231,6 +1284,69 @@
           <w:szCs w:val="24"/>
           <w:lang w:eastAsia="zh-TW"/>
         </w:rPr>
+        <w:t>Learning</w:t>
+      </w:r>
+      <w:r>
+        <w:rPr>
+          <w:rFonts w:ascii="Times New Roman" w:eastAsia="新細明體" w:hAnsi="Times New Roman" w:cs="Times New Roman" w:hint="eastAsia"/>
+          <w:sz w:val="24"/>
+          <w:szCs w:val="24"/>
+          <w:lang w:eastAsia="zh-TW"/>
+        </w:rPr>
+        <w:t xml:space="preserve"> </w:t>
+      </w:r>
+      <w:r>
+        <w:rPr>
+          <w:rFonts w:ascii="Times New Roman" w:eastAsia="新細明體" w:hAnsi="Times New Roman" w:cs="Times New Roman"/>
+          <w:sz w:val="24"/>
+          <w:szCs w:val="24"/>
+          <w:lang w:eastAsia="zh-TW"/>
+        </w:rPr>
+        <w:t>(</w:t>
+      </w:r>
+      <w:r>
+        <w:rPr>
+          <w:rFonts w:ascii="Times New Roman" w:eastAsia="新細明體" w:hAnsi="Times New Roman" w:cs="Times New Roman"/>
+          <w:sz w:val="24"/>
+          <w:szCs w:val="24"/>
+          <w:lang w:eastAsia="zh-TW"/>
+        </w:rPr>
+        <w:t>RL)</w:t>
+      </w:r>
+      <w:r>
+        <w:rPr>
+          <w:rFonts w:ascii="Times New Roman" w:eastAsia="新細明體" w:hAnsi="Times New Roman" w:cs="Times New Roman" w:hint="eastAsia"/>
+          <w:sz w:val="24"/>
+          <w:szCs w:val="24"/>
+          <w:lang w:eastAsia="zh-TW"/>
+        </w:rPr>
+        <w:t>、</w:t>
+      </w:r>
+      <w:r>
+        <w:rPr>
+          <w:rFonts w:ascii="Times New Roman" w:eastAsia="新細明體" w:hAnsi="Times New Roman" w:cs="Times New Roman"/>
+          <w:sz w:val="24"/>
+          <w:szCs w:val="24"/>
+          <w:lang w:eastAsia="zh-TW"/>
+        </w:rPr>
+        <w:t>Deep</w:t>
+      </w:r>
+      <w:r>
+        <w:rPr>
+          <w:rFonts w:ascii="Times New Roman" w:eastAsia="新細明體" w:hAnsi="Times New Roman" w:cs="Times New Roman" w:hint="eastAsia"/>
+          <w:sz w:val="24"/>
+          <w:szCs w:val="24"/>
+          <w:lang w:eastAsia="zh-TW"/>
+        </w:rPr>
+        <w:t xml:space="preserve"> </w:t>
+      </w:r>
+      <w:r>
+        <w:rPr>
+          <w:rFonts w:ascii="Times New Roman" w:eastAsia="新細明體" w:hAnsi="Times New Roman" w:cs="Times New Roman"/>
+          <w:sz w:val="24"/>
+          <w:szCs w:val="24"/>
+          <w:lang w:eastAsia="zh-TW"/>
+        </w:rPr>
         <w:t>Reinforcement</w:t>
       </w:r>
       <w:r>
@@ -1249,7 +1365,25 @@
           <w:szCs w:val="24"/>
           <w:lang w:eastAsia="zh-TW"/>
         </w:rPr>
-        <w:t>Learning</w:t>
+        <w:t>Learning </w:t>
+      </w:r>
+      <w:r>
+        <w:rPr>
+          <w:rFonts w:ascii="Times New Roman" w:eastAsia="新細明體" w:hAnsi="Times New Roman" w:cs="Times New Roman"/>
+          <w:sz w:val="24"/>
+          <w:szCs w:val="24"/>
+          <w:lang w:eastAsia="zh-TW"/>
+        </w:rPr>
+        <w:t>(</w:t>
+      </w:r>
+      <w:r>
+        <w:rPr>
+          <w:rFonts w:ascii="Times New Roman" w:eastAsia="新細明體" w:hAnsi="Times New Roman" w:cs="Times New Roman"/>
+          <w:sz w:val="24"/>
+          <w:szCs w:val="24"/>
+          <w:lang w:eastAsia="zh-TW"/>
+        </w:rPr>
+        <w:t>DRL)</w:t>
       </w:r>
       <w:r>
         <w:rPr>
@@ -1258,7 +1392,7 @@
           <w:szCs w:val="24"/>
           <w:lang w:eastAsia="zh-TW"/>
         </w:rPr>
-        <w:t xml:space="preserve"> </w:t>
+        <w:t xml:space="preserve">: </w:t>
       </w:r>
       <w:r>
         <w:rPr>
@@ -1267,7 +1401,7 @@
           <w:szCs w:val="24"/>
           <w:lang w:eastAsia="zh-TW"/>
         </w:rPr>
-        <w:t>(RL)</w:t>
+        <w:t xml:space="preserve">Markov Decision Process </w:t>
       </w:r>
       <w:r>
         <w:rPr>
@@ -1276,16 +1410,7 @@
           <w:szCs w:val="24"/>
           <w:lang w:eastAsia="zh-TW"/>
         </w:rPr>
-        <w:t>、</w:t>
-      </w:r>
-      <w:r>
-        <w:rPr>
-          <w:rFonts w:ascii="Times New Roman" w:eastAsia="新細明體" w:hAnsi="Times New Roman" w:cs="Times New Roman"/>
-          <w:sz w:val="24"/>
-          <w:szCs w:val="24"/>
-          <w:lang w:eastAsia="zh-TW"/>
-        </w:rPr>
-        <w:t>Deep</w:t>
+        <w:t>(</w:t>
       </w:r>
       <w:r>
         <w:rPr>
@@ -1294,70 +1419,7 @@
           <w:szCs w:val="24"/>
           <w:lang w:eastAsia="zh-TW"/>
         </w:rPr>
-        <w:t xml:space="preserve"> </w:t>
-      </w:r>
-      <w:r>
-        <w:rPr>
-          <w:rFonts w:ascii="Times New Roman" w:eastAsia="新細明體" w:hAnsi="Times New Roman" w:cs="Times New Roman"/>
-          <w:sz w:val="24"/>
-          <w:szCs w:val="24"/>
-          <w:lang w:eastAsia="zh-TW"/>
-        </w:rPr>
-        <w:t>Reinforcement</w:t>
-      </w:r>
-      <w:r>
-        <w:rPr>
-          <w:rFonts w:ascii="Times New Roman" w:eastAsia="新細明體" w:hAnsi="Times New Roman" w:cs="Times New Roman" w:hint="eastAsia"/>
-          <w:sz w:val="24"/>
-          <w:szCs w:val="24"/>
-          <w:lang w:eastAsia="zh-TW"/>
-        </w:rPr>
-        <w:t xml:space="preserve"> </w:t>
-      </w:r>
-      <w:r>
-        <w:rPr>
-          <w:rFonts w:ascii="Times New Roman" w:eastAsia="新細明體" w:hAnsi="Times New Roman" w:cs="Times New Roman"/>
-          <w:sz w:val="24"/>
-          <w:szCs w:val="24"/>
-          <w:lang w:eastAsia="zh-TW"/>
-        </w:rPr>
-        <w:t>Learning (DRL)</w:t>
-      </w:r>
-      <w:r>
-        <w:rPr>
-          <w:rFonts w:ascii="Times New Roman" w:eastAsia="新細明體" w:hAnsi="Times New Roman" w:cs="Times New Roman" w:hint="eastAsia"/>
-          <w:sz w:val="24"/>
-          <w:szCs w:val="24"/>
-          <w:lang w:eastAsia="zh-TW"/>
-        </w:rPr>
-        <w:t xml:space="preserve">: </w:t>
-      </w:r>
-      <w:r>
-        <w:rPr>
-          <w:rFonts w:ascii="Times New Roman" w:eastAsia="新細明體" w:hAnsi="Times New Roman" w:cs="Times New Roman"/>
-          <w:sz w:val="24"/>
-          <w:szCs w:val="24"/>
-          <w:lang w:eastAsia="zh-TW"/>
-        </w:rPr>
-        <w:t>Markov Decision Process</w:t>
-      </w:r>
-      <w:r>
-        <w:rPr>
-          <w:rFonts w:ascii="Times New Roman" w:eastAsia="新細明體" w:hAnsi="Times New Roman" w:cs="Times New Roman"/>
-          <w:sz w:val="24"/>
-          <w:szCs w:val="24"/>
-          <w:lang w:eastAsia="zh-TW"/>
-        </w:rPr>
-        <w:t xml:space="preserve"> </w:t>
-      </w:r>
-      <w:r>
-        <w:rPr>
-          <w:rFonts w:ascii="Times New Roman" w:eastAsia="新細明體" w:hAnsi="Times New Roman" w:cs="Times New Roman" w:hint="eastAsia"/>
-          <w:sz w:val="24"/>
-          <w:szCs w:val="24"/>
-          <w:lang w:eastAsia="zh-TW"/>
-        </w:rPr>
-        <w:t>(MDP)</w:t>
+        <w:t>MDP)</w:t>
       </w:r>
     </w:p>
     <w:p>
@@ -1366,14 +1428,15 @@
         <w:spacing w:line="360" w:lineRule="auto"/>
         <w:ind w:left="1560"/>
         <w:rPr>
-          <w:rFonts w:ascii="Times New Roman" w:hAnsi="Times New Roman" w:cs="Times New Roman" w:hint="eastAsia"/>
-          <w:sz w:val="24"/>
-          <w:szCs w:val="24"/>
-        </w:rPr>
-      </w:pPr>
-      <w:r>
-        <w:rPr>
           <w:rFonts w:ascii="Times New Roman" w:hAnsi="Times New Roman" w:cs="Times New Roman"/>
+          <w:sz w:val="24"/>
+          <w:szCs w:val="24"/>
+        </w:rPr>
+      </w:pPr>
+      <w:r>
+        <w:rPr>
+          <w:rFonts w:ascii="Times New Roman" w:hAnsi="Times New Roman" w:cs="Times New Roman"/>
+          <w:noProof/>
           <w:sz w:val="24"/>
           <w:szCs w:val="24"/>
         </w:rPr>
@@ -1626,6 +1689,3719 @@
         <w:t>Liquid cooling technologies</w:t>
       </w:r>
     </w:p>
+    <w:p>
+      <w:pPr>
+        <w:spacing w:line="360" w:lineRule="auto"/>
+        <w:rPr>
+          <w:rFonts w:ascii="Times New Roman" w:eastAsia="新細明體" w:hAnsi="Times New Roman" w:cs="Times New Roman"/>
+          <w:sz w:val="24"/>
+          <w:szCs w:val="24"/>
+          <w:lang w:eastAsia="zh-TW"/>
+        </w:rPr>
+      </w:pPr>
+    </w:p>
+    <w:p>
+      <w:pPr>
+        <w:spacing w:line="360" w:lineRule="auto"/>
+        <w:rPr>
+          <w:rFonts w:ascii="Times New Roman" w:eastAsia="新細明體" w:hAnsi="Times New Roman" w:cs="Times New Roman"/>
+          <w:sz w:val="24"/>
+          <w:szCs w:val="24"/>
+          <w:lang w:eastAsia="zh-TW"/>
+        </w:rPr>
+      </w:pPr>
+    </w:p>
+    <w:p>
+      <w:pPr>
+        <w:spacing w:line="360" w:lineRule="auto"/>
+        <w:rPr>
+          <w:rFonts w:ascii="Times New Roman" w:eastAsia="新細明體" w:hAnsi="Times New Roman" w:cs="Times New Roman"/>
+          <w:sz w:val="24"/>
+          <w:szCs w:val="24"/>
+          <w:lang w:eastAsia="zh-TW"/>
+        </w:rPr>
+      </w:pPr>
+    </w:p>
+    <w:p>
+      <w:pPr>
+        <w:spacing w:line="360" w:lineRule="auto"/>
+        <w:rPr>
+          <w:rFonts w:ascii="Times New Roman" w:eastAsia="新細明體" w:hAnsi="Times New Roman" w:cs="Times New Roman"/>
+          <w:sz w:val="24"/>
+          <w:szCs w:val="24"/>
+          <w:lang w:eastAsia="zh-TW"/>
+        </w:rPr>
+      </w:pPr>
+    </w:p>
+    <w:p>
+      <w:pPr>
+        <w:spacing w:line="360" w:lineRule="auto"/>
+        <w:rPr>
+          <w:rFonts w:ascii="Times New Roman" w:eastAsia="新細明體" w:hAnsi="Times New Roman" w:cs="Times New Roman"/>
+          <w:sz w:val="24"/>
+          <w:szCs w:val="24"/>
+          <w:lang w:eastAsia="zh-TW"/>
+        </w:rPr>
+      </w:pPr>
+    </w:p>
+    <w:p>
+      <w:pPr>
+        <w:spacing w:line="360" w:lineRule="auto"/>
+        <w:rPr>
+          <w:rFonts w:ascii="Times New Roman" w:eastAsia="新細明體" w:hAnsi="Times New Roman" w:cs="Times New Roman"/>
+          <w:sz w:val="24"/>
+          <w:szCs w:val="24"/>
+          <w:lang w:eastAsia="zh-TW"/>
+        </w:rPr>
+      </w:pPr>
+    </w:p>
+    <w:p>
+      <w:pPr>
+        <w:spacing w:line="360" w:lineRule="auto"/>
+        <w:rPr>
+          <w:rFonts w:ascii="Times New Roman" w:eastAsia="新細明體" w:hAnsi="Times New Roman" w:cs="Times New Roman"/>
+          <w:sz w:val="24"/>
+          <w:szCs w:val="24"/>
+          <w:lang w:eastAsia="zh-TW"/>
+        </w:rPr>
+      </w:pPr>
+    </w:p>
+    <w:p>
+      <w:pPr>
+        <w:spacing w:line="360" w:lineRule="auto"/>
+        <w:rPr>
+          <w:rFonts w:ascii="Times New Roman" w:eastAsia="新細明體" w:hAnsi="Times New Roman" w:cs="Times New Roman"/>
+          <w:sz w:val="24"/>
+          <w:szCs w:val="24"/>
+          <w:lang w:eastAsia="zh-TW"/>
+        </w:rPr>
+      </w:pPr>
+    </w:p>
+    <w:p>
+      <w:pPr>
+        <w:spacing w:line="360" w:lineRule="auto"/>
+        <w:rPr>
+          <w:rFonts w:ascii="Times New Roman" w:eastAsia="新細明體" w:hAnsi="Times New Roman" w:cs="Times New Roman"/>
+          <w:b/>
+          <w:bCs/>
+          <w:sz w:val="28"/>
+          <w:szCs w:val="28"/>
+          <w:lang w:eastAsia="zh-TW"/>
+        </w:rPr>
+      </w:pPr>
+      <w:r>
+        <w:rPr>
+          <w:rFonts w:ascii="Times New Roman" w:eastAsia="新細明體" w:hAnsi="Times New Roman" w:cs="Times New Roman" w:hint="eastAsia"/>
+          <w:b/>
+          <w:bCs/>
+          <w:sz w:val="28"/>
+          <w:szCs w:val="28"/>
+          <w:lang w:eastAsia="zh-TW"/>
+        </w:rPr>
+        <w:t>Paper 2:</w:t>
+      </w:r>
+    </w:p>
+    <w:p>
+      <w:pPr>
+        <w:spacing w:line="360" w:lineRule="auto"/>
+        <w:rPr>
+          <w:rFonts w:ascii="Times New Roman" w:eastAsia="新細明體" w:hAnsi="Times New Roman" w:cs="Times New Roman"/>
+          <w:sz w:val="24"/>
+          <w:szCs w:val="24"/>
+          <w:lang w:eastAsia="zh-TW"/>
+        </w:rPr>
+      </w:pPr>
+      <w:r>
+        <w:rPr>
+          <w:rFonts w:ascii="Times New Roman" w:eastAsia="新細明體" w:hAnsi="Times New Roman" w:cs="Times New Roman"/>
+          <w:sz w:val="24"/>
+          <w:szCs w:val="24"/>
+          <w:lang w:eastAsia="zh-TW"/>
+        </w:rPr>
+        <w:t>Environmental</w:t>
+      </w:r>
+      <w:r>
+        <w:rPr>
+          <w:rFonts w:ascii="Times New Roman" w:eastAsia="新細明體" w:hAnsi="Times New Roman" w:cs="Times New Roman" w:hint="eastAsia"/>
+          <w:sz w:val="24"/>
+          <w:szCs w:val="24"/>
+          <w:lang w:eastAsia="zh-TW"/>
+        </w:rPr>
+        <w:t xml:space="preserve"> </w:t>
+      </w:r>
+      <w:r>
+        <w:rPr>
+          <w:rFonts w:ascii="Times New Roman" w:eastAsia="新細明體" w:hAnsi="Times New Roman" w:cs="Times New Roman"/>
+          <w:sz w:val="24"/>
+          <w:szCs w:val="24"/>
+          <w:lang w:eastAsia="zh-TW"/>
+        </w:rPr>
+        <w:t>sensor</w:t>
+      </w:r>
+      <w:r>
+        <w:rPr>
+          <w:rFonts w:ascii="Times New Roman" w:eastAsia="新細明體" w:hAnsi="Times New Roman" w:cs="Times New Roman" w:hint="eastAsia"/>
+          <w:sz w:val="24"/>
+          <w:szCs w:val="24"/>
+          <w:lang w:eastAsia="zh-TW"/>
+        </w:rPr>
+        <w:t xml:space="preserve"> </w:t>
+      </w:r>
+      <w:r>
+        <w:rPr>
+          <w:rFonts w:ascii="Times New Roman" w:eastAsia="新細明體" w:hAnsi="Times New Roman" w:cs="Times New Roman"/>
+          <w:sz w:val="24"/>
+          <w:szCs w:val="24"/>
+          <w:lang w:eastAsia="zh-TW"/>
+        </w:rPr>
+        <w:t>placement</w:t>
+      </w:r>
+      <w:r>
+        <w:rPr>
+          <w:rFonts w:ascii="Times New Roman" w:eastAsia="新細明體" w:hAnsi="Times New Roman" w:cs="Times New Roman" w:hint="eastAsia"/>
+          <w:sz w:val="24"/>
+          <w:szCs w:val="24"/>
+          <w:lang w:eastAsia="zh-TW"/>
+        </w:rPr>
+        <w:t xml:space="preserve"> </w:t>
+      </w:r>
+      <w:r>
+        <w:rPr>
+          <w:rFonts w:ascii="Times New Roman" w:eastAsia="新細明體" w:hAnsi="Times New Roman" w:cs="Times New Roman"/>
+          <w:sz w:val="24"/>
+          <w:szCs w:val="24"/>
+          <w:lang w:eastAsia="zh-TW"/>
+        </w:rPr>
+        <w:t>with</w:t>
+      </w:r>
+      <w:r>
+        <w:rPr>
+          <w:rFonts w:ascii="Times New Roman" w:eastAsia="新細明體" w:hAnsi="Times New Roman" w:cs="Times New Roman" w:hint="eastAsia"/>
+          <w:sz w:val="24"/>
+          <w:szCs w:val="24"/>
+          <w:lang w:eastAsia="zh-TW"/>
+        </w:rPr>
+        <w:t xml:space="preserve"> </w:t>
+      </w:r>
+      <w:r>
+        <w:rPr>
+          <w:rFonts w:ascii="Times New Roman" w:eastAsia="新細明體" w:hAnsi="Times New Roman" w:cs="Times New Roman"/>
+          <w:sz w:val="24"/>
+          <w:szCs w:val="24"/>
+          <w:lang w:eastAsia="zh-TW"/>
+        </w:rPr>
+        <w:t>convolutional</w:t>
+      </w:r>
+    </w:p>
+    <w:p>
+      <w:pPr>
+        <w:pStyle w:val="ae"/>
+        <w:numPr>
+          <w:ilvl w:val="0"/>
+          <w:numId w:val="20"/>
+        </w:numPr>
+        <w:spacing w:line="360" w:lineRule="auto"/>
+        <w:rPr>
+          <w:rFonts w:ascii="標楷體" w:eastAsia="標楷體" w:hAnsi="標楷體" w:cs="Times New Roman"/>
+          <w:sz w:val="24"/>
+          <w:szCs w:val="24"/>
+          <w:lang w:eastAsia="zh-TW"/>
+        </w:rPr>
+      </w:pPr>
+      <w:r>
+        <w:rPr>
+          <w:rFonts w:ascii="標楷體" w:eastAsia="標楷體" w:hAnsi="標楷體" w:cs="Times New Roman"/>
+          <w:sz w:val="24"/>
+          <w:szCs w:val="24"/>
+          <w:lang w:eastAsia="zh-TW"/>
+        </w:rPr>
+        <w:t>總結問題</w:t>
+      </w:r>
+    </w:p>
+    <w:p>
+      <w:pPr>
+        <w:pStyle w:val="ae"/>
+        <w:spacing w:line="360" w:lineRule="auto"/>
+        <w:ind w:firstLine="720"/>
+        <w:rPr>
+          <w:rFonts w:ascii="標楷體" w:eastAsia="標楷體" w:hAnsi="標楷體"/>
+          <w:lang w:eastAsia="zh-TW"/>
+        </w:rPr>
+      </w:pPr>
+      <w:r>
+        <w:rPr>
+          <w:rFonts w:ascii="標楷體" w:eastAsia="標楷體" w:hAnsi="標楷體" w:cs="Times New Roman"/>
+          <w:sz w:val="24"/>
+          <w:szCs w:val="24"/>
+          <w:lang w:eastAsia="zh-TW"/>
+        </w:rPr>
+        <w:t>環境感測器要放在哪裡，才能用最少的感測器獲得最多有用資訊。</w:t>
+      </w:r>
+      <w:r>
+        <w:rPr>
+          <w:rFonts w:ascii="標楷體" w:eastAsia="標楷體" w:hAnsi="標楷體"/>
+          <w:sz w:val="24"/>
+          <w:szCs w:val="24"/>
+          <w:lang w:eastAsia="zh-TW"/>
+        </w:rPr>
+        <w:t>以南極洲氣溫觀測為例，南極地區感測站很少，而且建置成本高，所以不能隨便放。作者希望用機器學習模型判斷：</w:t>
+      </w:r>
+      <w:r>
+        <w:rPr>
+          <w:rFonts w:ascii="標楷體" w:eastAsia="標楷體" w:hAnsi="標楷體" w:hint="eastAsia"/>
+          <w:sz w:val="24"/>
+          <w:szCs w:val="24"/>
+          <w:lang w:eastAsia="zh-TW"/>
+        </w:rPr>
+        <w:t>哪</w:t>
+      </w:r>
+      <w:proofErr w:type="gramStart"/>
+      <w:r>
+        <w:rPr>
+          <w:rFonts w:ascii="標楷體" w:eastAsia="標楷體" w:hAnsi="標楷體" w:hint="eastAsia"/>
+          <w:sz w:val="24"/>
+          <w:szCs w:val="24"/>
+          <w:lang w:eastAsia="zh-TW"/>
+        </w:rPr>
+        <w:t>個</w:t>
+      </w:r>
+      <w:proofErr w:type="gramEnd"/>
+      <w:r>
+        <w:rPr>
+          <w:rFonts w:ascii="標楷體" w:eastAsia="標楷體" w:hAnsi="標楷體" w:hint="eastAsia"/>
+          <w:sz w:val="24"/>
+          <w:szCs w:val="24"/>
+          <w:lang w:eastAsia="zh-TW"/>
+        </w:rPr>
+        <w:t>位置新增感測器，可以最大降低預測不確定性</w:t>
+      </w:r>
+      <w:r>
+        <w:rPr>
+          <w:rFonts w:ascii="標楷體" w:eastAsia="標楷體" w:hAnsi="標楷體" w:cs="Times New Roman" w:hint="eastAsia"/>
+          <w:sz w:val="24"/>
+          <w:szCs w:val="24"/>
+          <w:lang w:eastAsia="zh-TW"/>
+        </w:rPr>
+        <w:t>，</w:t>
+      </w:r>
+      <w:r>
+        <w:rPr>
+          <w:rFonts w:ascii="標楷體" w:eastAsia="標楷體" w:hAnsi="標楷體" w:cs="Times New Roman"/>
+          <w:sz w:val="24"/>
+          <w:szCs w:val="24"/>
+          <w:lang w:eastAsia="zh-TW"/>
+        </w:rPr>
+        <w:t>也就是找出最有價</w:t>
+      </w:r>
+      <w:r>
+        <w:rPr>
+          <w:rFonts w:ascii="標楷體" w:eastAsia="標楷體" w:hAnsi="標楷體" w:cs="Times New Roman" w:hint="eastAsia"/>
+          <w:sz w:val="24"/>
+          <w:szCs w:val="24"/>
+          <w:lang w:eastAsia="zh-TW"/>
+        </w:rPr>
+        <w:t>值的感測器位置。</w:t>
+      </w:r>
+    </w:p>
+    <w:p>
+      <w:pPr>
+        <w:pStyle w:val="ae"/>
+        <w:spacing w:line="360" w:lineRule="auto"/>
+        <w:ind w:left="480"/>
+        <w:rPr>
+          <w:rFonts w:ascii="標楷體" w:eastAsia="標楷體" w:hAnsi="標楷體" w:cs="Times New Roman" w:hint="eastAsia"/>
+          <w:sz w:val="24"/>
+          <w:szCs w:val="24"/>
+          <w:lang w:eastAsia="zh-TW"/>
+        </w:rPr>
+      </w:pPr>
+    </w:p>
+    <w:p>
+      <w:pPr>
+        <w:pStyle w:val="ae"/>
+        <w:numPr>
+          <w:ilvl w:val="0"/>
+          <w:numId w:val="20"/>
+        </w:numPr>
+        <w:spacing w:line="360" w:lineRule="auto"/>
+        <w:rPr>
+          <w:rFonts w:ascii="標楷體" w:eastAsia="標楷體" w:hAnsi="標楷體" w:cs="Times New Roman"/>
+          <w:sz w:val="24"/>
+          <w:szCs w:val="24"/>
+          <w:lang w:eastAsia="zh-TW"/>
+        </w:rPr>
+      </w:pPr>
+      <w:r>
+        <w:rPr>
+          <w:rFonts w:ascii="標楷體" w:eastAsia="標楷體" w:hAnsi="標楷體" w:cs="Times New Roman" w:hint="eastAsia"/>
+          <w:sz w:val="24"/>
+          <w:szCs w:val="24"/>
+          <w:lang w:eastAsia="zh-TW"/>
+        </w:rPr>
+        <w:t>面臨的</w:t>
+      </w:r>
+      <w:r>
+        <w:rPr>
+          <w:rFonts w:ascii="標楷體" w:eastAsia="標楷體" w:hAnsi="標楷體" w:cs="Times New Roman"/>
+          <w:sz w:val="24"/>
+          <w:szCs w:val="24"/>
+          <w:lang w:eastAsia="zh-TW"/>
+        </w:rPr>
+        <w:t>挑戰</w:t>
+      </w:r>
+    </w:p>
+    <w:p>
+      <w:pPr>
+        <w:pStyle w:val="ae"/>
+        <w:numPr>
+          <w:ilvl w:val="0"/>
+          <w:numId w:val="21"/>
+        </w:numPr>
+        <w:spacing w:line="360" w:lineRule="auto"/>
+        <w:rPr>
+          <w:rFonts w:ascii="標楷體" w:eastAsia="標楷體" w:hAnsi="標楷體"/>
+          <w:lang w:eastAsia="zh-TW"/>
+        </w:rPr>
+      </w:pPr>
+      <w:r>
+        <w:rPr>
+          <w:rFonts w:ascii="標楷體" w:eastAsia="標楷體" w:hAnsi="標楷體" w:cs="Times New Roman"/>
+          <w:sz w:val="24"/>
+          <w:szCs w:val="24"/>
+          <w:lang w:eastAsia="zh-TW"/>
+        </w:rPr>
+        <w:t>南極觀測資料稀疏</w:t>
+      </w:r>
+      <w:r>
+        <w:rPr>
+          <w:rFonts w:ascii="標楷體" w:eastAsia="標楷體" w:hAnsi="標楷體" w:cs="Times New Roman" w:hint="eastAsia"/>
+          <w:sz w:val="24"/>
+          <w:szCs w:val="24"/>
+          <w:lang w:eastAsia="zh-TW"/>
+        </w:rPr>
+        <w:t>:</w:t>
+      </w:r>
+      <w:r>
+        <w:rPr>
+          <w:rFonts w:ascii="新細明體" w:eastAsia="新細明體" w:hAnsi="新細明體" w:cs="新細明體"/>
+          <w:sz w:val="24"/>
+          <w:szCs w:val="24"/>
+          <w:lang w:eastAsia="zh-TW"/>
+        </w:rPr>
+        <w:t xml:space="preserve"> </w:t>
+      </w:r>
+      <w:r>
+        <w:rPr>
+          <w:rFonts w:ascii="標楷體" w:eastAsia="標楷體" w:hAnsi="標楷體"/>
+          <w:lang w:eastAsia="zh-TW"/>
+        </w:rPr>
+        <w:t>南極地區偏遠，現有氣象站數量少，觀測點分布不均。</w:t>
+      </w:r>
+    </w:p>
+    <w:p>
+      <w:pPr>
+        <w:pStyle w:val="ae"/>
+        <w:spacing w:line="360" w:lineRule="auto"/>
+        <w:ind w:left="1080"/>
+        <w:rPr>
+          <w:rFonts w:ascii="標楷體" w:eastAsia="標楷體" w:hAnsi="標楷體" w:cs="Times New Roman"/>
+          <w:sz w:val="24"/>
+          <w:szCs w:val="24"/>
+          <w:lang w:eastAsia="zh-TW"/>
+        </w:rPr>
+      </w:pPr>
+      <w:r>
+        <w:rPr>
+          <w:rFonts w:ascii="標楷體" w:eastAsia="標楷體" w:hAnsi="標楷體" w:cs="Times New Roman"/>
+          <w:sz w:val="24"/>
+          <w:szCs w:val="24"/>
+          <w:lang w:eastAsia="zh-TW"/>
+        </w:rPr>
+        <w:t>所以模型必須能在資料很少的地方推估溫度變化。</w:t>
+      </w:r>
+    </w:p>
+    <w:p>
+      <w:pPr>
+        <w:pStyle w:val="ae"/>
+        <w:numPr>
+          <w:ilvl w:val="0"/>
+          <w:numId w:val="21"/>
+        </w:numPr>
+        <w:spacing w:line="360" w:lineRule="auto"/>
+        <w:rPr>
+          <w:rFonts w:ascii="標楷體" w:eastAsia="標楷體" w:hAnsi="標楷體" w:cs="Times New Roman"/>
+          <w:sz w:val="24"/>
+          <w:szCs w:val="24"/>
+          <w:lang w:eastAsia="zh-TW"/>
+        </w:rPr>
+      </w:pPr>
+      <w:r>
+        <w:rPr>
+          <w:rFonts w:ascii="標楷體" w:eastAsia="標楷體" w:hAnsi="標楷體" w:cs="Times New Roman"/>
+          <w:sz w:val="24"/>
+          <w:szCs w:val="24"/>
+          <w:lang w:eastAsia="zh-TW"/>
+        </w:rPr>
+        <w:t>環境資料具有非平穩性</w:t>
+      </w:r>
+      <w:r>
+        <w:rPr>
+          <w:rFonts w:ascii="標楷體" w:eastAsia="標楷體" w:hAnsi="標楷體" w:cs="Times New Roman" w:hint="eastAsia"/>
+          <w:sz w:val="24"/>
+          <w:szCs w:val="24"/>
+          <w:lang w:eastAsia="zh-TW"/>
+        </w:rPr>
+        <w:t>:</w:t>
+      </w:r>
+      <w:r>
+        <w:rPr>
+          <w:lang w:eastAsia="zh-TW"/>
+        </w:rPr>
+        <w:t xml:space="preserve"> </w:t>
+      </w:r>
+      <w:r>
+        <w:rPr>
+          <w:rFonts w:ascii="標楷體" w:eastAsia="標楷體" w:hAnsi="標楷體" w:cs="Times New Roman"/>
+          <w:sz w:val="24"/>
+          <w:szCs w:val="24"/>
+          <w:lang w:eastAsia="zh-TW"/>
+        </w:rPr>
+        <w:t>實際氣溫資料</w:t>
+      </w:r>
+      <w:r>
+        <w:rPr>
+          <w:rFonts w:ascii="Times New Roman" w:eastAsia="標楷體" w:hAnsi="Times New Roman" w:cs="Times New Roman"/>
+          <w:sz w:val="24"/>
+          <w:szCs w:val="24"/>
+          <w:lang w:eastAsia="zh-TW"/>
+        </w:rPr>
+        <w:t>(</w:t>
+      </w:r>
+      <w:r>
+        <w:rPr>
+          <w:rFonts w:ascii="標楷體" w:eastAsia="標楷體" w:hAnsi="標楷體" w:cs="Times New Roman" w:hint="eastAsia"/>
+          <w:sz w:val="24"/>
+          <w:szCs w:val="24"/>
+          <w:lang w:eastAsia="zh-TW"/>
+        </w:rPr>
+        <w:t>例如:海岸線、山脈、內陸、季節</w:t>
+      </w:r>
+      <w:r>
+        <w:rPr>
+          <w:rFonts w:ascii="Times New Roman" w:eastAsia="標楷體" w:hAnsi="Times New Roman" w:cs="Times New Roman"/>
+          <w:sz w:val="24"/>
+          <w:szCs w:val="24"/>
+          <w:lang w:eastAsia="zh-TW"/>
+        </w:rPr>
+        <w:t>)</w:t>
+      </w:r>
+      <w:r>
+        <w:rPr>
+          <w:rFonts w:ascii="標楷體" w:eastAsia="標楷體" w:hAnsi="標楷體" w:cs="Times New Roman" w:hint="eastAsia"/>
+          <w:sz w:val="24"/>
+          <w:szCs w:val="24"/>
+          <w:lang w:eastAsia="zh-TW"/>
+        </w:rPr>
+        <w:t>都會影響溫度相關性</w:t>
+      </w:r>
+    </w:p>
+    <w:p>
+      <w:pPr>
+        <w:pStyle w:val="ae"/>
+        <w:numPr>
+          <w:ilvl w:val="0"/>
+          <w:numId w:val="21"/>
+        </w:numPr>
+        <w:spacing w:line="360" w:lineRule="auto"/>
+        <w:rPr>
+          <w:rFonts w:ascii="標楷體" w:eastAsia="標楷體" w:hAnsi="標楷體" w:cs="Times New Roman"/>
+          <w:sz w:val="24"/>
+          <w:szCs w:val="24"/>
+          <w:lang w:eastAsia="zh-TW"/>
+        </w:rPr>
+      </w:pPr>
+      <w:r>
+        <w:rPr>
+          <w:rFonts w:ascii="標楷體" w:eastAsia="標楷體" w:hAnsi="標楷體" w:cs="Times New Roman" w:hint="eastAsia"/>
+          <w:sz w:val="24"/>
+          <w:szCs w:val="24"/>
+          <w:lang w:eastAsia="zh-TW"/>
+        </w:rPr>
+        <w:t>傳統</w:t>
+      </w:r>
+      <w:r>
+        <w:rPr>
+          <w:rFonts w:ascii="Times New Roman" w:eastAsia="標楷體" w:hAnsi="Times New Roman" w:cs="Times New Roman"/>
+          <w:sz w:val="24"/>
+          <w:szCs w:val="24"/>
+          <w:lang w:eastAsia="zh-TW"/>
+        </w:rPr>
+        <w:t>Gaussian Process</w:t>
+      </w:r>
+      <w:r>
+        <w:rPr>
+          <w:rFonts w:ascii="Times New Roman" w:eastAsia="標楷體" w:hAnsi="Times New Roman" w:cs="Times New Roman"/>
+          <w:sz w:val="24"/>
+          <w:szCs w:val="24"/>
+          <w:lang w:eastAsia="zh-TW"/>
+        </w:rPr>
+        <w:t>(</w:t>
+      </w:r>
+      <w:r>
+        <w:rPr>
+          <w:rFonts w:ascii="Times New Roman" w:eastAsia="標楷體" w:hAnsi="Times New Roman" w:cs="Times New Roman"/>
+          <w:sz w:val="24"/>
+          <w:szCs w:val="24"/>
+          <w:lang w:eastAsia="zh-TW"/>
+        </w:rPr>
+        <w:t>GP)</w:t>
+      </w:r>
+      <w:r>
+        <w:rPr>
+          <w:rFonts w:ascii="標楷體" w:eastAsia="標楷體" w:hAnsi="標楷體" w:cs="Times New Roman" w:hint="eastAsia"/>
+          <w:sz w:val="24"/>
+          <w:szCs w:val="24"/>
+          <w:lang w:eastAsia="zh-TW"/>
+        </w:rPr>
+        <w:t xml:space="preserve"> 不容易擴散: </w:t>
+      </w:r>
+      <w:r>
+        <w:rPr>
+          <w:rFonts w:ascii="Times New Roman" w:eastAsia="標楷體" w:hAnsi="Times New Roman" w:cs="Times New Roman"/>
+          <w:sz w:val="24"/>
+          <w:szCs w:val="24"/>
+          <w:lang w:eastAsia="zh-TW"/>
+        </w:rPr>
+        <w:t>GP</w:t>
+      </w:r>
+      <w:r>
+        <w:rPr>
+          <w:rFonts w:ascii="標楷體" w:eastAsia="標楷體" w:hAnsi="標楷體" w:cs="Times New Roman"/>
+          <w:sz w:val="24"/>
+          <w:szCs w:val="24"/>
+          <w:lang w:eastAsia="zh-TW"/>
+        </w:rPr>
+        <w:t xml:space="preserve"> 的計算成本通常會隨資料量快速增加</w:t>
+      </w:r>
+      <w:r>
+        <w:rPr>
+          <w:rFonts w:ascii="標楷體" w:eastAsia="標楷體" w:hAnsi="標楷體" w:cs="Times New Roman" w:hint="eastAsia"/>
+          <w:sz w:val="24"/>
+          <w:szCs w:val="24"/>
+          <w:lang w:eastAsia="zh-TW"/>
+        </w:rPr>
+        <w:t>，</w:t>
+      </w:r>
+      <w:r>
+        <w:rPr>
+          <w:rFonts w:ascii="標楷體" w:eastAsia="標楷體" w:hAnsi="標楷體" w:cs="Times New Roman"/>
+          <w:sz w:val="24"/>
+          <w:szCs w:val="24"/>
+          <w:lang w:eastAsia="zh-TW"/>
+        </w:rPr>
+        <w:t xml:space="preserve">而環境資料通常很大，例如 </w:t>
+      </w:r>
+      <w:r>
+        <w:rPr>
+          <w:rFonts w:ascii="Times New Roman" w:eastAsia="標楷體" w:hAnsi="Times New Roman" w:cs="Times New Roman"/>
+          <w:sz w:val="24"/>
+          <w:szCs w:val="24"/>
+          <w:lang w:eastAsia="zh-TW"/>
+        </w:rPr>
+        <w:t>ERA5</w:t>
+      </w:r>
+      <w:r>
+        <w:rPr>
+          <w:rFonts w:ascii="標楷體" w:eastAsia="標楷體" w:hAnsi="標楷體" w:cs="Times New Roman"/>
+          <w:sz w:val="24"/>
+          <w:szCs w:val="24"/>
+          <w:lang w:eastAsia="zh-TW"/>
+        </w:rPr>
+        <w:t xml:space="preserve"> 再分析資料、地形資料、衛星資料等，因此傳統 </w:t>
+      </w:r>
+      <w:r>
+        <w:rPr>
+          <w:rFonts w:ascii="Times New Roman" w:eastAsia="標楷體" w:hAnsi="Times New Roman" w:cs="Times New Roman"/>
+          <w:sz w:val="24"/>
+          <w:szCs w:val="24"/>
+          <w:lang w:eastAsia="zh-TW"/>
+        </w:rPr>
+        <w:t xml:space="preserve">GP </w:t>
+      </w:r>
+      <w:r>
+        <w:rPr>
+          <w:rFonts w:ascii="標楷體" w:eastAsia="標楷體" w:hAnsi="標楷體" w:cs="Times New Roman"/>
+          <w:sz w:val="24"/>
+          <w:szCs w:val="24"/>
+          <w:lang w:eastAsia="zh-TW"/>
+        </w:rPr>
+        <w:t>不容易直接應用在大型資料。</w:t>
+      </w:r>
+    </w:p>
+    <w:p>
+      <w:pPr>
+        <w:pStyle w:val="ae"/>
+        <w:numPr>
+          <w:ilvl w:val="0"/>
+          <w:numId w:val="21"/>
+        </w:numPr>
+        <w:spacing w:line="360" w:lineRule="auto"/>
+        <w:rPr>
+          <w:rFonts w:ascii="標楷體" w:eastAsia="標楷體" w:hAnsi="標楷體" w:cs="Times New Roman" w:hint="eastAsia"/>
+          <w:sz w:val="24"/>
+          <w:szCs w:val="24"/>
+          <w:lang w:eastAsia="zh-TW"/>
+        </w:rPr>
+      </w:pPr>
+      <w:r>
+        <w:rPr>
+          <w:rFonts w:ascii="標楷體" w:eastAsia="標楷體" w:hAnsi="標楷體" w:cs="Times New Roman" w:hint="eastAsia"/>
+          <w:sz w:val="24"/>
+          <w:szCs w:val="24"/>
+          <w:lang w:eastAsia="zh-TW"/>
+        </w:rPr>
+        <w:t>多來源資料整合困難</w:t>
+      </w:r>
+      <w:r>
+        <w:rPr>
+          <w:rFonts w:ascii="標楷體" w:eastAsia="標楷體" w:hAnsi="標楷體" w:cs="Times New Roman" w:hint="eastAsia"/>
+          <w:sz w:val="24"/>
+          <w:szCs w:val="24"/>
+          <w:lang w:eastAsia="zh-TW"/>
+        </w:rPr>
+        <w:t>: 資料包含海拔高度、陸地遮罩、時間座標、空間座標，但</w:t>
+      </w:r>
+      <w:r>
+        <w:rPr>
+          <w:rFonts w:ascii="標楷體" w:eastAsia="標楷體" w:hAnsi="標楷體" w:cs="Times New Roman"/>
+          <w:sz w:val="24"/>
+          <w:szCs w:val="24"/>
+          <w:lang w:eastAsia="zh-TW"/>
+        </w:rPr>
+        <w:t xml:space="preserve">傳統 </w:t>
+      </w:r>
+      <w:r>
+        <w:rPr>
+          <w:rFonts w:ascii="Times New Roman" w:eastAsia="標楷體" w:hAnsi="Times New Roman" w:cs="Times New Roman"/>
+          <w:sz w:val="24"/>
+          <w:szCs w:val="24"/>
+          <w:lang w:eastAsia="zh-TW"/>
+        </w:rPr>
+        <w:t>GP</w:t>
+      </w:r>
+      <w:r>
+        <w:rPr>
+          <w:rFonts w:ascii="標楷體" w:eastAsia="標楷體" w:hAnsi="標楷體" w:cs="Times New Roman"/>
+          <w:sz w:val="24"/>
+          <w:szCs w:val="24"/>
+          <w:lang w:eastAsia="zh-TW"/>
+        </w:rPr>
+        <w:t xml:space="preserve"> 不容易同時吃進不同型態的資料</w:t>
+      </w:r>
+      <w:r>
+        <w:rPr>
+          <w:rFonts w:ascii="標楷體" w:eastAsia="標楷體" w:hAnsi="標楷體" w:cs="Times New Roman" w:hint="eastAsia"/>
+          <w:sz w:val="24"/>
+          <w:szCs w:val="24"/>
+          <w:lang w:eastAsia="zh-TW"/>
+        </w:rPr>
+        <w:t>。</w:t>
+      </w:r>
+    </w:p>
+    <w:p>
+      <w:pPr>
+        <w:pStyle w:val="ae"/>
+        <w:numPr>
+          <w:ilvl w:val="0"/>
+          <w:numId w:val="20"/>
+        </w:numPr>
+        <w:spacing w:line="360" w:lineRule="auto"/>
+        <w:rPr>
+          <w:rFonts w:ascii="標楷體" w:eastAsia="標楷體" w:hAnsi="標楷體" w:cs="Times New Roman"/>
+          <w:sz w:val="24"/>
+          <w:szCs w:val="24"/>
+          <w:lang w:eastAsia="zh-TW"/>
+        </w:rPr>
+      </w:pPr>
+      <w:r>
+        <w:rPr>
+          <w:rFonts w:ascii="標楷體" w:eastAsia="標楷體" w:hAnsi="標楷體" w:cs="Times New Roman"/>
+          <w:sz w:val="24"/>
+          <w:szCs w:val="24"/>
+          <w:lang w:eastAsia="zh-TW"/>
+        </w:rPr>
+        <w:t>假設</w:t>
+      </w:r>
+    </w:p>
+    <w:p>
+      <w:pPr>
+        <w:pStyle w:val="ae"/>
+        <w:numPr>
+          <w:ilvl w:val="0"/>
+          <w:numId w:val="22"/>
+        </w:numPr>
+        <w:spacing w:line="360" w:lineRule="auto"/>
+        <w:rPr>
+          <w:rFonts w:ascii="標楷體" w:eastAsia="標楷體" w:hAnsi="標楷體" w:cs="Times New Roman"/>
+          <w:sz w:val="24"/>
+          <w:szCs w:val="24"/>
+          <w:lang w:eastAsia="zh-TW"/>
+        </w:rPr>
+      </w:pPr>
+      <w:r>
+        <w:rPr>
+          <w:rFonts w:ascii="標楷體" w:eastAsia="標楷體" w:hAnsi="標楷體" w:cs="Times New Roman"/>
+          <w:sz w:val="24"/>
+          <w:szCs w:val="24"/>
+          <w:lang w:eastAsia="zh-TW"/>
+        </w:rPr>
+        <w:t>不同時間點彼此獨立</w:t>
+      </w:r>
+      <w:r>
+        <w:rPr>
+          <w:rFonts w:ascii="標楷體" w:eastAsia="標楷體" w:hAnsi="標楷體" w:cs="Times New Roman" w:hint="eastAsia"/>
+          <w:sz w:val="24"/>
+          <w:szCs w:val="24"/>
+          <w:lang w:eastAsia="zh-TW"/>
+        </w:rPr>
+        <w:t>: 模型沒有處理時間序列關係。</w:t>
+      </w:r>
+    </w:p>
+    <w:p>
+      <w:pPr>
+        <w:pStyle w:val="ae"/>
+        <w:numPr>
+          <w:ilvl w:val="0"/>
+          <w:numId w:val="22"/>
+        </w:numPr>
+        <w:spacing w:line="360" w:lineRule="auto"/>
+        <w:rPr>
+          <w:rFonts w:ascii="標楷體" w:eastAsia="標楷體" w:hAnsi="標楷體" w:cs="Times New Roman"/>
+          <w:sz w:val="24"/>
+          <w:szCs w:val="24"/>
+          <w:lang w:eastAsia="zh-TW"/>
+        </w:rPr>
+      </w:pPr>
+      <w:r>
+        <w:rPr>
+          <w:rFonts w:ascii="標楷體" w:eastAsia="標楷體" w:hAnsi="標楷體" w:cs="Times New Roman"/>
+          <w:sz w:val="24"/>
+          <w:szCs w:val="24"/>
+          <w:lang w:eastAsia="zh-TW"/>
+        </w:rPr>
+        <w:t xml:space="preserve">只考慮 </w:t>
+      </w:r>
+      <w:r>
+        <w:rPr>
+          <w:rFonts w:ascii="Times New Roman" w:eastAsia="標楷體" w:hAnsi="Times New Roman" w:cs="Times New Roman"/>
+          <w:sz w:val="24"/>
+          <w:szCs w:val="24"/>
+          <w:lang w:eastAsia="zh-TW"/>
+        </w:rPr>
+        <w:t xml:space="preserve">2D </w:t>
+      </w:r>
+      <w:r>
+        <w:rPr>
+          <w:rFonts w:ascii="標楷體" w:eastAsia="標楷體" w:hAnsi="標楷體" w:cs="Times New Roman"/>
+          <w:sz w:val="24"/>
+          <w:szCs w:val="24"/>
+          <w:lang w:eastAsia="zh-TW"/>
+        </w:rPr>
+        <w:t>空間</w:t>
+      </w:r>
+      <w:r>
+        <w:rPr>
+          <w:rFonts w:ascii="標楷體" w:eastAsia="標楷體" w:hAnsi="標楷體" w:cs="Times New Roman" w:hint="eastAsia"/>
+          <w:sz w:val="24"/>
+          <w:szCs w:val="24"/>
+          <w:lang w:eastAsia="zh-TW"/>
+        </w:rPr>
+        <w:t>: 只處理地表平面位置，沒有處理高度或深度。</w:t>
+      </w:r>
+    </w:p>
+    <w:p>
+      <w:pPr>
+        <w:pStyle w:val="ae"/>
+        <w:spacing w:line="360" w:lineRule="auto"/>
+        <w:ind w:left="1080"/>
+        <w:rPr>
+          <w:rFonts w:ascii="標楷體" w:eastAsia="標楷體" w:hAnsi="標楷體" w:cs="Times New Roman"/>
+          <w:sz w:val="24"/>
+          <w:szCs w:val="24"/>
+          <w:lang w:eastAsia="zh-TW"/>
+        </w:rPr>
+      </w:pPr>
+      <m:oMathPara>
+        <m:oMath>
+          <m:r>
+            <w:rPr>
+              <w:rFonts w:ascii="Cambria Math" w:eastAsia="標楷體" w:hAnsi="Cambria Math" w:cs="Times New Roman"/>
+              <w:sz w:val="24"/>
+              <w:szCs w:val="24"/>
+              <w:lang w:eastAsia="zh-TW"/>
+            </w:rPr>
+            <m:t>x=</m:t>
+          </m:r>
+          <m:r>
+            <w:rPr>
+              <w:rFonts w:ascii="Cambria Math" w:eastAsia="標楷體" w:hAnsi="Cambria Math" w:cs="Times New Roman"/>
+              <w:sz w:val="24"/>
+              <w:szCs w:val="24"/>
+              <w:lang w:eastAsia="zh-TW"/>
+            </w:rPr>
+            <m:t>(</m:t>
+          </m:r>
+          <m:r>
+            <w:rPr>
+              <w:rFonts w:ascii="Cambria Math" w:eastAsia="標楷體" w:hAnsi="Cambria Math" w:cs="Times New Roman"/>
+              <w:sz w:val="24"/>
+              <w:szCs w:val="24"/>
+              <w:lang w:eastAsia="zh-TW"/>
+            </w:rPr>
+            <m:t>longitude,latitude)</m:t>
+          </m:r>
+        </m:oMath>
+      </m:oMathPara>
+    </w:p>
+    <w:p>
+      <w:pPr>
+        <w:pStyle w:val="ae"/>
+        <w:numPr>
+          <w:ilvl w:val="0"/>
+          <w:numId w:val="22"/>
+        </w:numPr>
+        <w:spacing w:line="360" w:lineRule="auto"/>
+        <w:rPr>
+          <w:rFonts w:ascii="標楷體" w:eastAsia="標楷體" w:hAnsi="標楷體" w:cs="Times New Roman"/>
+          <w:sz w:val="24"/>
+          <w:szCs w:val="24"/>
+          <w:lang w:eastAsia="zh-TW"/>
+        </w:rPr>
+      </w:pPr>
+      <w:r>
+        <w:rPr>
+          <w:rFonts w:ascii="Times New Roman" w:eastAsia="標楷體" w:hAnsi="Times New Roman" w:cs="Times New Roman"/>
+          <w:sz w:val="24"/>
+          <w:szCs w:val="24"/>
+          <w:lang w:eastAsia="zh-TW"/>
+        </w:rPr>
+        <w:t xml:space="preserve">ERA5 </w:t>
+      </w:r>
+      <w:r>
+        <w:rPr>
+          <w:rFonts w:ascii="標楷體" w:eastAsia="標楷體" w:hAnsi="標楷體" w:cs="Times New Roman"/>
+          <w:sz w:val="24"/>
+          <w:szCs w:val="24"/>
+          <w:lang w:eastAsia="zh-TW"/>
+        </w:rPr>
+        <w:t xml:space="preserve">再分析資料可作為 </w:t>
+      </w:r>
+      <w:r>
+        <w:rPr>
+          <w:rFonts w:ascii="Times New Roman" w:eastAsia="標楷體" w:hAnsi="Times New Roman" w:cs="Times New Roman"/>
+          <w:sz w:val="24"/>
+          <w:szCs w:val="24"/>
+          <w:lang w:eastAsia="zh-TW"/>
+        </w:rPr>
+        <w:t>ground truth</w:t>
+      </w:r>
+      <w:r>
+        <w:rPr>
+          <w:rFonts w:ascii="標楷體" w:eastAsia="標楷體" w:hAnsi="標楷體" w:cs="Times New Roman" w:hint="eastAsia"/>
+          <w:sz w:val="24"/>
+          <w:szCs w:val="24"/>
+          <w:lang w:eastAsia="zh-TW"/>
+        </w:rPr>
+        <w:t>:</w:t>
+      </w:r>
+      <w:r>
+        <w:rPr>
+          <w:lang w:eastAsia="zh-TW"/>
+        </w:rPr>
+        <w:t xml:space="preserve"> </w:t>
+      </w:r>
+      <w:r>
+        <w:rPr>
+          <w:rFonts w:ascii="標楷體" w:eastAsia="標楷體" w:hAnsi="標楷體" w:cs="Times New Roman"/>
+          <w:sz w:val="24"/>
+          <w:szCs w:val="24"/>
+          <w:lang w:eastAsia="zh-TW"/>
+        </w:rPr>
+        <w:t>作者使用</w:t>
+      </w:r>
+      <w:r>
+        <w:rPr>
+          <w:rFonts w:ascii="Times New Roman" w:eastAsia="標楷體" w:hAnsi="Times New Roman" w:cs="Times New Roman"/>
+          <w:sz w:val="24"/>
+          <w:szCs w:val="24"/>
+          <w:lang w:eastAsia="zh-TW"/>
+        </w:rPr>
+        <w:t xml:space="preserve"> ERA5 </w:t>
+      </w:r>
+      <w:r>
+        <w:rPr>
+          <w:rFonts w:ascii="標楷體" w:eastAsia="標楷體" w:hAnsi="標楷體" w:cs="Times New Roman"/>
+          <w:sz w:val="24"/>
+          <w:szCs w:val="24"/>
+          <w:lang w:eastAsia="zh-TW"/>
+        </w:rPr>
+        <w:t xml:space="preserve">的南極 </w:t>
+      </w:r>
+      <w:r>
+        <w:rPr>
+          <w:rFonts w:ascii="Times New Roman" w:eastAsia="標楷體" w:hAnsi="Times New Roman" w:cs="Times New Roman"/>
+          <w:sz w:val="24"/>
+          <w:szCs w:val="24"/>
+          <w:lang w:eastAsia="zh-TW"/>
+        </w:rPr>
+        <w:t>2 m</w:t>
+      </w:r>
+      <w:r>
+        <w:rPr>
+          <w:rFonts w:ascii="標楷體" w:eastAsia="標楷體" w:hAnsi="標楷體" w:cs="Times New Roman"/>
+          <w:sz w:val="24"/>
+          <w:szCs w:val="24"/>
+          <w:lang w:eastAsia="zh-TW"/>
+        </w:rPr>
+        <w:t xml:space="preserve"> 氣溫異常資料當作真實值</w:t>
+      </w:r>
+      <w:r>
+        <w:rPr>
+          <w:rFonts w:ascii="標楷體" w:eastAsia="標楷體" w:hAnsi="標楷體" w:cs="Times New Roman" w:hint="eastAsia"/>
+          <w:sz w:val="24"/>
+          <w:szCs w:val="24"/>
+          <w:lang w:eastAsia="zh-TW"/>
+        </w:rPr>
+        <w:t>，</w:t>
+      </w:r>
+      <w:r>
+        <w:rPr>
+          <w:rFonts w:ascii="標楷體" w:eastAsia="標楷體" w:hAnsi="標楷體" w:cs="Times New Roman"/>
+          <w:sz w:val="24"/>
+          <w:szCs w:val="24"/>
+          <w:lang w:eastAsia="zh-TW"/>
+        </w:rPr>
+        <w:t>也代表它目前是</w:t>
+      </w:r>
+      <w:r>
+        <w:rPr>
+          <w:rFonts w:ascii="標楷體" w:eastAsia="標楷體" w:hAnsi="標楷體" w:cs="Times New Roman"/>
+          <w:sz w:val="24"/>
+          <w:szCs w:val="24"/>
+          <w:lang w:eastAsia="zh-TW"/>
+        </w:rPr>
+        <w:t>模擬型實驗</w:t>
+      </w:r>
+      <w:r>
+        <w:rPr>
+          <w:rFonts w:ascii="標楷體" w:eastAsia="標楷體" w:hAnsi="標楷體" w:cs="Times New Roman"/>
+          <w:sz w:val="24"/>
+          <w:szCs w:val="24"/>
+          <w:lang w:eastAsia="zh-TW"/>
+        </w:rPr>
+        <w:t>，不是直接用真實新感測器部署結果驗證</w:t>
+      </w:r>
+      <w:r>
+        <w:rPr>
+          <w:rFonts w:ascii="標楷體" w:eastAsia="標楷體" w:hAnsi="標楷體" w:cs="Times New Roman" w:hint="eastAsia"/>
+          <w:sz w:val="24"/>
+          <w:szCs w:val="24"/>
+          <w:lang w:eastAsia="zh-TW"/>
+        </w:rPr>
+        <w:t>。</w:t>
+      </w:r>
+    </w:p>
+    <w:p>
+      <w:pPr>
+        <w:spacing w:line="360" w:lineRule="auto"/>
+        <w:rPr>
+          <w:rFonts w:ascii="標楷體" w:eastAsia="標楷體" w:hAnsi="標楷體" w:cs="Times New Roman" w:hint="eastAsia"/>
+          <w:sz w:val="24"/>
+          <w:szCs w:val="24"/>
+          <w:lang w:eastAsia="zh-TW"/>
+        </w:rPr>
+      </w:pPr>
+    </w:p>
+    <w:p>
+      <w:pPr>
+        <w:pStyle w:val="ae"/>
+        <w:numPr>
+          <w:ilvl w:val="0"/>
+          <w:numId w:val="20"/>
+        </w:numPr>
+        <w:spacing w:line="360" w:lineRule="auto"/>
+        <w:rPr>
+          <w:rFonts w:ascii="標楷體" w:eastAsia="標楷體" w:hAnsi="標楷體" w:cs="Times New Roman"/>
+          <w:sz w:val="24"/>
+          <w:szCs w:val="24"/>
+          <w:lang w:eastAsia="zh-TW"/>
+        </w:rPr>
+      </w:pPr>
+      <w:r>
+        <w:rPr>
+          <w:rFonts w:ascii="標楷體" w:eastAsia="標楷體" w:hAnsi="標楷體" w:cs="Times New Roman"/>
+          <w:sz w:val="24"/>
+          <w:szCs w:val="24"/>
+          <w:lang w:eastAsia="zh-TW"/>
+        </w:rPr>
+        <w:t>提出的解決方案</w:t>
+      </w:r>
+    </w:p>
+    <w:p>
+      <w:pPr>
+        <w:pStyle w:val="ae"/>
+        <w:spacing w:line="360" w:lineRule="auto"/>
+        <w:ind w:left="1800"/>
+        <w:rPr>
+          <w:rFonts w:ascii="Times New Roman" w:eastAsia="標楷體" w:hAnsi="Times New Roman" w:cs="Times New Roman"/>
+          <w:sz w:val="24"/>
+          <w:szCs w:val="24"/>
+          <w:lang w:eastAsia="zh-TW"/>
+        </w:rPr>
+      </w:pPr>
+      <w:r>
+        <w:rPr>
+          <w:rFonts w:ascii="標楷體" w:eastAsia="標楷體" w:hAnsi="標楷體" w:cs="Times New Roman" w:hint="eastAsia"/>
+          <w:sz w:val="24"/>
+          <w:szCs w:val="24"/>
+          <w:lang w:eastAsia="zh-TW"/>
+        </w:rPr>
+        <w:t>提出</w:t>
+      </w:r>
+      <w:r>
+        <w:rPr>
+          <w:rFonts w:ascii="Times New Roman" w:eastAsia="標楷體" w:hAnsi="Times New Roman" w:cs="Times New Roman"/>
+          <w:sz w:val="24"/>
+          <w:szCs w:val="24"/>
+          <w:lang w:eastAsia="zh-TW"/>
+        </w:rPr>
+        <w:t>Convolutional</w:t>
+      </w:r>
+      <w:r>
+        <w:rPr>
+          <w:rFonts w:ascii="Times New Roman" w:eastAsia="標楷體" w:hAnsi="Times New Roman" w:cs="Times New Roman" w:hint="eastAsia"/>
+          <w:sz w:val="24"/>
+          <w:szCs w:val="24"/>
+          <w:lang w:eastAsia="zh-TW"/>
+        </w:rPr>
+        <w:t xml:space="preserve"> </w:t>
+      </w:r>
+      <w:r>
+        <w:rPr>
+          <w:rFonts w:ascii="Times New Roman" w:eastAsia="標楷體" w:hAnsi="Times New Roman" w:cs="Times New Roman"/>
+          <w:sz w:val="24"/>
+          <w:szCs w:val="24"/>
+          <w:lang w:eastAsia="zh-TW"/>
+        </w:rPr>
+        <w:t>Gaussian</w:t>
+      </w:r>
+      <w:r>
+        <w:rPr>
+          <w:rFonts w:ascii="Times New Roman" w:eastAsia="標楷體" w:hAnsi="Times New Roman" w:cs="Times New Roman" w:hint="eastAsia"/>
+          <w:sz w:val="24"/>
+          <w:szCs w:val="24"/>
+          <w:lang w:eastAsia="zh-TW"/>
+        </w:rPr>
+        <w:t xml:space="preserve"> </w:t>
+      </w:r>
+      <w:r>
+        <w:rPr>
+          <w:rFonts w:ascii="Times New Roman" w:eastAsia="標楷體" w:hAnsi="Times New Roman" w:cs="Times New Roman"/>
+          <w:sz w:val="24"/>
+          <w:szCs w:val="24"/>
+          <w:lang w:eastAsia="zh-TW"/>
+        </w:rPr>
+        <w:t>Neural</w:t>
+      </w:r>
+      <w:r>
+        <w:rPr>
+          <w:rFonts w:ascii="Times New Roman" w:eastAsia="標楷體" w:hAnsi="Times New Roman" w:cs="Times New Roman" w:hint="eastAsia"/>
+          <w:sz w:val="24"/>
+          <w:szCs w:val="24"/>
+          <w:lang w:eastAsia="zh-TW"/>
+        </w:rPr>
+        <w:t xml:space="preserve"> </w:t>
+      </w:r>
+      <w:r>
+        <w:rPr>
+          <w:rFonts w:ascii="Times New Roman" w:eastAsia="標楷體" w:hAnsi="Times New Roman" w:cs="Times New Roman"/>
+          <w:sz w:val="24"/>
+          <w:szCs w:val="24"/>
+          <w:lang w:eastAsia="zh-TW"/>
+        </w:rPr>
+        <w:t>Process</w:t>
+      </w:r>
+      <w:r>
+        <w:rPr>
+          <w:rFonts w:ascii="Times New Roman" w:eastAsia="標楷體" w:hAnsi="Times New Roman" w:cs="Times New Roman"/>
+          <w:sz w:val="24"/>
+          <w:szCs w:val="24"/>
+          <w:lang w:eastAsia="zh-TW"/>
+        </w:rPr>
+        <w:t xml:space="preserve"> </w:t>
+      </w:r>
+      <w:r>
+        <w:rPr>
+          <w:rFonts w:ascii="Times New Roman" w:eastAsia="標楷體" w:hAnsi="Times New Roman" w:cs="Times New Roman"/>
+          <w:sz w:val="24"/>
+          <w:szCs w:val="24"/>
+          <w:lang w:eastAsia="zh-TW"/>
+        </w:rPr>
+        <w:t>(</w:t>
+      </w:r>
+      <w:proofErr w:type="spellStart"/>
+      <w:r>
+        <w:rPr>
+          <w:rFonts w:ascii="Times New Roman" w:eastAsia="標楷體" w:hAnsi="Times New Roman" w:cs="Times New Roman"/>
+          <w:sz w:val="24"/>
+          <w:szCs w:val="24"/>
+          <w:lang w:eastAsia="zh-TW"/>
+        </w:rPr>
+        <w:t>ConGNP</w:t>
+      </w:r>
+      <w:proofErr w:type="spellEnd"/>
+      <w:r>
+        <w:rPr>
+          <w:rFonts w:ascii="Times New Roman" w:eastAsia="標楷體" w:hAnsi="Times New Roman" w:cs="Times New Roman"/>
+          <w:sz w:val="24"/>
+          <w:szCs w:val="24"/>
+          <w:lang w:eastAsia="zh-TW"/>
+        </w:rPr>
+        <w:t>)</w:t>
+      </w:r>
+      <w:r>
+        <w:rPr>
+          <w:rFonts w:ascii="Times New Roman" w:eastAsia="標楷體" w:hAnsi="Times New Roman" w:cs="Times New Roman" w:hint="eastAsia"/>
+          <w:sz w:val="24"/>
+          <w:szCs w:val="24"/>
+          <w:lang w:eastAsia="zh-TW"/>
+        </w:rPr>
+        <w:t>。</w:t>
+      </w:r>
+    </w:p>
+    <w:p>
+      <w:pPr>
+        <w:pStyle w:val="ae"/>
+        <w:numPr>
+          <w:ilvl w:val="0"/>
+          <w:numId w:val="25"/>
+        </w:numPr>
+        <w:spacing w:line="360" w:lineRule="auto"/>
+        <w:rPr>
+          <w:rFonts w:eastAsia="標楷體"/>
+          <w:sz w:val="24"/>
+          <w:szCs w:val="24"/>
+          <w:lang w:eastAsia="zh-TW"/>
+        </w:rPr>
+      </w:pPr>
+      <w:r>
+        <w:rPr>
+          <w:rFonts w:ascii="Times New Roman" w:eastAsia="標楷體" w:hAnsi="Times New Roman" w:cs="Times New Roman" w:hint="eastAsia"/>
+          <w:sz w:val="24"/>
+          <w:szCs w:val="24"/>
+          <w:lang w:eastAsia="zh-TW"/>
+        </w:rPr>
+        <w:t>概念</w:t>
+      </w:r>
+      <w:r>
+        <w:rPr>
+          <w:rFonts w:ascii="Times New Roman" w:eastAsia="標楷體" w:hAnsi="Times New Roman" w:cs="Times New Roman" w:hint="eastAsia"/>
+          <w:sz w:val="24"/>
+          <w:szCs w:val="24"/>
+          <w:lang w:eastAsia="zh-TW"/>
+        </w:rPr>
+        <w:t xml:space="preserve">: </w:t>
+      </w:r>
+    </w:p>
+    <w:p>
+      <w:pPr>
+        <w:pStyle w:val="ae"/>
+        <w:spacing w:line="360" w:lineRule="auto"/>
+        <w:ind w:left="2160" w:firstLine="720"/>
+        <w:rPr>
+          <w:rFonts w:eastAsia="標楷體"/>
+          <w:sz w:val="24"/>
+          <w:szCs w:val="24"/>
+          <w:lang w:eastAsia="zh-TW"/>
+        </w:rPr>
+      </w:pPr>
+      <w:proofErr w:type="spellStart"/>
+      <w:r>
+        <w:rPr>
+          <w:rFonts w:ascii="Times New Roman" w:eastAsia="標楷體" w:hAnsi="Times New Roman" w:cs="Times New Roman"/>
+          <w:sz w:val="24"/>
+          <w:szCs w:val="24"/>
+          <w:lang w:eastAsia="zh-TW"/>
+        </w:rPr>
+        <w:t>ConvGNP</w:t>
+      </w:r>
+      <w:proofErr w:type="spellEnd"/>
+      <w:r>
+        <w:rPr>
+          <w:rFonts w:ascii="Times New Roman" w:eastAsia="標楷體" w:hAnsi="Times New Roman" w:cs="Times New Roman"/>
+          <w:sz w:val="24"/>
+          <w:szCs w:val="24"/>
+          <w:lang w:eastAsia="zh-TW"/>
+        </w:rPr>
+        <w:t xml:space="preserve"> </w:t>
+      </w:r>
+      <w:r>
+        <w:rPr>
+          <w:rFonts w:eastAsia="標楷體"/>
+          <w:sz w:val="24"/>
+          <w:szCs w:val="24"/>
+          <w:lang w:eastAsia="zh-TW"/>
+        </w:rPr>
+        <w:t>結合了兩種優點：</w:t>
+      </w:r>
+      <w:r>
+        <w:rPr>
+          <w:rFonts w:eastAsia="標楷體" w:hint="eastAsia"/>
+          <w:sz w:val="24"/>
+          <w:szCs w:val="24"/>
+          <w:lang w:eastAsia="zh-TW"/>
+        </w:rPr>
+        <w:t>神經網路的彈性、</w:t>
+      </w:r>
+      <w:r>
+        <w:rPr>
+          <w:rFonts w:ascii="Times New Roman" w:eastAsia="標楷體" w:hAnsi="Times New Roman" w:cs="Times New Roman"/>
+          <w:sz w:val="24"/>
+          <w:szCs w:val="24"/>
+          <w:lang w:eastAsia="zh-TW"/>
+        </w:rPr>
+        <w:t>GP</w:t>
+      </w:r>
+      <w:r>
+        <w:rPr>
+          <w:rFonts w:eastAsia="標楷體" w:hint="eastAsia"/>
+          <w:sz w:val="24"/>
+          <w:szCs w:val="24"/>
+          <w:lang w:eastAsia="zh-TW"/>
+        </w:rPr>
+        <w:t>的不確定性估計</w:t>
+      </w:r>
+      <w:r>
+        <w:rPr>
+          <w:rFonts w:eastAsia="標楷體" w:hint="eastAsia"/>
+          <w:sz w:val="24"/>
+          <w:szCs w:val="24"/>
+          <w:lang w:eastAsia="zh-TW"/>
+        </w:rPr>
+        <w:t>，並且輸出</w:t>
+      </w:r>
+      <w:r>
+        <w:rPr>
+          <w:rFonts w:eastAsia="標楷體"/>
+          <w:sz w:val="24"/>
+          <w:szCs w:val="24"/>
+          <w:lang w:eastAsia="zh-TW"/>
+        </w:rPr>
+        <w:t>模型預測平均值</w:t>
+      </w:r>
+      <w:r>
+        <w:rPr>
+          <w:rFonts w:eastAsia="標楷體" w:hint="eastAsia"/>
+          <w:sz w:val="24"/>
+          <w:szCs w:val="24"/>
+          <w:lang w:eastAsia="zh-TW"/>
+        </w:rPr>
+        <w:t xml:space="preserve"> </w:t>
+      </w:r>
+      <m:oMath>
+        <m:r>
+          <w:rPr>
+            <w:rFonts w:ascii="Cambria Math" w:eastAsia="標楷體" w:hAnsi="Cambria Math"/>
+            <w:sz w:val="24"/>
+            <w:szCs w:val="24"/>
+            <w:lang w:eastAsia="zh-TW"/>
+          </w:rPr>
+          <m:t>μ</m:t>
+        </m:r>
+      </m:oMath>
+      <w:r>
+        <w:rPr>
+          <w:rFonts w:eastAsia="標楷體" w:hint="eastAsia"/>
+          <w:sz w:val="24"/>
+          <w:szCs w:val="24"/>
+          <w:lang w:eastAsia="zh-TW"/>
+        </w:rPr>
+        <w:t xml:space="preserve"> </w:t>
+      </w:r>
+      <w:r>
+        <w:rPr>
+          <w:rFonts w:eastAsia="標楷體" w:hint="eastAsia"/>
+          <w:sz w:val="24"/>
+          <w:szCs w:val="24"/>
+          <w:lang w:eastAsia="zh-TW"/>
+        </w:rPr>
+        <w:t>和</w:t>
+      </w:r>
+      <w:r>
+        <w:rPr>
+          <w:rFonts w:eastAsia="標楷體"/>
+          <w:sz w:val="24"/>
+          <w:szCs w:val="24"/>
+          <w:lang w:eastAsia="zh-TW"/>
+        </w:rPr>
+        <w:t>預測之間的共變異數矩陣</w:t>
+      </w:r>
+      <w:r>
+        <w:rPr>
+          <w:rFonts w:eastAsia="標楷體"/>
+          <w:i/>
+          <w:iCs/>
+          <w:sz w:val="24"/>
+          <w:szCs w:val="24"/>
+          <w:lang w:eastAsia="zh-TW"/>
+        </w:rPr>
+        <w:t>K</w:t>
+      </w:r>
+      <w:r>
+        <w:rPr>
+          <w:rFonts w:eastAsia="標楷體" w:hint="eastAsia"/>
+          <w:sz w:val="24"/>
+          <w:szCs w:val="24"/>
+          <w:lang w:eastAsia="zh-TW"/>
+        </w:rPr>
+        <w:t>。</w:t>
+      </w:r>
+    </w:p>
+    <w:p>
+      <w:pPr>
+        <w:pStyle w:val="ae"/>
+        <w:spacing w:line="360" w:lineRule="auto"/>
+        <w:ind w:left="1440"/>
+        <w:rPr>
+          <w:rFonts w:eastAsia="標楷體" w:hint="eastAsia"/>
+          <w:sz w:val="24"/>
+          <w:szCs w:val="24"/>
+          <w:lang w:eastAsia="zh-TW"/>
+        </w:rPr>
+      </w:pPr>
+      <w:r>
+        <w:rPr>
+          <w:rFonts w:eastAsia="標楷體"/>
+          <w:sz w:val="24"/>
+          <w:szCs w:val="24"/>
+          <w:lang w:eastAsia="zh-TW"/>
+        </w:rPr>
+        <w:tab/>
+      </w:r>
+      <w:r>
+        <w:rPr>
+          <w:rFonts w:eastAsia="標楷體"/>
+          <w:sz w:val="24"/>
+          <w:szCs w:val="24"/>
+          <w:lang w:eastAsia="zh-TW"/>
+        </w:rPr>
+        <w:tab/>
+      </w:r>
+      <w:r>
+        <w:rPr>
+          <w:rFonts w:eastAsia="標楷體"/>
+          <w:sz w:val="24"/>
+          <w:szCs w:val="24"/>
+          <w:lang w:eastAsia="zh-TW"/>
+        </w:rPr>
+        <w:tab/>
+      </w:r>
+      <w:r>
+        <w:rPr>
+          <w:rFonts w:eastAsia="標楷體"/>
+          <w:sz w:val="24"/>
+          <w:szCs w:val="24"/>
+          <w:lang w:eastAsia="zh-TW"/>
+        </w:rPr>
+        <w:tab/>
+      </w:r>
+      <m:oMath>
+        <m:r>
+          <w:rPr>
+            <w:rFonts w:ascii="Cambria Math" w:eastAsia="標楷體" w:hAnsi="Cambria Math"/>
+            <w:sz w:val="24"/>
+            <w:szCs w:val="24"/>
+            <w:lang w:eastAsia="zh-TW"/>
+          </w:rPr>
+          <m:t>p</m:t>
+        </m:r>
+        <m:r>
+          <w:rPr>
+            <w:rFonts w:ascii="Cambria Math" w:eastAsia="標楷體" w:hAnsi="Cambria Math"/>
+            <w:sz w:val="24"/>
+            <w:szCs w:val="24"/>
+            <w:lang w:eastAsia="zh-TW"/>
+          </w:rPr>
+          <m:t>(</m:t>
+        </m:r>
+        <m:sSup>
+          <m:sSupPr>
+            <m:ctrlPr>
+              <w:rPr>
+                <w:rFonts w:ascii="Cambria Math" w:eastAsia="標楷體" w:hAnsi="Cambria Math"/>
+                <w:i/>
+                <w:sz w:val="24"/>
+                <w:szCs w:val="24"/>
+                <w:lang w:eastAsia="zh-TW"/>
+              </w:rPr>
+            </m:ctrlPr>
+          </m:sSupPr>
+          <m:e>
+            <m:r>
+              <w:rPr>
+                <w:rFonts w:ascii="Cambria Math" w:eastAsia="標楷體" w:hAnsi="Cambria Math"/>
+                <w:sz w:val="24"/>
+                <w:szCs w:val="24"/>
+                <w:lang w:eastAsia="zh-TW"/>
+              </w:rPr>
+              <m:t>y</m:t>
+            </m:r>
+          </m:e>
+          <m:sup>
+            <m:r>
+              <w:rPr>
+                <w:rFonts w:ascii="Cambria Math" w:eastAsia="標楷體" w:hAnsi="Cambria Math" w:hint="eastAsia"/>
+                <w:sz w:val="24"/>
+                <w:szCs w:val="24"/>
+                <w:lang w:eastAsia="zh-TW"/>
+              </w:rPr>
+              <m:t>(</m:t>
+            </m:r>
+            <m:r>
+              <w:rPr>
+                <w:rFonts w:ascii="Cambria Math" w:eastAsia="標楷體" w:hAnsi="Cambria Math"/>
+                <w:sz w:val="24"/>
+                <w:szCs w:val="24"/>
+                <w:lang w:eastAsia="zh-TW"/>
+              </w:rPr>
+              <m:t>t</m:t>
+            </m:r>
+            <m:r>
+              <w:rPr>
+                <w:rFonts w:ascii="Cambria Math" w:eastAsia="標楷體" w:hAnsi="Cambria Math" w:hint="eastAsia"/>
+                <w:sz w:val="24"/>
+                <w:szCs w:val="24"/>
+                <w:lang w:eastAsia="zh-TW"/>
+              </w:rPr>
+              <m:t>)</m:t>
+            </m:r>
+          </m:sup>
+        </m:sSup>
+        <m:r>
+          <w:rPr>
+            <w:rFonts w:ascii="Cambria Math" w:eastAsia="標楷體" w:hAnsi="Cambria Math"/>
+            <w:sz w:val="24"/>
+            <w:szCs w:val="24"/>
+            <w:lang w:eastAsia="zh-TW"/>
+          </w:rPr>
+          <m:t>∣C,</m:t>
+        </m:r>
+        <m:sSup>
+          <m:sSupPr>
+            <m:ctrlPr>
+              <w:rPr>
+                <w:rFonts w:ascii="Cambria Math" w:eastAsia="標楷體" w:hAnsi="Cambria Math"/>
+                <w:i/>
+                <w:sz w:val="24"/>
+                <w:szCs w:val="24"/>
+                <w:lang w:eastAsia="zh-TW"/>
+              </w:rPr>
+            </m:ctrlPr>
+          </m:sSupPr>
+          <m:e>
+            <m:r>
+              <w:rPr>
+                <w:rFonts w:ascii="Cambria Math" w:eastAsia="標楷體" w:hAnsi="Cambria Math"/>
+                <w:sz w:val="24"/>
+                <w:szCs w:val="24"/>
+                <w:lang w:eastAsia="zh-TW"/>
+              </w:rPr>
+              <m:t>X</m:t>
+            </m:r>
+          </m:e>
+          <m:sup>
+            <m:r>
+              <w:rPr>
+                <w:rFonts w:ascii="Cambria Math" w:eastAsia="標楷體" w:hAnsi="Cambria Math"/>
+                <w:sz w:val="24"/>
+                <w:szCs w:val="24"/>
+                <w:lang w:eastAsia="zh-TW"/>
+              </w:rPr>
+              <m:t>(</m:t>
+            </m:r>
+            <m:r>
+              <w:rPr>
+                <w:rFonts w:ascii="Cambria Math" w:eastAsia="標楷體" w:hAnsi="Cambria Math"/>
+                <w:sz w:val="24"/>
+                <w:szCs w:val="24"/>
+                <w:lang w:eastAsia="zh-TW"/>
+              </w:rPr>
+              <m:t>t)</m:t>
+            </m:r>
+          </m:sup>
+        </m:sSup>
+        <m:r>
+          <w:rPr>
+            <w:rFonts w:ascii="Cambria Math" w:eastAsia="標楷體" w:hAnsi="Cambria Math"/>
+            <w:sz w:val="24"/>
+            <w:szCs w:val="24"/>
+            <w:lang w:eastAsia="zh-TW"/>
+          </w:rPr>
+          <m:t>)=N</m:t>
+        </m:r>
+        <m:r>
+          <w:rPr>
+            <w:rFonts w:ascii="Cambria Math" w:eastAsia="標楷體" w:hAnsi="Cambria Math"/>
+            <w:sz w:val="24"/>
+            <w:szCs w:val="24"/>
+            <w:lang w:eastAsia="zh-TW"/>
+          </w:rPr>
+          <m:t>(</m:t>
+        </m:r>
+        <m:sSup>
+          <m:sSupPr>
+            <m:ctrlPr>
+              <w:rPr>
+                <w:rFonts w:ascii="Cambria Math" w:eastAsia="標楷體" w:hAnsi="Cambria Math"/>
+                <w:i/>
+                <w:sz w:val="24"/>
+                <w:szCs w:val="24"/>
+                <w:lang w:eastAsia="zh-TW"/>
+              </w:rPr>
+            </m:ctrlPr>
+          </m:sSupPr>
+          <m:e>
+            <m:r>
+              <w:rPr>
+                <w:rFonts w:ascii="Cambria Math" w:eastAsia="標楷體" w:hAnsi="Cambria Math"/>
+                <w:sz w:val="24"/>
+                <w:szCs w:val="24"/>
+                <w:lang w:eastAsia="zh-TW"/>
+              </w:rPr>
+              <m:t>y</m:t>
+            </m:r>
+          </m:e>
+          <m:sup>
+            <m:r>
+              <w:rPr>
+                <w:rFonts w:ascii="Cambria Math" w:eastAsia="標楷體" w:hAnsi="Cambria Math" w:hint="eastAsia"/>
+                <w:sz w:val="24"/>
+                <w:szCs w:val="24"/>
+                <w:lang w:eastAsia="zh-TW"/>
+              </w:rPr>
+              <m:t>(</m:t>
+            </m:r>
+            <m:r>
+              <w:rPr>
+                <w:rFonts w:ascii="Cambria Math" w:eastAsia="標楷體" w:hAnsi="Cambria Math"/>
+                <w:sz w:val="24"/>
+                <w:szCs w:val="24"/>
+                <w:lang w:eastAsia="zh-TW"/>
+              </w:rPr>
+              <m:t>t</m:t>
+            </m:r>
+            <m:r>
+              <w:rPr>
+                <w:rFonts w:ascii="Cambria Math" w:eastAsia="標楷體" w:hAnsi="Cambria Math" w:hint="eastAsia"/>
+                <w:sz w:val="24"/>
+                <w:szCs w:val="24"/>
+                <w:lang w:eastAsia="zh-TW"/>
+              </w:rPr>
+              <m:t>)</m:t>
+            </m:r>
+          </m:sup>
+        </m:sSup>
+        <m:r>
+          <w:rPr>
+            <w:rFonts w:ascii="Cambria Math" w:eastAsia="標楷體" w:hAnsi="Cambria Math"/>
+            <w:sz w:val="24"/>
+            <w:szCs w:val="24"/>
+            <w:lang w:eastAsia="zh-TW"/>
+          </w:rPr>
+          <m:t>;μ,K)</m:t>
+        </m:r>
+      </m:oMath>
+    </w:p>
+    <w:p>
+      <w:pPr>
+        <w:pStyle w:val="ae"/>
+        <w:spacing w:line="360" w:lineRule="auto"/>
+        <w:ind w:left="2160"/>
+        <w:rPr>
+          <w:rFonts w:ascii="Times New Roman" w:eastAsia="標楷體" w:hAnsi="Times New Roman" w:cs="Times New Roman"/>
+          <w:sz w:val="24"/>
+          <w:szCs w:val="24"/>
+          <w:lang w:eastAsia="zh-TW"/>
+        </w:rPr>
+      </w:pPr>
+      <w:r>
+        <w:rPr>
+          <w:rFonts w:ascii="Times New Roman" w:eastAsia="標楷體" w:hAnsi="Times New Roman" w:cs="Times New Roman"/>
+          <w:sz w:val="24"/>
+          <w:szCs w:val="24"/>
+          <w:lang w:eastAsia="zh-TW"/>
+        </w:rPr>
+        <w:t>模型根據</w:t>
+      </w:r>
+      <w:proofErr w:type="gramStart"/>
+      <w:r>
+        <w:rPr>
+          <w:rFonts w:ascii="Times New Roman" w:eastAsia="標楷體" w:hAnsi="Times New Roman" w:cs="Times New Roman"/>
+          <w:sz w:val="24"/>
+          <w:szCs w:val="24"/>
+          <w:lang w:eastAsia="zh-TW"/>
+        </w:rPr>
+        <w:t>已知感測</w:t>
+      </w:r>
+      <w:proofErr w:type="gramEnd"/>
+      <w:r>
+        <w:rPr>
+          <w:rFonts w:ascii="Times New Roman" w:eastAsia="標楷體" w:hAnsi="Times New Roman" w:cs="Times New Roman"/>
+          <w:sz w:val="24"/>
+          <w:szCs w:val="24"/>
+          <w:lang w:eastAsia="zh-TW"/>
+        </w:rPr>
+        <w:t>器資料</w:t>
+      </w:r>
+      <w:r>
+        <w:rPr>
+          <w:rFonts w:ascii="Times New Roman" w:eastAsia="標楷體" w:hAnsi="Times New Roman" w:cs="Times New Roman"/>
+          <w:sz w:val="24"/>
+          <w:szCs w:val="24"/>
+          <w:lang w:eastAsia="zh-TW"/>
+        </w:rPr>
+        <w:t xml:space="preserve"> </w:t>
+      </w:r>
+      <m:oMath>
+        <m:r>
+          <w:rPr>
+            <w:rFonts w:ascii="Cambria Math" w:eastAsia="標楷體" w:hAnsi="Cambria Math" w:cs="Times New Roman"/>
+            <w:sz w:val="24"/>
+            <w:szCs w:val="24"/>
+            <w:lang w:eastAsia="zh-TW"/>
+          </w:rPr>
+          <m:t>C</m:t>
+        </m:r>
+      </m:oMath>
+      <w:r>
+        <w:rPr>
+          <w:rFonts w:ascii="Times New Roman" w:eastAsia="標楷體" w:hAnsi="Times New Roman" w:cs="Times New Roman"/>
+          <w:sz w:val="24"/>
+          <w:szCs w:val="24"/>
+          <w:lang w:eastAsia="zh-TW"/>
+        </w:rPr>
+        <w:t>，對目標位置</w:t>
+      </w:r>
+      <w:r>
+        <w:rPr>
+          <w:rFonts w:ascii="Times New Roman" w:eastAsia="標楷體" w:hAnsi="Times New Roman" w:cs="Times New Roman"/>
+          <w:sz w:val="24"/>
+          <w:szCs w:val="24"/>
+          <w:lang w:eastAsia="zh-TW"/>
+        </w:rPr>
+        <w:t xml:space="preserve"> </w:t>
+      </w:r>
+      <m:oMath>
+        <m:sSup>
+          <m:sSupPr>
+            <m:ctrlPr>
+              <w:rPr>
+                <w:rFonts w:ascii="Cambria Math" w:eastAsia="標楷體" w:hAnsi="Cambria Math" w:cs="Times New Roman"/>
+                <w:sz w:val="24"/>
+                <w:szCs w:val="24"/>
+                <w:lang w:eastAsia="zh-TW"/>
+              </w:rPr>
+            </m:ctrlPr>
+          </m:sSupPr>
+          <m:e>
+            <m:r>
+              <w:rPr>
+                <w:rFonts w:ascii="Cambria Math" w:eastAsia="標楷體" w:hAnsi="Cambria Math" w:cs="Times New Roman"/>
+                <w:sz w:val="24"/>
+                <w:szCs w:val="24"/>
+                <w:lang w:eastAsia="zh-TW"/>
+              </w:rPr>
+              <m:t>X</m:t>
+            </m:r>
+          </m:e>
+          <m:sup>
+            <m:d>
+              <m:dPr>
+                <m:ctrlPr>
+                  <w:rPr>
+                    <w:rFonts w:ascii="Cambria Math" w:eastAsia="標楷體" w:hAnsi="Cambria Math" w:cs="Times New Roman"/>
+                    <w:sz w:val="24"/>
+                    <w:szCs w:val="24"/>
+                    <w:lang w:eastAsia="zh-TW"/>
+                  </w:rPr>
+                </m:ctrlPr>
+              </m:dPr>
+              <m:e>
+                <m:r>
+                  <w:rPr>
+                    <w:rFonts w:ascii="Cambria Math" w:eastAsia="標楷體" w:hAnsi="Cambria Math" w:cs="Times New Roman"/>
+                    <w:sz w:val="24"/>
+                    <w:szCs w:val="24"/>
+                    <w:lang w:eastAsia="zh-TW"/>
+                  </w:rPr>
+                  <m:t>t</m:t>
+                </m:r>
+              </m:e>
+            </m:d>
+          </m:sup>
+        </m:sSup>
+      </m:oMath>
+      <w:r>
+        <w:rPr>
+          <w:rFonts w:ascii="Times New Roman" w:eastAsia="標楷體" w:hAnsi="Times New Roman" w:cs="Times New Roman"/>
+          <w:sz w:val="24"/>
+          <w:szCs w:val="24"/>
+          <w:lang w:eastAsia="zh-TW"/>
+        </w:rPr>
+        <w:t>的溫度產生一個高斯分布預測。</w:t>
+      </w:r>
+    </w:p>
+    <w:p>
+      <w:pPr>
+        <w:pStyle w:val="ae"/>
+        <w:numPr>
+          <w:ilvl w:val="0"/>
+          <w:numId w:val="25"/>
+        </w:numPr>
+        <w:spacing w:line="360" w:lineRule="auto"/>
+        <w:rPr>
+          <w:rFonts w:ascii="Times New Roman" w:eastAsia="標楷體" w:hAnsi="Times New Roman" w:cs="Times New Roman" w:hint="eastAsia"/>
+          <w:sz w:val="24"/>
+          <w:szCs w:val="24"/>
+          <w:lang w:eastAsia="zh-TW"/>
+        </w:rPr>
+      </w:pPr>
+      <w:r>
+        <w:rPr>
+          <w:rFonts w:ascii="Times New Roman" w:eastAsia="標楷體" w:hAnsi="Times New Roman" w:cs="Times New Roman" w:hint="eastAsia"/>
+          <w:sz w:val="24"/>
+          <w:szCs w:val="24"/>
+          <w:lang w:eastAsia="zh-TW"/>
+        </w:rPr>
+        <w:t>模型流程</w:t>
+      </w:r>
+      <w:r>
+        <w:rPr>
+          <w:rFonts w:ascii="Times New Roman" w:eastAsia="標楷體" w:hAnsi="Times New Roman" w:cs="Times New Roman" w:hint="eastAsia"/>
+          <w:sz w:val="24"/>
+          <w:szCs w:val="24"/>
+          <w:lang w:eastAsia="zh-TW"/>
+        </w:rPr>
+        <w:t>:</w:t>
+      </w:r>
+    </w:p>
+    <w:p>
+      <w:pPr>
+        <w:pStyle w:val="ae"/>
+        <w:spacing w:line="360" w:lineRule="auto"/>
+        <w:ind w:left="2160"/>
+        <w:rPr>
+          <w:rFonts w:ascii="Times New Roman" w:eastAsia="標楷體" w:hAnsi="Times New Roman" w:cs="Times New Roman" w:hint="eastAsia"/>
+          <w:sz w:val="24"/>
+          <w:szCs w:val="24"/>
+          <w:lang w:eastAsia="zh-TW"/>
+        </w:rPr>
+      </w:pPr>
+      <w:r>
+        <w:rPr>
+          <w:rFonts w:ascii="Times New Roman" w:eastAsia="標楷體" w:hAnsi="Times New Roman" w:cs="Times New Roman" w:hint="eastAsia"/>
+          <w:noProof/>
+          <w:sz w:val="24"/>
+          <w:szCs w:val="24"/>
+          <w:lang w:eastAsia="zh-TW"/>
+        </w:rPr>
+        <w:drawing>
+          <wp:inline distT="0" distB="0" distL="0" distR="0" wp14:anchorId="5C7364CC" wp14:editId="29226FAD">
+            <wp:extent cx="4311650" cy="533400"/>
+            <wp:effectExtent l="19050" t="0" r="31750" b="0"/>
+            <wp:docPr id="1576569315" name="資料庫圖表 2"/>
+            <wp:cNvGraphicFramePr/>
+            <a:graphic xmlns:a="http://schemas.openxmlformats.org/drawingml/2006/main">
+              <a:graphicData uri="http://schemas.openxmlformats.org/drawingml/2006/diagram">
+                <dgm:relIds xmlns:dgm="http://schemas.openxmlformats.org/drawingml/2006/diagram" xmlns:r="http://schemas.openxmlformats.org/officeDocument/2006/relationships" r:dm="rId9" r:lo="rId10" r:qs="rId11" r:cs="rId12"/>
+              </a:graphicData>
+            </a:graphic>
+          </wp:inline>
+        </w:drawing>
+      </w:r>
+    </w:p>
+    <w:p>
+      <w:pPr>
+        <w:pStyle w:val="ae"/>
+        <w:numPr>
+          <w:ilvl w:val="0"/>
+          <w:numId w:val="25"/>
+        </w:numPr>
+        <w:spacing w:line="360" w:lineRule="auto"/>
+        <w:rPr>
+          <w:rFonts w:ascii="Times New Roman" w:eastAsia="標楷體" w:hAnsi="Times New Roman" w:cs="Times New Roman"/>
+          <w:sz w:val="24"/>
+          <w:szCs w:val="24"/>
+          <w:lang w:eastAsia="zh-TW"/>
+        </w:rPr>
+      </w:pPr>
+      <w:proofErr w:type="gramStart"/>
+      <w:r>
+        <w:rPr>
+          <w:rFonts w:ascii="Times New Roman" w:eastAsia="標楷體" w:hAnsi="Times New Roman" w:cs="Times New Roman" w:hint="eastAsia"/>
+          <w:sz w:val="24"/>
+          <w:szCs w:val="24"/>
+          <w:lang w:eastAsia="zh-TW"/>
+        </w:rPr>
+        <w:t>感</w:t>
+      </w:r>
+      <w:proofErr w:type="gramEnd"/>
+      <w:r>
+        <w:rPr>
+          <w:rFonts w:ascii="Times New Roman" w:eastAsia="標楷體" w:hAnsi="Times New Roman" w:cs="Times New Roman" w:hint="eastAsia"/>
+          <w:sz w:val="24"/>
+          <w:szCs w:val="24"/>
+          <w:lang w:eastAsia="zh-TW"/>
+        </w:rPr>
+        <w:t>測器放置方法</w:t>
+      </w:r>
+    </w:p>
+    <w:p>
+      <w:pPr>
+        <w:pStyle w:val="ae"/>
+        <w:numPr>
+          <w:ilvl w:val="0"/>
+          <w:numId w:val="26"/>
+        </w:numPr>
+        <w:spacing w:line="360" w:lineRule="auto"/>
+        <w:rPr>
+          <w:rFonts w:ascii="Times New Roman" w:eastAsia="標楷體" w:hAnsi="Times New Roman" w:cs="Times New Roman"/>
+          <w:sz w:val="24"/>
+          <w:szCs w:val="24"/>
+          <w:lang w:eastAsia="zh-TW"/>
+        </w:rPr>
+      </w:pPr>
+      <w:proofErr w:type="spellStart"/>
+      <w:r>
+        <w:rPr>
+          <w:rFonts w:ascii="Times New Roman" w:eastAsia="標楷體" w:hAnsi="Times New Roman" w:cs="Times New Roman"/>
+          <w:sz w:val="24"/>
+          <w:szCs w:val="24"/>
+          <w:lang w:eastAsia="zh-TW"/>
+        </w:rPr>
+        <w:t>JointMI</w:t>
+      </w:r>
+      <w:proofErr w:type="spellEnd"/>
+      <w:r>
+        <w:rPr>
+          <w:rFonts w:ascii="Times New Roman" w:eastAsia="標楷體" w:hAnsi="Times New Roman" w:cs="Times New Roman" w:hint="eastAsia"/>
+          <w:sz w:val="24"/>
+          <w:szCs w:val="24"/>
+          <w:lang w:eastAsia="zh-TW"/>
+        </w:rPr>
+        <w:t xml:space="preserve">: </w:t>
+      </w:r>
+      <w:r>
+        <w:rPr>
+          <w:rFonts w:ascii="Times New Roman" w:eastAsia="標楷體" w:hAnsi="Times New Roman" w:cs="Times New Roman"/>
+          <w:sz w:val="24"/>
+          <w:szCs w:val="24"/>
+          <w:lang w:eastAsia="zh-TW"/>
+        </w:rPr>
+        <w:t>考慮整體空間相關性的資訊量</w:t>
+      </w:r>
+      <w:r>
+        <w:rPr>
+          <w:rFonts w:ascii="Times New Roman" w:eastAsia="標楷體" w:hAnsi="Times New Roman" w:cs="Times New Roman" w:hint="eastAsia"/>
+          <w:sz w:val="24"/>
+          <w:szCs w:val="24"/>
+          <w:lang w:eastAsia="zh-TW"/>
+        </w:rPr>
+        <w:t>。</w:t>
+      </w:r>
+    </w:p>
+    <w:p>
+      <w:pPr>
+        <w:pStyle w:val="ae"/>
+        <w:numPr>
+          <w:ilvl w:val="0"/>
+          <w:numId w:val="26"/>
+        </w:numPr>
+        <w:spacing w:line="360" w:lineRule="auto"/>
+        <w:rPr>
+          <w:rFonts w:ascii="Times New Roman" w:eastAsia="標楷體" w:hAnsi="Times New Roman" w:cs="Times New Roman"/>
+          <w:sz w:val="24"/>
+          <w:szCs w:val="24"/>
+          <w:lang w:eastAsia="zh-TW"/>
+        </w:rPr>
+      </w:pPr>
+      <w:proofErr w:type="spellStart"/>
+      <w:r>
+        <w:rPr>
+          <w:rFonts w:ascii="Times New Roman" w:eastAsia="標楷體" w:hAnsi="Times New Roman" w:cs="Times New Roman"/>
+          <w:sz w:val="24"/>
+          <w:szCs w:val="24"/>
+          <w:lang w:eastAsia="zh-TW"/>
+        </w:rPr>
+        <w:t>MarginalMI</w:t>
+      </w:r>
+      <w:proofErr w:type="spellEnd"/>
+      <w:r>
+        <w:rPr>
+          <w:rFonts w:ascii="Times New Roman" w:eastAsia="標楷體" w:hAnsi="Times New Roman" w:cs="Times New Roman" w:hint="eastAsia"/>
+          <w:sz w:val="24"/>
+          <w:szCs w:val="24"/>
+          <w:lang w:eastAsia="zh-TW"/>
+        </w:rPr>
+        <w:t xml:space="preserve"> : </w:t>
+      </w:r>
+      <w:proofErr w:type="gramStart"/>
+      <w:r>
+        <w:rPr>
+          <w:rFonts w:ascii="Times New Roman" w:eastAsia="標楷體" w:hAnsi="Times New Roman" w:cs="Times New Roman"/>
+          <w:sz w:val="24"/>
+          <w:szCs w:val="24"/>
+          <w:lang w:eastAsia="zh-TW"/>
+        </w:rPr>
+        <w:t>只看單點</w:t>
+      </w:r>
+      <w:proofErr w:type="gramEnd"/>
+      <w:r>
+        <w:rPr>
+          <w:rFonts w:ascii="Times New Roman" w:eastAsia="標楷體" w:hAnsi="Times New Roman" w:cs="Times New Roman"/>
+          <w:sz w:val="24"/>
+          <w:szCs w:val="24"/>
+          <w:lang w:eastAsia="zh-TW"/>
+        </w:rPr>
+        <w:t>不確定性下降</w:t>
+      </w:r>
+      <w:r>
+        <w:rPr>
+          <w:rFonts w:ascii="Times New Roman" w:eastAsia="標楷體" w:hAnsi="Times New Roman" w:cs="Times New Roman" w:hint="eastAsia"/>
+          <w:sz w:val="24"/>
+          <w:szCs w:val="24"/>
+          <w:lang w:eastAsia="zh-TW"/>
+        </w:rPr>
+        <w:t>。</w:t>
+      </w:r>
+    </w:p>
+    <w:p>
+      <w:pPr>
+        <w:pStyle w:val="ae"/>
+        <w:numPr>
+          <w:ilvl w:val="0"/>
+          <w:numId w:val="26"/>
+        </w:numPr>
+        <w:spacing w:line="360" w:lineRule="auto"/>
+        <w:rPr>
+          <w:rFonts w:ascii="Times New Roman" w:eastAsia="標楷體" w:hAnsi="Times New Roman" w:cs="Times New Roman"/>
+          <w:sz w:val="24"/>
+          <w:szCs w:val="24"/>
+          <w:lang w:eastAsia="zh-TW"/>
+        </w:rPr>
+      </w:pPr>
+      <w:proofErr w:type="spellStart"/>
+      <w:r>
+        <w:rPr>
+          <w:rFonts w:ascii="Times New Roman" w:eastAsia="標楷體" w:hAnsi="Times New Roman" w:cs="Times New Roman"/>
+          <w:sz w:val="24"/>
+          <w:szCs w:val="24"/>
+          <w:lang w:eastAsia="zh-TW"/>
+        </w:rPr>
+        <w:t>DeltaVar</w:t>
+      </w:r>
+      <w:proofErr w:type="spellEnd"/>
+      <w:r>
+        <w:rPr>
+          <w:rFonts w:ascii="Times New Roman" w:eastAsia="標楷體" w:hAnsi="Times New Roman" w:cs="Times New Roman" w:hint="eastAsia"/>
+          <w:sz w:val="24"/>
+          <w:szCs w:val="24"/>
+          <w:lang w:eastAsia="zh-TW"/>
+        </w:rPr>
+        <w:t xml:space="preserve"> : </w:t>
+      </w:r>
+      <w:r>
+        <w:rPr>
+          <w:rFonts w:ascii="Times New Roman" w:eastAsia="標楷體" w:hAnsi="Times New Roman" w:cs="Times New Roman"/>
+          <w:sz w:val="24"/>
+          <w:szCs w:val="24"/>
+          <w:lang w:eastAsia="zh-TW"/>
+        </w:rPr>
+        <w:t>看平均變異數下降多少</w:t>
+      </w:r>
+      <w:r>
+        <w:rPr>
+          <w:rFonts w:ascii="Times New Roman" w:eastAsia="標楷體" w:hAnsi="Times New Roman" w:cs="Times New Roman" w:hint="eastAsia"/>
+          <w:sz w:val="24"/>
+          <w:szCs w:val="24"/>
+          <w:lang w:eastAsia="zh-TW"/>
+        </w:rPr>
+        <w:t>。</w:t>
+      </w:r>
+    </w:p>
+    <w:p>
+      <w:pPr>
+        <w:pStyle w:val="ae"/>
+        <w:numPr>
+          <w:ilvl w:val="0"/>
+          <w:numId w:val="26"/>
+        </w:numPr>
+        <w:spacing w:line="360" w:lineRule="auto"/>
+        <w:rPr>
+          <w:rFonts w:ascii="Times New Roman" w:eastAsia="標楷體" w:hAnsi="Times New Roman" w:cs="Times New Roman"/>
+          <w:sz w:val="24"/>
+          <w:szCs w:val="24"/>
+          <w:lang w:eastAsia="zh-TW"/>
+        </w:rPr>
+      </w:pPr>
+      <w:proofErr w:type="spellStart"/>
+      <w:r>
+        <w:rPr>
+          <w:rFonts w:ascii="Times New Roman" w:eastAsia="標楷體" w:hAnsi="Times New Roman" w:cs="Times New Roman"/>
+          <w:sz w:val="24"/>
+          <w:szCs w:val="24"/>
+          <w:lang w:eastAsia="zh-TW"/>
+        </w:rPr>
+        <w:t>ContextDist</w:t>
+      </w:r>
+      <w:proofErr w:type="spellEnd"/>
+      <w:r>
+        <w:rPr>
+          <w:rFonts w:ascii="Times New Roman" w:eastAsia="標楷體" w:hAnsi="Times New Roman" w:cs="Times New Roman" w:hint="eastAsia"/>
+          <w:sz w:val="24"/>
+          <w:szCs w:val="24"/>
+          <w:lang w:eastAsia="zh-TW"/>
+        </w:rPr>
+        <w:t xml:space="preserve">: </w:t>
+      </w:r>
+      <w:r>
+        <w:rPr>
+          <w:rFonts w:ascii="Times New Roman" w:eastAsia="標楷體" w:hAnsi="Times New Roman" w:cs="Times New Roman"/>
+          <w:sz w:val="24"/>
+          <w:szCs w:val="24"/>
+          <w:lang w:eastAsia="zh-TW"/>
+        </w:rPr>
+        <w:t>放在離現有感測器最遠的地方</w:t>
+      </w:r>
+      <w:r>
+        <w:rPr>
+          <w:rFonts w:ascii="Times New Roman" w:eastAsia="標楷體" w:hAnsi="Times New Roman" w:cs="Times New Roman" w:hint="eastAsia"/>
+          <w:sz w:val="24"/>
+          <w:szCs w:val="24"/>
+          <w:lang w:eastAsia="zh-TW"/>
+        </w:rPr>
+        <w:t>。</w:t>
+      </w:r>
+    </w:p>
+    <w:p>
+      <w:pPr>
+        <w:pStyle w:val="ae"/>
+        <w:numPr>
+          <w:ilvl w:val="0"/>
+          <w:numId w:val="26"/>
+        </w:numPr>
+        <w:spacing w:line="360" w:lineRule="auto"/>
+        <w:rPr>
+          <w:rFonts w:ascii="Times New Roman" w:eastAsia="標楷體" w:hAnsi="Times New Roman" w:cs="Times New Roman"/>
+          <w:sz w:val="24"/>
+          <w:szCs w:val="24"/>
+          <w:lang w:eastAsia="zh-TW"/>
+        </w:rPr>
+      </w:pPr>
+      <w:r>
+        <w:rPr>
+          <w:rFonts w:ascii="Times New Roman" w:eastAsia="標楷體" w:hAnsi="Times New Roman" w:cs="Times New Roman"/>
+          <w:sz w:val="24"/>
+          <w:szCs w:val="24"/>
+          <w:lang w:eastAsia="zh-TW"/>
+        </w:rPr>
+        <w:t>Random</w:t>
+      </w:r>
+      <w:r>
+        <w:rPr>
+          <w:rFonts w:ascii="Times New Roman" w:eastAsia="標楷體" w:hAnsi="Times New Roman" w:cs="Times New Roman" w:hint="eastAsia"/>
+          <w:sz w:val="24"/>
+          <w:szCs w:val="24"/>
+          <w:lang w:eastAsia="zh-TW"/>
+        </w:rPr>
+        <w:t xml:space="preserve">: </w:t>
+      </w:r>
+      <w:r>
+        <w:rPr>
+          <w:rFonts w:ascii="Times New Roman" w:eastAsia="標楷體" w:hAnsi="Times New Roman" w:cs="Times New Roman"/>
+          <w:sz w:val="24"/>
+          <w:szCs w:val="24"/>
+          <w:lang w:eastAsia="zh-TW"/>
+        </w:rPr>
+        <w:t>隨機放置</w:t>
+      </w:r>
+      <w:r>
+        <w:rPr>
+          <w:rFonts w:ascii="Times New Roman" w:eastAsia="標楷體" w:hAnsi="Times New Roman" w:cs="Times New Roman" w:hint="eastAsia"/>
+          <w:sz w:val="24"/>
+          <w:szCs w:val="24"/>
+          <w:lang w:eastAsia="zh-TW"/>
+        </w:rPr>
+        <w:t>。</w:t>
+      </w:r>
+    </w:p>
+    <w:p>
+      <w:pPr>
+        <w:spacing w:line="360" w:lineRule="auto"/>
+        <w:ind w:left="2160"/>
+        <w:rPr>
+          <w:rFonts w:ascii="Times New Roman" w:eastAsia="標楷體" w:hAnsi="Times New Roman" w:cs="Times New Roman" w:hint="eastAsia"/>
+          <w:sz w:val="24"/>
+          <w:szCs w:val="24"/>
+          <w:lang w:eastAsia="zh-TW"/>
+        </w:rPr>
+      </w:pPr>
+      <w:r>
+        <w:rPr>
+          <w:rFonts w:ascii="Times New Roman" w:eastAsia="標楷體" w:hAnsi="Times New Roman" w:cs="Times New Roman" w:hint="eastAsia"/>
+          <w:sz w:val="24"/>
+          <w:szCs w:val="24"/>
+          <w:lang w:eastAsia="zh-TW"/>
+        </w:rPr>
+        <w:t>目標是選出新增感測器的位置</w:t>
+      </w:r>
+      <w:r>
+        <w:rPr>
+          <w:rFonts w:ascii="Times New Roman" w:eastAsia="標楷體" w:hAnsi="Times New Roman" w:cs="Times New Roman" w:hint="eastAsia"/>
+          <w:sz w:val="24"/>
+          <w:szCs w:val="24"/>
+          <w:lang w:eastAsia="zh-TW"/>
+        </w:rPr>
+        <w:t xml:space="preserve"> </w:t>
+      </w:r>
+      <m:oMath>
+        <m:sSup>
+          <m:sSupPr>
+            <m:ctrlPr>
+              <w:rPr>
+                <w:rFonts w:ascii="Cambria Math" w:eastAsia="標楷體" w:hAnsi="Cambria Math" w:cs="Cambria Math"/>
+                <w:i/>
+                <w:sz w:val="24"/>
+                <w:szCs w:val="24"/>
+                <w:lang w:eastAsia="zh-TW"/>
+              </w:rPr>
+            </m:ctrlPr>
+          </m:sSupPr>
+          <m:e>
+            <m:r>
+              <w:rPr>
+                <w:rFonts w:ascii="Cambria Math" w:eastAsia="標楷體" w:hAnsi="Cambria Math" w:cs="Cambria Math" w:hint="eastAsia"/>
+                <w:sz w:val="24"/>
+                <w:szCs w:val="24"/>
+                <w:lang w:eastAsia="zh-TW"/>
+              </w:rPr>
+              <m:t>X</m:t>
+            </m:r>
+          </m:e>
+          <m:sup>
+            <m:r>
+              <w:rPr>
+                <w:rFonts w:ascii="Cambria Math" w:eastAsia="標楷體" w:hAnsi="Cambria Math" w:cs="Cambria Math"/>
+                <w:sz w:val="24"/>
+                <w:szCs w:val="24"/>
+                <w:lang w:eastAsia="zh-TW"/>
+              </w:rPr>
+              <m:t>*</m:t>
+            </m:r>
+          </m:sup>
+        </m:sSup>
+      </m:oMath>
+      <w:r>
+        <w:rPr>
+          <w:rFonts w:ascii="Times New Roman" w:eastAsia="標楷體" w:hAnsi="Times New Roman" w:cs="Times New Roman" w:hint="eastAsia"/>
+          <w:sz w:val="24"/>
+          <w:szCs w:val="24"/>
+          <w:lang w:eastAsia="zh-TW"/>
+        </w:rPr>
+        <w:t>。其中</w:t>
+      </w:r>
+      <w:proofErr w:type="spellStart"/>
+      <w:r>
+        <w:rPr>
+          <w:rFonts w:ascii="Times New Roman" w:eastAsia="標楷體" w:hAnsi="Times New Roman" w:cs="Times New Roman" w:hint="eastAsia"/>
+          <w:sz w:val="24"/>
+          <w:szCs w:val="24"/>
+          <w:lang w:eastAsia="zh-TW"/>
+        </w:rPr>
+        <w:t>Con</w:t>
+      </w:r>
+      <w:r>
+        <w:rPr>
+          <w:rFonts w:ascii="Times New Roman" w:eastAsia="標楷體" w:hAnsi="Times New Roman" w:cs="Times New Roman" w:hint="eastAsia"/>
+          <w:sz w:val="24"/>
+          <w:szCs w:val="24"/>
+          <w:lang w:eastAsia="zh-TW"/>
+        </w:rPr>
+        <w:t>v</w:t>
+      </w:r>
+      <w:r>
+        <w:rPr>
+          <w:rFonts w:ascii="Times New Roman" w:eastAsia="標楷體" w:hAnsi="Times New Roman" w:cs="Times New Roman" w:hint="eastAsia"/>
+          <w:sz w:val="24"/>
+          <w:szCs w:val="24"/>
+          <w:lang w:eastAsia="zh-TW"/>
+        </w:rPr>
+        <w:t>GNP</w:t>
+      </w:r>
+      <w:proofErr w:type="spellEnd"/>
+      <w:r>
+        <w:rPr>
+          <w:rFonts w:ascii="Times New Roman" w:eastAsia="標楷體" w:hAnsi="Times New Roman" w:cs="Times New Roman" w:hint="eastAsia"/>
+          <w:sz w:val="24"/>
+          <w:szCs w:val="24"/>
+          <w:lang w:eastAsia="zh-TW"/>
+        </w:rPr>
+        <w:t>透過不確定下降率</w:t>
+      </w:r>
+      <w:proofErr w:type="gramStart"/>
+      <w:r>
+        <w:rPr>
+          <w:rFonts w:ascii="Times New Roman" w:eastAsia="標楷體" w:hAnsi="Times New Roman" w:cs="Times New Roman" w:hint="eastAsia"/>
+          <w:sz w:val="24"/>
+          <w:szCs w:val="24"/>
+          <w:lang w:eastAsia="zh-TW"/>
+        </w:rPr>
+        <w:t>來找感測</w:t>
+      </w:r>
+      <w:proofErr w:type="gramEnd"/>
+      <w:r>
+        <w:rPr>
+          <w:rFonts w:ascii="Times New Roman" w:eastAsia="標楷體" w:hAnsi="Times New Roman" w:cs="Times New Roman" w:hint="eastAsia"/>
+          <w:sz w:val="24"/>
+          <w:szCs w:val="24"/>
+          <w:lang w:eastAsia="zh-TW"/>
+        </w:rPr>
+        <w:t>器位置。</w:t>
+      </w:r>
+    </w:p>
+    <w:p>
+      <w:pPr>
+        <w:pStyle w:val="ae"/>
+        <w:numPr>
+          <w:ilvl w:val="0"/>
+          <w:numId w:val="20"/>
+        </w:numPr>
+        <w:spacing w:line="360" w:lineRule="auto"/>
+        <w:rPr>
+          <w:rFonts w:ascii="標楷體" w:eastAsia="標楷體" w:hAnsi="標楷體" w:cs="Times New Roman"/>
+          <w:sz w:val="24"/>
+          <w:szCs w:val="24"/>
+          <w:lang w:eastAsia="zh-TW"/>
+        </w:rPr>
+      </w:pPr>
+      <w:r>
+        <w:rPr>
+          <w:rFonts w:ascii="標楷體" w:eastAsia="標楷體" w:hAnsi="標楷體" w:cs="Times New Roman"/>
+          <w:sz w:val="24"/>
+          <w:szCs w:val="24"/>
+          <w:lang w:eastAsia="zh-TW"/>
+        </w:rPr>
+        <w:t>評估環境</w:t>
+      </w:r>
+    </w:p>
+    <w:p>
+      <w:pPr>
+        <w:pStyle w:val="ae"/>
+        <w:spacing w:line="360" w:lineRule="auto"/>
+        <w:ind w:left="1440"/>
+        <w:rPr>
+          <w:rFonts w:ascii="Times New Roman" w:eastAsia="標楷體" w:hAnsi="Times New Roman" w:cs="Times New Roman"/>
+          <w:sz w:val="24"/>
+          <w:szCs w:val="24"/>
+          <w:lang w:eastAsia="zh-TW"/>
+        </w:rPr>
+      </w:pPr>
+      <w:r>
+        <w:rPr>
+          <w:rFonts w:ascii="標楷體" w:eastAsia="標楷體" w:hAnsi="標楷體" w:cs="Times New Roman" w:hint="eastAsia"/>
+          <w:sz w:val="24"/>
+          <w:szCs w:val="24"/>
+          <w:lang w:eastAsia="zh-TW"/>
+        </w:rPr>
+        <w:t>此篇為模擬評估，沒有實際部屬感測器實驗。</w:t>
+      </w:r>
+      <w:r>
+        <w:rPr>
+          <w:rFonts w:ascii="標楷體" w:eastAsia="標楷體" w:hAnsi="標楷體" w:cs="Times New Roman" w:hint="eastAsia"/>
+          <w:sz w:val="24"/>
+          <w:szCs w:val="24"/>
+          <w:lang w:eastAsia="zh-TW"/>
+        </w:rPr>
+        <w:t>使用</w:t>
+      </w:r>
+      <w:r>
+        <w:rPr>
+          <w:rFonts w:ascii="Times New Roman" w:eastAsia="標楷體" w:hAnsi="Times New Roman" w:cs="Times New Roman"/>
+          <w:sz w:val="24"/>
+          <w:szCs w:val="24"/>
+          <w:lang w:eastAsia="zh-TW"/>
+        </w:rPr>
+        <w:t xml:space="preserve">ERA5 </w:t>
+      </w:r>
+      <w:r>
+        <w:rPr>
+          <w:rFonts w:ascii="Times New Roman" w:eastAsia="標楷體" w:hAnsi="Times New Roman" w:cs="Times New Roman"/>
+          <w:sz w:val="24"/>
+          <w:szCs w:val="24"/>
+          <w:lang w:eastAsia="zh-TW"/>
+        </w:rPr>
+        <w:t>Antarctica</w:t>
+      </w:r>
+      <w:r>
+        <w:rPr>
+          <w:rFonts w:ascii="Times New Roman" w:eastAsia="標楷體" w:hAnsi="Times New Roman" w:cs="Times New Roman"/>
+          <w:sz w:val="24"/>
+          <w:szCs w:val="24"/>
+          <w:lang w:eastAsia="zh-TW"/>
+        </w:rPr>
+        <w:t xml:space="preserve"> </w:t>
+      </w:r>
+      <w:r>
+        <w:rPr>
+          <w:rFonts w:ascii="Times New Roman" w:eastAsia="標楷體" w:hAnsi="Times New Roman" w:cs="Times New Roman"/>
+          <w:sz w:val="24"/>
+          <w:szCs w:val="24"/>
+          <w:lang w:eastAsia="zh-TW"/>
+        </w:rPr>
+        <w:t>2m daily temperature anomaly</w:t>
+      </w:r>
+    </w:p>
+    <w:tbl>
+      <w:tblPr>
+        <w:tblStyle w:val="aff2"/>
+        <w:tblW w:w="0" w:type="auto"/>
+        <w:tblInd w:w="1440" w:type="dxa"/>
+        <w:tblLook w:val="04A0" w:firstRow="1" w:lastRow="0" w:firstColumn="1" w:lastColumn="0" w:noHBand="0" w:noVBand="1"/>
+      </w:tblPr>
+      <w:tblGrid>
+        <w:gridCol w:w="3439"/>
+        <w:gridCol w:w="3751"/>
+      </w:tblGrid>
+      <w:tr>
+        <w:trPr>
+          <w:trHeight w:val="170"/>
+        </w:trPr>
+        <w:tc>
+          <w:tcPr>
+            <w:tcW w:w="3439" w:type="dxa"/>
+            <w:vAlign w:val="center"/>
+          </w:tcPr>
+          <w:p>
+            <w:pPr>
+              <w:pStyle w:val="ae"/>
+              <w:spacing w:line="276" w:lineRule="auto"/>
+              <w:ind w:left="0"/>
+              <w:jc w:val="center"/>
+              <w:rPr>
+                <w:rFonts w:ascii="Times New Roman" w:eastAsia="標楷體" w:hAnsi="Times New Roman" w:cs="Times New Roman"/>
+                <w:sz w:val="24"/>
+                <w:szCs w:val="24"/>
+                <w:lang w:eastAsia="zh-TW"/>
+              </w:rPr>
+            </w:pPr>
+            <w:r>
+              <w:rPr>
+                <w:rFonts w:ascii="Times New Roman" w:eastAsia="標楷體" w:hAnsi="Times New Roman" w:cs="Times New Roman" w:hint="eastAsia"/>
+                <w:sz w:val="24"/>
+                <w:szCs w:val="24"/>
+                <w:lang w:eastAsia="zh-TW"/>
+              </w:rPr>
+              <w:t>空間解析度</w:t>
+            </w:r>
+          </w:p>
+          <w:p>
+            <w:pPr>
+              <w:pStyle w:val="ae"/>
+              <w:spacing w:line="276" w:lineRule="auto"/>
+              <w:ind w:left="0"/>
+              <w:jc w:val="center"/>
+              <w:rPr>
+                <w:rFonts w:ascii="Times New Roman" w:eastAsia="標楷體" w:hAnsi="Times New Roman" w:cs="Times New Roman"/>
+                <w:sz w:val="24"/>
+                <w:szCs w:val="24"/>
+                <w:lang w:eastAsia="zh-TW"/>
+              </w:rPr>
+            </w:pPr>
+            <w:r>
+              <w:rPr>
+                <w:rFonts w:ascii="Times New Roman" w:eastAsia="標楷體" w:hAnsi="Times New Roman" w:cs="Times New Roman"/>
+                <w:sz w:val="24"/>
+                <w:szCs w:val="24"/>
+                <w:lang w:eastAsia="zh-TW"/>
+              </w:rPr>
+              <w:t>spatial resolution</w:t>
+            </w:r>
+          </w:p>
+        </w:tc>
+        <w:tc>
+          <w:tcPr>
+            <w:tcW w:w="3751" w:type="dxa"/>
+            <w:vAlign w:val="center"/>
+          </w:tcPr>
+          <w:p>
+            <w:pPr>
+              <w:pStyle w:val="ae"/>
+              <w:spacing w:line="360" w:lineRule="auto"/>
+              <w:ind w:left="0"/>
+              <w:jc w:val="center"/>
+              <w:rPr>
+                <w:rFonts w:ascii="Times New Roman" w:eastAsia="標楷體" w:hAnsi="Times New Roman" w:cs="Times New Roman" w:hint="eastAsia"/>
+                <w:sz w:val="24"/>
+                <w:szCs w:val="24"/>
+                <w:lang w:eastAsia="zh-TW"/>
+              </w:rPr>
+            </w:pPr>
+            <w:r>
+              <w:rPr>
+                <w:rFonts w:ascii="Times New Roman" w:eastAsia="標楷體" w:hAnsi="Times New Roman" w:cs="Times New Roman" w:hint="eastAsia"/>
+                <w:sz w:val="24"/>
+                <w:szCs w:val="24"/>
+                <w:lang w:eastAsia="zh-TW"/>
+              </w:rPr>
+              <w:t>25</w:t>
+            </w:r>
+            <w:r>
+              <w:rPr>
+                <w:rFonts w:ascii="Times New Roman" w:eastAsia="標楷體" w:hAnsi="Times New Roman" w:cs="Times New Roman" w:hint="eastAsia"/>
+                <w:sz w:val="24"/>
+                <w:szCs w:val="24"/>
+                <w:lang w:eastAsia="zh-TW"/>
+              </w:rPr>
+              <w:t xml:space="preserve"> </w:t>
+            </w:r>
+            <w:r>
+              <w:rPr>
+                <w:rFonts w:ascii="Times New Roman" w:eastAsia="標楷體" w:hAnsi="Times New Roman" w:cs="Times New Roman" w:hint="eastAsia"/>
+                <w:sz w:val="24"/>
+                <w:szCs w:val="24"/>
+                <w:lang w:eastAsia="zh-TW"/>
+              </w:rPr>
+              <w:t>km</w:t>
+            </w:r>
+          </w:p>
+        </w:tc>
+      </w:tr>
+      <w:tr>
+        <w:tc>
+          <w:tcPr>
+            <w:tcW w:w="3439" w:type="dxa"/>
+            <w:vAlign w:val="center"/>
+          </w:tcPr>
+          <w:p>
+            <w:pPr>
+              <w:pStyle w:val="ae"/>
+              <w:spacing w:line="276" w:lineRule="auto"/>
+              <w:ind w:left="0"/>
+              <w:jc w:val="center"/>
+              <w:rPr>
+                <w:rFonts w:ascii="Times New Roman" w:eastAsia="標楷體" w:hAnsi="Times New Roman" w:cs="Times New Roman"/>
+                <w:sz w:val="24"/>
+                <w:szCs w:val="24"/>
+                <w:lang w:eastAsia="zh-TW"/>
+              </w:rPr>
+            </w:pPr>
+            <w:r>
+              <w:rPr>
+                <w:rFonts w:ascii="Times New Roman" w:eastAsia="標楷體" w:hAnsi="Times New Roman" w:cs="Times New Roman" w:hint="eastAsia"/>
+                <w:sz w:val="24"/>
+                <w:szCs w:val="24"/>
+                <w:lang w:eastAsia="zh-TW"/>
+              </w:rPr>
+              <w:t>模型訓練資料</w:t>
+            </w:r>
+          </w:p>
+          <w:p>
+            <w:pPr>
+              <w:pStyle w:val="ae"/>
+              <w:spacing w:line="276" w:lineRule="auto"/>
+              <w:ind w:left="0"/>
+              <w:jc w:val="center"/>
+              <w:rPr>
+                <w:rFonts w:ascii="Times New Roman" w:eastAsia="標楷體" w:hAnsi="Times New Roman" w:cs="Times New Roman"/>
+                <w:sz w:val="24"/>
+                <w:szCs w:val="24"/>
+                <w:lang w:eastAsia="zh-TW"/>
+              </w:rPr>
+            </w:pPr>
+            <w:r>
+              <w:rPr>
+                <w:rFonts w:ascii="Times New Roman" w:eastAsia="標楷體" w:hAnsi="Times New Roman" w:cs="Times New Roman"/>
+                <w:sz w:val="24"/>
+                <w:szCs w:val="24"/>
+                <w:lang w:eastAsia="zh-TW"/>
+              </w:rPr>
+              <w:t>Training</w:t>
+            </w:r>
+            <w:r>
+              <w:rPr>
+                <w:rFonts w:ascii="Times New Roman" w:eastAsia="標楷體" w:hAnsi="Times New Roman" w:cs="Times New Roman" w:hint="eastAsia"/>
+                <w:sz w:val="24"/>
+                <w:szCs w:val="24"/>
+                <w:lang w:eastAsia="zh-TW"/>
+              </w:rPr>
+              <w:t xml:space="preserve"> </w:t>
+            </w:r>
+            <w:r>
+              <w:rPr>
+                <w:rFonts w:ascii="Times New Roman" w:eastAsia="標楷體" w:hAnsi="Times New Roman" w:cs="Times New Roman"/>
+                <w:sz w:val="24"/>
+                <w:szCs w:val="24"/>
+                <w:lang w:eastAsia="zh-TW"/>
+              </w:rPr>
+              <w:t>set</w:t>
+            </w:r>
+          </w:p>
+        </w:tc>
+        <w:tc>
+          <w:tcPr>
+            <w:tcW w:w="3751" w:type="dxa"/>
+            <w:vAlign w:val="center"/>
+          </w:tcPr>
+          <w:p>
+            <w:pPr>
+              <w:pStyle w:val="ae"/>
+              <w:spacing w:line="360" w:lineRule="auto"/>
+              <w:ind w:left="0"/>
+              <w:jc w:val="center"/>
+              <w:rPr>
+                <w:rFonts w:ascii="Times New Roman" w:eastAsia="標楷體" w:hAnsi="Times New Roman" w:cs="Times New Roman"/>
+                <w:sz w:val="24"/>
+                <w:szCs w:val="24"/>
+                <w:lang w:eastAsia="zh-TW"/>
+              </w:rPr>
+            </w:pPr>
+            <w:r>
+              <w:rPr>
+                <w:rFonts w:ascii="Times New Roman" w:eastAsia="標楷體" w:hAnsi="Times New Roman" w:cs="Times New Roman"/>
+                <w:sz w:val="24"/>
+                <w:szCs w:val="24"/>
+                <w:lang w:eastAsia="zh-TW"/>
+              </w:rPr>
+              <w:t>1950/1/1~2013/12/31</w:t>
+            </w:r>
+          </w:p>
+        </w:tc>
+      </w:tr>
+      <w:tr>
+        <w:tc>
+          <w:tcPr>
+            <w:tcW w:w="3439" w:type="dxa"/>
+            <w:vAlign w:val="center"/>
+          </w:tcPr>
+          <w:p>
+            <w:pPr>
+              <w:pStyle w:val="ae"/>
+              <w:spacing w:line="276" w:lineRule="auto"/>
+              <w:ind w:left="0"/>
+              <w:jc w:val="center"/>
+              <w:rPr>
+                <w:rFonts w:ascii="Times New Roman" w:eastAsia="標楷體" w:hAnsi="Times New Roman" w:cs="Times New Roman"/>
+                <w:sz w:val="24"/>
+                <w:szCs w:val="24"/>
+                <w:lang w:eastAsia="zh-TW"/>
+              </w:rPr>
+            </w:pPr>
+            <w:r>
+              <w:rPr>
+                <w:rFonts w:ascii="Times New Roman" w:eastAsia="標楷體" w:hAnsi="Times New Roman" w:cs="Times New Roman" w:hint="eastAsia"/>
+                <w:sz w:val="24"/>
+                <w:szCs w:val="24"/>
+                <w:lang w:eastAsia="zh-TW"/>
+              </w:rPr>
+              <w:t>驗證資料</w:t>
+            </w:r>
+          </w:p>
+          <w:p>
+            <w:pPr>
+              <w:pStyle w:val="ae"/>
+              <w:spacing w:line="276" w:lineRule="auto"/>
+              <w:ind w:left="0"/>
+              <w:jc w:val="center"/>
+              <w:rPr>
+                <w:rFonts w:ascii="Times New Roman" w:eastAsia="標楷體" w:hAnsi="Times New Roman" w:cs="Times New Roman" w:hint="eastAsia"/>
+                <w:sz w:val="24"/>
+                <w:szCs w:val="24"/>
+                <w:lang w:eastAsia="zh-TW"/>
+              </w:rPr>
+            </w:pPr>
+            <w:r>
+              <w:rPr>
+                <w:rFonts w:ascii="Times New Roman" w:eastAsia="標楷體" w:hAnsi="Times New Roman" w:cs="Times New Roman" w:hint="eastAsia"/>
+                <w:sz w:val="24"/>
+                <w:szCs w:val="24"/>
+                <w:lang w:eastAsia="zh-TW"/>
+              </w:rPr>
+              <w:t>Validation set</w:t>
+            </w:r>
+          </w:p>
+        </w:tc>
+        <w:tc>
+          <w:tcPr>
+            <w:tcW w:w="3751" w:type="dxa"/>
+            <w:vAlign w:val="center"/>
+          </w:tcPr>
+          <w:p>
+            <w:pPr>
+              <w:pStyle w:val="ae"/>
+              <w:spacing w:line="360" w:lineRule="auto"/>
+              <w:ind w:left="0"/>
+              <w:jc w:val="center"/>
+              <w:rPr>
+                <w:rFonts w:ascii="Times New Roman" w:eastAsia="標楷體" w:hAnsi="Times New Roman" w:cs="Times New Roman" w:hint="eastAsia"/>
+                <w:sz w:val="24"/>
+                <w:szCs w:val="24"/>
+                <w:lang w:eastAsia="zh-TW"/>
+              </w:rPr>
+            </w:pPr>
+            <w:r>
+              <w:rPr>
+                <w:rFonts w:ascii="Times New Roman" w:eastAsia="標楷體" w:hAnsi="Times New Roman" w:cs="Times New Roman" w:hint="eastAsia"/>
+                <w:sz w:val="24"/>
+                <w:szCs w:val="24"/>
+                <w:lang w:eastAsia="zh-TW"/>
+              </w:rPr>
+              <w:t>2014/1/1~2017/12/31</w:t>
+            </w:r>
+          </w:p>
+        </w:tc>
+      </w:tr>
+      <w:tr>
+        <w:tc>
+          <w:tcPr>
+            <w:tcW w:w="3439" w:type="dxa"/>
+            <w:vAlign w:val="center"/>
+          </w:tcPr>
+          <w:p>
+            <w:pPr>
+              <w:pStyle w:val="ae"/>
+              <w:spacing w:line="276" w:lineRule="auto"/>
+              <w:ind w:left="0"/>
+              <w:jc w:val="center"/>
+              <w:rPr>
+                <w:rFonts w:ascii="Times New Roman" w:eastAsia="標楷體" w:hAnsi="Times New Roman" w:cs="Times New Roman"/>
+                <w:sz w:val="24"/>
+                <w:szCs w:val="24"/>
+                <w:lang w:eastAsia="zh-TW"/>
+              </w:rPr>
+            </w:pPr>
+            <w:r>
+              <w:rPr>
+                <w:rFonts w:ascii="Times New Roman" w:eastAsia="標楷體" w:hAnsi="Times New Roman" w:cs="Times New Roman" w:hint="eastAsia"/>
+                <w:sz w:val="24"/>
+                <w:szCs w:val="24"/>
+                <w:lang w:eastAsia="zh-TW"/>
+              </w:rPr>
+              <w:t>測試資料</w:t>
+            </w:r>
+          </w:p>
+          <w:p>
+            <w:pPr>
+              <w:pStyle w:val="ae"/>
+              <w:spacing w:line="360" w:lineRule="auto"/>
+              <w:ind w:left="0"/>
+              <w:jc w:val="center"/>
+              <w:rPr>
+                <w:rFonts w:ascii="Times New Roman" w:eastAsia="標楷體" w:hAnsi="Times New Roman" w:cs="Times New Roman"/>
+                <w:sz w:val="24"/>
+                <w:szCs w:val="24"/>
+                <w:lang w:eastAsia="zh-TW"/>
+              </w:rPr>
+            </w:pPr>
+            <w:r>
+              <w:rPr>
+                <w:rFonts w:ascii="Times New Roman" w:eastAsia="標楷體" w:hAnsi="Times New Roman" w:cs="Times New Roman" w:hint="eastAsia"/>
+                <w:sz w:val="24"/>
+                <w:szCs w:val="24"/>
+                <w:lang w:eastAsia="zh-TW"/>
+              </w:rPr>
+              <w:t>Test set</w:t>
+            </w:r>
+          </w:p>
+        </w:tc>
+        <w:tc>
+          <w:tcPr>
+            <w:tcW w:w="3751" w:type="dxa"/>
+            <w:vAlign w:val="center"/>
+          </w:tcPr>
+          <w:p>
+            <w:pPr>
+              <w:pStyle w:val="ae"/>
+              <w:spacing w:line="360" w:lineRule="auto"/>
+              <w:ind w:left="0"/>
+              <w:jc w:val="center"/>
+              <w:rPr>
+                <w:rFonts w:ascii="Times New Roman" w:eastAsia="標楷體" w:hAnsi="Times New Roman" w:cs="Times New Roman"/>
+                <w:sz w:val="24"/>
+                <w:szCs w:val="24"/>
+                <w:lang w:eastAsia="zh-TW"/>
+              </w:rPr>
+            </w:pPr>
+            <w:r>
+              <w:rPr>
+                <w:rFonts w:ascii="Times New Roman" w:eastAsia="標楷體" w:hAnsi="Times New Roman" w:cs="Times New Roman" w:hint="eastAsia"/>
+                <w:sz w:val="24"/>
+                <w:szCs w:val="24"/>
+                <w:lang w:eastAsia="zh-TW"/>
+              </w:rPr>
+              <w:t>2018/1/1~2019/12/31</w:t>
+            </w:r>
+          </w:p>
+        </w:tc>
+      </w:tr>
+    </w:tbl>
+    <w:p>
+      <w:pPr>
+        <w:spacing w:line="360" w:lineRule="auto"/>
+        <w:rPr>
+          <w:rFonts w:ascii="Times New Roman" w:eastAsia="標楷體" w:hAnsi="Times New Roman" w:cs="Times New Roman"/>
+          <w:sz w:val="24"/>
+          <w:szCs w:val="24"/>
+          <w:lang w:eastAsia="zh-TW"/>
+        </w:rPr>
+      </w:pPr>
+    </w:p>
+    <w:p>
+      <w:pPr>
+        <w:pStyle w:val="ae"/>
+        <w:numPr>
+          <w:ilvl w:val="0"/>
+          <w:numId w:val="20"/>
+        </w:numPr>
+        <w:spacing w:line="360" w:lineRule="auto"/>
+        <w:rPr>
+          <w:rFonts w:ascii="Times New Roman" w:eastAsia="標楷體" w:hAnsi="Times New Roman" w:cs="Times New Roman"/>
+          <w:sz w:val="24"/>
+          <w:szCs w:val="24"/>
+          <w:lang w:eastAsia="zh-TW"/>
+        </w:rPr>
+      </w:pPr>
+      <w:r>
+        <w:rPr>
+          <w:rFonts w:ascii="Times New Roman" w:eastAsia="標楷體" w:hAnsi="Times New Roman" w:cs="Times New Roman" w:hint="eastAsia"/>
+          <w:sz w:val="24"/>
+          <w:szCs w:val="24"/>
+          <w:lang w:eastAsia="zh-TW"/>
+        </w:rPr>
+        <w:t>評估指標</w:t>
+      </w:r>
+    </w:p>
+    <w:p>
+      <w:pPr>
+        <w:pStyle w:val="ae"/>
+        <w:numPr>
+          <w:ilvl w:val="0"/>
+          <w:numId w:val="27"/>
+        </w:numPr>
+        <w:spacing w:line="360" w:lineRule="auto"/>
+        <w:rPr>
+          <w:rFonts w:ascii="Times New Roman" w:eastAsia="標楷體" w:hAnsi="Times New Roman" w:cs="Times New Roman"/>
+          <w:sz w:val="24"/>
+          <w:szCs w:val="24"/>
+          <w:lang w:eastAsia="zh-TW"/>
+        </w:rPr>
+      </w:pPr>
+      <w:r>
+        <w:rPr>
+          <w:rFonts w:ascii="Times New Roman" w:eastAsia="標楷體" w:hAnsi="Times New Roman" w:cs="Times New Roman"/>
+          <w:sz w:val="24"/>
+          <w:szCs w:val="24"/>
+          <w:lang w:eastAsia="zh-TW"/>
+        </w:rPr>
+        <w:t>Joint NLL</w:t>
+      </w:r>
+    </w:p>
+    <w:p>
+      <w:pPr>
+        <w:pStyle w:val="ae"/>
+        <w:numPr>
+          <w:ilvl w:val="0"/>
+          <w:numId w:val="27"/>
+        </w:numPr>
+        <w:spacing w:line="360" w:lineRule="auto"/>
+        <w:rPr>
+          <w:rFonts w:ascii="Times New Roman" w:eastAsia="標楷體" w:hAnsi="Times New Roman" w:cs="Times New Roman"/>
+          <w:sz w:val="24"/>
+          <w:szCs w:val="24"/>
+          <w:lang w:eastAsia="zh-TW"/>
+        </w:rPr>
+      </w:pPr>
+      <w:r>
+        <w:rPr>
+          <w:rFonts w:ascii="Times New Roman" w:eastAsia="標楷體" w:hAnsi="Times New Roman" w:cs="Times New Roman"/>
+          <w:sz w:val="24"/>
+          <w:szCs w:val="24"/>
+          <w:lang w:eastAsia="zh-TW"/>
+        </w:rPr>
+        <w:t>Marginal NLL</w:t>
+      </w:r>
+    </w:p>
+    <w:p>
+      <w:pPr>
+        <w:pStyle w:val="ae"/>
+        <w:numPr>
+          <w:ilvl w:val="0"/>
+          <w:numId w:val="27"/>
+        </w:numPr>
+        <w:spacing w:line="360" w:lineRule="auto"/>
+        <w:rPr>
+          <w:rFonts w:ascii="Times New Roman" w:eastAsia="標楷體" w:hAnsi="Times New Roman" w:cs="Times New Roman"/>
+          <w:sz w:val="24"/>
+          <w:szCs w:val="24"/>
+          <w:lang w:eastAsia="zh-TW"/>
+        </w:rPr>
+      </w:pPr>
+      <w:r>
+        <w:rPr>
+          <w:rFonts w:ascii="Times New Roman" w:eastAsia="標楷體" w:hAnsi="Times New Roman" w:cs="Times New Roman" w:hint="eastAsia"/>
+          <w:sz w:val="24"/>
+          <w:szCs w:val="24"/>
+          <w:lang w:eastAsia="zh-TW"/>
+        </w:rPr>
+        <w:t>RMSE</w:t>
+      </w:r>
+    </w:p>
+    <w:p>
+      <w:pPr>
+        <w:pStyle w:val="ae"/>
+        <w:numPr>
+          <w:ilvl w:val="0"/>
+          <w:numId w:val="20"/>
+        </w:numPr>
+        <w:spacing w:line="360" w:lineRule="auto"/>
+        <w:rPr>
+          <w:rFonts w:ascii="Times New Roman" w:eastAsia="標楷體" w:hAnsi="Times New Roman" w:cs="Times New Roman"/>
+          <w:sz w:val="24"/>
+          <w:szCs w:val="24"/>
+          <w:lang w:eastAsia="zh-TW"/>
+        </w:rPr>
+      </w:pPr>
+      <w:r>
+        <w:rPr>
+          <w:rFonts w:ascii="Times New Roman" w:eastAsia="標楷體" w:hAnsi="Times New Roman" w:cs="Times New Roman"/>
+          <w:sz w:val="24"/>
+          <w:szCs w:val="24"/>
+          <w:lang w:eastAsia="zh-TW"/>
+        </w:rPr>
+        <w:t>實驗結果</w:t>
+      </w:r>
+    </w:p>
+    <w:p>
+      <w:pPr>
+        <w:pStyle w:val="ae"/>
+        <w:numPr>
+          <w:ilvl w:val="0"/>
+          <w:numId w:val="28"/>
+        </w:numPr>
+        <w:spacing w:line="360" w:lineRule="auto"/>
+        <w:rPr>
+          <w:rFonts w:ascii="Times New Roman" w:eastAsia="標楷體" w:hAnsi="Times New Roman" w:cs="Times New Roman" w:hint="eastAsia"/>
+          <w:sz w:val="24"/>
+          <w:szCs w:val="24"/>
+          <w:lang w:eastAsia="zh-TW"/>
+        </w:rPr>
+      </w:pPr>
+      <w:r>
+        <w:rPr>
+          <w:rFonts w:ascii="Times New Roman" w:eastAsia="標楷體" w:hAnsi="Times New Roman" w:cs="Times New Roman" w:hint="eastAsia"/>
+          <w:sz w:val="24"/>
+          <w:szCs w:val="24"/>
+          <w:lang w:eastAsia="zh-TW"/>
+        </w:rPr>
+        <w:t>結果</w:t>
+      </w:r>
+      <w:proofErr w:type="gramStart"/>
+      <w:r>
+        <w:rPr>
+          <w:rFonts w:ascii="Times New Roman" w:eastAsia="標楷體" w:hAnsi="Times New Roman" w:cs="Times New Roman" w:hint="eastAsia"/>
+          <w:sz w:val="24"/>
+          <w:szCs w:val="24"/>
+          <w:lang w:eastAsia="zh-TW"/>
+        </w:rPr>
+        <w:t>一</w:t>
+      </w:r>
+      <w:proofErr w:type="gramEnd"/>
+      <w:r>
+        <w:rPr>
+          <w:rFonts w:ascii="Times New Roman" w:eastAsia="標楷體" w:hAnsi="Times New Roman" w:cs="Times New Roman" w:hint="eastAsia"/>
+          <w:sz w:val="24"/>
+          <w:szCs w:val="24"/>
+          <w:lang w:eastAsia="zh-TW"/>
+        </w:rPr>
+        <w:t xml:space="preserve">: </w:t>
+      </w:r>
+      <w:proofErr w:type="spellStart"/>
+      <w:r>
+        <w:rPr>
+          <w:rFonts w:ascii="Times New Roman" w:eastAsia="標楷體" w:hAnsi="Times New Roman" w:cs="Times New Roman" w:hint="eastAsia"/>
+          <w:sz w:val="24"/>
+          <w:szCs w:val="24"/>
+          <w:lang w:eastAsia="zh-TW"/>
+        </w:rPr>
+        <w:t>ConvGNP</w:t>
+      </w:r>
+      <w:proofErr w:type="spellEnd"/>
+      <w:r>
+        <w:rPr>
+          <w:rFonts w:ascii="Times New Roman" w:eastAsia="標楷體" w:hAnsi="Times New Roman" w:cs="Times New Roman" w:hint="eastAsia"/>
+          <w:sz w:val="24"/>
+          <w:szCs w:val="24"/>
+          <w:lang w:eastAsia="zh-TW"/>
+        </w:rPr>
+        <w:t>皆優於其他三種</w:t>
+      </w:r>
+      <w:r>
+        <w:rPr>
+          <w:rFonts w:ascii="Times New Roman" w:eastAsia="標楷體" w:hAnsi="Times New Roman" w:cs="Times New Roman" w:hint="eastAsia"/>
+          <w:sz w:val="24"/>
+          <w:szCs w:val="24"/>
+          <w:lang w:eastAsia="zh-TW"/>
+        </w:rPr>
+        <w:t>GP</w:t>
+      </w:r>
+      <w:r>
+        <w:rPr>
+          <w:rFonts w:ascii="Times New Roman" w:eastAsia="標楷體" w:hAnsi="Times New Roman" w:cs="Times New Roman" w:hint="eastAsia"/>
+          <w:sz w:val="24"/>
+          <w:szCs w:val="24"/>
+          <w:lang w:eastAsia="zh-TW"/>
+        </w:rPr>
+        <w:t>，當</w:t>
+      </w:r>
+      <w:proofErr w:type="gramStart"/>
+      <w:r>
+        <w:rPr>
+          <w:rFonts w:ascii="Times New Roman" w:eastAsia="標楷體" w:hAnsi="Times New Roman" w:cs="Times New Roman" w:hint="eastAsia"/>
+          <w:sz w:val="24"/>
+          <w:szCs w:val="24"/>
+          <w:lang w:eastAsia="zh-TW"/>
+        </w:rPr>
+        <w:t>觀測點越多</w:t>
+      </w:r>
+      <w:proofErr w:type="spellStart"/>
+      <w:proofErr w:type="gramEnd"/>
+      <w:r>
+        <w:rPr>
+          <w:rFonts w:ascii="Times New Roman" w:eastAsia="標楷體" w:hAnsi="Times New Roman" w:cs="Times New Roman" w:hint="eastAsia"/>
+          <w:sz w:val="24"/>
+          <w:szCs w:val="24"/>
+          <w:lang w:eastAsia="zh-TW"/>
+        </w:rPr>
+        <w:t>Con</w:t>
+      </w:r>
+      <w:r>
+        <w:rPr>
+          <w:rFonts w:ascii="Times New Roman" w:eastAsia="標楷體" w:hAnsi="Times New Roman" w:cs="Times New Roman" w:hint="eastAsia"/>
+          <w:sz w:val="24"/>
+          <w:szCs w:val="24"/>
+          <w:lang w:eastAsia="zh-TW"/>
+        </w:rPr>
+        <w:t>v</w:t>
+      </w:r>
+      <w:r>
+        <w:rPr>
+          <w:rFonts w:ascii="Times New Roman" w:eastAsia="標楷體" w:hAnsi="Times New Roman" w:cs="Times New Roman" w:hint="eastAsia"/>
+          <w:sz w:val="24"/>
+          <w:szCs w:val="24"/>
+          <w:lang w:eastAsia="zh-TW"/>
+        </w:rPr>
+        <w:t>GNP</w:t>
+      </w:r>
+      <w:proofErr w:type="spellEnd"/>
+      <w:r>
+        <w:rPr>
+          <w:rFonts w:ascii="Times New Roman" w:eastAsia="標楷體" w:hAnsi="Times New Roman" w:cs="Times New Roman" w:hint="eastAsia"/>
+          <w:sz w:val="24"/>
+          <w:szCs w:val="24"/>
+          <w:lang w:eastAsia="zh-TW"/>
+        </w:rPr>
+        <w:t>改善更明顯。</w:t>
+      </w:r>
+    </w:p>
+    <w:p>
+      <w:pPr>
+        <w:pStyle w:val="ae"/>
+        <w:spacing w:line="360" w:lineRule="auto"/>
+        <w:ind w:left="480"/>
+        <w:rPr>
+          <w:rFonts w:ascii="Times New Roman" w:eastAsia="標楷體" w:hAnsi="Times New Roman" w:cs="Times New Roman"/>
+          <w:sz w:val="24"/>
+          <w:szCs w:val="24"/>
+          <w:lang w:eastAsia="zh-TW"/>
+        </w:rPr>
+      </w:pPr>
+      <w:r>
+        <w:rPr>
+          <w:rFonts w:ascii="Times New Roman" w:eastAsia="標楷體" w:hAnsi="Times New Roman" w:cs="Times New Roman"/>
+          <w:sz w:val="24"/>
+          <w:szCs w:val="24"/>
+          <w:lang w:eastAsia="zh-TW"/>
+        </w:rPr>
+        <w:drawing>
+          <wp:inline distT="0" distB="0" distL="0" distR="0" wp14:anchorId="3D2911DE" wp14:editId="3204DCB0">
+            <wp:extent cx="5486400" cy="2032000"/>
+            <wp:effectExtent l="0" t="0" r="0" b="6350"/>
+            <wp:docPr id="1296145804" name="圖片 1"/>
+            <wp:cNvGraphicFramePr>
+              <a:graphicFrameLocks xmlns:a="http://schemas.openxmlformats.org/drawingml/2006/main" noChangeAspect="1"/>
+            </wp:cNvGraphicFramePr>
+            <a:graphic xmlns:a="http://schemas.openxmlformats.org/drawingml/2006/main">
+              <a:graphicData uri="http://schemas.openxmlformats.org/drawingml/2006/picture">
+                <pic:pic xmlns:pic="http://schemas.openxmlformats.org/drawingml/2006/picture">
+                  <pic:nvPicPr>
+                    <pic:cNvPr id="1296145804" name=""/>
+                    <pic:cNvPicPr/>
+                  </pic:nvPicPr>
+                  <pic:blipFill>
+                    <a:blip r:embed="rId14"/>
+                    <a:stretch>
+                      <a:fillRect/>
+                    </a:stretch>
+                  </pic:blipFill>
+                  <pic:spPr>
+                    <a:xfrm>
+                      <a:off x="0" y="0"/>
+                      <a:ext cx="5486400" cy="2032000"/>
+                    </a:xfrm>
+                    <a:prstGeom prst="rect">
+                      <a:avLst/>
+                    </a:prstGeom>
+                  </pic:spPr>
+                </pic:pic>
+              </a:graphicData>
+            </a:graphic>
+          </wp:inline>
+        </w:drawing>
+      </w:r>
+    </w:p>
+    <w:p>
+      <w:pPr>
+        <w:pStyle w:val="ae"/>
+        <w:numPr>
+          <w:ilvl w:val="0"/>
+          <w:numId w:val="28"/>
+        </w:numPr>
+        <w:spacing w:line="360" w:lineRule="auto"/>
+        <w:rPr>
+          <w:rFonts w:ascii="Times New Roman" w:eastAsia="標楷體" w:hAnsi="Times New Roman" w:cs="Times New Roman" w:hint="eastAsia"/>
+          <w:sz w:val="24"/>
+          <w:szCs w:val="24"/>
+          <w:lang w:eastAsia="zh-TW"/>
+        </w:rPr>
+      </w:pPr>
+      <w:r>
+        <w:rPr>
+          <w:rFonts w:ascii="Times New Roman" w:eastAsia="標楷體" w:hAnsi="Times New Roman" w:cs="Times New Roman" w:hint="eastAsia"/>
+          <w:sz w:val="24"/>
+          <w:szCs w:val="24"/>
+          <w:lang w:eastAsia="zh-TW"/>
+        </w:rPr>
+        <w:t>結果二</w:t>
+      </w:r>
+      <w:r>
+        <w:rPr>
+          <w:rFonts w:ascii="Times New Roman" w:eastAsia="標楷體" w:hAnsi="Times New Roman" w:cs="Times New Roman" w:hint="eastAsia"/>
+          <w:sz w:val="24"/>
+          <w:szCs w:val="24"/>
+          <w:lang w:eastAsia="zh-TW"/>
+        </w:rPr>
+        <w:t xml:space="preserve">: </w:t>
+      </w:r>
+      <w:proofErr w:type="spellStart"/>
+      <w:r>
+        <w:rPr>
+          <w:rFonts w:ascii="Times New Roman" w:eastAsia="標楷體" w:hAnsi="Times New Roman" w:cs="Times New Roman"/>
+          <w:sz w:val="24"/>
+          <w:szCs w:val="24"/>
+          <w:lang w:eastAsia="zh-TW"/>
+        </w:rPr>
+        <w:t>ConvGNP</w:t>
+      </w:r>
+      <w:proofErr w:type="spellEnd"/>
+      <w:r>
+        <w:rPr>
+          <w:rFonts w:ascii="Times New Roman" w:eastAsia="標楷體" w:hAnsi="Times New Roman" w:cs="Times New Roman"/>
+          <w:sz w:val="24"/>
+          <w:szCs w:val="24"/>
+          <w:lang w:eastAsia="zh-TW"/>
+        </w:rPr>
+        <w:t xml:space="preserve"> </w:t>
+      </w:r>
+      <w:r>
+        <w:rPr>
+          <w:rFonts w:ascii="Times New Roman" w:eastAsia="標楷體" w:hAnsi="Times New Roman" w:cs="Times New Roman"/>
+          <w:sz w:val="24"/>
+          <w:szCs w:val="24"/>
+          <w:lang w:eastAsia="zh-TW"/>
+        </w:rPr>
+        <w:t>的</w:t>
+      </w:r>
+      <w:r>
+        <w:rPr>
+          <w:rFonts w:ascii="Times New Roman" w:eastAsia="標楷體" w:hAnsi="Times New Roman" w:cs="Times New Roman"/>
+          <w:sz w:val="24"/>
+          <w:szCs w:val="24"/>
+          <w:lang w:eastAsia="zh-TW"/>
+        </w:rPr>
+        <w:t xml:space="preserve"> acquisition function </w:t>
+      </w:r>
+      <w:r>
+        <w:rPr>
+          <w:rFonts w:ascii="Times New Roman" w:eastAsia="標楷體" w:hAnsi="Times New Roman" w:cs="Times New Roman"/>
+          <w:sz w:val="24"/>
+          <w:szCs w:val="24"/>
+          <w:lang w:eastAsia="zh-TW"/>
+        </w:rPr>
+        <w:t>和真實效益之間有高相關</w:t>
+      </w:r>
+      <w:r>
+        <w:rPr>
+          <w:rFonts w:ascii="Times New Roman" w:eastAsia="標楷體" w:hAnsi="Times New Roman" w:cs="Times New Roman" w:hint="eastAsia"/>
+          <w:sz w:val="24"/>
+          <w:szCs w:val="24"/>
+          <w:lang w:eastAsia="zh-TW"/>
+        </w:rPr>
+        <w:t>。</w:t>
+      </w:r>
+      <w:r>
+        <w:rPr>
+          <w:rFonts w:ascii="Times New Roman" w:eastAsia="標楷體" w:hAnsi="Times New Roman" w:cs="Times New Roman"/>
+          <w:sz w:val="24"/>
+          <w:szCs w:val="24"/>
+          <w:lang w:eastAsia="zh-TW"/>
+        </w:rPr>
+        <w:t>表示</w:t>
+      </w:r>
+      <w:r>
+        <w:rPr>
+          <w:rFonts w:ascii="Times New Roman" w:eastAsia="標楷體" w:hAnsi="Times New Roman" w:cs="Times New Roman"/>
+          <w:sz w:val="24"/>
+          <w:szCs w:val="24"/>
+          <w:lang w:eastAsia="zh-TW"/>
+        </w:rPr>
+        <w:t xml:space="preserve"> </w:t>
+      </w:r>
+      <w:proofErr w:type="spellStart"/>
+      <w:r>
+        <w:rPr>
+          <w:rFonts w:ascii="Times New Roman" w:eastAsia="標楷體" w:hAnsi="Times New Roman" w:cs="Times New Roman"/>
+          <w:sz w:val="24"/>
+          <w:szCs w:val="24"/>
+          <w:lang w:eastAsia="zh-TW"/>
+        </w:rPr>
+        <w:t>ConvGNP</w:t>
+      </w:r>
+      <w:proofErr w:type="spellEnd"/>
+      <w:r>
+        <w:rPr>
+          <w:rFonts w:ascii="Times New Roman" w:eastAsia="標楷體" w:hAnsi="Times New Roman" w:cs="Times New Roman"/>
+          <w:sz w:val="24"/>
+          <w:szCs w:val="24"/>
+          <w:lang w:eastAsia="zh-TW"/>
+        </w:rPr>
+        <w:t xml:space="preserve"> </w:t>
+      </w:r>
+      <w:r>
+        <w:rPr>
+          <w:rFonts w:ascii="Times New Roman" w:eastAsia="標楷體" w:hAnsi="Times New Roman" w:cs="Times New Roman"/>
+          <w:sz w:val="24"/>
+          <w:szCs w:val="24"/>
+          <w:lang w:eastAsia="zh-TW"/>
+        </w:rPr>
+        <w:t>很能預</w:t>
+      </w:r>
+      <w:r>
+        <w:rPr>
+          <w:rFonts w:ascii="Times New Roman" w:eastAsia="標楷體" w:hAnsi="Times New Roman" w:cs="Times New Roman" w:hint="eastAsia"/>
+          <w:sz w:val="24"/>
+          <w:szCs w:val="24"/>
+          <w:lang w:eastAsia="zh-TW"/>
+        </w:rPr>
+        <w:t>測最佳位置。</w:t>
+      </w:r>
+    </w:p>
+    <w:p>
+      <w:pPr>
+        <w:pStyle w:val="ae"/>
+        <w:spacing w:line="360" w:lineRule="auto"/>
+        <w:ind w:left="480"/>
+        <w:rPr>
+          <w:rFonts w:ascii="Times New Roman" w:eastAsia="標楷體" w:hAnsi="Times New Roman" w:cs="Times New Roman"/>
+          <w:sz w:val="24"/>
+          <w:szCs w:val="24"/>
+          <w:lang w:eastAsia="zh-TW"/>
+        </w:rPr>
+      </w:pPr>
+      <w:r>
+        <w:rPr>
+          <w:rFonts w:ascii="Times New Roman" w:eastAsia="標楷體" w:hAnsi="Times New Roman" w:cs="Times New Roman"/>
+          <w:sz w:val="24"/>
+          <w:szCs w:val="24"/>
+          <w:lang w:eastAsia="zh-TW"/>
+        </w:rPr>
+        <w:drawing>
+          <wp:inline distT="0" distB="0" distL="0" distR="0" wp14:anchorId="5A5B6F17" wp14:editId="452FDF02">
+            <wp:extent cx="5486400" cy="2181860"/>
+            <wp:effectExtent l="0" t="0" r="0" b="8890"/>
+            <wp:docPr id="603100988" name="圖片 1"/>
+            <wp:cNvGraphicFramePr>
+              <a:graphicFrameLocks xmlns:a="http://schemas.openxmlformats.org/drawingml/2006/main" noChangeAspect="1"/>
+            </wp:cNvGraphicFramePr>
+            <a:graphic xmlns:a="http://schemas.openxmlformats.org/drawingml/2006/main">
+              <a:graphicData uri="http://schemas.openxmlformats.org/drawingml/2006/picture">
+                <pic:pic xmlns:pic="http://schemas.openxmlformats.org/drawingml/2006/picture">
+                  <pic:nvPicPr>
+                    <pic:cNvPr id="603100988" name=""/>
+                    <pic:cNvPicPr/>
+                  </pic:nvPicPr>
+                  <pic:blipFill>
+                    <a:blip r:embed="rId15"/>
+                    <a:stretch>
+                      <a:fillRect/>
+                    </a:stretch>
+                  </pic:blipFill>
+                  <pic:spPr>
+                    <a:xfrm>
+                      <a:off x="0" y="0"/>
+                      <a:ext cx="5486400" cy="2181860"/>
+                    </a:xfrm>
+                    <a:prstGeom prst="rect">
+                      <a:avLst/>
+                    </a:prstGeom>
+                  </pic:spPr>
+                </pic:pic>
+              </a:graphicData>
+            </a:graphic>
+          </wp:inline>
+        </w:drawing>
+      </w:r>
+    </w:p>
+    <w:p>
+      <w:pPr>
+        <w:pStyle w:val="ae"/>
+        <w:numPr>
+          <w:ilvl w:val="0"/>
+          <w:numId w:val="28"/>
+        </w:numPr>
+        <w:spacing w:line="360" w:lineRule="auto"/>
+        <w:rPr>
+          <w:rFonts w:ascii="Times New Roman" w:eastAsia="標楷體" w:hAnsi="Times New Roman" w:cs="Times New Roman"/>
+          <w:sz w:val="24"/>
+          <w:szCs w:val="24"/>
+          <w:lang w:eastAsia="zh-TW"/>
+        </w:rPr>
+      </w:pPr>
+      <w:r>
+        <w:rPr>
+          <w:rFonts w:ascii="Times New Roman" w:eastAsia="標楷體" w:hAnsi="Times New Roman" w:cs="Times New Roman" w:hint="eastAsia"/>
+          <w:sz w:val="24"/>
+          <w:szCs w:val="24"/>
+          <w:lang w:eastAsia="zh-TW"/>
+        </w:rPr>
+        <w:t>結果三</w:t>
+      </w:r>
+      <w:r>
+        <w:rPr>
+          <w:rFonts w:ascii="Times New Roman" w:eastAsia="標楷體" w:hAnsi="Times New Roman" w:cs="Times New Roman" w:hint="eastAsia"/>
+          <w:sz w:val="24"/>
+          <w:szCs w:val="24"/>
+          <w:lang w:eastAsia="zh-TW"/>
+        </w:rPr>
+        <w:t xml:space="preserve">: </w:t>
+      </w:r>
+      <w:proofErr w:type="spellStart"/>
+      <w:r>
+        <w:rPr>
+          <w:rFonts w:ascii="Times New Roman" w:eastAsia="標楷體" w:hAnsi="Times New Roman" w:cs="Times New Roman"/>
+          <w:sz w:val="24"/>
+          <w:szCs w:val="24"/>
+          <w:lang w:eastAsia="zh-TW"/>
+        </w:rPr>
+        <w:t>ConvGNP</w:t>
+      </w:r>
+      <w:proofErr w:type="spellEnd"/>
+      <w:r>
+        <w:rPr>
+          <w:rFonts w:ascii="Times New Roman" w:eastAsia="標楷體" w:hAnsi="Times New Roman" w:cs="Times New Roman"/>
+          <w:sz w:val="24"/>
+          <w:szCs w:val="24"/>
+          <w:lang w:eastAsia="zh-TW"/>
+        </w:rPr>
+        <w:t xml:space="preserve"> </w:t>
+      </w:r>
+      <w:r>
+        <w:rPr>
+          <w:rFonts w:ascii="Times New Roman" w:eastAsia="標楷體" w:hAnsi="Times New Roman" w:cs="Times New Roman"/>
+          <w:sz w:val="24"/>
+          <w:szCs w:val="24"/>
+          <w:lang w:eastAsia="zh-TW"/>
+        </w:rPr>
+        <w:t>選出的感測器位置更有效</w:t>
+      </w:r>
+    </w:p>
+    <w:p>
+      <w:pPr>
+        <w:pStyle w:val="ae"/>
+        <w:spacing w:line="360" w:lineRule="auto"/>
+        <w:ind w:left="480"/>
+        <w:rPr>
+          <w:rFonts w:ascii="Times New Roman" w:eastAsia="標楷體" w:hAnsi="Times New Roman" w:cs="Times New Roman"/>
+          <w:sz w:val="24"/>
+          <w:szCs w:val="24"/>
+          <w:lang w:eastAsia="zh-TW"/>
+        </w:rPr>
+      </w:pPr>
+      <w:r>
+        <w:rPr>
+          <w:rFonts w:ascii="Times New Roman" w:eastAsia="標楷體" w:hAnsi="Times New Roman" w:cs="Times New Roman"/>
+          <w:sz w:val="24"/>
+          <w:szCs w:val="24"/>
+          <w:lang w:eastAsia="zh-TW"/>
+        </w:rPr>
+        <w:drawing>
+          <wp:inline distT="0" distB="0" distL="0" distR="0" wp14:anchorId="261AE32A" wp14:editId="7685ACD1">
+            <wp:extent cx="5486400" cy="2720340"/>
+            <wp:effectExtent l="0" t="0" r="0" b="3810"/>
+            <wp:docPr id="983902869" name="圖片 1"/>
+            <wp:cNvGraphicFramePr>
+              <a:graphicFrameLocks xmlns:a="http://schemas.openxmlformats.org/drawingml/2006/main" noChangeAspect="1"/>
+            </wp:cNvGraphicFramePr>
+            <a:graphic xmlns:a="http://schemas.openxmlformats.org/drawingml/2006/main">
+              <a:graphicData uri="http://schemas.openxmlformats.org/drawingml/2006/picture">
+                <pic:pic xmlns:pic="http://schemas.openxmlformats.org/drawingml/2006/picture">
+                  <pic:nvPicPr>
+                    <pic:cNvPr id="983902869" name=""/>
+                    <pic:cNvPicPr/>
+                  </pic:nvPicPr>
+                  <pic:blipFill>
+                    <a:blip r:embed="rId16"/>
+                    <a:stretch>
+                      <a:fillRect/>
+                    </a:stretch>
+                  </pic:blipFill>
+                  <pic:spPr>
+                    <a:xfrm>
+                      <a:off x="0" y="0"/>
+                      <a:ext cx="5486400" cy="2720340"/>
+                    </a:xfrm>
+                    <a:prstGeom prst="rect">
+                      <a:avLst/>
+                    </a:prstGeom>
+                  </pic:spPr>
+                </pic:pic>
+              </a:graphicData>
+            </a:graphic>
+          </wp:inline>
+        </w:drawing>
+      </w:r>
+    </w:p>
+    <w:p>
+      <w:pPr>
+        <w:pStyle w:val="ae"/>
+        <w:numPr>
+          <w:ilvl w:val="0"/>
+          <w:numId w:val="20"/>
+        </w:numPr>
+        <w:spacing w:line="360" w:lineRule="auto"/>
+        <w:rPr>
+          <w:rFonts w:ascii="Times New Roman" w:eastAsia="標楷體" w:hAnsi="Times New Roman" w:cs="Times New Roman"/>
+          <w:sz w:val="24"/>
+          <w:szCs w:val="24"/>
+          <w:lang w:eastAsia="zh-TW"/>
+        </w:rPr>
+      </w:pPr>
+      <w:r>
+        <w:rPr>
+          <w:rFonts w:ascii="Times New Roman" w:eastAsia="標楷體" w:hAnsi="Times New Roman" w:cs="Times New Roman" w:hint="eastAsia"/>
+          <w:sz w:val="24"/>
+          <w:szCs w:val="24"/>
+          <w:lang w:eastAsia="zh-TW"/>
+        </w:rPr>
+        <w:t>限制</w:t>
+      </w:r>
+    </w:p>
+    <w:p>
+      <w:pPr>
+        <w:pStyle w:val="ae"/>
+        <w:numPr>
+          <w:ilvl w:val="0"/>
+          <w:numId w:val="29"/>
+        </w:numPr>
+        <w:spacing w:line="360" w:lineRule="auto"/>
+        <w:rPr>
+          <w:rFonts w:ascii="Times New Roman" w:eastAsia="標楷體" w:hAnsi="Times New Roman" w:cs="Times New Roman"/>
+          <w:sz w:val="24"/>
+          <w:szCs w:val="24"/>
+          <w:lang w:eastAsia="zh-TW"/>
+        </w:rPr>
+      </w:pPr>
+      <w:r>
+        <w:rPr>
+          <w:rFonts w:ascii="Times New Roman" w:eastAsia="標楷體" w:hAnsi="Times New Roman" w:cs="Times New Roman" w:hint="eastAsia"/>
+          <w:sz w:val="24"/>
+          <w:szCs w:val="24"/>
+          <w:lang w:eastAsia="zh-TW"/>
+        </w:rPr>
+        <w:t>不是用真實感測器雜訊資料模擬</w:t>
+      </w:r>
+      <w:r>
+        <w:rPr>
+          <w:rFonts w:ascii="Times New Roman" w:eastAsia="標楷體" w:hAnsi="Times New Roman" w:cs="Times New Roman" w:hint="eastAsia"/>
+          <w:sz w:val="24"/>
+          <w:szCs w:val="24"/>
+          <w:lang w:eastAsia="zh-TW"/>
+        </w:rPr>
+        <w:t>: ERA5</w:t>
+      </w:r>
+      <w:r>
+        <w:rPr>
+          <w:rFonts w:ascii="Times New Roman" w:eastAsia="標楷體" w:hAnsi="Times New Roman" w:cs="Times New Roman" w:hint="eastAsia"/>
+          <w:sz w:val="24"/>
+          <w:szCs w:val="24"/>
+          <w:lang w:eastAsia="zh-TW"/>
+        </w:rPr>
+        <w:t>是在分析資料，是模擬資料。</w:t>
+      </w:r>
+    </w:p>
+    <w:p>
+      <w:pPr>
+        <w:pStyle w:val="ae"/>
+        <w:numPr>
+          <w:ilvl w:val="0"/>
+          <w:numId w:val="29"/>
+        </w:numPr>
+        <w:spacing w:line="360" w:lineRule="auto"/>
+        <w:rPr>
+          <w:rFonts w:ascii="Times New Roman" w:eastAsia="標楷體" w:hAnsi="Times New Roman" w:cs="Times New Roman"/>
+          <w:sz w:val="24"/>
+          <w:szCs w:val="24"/>
+          <w:lang w:eastAsia="zh-TW"/>
+        </w:rPr>
+      </w:pPr>
+      <w:r>
+        <w:rPr>
+          <w:rFonts w:ascii="Times New Roman" w:eastAsia="標楷體" w:hAnsi="Times New Roman" w:cs="Times New Roman"/>
+          <w:sz w:val="24"/>
+          <w:szCs w:val="24"/>
+          <w:lang w:eastAsia="zh-TW"/>
+        </w:rPr>
+        <w:t>沒有建模時間相關性</w:t>
+      </w:r>
+      <w:r>
+        <w:rPr>
+          <w:rFonts w:ascii="Times New Roman" w:eastAsia="標楷體" w:hAnsi="Times New Roman" w:cs="Times New Roman" w:hint="eastAsia"/>
+          <w:sz w:val="24"/>
+          <w:szCs w:val="24"/>
+          <w:lang w:eastAsia="zh-TW"/>
+        </w:rPr>
+        <w:t xml:space="preserve">: </w:t>
+      </w:r>
+      <w:r>
+        <w:rPr>
+          <w:rFonts w:ascii="Times New Roman" w:eastAsia="標楷體" w:hAnsi="Times New Roman" w:cs="Times New Roman" w:hint="eastAsia"/>
+          <w:sz w:val="24"/>
+          <w:szCs w:val="24"/>
+          <w:lang w:eastAsia="zh-TW"/>
+        </w:rPr>
+        <w:t>氣候資料有明顯的</w:t>
+      </w:r>
+      <w:r>
+        <w:rPr>
+          <w:rFonts w:ascii="Times New Roman" w:eastAsia="標楷體" w:hAnsi="Times New Roman" w:cs="Times New Roman" w:hint="eastAsia"/>
+          <w:sz w:val="24"/>
+          <w:szCs w:val="24"/>
+          <w:lang w:eastAsia="zh-TW"/>
+        </w:rPr>
+        <w:t>時間連續性，</w:t>
+      </w:r>
+      <w:proofErr w:type="gramStart"/>
+      <w:r>
+        <w:rPr>
+          <w:rFonts w:ascii="Times New Roman" w:eastAsia="標楷體" w:hAnsi="Times New Roman" w:cs="Times New Roman" w:hint="eastAsia"/>
+          <w:sz w:val="24"/>
+          <w:szCs w:val="24"/>
+          <w:lang w:eastAsia="zh-TW"/>
+        </w:rPr>
+        <w:t>但刺篇</w:t>
+      </w:r>
+      <w:proofErr w:type="gramEnd"/>
+      <w:r>
+        <w:rPr>
+          <w:rFonts w:ascii="Times New Roman" w:eastAsia="標楷體" w:hAnsi="Times New Roman" w:cs="Times New Roman" w:hint="eastAsia"/>
+          <w:sz w:val="24"/>
+          <w:szCs w:val="24"/>
+          <w:lang w:eastAsia="zh-TW"/>
+        </w:rPr>
+        <w:t>論文假設不同時間獨立，</w:t>
+      </w:r>
+      <w:r>
+        <w:rPr>
+          <w:rFonts w:ascii="Times New Roman" w:eastAsia="標楷體" w:hAnsi="Times New Roman" w:cs="Times New Roman"/>
+          <w:sz w:val="24"/>
+          <w:szCs w:val="24"/>
+          <w:lang w:eastAsia="zh-TW"/>
+        </w:rPr>
+        <w:t>不是完整的時空預測模型</w:t>
+      </w:r>
+      <w:r>
+        <w:rPr>
+          <w:rFonts w:ascii="Times New Roman" w:eastAsia="標楷體" w:hAnsi="Times New Roman" w:cs="Times New Roman" w:hint="eastAsia"/>
+          <w:sz w:val="24"/>
+          <w:szCs w:val="24"/>
+          <w:lang w:eastAsia="zh-TW"/>
+        </w:rPr>
+        <w:t>。</w:t>
+      </w:r>
+    </w:p>
+    <w:p>
+      <w:pPr>
+        <w:pStyle w:val="ae"/>
+        <w:numPr>
+          <w:ilvl w:val="0"/>
+          <w:numId w:val="20"/>
+        </w:numPr>
+        <w:spacing w:line="360" w:lineRule="auto"/>
+        <w:rPr>
+          <w:rFonts w:ascii="Times New Roman" w:eastAsia="標楷體" w:hAnsi="Times New Roman" w:cs="Times New Roman"/>
+          <w:sz w:val="24"/>
+          <w:szCs w:val="24"/>
+          <w:lang w:eastAsia="zh-TW"/>
+        </w:rPr>
+      </w:pPr>
+      <w:r>
+        <w:rPr>
+          <w:rFonts w:ascii="Times New Roman" w:eastAsia="標楷體" w:hAnsi="Times New Roman" w:cs="Times New Roman" w:hint="eastAsia"/>
+          <w:sz w:val="24"/>
+          <w:szCs w:val="24"/>
+          <w:lang w:eastAsia="zh-TW"/>
+        </w:rPr>
+        <w:t>總結問題</w:t>
+      </w:r>
+    </w:p>
+    <w:p>
+      <w:pPr>
+        <w:pStyle w:val="ae"/>
+        <w:spacing w:line="360" w:lineRule="auto"/>
+        <w:ind w:firstLine="240"/>
+        <w:rPr>
+          <w:rFonts w:ascii="標楷體" w:eastAsia="標楷體" w:hAnsi="標楷體" w:cs="新細明體" w:hint="eastAsia"/>
+          <w:sz w:val="24"/>
+          <w:szCs w:val="24"/>
+          <w:lang w:eastAsia="zh-TW"/>
+        </w:rPr>
+      </w:pPr>
+      <w:r>
+        <w:rPr>
+          <w:rFonts w:ascii="標楷體" w:eastAsia="標楷體" w:hAnsi="標楷體" w:cs="新細明體"/>
+          <w:sz w:val="24"/>
+          <w:szCs w:val="24"/>
+          <w:lang w:eastAsia="zh-TW"/>
+        </w:rPr>
+        <w:t>在南極這種觀測稀少、部署成本高、環境變化複雜的區域，如何用機器學習找出最有資訊價值的感測器位置</w:t>
+      </w:r>
+      <w:r>
+        <w:rPr>
+          <w:rFonts w:ascii="標楷體" w:eastAsia="標楷體" w:hAnsi="標楷體" w:cs="新細明體" w:hint="eastAsia"/>
+          <w:sz w:val="24"/>
+          <w:szCs w:val="24"/>
+          <w:lang w:eastAsia="zh-TW"/>
+        </w:rPr>
+        <w:t>。</w:t>
+      </w:r>
+      <w:r>
+        <w:rPr>
+          <w:rFonts w:ascii="標楷體" w:eastAsia="標楷體" w:hAnsi="標楷體" w:cs="新細明體"/>
+          <w:sz w:val="24"/>
+          <w:szCs w:val="24"/>
+          <w:lang w:eastAsia="zh-TW"/>
+        </w:rPr>
+        <w:t>作者認為傳統 GP 雖然常用於感測器配置，但在大型、非</w:t>
+      </w:r>
+      <w:proofErr w:type="gramStart"/>
+      <w:r>
+        <w:rPr>
+          <w:rFonts w:ascii="標楷體" w:eastAsia="標楷體" w:hAnsi="標楷體" w:cs="新細明體"/>
+          <w:sz w:val="24"/>
+          <w:szCs w:val="24"/>
+          <w:lang w:eastAsia="zh-TW"/>
+        </w:rPr>
+        <w:t>平穩、</w:t>
+      </w:r>
+      <w:proofErr w:type="gramEnd"/>
+      <w:r>
+        <w:rPr>
+          <w:rFonts w:ascii="標楷體" w:eastAsia="標楷體" w:hAnsi="標楷體" w:cs="新細明體"/>
+          <w:sz w:val="24"/>
+          <w:szCs w:val="24"/>
+          <w:lang w:eastAsia="zh-TW"/>
+        </w:rPr>
+        <w:t>多來源環境資料上有限制</w:t>
+      </w:r>
+      <w:r>
+        <w:rPr>
+          <w:rFonts w:ascii="標楷體" w:eastAsia="標楷體" w:hAnsi="標楷體" w:cs="新細明體" w:hint="eastAsia"/>
+          <w:sz w:val="24"/>
+          <w:szCs w:val="24"/>
+          <w:lang w:eastAsia="zh-TW"/>
+        </w:rPr>
+        <w:t>，因此提出</w:t>
+      </w:r>
+      <w:proofErr w:type="spellStart"/>
+      <w:r>
+        <w:rPr>
+          <w:rFonts w:ascii="標楷體" w:eastAsia="標楷體" w:hAnsi="標楷體" w:cs="新細明體" w:hint="eastAsia"/>
+          <w:sz w:val="24"/>
+          <w:szCs w:val="24"/>
+          <w:lang w:eastAsia="zh-TW"/>
+        </w:rPr>
+        <w:t>C</w:t>
+      </w:r>
+      <w:r>
+        <w:rPr>
+          <w:rFonts w:ascii="標楷體" w:eastAsia="標楷體" w:hAnsi="標楷體" w:cs="新細明體"/>
+          <w:sz w:val="24"/>
+          <w:szCs w:val="24"/>
+          <w:lang w:eastAsia="zh-TW"/>
+        </w:rPr>
+        <w:t>o</w:t>
+      </w:r>
+      <w:r>
+        <w:rPr>
+          <w:rFonts w:ascii="標楷體" w:eastAsia="標楷體" w:hAnsi="標楷體" w:cs="新細明體" w:hint="eastAsia"/>
+          <w:sz w:val="24"/>
+          <w:szCs w:val="24"/>
+          <w:lang w:eastAsia="zh-TW"/>
+        </w:rPr>
+        <w:t>nvGNP</w:t>
+      </w:r>
+      <w:proofErr w:type="spellEnd"/>
+      <w:r>
+        <w:rPr>
+          <w:rFonts w:ascii="標楷體" w:eastAsia="標楷體" w:hAnsi="標楷體" w:cs="新細明體" w:hint="eastAsia"/>
+          <w:sz w:val="24"/>
+          <w:szCs w:val="24"/>
+          <w:lang w:eastAsia="zh-TW"/>
+        </w:rPr>
+        <w:t xml:space="preserve"> 模型可以整合多來源資料、學習非平穩空間相關性、估計預測不確定性、推薦更有價值的感測器位置。</w:t>
+      </w:r>
+    </w:p>
+    <w:p>
+      <w:pPr>
+        <w:pStyle w:val="ae"/>
+        <w:spacing w:line="360" w:lineRule="auto"/>
+        <w:ind w:left="480"/>
+        <w:rPr>
+          <w:rFonts w:ascii="Times New Roman" w:eastAsia="標楷體" w:hAnsi="Times New Roman" w:cs="Times New Roman" w:hint="eastAsia"/>
+          <w:sz w:val="24"/>
+          <w:szCs w:val="24"/>
+          <w:lang w:eastAsia="zh-TW"/>
+        </w:rPr>
+      </w:pPr>
+    </w:p>
     <w:sectPr>
       <w:pgSz w:w="12240" w:h="15840"/>
       <w:pgMar w:top="1440" w:right="1800" w:bottom="1440" w:left="1800" w:header="720" w:footer="720" w:gutter="0"/>
@@ -2249,6 +6025,95 @@
     </w:lvl>
   </w:abstractNum>
   <w:abstractNum w:abstractNumId="14" w15:restartNumberingAfterBreak="0">
+    <w:nsid w:val="46A14AD0"/>
+    <w:multiLevelType w:val="hybridMultilevel"/>
+    <w:tmpl w:val="950A1DCA"/>
+    <w:lvl w:ilvl="0" w:tplc="001A2F00">
+      <w:start w:val="1"/>
+      <w:numFmt w:val="decimal"/>
+      <w:lvlText w:val="%1."/>
+      <w:lvlJc w:val="left"/>
+      <w:pPr>
+        <w:ind w:left="1800" w:hanging="360"/>
+      </w:pPr>
+      <w:rPr>
+        <w:rFonts w:ascii="Times New Roman" w:hAnsi="Times New Roman" w:hint="default"/>
+      </w:rPr>
+    </w:lvl>
+    <w:lvl w:ilvl="1" w:tplc="04090019" w:tentative="1">
+      <w:start w:val="1"/>
+      <w:numFmt w:val="ideographTraditional"/>
+      <w:lvlText w:val="%2、"/>
+      <w:lvlJc w:val="left"/>
+      <w:pPr>
+        <w:ind w:left="2400" w:hanging="480"/>
+      </w:pPr>
+    </w:lvl>
+    <w:lvl w:ilvl="2" w:tplc="0409001B" w:tentative="1">
+      <w:start w:val="1"/>
+      <w:numFmt w:val="lowerRoman"/>
+      <w:lvlText w:val="%3."/>
+      <w:lvlJc w:val="right"/>
+      <w:pPr>
+        <w:ind w:left="2880" w:hanging="480"/>
+      </w:pPr>
+    </w:lvl>
+    <w:lvl w:ilvl="3" w:tplc="0409000F" w:tentative="1">
+      <w:start w:val="1"/>
+      <w:numFmt w:val="decimal"/>
+      <w:lvlText w:val="%4."/>
+      <w:lvlJc w:val="left"/>
+      <w:pPr>
+        <w:ind w:left="3360" w:hanging="480"/>
+      </w:pPr>
+    </w:lvl>
+    <w:lvl w:ilvl="4" w:tplc="04090019" w:tentative="1">
+      <w:start w:val="1"/>
+      <w:numFmt w:val="ideographTraditional"/>
+      <w:lvlText w:val="%5、"/>
+      <w:lvlJc w:val="left"/>
+      <w:pPr>
+        <w:ind w:left="3840" w:hanging="480"/>
+      </w:pPr>
+    </w:lvl>
+    <w:lvl w:ilvl="5" w:tplc="0409001B" w:tentative="1">
+      <w:start w:val="1"/>
+      <w:numFmt w:val="lowerRoman"/>
+      <w:lvlText w:val="%6."/>
+      <w:lvlJc w:val="right"/>
+      <w:pPr>
+        <w:ind w:left="4320" w:hanging="480"/>
+      </w:pPr>
+    </w:lvl>
+    <w:lvl w:ilvl="6" w:tplc="0409000F" w:tentative="1">
+      <w:start w:val="1"/>
+      <w:numFmt w:val="decimal"/>
+      <w:lvlText w:val="%7."/>
+      <w:lvlJc w:val="left"/>
+      <w:pPr>
+        <w:ind w:left="4800" w:hanging="480"/>
+      </w:pPr>
+    </w:lvl>
+    <w:lvl w:ilvl="7" w:tplc="04090019" w:tentative="1">
+      <w:start w:val="1"/>
+      <w:numFmt w:val="ideographTraditional"/>
+      <w:lvlText w:val="%8、"/>
+      <w:lvlJc w:val="left"/>
+      <w:pPr>
+        <w:ind w:left="5280" w:hanging="480"/>
+      </w:pPr>
+    </w:lvl>
+    <w:lvl w:ilvl="8" w:tplc="0409001B" w:tentative="1">
+      <w:start w:val="1"/>
+      <w:numFmt w:val="lowerRoman"/>
+      <w:lvlText w:val="%9."/>
+      <w:lvlJc w:val="right"/>
+      <w:pPr>
+        <w:ind w:left="5760" w:hanging="480"/>
+      </w:pPr>
+    </w:lvl>
+  </w:abstractNum>
+  <w:abstractNum w:abstractNumId="15" w15:restartNumberingAfterBreak="0">
     <w:nsid w:val="473911D7"/>
     <w:multiLevelType w:val="hybridMultilevel"/>
     <w:tmpl w:val="FF842B90"/>
@@ -2337,7 +6202,7 @@
       </w:pPr>
     </w:lvl>
   </w:abstractNum>
-  <w:abstractNum w:abstractNumId="15" w15:restartNumberingAfterBreak="0">
+  <w:abstractNum w:abstractNumId="16" w15:restartNumberingAfterBreak="0">
     <w:nsid w:val="48C608B2"/>
     <w:multiLevelType w:val="hybridMultilevel"/>
     <w:tmpl w:val="C400DC8A"/>
@@ -2426,7 +6291,274 @@
       </w:pPr>
     </w:lvl>
   </w:abstractNum>
-  <w:abstractNum w:abstractNumId="16" w15:restartNumberingAfterBreak="0">
+  <w:abstractNum w:abstractNumId="17" w15:restartNumberingAfterBreak="0">
+    <w:nsid w:val="49D81A72"/>
+    <w:multiLevelType w:val="hybridMultilevel"/>
+    <w:tmpl w:val="07803D84"/>
+    <w:lvl w:ilvl="0" w:tplc="C562C2B4">
+      <w:start w:val="1"/>
+      <w:numFmt w:val="decimal"/>
+      <w:lvlText w:val="%1."/>
+      <w:lvlJc w:val="left"/>
+      <w:pPr>
+        <w:ind w:left="840" w:hanging="360"/>
+      </w:pPr>
+      <w:rPr>
+        <w:rFonts w:hint="default"/>
+      </w:rPr>
+    </w:lvl>
+    <w:lvl w:ilvl="1" w:tplc="04090019" w:tentative="1">
+      <w:start w:val="1"/>
+      <w:numFmt w:val="ideographTraditional"/>
+      <w:lvlText w:val="%2、"/>
+      <w:lvlJc w:val="left"/>
+      <w:pPr>
+        <w:ind w:left="1440" w:hanging="480"/>
+      </w:pPr>
+    </w:lvl>
+    <w:lvl w:ilvl="2" w:tplc="0409001B" w:tentative="1">
+      <w:start w:val="1"/>
+      <w:numFmt w:val="lowerRoman"/>
+      <w:lvlText w:val="%3."/>
+      <w:lvlJc w:val="right"/>
+      <w:pPr>
+        <w:ind w:left="1920" w:hanging="480"/>
+      </w:pPr>
+    </w:lvl>
+    <w:lvl w:ilvl="3" w:tplc="0409000F" w:tentative="1">
+      <w:start w:val="1"/>
+      <w:numFmt w:val="decimal"/>
+      <w:lvlText w:val="%4."/>
+      <w:lvlJc w:val="left"/>
+      <w:pPr>
+        <w:ind w:left="2400" w:hanging="480"/>
+      </w:pPr>
+    </w:lvl>
+    <w:lvl w:ilvl="4" w:tplc="04090019" w:tentative="1">
+      <w:start w:val="1"/>
+      <w:numFmt w:val="ideographTraditional"/>
+      <w:lvlText w:val="%5、"/>
+      <w:lvlJc w:val="left"/>
+      <w:pPr>
+        <w:ind w:left="2880" w:hanging="480"/>
+      </w:pPr>
+    </w:lvl>
+    <w:lvl w:ilvl="5" w:tplc="0409001B" w:tentative="1">
+      <w:start w:val="1"/>
+      <w:numFmt w:val="lowerRoman"/>
+      <w:lvlText w:val="%6."/>
+      <w:lvlJc w:val="right"/>
+      <w:pPr>
+        <w:ind w:left="3360" w:hanging="480"/>
+      </w:pPr>
+    </w:lvl>
+    <w:lvl w:ilvl="6" w:tplc="0409000F" w:tentative="1">
+      <w:start w:val="1"/>
+      <w:numFmt w:val="decimal"/>
+      <w:lvlText w:val="%7."/>
+      <w:lvlJc w:val="left"/>
+      <w:pPr>
+        <w:ind w:left="3840" w:hanging="480"/>
+      </w:pPr>
+    </w:lvl>
+    <w:lvl w:ilvl="7" w:tplc="04090019" w:tentative="1">
+      <w:start w:val="1"/>
+      <w:numFmt w:val="ideographTraditional"/>
+      <w:lvlText w:val="%8、"/>
+      <w:lvlJc w:val="left"/>
+      <w:pPr>
+        <w:ind w:left="4320" w:hanging="480"/>
+      </w:pPr>
+    </w:lvl>
+    <w:lvl w:ilvl="8" w:tplc="0409001B" w:tentative="1">
+      <w:start w:val="1"/>
+      <w:numFmt w:val="lowerRoman"/>
+      <w:lvlText w:val="%9."/>
+      <w:lvlJc w:val="right"/>
+      <w:pPr>
+        <w:ind w:left="4800" w:hanging="480"/>
+      </w:pPr>
+    </w:lvl>
+  </w:abstractNum>
+  <w:abstractNum w:abstractNumId="18" w15:restartNumberingAfterBreak="0">
+    <w:nsid w:val="4ECA4FEB"/>
+    <w:multiLevelType w:val="hybridMultilevel"/>
+    <w:tmpl w:val="8DBCDF12"/>
+    <w:lvl w:ilvl="0" w:tplc="AB9C26A2">
+      <w:start w:val="1"/>
+      <w:numFmt w:val="decimal"/>
+      <w:lvlText w:val="%1."/>
+      <w:lvlJc w:val="left"/>
+      <w:pPr>
+        <w:ind w:left="2160" w:hanging="360"/>
+      </w:pPr>
+      <w:rPr>
+        <w:rFonts w:ascii="Times New Roman" w:hAnsi="Times New Roman" w:cs="Times New Roman" w:hint="default"/>
+      </w:rPr>
+    </w:lvl>
+    <w:lvl w:ilvl="1" w:tplc="04090019" w:tentative="1">
+      <w:start w:val="1"/>
+      <w:numFmt w:val="ideographTraditional"/>
+      <w:lvlText w:val="%2、"/>
+      <w:lvlJc w:val="left"/>
+      <w:pPr>
+        <w:ind w:left="2760" w:hanging="480"/>
+      </w:pPr>
+    </w:lvl>
+    <w:lvl w:ilvl="2" w:tplc="0409001B" w:tentative="1">
+      <w:start w:val="1"/>
+      <w:numFmt w:val="lowerRoman"/>
+      <w:lvlText w:val="%3."/>
+      <w:lvlJc w:val="right"/>
+      <w:pPr>
+        <w:ind w:left="3240" w:hanging="480"/>
+      </w:pPr>
+    </w:lvl>
+    <w:lvl w:ilvl="3" w:tplc="0409000F" w:tentative="1">
+      <w:start w:val="1"/>
+      <w:numFmt w:val="decimal"/>
+      <w:lvlText w:val="%4."/>
+      <w:lvlJc w:val="left"/>
+      <w:pPr>
+        <w:ind w:left="3720" w:hanging="480"/>
+      </w:pPr>
+    </w:lvl>
+    <w:lvl w:ilvl="4" w:tplc="04090019" w:tentative="1">
+      <w:start w:val="1"/>
+      <w:numFmt w:val="ideographTraditional"/>
+      <w:lvlText w:val="%5、"/>
+      <w:lvlJc w:val="left"/>
+      <w:pPr>
+        <w:ind w:left="4200" w:hanging="480"/>
+      </w:pPr>
+    </w:lvl>
+    <w:lvl w:ilvl="5" w:tplc="0409001B" w:tentative="1">
+      <w:start w:val="1"/>
+      <w:numFmt w:val="lowerRoman"/>
+      <w:lvlText w:val="%6."/>
+      <w:lvlJc w:val="right"/>
+      <w:pPr>
+        <w:ind w:left="4680" w:hanging="480"/>
+      </w:pPr>
+    </w:lvl>
+    <w:lvl w:ilvl="6" w:tplc="0409000F" w:tentative="1">
+      <w:start w:val="1"/>
+      <w:numFmt w:val="decimal"/>
+      <w:lvlText w:val="%7."/>
+      <w:lvlJc w:val="left"/>
+      <w:pPr>
+        <w:ind w:left="5160" w:hanging="480"/>
+      </w:pPr>
+    </w:lvl>
+    <w:lvl w:ilvl="7" w:tplc="04090019" w:tentative="1">
+      <w:start w:val="1"/>
+      <w:numFmt w:val="ideographTraditional"/>
+      <w:lvlText w:val="%8、"/>
+      <w:lvlJc w:val="left"/>
+      <w:pPr>
+        <w:ind w:left="5640" w:hanging="480"/>
+      </w:pPr>
+    </w:lvl>
+    <w:lvl w:ilvl="8" w:tplc="0409001B" w:tentative="1">
+      <w:start w:val="1"/>
+      <w:numFmt w:val="lowerRoman"/>
+      <w:lvlText w:val="%9."/>
+      <w:lvlJc w:val="right"/>
+      <w:pPr>
+        <w:ind w:left="6120" w:hanging="480"/>
+      </w:pPr>
+    </w:lvl>
+  </w:abstractNum>
+  <w:abstractNum w:abstractNumId="19" w15:restartNumberingAfterBreak="0">
+    <w:nsid w:val="4F7B709A"/>
+    <w:multiLevelType w:val="hybridMultilevel"/>
+    <w:tmpl w:val="BE821CA8"/>
+    <w:lvl w:ilvl="0" w:tplc="F7842B76">
+      <w:start w:val="1"/>
+      <w:numFmt w:val="decimal"/>
+      <w:lvlText w:val="(%1)"/>
+      <w:lvlJc w:val="left"/>
+      <w:pPr>
+        <w:ind w:left="2520" w:hanging="360"/>
+      </w:pPr>
+      <w:rPr>
+        <w:rFonts w:hint="default"/>
+      </w:rPr>
+    </w:lvl>
+    <w:lvl w:ilvl="1" w:tplc="04090019" w:tentative="1">
+      <w:start w:val="1"/>
+      <w:numFmt w:val="ideographTraditional"/>
+      <w:lvlText w:val="%2、"/>
+      <w:lvlJc w:val="left"/>
+      <w:pPr>
+        <w:ind w:left="3120" w:hanging="480"/>
+      </w:pPr>
+    </w:lvl>
+    <w:lvl w:ilvl="2" w:tplc="0409001B" w:tentative="1">
+      <w:start w:val="1"/>
+      <w:numFmt w:val="lowerRoman"/>
+      <w:lvlText w:val="%3."/>
+      <w:lvlJc w:val="right"/>
+      <w:pPr>
+        <w:ind w:left="3600" w:hanging="480"/>
+      </w:pPr>
+    </w:lvl>
+    <w:lvl w:ilvl="3" w:tplc="0409000F" w:tentative="1">
+      <w:start w:val="1"/>
+      <w:numFmt w:val="decimal"/>
+      <w:lvlText w:val="%4."/>
+      <w:lvlJc w:val="left"/>
+      <w:pPr>
+        <w:ind w:left="4080" w:hanging="480"/>
+      </w:pPr>
+    </w:lvl>
+    <w:lvl w:ilvl="4" w:tplc="04090019" w:tentative="1">
+      <w:start w:val="1"/>
+      <w:numFmt w:val="ideographTraditional"/>
+      <w:lvlText w:val="%5、"/>
+      <w:lvlJc w:val="left"/>
+      <w:pPr>
+        <w:ind w:left="4560" w:hanging="480"/>
+      </w:pPr>
+    </w:lvl>
+    <w:lvl w:ilvl="5" w:tplc="0409001B" w:tentative="1">
+      <w:start w:val="1"/>
+      <w:numFmt w:val="lowerRoman"/>
+      <w:lvlText w:val="%6."/>
+      <w:lvlJc w:val="right"/>
+      <w:pPr>
+        <w:ind w:left="5040" w:hanging="480"/>
+      </w:pPr>
+    </w:lvl>
+    <w:lvl w:ilvl="6" w:tplc="0409000F" w:tentative="1">
+      <w:start w:val="1"/>
+      <w:numFmt w:val="decimal"/>
+      <w:lvlText w:val="%7."/>
+      <w:lvlJc w:val="left"/>
+      <w:pPr>
+        <w:ind w:left="5520" w:hanging="480"/>
+      </w:pPr>
+    </w:lvl>
+    <w:lvl w:ilvl="7" w:tplc="04090019" w:tentative="1">
+      <w:start w:val="1"/>
+      <w:numFmt w:val="ideographTraditional"/>
+      <w:lvlText w:val="%8、"/>
+      <w:lvlJc w:val="left"/>
+      <w:pPr>
+        <w:ind w:left="6000" w:hanging="480"/>
+      </w:pPr>
+    </w:lvl>
+    <w:lvl w:ilvl="8" w:tplc="0409001B" w:tentative="1">
+      <w:start w:val="1"/>
+      <w:numFmt w:val="lowerRoman"/>
+      <w:lvlText w:val="%9."/>
+      <w:lvlJc w:val="right"/>
+      <w:pPr>
+        <w:ind w:left="6480" w:hanging="480"/>
+      </w:pPr>
+    </w:lvl>
+  </w:abstractNum>
+  <w:abstractNum w:abstractNumId="20" w15:restartNumberingAfterBreak="0">
     <w:nsid w:val="54FE58E4"/>
     <w:multiLevelType w:val="hybridMultilevel"/>
     <w:tmpl w:val="1C066BC6"/>
@@ -2515,7 +6647,7 @@
       </w:pPr>
     </w:lvl>
   </w:abstractNum>
-  <w:abstractNum w:abstractNumId="17" w15:restartNumberingAfterBreak="0">
+  <w:abstractNum w:abstractNumId="21" w15:restartNumberingAfterBreak="0">
     <w:nsid w:val="59BB3243"/>
     <w:multiLevelType w:val="hybridMultilevel"/>
     <w:tmpl w:val="F2E83C56"/>
@@ -2601,7 +6733,538 @@
       </w:pPr>
     </w:lvl>
   </w:abstractNum>
-  <w:abstractNum w:abstractNumId="18" w15:restartNumberingAfterBreak="0">
+  <w:abstractNum w:abstractNumId="22" w15:restartNumberingAfterBreak="0">
+    <w:nsid w:val="68E735B3"/>
+    <w:multiLevelType w:val="hybridMultilevel"/>
+    <w:tmpl w:val="41EC634C"/>
+    <w:lvl w:ilvl="0" w:tplc="A0F6954E">
+      <w:start w:val="1"/>
+      <w:numFmt w:val="decimal"/>
+      <w:lvlText w:val="%1."/>
+      <w:lvlJc w:val="left"/>
+      <w:pPr>
+        <w:ind w:left="1080" w:hanging="360"/>
+      </w:pPr>
+      <w:rPr>
+        <w:rFonts w:hint="default"/>
+      </w:rPr>
+    </w:lvl>
+    <w:lvl w:ilvl="1" w:tplc="04090019" w:tentative="1">
+      <w:start w:val="1"/>
+      <w:numFmt w:val="ideographTraditional"/>
+      <w:lvlText w:val="%2、"/>
+      <w:lvlJc w:val="left"/>
+      <w:pPr>
+        <w:ind w:left="1680" w:hanging="480"/>
+      </w:pPr>
+    </w:lvl>
+    <w:lvl w:ilvl="2" w:tplc="0409001B" w:tentative="1">
+      <w:start w:val="1"/>
+      <w:numFmt w:val="lowerRoman"/>
+      <w:lvlText w:val="%3."/>
+      <w:lvlJc w:val="right"/>
+      <w:pPr>
+        <w:ind w:left="2160" w:hanging="480"/>
+      </w:pPr>
+    </w:lvl>
+    <w:lvl w:ilvl="3" w:tplc="0409000F" w:tentative="1">
+      <w:start w:val="1"/>
+      <w:numFmt w:val="decimal"/>
+      <w:lvlText w:val="%4."/>
+      <w:lvlJc w:val="left"/>
+      <w:pPr>
+        <w:ind w:left="2640" w:hanging="480"/>
+      </w:pPr>
+    </w:lvl>
+    <w:lvl w:ilvl="4" w:tplc="04090019" w:tentative="1">
+      <w:start w:val="1"/>
+      <w:numFmt w:val="ideographTraditional"/>
+      <w:lvlText w:val="%5、"/>
+      <w:lvlJc w:val="left"/>
+      <w:pPr>
+        <w:ind w:left="3120" w:hanging="480"/>
+      </w:pPr>
+    </w:lvl>
+    <w:lvl w:ilvl="5" w:tplc="0409001B" w:tentative="1">
+      <w:start w:val="1"/>
+      <w:numFmt w:val="lowerRoman"/>
+      <w:lvlText w:val="%6."/>
+      <w:lvlJc w:val="right"/>
+      <w:pPr>
+        <w:ind w:left="3600" w:hanging="480"/>
+      </w:pPr>
+    </w:lvl>
+    <w:lvl w:ilvl="6" w:tplc="0409000F" w:tentative="1">
+      <w:start w:val="1"/>
+      <w:numFmt w:val="decimal"/>
+      <w:lvlText w:val="%7."/>
+      <w:lvlJc w:val="left"/>
+      <w:pPr>
+        <w:ind w:left="4080" w:hanging="480"/>
+      </w:pPr>
+    </w:lvl>
+    <w:lvl w:ilvl="7" w:tplc="04090019" w:tentative="1">
+      <w:start w:val="1"/>
+      <w:numFmt w:val="ideographTraditional"/>
+      <w:lvlText w:val="%8、"/>
+      <w:lvlJc w:val="left"/>
+      <w:pPr>
+        <w:ind w:left="4560" w:hanging="480"/>
+      </w:pPr>
+    </w:lvl>
+    <w:lvl w:ilvl="8" w:tplc="0409001B" w:tentative="1">
+      <w:start w:val="1"/>
+      <w:numFmt w:val="lowerRoman"/>
+      <w:lvlText w:val="%9."/>
+      <w:lvlJc w:val="right"/>
+      <w:pPr>
+        <w:ind w:left="5040" w:hanging="480"/>
+      </w:pPr>
+    </w:lvl>
+  </w:abstractNum>
+  <w:abstractNum w:abstractNumId="23" w15:restartNumberingAfterBreak="0">
+    <w:nsid w:val="6ED77B45"/>
+    <w:multiLevelType w:val="hybridMultilevel"/>
+    <w:tmpl w:val="BFE0AE66"/>
+    <w:lvl w:ilvl="0" w:tplc="F67471E8">
+      <w:start w:val="1"/>
+      <w:numFmt w:val="decimal"/>
+      <w:lvlText w:val="%1."/>
+      <w:lvlJc w:val="left"/>
+      <w:pPr>
+        <w:ind w:left="1080" w:hanging="360"/>
+      </w:pPr>
+      <w:rPr>
+        <w:rFonts w:ascii="Times New Roman" w:hAnsi="Times New Roman" w:cs="Times New Roman" w:hint="default"/>
+      </w:rPr>
+    </w:lvl>
+    <w:lvl w:ilvl="1" w:tplc="04090019" w:tentative="1">
+      <w:start w:val="1"/>
+      <w:numFmt w:val="ideographTraditional"/>
+      <w:lvlText w:val="%2、"/>
+      <w:lvlJc w:val="left"/>
+      <w:pPr>
+        <w:ind w:left="1680" w:hanging="480"/>
+      </w:pPr>
+    </w:lvl>
+    <w:lvl w:ilvl="2" w:tplc="0409001B" w:tentative="1">
+      <w:start w:val="1"/>
+      <w:numFmt w:val="lowerRoman"/>
+      <w:lvlText w:val="%3."/>
+      <w:lvlJc w:val="right"/>
+      <w:pPr>
+        <w:ind w:left="2160" w:hanging="480"/>
+      </w:pPr>
+    </w:lvl>
+    <w:lvl w:ilvl="3" w:tplc="0409000F" w:tentative="1">
+      <w:start w:val="1"/>
+      <w:numFmt w:val="decimal"/>
+      <w:lvlText w:val="%4."/>
+      <w:lvlJc w:val="left"/>
+      <w:pPr>
+        <w:ind w:left="2640" w:hanging="480"/>
+      </w:pPr>
+    </w:lvl>
+    <w:lvl w:ilvl="4" w:tplc="04090019" w:tentative="1">
+      <w:start w:val="1"/>
+      <w:numFmt w:val="ideographTraditional"/>
+      <w:lvlText w:val="%5、"/>
+      <w:lvlJc w:val="left"/>
+      <w:pPr>
+        <w:ind w:left="3120" w:hanging="480"/>
+      </w:pPr>
+    </w:lvl>
+    <w:lvl w:ilvl="5" w:tplc="0409001B" w:tentative="1">
+      <w:start w:val="1"/>
+      <w:numFmt w:val="lowerRoman"/>
+      <w:lvlText w:val="%6."/>
+      <w:lvlJc w:val="right"/>
+      <w:pPr>
+        <w:ind w:left="3600" w:hanging="480"/>
+      </w:pPr>
+    </w:lvl>
+    <w:lvl w:ilvl="6" w:tplc="0409000F" w:tentative="1">
+      <w:start w:val="1"/>
+      <w:numFmt w:val="decimal"/>
+      <w:lvlText w:val="%7."/>
+      <w:lvlJc w:val="left"/>
+      <w:pPr>
+        <w:ind w:left="4080" w:hanging="480"/>
+      </w:pPr>
+    </w:lvl>
+    <w:lvl w:ilvl="7" w:tplc="04090019" w:tentative="1">
+      <w:start w:val="1"/>
+      <w:numFmt w:val="ideographTraditional"/>
+      <w:lvlText w:val="%8、"/>
+      <w:lvlJc w:val="left"/>
+      <w:pPr>
+        <w:ind w:left="4560" w:hanging="480"/>
+      </w:pPr>
+    </w:lvl>
+    <w:lvl w:ilvl="8" w:tplc="0409001B" w:tentative="1">
+      <w:start w:val="1"/>
+      <w:numFmt w:val="lowerRoman"/>
+      <w:lvlText w:val="%9."/>
+      <w:lvlJc w:val="right"/>
+      <w:pPr>
+        <w:ind w:left="5040" w:hanging="480"/>
+      </w:pPr>
+    </w:lvl>
+  </w:abstractNum>
+  <w:abstractNum w:abstractNumId="24" w15:restartNumberingAfterBreak="0">
+    <w:nsid w:val="72905C5F"/>
+    <w:multiLevelType w:val="hybridMultilevel"/>
+    <w:tmpl w:val="427036B2"/>
+    <w:lvl w:ilvl="0" w:tplc="AEF6AC2E">
+      <w:start w:val="1"/>
+      <w:numFmt w:val="decimal"/>
+      <w:lvlText w:val="%1."/>
+      <w:lvlJc w:val="left"/>
+      <w:pPr>
+        <w:ind w:left="1080" w:hanging="360"/>
+      </w:pPr>
+      <w:rPr>
+        <w:rFonts w:ascii="Times New Roman" w:hAnsi="Times New Roman" w:cs="Times New Roman" w:hint="default"/>
+      </w:rPr>
+    </w:lvl>
+    <w:lvl w:ilvl="1" w:tplc="04090019" w:tentative="1">
+      <w:start w:val="1"/>
+      <w:numFmt w:val="ideographTraditional"/>
+      <w:lvlText w:val="%2、"/>
+      <w:lvlJc w:val="left"/>
+      <w:pPr>
+        <w:ind w:left="1680" w:hanging="480"/>
+      </w:pPr>
+    </w:lvl>
+    <w:lvl w:ilvl="2" w:tplc="0409001B" w:tentative="1">
+      <w:start w:val="1"/>
+      <w:numFmt w:val="lowerRoman"/>
+      <w:lvlText w:val="%3."/>
+      <w:lvlJc w:val="right"/>
+      <w:pPr>
+        <w:ind w:left="2160" w:hanging="480"/>
+      </w:pPr>
+    </w:lvl>
+    <w:lvl w:ilvl="3" w:tplc="0409000F" w:tentative="1">
+      <w:start w:val="1"/>
+      <w:numFmt w:val="decimal"/>
+      <w:lvlText w:val="%4."/>
+      <w:lvlJc w:val="left"/>
+      <w:pPr>
+        <w:ind w:left="2640" w:hanging="480"/>
+      </w:pPr>
+    </w:lvl>
+    <w:lvl w:ilvl="4" w:tplc="04090019" w:tentative="1">
+      <w:start w:val="1"/>
+      <w:numFmt w:val="ideographTraditional"/>
+      <w:lvlText w:val="%5、"/>
+      <w:lvlJc w:val="left"/>
+      <w:pPr>
+        <w:ind w:left="3120" w:hanging="480"/>
+      </w:pPr>
+    </w:lvl>
+    <w:lvl w:ilvl="5" w:tplc="0409001B" w:tentative="1">
+      <w:start w:val="1"/>
+      <w:numFmt w:val="lowerRoman"/>
+      <w:lvlText w:val="%6."/>
+      <w:lvlJc w:val="right"/>
+      <w:pPr>
+        <w:ind w:left="3600" w:hanging="480"/>
+      </w:pPr>
+    </w:lvl>
+    <w:lvl w:ilvl="6" w:tplc="0409000F" w:tentative="1">
+      <w:start w:val="1"/>
+      <w:numFmt w:val="decimal"/>
+      <w:lvlText w:val="%7."/>
+      <w:lvlJc w:val="left"/>
+      <w:pPr>
+        <w:ind w:left="4080" w:hanging="480"/>
+      </w:pPr>
+    </w:lvl>
+    <w:lvl w:ilvl="7" w:tplc="04090019" w:tentative="1">
+      <w:start w:val="1"/>
+      <w:numFmt w:val="ideographTraditional"/>
+      <w:lvlText w:val="%8、"/>
+      <w:lvlJc w:val="left"/>
+      <w:pPr>
+        <w:ind w:left="4560" w:hanging="480"/>
+      </w:pPr>
+    </w:lvl>
+    <w:lvl w:ilvl="8" w:tplc="0409001B" w:tentative="1">
+      <w:start w:val="1"/>
+      <w:numFmt w:val="lowerRoman"/>
+      <w:lvlText w:val="%9."/>
+      <w:lvlJc w:val="right"/>
+      <w:pPr>
+        <w:ind w:left="5040" w:hanging="480"/>
+      </w:pPr>
+    </w:lvl>
+  </w:abstractNum>
+  <w:abstractNum w:abstractNumId="25" w15:restartNumberingAfterBreak="0">
+    <w:nsid w:val="744B2CB7"/>
+    <w:multiLevelType w:val="hybridMultilevel"/>
+    <w:tmpl w:val="7BE8F5EA"/>
+    <w:lvl w:ilvl="0" w:tplc="93A80A54">
+      <w:start w:val="1"/>
+      <w:numFmt w:val="decimal"/>
+      <w:lvlText w:val="%1."/>
+      <w:lvlJc w:val="left"/>
+      <w:pPr>
+        <w:ind w:left="1800" w:hanging="360"/>
+      </w:pPr>
+      <w:rPr>
+        <w:rFonts w:ascii="標楷體" w:hAnsi="標楷體" w:cs="Times New Roman" w:hint="default"/>
+      </w:rPr>
+    </w:lvl>
+    <w:lvl w:ilvl="1" w:tplc="04090019" w:tentative="1">
+      <w:start w:val="1"/>
+      <w:numFmt w:val="ideographTraditional"/>
+      <w:lvlText w:val="%2、"/>
+      <w:lvlJc w:val="left"/>
+      <w:pPr>
+        <w:ind w:left="2400" w:hanging="480"/>
+      </w:pPr>
+    </w:lvl>
+    <w:lvl w:ilvl="2" w:tplc="0409001B" w:tentative="1">
+      <w:start w:val="1"/>
+      <w:numFmt w:val="lowerRoman"/>
+      <w:lvlText w:val="%3."/>
+      <w:lvlJc w:val="right"/>
+      <w:pPr>
+        <w:ind w:left="2880" w:hanging="480"/>
+      </w:pPr>
+    </w:lvl>
+    <w:lvl w:ilvl="3" w:tplc="0409000F" w:tentative="1">
+      <w:start w:val="1"/>
+      <w:numFmt w:val="decimal"/>
+      <w:lvlText w:val="%4."/>
+      <w:lvlJc w:val="left"/>
+      <w:pPr>
+        <w:ind w:left="3360" w:hanging="480"/>
+      </w:pPr>
+    </w:lvl>
+    <w:lvl w:ilvl="4" w:tplc="04090019" w:tentative="1">
+      <w:start w:val="1"/>
+      <w:numFmt w:val="ideographTraditional"/>
+      <w:lvlText w:val="%5、"/>
+      <w:lvlJc w:val="left"/>
+      <w:pPr>
+        <w:ind w:left="3840" w:hanging="480"/>
+      </w:pPr>
+    </w:lvl>
+    <w:lvl w:ilvl="5" w:tplc="0409001B" w:tentative="1">
+      <w:start w:val="1"/>
+      <w:numFmt w:val="lowerRoman"/>
+      <w:lvlText w:val="%6."/>
+      <w:lvlJc w:val="right"/>
+      <w:pPr>
+        <w:ind w:left="4320" w:hanging="480"/>
+      </w:pPr>
+    </w:lvl>
+    <w:lvl w:ilvl="6" w:tplc="0409000F" w:tentative="1">
+      <w:start w:val="1"/>
+      <w:numFmt w:val="decimal"/>
+      <w:lvlText w:val="%7."/>
+      <w:lvlJc w:val="left"/>
+      <w:pPr>
+        <w:ind w:left="4800" w:hanging="480"/>
+      </w:pPr>
+    </w:lvl>
+    <w:lvl w:ilvl="7" w:tplc="04090019" w:tentative="1">
+      <w:start w:val="1"/>
+      <w:numFmt w:val="ideographTraditional"/>
+      <w:lvlText w:val="%8、"/>
+      <w:lvlJc w:val="left"/>
+      <w:pPr>
+        <w:ind w:left="5280" w:hanging="480"/>
+      </w:pPr>
+    </w:lvl>
+    <w:lvl w:ilvl="8" w:tplc="0409001B" w:tentative="1">
+      <w:start w:val="1"/>
+      <w:numFmt w:val="lowerRoman"/>
+      <w:lvlText w:val="%9."/>
+      <w:lvlJc w:val="right"/>
+      <w:pPr>
+        <w:ind w:left="5760" w:hanging="480"/>
+      </w:pPr>
+    </w:lvl>
+  </w:abstractNum>
+  <w:abstractNum w:abstractNumId="26" w15:restartNumberingAfterBreak="0">
+    <w:nsid w:val="75713D76"/>
+    <w:multiLevelType w:val="hybridMultilevel"/>
+    <w:tmpl w:val="EDE27E10"/>
+    <w:lvl w:ilvl="0" w:tplc="0C1862E8">
+      <w:start w:val="1"/>
+      <w:numFmt w:val="decimal"/>
+      <w:lvlText w:val="%1."/>
+      <w:lvlJc w:val="left"/>
+      <w:pPr>
+        <w:ind w:left="840" w:hanging="360"/>
+      </w:pPr>
+      <w:rPr>
+        <w:rFonts w:hint="default"/>
+      </w:rPr>
+    </w:lvl>
+    <w:lvl w:ilvl="1" w:tplc="04090019" w:tentative="1">
+      <w:start w:val="1"/>
+      <w:numFmt w:val="ideographTraditional"/>
+      <w:lvlText w:val="%2、"/>
+      <w:lvlJc w:val="left"/>
+      <w:pPr>
+        <w:ind w:left="1440" w:hanging="480"/>
+      </w:pPr>
+    </w:lvl>
+    <w:lvl w:ilvl="2" w:tplc="0409001B" w:tentative="1">
+      <w:start w:val="1"/>
+      <w:numFmt w:val="lowerRoman"/>
+      <w:lvlText w:val="%3."/>
+      <w:lvlJc w:val="right"/>
+      <w:pPr>
+        <w:ind w:left="1920" w:hanging="480"/>
+      </w:pPr>
+    </w:lvl>
+    <w:lvl w:ilvl="3" w:tplc="0409000F" w:tentative="1">
+      <w:start w:val="1"/>
+      <w:numFmt w:val="decimal"/>
+      <w:lvlText w:val="%4."/>
+      <w:lvlJc w:val="left"/>
+      <w:pPr>
+        <w:ind w:left="2400" w:hanging="480"/>
+      </w:pPr>
+    </w:lvl>
+    <w:lvl w:ilvl="4" w:tplc="04090019" w:tentative="1">
+      <w:start w:val="1"/>
+      <w:numFmt w:val="ideographTraditional"/>
+      <w:lvlText w:val="%5、"/>
+      <w:lvlJc w:val="left"/>
+      <w:pPr>
+        <w:ind w:left="2880" w:hanging="480"/>
+      </w:pPr>
+    </w:lvl>
+    <w:lvl w:ilvl="5" w:tplc="0409001B" w:tentative="1">
+      <w:start w:val="1"/>
+      <w:numFmt w:val="lowerRoman"/>
+      <w:lvlText w:val="%6."/>
+      <w:lvlJc w:val="right"/>
+      <w:pPr>
+        <w:ind w:left="3360" w:hanging="480"/>
+      </w:pPr>
+    </w:lvl>
+    <w:lvl w:ilvl="6" w:tplc="0409000F" w:tentative="1">
+      <w:start w:val="1"/>
+      <w:numFmt w:val="decimal"/>
+      <w:lvlText w:val="%7."/>
+      <w:lvlJc w:val="left"/>
+      <w:pPr>
+        <w:ind w:left="3840" w:hanging="480"/>
+      </w:pPr>
+    </w:lvl>
+    <w:lvl w:ilvl="7" w:tplc="04090019" w:tentative="1">
+      <w:start w:val="1"/>
+      <w:numFmt w:val="ideographTraditional"/>
+      <w:lvlText w:val="%8、"/>
+      <w:lvlJc w:val="left"/>
+      <w:pPr>
+        <w:ind w:left="4320" w:hanging="480"/>
+      </w:pPr>
+    </w:lvl>
+    <w:lvl w:ilvl="8" w:tplc="0409001B" w:tentative="1">
+      <w:start w:val="1"/>
+      <w:numFmt w:val="lowerRoman"/>
+      <w:lvlText w:val="%9."/>
+      <w:lvlJc w:val="right"/>
+      <w:pPr>
+        <w:ind w:left="4800" w:hanging="480"/>
+      </w:pPr>
+    </w:lvl>
+  </w:abstractNum>
+  <w:abstractNum w:abstractNumId="27" w15:restartNumberingAfterBreak="0">
+    <w:nsid w:val="77D8776D"/>
+    <w:multiLevelType w:val="hybridMultilevel"/>
+    <w:tmpl w:val="E320D83E"/>
+    <w:lvl w:ilvl="0" w:tplc="04090015">
+      <w:start w:val="1"/>
+      <w:numFmt w:val="taiwaneseCountingThousand"/>
+      <w:lvlText w:val="%1、"/>
+      <w:lvlJc w:val="left"/>
+      <w:pPr>
+        <w:ind w:left="480" w:hanging="480"/>
+      </w:pPr>
+    </w:lvl>
+    <w:lvl w:ilvl="1" w:tplc="04090019" w:tentative="1">
+      <w:start w:val="1"/>
+      <w:numFmt w:val="ideographTraditional"/>
+      <w:lvlText w:val="%2、"/>
+      <w:lvlJc w:val="left"/>
+      <w:pPr>
+        <w:ind w:left="960" w:hanging="480"/>
+      </w:pPr>
+    </w:lvl>
+    <w:lvl w:ilvl="2" w:tplc="0409001B" w:tentative="1">
+      <w:start w:val="1"/>
+      <w:numFmt w:val="lowerRoman"/>
+      <w:lvlText w:val="%3."/>
+      <w:lvlJc w:val="right"/>
+      <w:pPr>
+        <w:ind w:left="1440" w:hanging="480"/>
+      </w:pPr>
+    </w:lvl>
+    <w:lvl w:ilvl="3" w:tplc="0409000F" w:tentative="1">
+      <w:start w:val="1"/>
+      <w:numFmt w:val="decimal"/>
+      <w:lvlText w:val="%4."/>
+      <w:lvlJc w:val="left"/>
+      <w:pPr>
+        <w:ind w:left="1920" w:hanging="480"/>
+      </w:pPr>
+    </w:lvl>
+    <w:lvl w:ilvl="4" w:tplc="04090019" w:tentative="1">
+      <w:start w:val="1"/>
+      <w:numFmt w:val="ideographTraditional"/>
+      <w:lvlText w:val="%5、"/>
+      <w:lvlJc w:val="left"/>
+      <w:pPr>
+        <w:ind w:left="2400" w:hanging="480"/>
+      </w:pPr>
+    </w:lvl>
+    <w:lvl w:ilvl="5" w:tplc="0409001B" w:tentative="1">
+      <w:start w:val="1"/>
+      <w:numFmt w:val="lowerRoman"/>
+      <w:lvlText w:val="%6."/>
+      <w:lvlJc w:val="right"/>
+      <w:pPr>
+        <w:ind w:left="2880" w:hanging="480"/>
+      </w:pPr>
+    </w:lvl>
+    <w:lvl w:ilvl="6" w:tplc="0409000F" w:tentative="1">
+      <w:start w:val="1"/>
+      <w:numFmt w:val="decimal"/>
+      <w:lvlText w:val="%7."/>
+      <w:lvlJc w:val="left"/>
+      <w:pPr>
+        <w:ind w:left="3360" w:hanging="480"/>
+      </w:pPr>
+    </w:lvl>
+    <w:lvl w:ilvl="7" w:tplc="04090019" w:tentative="1">
+      <w:start w:val="1"/>
+      <w:numFmt w:val="ideographTraditional"/>
+      <w:lvlText w:val="%8、"/>
+      <w:lvlJc w:val="left"/>
+      <w:pPr>
+        <w:ind w:left="3840" w:hanging="480"/>
+      </w:pPr>
+    </w:lvl>
+    <w:lvl w:ilvl="8" w:tplc="0409001B" w:tentative="1">
+      <w:start w:val="1"/>
+      <w:numFmt w:val="lowerRoman"/>
+      <w:lvlText w:val="%9."/>
+      <w:lvlJc w:val="right"/>
+      <w:pPr>
+        <w:ind w:left="4320" w:hanging="480"/>
+      </w:pPr>
+    </w:lvl>
+  </w:abstractNum>
+  <w:abstractNum w:abstractNumId="28" w15:restartNumberingAfterBreak="0">
     <w:nsid w:val="7EDD388C"/>
     <w:multiLevelType w:val="hybridMultilevel"/>
     <w:tmpl w:val="E7B46C0A"/>
@@ -2724,25 +7387,55 @@
     <w:abstractNumId w:val="9"/>
   </w:num>
   <w:num w:numId="13" w16cid:durableId="2100440102">
-    <w:abstractNumId w:val="17"/>
+    <w:abstractNumId w:val="21"/>
   </w:num>
   <w:num w:numId="14" w16cid:durableId="948315009">
     <w:abstractNumId w:val="10"/>
   </w:num>
   <w:num w:numId="15" w16cid:durableId="44256250">
-    <w:abstractNumId w:val="18"/>
+    <w:abstractNumId w:val="28"/>
   </w:num>
   <w:num w:numId="16" w16cid:durableId="757099310">
     <w:abstractNumId w:val="13"/>
   </w:num>
   <w:num w:numId="17" w16cid:durableId="841773420">
+    <w:abstractNumId w:val="20"/>
+  </w:num>
+  <w:num w:numId="18" w16cid:durableId="94134833">
+    <w:abstractNumId w:val="15"/>
+  </w:num>
+  <w:num w:numId="19" w16cid:durableId="912736321">
     <w:abstractNumId w:val="16"/>
   </w:num>
-  <w:num w:numId="18" w16cid:durableId="94134833">
+  <w:num w:numId="20" w16cid:durableId="1812474868">
+    <w:abstractNumId w:val="27"/>
+  </w:num>
+  <w:num w:numId="21" w16cid:durableId="2013753371">
+    <w:abstractNumId w:val="23"/>
+  </w:num>
+  <w:num w:numId="22" w16cid:durableId="1180269216">
+    <w:abstractNumId w:val="24"/>
+  </w:num>
+  <w:num w:numId="23" w16cid:durableId="1120876106">
     <w:abstractNumId w:val="14"/>
   </w:num>
-  <w:num w:numId="19" w16cid:durableId="912736321">
-    <w:abstractNumId w:val="15"/>
+  <w:num w:numId="24" w16cid:durableId="650326140">
+    <w:abstractNumId w:val="25"/>
+  </w:num>
+  <w:num w:numId="25" w16cid:durableId="1470591369">
+    <w:abstractNumId w:val="18"/>
+  </w:num>
+  <w:num w:numId="26" w16cid:durableId="129131149">
+    <w:abstractNumId w:val="19"/>
+  </w:num>
+  <w:num w:numId="27" w16cid:durableId="1074860166">
+    <w:abstractNumId w:val="26"/>
+  </w:num>
+  <w:num w:numId="28" w16cid:durableId="1146245450">
+    <w:abstractNumId w:val="22"/>
+  </w:num>
+  <w:num w:numId="29" w16cid:durableId="1192300907">
+    <w:abstractNumId w:val="17"/>
   </w:num>
 </w:numbering>
 </file>
@@ -14126,7 +18819,2863 @@
       </w:tcPr>
     </w:tblStylePr>
   </w:style>
+  <w:style w:type="paragraph" w:styleId="Web">
+    <w:name w:val="Normal (Web)"/>
+    <w:basedOn w:val="a1"/>
+    <w:uiPriority w:val="99"/>
+    <w:semiHidden/>
+    <w:unhideWhenUsed/>
+    <w:rsid w:val="002F078E"/>
+    <w:rPr>
+      <w:rFonts w:ascii="Times New Roman" w:hAnsi="Times New Roman" w:cs="Times New Roman"/>
+      <w:sz w:val="24"/>
+      <w:szCs w:val="24"/>
+    </w:rPr>
+  </w:style>
+  <w:style w:type="character" w:styleId="affa">
+    <w:name w:val="Placeholder Text"/>
+    <w:basedOn w:val="a2"/>
+    <w:uiPriority w:val="99"/>
+    <w:semiHidden/>
+    <w:rsid w:val="006739C8"/>
+    <w:rPr>
+      <w:color w:val="666666"/>
+    </w:rPr>
+  </w:style>
 </w:styles>
+</file>
+
+<file path=word/diagrams/colors1.xml><?xml version="1.0" encoding="utf-8"?>
+<dgm:colorsDef xmlns:dgm="http://schemas.openxmlformats.org/drawingml/2006/diagram" xmlns:a="http://schemas.openxmlformats.org/drawingml/2006/main" uniqueId="urn:microsoft.com/office/officeart/2005/8/colors/accent1_2">
+  <dgm:title val=""/>
+  <dgm:desc val=""/>
+  <dgm:catLst>
+    <dgm:cat type="accent1" pri="11200"/>
+  </dgm:catLst>
+  <dgm:styleLbl name="node0">
+    <dgm:fillClrLst meth="repeat">
+      <a:schemeClr val="accent1"/>
+    </dgm:fillClrLst>
+    <dgm:linClrLst meth="repeat">
+      <a:schemeClr val="lt1"/>
+    </dgm:linClrLst>
+    <dgm:effectClrLst/>
+    <dgm:txLinClrLst/>
+    <dgm:txFillClrLst/>
+    <dgm:txEffectClrLst/>
+  </dgm:styleLbl>
+  <dgm:styleLbl name="alignNode1">
+    <dgm:fillClrLst meth="repeat">
+      <a:schemeClr val="accent1"/>
+    </dgm:fillClrLst>
+    <dgm:linClrLst meth="repeat">
+      <a:schemeClr val="accent1"/>
+    </dgm:linClrLst>
+    <dgm:effectClrLst/>
+    <dgm:txLinClrLst/>
+    <dgm:txFillClrLst/>
+    <dgm:txEffectClrLst/>
+  </dgm:styleLbl>
+  <dgm:styleLbl name="node1">
+    <dgm:fillClrLst meth="repeat">
+      <a:schemeClr val="accent1"/>
+    </dgm:fillClrLst>
+    <dgm:linClrLst meth="repeat">
+      <a:schemeClr val="lt1"/>
+    </dgm:linClrLst>
+    <dgm:effectClrLst/>
+    <dgm:txLinClrLst/>
+    <dgm:txFillClrLst/>
+    <dgm:txEffectClrLst/>
+  </dgm:styleLbl>
+  <dgm:styleLbl name="lnNode1">
+    <dgm:fillClrLst meth="repeat">
+      <a:schemeClr val="accent1"/>
+    </dgm:fillClrLst>
+    <dgm:linClrLst meth="repeat">
+      <a:schemeClr val="lt1"/>
+    </dgm:linClrLst>
+    <dgm:effectClrLst/>
+    <dgm:txLinClrLst/>
+    <dgm:txFillClrLst/>
+    <dgm:txEffectClrLst/>
+  </dgm:styleLbl>
+  <dgm:styleLbl name="vennNode1">
+    <dgm:fillClrLst meth="repeat">
+      <a:schemeClr val="accent1">
+        <a:alpha val="50000"/>
+      </a:schemeClr>
+    </dgm:fillClrLst>
+    <dgm:linClrLst meth="repeat">
+      <a:schemeClr val="lt1"/>
+    </dgm:linClrLst>
+    <dgm:effectClrLst/>
+    <dgm:txLinClrLst/>
+    <dgm:txFillClrLst/>
+    <dgm:txEffectClrLst/>
+  </dgm:styleLbl>
+  <dgm:styleLbl name="node2">
+    <dgm:fillClrLst meth="repeat">
+      <a:schemeClr val="accent1"/>
+    </dgm:fillClrLst>
+    <dgm:linClrLst meth="repeat">
+      <a:schemeClr val="lt1"/>
+    </dgm:linClrLst>
+    <dgm:effectClrLst/>
+    <dgm:txLinClrLst/>
+    <dgm:txFillClrLst/>
+    <dgm:txEffectClrLst/>
+  </dgm:styleLbl>
+  <dgm:styleLbl name="node3">
+    <dgm:fillClrLst meth="repeat">
+      <a:schemeClr val="accent1"/>
+    </dgm:fillClrLst>
+    <dgm:linClrLst meth="repeat">
+      <a:schemeClr val="lt1"/>
+    </dgm:linClrLst>
+    <dgm:effectClrLst/>
+    <dgm:txLinClrLst/>
+    <dgm:txFillClrLst/>
+    <dgm:txEffectClrLst/>
+  </dgm:styleLbl>
+  <dgm:styleLbl name="node4">
+    <dgm:fillClrLst meth="repeat">
+      <a:schemeClr val="accent1"/>
+    </dgm:fillClrLst>
+    <dgm:linClrLst meth="repeat">
+      <a:schemeClr val="lt1"/>
+    </dgm:linClrLst>
+    <dgm:effectClrLst/>
+    <dgm:txLinClrLst/>
+    <dgm:txFillClrLst/>
+    <dgm:txEffectClrLst/>
+  </dgm:styleLbl>
+  <dgm:styleLbl name="fgImgPlace1">
+    <dgm:fillClrLst meth="repeat">
+      <a:schemeClr val="accent1">
+        <a:tint val="50000"/>
+      </a:schemeClr>
+    </dgm:fillClrLst>
+    <dgm:linClrLst meth="repeat">
+      <a:schemeClr val="lt1"/>
+    </dgm:linClrLst>
+    <dgm:effectClrLst/>
+    <dgm:txLinClrLst/>
+    <dgm:txFillClrLst meth="repeat">
+      <a:schemeClr val="lt1"/>
+    </dgm:txFillClrLst>
+    <dgm:txEffectClrLst/>
+  </dgm:styleLbl>
+  <dgm:styleLbl name="alignImgPlace1">
+    <dgm:fillClrLst meth="repeat">
+      <a:schemeClr val="accent1">
+        <a:tint val="50000"/>
+      </a:schemeClr>
+    </dgm:fillClrLst>
+    <dgm:linClrLst meth="repeat">
+      <a:schemeClr val="lt1"/>
+    </dgm:linClrLst>
+    <dgm:effectClrLst/>
+    <dgm:txLinClrLst/>
+    <dgm:txFillClrLst meth="repeat">
+      <a:schemeClr val="lt1"/>
+    </dgm:txFillClrLst>
+    <dgm:txEffectClrLst/>
+  </dgm:styleLbl>
+  <dgm:styleLbl name="bgImgPlace1">
+    <dgm:fillClrLst meth="repeat">
+      <a:schemeClr val="accent1">
+        <a:tint val="50000"/>
+      </a:schemeClr>
+    </dgm:fillClrLst>
+    <dgm:linClrLst meth="repeat">
+      <a:schemeClr val="lt1"/>
+    </dgm:linClrLst>
+    <dgm:effectClrLst/>
+    <dgm:txLinClrLst/>
+    <dgm:txFillClrLst meth="repeat">
+      <a:schemeClr val="lt1"/>
+    </dgm:txFillClrLst>
+    <dgm:txEffectClrLst/>
+  </dgm:styleLbl>
+  <dgm:styleLbl name="sibTrans2D1">
+    <dgm:fillClrLst meth="repeat">
+      <a:schemeClr val="accent1">
+        <a:tint val="60000"/>
+      </a:schemeClr>
+    </dgm:fillClrLst>
+    <dgm:linClrLst meth="repeat">
+      <a:schemeClr val="accent1">
+        <a:tint val="60000"/>
+      </a:schemeClr>
+    </dgm:linClrLst>
+    <dgm:effectClrLst/>
+    <dgm:txLinClrLst/>
+    <dgm:txFillClrLst/>
+    <dgm:txEffectClrLst/>
+  </dgm:styleLbl>
+  <dgm:styleLbl name="fgSibTrans2D1">
+    <dgm:fillClrLst meth="repeat">
+      <a:schemeClr val="accent1">
+        <a:tint val="60000"/>
+      </a:schemeClr>
+    </dgm:fillClrLst>
+    <dgm:linClrLst meth="repeat">
+      <a:schemeClr val="accent1">
+        <a:tint val="60000"/>
+      </a:schemeClr>
+    </dgm:linClrLst>
+    <dgm:effectClrLst/>
+    <dgm:txLinClrLst/>
+    <dgm:txFillClrLst/>
+    <dgm:txEffectClrLst/>
+  </dgm:styleLbl>
+  <dgm:styleLbl name="bgSibTrans2D1">
+    <dgm:fillClrLst meth="repeat">
+      <a:schemeClr val="accent1">
+        <a:tint val="60000"/>
+      </a:schemeClr>
+    </dgm:fillClrLst>
+    <dgm:linClrLst meth="repeat">
+      <a:schemeClr val="accent1">
+        <a:tint val="60000"/>
+      </a:schemeClr>
+    </dgm:linClrLst>
+    <dgm:effectClrLst/>
+    <dgm:txLinClrLst/>
+    <dgm:txFillClrLst/>
+    <dgm:txEffectClrLst/>
+  </dgm:styleLbl>
+  <dgm:styleLbl name="sibTrans1D1">
+    <dgm:fillClrLst meth="repeat">
+      <a:schemeClr val="accent1"/>
+    </dgm:fillClrLst>
+    <dgm:linClrLst meth="repeat">
+      <a:schemeClr val="accent1"/>
+    </dgm:linClrLst>
+    <dgm:effectClrLst/>
+    <dgm:txLinClrLst/>
+    <dgm:txFillClrLst meth="repeat">
+      <a:schemeClr val="tx1"/>
+    </dgm:txFillClrLst>
+    <dgm:txEffectClrLst/>
+  </dgm:styleLbl>
+  <dgm:styleLbl name="callout">
+    <dgm:fillClrLst meth="repeat">
+      <a:schemeClr val="accent1"/>
+    </dgm:fillClrLst>
+    <dgm:linClrLst meth="repeat">
+      <a:schemeClr val="accent1">
+        <a:tint val="50000"/>
+      </a:schemeClr>
+    </dgm:linClrLst>
+    <dgm:effectClrLst/>
+    <dgm:txLinClrLst/>
+    <dgm:txFillClrLst meth="repeat">
+      <a:schemeClr val="tx1"/>
+    </dgm:txFillClrLst>
+    <dgm:txEffectClrLst/>
+  </dgm:styleLbl>
+  <dgm:styleLbl name="asst0">
+    <dgm:fillClrLst meth="repeat">
+      <a:schemeClr val="accent1"/>
+    </dgm:fillClrLst>
+    <dgm:linClrLst meth="repeat">
+      <a:schemeClr val="lt1"/>
+    </dgm:linClrLst>
+    <dgm:effectClrLst/>
+    <dgm:txLinClrLst/>
+    <dgm:txFillClrLst/>
+    <dgm:txEffectClrLst/>
+  </dgm:styleLbl>
+  <dgm:styleLbl name="asst1">
+    <dgm:fillClrLst meth="repeat">
+      <a:schemeClr val="accent1"/>
+    </dgm:fillClrLst>
+    <dgm:linClrLst meth="repeat">
+      <a:schemeClr val="lt1"/>
+    </dgm:linClrLst>
+    <dgm:effectClrLst/>
+    <dgm:txLinClrLst/>
+    <dgm:txFillClrLst/>
+    <dgm:txEffectClrLst/>
+  </dgm:styleLbl>
+  <dgm:styleLbl name="asst2">
+    <dgm:fillClrLst meth="repeat">
+      <a:schemeClr val="accent1"/>
+    </dgm:fillClrLst>
+    <dgm:linClrLst meth="repeat">
+      <a:schemeClr val="lt1"/>
+    </dgm:linClrLst>
+    <dgm:effectClrLst/>
+    <dgm:txLinClrLst/>
+    <dgm:txFillClrLst/>
+    <dgm:txEffectClrLst/>
+  </dgm:styleLbl>
+  <dgm:styleLbl name="asst3">
+    <dgm:fillClrLst meth="repeat">
+      <a:schemeClr val="accent1"/>
+    </dgm:fillClrLst>
+    <dgm:linClrLst meth="repeat">
+      <a:schemeClr val="lt1"/>
+    </dgm:linClrLst>
+    <dgm:effectClrLst/>
+    <dgm:txLinClrLst/>
+    <dgm:txFillClrLst/>
+    <dgm:txEffectClrLst/>
+  </dgm:styleLbl>
+  <dgm:styleLbl name="asst4">
+    <dgm:fillClrLst meth="repeat">
+      <a:schemeClr val="accent1"/>
+    </dgm:fillClrLst>
+    <dgm:linClrLst meth="repeat">
+      <a:schemeClr val="lt1"/>
+    </dgm:linClrLst>
+    <dgm:effectClrLst/>
+    <dgm:txLinClrLst/>
+    <dgm:txFillClrLst/>
+    <dgm:txEffectClrLst/>
+  </dgm:styleLbl>
+  <dgm:styleLbl name="parChTrans2D1">
+    <dgm:fillClrLst meth="repeat">
+      <a:schemeClr val="accent1">
+        <a:tint val="60000"/>
+      </a:schemeClr>
+    </dgm:fillClrLst>
+    <dgm:linClrLst meth="repeat">
+      <a:schemeClr val="accent1">
+        <a:tint val="60000"/>
+      </a:schemeClr>
+    </dgm:linClrLst>
+    <dgm:effectClrLst/>
+    <dgm:txLinClrLst/>
+    <dgm:txFillClrLst meth="repeat">
+      <a:schemeClr val="lt1"/>
+    </dgm:txFillClrLst>
+    <dgm:txEffectClrLst/>
+  </dgm:styleLbl>
+  <dgm:styleLbl name="parChTrans2D2">
+    <dgm:fillClrLst meth="repeat">
+      <a:schemeClr val="accent1"/>
+    </dgm:fillClrLst>
+    <dgm:linClrLst meth="repeat">
+      <a:schemeClr val="accent1"/>
+    </dgm:linClrLst>
+    <dgm:effectClrLst/>
+    <dgm:txLinClrLst/>
+    <dgm:txFillClrLst meth="repeat">
+      <a:schemeClr val="lt1"/>
+    </dgm:txFillClrLst>
+    <dgm:txEffectClrLst/>
+  </dgm:styleLbl>
+  <dgm:styleLbl name="parChTrans2D3">
+    <dgm:fillClrLst meth="repeat">
+      <a:schemeClr val="accent1"/>
+    </dgm:fillClrLst>
+    <dgm:linClrLst meth="repeat">
+      <a:schemeClr val="accent1"/>
+    </dgm:linClrLst>
+    <dgm:effectClrLst/>
+    <dgm:txLinClrLst/>
+    <dgm:txFillClrLst meth="repeat">
+      <a:schemeClr val="lt1"/>
+    </dgm:txFillClrLst>
+    <dgm:txEffectClrLst/>
+  </dgm:styleLbl>
+  <dgm:styleLbl name="parChTrans2D4">
+    <dgm:fillClrLst meth="repeat">
+      <a:schemeClr val="accent1"/>
+    </dgm:fillClrLst>
+    <dgm:linClrLst meth="repeat">
+      <a:schemeClr val="accent1"/>
+    </dgm:linClrLst>
+    <dgm:effectClrLst/>
+    <dgm:txLinClrLst/>
+    <dgm:txFillClrLst meth="repeat">
+      <a:schemeClr val="lt1"/>
+    </dgm:txFillClrLst>
+    <dgm:txEffectClrLst/>
+  </dgm:styleLbl>
+  <dgm:styleLbl name="parChTrans1D1">
+    <dgm:fillClrLst meth="repeat">
+      <a:schemeClr val="accent1"/>
+    </dgm:fillClrLst>
+    <dgm:linClrLst meth="repeat">
+      <a:schemeClr val="accent1">
+        <a:shade val="60000"/>
+      </a:schemeClr>
+    </dgm:linClrLst>
+    <dgm:effectClrLst/>
+    <dgm:txLinClrLst/>
+    <dgm:txFillClrLst meth="repeat">
+      <a:schemeClr val="tx1"/>
+    </dgm:txFillClrLst>
+    <dgm:txEffectClrLst/>
+  </dgm:styleLbl>
+  <dgm:styleLbl name="parChTrans1D2">
+    <dgm:fillClrLst meth="repeat">
+      <a:schemeClr val="accent1"/>
+    </dgm:fillClrLst>
+    <dgm:linClrLst meth="repeat">
+      <a:schemeClr val="accent1">
+        <a:shade val="60000"/>
+      </a:schemeClr>
+    </dgm:linClrLst>
+    <dgm:effectClrLst/>
+    <dgm:txLinClrLst/>
+    <dgm:txFillClrLst meth="repeat">
+      <a:schemeClr val="tx1"/>
+    </dgm:txFillClrLst>
+    <dgm:txEffectClrLst/>
+  </dgm:styleLbl>
+  <dgm:styleLbl name="parChTrans1D3">
+    <dgm:fillClrLst meth="repeat">
+      <a:schemeClr val="accent1"/>
+    </dgm:fillClrLst>
+    <dgm:linClrLst meth="repeat">
+      <a:schemeClr val="accent1">
+        <a:shade val="80000"/>
+      </a:schemeClr>
+    </dgm:linClrLst>
+    <dgm:effectClrLst/>
+    <dgm:txLinClrLst/>
+    <dgm:txFillClrLst meth="repeat">
+      <a:schemeClr val="tx1"/>
+    </dgm:txFillClrLst>
+    <dgm:txEffectClrLst/>
+  </dgm:styleLbl>
+  <dgm:styleLbl name="parChTrans1D4">
+    <dgm:fillClrLst meth="repeat">
+      <a:schemeClr val="accent1"/>
+    </dgm:fillClrLst>
+    <dgm:linClrLst meth="repeat">
+      <a:schemeClr val="accent1">
+        <a:shade val="80000"/>
+      </a:schemeClr>
+    </dgm:linClrLst>
+    <dgm:effectClrLst/>
+    <dgm:txLinClrLst/>
+    <dgm:txFillClrLst meth="repeat">
+      <a:schemeClr val="tx1"/>
+    </dgm:txFillClrLst>
+    <dgm:txEffectClrLst/>
+  </dgm:styleLbl>
+  <dgm:styleLbl name="fgAcc1">
+    <dgm:fillClrLst meth="repeat">
+      <a:schemeClr val="lt1">
+        <a:alpha val="90000"/>
+      </a:schemeClr>
+    </dgm:fillClrLst>
+    <dgm:linClrLst meth="repeat">
+      <a:schemeClr val="accent1"/>
+    </dgm:linClrLst>
+    <dgm:effectClrLst/>
+    <dgm:txLinClrLst/>
+    <dgm:txFillClrLst meth="repeat">
+      <a:schemeClr val="dk1"/>
+    </dgm:txFillClrLst>
+    <dgm:txEffectClrLst/>
+  </dgm:styleLbl>
+  <dgm:styleLbl name="conFgAcc1">
+    <dgm:fillClrLst meth="repeat">
+      <a:schemeClr val="lt1">
+        <a:alpha val="90000"/>
+      </a:schemeClr>
+    </dgm:fillClrLst>
+    <dgm:linClrLst meth="repeat">
+      <a:schemeClr val="accent1"/>
+    </dgm:linClrLst>
+    <dgm:effectClrLst/>
+    <dgm:txLinClrLst/>
+    <dgm:txFillClrLst meth="repeat">
+      <a:schemeClr val="dk1"/>
+    </dgm:txFillClrLst>
+    <dgm:txEffectClrLst/>
+  </dgm:styleLbl>
+  <dgm:styleLbl name="alignAcc1">
+    <dgm:fillClrLst meth="repeat">
+      <a:schemeClr val="lt1">
+        <a:alpha val="90000"/>
+      </a:schemeClr>
+    </dgm:fillClrLst>
+    <dgm:linClrLst meth="repeat">
+      <a:schemeClr val="accent1"/>
+    </dgm:linClrLst>
+    <dgm:effectClrLst/>
+    <dgm:txLinClrLst/>
+    <dgm:txFillClrLst meth="repeat">
+      <a:schemeClr val="dk1"/>
+    </dgm:txFillClrLst>
+    <dgm:txEffectClrLst/>
+  </dgm:styleLbl>
+  <dgm:styleLbl name="trAlignAcc1">
+    <dgm:fillClrLst meth="repeat">
+      <a:schemeClr val="lt1">
+        <a:alpha val="40000"/>
+      </a:schemeClr>
+    </dgm:fillClrLst>
+    <dgm:linClrLst meth="repeat">
+      <a:schemeClr val="accent1"/>
+    </dgm:linClrLst>
+    <dgm:effectClrLst/>
+    <dgm:txLinClrLst/>
+    <dgm:txFillClrLst meth="repeat">
+      <a:schemeClr val="dk1"/>
+    </dgm:txFillClrLst>
+    <dgm:txEffectClrLst/>
+  </dgm:styleLbl>
+  <dgm:styleLbl name="bgAcc1">
+    <dgm:fillClrLst meth="repeat">
+      <a:schemeClr val="lt1">
+        <a:alpha val="90000"/>
+      </a:schemeClr>
+    </dgm:fillClrLst>
+    <dgm:linClrLst meth="repeat">
+      <a:schemeClr val="accent1"/>
+    </dgm:linClrLst>
+    <dgm:effectClrLst/>
+    <dgm:txLinClrLst/>
+    <dgm:txFillClrLst meth="repeat">
+      <a:schemeClr val="dk1"/>
+    </dgm:txFillClrLst>
+    <dgm:txEffectClrLst/>
+  </dgm:styleLbl>
+  <dgm:styleLbl name="solidFgAcc1">
+    <dgm:fillClrLst meth="repeat">
+      <a:schemeClr val="lt1"/>
+    </dgm:fillClrLst>
+    <dgm:linClrLst meth="repeat">
+      <a:schemeClr val="accent1"/>
+    </dgm:linClrLst>
+    <dgm:effectClrLst/>
+    <dgm:txLinClrLst/>
+    <dgm:txFillClrLst meth="repeat">
+      <a:schemeClr val="dk1"/>
+    </dgm:txFillClrLst>
+    <dgm:txEffectClrLst/>
+  </dgm:styleLbl>
+  <dgm:styleLbl name="solidAlignAcc1">
+    <dgm:fillClrLst meth="repeat">
+      <a:schemeClr val="lt1"/>
+    </dgm:fillClrLst>
+    <dgm:linClrLst meth="repeat">
+      <a:schemeClr val="accent1"/>
+    </dgm:linClrLst>
+    <dgm:effectClrLst/>
+    <dgm:txLinClrLst/>
+    <dgm:txFillClrLst meth="repeat">
+      <a:schemeClr val="dk1"/>
+    </dgm:txFillClrLst>
+    <dgm:txEffectClrLst/>
+  </dgm:styleLbl>
+  <dgm:styleLbl name="solidBgAcc1">
+    <dgm:fillClrLst meth="repeat">
+      <a:schemeClr val="lt1"/>
+    </dgm:fillClrLst>
+    <dgm:linClrLst meth="repeat">
+      <a:schemeClr val="accent1"/>
+    </dgm:linClrLst>
+    <dgm:effectClrLst/>
+    <dgm:txLinClrLst/>
+    <dgm:txFillClrLst meth="repeat">
+      <a:schemeClr val="dk1"/>
+    </dgm:txFillClrLst>
+    <dgm:txEffectClrLst/>
+  </dgm:styleLbl>
+  <dgm:styleLbl name="fgAccFollowNode1">
+    <dgm:fillClrLst meth="repeat">
+      <a:schemeClr val="accent1">
+        <a:alpha val="90000"/>
+        <a:tint val="40000"/>
+      </a:schemeClr>
+    </dgm:fillClrLst>
+    <dgm:linClrLst meth="repeat">
+      <a:schemeClr val="accent1">
+        <a:alpha val="90000"/>
+        <a:tint val="40000"/>
+      </a:schemeClr>
+    </dgm:linClrLst>
+    <dgm:effectClrLst/>
+    <dgm:txLinClrLst/>
+    <dgm:txFillClrLst meth="repeat">
+      <a:schemeClr val="dk1"/>
+    </dgm:txFillClrLst>
+    <dgm:txEffectClrLst/>
+  </dgm:styleLbl>
+  <dgm:styleLbl name="alignAccFollowNode1">
+    <dgm:fillClrLst meth="repeat">
+      <a:schemeClr val="accent1">
+        <a:alpha val="90000"/>
+        <a:tint val="40000"/>
+      </a:schemeClr>
+    </dgm:fillClrLst>
+    <dgm:linClrLst meth="repeat">
+      <a:schemeClr val="accent1">
+        <a:alpha val="90000"/>
+        <a:tint val="40000"/>
+      </a:schemeClr>
+    </dgm:linClrLst>
+    <dgm:effectClrLst/>
+    <dgm:txLinClrLst/>
+    <dgm:txFillClrLst meth="repeat">
+      <a:schemeClr val="dk1"/>
+    </dgm:txFillClrLst>
+    <dgm:txEffectClrLst/>
+  </dgm:styleLbl>
+  <dgm:styleLbl name="bgAccFollowNode1">
+    <dgm:fillClrLst meth="repeat">
+      <a:schemeClr val="accent1">
+        <a:alpha val="90000"/>
+        <a:tint val="40000"/>
+      </a:schemeClr>
+    </dgm:fillClrLst>
+    <dgm:linClrLst meth="repeat">
+      <a:schemeClr val="accent1">
+        <a:alpha val="90000"/>
+        <a:tint val="40000"/>
+      </a:schemeClr>
+    </dgm:linClrLst>
+    <dgm:effectClrLst/>
+    <dgm:txLinClrLst/>
+    <dgm:txFillClrLst meth="repeat">
+      <a:schemeClr val="dk1"/>
+    </dgm:txFillClrLst>
+    <dgm:txEffectClrLst/>
+  </dgm:styleLbl>
+  <dgm:styleLbl name="fgAcc0">
+    <dgm:fillClrLst meth="repeat">
+      <a:schemeClr val="lt1">
+        <a:alpha val="90000"/>
+      </a:schemeClr>
+    </dgm:fillClrLst>
+    <dgm:linClrLst meth="repeat">
+      <a:schemeClr val="accent1"/>
+    </dgm:linClrLst>
+    <dgm:effectClrLst/>
+    <dgm:txLinClrLst/>
+    <dgm:txFillClrLst meth="repeat">
+      <a:schemeClr val="dk1"/>
+    </dgm:txFillClrLst>
+    <dgm:txEffectClrLst/>
+  </dgm:styleLbl>
+  <dgm:styleLbl name="fgAcc2">
+    <dgm:fillClrLst meth="repeat">
+      <a:schemeClr val="lt1">
+        <a:alpha val="90000"/>
+      </a:schemeClr>
+    </dgm:fillClrLst>
+    <dgm:linClrLst meth="repeat">
+      <a:schemeClr val="accent1"/>
+    </dgm:linClrLst>
+    <dgm:effectClrLst/>
+    <dgm:txLinClrLst/>
+    <dgm:txFillClrLst meth="repeat">
+      <a:schemeClr val="dk1"/>
+    </dgm:txFillClrLst>
+    <dgm:txEffectClrLst/>
+  </dgm:styleLbl>
+  <dgm:styleLbl name="fgAcc3">
+    <dgm:fillClrLst meth="repeat">
+      <a:schemeClr val="lt1">
+        <a:alpha val="90000"/>
+      </a:schemeClr>
+    </dgm:fillClrLst>
+    <dgm:linClrLst meth="repeat">
+      <a:schemeClr val="accent1"/>
+    </dgm:linClrLst>
+    <dgm:effectClrLst/>
+    <dgm:txLinClrLst/>
+    <dgm:txFillClrLst meth="repeat">
+      <a:schemeClr val="dk1"/>
+    </dgm:txFillClrLst>
+    <dgm:txEffectClrLst/>
+  </dgm:styleLbl>
+  <dgm:styleLbl name="fgAcc4">
+    <dgm:fillClrLst meth="repeat">
+      <a:schemeClr val="lt1">
+        <a:alpha val="90000"/>
+      </a:schemeClr>
+    </dgm:fillClrLst>
+    <dgm:linClrLst meth="repeat">
+      <a:schemeClr val="accent1"/>
+    </dgm:linClrLst>
+    <dgm:effectClrLst/>
+    <dgm:txLinClrLst/>
+    <dgm:txFillClrLst meth="repeat">
+      <a:schemeClr val="dk1"/>
+    </dgm:txFillClrLst>
+    <dgm:txEffectClrLst/>
+  </dgm:styleLbl>
+  <dgm:styleLbl name="bgShp">
+    <dgm:fillClrLst meth="repeat">
+      <a:schemeClr val="accent1">
+        <a:tint val="40000"/>
+      </a:schemeClr>
+    </dgm:fillClrLst>
+    <dgm:linClrLst meth="repeat">
+      <a:schemeClr val="accent1"/>
+    </dgm:linClrLst>
+    <dgm:effectClrLst/>
+    <dgm:txLinClrLst/>
+    <dgm:txFillClrLst meth="repeat">
+      <a:schemeClr val="dk1"/>
+    </dgm:txFillClrLst>
+    <dgm:txEffectClrLst/>
+  </dgm:styleLbl>
+  <dgm:styleLbl name="dkBgShp">
+    <dgm:fillClrLst meth="repeat">
+      <a:schemeClr val="accent1">
+        <a:shade val="80000"/>
+      </a:schemeClr>
+    </dgm:fillClrLst>
+    <dgm:linClrLst meth="repeat">
+      <a:schemeClr val="accent1"/>
+    </dgm:linClrLst>
+    <dgm:effectClrLst/>
+    <dgm:txLinClrLst/>
+    <dgm:txFillClrLst meth="repeat">
+      <a:schemeClr val="lt1"/>
+    </dgm:txFillClrLst>
+    <dgm:txEffectClrLst/>
+  </dgm:styleLbl>
+  <dgm:styleLbl name="trBgShp">
+    <dgm:fillClrLst meth="repeat">
+      <a:schemeClr val="accent1">
+        <a:tint val="50000"/>
+        <a:alpha val="40000"/>
+      </a:schemeClr>
+    </dgm:fillClrLst>
+    <dgm:linClrLst meth="repeat">
+      <a:schemeClr val="accent1"/>
+    </dgm:linClrLst>
+    <dgm:effectClrLst/>
+    <dgm:txLinClrLst/>
+    <dgm:txFillClrLst meth="repeat">
+      <a:schemeClr val="lt1"/>
+    </dgm:txFillClrLst>
+    <dgm:txEffectClrLst/>
+  </dgm:styleLbl>
+  <dgm:styleLbl name="fgShp">
+    <dgm:fillClrLst meth="repeat">
+      <a:schemeClr val="accent1">
+        <a:tint val="60000"/>
+      </a:schemeClr>
+    </dgm:fillClrLst>
+    <dgm:linClrLst meth="repeat">
+      <a:schemeClr val="lt1"/>
+    </dgm:linClrLst>
+    <dgm:effectClrLst/>
+    <dgm:txLinClrLst/>
+    <dgm:txFillClrLst meth="repeat">
+      <a:schemeClr val="dk1"/>
+    </dgm:txFillClrLst>
+    <dgm:txEffectClrLst/>
+  </dgm:styleLbl>
+  <dgm:styleLbl name="revTx">
+    <dgm:fillClrLst meth="repeat">
+      <a:schemeClr val="lt1">
+        <a:alpha val="0"/>
+      </a:schemeClr>
+    </dgm:fillClrLst>
+    <dgm:linClrLst meth="repeat">
+      <a:schemeClr val="dk1">
+        <a:alpha val="0"/>
+      </a:schemeClr>
+    </dgm:linClrLst>
+    <dgm:effectClrLst/>
+    <dgm:txLinClrLst/>
+    <dgm:txFillClrLst meth="repeat">
+      <a:schemeClr val="tx1"/>
+    </dgm:txFillClrLst>
+    <dgm:txEffectClrLst/>
+  </dgm:styleLbl>
+</dgm:colorsDef>
+</file>
+
+<file path=word/diagrams/data1.xml><?xml version="1.0" encoding="utf-8"?>
+<dgm:dataModel xmlns:dgm="http://schemas.openxmlformats.org/drawingml/2006/diagram" xmlns:a="http://schemas.openxmlformats.org/drawingml/2006/main">
+  <dgm:ptLst>
+    <dgm:pt modelId="{56DD6472-001C-4450-9597-15EEE5C19DE4}" type="doc">
+      <dgm:prSet loTypeId="urn:microsoft.com/office/officeart/2005/8/layout/hChevron3" loCatId="process" qsTypeId="urn:microsoft.com/office/officeart/2005/8/quickstyle/simple1" qsCatId="simple" csTypeId="urn:microsoft.com/office/officeart/2005/8/colors/accent1_2" csCatId="accent1" phldr="1"/>
+      <dgm:spPr/>
+      <dgm:t>
+        <a:bodyPr/>
+        <a:lstStyle/>
+        <a:p>
+          <a:endParaRPr lang="zh-TW" altLang="en-US"/>
+        </a:p>
+      </dgm:t>
+    </dgm:pt>
+    <dgm:pt modelId="{D473EFF8-61F4-4BE0-B501-88F7CDCD96E4}">
+      <dgm:prSet phldrT="[文字]" custT="1"/>
+      <dgm:spPr/>
+      <dgm:t>
+        <a:bodyPr/>
+        <a:lstStyle/>
+        <a:p>
+          <a:pPr algn="ctr"/>
+          <a:r>
+            <a:rPr lang="zh-TW" altLang="en-US" sz="800">
+              <a:latin typeface="標楷體" panose="03000509000000000000" pitchFamily="65" charset="-120"/>
+              <a:ea typeface="標楷體" panose="03000509000000000000" pitchFamily="65" charset="-120"/>
+            </a:rPr>
+            <a:t>輸入現有溫度觀測點</a:t>
+          </a:r>
+          <a:endParaRPr lang="zh-TW" altLang="en-US" sz="1000">
+            <a:latin typeface="標楷體" panose="03000509000000000000" pitchFamily="65" charset="-120"/>
+            <a:ea typeface="標楷體" panose="03000509000000000000" pitchFamily="65" charset="-120"/>
+          </a:endParaRPr>
+        </a:p>
+      </dgm:t>
+    </dgm:pt>
+    <dgm:pt modelId="{E80C4E06-E0C5-4EFF-A713-87A3E7DCFF3C}" type="parTrans" cxnId="{0EB49FA3-5E4B-49E4-A80B-564CAE2495C2}">
+      <dgm:prSet/>
+      <dgm:spPr/>
+      <dgm:t>
+        <a:bodyPr/>
+        <a:lstStyle/>
+        <a:p>
+          <a:endParaRPr lang="zh-TW" altLang="en-US"/>
+        </a:p>
+      </dgm:t>
+    </dgm:pt>
+    <dgm:pt modelId="{77FB19E2-DF1B-44FC-9962-C872777A56A1}" type="sibTrans" cxnId="{0EB49FA3-5E4B-49E4-A80B-564CAE2495C2}">
+      <dgm:prSet/>
+      <dgm:spPr/>
+      <dgm:t>
+        <a:bodyPr/>
+        <a:lstStyle/>
+        <a:p>
+          <a:endParaRPr lang="zh-TW" altLang="en-US"/>
+        </a:p>
+      </dgm:t>
+    </dgm:pt>
+    <dgm:pt modelId="{6C2050BB-9B2B-4B08-B1E1-F369ED1A11EA}">
+      <dgm:prSet phldrT="[文字]"/>
+      <dgm:spPr/>
+      <dgm:t>
+        <a:bodyPr/>
+        <a:lstStyle/>
+        <a:p>
+          <a:r>
+            <a:rPr lang="zh-TW" altLang="en-US">
+              <a:latin typeface="標楷體" panose="03000509000000000000" pitchFamily="65" charset="-120"/>
+              <a:ea typeface="標楷體" panose="03000509000000000000" pitchFamily="65" charset="-120"/>
+            </a:rPr>
+            <a:t>加入輔助地理資料</a:t>
+          </a:r>
+        </a:p>
+      </dgm:t>
+    </dgm:pt>
+    <dgm:pt modelId="{99FFB0A0-2F8E-46EF-8A34-6490808B959B}" type="parTrans" cxnId="{1DD3C5A1-6D5C-449F-89FD-80BE6326061F}">
+      <dgm:prSet/>
+      <dgm:spPr/>
+      <dgm:t>
+        <a:bodyPr/>
+        <a:lstStyle/>
+        <a:p>
+          <a:endParaRPr lang="zh-TW" altLang="en-US"/>
+        </a:p>
+      </dgm:t>
+    </dgm:pt>
+    <dgm:pt modelId="{10CCA00E-755C-4E2C-8CC9-48D837442D06}" type="sibTrans" cxnId="{1DD3C5A1-6D5C-449F-89FD-80BE6326061F}">
+      <dgm:prSet/>
+      <dgm:spPr/>
+      <dgm:t>
+        <a:bodyPr/>
+        <a:lstStyle/>
+        <a:p>
+          <a:endParaRPr lang="zh-TW" altLang="en-US"/>
+        </a:p>
+      </dgm:t>
+    </dgm:pt>
+    <dgm:pt modelId="{28907BA2-41CF-47A3-9C88-9B170A052001}">
+      <dgm:prSet phldrT="[文字]"/>
+      <dgm:spPr/>
+      <dgm:t>
+        <a:bodyPr/>
+        <a:lstStyle/>
+        <a:p>
+          <a:r>
+            <a:rPr lang="zh-TW" altLang="en-US">
+              <a:latin typeface="標楷體" panose="03000509000000000000" pitchFamily="65" charset="-120"/>
+              <a:ea typeface="標楷體" panose="03000509000000000000" pitchFamily="65" charset="-120"/>
+            </a:rPr>
+            <a:t>輸入每個位置的預測值</a:t>
+          </a:r>
+          <a:r>
+            <a:rPr lang="en-US" altLang="zh-TW">
+              <a:latin typeface="標楷體" panose="03000509000000000000" pitchFamily="65" charset="-120"/>
+              <a:ea typeface="標楷體" panose="03000509000000000000" pitchFamily="65" charset="-120"/>
+            </a:rPr>
+            <a:t>/</a:t>
+          </a:r>
+          <a:r>
+            <a:rPr lang="zh-TW" altLang="en-US">
+              <a:latin typeface="標楷體" panose="03000509000000000000" pitchFamily="65" charset="-120"/>
+              <a:ea typeface="標楷體" panose="03000509000000000000" pitchFamily="65" charset="-120"/>
+            </a:rPr>
+            <a:t>不確定性</a:t>
+          </a:r>
+        </a:p>
+      </dgm:t>
+    </dgm:pt>
+    <dgm:pt modelId="{E1D06F5F-8317-4D48-9443-6FE81F76A4AD}" type="parTrans" cxnId="{A933412F-B3BE-4F28-AEC7-9EEF4897015E}">
+      <dgm:prSet/>
+      <dgm:spPr/>
+      <dgm:t>
+        <a:bodyPr/>
+        <a:lstStyle/>
+        <a:p>
+          <a:endParaRPr lang="zh-TW" altLang="en-US"/>
+        </a:p>
+      </dgm:t>
+    </dgm:pt>
+    <dgm:pt modelId="{1D40299E-5013-4282-AC7D-C48988815770}" type="sibTrans" cxnId="{A933412F-B3BE-4F28-AEC7-9EEF4897015E}">
+      <dgm:prSet/>
+      <dgm:spPr/>
+      <dgm:t>
+        <a:bodyPr/>
+        <a:lstStyle/>
+        <a:p>
+          <a:endParaRPr lang="zh-TW" altLang="en-US"/>
+        </a:p>
+      </dgm:t>
+    </dgm:pt>
+    <dgm:pt modelId="{15436C78-8922-4AB2-A3A7-2692B653CDF2}">
+      <dgm:prSet/>
+      <dgm:spPr/>
+      <dgm:t>
+        <a:bodyPr/>
+        <a:lstStyle/>
+        <a:p>
+          <a:r>
+            <a:rPr lang="en-US" altLang="zh-TW"/>
+            <a:t>U-Net</a:t>
+          </a:r>
+          <a:r>
+            <a:rPr lang="zh-TW" altLang="en-US"/>
+            <a:t> </a:t>
+          </a:r>
+          <a:r>
+            <a:rPr lang="zh-TW" altLang="en-US">
+              <a:latin typeface="標楷體" panose="03000509000000000000" pitchFamily="65" charset="-120"/>
+              <a:ea typeface="標楷體" panose="03000509000000000000" pitchFamily="65" charset="-120"/>
+            </a:rPr>
+            <a:t>學習空間特徵</a:t>
+          </a:r>
+        </a:p>
+      </dgm:t>
+    </dgm:pt>
+    <dgm:pt modelId="{16B7743C-6593-4D6A-AED7-EFF0CE5E79E4}" type="parTrans" cxnId="{25453FC9-028C-4D94-81BE-6D4A22C16454}">
+      <dgm:prSet/>
+      <dgm:spPr/>
+      <dgm:t>
+        <a:bodyPr/>
+        <a:lstStyle/>
+        <a:p>
+          <a:endParaRPr lang="zh-TW" altLang="en-US"/>
+        </a:p>
+      </dgm:t>
+    </dgm:pt>
+    <dgm:pt modelId="{D2201DD9-0094-45DB-8B94-EB90A9CA8841}" type="sibTrans" cxnId="{25453FC9-028C-4D94-81BE-6D4A22C16454}">
+      <dgm:prSet/>
+      <dgm:spPr/>
+      <dgm:t>
+        <a:bodyPr/>
+        <a:lstStyle/>
+        <a:p>
+          <a:endParaRPr lang="zh-TW" altLang="en-US"/>
+        </a:p>
+      </dgm:t>
+    </dgm:pt>
+    <dgm:pt modelId="{5F33312A-37B3-4DFC-825B-4DC4430F1269}">
+      <dgm:prSet/>
+      <dgm:spPr/>
+      <dgm:t>
+        <a:bodyPr/>
+        <a:lstStyle/>
+        <a:p>
+          <a:r>
+            <a:rPr lang="en-US" altLang="zh-TW"/>
+            <a:t>SetConv</a:t>
+          </a:r>
+          <a:r>
+            <a:rPr lang="zh-TW" altLang="en-US">
+              <a:latin typeface="標楷體" panose="03000509000000000000" pitchFamily="65" charset="-120"/>
+              <a:ea typeface="標楷體" panose="03000509000000000000" pitchFamily="65" charset="-120"/>
+            </a:rPr>
+            <a:t>把不規則感測點轉換成網格</a:t>
+          </a:r>
+        </a:p>
+      </dgm:t>
+    </dgm:pt>
+    <dgm:pt modelId="{8047ECCC-77D2-4F89-BEBE-E917D703FDFF}" type="parTrans" cxnId="{752DA505-6D59-4BB3-8039-0D7FEBFE5D99}">
+      <dgm:prSet/>
+      <dgm:spPr/>
+      <dgm:t>
+        <a:bodyPr/>
+        <a:lstStyle/>
+        <a:p>
+          <a:endParaRPr lang="zh-TW" altLang="en-US"/>
+        </a:p>
+      </dgm:t>
+    </dgm:pt>
+    <dgm:pt modelId="{AF9E503A-48DC-4CD0-9BA8-60D8521FA155}" type="sibTrans" cxnId="{752DA505-6D59-4BB3-8039-0D7FEBFE5D99}">
+      <dgm:prSet/>
+      <dgm:spPr/>
+      <dgm:t>
+        <a:bodyPr/>
+        <a:lstStyle/>
+        <a:p>
+          <a:endParaRPr lang="zh-TW" altLang="en-US"/>
+        </a:p>
+      </dgm:t>
+    </dgm:pt>
+    <dgm:pt modelId="{36EA10B0-D3F8-461D-A570-B44F96CCA3FC}" type="pres">
+      <dgm:prSet presAssocID="{56DD6472-001C-4450-9597-15EEE5C19DE4}" presName="Name0" presStyleCnt="0">
+        <dgm:presLayoutVars>
+          <dgm:dir/>
+          <dgm:resizeHandles val="exact"/>
+        </dgm:presLayoutVars>
+      </dgm:prSet>
+      <dgm:spPr/>
+    </dgm:pt>
+    <dgm:pt modelId="{574AF5C6-8C62-4246-8AFB-EA63AAC5DC83}" type="pres">
+      <dgm:prSet presAssocID="{D473EFF8-61F4-4BE0-B501-88F7CDCD96E4}" presName="parTxOnly" presStyleLbl="node1" presStyleIdx="0" presStyleCnt="5">
+        <dgm:presLayoutVars>
+          <dgm:bulletEnabled val="1"/>
+        </dgm:presLayoutVars>
+      </dgm:prSet>
+      <dgm:spPr/>
+    </dgm:pt>
+    <dgm:pt modelId="{53B26766-F02E-4494-85A7-C0F3F760E1AC}" type="pres">
+      <dgm:prSet presAssocID="{77FB19E2-DF1B-44FC-9962-C872777A56A1}" presName="parSpace" presStyleCnt="0"/>
+      <dgm:spPr/>
+    </dgm:pt>
+    <dgm:pt modelId="{F5D826C5-8B71-4DB2-8562-48206A635F2A}" type="pres">
+      <dgm:prSet presAssocID="{6C2050BB-9B2B-4B08-B1E1-F369ED1A11EA}" presName="parTxOnly" presStyleLbl="node1" presStyleIdx="1" presStyleCnt="5">
+        <dgm:presLayoutVars>
+          <dgm:bulletEnabled val="1"/>
+        </dgm:presLayoutVars>
+      </dgm:prSet>
+      <dgm:spPr/>
+    </dgm:pt>
+    <dgm:pt modelId="{5442ADF9-1096-42FB-82B6-5516F15552D8}" type="pres">
+      <dgm:prSet presAssocID="{10CCA00E-755C-4E2C-8CC9-48D837442D06}" presName="parSpace" presStyleCnt="0"/>
+      <dgm:spPr/>
+    </dgm:pt>
+    <dgm:pt modelId="{36A8C1EE-68DC-40C2-A5EC-3BDCC30F688B}" type="pres">
+      <dgm:prSet presAssocID="{5F33312A-37B3-4DFC-825B-4DC4430F1269}" presName="parTxOnly" presStyleLbl="node1" presStyleIdx="2" presStyleCnt="5">
+        <dgm:presLayoutVars>
+          <dgm:bulletEnabled val="1"/>
+        </dgm:presLayoutVars>
+      </dgm:prSet>
+      <dgm:spPr/>
+    </dgm:pt>
+    <dgm:pt modelId="{FFA0846F-990E-4CAD-B0D6-9292C24E002C}" type="pres">
+      <dgm:prSet presAssocID="{AF9E503A-48DC-4CD0-9BA8-60D8521FA155}" presName="parSpace" presStyleCnt="0"/>
+      <dgm:spPr/>
+    </dgm:pt>
+    <dgm:pt modelId="{AB4EF16A-CC58-4399-A9E1-82D652DF17DB}" type="pres">
+      <dgm:prSet presAssocID="{15436C78-8922-4AB2-A3A7-2692B653CDF2}" presName="parTxOnly" presStyleLbl="node1" presStyleIdx="3" presStyleCnt="5" custLinFactNeighborX="-6187" custLinFactNeighborY="1043">
+        <dgm:presLayoutVars>
+          <dgm:bulletEnabled val="1"/>
+        </dgm:presLayoutVars>
+      </dgm:prSet>
+      <dgm:spPr/>
+    </dgm:pt>
+    <dgm:pt modelId="{49B586A9-73D2-43BF-9120-5E900CDA243A}" type="pres">
+      <dgm:prSet presAssocID="{D2201DD9-0094-45DB-8B94-EB90A9CA8841}" presName="parSpace" presStyleCnt="0"/>
+      <dgm:spPr/>
+    </dgm:pt>
+    <dgm:pt modelId="{95497B36-A637-4A8E-A600-440067230355}" type="pres">
+      <dgm:prSet presAssocID="{28907BA2-41CF-47A3-9C88-9B170A052001}" presName="parTxOnly" presStyleLbl="node1" presStyleIdx="4" presStyleCnt="5">
+        <dgm:presLayoutVars>
+          <dgm:bulletEnabled val="1"/>
+        </dgm:presLayoutVars>
+      </dgm:prSet>
+      <dgm:spPr/>
+    </dgm:pt>
+  </dgm:ptLst>
+  <dgm:cxnLst>
+    <dgm:cxn modelId="{752DA505-6D59-4BB3-8039-0D7FEBFE5D99}" srcId="{56DD6472-001C-4450-9597-15EEE5C19DE4}" destId="{5F33312A-37B3-4DFC-825B-4DC4430F1269}" srcOrd="2" destOrd="0" parTransId="{8047ECCC-77D2-4F89-BEBE-E917D703FDFF}" sibTransId="{AF9E503A-48DC-4CD0-9BA8-60D8521FA155}"/>
+    <dgm:cxn modelId="{A933412F-B3BE-4F28-AEC7-9EEF4897015E}" srcId="{56DD6472-001C-4450-9597-15EEE5C19DE4}" destId="{28907BA2-41CF-47A3-9C88-9B170A052001}" srcOrd="4" destOrd="0" parTransId="{E1D06F5F-8317-4D48-9443-6FE81F76A4AD}" sibTransId="{1D40299E-5013-4282-AC7D-C48988815770}"/>
+    <dgm:cxn modelId="{70F6425B-8087-416D-A21A-BE7688BE864D}" type="presOf" srcId="{5F33312A-37B3-4DFC-825B-4DC4430F1269}" destId="{36A8C1EE-68DC-40C2-A5EC-3BDCC30F688B}" srcOrd="0" destOrd="0" presId="urn:microsoft.com/office/officeart/2005/8/layout/hChevron3"/>
+    <dgm:cxn modelId="{8DE5707F-943B-4B35-AFE4-5573267157D9}" type="presOf" srcId="{28907BA2-41CF-47A3-9C88-9B170A052001}" destId="{95497B36-A637-4A8E-A600-440067230355}" srcOrd="0" destOrd="0" presId="urn:microsoft.com/office/officeart/2005/8/layout/hChevron3"/>
+    <dgm:cxn modelId="{1DD3C5A1-6D5C-449F-89FD-80BE6326061F}" srcId="{56DD6472-001C-4450-9597-15EEE5C19DE4}" destId="{6C2050BB-9B2B-4B08-B1E1-F369ED1A11EA}" srcOrd="1" destOrd="0" parTransId="{99FFB0A0-2F8E-46EF-8A34-6490808B959B}" sibTransId="{10CCA00E-755C-4E2C-8CC9-48D837442D06}"/>
+    <dgm:cxn modelId="{0EB49FA3-5E4B-49E4-A80B-564CAE2495C2}" srcId="{56DD6472-001C-4450-9597-15EEE5C19DE4}" destId="{D473EFF8-61F4-4BE0-B501-88F7CDCD96E4}" srcOrd="0" destOrd="0" parTransId="{E80C4E06-E0C5-4EFF-A713-87A3E7DCFF3C}" sibTransId="{77FB19E2-DF1B-44FC-9962-C872777A56A1}"/>
+    <dgm:cxn modelId="{A0EBEEAE-E146-41EF-9792-9A3EBB7A95CE}" type="presOf" srcId="{56DD6472-001C-4450-9597-15EEE5C19DE4}" destId="{36EA10B0-D3F8-461D-A570-B44F96CCA3FC}" srcOrd="0" destOrd="0" presId="urn:microsoft.com/office/officeart/2005/8/layout/hChevron3"/>
+    <dgm:cxn modelId="{7B2087B3-784F-4FF4-82DB-FAABD73E70DA}" type="presOf" srcId="{D473EFF8-61F4-4BE0-B501-88F7CDCD96E4}" destId="{574AF5C6-8C62-4246-8AFB-EA63AAC5DC83}" srcOrd="0" destOrd="0" presId="urn:microsoft.com/office/officeart/2005/8/layout/hChevron3"/>
+    <dgm:cxn modelId="{25453FC9-028C-4D94-81BE-6D4A22C16454}" srcId="{56DD6472-001C-4450-9597-15EEE5C19DE4}" destId="{15436C78-8922-4AB2-A3A7-2692B653CDF2}" srcOrd="3" destOrd="0" parTransId="{16B7743C-6593-4D6A-AED7-EFF0CE5E79E4}" sibTransId="{D2201DD9-0094-45DB-8B94-EB90A9CA8841}"/>
+    <dgm:cxn modelId="{EF6965EE-BFBB-487B-8AB8-30CD4F178008}" type="presOf" srcId="{6C2050BB-9B2B-4B08-B1E1-F369ED1A11EA}" destId="{F5D826C5-8B71-4DB2-8562-48206A635F2A}" srcOrd="0" destOrd="0" presId="urn:microsoft.com/office/officeart/2005/8/layout/hChevron3"/>
+    <dgm:cxn modelId="{3B31A2F0-71A4-4BCA-ABFE-28663DA1A6FB}" type="presOf" srcId="{15436C78-8922-4AB2-A3A7-2692B653CDF2}" destId="{AB4EF16A-CC58-4399-A9E1-82D652DF17DB}" srcOrd="0" destOrd="0" presId="urn:microsoft.com/office/officeart/2005/8/layout/hChevron3"/>
+    <dgm:cxn modelId="{96E6FB07-838E-4135-935A-BE3D03ABC4B2}" type="presParOf" srcId="{36EA10B0-D3F8-461D-A570-B44F96CCA3FC}" destId="{574AF5C6-8C62-4246-8AFB-EA63AAC5DC83}" srcOrd="0" destOrd="0" presId="urn:microsoft.com/office/officeart/2005/8/layout/hChevron3"/>
+    <dgm:cxn modelId="{20B53023-D3B4-4478-ACD3-970A71862942}" type="presParOf" srcId="{36EA10B0-D3F8-461D-A570-B44F96CCA3FC}" destId="{53B26766-F02E-4494-85A7-C0F3F760E1AC}" srcOrd="1" destOrd="0" presId="urn:microsoft.com/office/officeart/2005/8/layout/hChevron3"/>
+    <dgm:cxn modelId="{F18AE9F5-7DA3-4E4E-BF21-03F92761ED31}" type="presParOf" srcId="{36EA10B0-D3F8-461D-A570-B44F96CCA3FC}" destId="{F5D826C5-8B71-4DB2-8562-48206A635F2A}" srcOrd="2" destOrd="0" presId="urn:microsoft.com/office/officeart/2005/8/layout/hChevron3"/>
+    <dgm:cxn modelId="{2167C443-EC52-4E99-B0E0-72E9DE326B4A}" type="presParOf" srcId="{36EA10B0-D3F8-461D-A570-B44F96CCA3FC}" destId="{5442ADF9-1096-42FB-82B6-5516F15552D8}" srcOrd="3" destOrd="0" presId="urn:microsoft.com/office/officeart/2005/8/layout/hChevron3"/>
+    <dgm:cxn modelId="{1B0339CC-5235-4B54-934E-2C5C6A993B47}" type="presParOf" srcId="{36EA10B0-D3F8-461D-A570-B44F96CCA3FC}" destId="{36A8C1EE-68DC-40C2-A5EC-3BDCC30F688B}" srcOrd="4" destOrd="0" presId="urn:microsoft.com/office/officeart/2005/8/layout/hChevron3"/>
+    <dgm:cxn modelId="{6EAD0BC4-3528-489F-A62E-32F5EC055A31}" type="presParOf" srcId="{36EA10B0-D3F8-461D-A570-B44F96CCA3FC}" destId="{FFA0846F-990E-4CAD-B0D6-9292C24E002C}" srcOrd="5" destOrd="0" presId="urn:microsoft.com/office/officeart/2005/8/layout/hChevron3"/>
+    <dgm:cxn modelId="{51B9A941-70DC-4C1E-AEE0-FE16D2D7AD7F}" type="presParOf" srcId="{36EA10B0-D3F8-461D-A570-B44F96CCA3FC}" destId="{AB4EF16A-CC58-4399-A9E1-82D652DF17DB}" srcOrd="6" destOrd="0" presId="urn:microsoft.com/office/officeart/2005/8/layout/hChevron3"/>
+    <dgm:cxn modelId="{CB96DEAA-1F00-46BD-938E-1B9ACEF6DEAB}" type="presParOf" srcId="{36EA10B0-D3F8-461D-A570-B44F96CCA3FC}" destId="{49B586A9-73D2-43BF-9120-5E900CDA243A}" srcOrd="7" destOrd="0" presId="urn:microsoft.com/office/officeart/2005/8/layout/hChevron3"/>
+    <dgm:cxn modelId="{D8124466-5478-48D3-BCAE-3D810BEDCF01}" type="presParOf" srcId="{36EA10B0-D3F8-461D-A570-B44F96CCA3FC}" destId="{95497B36-A637-4A8E-A600-440067230355}" srcOrd="8" destOrd="0" presId="urn:microsoft.com/office/officeart/2005/8/layout/hChevron3"/>
+  </dgm:cxnLst>
+  <dgm:bg/>
+  <dgm:whole/>
+  <dgm:extLst>
+    <a:ext uri="http://schemas.microsoft.com/office/drawing/2008/diagram">
+      <dsp:dataModelExt xmlns:dsp="http://schemas.microsoft.com/office/drawing/2008/diagram" relId="rId13" minVer="http://schemas.openxmlformats.org/drawingml/2006/diagram"/>
+    </a:ext>
+  </dgm:extLst>
+</dgm:dataModel>
+</file>
+
+<file path=word/diagrams/drawing1.xml><?xml version="1.0" encoding="utf-8"?>
+<dsp:drawing xmlns:dgm="http://schemas.openxmlformats.org/drawingml/2006/diagram" xmlns:dsp="http://schemas.microsoft.com/office/drawing/2008/diagram" xmlns:a="http://schemas.openxmlformats.org/drawingml/2006/main">
+  <dsp:spTree>
+    <dsp:nvGrpSpPr>
+      <dsp:cNvPr id="0" name=""/>
+      <dsp:cNvGrpSpPr/>
+    </dsp:nvGrpSpPr>
+    <dsp:grpSpPr/>
+    <dsp:sp modelId="{574AF5C6-8C62-4246-8AFB-EA63AAC5DC83}">
+      <dsp:nvSpPr>
+        <dsp:cNvPr id="0" name=""/>
+        <dsp:cNvSpPr/>
+      </dsp:nvSpPr>
+      <dsp:spPr>
+        <a:xfrm>
+          <a:off x="526" y="61433"/>
+          <a:ext cx="1026332" cy="410533"/>
+        </a:xfrm>
+        <a:prstGeom prst="homePlate">
+          <a:avLst/>
+        </a:prstGeom>
+        <a:solidFill>
+          <a:schemeClr val="accent1">
+            <a:hueOff val="0"/>
+            <a:satOff val="0"/>
+            <a:lumOff val="0"/>
+            <a:alphaOff val="0"/>
+          </a:schemeClr>
+        </a:solidFill>
+        <a:ln w="25400" cap="flat" cmpd="sng" algn="ctr">
+          <a:solidFill>
+            <a:schemeClr val="lt1">
+              <a:hueOff val="0"/>
+              <a:satOff val="0"/>
+              <a:lumOff val="0"/>
+              <a:alphaOff val="0"/>
+            </a:schemeClr>
+          </a:solidFill>
+          <a:prstDash val="solid"/>
+        </a:ln>
+        <a:effectLst/>
+      </dsp:spPr>
+      <dsp:style>
+        <a:lnRef idx="2">
+          <a:scrgbClr r="0" g="0" b="0"/>
+        </a:lnRef>
+        <a:fillRef idx="1">
+          <a:scrgbClr r="0" g="0" b="0"/>
+        </a:fillRef>
+        <a:effectRef idx="0">
+          <a:scrgbClr r="0" g="0" b="0"/>
+        </a:effectRef>
+        <a:fontRef idx="minor">
+          <a:schemeClr val="lt1"/>
+        </a:fontRef>
+      </dsp:style>
+      <dsp:txBody>
+        <a:bodyPr spcFirstLastPara="0" vert="horz" wrap="square" lIns="42672" tIns="21336" rIns="10668" bIns="21336" numCol="1" spcCol="1270" anchor="ctr" anchorCtr="0">
+          <a:noAutofit/>
+        </a:bodyPr>
+        <a:lstStyle/>
+        <a:p>
+          <a:pPr marL="0" lvl="0" indent="0" algn="ctr" defTabSz="355600">
+            <a:lnSpc>
+              <a:spcPct val="90000"/>
+            </a:lnSpc>
+            <a:spcBef>
+              <a:spcPct val="0"/>
+            </a:spcBef>
+            <a:spcAft>
+              <a:spcPct val="35000"/>
+            </a:spcAft>
+            <a:buNone/>
+          </a:pPr>
+          <a:r>
+            <a:rPr lang="zh-TW" altLang="en-US" sz="800" kern="1200">
+              <a:latin typeface="標楷體" panose="03000509000000000000" pitchFamily="65" charset="-120"/>
+              <a:ea typeface="標楷體" panose="03000509000000000000" pitchFamily="65" charset="-120"/>
+            </a:rPr>
+            <a:t>輸入現有溫度觀測點</a:t>
+          </a:r>
+          <a:endParaRPr lang="zh-TW" altLang="en-US" sz="1000" kern="1200">
+            <a:latin typeface="標楷體" panose="03000509000000000000" pitchFamily="65" charset="-120"/>
+            <a:ea typeface="標楷體" panose="03000509000000000000" pitchFamily="65" charset="-120"/>
+          </a:endParaRPr>
+        </a:p>
+      </dsp:txBody>
+      <dsp:txXfrm>
+        <a:off x="526" y="61433"/>
+        <a:ext cx="923699" cy="410533"/>
+      </dsp:txXfrm>
+    </dsp:sp>
+    <dsp:sp modelId="{F5D826C5-8B71-4DB2-8562-48206A635F2A}">
+      <dsp:nvSpPr>
+        <dsp:cNvPr id="0" name=""/>
+        <dsp:cNvSpPr/>
+      </dsp:nvSpPr>
+      <dsp:spPr>
+        <a:xfrm>
+          <a:off x="821592" y="61433"/>
+          <a:ext cx="1026332" cy="410533"/>
+        </a:xfrm>
+        <a:prstGeom prst="chevron">
+          <a:avLst/>
+        </a:prstGeom>
+        <a:solidFill>
+          <a:schemeClr val="accent1">
+            <a:hueOff val="0"/>
+            <a:satOff val="0"/>
+            <a:lumOff val="0"/>
+            <a:alphaOff val="0"/>
+          </a:schemeClr>
+        </a:solidFill>
+        <a:ln w="25400" cap="flat" cmpd="sng" algn="ctr">
+          <a:solidFill>
+            <a:schemeClr val="lt1">
+              <a:hueOff val="0"/>
+              <a:satOff val="0"/>
+              <a:lumOff val="0"/>
+              <a:alphaOff val="0"/>
+            </a:schemeClr>
+          </a:solidFill>
+          <a:prstDash val="solid"/>
+        </a:ln>
+        <a:effectLst/>
+      </dsp:spPr>
+      <dsp:style>
+        <a:lnRef idx="2">
+          <a:scrgbClr r="0" g="0" b="0"/>
+        </a:lnRef>
+        <a:fillRef idx="1">
+          <a:scrgbClr r="0" g="0" b="0"/>
+        </a:fillRef>
+        <a:effectRef idx="0">
+          <a:scrgbClr r="0" g="0" b="0"/>
+        </a:effectRef>
+        <a:fontRef idx="minor">
+          <a:schemeClr val="lt1"/>
+        </a:fontRef>
+      </dsp:style>
+      <dsp:txBody>
+        <a:bodyPr spcFirstLastPara="0" vert="horz" wrap="square" lIns="32004" tIns="21336" rIns="10668" bIns="21336" numCol="1" spcCol="1270" anchor="ctr" anchorCtr="0">
+          <a:noAutofit/>
+        </a:bodyPr>
+        <a:lstStyle/>
+        <a:p>
+          <a:pPr marL="0" lvl="0" indent="0" algn="ctr" defTabSz="355600">
+            <a:lnSpc>
+              <a:spcPct val="90000"/>
+            </a:lnSpc>
+            <a:spcBef>
+              <a:spcPct val="0"/>
+            </a:spcBef>
+            <a:spcAft>
+              <a:spcPct val="35000"/>
+            </a:spcAft>
+            <a:buNone/>
+          </a:pPr>
+          <a:r>
+            <a:rPr lang="zh-TW" altLang="en-US" sz="800" kern="1200">
+              <a:latin typeface="標楷體" panose="03000509000000000000" pitchFamily="65" charset="-120"/>
+              <a:ea typeface="標楷體" panose="03000509000000000000" pitchFamily="65" charset="-120"/>
+            </a:rPr>
+            <a:t>加入輔助地理資料</a:t>
+          </a:r>
+        </a:p>
+      </dsp:txBody>
+      <dsp:txXfrm>
+        <a:off x="1026859" y="61433"/>
+        <a:ext cx="615799" cy="410533"/>
+      </dsp:txXfrm>
+    </dsp:sp>
+    <dsp:sp modelId="{36A8C1EE-68DC-40C2-A5EC-3BDCC30F688B}">
+      <dsp:nvSpPr>
+        <dsp:cNvPr id="0" name=""/>
+        <dsp:cNvSpPr/>
+      </dsp:nvSpPr>
+      <dsp:spPr>
+        <a:xfrm>
+          <a:off x="1642658" y="61433"/>
+          <a:ext cx="1026332" cy="410533"/>
+        </a:xfrm>
+        <a:prstGeom prst="chevron">
+          <a:avLst/>
+        </a:prstGeom>
+        <a:solidFill>
+          <a:schemeClr val="accent1">
+            <a:hueOff val="0"/>
+            <a:satOff val="0"/>
+            <a:lumOff val="0"/>
+            <a:alphaOff val="0"/>
+          </a:schemeClr>
+        </a:solidFill>
+        <a:ln w="25400" cap="flat" cmpd="sng" algn="ctr">
+          <a:solidFill>
+            <a:schemeClr val="lt1">
+              <a:hueOff val="0"/>
+              <a:satOff val="0"/>
+              <a:lumOff val="0"/>
+              <a:alphaOff val="0"/>
+            </a:schemeClr>
+          </a:solidFill>
+          <a:prstDash val="solid"/>
+        </a:ln>
+        <a:effectLst/>
+      </dsp:spPr>
+      <dsp:style>
+        <a:lnRef idx="2">
+          <a:scrgbClr r="0" g="0" b="0"/>
+        </a:lnRef>
+        <a:fillRef idx="1">
+          <a:scrgbClr r="0" g="0" b="0"/>
+        </a:fillRef>
+        <a:effectRef idx="0">
+          <a:scrgbClr r="0" g="0" b="0"/>
+        </a:effectRef>
+        <a:fontRef idx="minor">
+          <a:schemeClr val="lt1"/>
+        </a:fontRef>
+      </dsp:style>
+      <dsp:txBody>
+        <a:bodyPr spcFirstLastPara="0" vert="horz" wrap="square" lIns="32004" tIns="21336" rIns="10668" bIns="21336" numCol="1" spcCol="1270" anchor="ctr" anchorCtr="0">
+          <a:noAutofit/>
+        </a:bodyPr>
+        <a:lstStyle/>
+        <a:p>
+          <a:pPr marL="0" lvl="0" indent="0" algn="ctr" defTabSz="355600">
+            <a:lnSpc>
+              <a:spcPct val="90000"/>
+            </a:lnSpc>
+            <a:spcBef>
+              <a:spcPct val="0"/>
+            </a:spcBef>
+            <a:spcAft>
+              <a:spcPct val="35000"/>
+            </a:spcAft>
+            <a:buNone/>
+          </a:pPr>
+          <a:r>
+            <a:rPr lang="en-US" altLang="zh-TW" sz="800" kern="1200"/>
+            <a:t>SetConv</a:t>
+          </a:r>
+          <a:r>
+            <a:rPr lang="zh-TW" altLang="en-US" sz="800" kern="1200">
+              <a:latin typeface="標楷體" panose="03000509000000000000" pitchFamily="65" charset="-120"/>
+              <a:ea typeface="標楷體" panose="03000509000000000000" pitchFamily="65" charset="-120"/>
+            </a:rPr>
+            <a:t>把不規則感測點轉換成網格</a:t>
+          </a:r>
+        </a:p>
+      </dsp:txBody>
+      <dsp:txXfrm>
+        <a:off x="1847925" y="61433"/>
+        <a:ext cx="615799" cy="410533"/>
+      </dsp:txXfrm>
+    </dsp:sp>
+    <dsp:sp modelId="{AB4EF16A-CC58-4399-A9E1-82D652DF17DB}">
+      <dsp:nvSpPr>
+        <dsp:cNvPr id="0" name=""/>
+        <dsp:cNvSpPr/>
+      </dsp:nvSpPr>
+      <dsp:spPr>
+        <a:xfrm>
+          <a:off x="2451024" y="65715"/>
+          <a:ext cx="1026332" cy="410533"/>
+        </a:xfrm>
+        <a:prstGeom prst="chevron">
+          <a:avLst/>
+        </a:prstGeom>
+        <a:solidFill>
+          <a:schemeClr val="accent1">
+            <a:hueOff val="0"/>
+            <a:satOff val="0"/>
+            <a:lumOff val="0"/>
+            <a:alphaOff val="0"/>
+          </a:schemeClr>
+        </a:solidFill>
+        <a:ln w="25400" cap="flat" cmpd="sng" algn="ctr">
+          <a:solidFill>
+            <a:schemeClr val="lt1">
+              <a:hueOff val="0"/>
+              <a:satOff val="0"/>
+              <a:lumOff val="0"/>
+              <a:alphaOff val="0"/>
+            </a:schemeClr>
+          </a:solidFill>
+          <a:prstDash val="solid"/>
+        </a:ln>
+        <a:effectLst/>
+      </dsp:spPr>
+      <dsp:style>
+        <a:lnRef idx="2">
+          <a:scrgbClr r="0" g="0" b="0"/>
+        </a:lnRef>
+        <a:fillRef idx="1">
+          <a:scrgbClr r="0" g="0" b="0"/>
+        </a:fillRef>
+        <a:effectRef idx="0">
+          <a:scrgbClr r="0" g="0" b="0"/>
+        </a:effectRef>
+        <a:fontRef idx="minor">
+          <a:schemeClr val="lt1"/>
+        </a:fontRef>
+      </dsp:style>
+      <dsp:txBody>
+        <a:bodyPr spcFirstLastPara="0" vert="horz" wrap="square" lIns="32004" tIns="21336" rIns="10668" bIns="21336" numCol="1" spcCol="1270" anchor="ctr" anchorCtr="0">
+          <a:noAutofit/>
+        </a:bodyPr>
+        <a:lstStyle/>
+        <a:p>
+          <a:pPr marL="0" lvl="0" indent="0" algn="ctr" defTabSz="355600">
+            <a:lnSpc>
+              <a:spcPct val="90000"/>
+            </a:lnSpc>
+            <a:spcBef>
+              <a:spcPct val="0"/>
+            </a:spcBef>
+            <a:spcAft>
+              <a:spcPct val="35000"/>
+            </a:spcAft>
+            <a:buNone/>
+          </a:pPr>
+          <a:r>
+            <a:rPr lang="en-US" altLang="zh-TW" sz="800" kern="1200"/>
+            <a:t>U-Net</a:t>
+          </a:r>
+          <a:r>
+            <a:rPr lang="zh-TW" altLang="en-US" sz="800" kern="1200"/>
+            <a:t> </a:t>
+          </a:r>
+          <a:r>
+            <a:rPr lang="zh-TW" altLang="en-US" sz="800" kern="1200">
+              <a:latin typeface="標楷體" panose="03000509000000000000" pitchFamily="65" charset="-120"/>
+              <a:ea typeface="標楷體" panose="03000509000000000000" pitchFamily="65" charset="-120"/>
+            </a:rPr>
+            <a:t>學習空間特徵</a:t>
+          </a:r>
+        </a:p>
+      </dsp:txBody>
+      <dsp:txXfrm>
+        <a:off x="2656291" y="65715"/>
+        <a:ext cx="615799" cy="410533"/>
+      </dsp:txXfrm>
+    </dsp:sp>
+    <dsp:sp modelId="{95497B36-A637-4A8E-A600-440067230355}">
+      <dsp:nvSpPr>
+        <dsp:cNvPr id="0" name=""/>
+        <dsp:cNvSpPr/>
+      </dsp:nvSpPr>
+      <dsp:spPr>
+        <a:xfrm>
+          <a:off x="3284790" y="61433"/>
+          <a:ext cx="1026332" cy="410533"/>
+        </a:xfrm>
+        <a:prstGeom prst="chevron">
+          <a:avLst/>
+        </a:prstGeom>
+        <a:solidFill>
+          <a:schemeClr val="accent1">
+            <a:hueOff val="0"/>
+            <a:satOff val="0"/>
+            <a:lumOff val="0"/>
+            <a:alphaOff val="0"/>
+          </a:schemeClr>
+        </a:solidFill>
+        <a:ln w="25400" cap="flat" cmpd="sng" algn="ctr">
+          <a:solidFill>
+            <a:schemeClr val="lt1">
+              <a:hueOff val="0"/>
+              <a:satOff val="0"/>
+              <a:lumOff val="0"/>
+              <a:alphaOff val="0"/>
+            </a:schemeClr>
+          </a:solidFill>
+          <a:prstDash val="solid"/>
+        </a:ln>
+        <a:effectLst/>
+      </dsp:spPr>
+      <dsp:style>
+        <a:lnRef idx="2">
+          <a:scrgbClr r="0" g="0" b="0"/>
+        </a:lnRef>
+        <a:fillRef idx="1">
+          <a:scrgbClr r="0" g="0" b="0"/>
+        </a:fillRef>
+        <a:effectRef idx="0">
+          <a:scrgbClr r="0" g="0" b="0"/>
+        </a:effectRef>
+        <a:fontRef idx="minor">
+          <a:schemeClr val="lt1"/>
+        </a:fontRef>
+      </dsp:style>
+      <dsp:txBody>
+        <a:bodyPr spcFirstLastPara="0" vert="horz" wrap="square" lIns="32004" tIns="21336" rIns="10668" bIns="21336" numCol="1" spcCol="1270" anchor="ctr" anchorCtr="0">
+          <a:noAutofit/>
+        </a:bodyPr>
+        <a:lstStyle/>
+        <a:p>
+          <a:pPr marL="0" lvl="0" indent="0" algn="ctr" defTabSz="355600">
+            <a:lnSpc>
+              <a:spcPct val="90000"/>
+            </a:lnSpc>
+            <a:spcBef>
+              <a:spcPct val="0"/>
+            </a:spcBef>
+            <a:spcAft>
+              <a:spcPct val="35000"/>
+            </a:spcAft>
+            <a:buNone/>
+          </a:pPr>
+          <a:r>
+            <a:rPr lang="zh-TW" altLang="en-US" sz="800" kern="1200">
+              <a:latin typeface="標楷體" panose="03000509000000000000" pitchFamily="65" charset="-120"/>
+              <a:ea typeface="標楷體" panose="03000509000000000000" pitchFamily="65" charset="-120"/>
+            </a:rPr>
+            <a:t>輸入每個位置的預測值</a:t>
+          </a:r>
+          <a:r>
+            <a:rPr lang="en-US" altLang="zh-TW" sz="800" kern="1200">
+              <a:latin typeface="標楷體" panose="03000509000000000000" pitchFamily="65" charset="-120"/>
+              <a:ea typeface="標楷體" panose="03000509000000000000" pitchFamily="65" charset="-120"/>
+            </a:rPr>
+            <a:t>/</a:t>
+          </a:r>
+          <a:r>
+            <a:rPr lang="zh-TW" altLang="en-US" sz="800" kern="1200">
+              <a:latin typeface="標楷體" panose="03000509000000000000" pitchFamily="65" charset="-120"/>
+              <a:ea typeface="標楷體" panose="03000509000000000000" pitchFamily="65" charset="-120"/>
+            </a:rPr>
+            <a:t>不確定性</a:t>
+          </a:r>
+        </a:p>
+      </dsp:txBody>
+      <dsp:txXfrm>
+        <a:off x="3490057" y="61433"/>
+        <a:ext cx="615799" cy="410533"/>
+      </dsp:txXfrm>
+    </dsp:sp>
+  </dsp:spTree>
+</dsp:drawing>
+</file>
+
+<file path=word/diagrams/layout1.xml><?xml version="1.0" encoding="utf-8"?>
+<dgm:layoutDef xmlns:dgm="http://schemas.openxmlformats.org/drawingml/2006/diagram" xmlns:a="http://schemas.openxmlformats.org/drawingml/2006/main" uniqueId="urn:microsoft.com/office/officeart/2005/8/layout/hChevron3">
+  <dgm:title val=""/>
+  <dgm:desc val=""/>
+  <dgm:catLst>
+    <dgm:cat type="process" pri="10000"/>
+  </dgm:catLst>
+  <dgm:sampData useDef="1">
+    <dgm:dataModel>
+      <dgm:ptLst/>
+      <dgm:bg/>
+      <dgm:whole/>
+    </dgm:dataModel>
+  </dgm:sampData>
+  <dgm:styleData>
+    <dgm:dataModel>
+      <dgm:ptLst>
+        <dgm:pt modelId="0" type="doc"/>
+        <dgm:pt modelId="1"/>
+        <dgm:pt modelId="2"/>
+      </dgm:ptLst>
+      <dgm:cxnLst>
+        <dgm:cxn modelId="3" srcId="0" destId="1" srcOrd="0" destOrd="0"/>
+        <dgm:cxn modelId="4" srcId="0" destId="2" srcOrd="1" destOrd="0"/>
+      </dgm:cxnLst>
+      <dgm:bg/>
+      <dgm:whole/>
+    </dgm:dataModel>
+  </dgm:styleData>
+  <dgm:clrData>
+    <dgm:dataModel>
+      <dgm:ptLst>
+        <dgm:pt modelId="0" type="doc"/>
+        <dgm:pt modelId="1"/>
+        <dgm:pt modelId="2"/>
+        <dgm:pt modelId="3"/>
+        <dgm:pt modelId="4"/>
+      </dgm:ptLst>
+      <dgm:cxnLst>
+        <dgm:cxn modelId="5" srcId="0" destId="1" srcOrd="0" destOrd="0"/>
+        <dgm:cxn modelId="6" srcId="0" destId="2" srcOrd="1" destOrd="0"/>
+        <dgm:cxn modelId="7" srcId="0" destId="3" srcOrd="2" destOrd="0"/>
+        <dgm:cxn modelId="8" srcId="0" destId="4" srcOrd="3" destOrd="0"/>
+      </dgm:cxnLst>
+      <dgm:bg/>
+      <dgm:whole/>
+    </dgm:dataModel>
+  </dgm:clrData>
+  <dgm:layoutNode name="Name0">
+    <dgm:varLst>
+      <dgm:dir/>
+      <dgm:resizeHandles val="exact"/>
+    </dgm:varLst>
+    <dgm:choose name="Name1">
+      <dgm:if name="Name2" func="var" arg="dir" op="equ" val="norm">
+        <dgm:alg type="lin"/>
+      </dgm:if>
+      <dgm:else name="Name3">
+        <dgm:alg type="lin">
+          <dgm:param type="linDir" val="fromR"/>
+        </dgm:alg>
+      </dgm:else>
+    </dgm:choose>
+    <dgm:shape xmlns:r="http://schemas.openxmlformats.org/officeDocument/2006/relationships" r:blip="">
+      <dgm:adjLst/>
+    </dgm:shape>
+    <dgm:presOf/>
+    <dgm:choose name="Name4">
+      <dgm:if name="Name5" axis="root des" func="maxDepth" op="gte" val="2">
+        <dgm:constrLst>
+          <dgm:constr type="w" for="ch" forName="parAndChTx" refType="w"/>
+          <dgm:constr type="primFontSz" for="ch" ptType="node" op="equ"/>
+          <dgm:constr type="w" for="ch" forName="parAndChSpace" refType="w" refFor="ch" refForName="parAndChTx" fact="-0.2"/>
+          <dgm:constr type="w" for="ch" ptType="sibTrans" op="equ"/>
+        </dgm:constrLst>
+        <dgm:ruleLst/>
+        <dgm:forEach name="Name6" axis="ch" ptType="node">
+          <dgm:layoutNode name="parAndChTx">
+            <dgm:varLst>
+              <dgm:bulletEnabled val="1"/>
+            </dgm:varLst>
+            <dgm:alg type="tx"/>
+            <dgm:choose name="Name7">
+              <dgm:if name="Name8" func="var" arg="dir" op="equ" val="norm">
+                <dgm:choose name="Name9">
+                  <dgm:if name="Name10" axis="self" ptType="node" func="pos" op="equ" val="1">
+                    <dgm:shape xmlns:r="http://schemas.openxmlformats.org/officeDocument/2006/relationships" type="homePlate" r:blip="">
+                      <dgm:adjLst>
+                        <dgm:adj idx="1" val="0.25"/>
+                      </dgm:adjLst>
+                    </dgm:shape>
+                    <dgm:presOf axis="desOrSelf" ptType="node"/>
+                    <dgm:constrLst>
+                      <dgm:constr type="h" refType="w" op="equ" fact="0.8"/>
+                      <dgm:constr type="primFontSz" val="65"/>
+                      <dgm:constr type="tMarg" refType="primFontSz" fact="0.2"/>
+                      <dgm:constr type="bMarg" refType="primFontSz" fact="0.2"/>
+                      <dgm:constr type="lMarg" refType="w" fact="0.1"/>
+                      <dgm:constr type="rMarg" refType="w" fact="0.4"/>
+                    </dgm:constrLst>
+                  </dgm:if>
+                  <dgm:else name="Name11">
+                    <dgm:shape xmlns:r="http://schemas.openxmlformats.org/officeDocument/2006/relationships" type="chevron" r:blip="">
+                      <dgm:adjLst>
+                        <dgm:adj idx="1" val="0.25"/>
+                      </dgm:adjLst>
+                    </dgm:shape>
+                    <dgm:presOf axis="desOrSelf" ptType="node"/>
+                    <dgm:constrLst>
+                      <dgm:constr type="h" refType="w" op="equ" fact="0.8"/>
+                      <dgm:constr type="primFontSz" val="65"/>
+                      <dgm:constr type="tMarg" refType="primFontSz" fact="0.2"/>
+                      <dgm:constr type="bMarg" refType="primFontSz" fact="0.2"/>
+                      <dgm:constr type="lMarg" refType="w" fact="0.1"/>
+                      <dgm:constr type="rMarg" refType="w" fact="0.1"/>
+                    </dgm:constrLst>
+                  </dgm:else>
+                </dgm:choose>
+              </dgm:if>
+              <dgm:else name="Name12">
+                <dgm:choose name="Name13">
+                  <dgm:if name="Name14" axis="self" ptType="node" func="pos" op="equ" val="1">
+                    <dgm:shape xmlns:r="http://schemas.openxmlformats.org/officeDocument/2006/relationships" rot="180" type="homePlate" r:blip="">
+                      <dgm:adjLst>
+                        <dgm:adj idx="1" val="0.25"/>
+                      </dgm:adjLst>
+                    </dgm:shape>
+                    <dgm:presOf axis="desOrSelf" ptType="node"/>
+                    <dgm:constrLst>
+                      <dgm:constr type="h" refType="w" op="equ" fact="0.8"/>
+                      <dgm:constr type="primFontSz" val="65"/>
+                      <dgm:constr type="tMarg" refType="primFontSz" fact="0.2"/>
+                      <dgm:constr type="bMarg" refType="primFontSz" fact="0.2"/>
+                      <dgm:constr type="lMarg" refType="w" fact="0.4"/>
+                      <dgm:constr type="rMarg" refType="w" fact="0.1"/>
+                    </dgm:constrLst>
+                  </dgm:if>
+                  <dgm:else name="Name15">
+                    <dgm:shape xmlns:r="http://schemas.openxmlformats.org/officeDocument/2006/relationships" rot="180" type="chevron" r:blip="">
+                      <dgm:adjLst>
+                        <dgm:adj idx="1" val="0.25"/>
+                      </dgm:adjLst>
+                    </dgm:shape>
+                    <dgm:presOf axis="desOrSelf" ptType="node"/>
+                    <dgm:constrLst>
+                      <dgm:constr type="h" refType="w" op="equ" fact="0.8"/>
+                      <dgm:constr type="primFontSz" val="65"/>
+                      <dgm:constr type="tMarg" refType="primFontSz" fact="0.2"/>
+                      <dgm:constr type="bMarg" refType="primFontSz" fact="0.2"/>
+                      <dgm:constr type="lMarg" refType="w" fact="0.1"/>
+                      <dgm:constr type="rMarg" refType="w" fact="0.1"/>
+                    </dgm:constrLst>
+                  </dgm:else>
+                </dgm:choose>
+              </dgm:else>
+            </dgm:choose>
+            <dgm:ruleLst>
+              <dgm:rule type="primFontSz" val="5" fact="NaN" max="NaN"/>
+            </dgm:ruleLst>
+          </dgm:layoutNode>
+          <dgm:forEach name="Name16" axis="followSib" ptType="sibTrans" cnt="1">
+            <dgm:layoutNode name="parAndChSpace">
+              <dgm:alg type="sp"/>
+              <dgm:shape xmlns:r="http://schemas.openxmlformats.org/officeDocument/2006/relationships" r:blip="">
+                <dgm:adjLst/>
+              </dgm:shape>
+              <dgm:presOf/>
+              <dgm:constrLst/>
+              <dgm:ruleLst/>
+            </dgm:layoutNode>
+          </dgm:forEach>
+        </dgm:forEach>
+      </dgm:if>
+      <dgm:else name="Name17">
+        <dgm:constrLst>
+          <dgm:constr type="w" for="ch" forName="parTxOnly" refType="w"/>
+          <dgm:constr type="primFontSz" for="ch" ptType="node" op="equ"/>
+          <dgm:constr type="w" for="ch" forName="parSpace" refType="w" refFor="ch" refForName="parTxOnly" fact="-0.2"/>
+          <dgm:constr type="w" for="ch" ptType="sibTrans" op="equ"/>
+        </dgm:constrLst>
+        <dgm:ruleLst/>
+        <dgm:forEach name="Name18" axis="ch" ptType="node">
+          <dgm:layoutNode name="parTxOnly">
+            <dgm:varLst>
+              <dgm:bulletEnabled val="1"/>
+            </dgm:varLst>
+            <dgm:alg type="tx"/>
+            <dgm:presOf axis="desOrSelf" ptType="node"/>
+            <dgm:choose name="Name19">
+              <dgm:if name="Name20" func="var" arg="dir" op="equ" val="norm">
+                <dgm:choose name="Name21">
+                  <dgm:if name="Name22" axis="self" ptType="node" func="pos" op="equ" val="1">
+                    <dgm:shape xmlns:r="http://schemas.openxmlformats.org/officeDocument/2006/relationships" type="homePlate" r:blip="">
+                      <dgm:adjLst/>
+                    </dgm:shape>
+                    <dgm:constrLst>
+                      <dgm:constr type="h" refType="w" op="equ" fact="0.4"/>
+                      <dgm:constr type="primFontSz" val="65"/>
+                      <dgm:constr type="tMarg" refType="primFontSz" fact="0.21"/>
+                      <dgm:constr type="bMarg" refType="primFontSz" fact="0.21"/>
+                      <dgm:constr type="lMarg" refType="primFontSz" fact="0.42"/>
+                      <dgm:constr type="rMarg" refType="primFontSz" fact="0.105"/>
+                    </dgm:constrLst>
+                  </dgm:if>
+                  <dgm:else name="Name23">
+                    <dgm:shape xmlns:r="http://schemas.openxmlformats.org/officeDocument/2006/relationships" type="chevron" r:blip="">
+                      <dgm:adjLst/>
+                    </dgm:shape>
+                    <dgm:constrLst>
+                      <dgm:constr type="h" refType="w" op="equ" fact="0.4"/>
+                      <dgm:constr type="primFontSz" val="65"/>
+                      <dgm:constr type="tMarg" refType="primFontSz" fact="0.21"/>
+                      <dgm:constr type="bMarg" refType="primFontSz" fact="0.21"/>
+                      <dgm:constr type="lMarg" refType="primFontSz" fact="0.315"/>
+                      <dgm:constr type="rMarg" refType="primFontSz" fact="0.105"/>
+                    </dgm:constrLst>
+                  </dgm:else>
+                </dgm:choose>
+              </dgm:if>
+              <dgm:else name="Name24">
+                <dgm:choose name="Name25">
+                  <dgm:if name="Name26" axis="self" ptType="node" func="pos" op="equ" val="1">
+                    <dgm:shape xmlns:r="http://schemas.openxmlformats.org/officeDocument/2006/relationships" rot="180" type="homePlate" r:blip="">
+                      <dgm:adjLst/>
+                    </dgm:shape>
+                    <dgm:constrLst>
+                      <dgm:constr type="h" refType="w" op="equ" fact="0.4"/>
+                      <dgm:constr type="primFontSz" val="65"/>
+                      <dgm:constr type="tMarg" refType="primFontSz" fact="0.21"/>
+                      <dgm:constr type="bMarg" refType="primFontSz" fact="0.21"/>
+                      <dgm:constr type="lMarg" refType="primFontSz" fact="0.105"/>
+                      <dgm:constr type="rMarg" refType="primFontSz" fact="0.42"/>
+                    </dgm:constrLst>
+                  </dgm:if>
+                  <dgm:else name="Name27">
+                    <dgm:shape xmlns:r="http://schemas.openxmlformats.org/officeDocument/2006/relationships" rot="180" type="chevron" r:blip="">
+                      <dgm:adjLst/>
+                    </dgm:shape>
+                    <dgm:constrLst>
+                      <dgm:constr type="h" refType="w" op="equ" fact="0.4"/>
+                      <dgm:constr type="primFontSz" val="65"/>
+                      <dgm:constr type="tMarg" refType="primFontSz" fact="0.21"/>
+                      <dgm:constr type="bMarg" refType="primFontSz" fact="0.21"/>
+                      <dgm:constr type="lMarg" refType="primFontSz" fact="0.105"/>
+                      <dgm:constr type="rMarg" refType="primFontSz" fact="0.315"/>
+                    </dgm:constrLst>
+                  </dgm:else>
+                </dgm:choose>
+              </dgm:else>
+            </dgm:choose>
+            <dgm:ruleLst>
+              <dgm:rule type="primFontSz" val="5" fact="NaN" max="NaN"/>
+            </dgm:ruleLst>
+          </dgm:layoutNode>
+          <dgm:forEach name="Name28" axis="followSib" ptType="sibTrans" cnt="1">
+            <dgm:layoutNode name="parSpace">
+              <dgm:alg type="sp"/>
+              <dgm:shape xmlns:r="http://schemas.openxmlformats.org/officeDocument/2006/relationships" r:blip="">
+                <dgm:adjLst/>
+              </dgm:shape>
+              <dgm:presOf/>
+              <dgm:constrLst/>
+              <dgm:ruleLst/>
+            </dgm:layoutNode>
+          </dgm:forEach>
+        </dgm:forEach>
+      </dgm:else>
+    </dgm:choose>
+  </dgm:layoutNode>
+</dgm:layoutDef>
+</file>
+
+<file path=word/diagrams/quickStyle1.xml><?xml version="1.0" encoding="utf-8"?>
+<dgm:styleDef xmlns:dgm="http://schemas.openxmlformats.org/drawingml/2006/diagram" xmlns:a="http://schemas.openxmlformats.org/drawingml/2006/main" uniqueId="urn:microsoft.com/office/officeart/2005/8/quickstyle/simple1">
+  <dgm:title val=""/>
+  <dgm:desc val=""/>
+  <dgm:catLst>
+    <dgm:cat type="simple" pri="10100"/>
+  </dgm:catLst>
+  <dgm:scene3d>
+    <a:camera prst="orthographicFront"/>
+    <a:lightRig rig="threePt" dir="t"/>
+  </dgm:scene3d>
+  <dgm:styleLbl name="node0">
+    <dgm:scene3d>
+      <a:camera prst="orthographicFront"/>
+      <a:lightRig rig="threePt" dir="t"/>
+    </dgm:scene3d>
+    <dgm:sp3d/>
+    <dgm:txPr/>
+    <dgm:style>
+      <a:lnRef idx="2">
+        <a:scrgbClr r="0" g="0" b="0"/>
+      </a:lnRef>
+      <a:fillRef idx="1">
+        <a:scrgbClr r="0" g="0" b="0"/>
+      </a:fillRef>
+      <a:effectRef idx="0">
+        <a:scrgbClr r="0" g="0" b="0"/>
+      </a:effectRef>
+      <a:fontRef idx="minor">
+        <a:schemeClr val="lt1"/>
+      </a:fontRef>
+    </dgm:style>
+  </dgm:styleLbl>
+  <dgm:styleLbl name="lnNode1">
+    <dgm:scene3d>
+      <a:camera prst="orthographicFront"/>
+      <a:lightRig rig="threePt" dir="t"/>
+    </dgm:scene3d>
+    <dgm:sp3d/>
+    <dgm:txPr/>
+    <dgm:style>
+      <a:lnRef idx="2">
+        <a:scrgbClr r="0" g="0" b="0"/>
+      </a:lnRef>
+      <a:fillRef idx="1">
+        <a:scrgbClr r="0" g="0" b="0"/>
+      </a:fillRef>
+      <a:effectRef idx="0">
+        <a:scrgbClr r="0" g="0" b="0"/>
+      </a:effectRef>
+      <a:fontRef idx="minor">
+        <a:schemeClr val="lt1"/>
+      </a:fontRef>
+    </dgm:style>
+  </dgm:styleLbl>
+  <dgm:styleLbl name="vennNode1">
+    <dgm:scene3d>
+      <a:camera prst="orthographicFront"/>
+      <a:lightRig rig="threePt" dir="t"/>
+    </dgm:scene3d>
+    <dgm:sp3d/>
+    <dgm:txPr/>
+    <dgm:style>
+      <a:lnRef idx="2">
+        <a:scrgbClr r="0" g="0" b="0"/>
+      </a:lnRef>
+      <a:fillRef idx="1">
+        <a:scrgbClr r="0" g="0" b="0"/>
+      </a:fillRef>
+      <a:effectRef idx="0">
+        <a:scrgbClr r="0" g="0" b="0"/>
+      </a:effectRef>
+      <a:fontRef idx="minor">
+        <a:schemeClr val="tx1"/>
+      </a:fontRef>
+    </dgm:style>
+  </dgm:styleLbl>
+  <dgm:styleLbl name="alignNode1">
+    <dgm:scene3d>
+      <a:camera prst="orthographicFront"/>
+      <a:lightRig rig="threePt" dir="t"/>
+    </dgm:scene3d>
+    <dgm:sp3d/>
+    <dgm:txPr/>
+    <dgm:style>
+      <a:lnRef idx="2">
+        <a:scrgbClr r="0" g="0" b="0"/>
+      </a:lnRef>
+      <a:fillRef idx="1">
+        <a:scrgbClr r="0" g="0" b="0"/>
+      </a:fillRef>
+      <a:effectRef idx="0">
+        <a:scrgbClr r="0" g="0" b="0"/>
+      </a:effectRef>
+      <a:fontRef idx="minor">
+        <a:schemeClr val="lt1"/>
+      </a:fontRef>
+    </dgm:style>
+  </dgm:styleLbl>
+  <dgm:styleLbl name="node1">
+    <dgm:scene3d>
+      <a:camera prst="orthographicFront"/>
+      <a:lightRig rig="threePt" dir="t"/>
+    </dgm:scene3d>
+    <dgm:sp3d/>
+    <dgm:txPr/>
+    <dgm:style>
+      <a:lnRef idx="2">
+        <a:scrgbClr r="0" g="0" b="0"/>
+      </a:lnRef>
+      <a:fillRef idx="1">
+        <a:scrgbClr r="0" g="0" b="0"/>
+      </a:fillRef>
+      <a:effectRef idx="0">
+        <a:scrgbClr r="0" g="0" b="0"/>
+      </a:effectRef>
+      <a:fontRef idx="minor">
+        <a:schemeClr val="lt1"/>
+      </a:fontRef>
+    </dgm:style>
+  </dgm:styleLbl>
+  <dgm:styleLbl name="node2">
+    <dgm:scene3d>
+      <a:camera prst="orthographicFront"/>
+      <a:lightRig rig="threePt" dir="t"/>
+    </dgm:scene3d>
+    <dgm:sp3d/>
+    <dgm:txPr/>
+    <dgm:style>
+      <a:lnRef idx="2">
+        <a:scrgbClr r="0" g="0" b="0"/>
+      </a:lnRef>
+      <a:fillRef idx="1">
+        <a:scrgbClr r="0" g="0" b="0"/>
+      </a:fillRef>
+      <a:effectRef idx="0">
+        <a:scrgbClr r="0" g="0" b="0"/>
+      </a:effectRef>
+      <a:fontRef idx="minor">
+        <a:schemeClr val="lt1"/>
+      </a:fontRef>
+    </dgm:style>
+  </dgm:styleLbl>
+  <dgm:styleLbl name="node3">
+    <dgm:scene3d>
+      <a:camera prst="orthographicFront"/>
+      <a:lightRig rig="threePt" dir="t"/>
+    </dgm:scene3d>
+    <dgm:sp3d/>
+    <dgm:txPr/>
+    <dgm:style>
+      <a:lnRef idx="2">
+        <a:scrgbClr r="0" g="0" b="0"/>
+      </a:lnRef>
+      <a:fillRef idx="1">
+        <a:scrgbClr r="0" g="0" b="0"/>
+      </a:fillRef>
+      <a:effectRef idx="0">
+        <a:scrgbClr r="0" g="0" b="0"/>
+      </a:effectRef>
+      <a:fontRef idx="minor">
+        <a:schemeClr val="lt1"/>
+      </a:fontRef>
+    </dgm:style>
+  </dgm:styleLbl>
+  <dgm:styleLbl name="node4">
+    <dgm:scene3d>
+      <a:camera prst="orthographicFront"/>
+      <a:lightRig rig="threePt" dir="t"/>
+    </dgm:scene3d>
+    <dgm:sp3d/>
+    <dgm:txPr/>
+    <dgm:style>
+      <a:lnRef idx="2">
+        <a:scrgbClr r="0" g="0" b="0"/>
+      </a:lnRef>
+      <a:fillRef idx="1">
+        <a:scrgbClr r="0" g="0" b="0"/>
+      </a:fillRef>
+      <a:effectRef idx="0">
+        <a:scrgbClr r="0" g="0" b="0"/>
+      </a:effectRef>
+      <a:fontRef idx="minor">
+        <a:schemeClr val="lt1"/>
+      </a:fontRef>
+    </dgm:style>
+  </dgm:styleLbl>
+  <dgm:styleLbl name="fgImgPlace1">
+    <dgm:scene3d>
+      <a:camera prst="orthographicFront"/>
+      <a:lightRig rig="threePt" dir="t"/>
+    </dgm:scene3d>
+    <dgm:sp3d/>
+    <dgm:txPr/>
+    <dgm:style>
+      <a:lnRef idx="2">
+        <a:scrgbClr r="0" g="0" b="0"/>
+      </a:lnRef>
+      <a:fillRef idx="1">
+        <a:scrgbClr r="0" g="0" b="0"/>
+      </a:fillRef>
+      <a:effectRef idx="0">
+        <a:scrgbClr r="0" g="0" b="0"/>
+      </a:effectRef>
+      <a:fontRef idx="minor"/>
+    </dgm:style>
+  </dgm:styleLbl>
+  <dgm:styleLbl name="alignImgPlace1">
+    <dgm:scene3d>
+      <a:camera prst="orthographicFront"/>
+      <a:lightRig rig="threePt" dir="t"/>
+    </dgm:scene3d>
+    <dgm:sp3d/>
+    <dgm:txPr/>
+    <dgm:style>
+      <a:lnRef idx="2">
+        <a:scrgbClr r="0" g="0" b="0"/>
+      </a:lnRef>
+      <a:fillRef idx="1">
+        <a:scrgbClr r="0" g="0" b="0"/>
+      </a:fillRef>
+      <a:effectRef idx="0">
+        <a:scrgbClr r="0" g="0" b="0"/>
+      </a:effectRef>
+      <a:fontRef idx="minor"/>
+    </dgm:style>
+  </dgm:styleLbl>
+  <dgm:styleLbl name="bgImgPlace1">
+    <dgm:scene3d>
+      <a:camera prst="orthographicFront"/>
+      <a:lightRig rig="threePt" dir="t"/>
+    </dgm:scene3d>
+    <dgm:sp3d/>
+    <dgm:txPr/>
+    <dgm:style>
+      <a:lnRef idx="2">
+        <a:scrgbClr r="0" g="0" b="0"/>
+      </a:lnRef>
+      <a:fillRef idx="1">
+        <a:scrgbClr r="0" g="0" b="0"/>
+      </a:fillRef>
+      <a:effectRef idx="0">
+        <a:scrgbClr r="0" g="0" b="0"/>
+      </a:effectRef>
+      <a:fontRef idx="minor"/>
+    </dgm:style>
+  </dgm:styleLbl>
+  <dgm:styleLbl name="sibTrans2D1">
+    <dgm:scene3d>
+      <a:camera prst="orthographicFront"/>
+      <a:lightRig rig="threePt" dir="t"/>
+    </dgm:scene3d>
+    <dgm:sp3d/>
+    <dgm:txPr/>
+    <dgm:style>
+      <a:lnRef idx="0">
+        <a:scrgbClr r="0" g="0" b="0"/>
+      </a:lnRef>
+      <a:fillRef idx="1">
+        <a:scrgbClr r="0" g="0" b="0"/>
+      </a:fillRef>
+      <a:effectRef idx="0">
+        <a:scrgbClr r="0" g="0" b="0"/>
+      </a:effectRef>
+      <a:fontRef idx="minor">
+        <a:schemeClr val="lt1"/>
+      </a:fontRef>
+    </dgm:style>
+  </dgm:styleLbl>
+  <dgm:styleLbl name="fgSibTrans2D1">
+    <dgm:scene3d>
+      <a:camera prst="orthographicFront"/>
+      <a:lightRig rig="threePt" dir="t"/>
+    </dgm:scene3d>
+    <dgm:sp3d/>
+    <dgm:txPr/>
+    <dgm:style>
+      <a:lnRef idx="0">
+        <a:scrgbClr r="0" g="0" b="0"/>
+      </a:lnRef>
+      <a:fillRef idx="1">
+        <a:scrgbClr r="0" g="0" b="0"/>
+      </a:fillRef>
+      <a:effectRef idx="0">
+        <a:scrgbClr r="0" g="0" b="0"/>
+      </a:effectRef>
+      <a:fontRef idx="minor">
+        <a:schemeClr val="lt1"/>
+      </a:fontRef>
+    </dgm:style>
+  </dgm:styleLbl>
+  <dgm:styleLbl name="bgSibTrans2D1">
+    <dgm:scene3d>
+      <a:camera prst="orthographicFront"/>
+      <a:lightRig rig="threePt" dir="t"/>
+    </dgm:scene3d>
+    <dgm:sp3d/>
+    <dgm:txPr/>
+    <dgm:style>
+      <a:lnRef idx="0">
+        <a:scrgbClr r="0" g="0" b="0"/>
+      </a:lnRef>
+      <a:fillRef idx="1">
+        <a:scrgbClr r="0" g="0" b="0"/>
+      </a:fillRef>
+      <a:effectRef idx="0">
+        <a:scrgbClr r="0" g="0" b="0"/>
+      </a:effectRef>
+      <a:fontRef idx="minor">
+        <a:schemeClr val="lt1"/>
+      </a:fontRef>
+    </dgm:style>
+  </dgm:styleLbl>
+  <dgm:styleLbl name="sibTrans1D1">
+    <dgm:scene3d>
+      <a:camera prst="orthographicFront"/>
+      <a:lightRig rig="threePt" dir="t"/>
+    </dgm:scene3d>
+    <dgm:sp3d/>
+    <dgm:txPr/>
+    <dgm:style>
+      <a:lnRef idx="1">
+        <a:scrgbClr r="0" g="0" b="0"/>
+      </a:lnRef>
+      <a:fillRef idx="0">
+        <a:scrgbClr r="0" g="0" b="0"/>
+      </a:fillRef>
+      <a:effectRef idx="0">
+        <a:scrgbClr r="0" g="0" b="0"/>
+      </a:effectRef>
+      <a:fontRef idx="minor"/>
+    </dgm:style>
+  </dgm:styleLbl>
+  <dgm:styleLbl name="callout">
+    <dgm:scene3d>
+      <a:camera prst="orthographicFront"/>
+      <a:lightRig rig="threePt" dir="t"/>
+    </dgm:scene3d>
+    <dgm:sp3d/>
+    <dgm:txPr/>
+    <dgm:style>
+      <a:lnRef idx="2">
+        <a:scrgbClr r="0" g="0" b="0"/>
+      </a:lnRef>
+      <a:fillRef idx="1">
+        <a:scrgbClr r="0" g="0" b="0"/>
+      </a:fillRef>
+      <a:effectRef idx="0">
+        <a:scrgbClr r="0" g="0" b="0"/>
+      </a:effectRef>
+      <a:fontRef idx="minor"/>
+    </dgm:style>
+  </dgm:styleLbl>
+  <dgm:styleLbl name="asst0">
+    <dgm:scene3d>
+      <a:camera prst="orthographicFront"/>
+      <a:lightRig rig="threePt" dir="t"/>
+    </dgm:scene3d>
+    <dgm:sp3d/>
+    <dgm:txPr/>
+    <dgm:style>
+      <a:lnRef idx="2">
+        <a:scrgbClr r="0" g="0" b="0"/>
+      </a:lnRef>
+      <a:fillRef idx="1">
+        <a:scrgbClr r="0" g="0" b="0"/>
+      </a:fillRef>
+      <a:effectRef idx="0">
+        <a:scrgbClr r="0" g="0" b="0"/>
+      </a:effectRef>
+      <a:fontRef idx="minor">
+        <a:schemeClr val="lt1"/>
+      </a:fontRef>
+    </dgm:style>
+  </dgm:styleLbl>
+  <dgm:styleLbl name="asst1">
+    <dgm:scene3d>
+      <a:camera prst="orthographicFront"/>
+      <a:lightRig rig="threePt" dir="t"/>
+    </dgm:scene3d>
+    <dgm:sp3d/>
+    <dgm:txPr/>
+    <dgm:style>
+      <a:lnRef idx="2">
+        <a:scrgbClr r="0" g="0" b="0"/>
+      </a:lnRef>
+      <a:fillRef idx="1">
+        <a:scrgbClr r="0" g="0" b="0"/>
+      </a:fillRef>
+      <a:effectRef idx="0">
+        <a:scrgbClr r="0" g="0" b="0"/>
+      </a:effectRef>
+      <a:fontRef idx="minor">
+        <a:schemeClr val="lt1"/>
+      </a:fontRef>
+    </dgm:style>
+  </dgm:styleLbl>
+  <dgm:styleLbl name="asst2">
+    <dgm:scene3d>
+      <a:camera prst="orthographicFront"/>
+      <a:lightRig rig="threePt" dir="t"/>
+    </dgm:scene3d>
+    <dgm:sp3d/>
+    <dgm:txPr/>
+    <dgm:style>
+      <a:lnRef idx="2">
+        <a:scrgbClr r="0" g="0" b="0"/>
+      </a:lnRef>
+      <a:fillRef idx="1">
+        <a:scrgbClr r="0" g="0" b="0"/>
+      </a:fillRef>
+      <a:effectRef idx="0">
+        <a:scrgbClr r="0" g="0" b="0"/>
+      </a:effectRef>
+      <a:fontRef idx="minor">
+        <a:schemeClr val="lt1"/>
+      </a:fontRef>
+    </dgm:style>
+  </dgm:styleLbl>
+  <dgm:styleLbl name="asst3">
+    <dgm:scene3d>
+      <a:camera prst="orthographicFront"/>
+      <a:lightRig rig="threePt" dir="t"/>
+    </dgm:scene3d>
+    <dgm:sp3d/>
+    <dgm:txPr/>
+    <dgm:style>
+      <a:lnRef idx="2">
+        <a:scrgbClr r="0" g="0" b="0"/>
+      </a:lnRef>
+      <a:fillRef idx="1">
+        <a:scrgbClr r="0" g="0" b="0"/>
+      </a:fillRef>
+      <a:effectRef idx="0">
+        <a:scrgbClr r="0" g="0" b="0"/>
+      </a:effectRef>
+      <a:fontRef idx="minor">
+        <a:schemeClr val="lt1"/>
+      </a:fontRef>
+    </dgm:style>
+  </dgm:styleLbl>
+  <dgm:styleLbl name="asst4">
+    <dgm:scene3d>
+      <a:camera prst="orthographicFront"/>
+      <a:lightRig rig="threePt" dir="t"/>
+    </dgm:scene3d>
+    <dgm:sp3d/>
+    <dgm:txPr/>
+    <dgm:style>
+      <a:lnRef idx="2">
+        <a:scrgbClr r="0" g="0" b="0"/>
+      </a:lnRef>
+      <a:fillRef idx="1">
+        <a:scrgbClr r="0" g="0" b="0"/>
+      </a:fillRef>
+      <a:effectRef idx="0">
+        <a:scrgbClr r="0" g="0" b="0"/>
+      </a:effectRef>
+      <a:fontRef idx="minor">
+        <a:schemeClr val="lt1"/>
+      </a:fontRef>
+    </dgm:style>
+  </dgm:styleLbl>
+  <dgm:styleLbl name="parChTrans2D1">
+    <dgm:scene3d>
+      <a:camera prst="orthographicFront"/>
+      <a:lightRig rig="threePt" dir="t"/>
+    </dgm:scene3d>
+    <dgm:sp3d/>
+    <dgm:txPr/>
+    <dgm:style>
+      <a:lnRef idx="2">
+        <a:scrgbClr r="0" g="0" b="0"/>
+      </a:lnRef>
+      <a:fillRef idx="1">
+        <a:scrgbClr r="0" g="0" b="0"/>
+      </a:fillRef>
+      <a:effectRef idx="0">
+        <a:scrgbClr r="0" g="0" b="0"/>
+      </a:effectRef>
+      <a:fontRef idx="minor">
+        <a:schemeClr val="lt1"/>
+      </a:fontRef>
+    </dgm:style>
+  </dgm:styleLbl>
+  <dgm:styleLbl name="parChTrans2D2">
+    <dgm:scene3d>
+      <a:camera prst="orthographicFront"/>
+      <a:lightRig rig="threePt" dir="t"/>
+    </dgm:scene3d>
+    <dgm:sp3d/>
+    <dgm:txPr/>
+    <dgm:style>
+      <a:lnRef idx="2">
+        <a:scrgbClr r="0" g="0" b="0"/>
+      </a:lnRef>
+      <a:fillRef idx="1">
+        <a:scrgbClr r="0" g="0" b="0"/>
+      </a:fillRef>
+      <a:effectRef idx="0">
+        <a:scrgbClr r="0" g="0" b="0"/>
+      </a:effectRef>
+      <a:fontRef idx="minor">
+        <a:schemeClr val="lt1"/>
+      </a:fontRef>
+    </dgm:style>
+  </dgm:styleLbl>
+  <dgm:styleLbl name="parChTrans2D3">
+    <dgm:scene3d>
+      <a:camera prst="orthographicFront"/>
+      <a:lightRig rig="threePt" dir="t"/>
+    </dgm:scene3d>
+    <dgm:sp3d/>
+    <dgm:txPr/>
+    <dgm:style>
+      <a:lnRef idx="2">
+        <a:scrgbClr r="0" g="0" b="0"/>
+      </a:lnRef>
+      <a:fillRef idx="1">
+        <a:scrgbClr r="0" g="0" b="0"/>
+      </a:fillRef>
+      <a:effectRef idx="0">
+        <a:scrgbClr r="0" g="0" b="0"/>
+      </a:effectRef>
+      <a:fontRef idx="minor">
+        <a:schemeClr val="lt1"/>
+      </a:fontRef>
+    </dgm:style>
+  </dgm:styleLbl>
+  <dgm:styleLbl name="parChTrans2D4">
+    <dgm:scene3d>
+      <a:camera prst="orthographicFront"/>
+      <a:lightRig rig="threePt" dir="t"/>
+    </dgm:scene3d>
+    <dgm:sp3d/>
+    <dgm:txPr/>
+    <dgm:style>
+      <a:lnRef idx="2">
+        <a:scrgbClr r="0" g="0" b="0"/>
+      </a:lnRef>
+      <a:fillRef idx="1">
+        <a:scrgbClr r="0" g="0" b="0"/>
+      </a:fillRef>
+      <a:effectRef idx="0">
+        <a:scrgbClr r="0" g="0" b="0"/>
+      </a:effectRef>
+      <a:fontRef idx="minor">
+        <a:schemeClr val="lt1"/>
+      </a:fontRef>
+    </dgm:style>
+  </dgm:styleLbl>
+  <dgm:styleLbl name="parChTrans1D1">
+    <dgm:scene3d>
+      <a:camera prst="orthographicFront"/>
+      <a:lightRig rig="threePt" dir="t"/>
+    </dgm:scene3d>
+    <dgm:sp3d/>
+    <dgm:txPr/>
+    <dgm:style>
+      <a:lnRef idx="2">
+        <a:scrgbClr r="0" g="0" b="0"/>
+      </a:lnRef>
+      <a:fillRef idx="0">
+        <a:scrgbClr r="0" g="0" b="0"/>
+      </a:fillRef>
+      <a:effectRef idx="0">
+        <a:scrgbClr r="0" g="0" b="0"/>
+      </a:effectRef>
+      <a:fontRef idx="minor"/>
+    </dgm:style>
+  </dgm:styleLbl>
+  <dgm:styleLbl name="parChTrans1D2">
+    <dgm:scene3d>
+      <a:camera prst="orthographicFront"/>
+      <a:lightRig rig="threePt" dir="t"/>
+    </dgm:scene3d>
+    <dgm:sp3d/>
+    <dgm:txPr/>
+    <dgm:style>
+      <a:lnRef idx="2">
+        <a:scrgbClr r="0" g="0" b="0"/>
+      </a:lnRef>
+      <a:fillRef idx="0">
+        <a:scrgbClr r="0" g="0" b="0"/>
+      </a:fillRef>
+      <a:effectRef idx="0">
+        <a:scrgbClr r="0" g="0" b="0"/>
+      </a:effectRef>
+      <a:fontRef idx="minor"/>
+    </dgm:style>
+  </dgm:styleLbl>
+  <dgm:styleLbl name="parChTrans1D3">
+    <dgm:scene3d>
+      <a:camera prst="orthographicFront"/>
+      <a:lightRig rig="threePt" dir="t"/>
+    </dgm:scene3d>
+    <dgm:sp3d/>
+    <dgm:txPr/>
+    <dgm:style>
+      <a:lnRef idx="2">
+        <a:scrgbClr r="0" g="0" b="0"/>
+      </a:lnRef>
+      <a:fillRef idx="0">
+        <a:scrgbClr r="0" g="0" b="0"/>
+      </a:fillRef>
+      <a:effectRef idx="0">
+        <a:scrgbClr r="0" g="0" b="0"/>
+      </a:effectRef>
+      <a:fontRef idx="minor"/>
+    </dgm:style>
+  </dgm:styleLbl>
+  <dgm:styleLbl name="parChTrans1D4">
+    <dgm:scene3d>
+      <a:camera prst="orthographicFront"/>
+      <a:lightRig rig="threePt" dir="t"/>
+    </dgm:scene3d>
+    <dgm:sp3d/>
+    <dgm:txPr/>
+    <dgm:style>
+      <a:lnRef idx="2">
+        <a:scrgbClr r="0" g="0" b="0"/>
+      </a:lnRef>
+      <a:fillRef idx="0">
+        <a:scrgbClr r="0" g="0" b="0"/>
+      </a:fillRef>
+      <a:effectRef idx="0">
+        <a:scrgbClr r="0" g="0" b="0"/>
+      </a:effectRef>
+      <a:fontRef idx="minor"/>
+    </dgm:style>
+  </dgm:styleLbl>
+  <dgm:styleLbl name="fgAcc1">
+    <dgm:scene3d>
+      <a:camera prst="orthographicFront"/>
+      <a:lightRig rig="threePt" dir="t"/>
+    </dgm:scene3d>
+    <dgm:sp3d/>
+    <dgm:txPr/>
+    <dgm:style>
+      <a:lnRef idx="2">
+        <a:scrgbClr r="0" g="0" b="0"/>
+      </a:lnRef>
+      <a:fillRef idx="1">
+        <a:scrgbClr r="0" g="0" b="0"/>
+      </a:fillRef>
+      <a:effectRef idx="0">
+        <a:scrgbClr r="0" g="0" b="0"/>
+      </a:effectRef>
+      <a:fontRef idx="minor"/>
+    </dgm:style>
+  </dgm:styleLbl>
+  <dgm:styleLbl name="conFgAcc1">
+    <dgm:scene3d>
+      <a:camera prst="orthographicFront"/>
+      <a:lightRig rig="threePt" dir="t"/>
+    </dgm:scene3d>
+    <dgm:sp3d/>
+    <dgm:txPr/>
+    <dgm:style>
+      <a:lnRef idx="2">
+        <a:scrgbClr r="0" g="0" b="0"/>
+      </a:lnRef>
+      <a:fillRef idx="1">
+        <a:scrgbClr r="0" g="0" b="0"/>
+      </a:fillRef>
+      <a:effectRef idx="0">
+        <a:scrgbClr r="0" g="0" b="0"/>
+      </a:effectRef>
+      <a:fontRef idx="minor"/>
+    </dgm:style>
+  </dgm:styleLbl>
+  <dgm:styleLbl name="alignAcc1">
+    <dgm:scene3d>
+      <a:camera prst="orthographicFront"/>
+      <a:lightRig rig="threePt" dir="t"/>
+    </dgm:scene3d>
+    <dgm:sp3d/>
+    <dgm:txPr/>
+    <dgm:style>
+      <a:lnRef idx="2">
+        <a:scrgbClr r="0" g="0" b="0"/>
+      </a:lnRef>
+      <a:fillRef idx="1">
+        <a:scrgbClr r="0" g="0" b="0"/>
+      </a:fillRef>
+      <a:effectRef idx="0">
+        <a:scrgbClr r="0" g="0" b="0"/>
+      </a:effectRef>
+      <a:fontRef idx="minor"/>
+    </dgm:style>
+  </dgm:styleLbl>
+  <dgm:styleLbl name="trAlignAcc1">
+    <dgm:scene3d>
+      <a:camera prst="orthographicFront"/>
+      <a:lightRig rig="threePt" dir="t"/>
+    </dgm:scene3d>
+    <dgm:sp3d/>
+    <dgm:txPr/>
+    <dgm:style>
+      <a:lnRef idx="1">
+        <a:scrgbClr r="0" g="0" b="0"/>
+      </a:lnRef>
+      <a:fillRef idx="1">
+        <a:scrgbClr r="0" g="0" b="0"/>
+      </a:fillRef>
+      <a:effectRef idx="0">
+        <a:scrgbClr r="0" g="0" b="0"/>
+      </a:effectRef>
+      <a:fontRef idx="minor"/>
+    </dgm:style>
+  </dgm:styleLbl>
+  <dgm:styleLbl name="bgAcc1">
+    <dgm:scene3d>
+      <a:camera prst="orthographicFront"/>
+      <a:lightRig rig="threePt" dir="t"/>
+    </dgm:scene3d>
+    <dgm:sp3d/>
+    <dgm:txPr/>
+    <dgm:style>
+      <a:lnRef idx="2">
+        <a:scrgbClr r="0" g="0" b="0"/>
+      </a:lnRef>
+      <a:fillRef idx="1">
+        <a:scrgbClr r="0" g="0" b="0"/>
+      </a:fillRef>
+      <a:effectRef idx="0">
+        <a:scrgbClr r="0" g="0" b="0"/>
+      </a:effectRef>
+      <a:fontRef idx="minor"/>
+    </dgm:style>
+  </dgm:styleLbl>
+  <dgm:styleLbl name="solidFgAcc1">
+    <dgm:scene3d>
+      <a:camera prst="orthographicFront"/>
+      <a:lightRig rig="threePt" dir="t"/>
+    </dgm:scene3d>
+    <dgm:sp3d/>
+    <dgm:txPr/>
+    <dgm:style>
+      <a:lnRef idx="2">
+        <a:scrgbClr r="0" g="0" b="0"/>
+      </a:lnRef>
+      <a:fillRef idx="1">
+        <a:scrgbClr r="0" g="0" b="0"/>
+      </a:fillRef>
+      <a:effectRef idx="0">
+        <a:scrgbClr r="0" g="0" b="0"/>
+      </a:effectRef>
+      <a:fontRef idx="minor"/>
+    </dgm:style>
+  </dgm:styleLbl>
+  <dgm:styleLbl name="solidAlignAcc1">
+    <dgm:scene3d>
+      <a:camera prst="orthographicFront"/>
+      <a:lightRig rig="threePt" dir="t"/>
+    </dgm:scene3d>
+    <dgm:sp3d/>
+    <dgm:txPr/>
+    <dgm:style>
+      <a:lnRef idx="2">
+        <a:scrgbClr r="0" g="0" b="0"/>
+      </a:lnRef>
+      <a:fillRef idx="1">
+        <a:scrgbClr r="0" g="0" b="0"/>
+      </a:fillRef>
+      <a:effectRef idx="0">
+        <a:scrgbClr r="0" g="0" b="0"/>
+      </a:effectRef>
+      <a:fontRef idx="minor"/>
+    </dgm:style>
+  </dgm:styleLbl>
+  <dgm:styleLbl name="solidBgAcc1">
+    <dgm:scene3d>
+      <a:camera prst="orthographicFront"/>
+      <a:lightRig rig="threePt" dir="t"/>
+    </dgm:scene3d>
+    <dgm:sp3d/>
+    <dgm:txPr/>
+    <dgm:style>
+      <a:lnRef idx="2">
+        <a:scrgbClr r="0" g="0" b="0"/>
+      </a:lnRef>
+      <a:fillRef idx="1">
+        <a:scrgbClr r="0" g="0" b="0"/>
+      </a:fillRef>
+      <a:effectRef idx="0">
+        <a:scrgbClr r="0" g="0" b="0"/>
+      </a:effectRef>
+      <a:fontRef idx="minor"/>
+    </dgm:style>
+  </dgm:styleLbl>
+  <dgm:styleLbl name="fgAccFollowNode1">
+    <dgm:scene3d>
+      <a:camera prst="orthographicFront"/>
+      <a:lightRig rig="threePt" dir="t"/>
+    </dgm:scene3d>
+    <dgm:sp3d/>
+    <dgm:txPr/>
+    <dgm:style>
+      <a:lnRef idx="2">
+        <a:scrgbClr r="0" g="0" b="0"/>
+      </a:lnRef>
+      <a:fillRef idx="1">
+        <a:scrgbClr r="0" g="0" b="0"/>
+      </a:fillRef>
+      <a:effectRef idx="0">
+        <a:scrgbClr r="0" g="0" b="0"/>
+      </a:effectRef>
+      <a:fontRef idx="minor"/>
+    </dgm:style>
+  </dgm:styleLbl>
+  <dgm:styleLbl name="alignAccFollowNode1">
+    <dgm:scene3d>
+      <a:camera prst="orthographicFront"/>
+      <a:lightRig rig="threePt" dir="t"/>
+    </dgm:scene3d>
+    <dgm:sp3d/>
+    <dgm:txPr/>
+    <dgm:style>
+      <a:lnRef idx="2">
+        <a:scrgbClr r="0" g="0" b="0"/>
+      </a:lnRef>
+      <a:fillRef idx="1">
+        <a:scrgbClr r="0" g="0" b="0"/>
+      </a:fillRef>
+      <a:effectRef idx="0">
+        <a:scrgbClr r="0" g="0" b="0"/>
+      </a:effectRef>
+      <a:fontRef idx="minor"/>
+    </dgm:style>
+  </dgm:styleLbl>
+  <dgm:styleLbl name="bgAccFollowNode1">
+    <dgm:scene3d>
+      <a:camera prst="orthographicFront"/>
+      <a:lightRig rig="threePt" dir="t"/>
+    </dgm:scene3d>
+    <dgm:sp3d/>
+    <dgm:txPr/>
+    <dgm:style>
+      <a:lnRef idx="2">
+        <a:scrgbClr r="0" g="0" b="0"/>
+      </a:lnRef>
+      <a:fillRef idx="1">
+        <a:scrgbClr r="0" g="0" b="0"/>
+      </a:fillRef>
+      <a:effectRef idx="0">
+        <a:scrgbClr r="0" g="0" b="0"/>
+      </a:effectRef>
+      <a:fontRef idx="minor"/>
+    </dgm:style>
+  </dgm:styleLbl>
+  <dgm:styleLbl name="fgAcc0">
+    <dgm:scene3d>
+      <a:camera prst="orthographicFront"/>
+      <a:lightRig rig="threePt" dir="t"/>
+    </dgm:scene3d>
+    <dgm:sp3d/>
+    <dgm:txPr/>
+    <dgm:style>
+      <a:lnRef idx="2">
+        <a:scrgbClr r="0" g="0" b="0"/>
+      </a:lnRef>
+      <a:fillRef idx="1">
+        <a:scrgbClr r="0" g="0" b="0"/>
+      </a:fillRef>
+      <a:effectRef idx="0">
+        <a:scrgbClr r="0" g="0" b="0"/>
+      </a:effectRef>
+      <a:fontRef idx="minor"/>
+    </dgm:style>
+  </dgm:styleLbl>
+  <dgm:styleLbl name="fgAcc2">
+    <dgm:scene3d>
+      <a:camera prst="orthographicFront"/>
+      <a:lightRig rig="threePt" dir="t"/>
+    </dgm:scene3d>
+    <dgm:sp3d/>
+    <dgm:txPr/>
+    <dgm:style>
+      <a:lnRef idx="2">
+        <a:scrgbClr r="0" g="0" b="0"/>
+      </a:lnRef>
+      <a:fillRef idx="1">
+        <a:scrgbClr r="0" g="0" b="0"/>
+      </a:fillRef>
+      <a:effectRef idx="0">
+        <a:scrgbClr r="0" g="0" b="0"/>
+      </a:effectRef>
+      <a:fontRef idx="minor"/>
+    </dgm:style>
+  </dgm:styleLbl>
+  <dgm:styleLbl name="fgAcc3">
+    <dgm:scene3d>
+      <a:camera prst="orthographicFront"/>
+      <a:lightRig rig="threePt" dir="t"/>
+    </dgm:scene3d>
+    <dgm:sp3d/>
+    <dgm:txPr/>
+    <dgm:style>
+      <a:lnRef idx="2">
+        <a:scrgbClr r="0" g="0" b="0"/>
+      </a:lnRef>
+      <a:fillRef idx="1">
+        <a:scrgbClr r="0" g="0" b="0"/>
+      </a:fillRef>
+      <a:effectRef idx="0">
+        <a:scrgbClr r="0" g="0" b="0"/>
+      </a:effectRef>
+      <a:fontRef idx="minor"/>
+    </dgm:style>
+  </dgm:styleLbl>
+  <dgm:styleLbl name="fgAcc4">
+    <dgm:scene3d>
+      <a:camera prst="orthographicFront"/>
+      <a:lightRig rig="threePt" dir="t"/>
+    </dgm:scene3d>
+    <dgm:sp3d/>
+    <dgm:txPr/>
+    <dgm:style>
+      <a:lnRef idx="2">
+        <a:scrgbClr r="0" g="0" b="0"/>
+      </a:lnRef>
+      <a:fillRef idx="1">
+        <a:scrgbClr r="0" g="0" b="0"/>
+      </a:fillRef>
+      <a:effectRef idx="0">
+        <a:scrgbClr r="0" g="0" b="0"/>
+      </a:effectRef>
+      <a:fontRef idx="minor"/>
+    </dgm:style>
+  </dgm:styleLbl>
+  <dgm:styleLbl name="bgShp">
+    <dgm:scene3d>
+      <a:camera prst="orthographicFront"/>
+      <a:lightRig rig="threePt" dir="t"/>
+    </dgm:scene3d>
+    <dgm:sp3d/>
+    <dgm:txPr/>
+    <dgm:style>
+      <a:lnRef idx="0">
+        <a:scrgbClr r="0" g="0" b="0"/>
+      </a:lnRef>
+      <a:fillRef idx="1">
+        <a:scrgbClr r="0" g="0" b="0"/>
+      </a:fillRef>
+      <a:effectRef idx="0">
+        <a:scrgbClr r="0" g="0" b="0"/>
+      </a:effectRef>
+      <a:fontRef idx="minor"/>
+    </dgm:style>
+  </dgm:styleLbl>
+  <dgm:styleLbl name="dkBgShp">
+    <dgm:scene3d>
+      <a:camera prst="orthographicFront"/>
+      <a:lightRig rig="threePt" dir="t"/>
+    </dgm:scene3d>
+    <dgm:sp3d/>
+    <dgm:txPr/>
+    <dgm:style>
+      <a:lnRef idx="0">
+        <a:scrgbClr r="0" g="0" b="0"/>
+      </a:lnRef>
+      <a:fillRef idx="1">
+        <a:scrgbClr r="0" g="0" b="0"/>
+      </a:fillRef>
+      <a:effectRef idx="0">
+        <a:scrgbClr r="0" g="0" b="0"/>
+      </a:effectRef>
+      <a:fontRef idx="minor"/>
+    </dgm:style>
+  </dgm:styleLbl>
+  <dgm:styleLbl name="trBgShp">
+    <dgm:scene3d>
+      <a:camera prst="orthographicFront"/>
+      <a:lightRig rig="threePt" dir="t"/>
+    </dgm:scene3d>
+    <dgm:sp3d/>
+    <dgm:txPr/>
+    <dgm:style>
+      <a:lnRef idx="0">
+        <a:scrgbClr r="0" g="0" b="0"/>
+      </a:lnRef>
+      <a:fillRef idx="1">
+        <a:scrgbClr r="0" g="0" b="0"/>
+      </a:fillRef>
+      <a:effectRef idx="0">
+        <a:scrgbClr r="0" g="0" b="0"/>
+      </a:effectRef>
+      <a:fontRef idx="minor"/>
+    </dgm:style>
+  </dgm:styleLbl>
+  <dgm:styleLbl name="fgShp">
+    <dgm:scene3d>
+      <a:camera prst="orthographicFront"/>
+      <a:lightRig rig="threePt" dir="t"/>
+    </dgm:scene3d>
+    <dgm:sp3d/>
+    <dgm:txPr/>
+    <dgm:style>
+      <a:lnRef idx="2">
+        <a:scrgbClr r="0" g="0" b="0"/>
+      </a:lnRef>
+      <a:fillRef idx="1">
+        <a:scrgbClr r="0" g="0" b="0"/>
+      </a:fillRef>
+      <a:effectRef idx="0">
+        <a:scrgbClr r="0" g="0" b="0"/>
+      </a:effectRef>
+      <a:fontRef idx="minor"/>
+    </dgm:style>
+  </dgm:styleLbl>
+  <dgm:styleLbl name="revTx">
+    <dgm:scene3d>
+      <a:camera prst="orthographicFront"/>
+      <a:lightRig rig="threePt" dir="t"/>
+    </dgm:scene3d>
+    <dgm:sp3d/>
+    <dgm:txPr/>
+    <dgm:style>
+      <a:lnRef idx="0">
+        <a:scrgbClr r="0" g="0" b="0"/>
+      </a:lnRef>
+      <a:fillRef idx="0">
+        <a:scrgbClr r="0" g="0" b="0"/>
+      </a:fillRef>
+      <a:effectRef idx="0">
+        <a:scrgbClr r="0" g="0" b="0"/>
+      </a:effectRef>
+      <a:fontRef idx="minor"/>
+    </dgm:style>
+  </dgm:styleLbl>
+</dgm:styleDef>
 </file>
 
 <file path=word/theme/theme1.xml><?xml version="1.0" encoding="utf-8"?>

--- a/report/Research_paper_report.docx
+++ b/report/Research_paper_report.docx
@@ -328,25 +328,7 @@
           <w:szCs w:val="24"/>
           <w:lang w:eastAsia="zh-TW"/>
         </w:rPr>
-        <w:t>與</w:t>
-      </w:r>
-      <w:r>
-        <w:rPr>
-          <w:rFonts w:ascii="標楷體" w:eastAsia="標楷體" w:hAnsi="標楷體" w:cs="Times New Roman" w:hint="eastAsia"/>
-          <w:sz w:val="24"/>
-          <w:szCs w:val="24"/>
-          <w:lang w:eastAsia="zh-TW"/>
-        </w:rPr>
-        <w:t>目的</w:t>
-      </w:r>
-      <w:r>
-        <w:rPr>
-          <w:rFonts w:ascii="標楷體" w:eastAsia="標楷體" w:hAnsi="標楷體" w:cs="Times New Roman" w:hint="eastAsia"/>
-          <w:sz w:val="24"/>
-          <w:szCs w:val="24"/>
-          <w:lang w:eastAsia="zh-TW"/>
-        </w:rPr>
-        <w:t xml:space="preserve">: </w:t>
+        <w:t xml:space="preserve">與目的: </w:t>
       </w:r>
     </w:p>
     <w:p>
@@ -812,7 +794,7 @@
         </w:numPr>
         <w:spacing w:line="360" w:lineRule="auto"/>
         <w:rPr>
-          <w:rFonts w:ascii="標楷體" w:eastAsia="標楷體" w:hAnsi="標楷體" w:cs="Times New Roman" w:hint="eastAsia"/>
+          <w:rFonts w:ascii="標楷體" w:eastAsia="標楷體" w:hAnsi="標楷體" w:cs="Times New Roman"/>
           <w:sz w:val="24"/>
           <w:szCs w:val="24"/>
           <w:lang w:eastAsia="zh-TW"/>
@@ -834,7 +816,7 @@
         <w:spacing w:line="360" w:lineRule="auto"/>
         <w:ind w:left="1360"/>
         <w:rPr>
-          <w:rFonts w:ascii="Times New Roman" w:eastAsia="新細明體" w:hAnsi="Times New Roman" w:cs="Times New Roman" w:hint="eastAsia"/>
+          <w:rFonts w:ascii="Times New Roman" w:eastAsia="新細明體" w:hAnsi="Times New Roman" w:cs="Times New Roman"/>
           <w:sz w:val="24"/>
           <w:szCs w:val="24"/>
           <w:lang w:eastAsia="zh-TW"/>
@@ -850,7 +832,7 @@
         </w:numPr>
         <w:spacing w:line="360" w:lineRule="auto"/>
         <w:rPr>
-          <w:rFonts w:ascii="標楷體" w:eastAsia="標楷體" w:hAnsi="標楷體" w:cs="Times New Roman" w:hint="eastAsia"/>
+          <w:rFonts w:ascii="標楷體" w:eastAsia="標楷體" w:hAnsi="標楷體" w:cs="Times New Roman"/>
           <w:sz w:val="24"/>
           <w:szCs w:val="24"/>
           <w:lang w:eastAsia="zh-TW"/>
@@ -875,7 +857,7 @@
         </w:numPr>
         <w:spacing w:line="360" w:lineRule="auto"/>
         <w:rPr>
-          <w:rFonts w:ascii="Times New Roman" w:hAnsi="Times New Roman" w:cs="Times New Roman" w:hint="eastAsia"/>
+          <w:rFonts w:ascii="Times New Roman" w:hAnsi="Times New Roman" w:cs="Times New Roman"/>
           <w:sz w:val="24"/>
           <w:szCs w:val="24"/>
         </w:rPr>
@@ -1499,16 +1481,7 @@
           <w:szCs w:val="24"/>
           <w:lang w:eastAsia="zh-TW"/>
         </w:rPr>
-        <w:t xml:space="preserve">Paper </w:t>
-      </w:r>
-      <w:r>
-        <w:rPr>
-          <w:rFonts w:ascii="Times New Roman" w:eastAsia="新細明體" w:hAnsi="Times New Roman" w:cs="Times New Roman" w:hint="eastAsia"/>
-          <w:sz w:val="24"/>
-          <w:szCs w:val="24"/>
-          <w:lang w:eastAsia="zh-TW"/>
-        </w:rPr>
-        <w:t>4</w:t>
+        <w:t>Paper 4</w:t>
       </w:r>
       <w:r>
         <w:rPr>
@@ -1563,7 +1536,7 @@
           <w:szCs w:val="24"/>
           <w:lang w:eastAsia="zh-TW"/>
         </w:rPr>
-        <w:t xml:space="preserve"> </w:t>
+        <w:t xml:space="preserve"> Paper 5</w:t>
       </w:r>
       <w:r>
         <w:rPr>
@@ -1572,24 +1545,6 @@
           <w:szCs w:val="24"/>
           <w:lang w:eastAsia="zh-TW"/>
         </w:rPr>
-        <w:t xml:space="preserve">Paper </w:t>
-      </w:r>
-      <w:r>
-        <w:rPr>
-          <w:rFonts w:ascii="Times New Roman" w:eastAsia="新細明體" w:hAnsi="Times New Roman" w:cs="Times New Roman" w:hint="eastAsia"/>
-          <w:sz w:val="24"/>
-          <w:szCs w:val="24"/>
-          <w:lang w:eastAsia="zh-TW"/>
-        </w:rPr>
-        <w:t>5</w:t>
-      </w:r>
-      <w:r>
-        <w:rPr>
-          <w:rFonts w:ascii="Times New Roman" w:eastAsia="新細明體" w:hAnsi="Times New Roman" w:cs="Times New Roman" w:hint="eastAsia"/>
-          <w:sz w:val="24"/>
-          <w:szCs w:val="24"/>
-          <w:lang w:eastAsia="zh-TW"/>
-        </w:rPr>
         <w:t>:</w:t>
       </w:r>
       <w:r>
@@ -1599,16 +1554,7 @@
           <w:szCs w:val="24"/>
           <w:lang w:eastAsia="zh-TW"/>
         </w:rPr>
-        <w:t xml:space="preserve"> </w:t>
-      </w:r>
-      <w:r>
-        <w:rPr>
-          <w:rFonts w:ascii="Times New Roman" w:eastAsia="新細明體" w:hAnsi="Times New Roman" w:cs="Times New Roman"/>
-          <w:sz w:val="24"/>
-          <w:szCs w:val="24"/>
-          <w:lang w:eastAsia="zh-TW"/>
-        </w:rPr>
-        <w:t>AI-driven-cooling-optimization-in-data-centers-Reinforcement-learning-for-dynamic-workload-placement-and-HVAC-control</w:t>
+        <w:t xml:space="preserve"> AI-driven-cooling-optimization-in-data-centers-Reinforcement-learning-for-dynamic-workload-placement-and-HVAC-control</w:t>
       </w:r>
     </w:p>
     <w:p>
@@ -1620,7 +1566,7 @@
         </w:numPr>
         <w:spacing w:line="360" w:lineRule="auto"/>
         <w:rPr>
-          <w:rFonts w:ascii="Times New Roman" w:eastAsia="新細明體" w:hAnsi="Times New Roman" w:cs="Times New Roman" w:hint="eastAsia"/>
+          <w:rFonts w:ascii="Times New Roman" w:eastAsia="新細明體" w:hAnsi="Times New Roman" w:cs="Times New Roman"/>
           <w:sz w:val="24"/>
           <w:szCs w:val="24"/>
           <w:lang w:eastAsia="zh-TW"/>
@@ -3961,7 +3907,7 @@
         </w:numPr>
         <w:spacing w:line="360" w:lineRule="auto"/>
         <w:rPr>
-          <w:rFonts w:ascii="標楷體" w:eastAsia="標楷體" w:hAnsi="標楷體" w:cs="Times New Roman" w:hint="eastAsia"/>
+          <w:rFonts w:ascii="標楷體" w:eastAsia="標楷體" w:hAnsi="標楷體" w:cs="Times New Roman"/>
           <w:sz w:val="24"/>
           <w:szCs w:val="24"/>
           <w:lang w:eastAsia="zh-TW"/>
@@ -4218,25 +4164,14 @@
         </w:rPr>
         <w:t>(</w:t>
       </w:r>
-      <w:proofErr w:type="spellStart"/>
-      <w:r>
-        <w:rPr>
-          <w:rFonts w:ascii="Times New Roman" w:eastAsia="標楷體" w:hAnsi="Times New Roman" w:cs="Times New Roman"/>
-          <w:sz w:val="24"/>
-          <w:szCs w:val="24"/>
-          <w:lang w:eastAsia="zh-TW"/>
-        </w:rPr>
-        <w:t>ConGNP</w:t>
-      </w:r>
-      <w:proofErr w:type="spellEnd"/>
-      <w:r>
-        <w:rPr>
-          <w:rFonts w:ascii="Times New Roman" w:eastAsia="標楷體" w:hAnsi="Times New Roman" w:cs="Times New Roman"/>
-          <w:sz w:val="24"/>
-          <w:szCs w:val="24"/>
-          <w:lang w:eastAsia="zh-TW"/>
-        </w:rPr>
-        <w:t>)</w:t>
+      <w:r>
+        <w:rPr>
+          <w:rFonts w:ascii="Times New Roman" w:eastAsia="標楷體" w:hAnsi="Times New Roman" w:cs="Times New Roman"/>
+          <w:sz w:val="24"/>
+          <w:szCs w:val="24"/>
+          <w:lang w:eastAsia="zh-TW"/>
+        </w:rPr>
+        <w:t>ConGNP)</w:t>
       </w:r>
       <w:r>
         <w:rPr>
@@ -4294,25 +4229,14 @@
           <w:lang w:eastAsia="zh-TW"/>
         </w:rPr>
       </w:pPr>
-      <w:proofErr w:type="spellStart"/>
-      <w:r>
-        <w:rPr>
-          <w:rFonts w:ascii="Times New Roman" w:eastAsia="標楷體" w:hAnsi="Times New Roman" w:cs="Times New Roman"/>
-          <w:sz w:val="24"/>
-          <w:szCs w:val="24"/>
-          <w:lang w:eastAsia="zh-TW"/>
-        </w:rPr>
-        <w:t>ConvGNP</w:t>
-      </w:r>
-      <w:proofErr w:type="spellEnd"/>
-      <w:r>
-        <w:rPr>
-          <w:rFonts w:ascii="Times New Roman" w:eastAsia="標楷體" w:hAnsi="Times New Roman" w:cs="Times New Roman"/>
-          <w:sz w:val="24"/>
-          <w:szCs w:val="24"/>
-          <w:lang w:eastAsia="zh-TW"/>
-        </w:rPr>
-        <w:t xml:space="preserve"> </w:t>
+      <w:r>
+        <w:rPr>
+          <w:rFonts w:ascii="Times New Roman" w:eastAsia="標楷體" w:hAnsi="Times New Roman" w:cs="Times New Roman"/>
+          <w:sz w:val="24"/>
+          <w:szCs w:val="24"/>
+          <w:lang w:eastAsia="zh-TW"/>
+        </w:rPr>
+        <w:t xml:space="preserve">ConvGNP </w:t>
       </w:r>
       <w:r>
         <w:rPr>
@@ -4892,7 +4816,6 @@
           <w:lang w:eastAsia="zh-TW"/>
         </w:rPr>
       </w:pPr>
-      <w:proofErr w:type="spellStart"/>
       <w:r>
         <w:rPr>
           <w:rFonts w:ascii="Times New Roman" w:eastAsia="標楷體" w:hAnsi="Times New Roman" w:cs="Times New Roman"/>
@@ -4902,7 +4825,6 @@
         </w:rPr>
         <w:t>JointMI</w:t>
       </w:r>
-      <w:proofErr w:type="spellEnd"/>
       <w:r>
         <w:rPr>
           <w:rFonts w:ascii="Times New Roman" w:eastAsia="標楷體" w:hAnsi="Times New Roman" w:cs="Times New Roman" w:hint="eastAsia"/>
@@ -4946,7 +4868,6 @@
           <w:lang w:eastAsia="zh-TW"/>
         </w:rPr>
       </w:pPr>
-      <w:proofErr w:type="spellStart"/>
       <w:r>
         <w:rPr>
           <w:rFonts w:ascii="Times New Roman" w:eastAsia="標楷體" w:hAnsi="Times New Roman" w:cs="Times New Roman"/>
@@ -4956,7 +4877,6 @@
         </w:rPr>
         <w:t>MarginalMI</w:t>
       </w:r>
-      <w:proofErr w:type="spellEnd"/>
       <w:r>
         <w:rPr>
           <w:rFonts w:ascii="Times New Roman" w:eastAsia="標楷體" w:hAnsi="Times New Roman" w:cs="Times New Roman" w:hint="eastAsia"/>
@@ -5000,7 +4920,6 @@
           <w:lang w:eastAsia="zh-TW"/>
         </w:rPr>
       </w:pPr>
-      <w:proofErr w:type="spellStart"/>
       <w:r>
         <w:rPr>
           <w:rFonts w:ascii="Times New Roman" w:eastAsia="標楷體" w:hAnsi="Times New Roman" w:cs="Times New Roman"/>
@@ -5010,7 +4929,6 @@
         </w:rPr>
         <w:t>DeltaVar</w:t>
       </w:r>
-      <w:proofErr w:type="spellEnd"/>
       <w:r>
         <w:rPr>
           <w:rFonts w:ascii="Times New Roman" w:eastAsia="標楷體" w:hAnsi="Times New Roman" w:cs="Times New Roman" w:hint="eastAsia"/>
@@ -5054,7 +4972,6 @@
           <w:lang w:eastAsia="zh-TW"/>
         </w:rPr>
       </w:pPr>
-      <w:proofErr w:type="spellStart"/>
       <w:r>
         <w:rPr>
           <w:rFonts w:ascii="Times New Roman" w:eastAsia="標楷體" w:hAnsi="Times New Roman" w:cs="Times New Roman"/>
@@ -5064,7 +4981,6 @@
         </w:rPr>
         <w:t>ContextDist</w:t>
       </w:r>
-      <w:proofErr w:type="spellEnd"/>
       <w:r>
         <w:rPr>
           <w:rFonts w:ascii="Times New Roman" w:eastAsia="標楷體" w:hAnsi="Times New Roman" w:cs="Times New Roman" w:hint="eastAsia"/>
@@ -5220,7 +5136,6 @@
         </w:rPr>
         <w:t>。其中</w:t>
       </w:r>
-      <w:proofErr w:type="spellStart"/>
       <w:r>
         <w:rPr>
           <w:rFonts w:ascii="Times New Roman" w:eastAsia="標楷體" w:hAnsi="Times New Roman" w:cs="Times New Roman" w:hint="eastAsia"/>
@@ -5248,7 +5163,6 @@
         </w:rPr>
         <w:t>GNP</w:t>
       </w:r>
-      <w:proofErr w:type="spellEnd"/>
       <w:r>
         <w:rPr>
           <w:rFonts w:ascii="Times New Roman" w:eastAsia="標楷體" w:hAnsi="Times New Roman" w:cs="Times New Roman" w:hint="eastAsia"/>
@@ -5711,7 +5625,7 @@
       <w:pPr>
         <w:spacing w:line="360" w:lineRule="auto"/>
         <w:rPr>
-          <w:rFonts w:ascii="Times New Roman" w:eastAsia="標楷體" w:hAnsi="Times New Roman" w:cs="Times New Roman" w:hint="eastAsia"/>
+          <w:rFonts w:ascii="Times New Roman" w:eastAsia="標楷體" w:hAnsi="Times New Roman" w:cs="Times New Roman"/>
           <w:sz w:val="24"/>
           <w:szCs w:val="24"/>
           <w:lang w:eastAsia="zh-TW"/>
@@ -5876,7 +5790,6 @@
         </w:rPr>
         <w:t xml:space="preserve">: </w:t>
       </w:r>
-      <w:proofErr w:type="spellStart"/>
       <w:r>
         <w:rPr>
           <w:rFonts w:ascii="Times New Roman" w:eastAsia="標楷體" w:hAnsi="Times New Roman" w:cs="Times New Roman" w:hint="eastAsia"/>
@@ -5886,7 +5799,6 @@
         </w:rPr>
         <w:t>ConvGNP</w:t>
       </w:r>
-      <w:proofErr w:type="spellEnd"/>
       <w:r>
         <w:rPr>
           <w:rFonts w:ascii="Times New Roman" w:eastAsia="標楷體" w:hAnsi="Times New Roman" w:cs="Times New Roman" w:hint="eastAsia"/>
@@ -5914,7 +5826,6 @@
         </w:rPr>
         <w:t>，當觀測點越多</w:t>
       </w:r>
-      <w:proofErr w:type="spellStart"/>
       <w:r>
         <w:rPr>
           <w:rFonts w:ascii="Times New Roman" w:eastAsia="標楷體" w:hAnsi="Times New Roman" w:cs="Times New Roman" w:hint="eastAsia"/>
@@ -5942,7 +5853,6 @@
         </w:rPr>
         <w:t>GNP</w:t>
       </w:r>
-      <w:proofErr w:type="spellEnd"/>
       <w:r>
         <w:rPr>
           <w:rFonts w:ascii="Times New Roman" w:eastAsia="標楷體" w:hAnsi="Times New Roman" w:cs="Times New Roman" w:hint="eastAsia"/>
@@ -6043,25 +5953,14 @@
         </w:rPr>
         <w:t xml:space="preserve">: </w:t>
       </w:r>
-      <w:proofErr w:type="spellStart"/>
-      <w:r>
-        <w:rPr>
-          <w:rFonts w:ascii="Times New Roman" w:eastAsia="標楷體" w:hAnsi="Times New Roman" w:cs="Times New Roman"/>
-          <w:sz w:val="24"/>
-          <w:szCs w:val="24"/>
-          <w:lang w:eastAsia="zh-TW"/>
-        </w:rPr>
-        <w:t>ConvGNP</w:t>
-      </w:r>
-      <w:proofErr w:type="spellEnd"/>
-      <w:r>
-        <w:rPr>
-          <w:rFonts w:ascii="Times New Roman" w:eastAsia="標楷體" w:hAnsi="Times New Roman" w:cs="Times New Roman"/>
-          <w:sz w:val="24"/>
-          <w:szCs w:val="24"/>
-          <w:lang w:eastAsia="zh-TW"/>
-        </w:rPr>
-        <w:t xml:space="preserve"> </w:t>
+      <w:r>
+        <w:rPr>
+          <w:rFonts w:ascii="Times New Roman" w:eastAsia="標楷體" w:hAnsi="Times New Roman" w:cs="Times New Roman"/>
+          <w:sz w:val="24"/>
+          <w:szCs w:val="24"/>
+          <w:lang w:eastAsia="zh-TW"/>
+        </w:rPr>
+        <w:t xml:space="preserve">ConvGNP </w:t>
       </w:r>
       <w:r>
         <w:rPr>
@@ -6115,27 +6014,7 @@
           <w:szCs w:val="24"/>
           <w:lang w:eastAsia="zh-TW"/>
         </w:rPr>
-        <w:t xml:space="preserve"> </w:t>
-      </w:r>
-      <w:proofErr w:type="spellStart"/>
-      <w:r>
-        <w:rPr>
-          <w:rFonts w:ascii="Times New Roman" w:eastAsia="標楷體" w:hAnsi="Times New Roman" w:cs="Times New Roman"/>
-          <w:sz w:val="24"/>
-          <w:szCs w:val="24"/>
-          <w:lang w:eastAsia="zh-TW"/>
-        </w:rPr>
-        <w:t>ConvGNP</w:t>
-      </w:r>
-      <w:proofErr w:type="spellEnd"/>
-      <w:r>
-        <w:rPr>
-          <w:rFonts w:ascii="Times New Roman" w:eastAsia="標楷體" w:hAnsi="Times New Roman" w:cs="Times New Roman"/>
-          <w:sz w:val="24"/>
-          <w:szCs w:val="24"/>
-          <w:lang w:eastAsia="zh-TW"/>
-        </w:rPr>
-        <w:t xml:space="preserve"> </w:t>
+        <w:t xml:space="preserve"> ConvGNP </w:t>
       </w:r>
       <w:r>
         <w:rPr>
@@ -6246,25 +6125,14 @@
         </w:rPr>
         <w:t xml:space="preserve">: </w:t>
       </w:r>
-      <w:proofErr w:type="spellStart"/>
-      <w:r>
-        <w:rPr>
-          <w:rFonts w:ascii="Times New Roman" w:eastAsia="標楷體" w:hAnsi="Times New Roman" w:cs="Times New Roman"/>
-          <w:sz w:val="24"/>
-          <w:szCs w:val="24"/>
-          <w:lang w:eastAsia="zh-TW"/>
-        </w:rPr>
-        <w:t>ConvGNP</w:t>
-      </w:r>
-      <w:proofErr w:type="spellEnd"/>
-      <w:r>
-        <w:rPr>
-          <w:rFonts w:ascii="Times New Roman" w:eastAsia="標楷體" w:hAnsi="Times New Roman" w:cs="Times New Roman"/>
-          <w:sz w:val="24"/>
-          <w:szCs w:val="24"/>
-          <w:lang w:eastAsia="zh-TW"/>
-        </w:rPr>
-        <w:t xml:space="preserve"> </w:t>
+      <w:r>
+        <w:rPr>
+          <w:rFonts w:ascii="Times New Roman" w:eastAsia="標楷體" w:hAnsi="Times New Roman" w:cs="Times New Roman"/>
+          <w:sz w:val="24"/>
+          <w:szCs w:val="24"/>
+          <w:lang w:eastAsia="zh-TW"/>
+        </w:rPr>
+        <w:t xml:space="preserve">ConvGNP </w:t>
       </w:r>
       <w:r>
         <w:rPr>
@@ -6562,7 +6430,6 @@
         </w:rPr>
         <w:t>，因此提出</w:t>
       </w:r>
-      <w:proofErr w:type="spellStart"/>
       <w:r>
         <w:rPr>
           <w:rFonts w:ascii="Times New Roman" w:eastAsia="標楷體" w:hAnsi="Times New Roman" w:cs="Times New Roman"/>
@@ -6572,7 +6439,6 @@
         </w:rPr>
         <w:t>ConvGNP</w:t>
       </w:r>
-      <w:proofErr w:type="spellEnd"/>
       <w:r>
         <w:rPr>
           <w:rFonts w:ascii="標楷體" w:eastAsia="標楷體" w:hAnsi="標楷體" w:cs="新細明體" w:hint="eastAsia"/>
@@ -6648,9 +6514,8 @@
           <w:szCs w:val="24"/>
           <w:lang w:eastAsia="zh-TW"/>
         </w:rPr>
-        <w:t xml:space="preserve">: </w:t>
-      </w:r>
-      <w:proofErr w:type="spellStart"/>
+        <w:t>: JointNLL</w:t>
+      </w:r>
       <w:r>
         <w:rPr>
           <w:rFonts w:ascii="Times New Roman" w:eastAsia="標楷體" w:hAnsi="Times New Roman" w:cs="Times New Roman" w:hint="eastAsia"/>
@@ -6658,9 +6523,17 @@
           <w:szCs w:val="24"/>
           <w:lang w:eastAsia="zh-TW"/>
         </w:rPr>
-        <w:t>JointNLL</w:t>
-      </w:r>
-      <w:proofErr w:type="spellEnd"/>
+        <w:t>、</w:t>
+      </w:r>
+      <w:r>
+        <w:rPr>
+          <w:rFonts w:ascii="Times New Roman" w:eastAsia="標楷體" w:hAnsi="Times New Roman" w:cs="Times New Roman"/>
+          <w:sz w:val="24"/>
+          <w:szCs w:val="24"/>
+          <w:lang w:eastAsia="zh-TW"/>
+        </w:rPr>
+        <w:t>M</w:t>
+      </w:r>
       <w:r>
         <w:rPr>
           <w:rFonts w:ascii="Times New Roman" w:eastAsia="標楷體" w:hAnsi="Times New Roman" w:cs="Times New Roman" w:hint="eastAsia"/>
@@ -6668,28 +6541,8 @@
           <w:szCs w:val="24"/>
           <w:lang w:eastAsia="zh-TW"/>
         </w:rPr>
-        <w:t>、</w:t>
-      </w:r>
-      <w:proofErr w:type="spellStart"/>
-      <w:r>
-        <w:rPr>
-          <w:rFonts w:ascii="Times New Roman" w:eastAsia="標楷體" w:hAnsi="Times New Roman" w:cs="Times New Roman"/>
-          <w:sz w:val="24"/>
-          <w:szCs w:val="24"/>
-          <w:lang w:eastAsia="zh-TW"/>
-        </w:rPr>
-        <w:t>M</w:t>
-      </w:r>
-      <w:r>
-        <w:rPr>
-          <w:rFonts w:ascii="Times New Roman" w:eastAsia="標楷體" w:hAnsi="Times New Roman" w:cs="Times New Roman" w:hint="eastAsia"/>
-          <w:sz w:val="24"/>
-          <w:szCs w:val="24"/>
-          <w:lang w:eastAsia="zh-TW"/>
-        </w:rPr>
         <w:t>arginalNLL</w:t>
       </w:r>
-      <w:proofErr w:type="spellEnd"/>
       <w:r>
         <w:rPr>
           <w:rFonts w:ascii="Times New Roman" w:eastAsia="標楷體" w:hAnsi="Times New Roman" w:cs="Times New Roman" w:hint="eastAsia"/>
@@ -6740,19 +6593,8 @@
           <w:szCs w:val="24"/>
           <w:lang w:eastAsia="zh-TW"/>
         </w:rPr>
-        <w:t xml:space="preserve">: </w:t>
-      </w:r>
-      <w:proofErr w:type="spellStart"/>
-      <w:r>
-        <w:rPr>
-          <w:rFonts w:ascii="Times New Roman" w:eastAsia="標楷體" w:hAnsi="Times New Roman" w:cs="Times New Roman" w:hint="eastAsia"/>
-          <w:sz w:val="24"/>
-          <w:szCs w:val="24"/>
-          <w:lang w:eastAsia="zh-TW"/>
-        </w:rPr>
-        <w:t>ConvGP</w:t>
-      </w:r>
-      <w:proofErr w:type="spellEnd"/>
+        <w:t>: ConvGP</w:t>
+      </w:r>
       <w:r>
         <w:rPr>
           <w:rFonts w:ascii="Times New Roman" w:eastAsia="標楷體" w:hAnsi="Times New Roman" w:cs="Times New Roman" w:hint="eastAsia"/>
@@ -6832,7 +6674,6 @@
         </w:rPr>
         <w:t>、</w:t>
       </w:r>
-      <w:proofErr w:type="spellStart"/>
       <w:r>
         <w:rPr>
           <w:rFonts w:ascii="Times New Roman" w:eastAsia="標楷體" w:hAnsi="Times New Roman" w:cs="Times New Roman" w:hint="eastAsia"/>
@@ -6842,7 +6683,6 @@
         </w:rPr>
         <w:t>DeltaVar</w:t>
       </w:r>
-      <w:proofErr w:type="spellEnd"/>
     </w:p>
     <w:p>
       <w:pPr>
@@ -6907,16 +6747,7 @@
           <w:szCs w:val="24"/>
           <w:lang w:eastAsia="zh-TW"/>
         </w:rPr>
-        <w:t>Intelligent sensor placement for hot server detection in data centers</w:t>
-      </w:r>
-      <w:r>
-        <w:rPr>
-          <w:rFonts w:ascii="Times New Roman" w:eastAsia="標楷體" w:hAnsi="Times New Roman" w:cs="Times New Roman"/>
-          <w:sz w:val="24"/>
-          <w:szCs w:val="24"/>
-          <w:lang w:eastAsia="zh-TW"/>
-        </w:rPr>
-        <w:t xml:space="preserve"> </w:t>
+        <w:t xml:space="preserve">Intelligent sensor placement for hot server detection in data centers </w:t>
       </w:r>
     </w:p>
     <w:p>
@@ -7208,7 +7039,7 @@
         <w:spacing w:line="360" w:lineRule="auto"/>
         <w:ind w:firstLine="240"/>
         <w:rPr>
-          <w:rFonts w:eastAsia="標楷體" w:hint="eastAsia"/>
+          <w:rFonts w:eastAsia="標楷體"/>
           <w:sz w:val="24"/>
           <w:szCs w:val="24"/>
           <w:lang w:eastAsia="zh-TW"/>
@@ -7956,7 +7787,7 @@
         </w:numPr>
         <w:spacing w:line="360" w:lineRule="auto"/>
         <w:rPr>
-          <w:rFonts w:ascii="Times New Roman" w:eastAsia="標楷體" w:hAnsi="Times New Roman" w:cs="Times New Roman" w:hint="eastAsia"/>
+          <w:rFonts w:ascii="Times New Roman" w:eastAsia="標楷體" w:hAnsi="Times New Roman" w:cs="Times New Roman"/>
           <w:sz w:val="24"/>
           <w:szCs w:val="24"/>
           <w:lang w:eastAsia="zh-TW"/>
@@ -8189,7 +8020,7 @@
         <w:spacing w:line="360" w:lineRule="auto"/>
         <w:ind w:left="1800" w:firstLine="360"/>
         <w:rPr>
-          <w:rFonts w:ascii="Times New Roman" w:eastAsia="標楷體" w:hAnsi="Times New Roman" w:cs="Times New Roman" w:hint="eastAsia"/>
+          <w:rFonts w:ascii="Times New Roman" w:eastAsia="標楷體" w:hAnsi="Times New Roman" w:cs="Times New Roman"/>
           <w:sz w:val="24"/>
           <w:szCs w:val="24"/>
           <w:lang w:eastAsia="zh-TW"/>
@@ -8257,6 +8088,7 @@
       <w:r>
         <w:rPr>
           <w:rFonts w:ascii="Times New Roman" w:eastAsia="標楷體" w:hAnsi="Times New Roman" w:cs="Times New Roman"/>
+          <w:noProof/>
           <w:sz w:val="24"/>
           <w:szCs w:val="24"/>
           <w:lang w:eastAsia="zh-TW"/>
@@ -8332,7 +8164,7 @@
         </w:numPr>
         <w:spacing w:line="360" w:lineRule="auto"/>
         <w:rPr>
-          <w:rFonts w:ascii="Times New Roman" w:eastAsia="標楷體" w:hAnsi="Times New Roman" w:cs="Times New Roman" w:hint="eastAsia"/>
+          <w:rFonts w:ascii="Times New Roman" w:eastAsia="標楷體" w:hAnsi="Times New Roman" w:cs="Times New Roman"/>
           <w:sz w:val="24"/>
           <w:szCs w:val="24"/>
           <w:lang w:eastAsia="zh-TW"/>
@@ -8409,6 +8241,7 @@
       <w:r>
         <w:rPr>
           <w:rFonts w:ascii="Times New Roman" w:eastAsia="標楷體" w:hAnsi="Times New Roman" w:cs="Times New Roman"/>
+          <w:noProof/>
           <w:sz w:val="24"/>
           <w:szCs w:val="24"/>
           <w:lang w:eastAsia="zh-TW"/>
@@ -8569,7 +8402,7 @@
         <w:spacing w:line="360" w:lineRule="auto"/>
         <w:ind w:left="1800"/>
         <w:rPr>
-          <w:rFonts w:ascii="Times New Roman" w:eastAsia="標楷體" w:hAnsi="Times New Roman" w:cs="Times New Roman" w:hint="eastAsia"/>
+          <w:rFonts w:ascii="Times New Roman" w:eastAsia="標楷體" w:hAnsi="Times New Roman" w:cs="Times New Roman"/>
           <w:sz w:val="24"/>
           <w:szCs w:val="24"/>
           <w:lang w:eastAsia="zh-TW"/>
@@ -8607,16 +8440,7 @@
           <w:szCs w:val="24"/>
           <w:lang w:eastAsia="zh-TW"/>
         </w:rPr>
-        <w:t xml:space="preserve"> Lightweight Sensor Placement</w:t>
-      </w:r>
-      <w:r>
-        <w:rPr>
-          <w:rFonts w:ascii="Times New Roman" w:eastAsia="標楷體" w:hAnsi="Times New Roman" w:cs="Times New Roman"/>
-          <w:sz w:val="24"/>
-          <w:szCs w:val="24"/>
-          <w:lang w:eastAsia="zh-TW"/>
-        </w:rPr>
-        <w:t xml:space="preserve"> </w:t>
+        <w:t xml:space="preserve"> Lightweight Sensor Placement </w:t>
       </w:r>
       <w:r>
         <w:rPr>
@@ -9094,7 +8918,7 @@
         </w:numPr>
         <w:spacing w:line="360" w:lineRule="auto"/>
         <w:rPr>
-          <w:rFonts w:ascii="Times New Roman" w:eastAsia="標楷體" w:hAnsi="Times New Roman" w:cs="Times New Roman" w:hint="eastAsia"/>
+          <w:rFonts w:ascii="Times New Roman" w:eastAsia="標楷體" w:hAnsi="Times New Roman" w:cs="Times New Roman"/>
           <w:sz w:val="24"/>
           <w:szCs w:val="24"/>
           <w:lang w:eastAsia="zh-TW"/>
@@ -9806,6 +9630,104 @@
     </w:p>
     <w:p>
       <w:pPr>
+        <w:spacing w:line="360" w:lineRule="auto"/>
+        <w:ind w:left="1080"/>
+        <w:rPr>
+          <w:rFonts w:ascii="Times New Roman" w:eastAsia="標楷體" w:hAnsi="Times New Roman" w:cs="Times New Roman" w:hint="eastAsia"/>
+          <w:sz w:val="24"/>
+          <w:szCs w:val="24"/>
+          <w:lang w:eastAsia="zh-TW"/>
+        </w:rPr>
+      </w:pPr>
+      <w:r>
+        <w:rPr>
+          <w:rFonts w:ascii="Times New Roman" w:eastAsia="標楷體" w:hAnsi="Times New Roman" w:cs="Times New Roman"/>
+          <w:sz w:val="24"/>
+          <w:szCs w:val="24"/>
+          <w:lang w:eastAsia="zh-TW"/>
+        </w:rPr>
+        <w:drawing>
+          <wp:inline distT="0" distB="0" distL="0" distR="0" wp14:anchorId="3871023A" wp14:editId="5B058361">
+            <wp:extent cx="2272290" cy="1193800"/>
+            <wp:effectExtent l="0" t="0" r="0" b="6350"/>
+            <wp:docPr id="90214312" name="圖片 1"/>
+            <wp:cNvGraphicFramePr>
+              <a:graphicFrameLocks xmlns:a="http://schemas.openxmlformats.org/drawingml/2006/main" noChangeAspect="1"/>
+            </wp:cNvGraphicFramePr>
+            <a:graphic xmlns:a="http://schemas.openxmlformats.org/drawingml/2006/main">
+              <a:graphicData uri="http://schemas.openxmlformats.org/drawingml/2006/picture">
+                <pic:pic xmlns:pic="http://schemas.openxmlformats.org/drawingml/2006/picture">
+                  <pic:nvPicPr>
+                    <pic:cNvPr id="90214312" name=""/>
+                    <pic:cNvPicPr/>
+                  </pic:nvPicPr>
+                  <pic:blipFill>
+                    <a:blip r:embed="rId19"/>
+                    <a:stretch>
+                      <a:fillRect/>
+                    </a:stretch>
+                  </pic:blipFill>
+                  <pic:spPr>
+                    <a:xfrm>
+                      <a:off x="0" y="0"/>
+                      <a:ext cx="2276036" cy="1195768"/>
+                    </a:xfrm>
+                    <a:prstGeom prst="rect">
+                      <a:avLst/>
+                    </a:prstGeom>
+                  </pic:spPr>
+                </pic:pic>
+              </a:graphicData>
+            </a:graphic>
+          </wp:inline>
+        </w:drawing>
+      </w:r>
+      <w:r>
+        <w:rPr>
+          <w:rFonts w:ascii="Times New Roman" w:eastAsia="標楷體" w:hAnsi="Times New Roman" w:cs="Times New Roman"/>
+          <w:sz w:val="24"/>
+          <w:szCs w:val="24"/>
+          <w:lang w:eastAsia="zh-TW"/>
+        </w:rPr>
+        <w:drawing>
+          <wp:inline distT="0" distB="0" distL="0" distR="0" wp14:anchorId="78B04B58" wp14:editId="0649AAFD">
+            <wp:extent cx="2304499" cy="1286475"/>
+            <wp:effectExtent l="0" t="0" r="635" b="9525"/>
+            <wp:docPr id="70462042" name="圖片 1"/>
+            <wp:cNvGraphicFramePr>
+              <a:graphicFrameLocks xmlns:a="http://schemas.openxmlformats.org/drawingml/2006/main" noChangeAspect="1"/>
+            </wp:cNvGraphicFramePr>
+            <a:graphic xmlns:a="http://schemas.openxmlformats.org/drawingml/2006/main">
+              <a:graphicData uri="http://schemas.openxmlformats.org/drawingml/2006/picture">
+                <pic:pic xmlns:pic="http://schemas.openxmlformats.org/drawingml/2006/picture">
+                  <pic:nvPicPr>
+                    <pic:cNvPr id="70462042" name=""/>
+                    <pic:cNvPicPr/>
+                  </pic:nvPicPr>
+                  <pic:blipFill>
+                    <a:blip r:embed="rId20"/>
+                    <a:stretch>
+                      <a:fillRect/>
+                    </a:stretch>
+                  </pic:blipFill>
+                  <pic:spPr>
+                    <a:xfrm>
+                      <a:off x="0" y="0"/>
+                      <a:ext cx="2323320" cy="1296982"/>
+                    </a:xfrm>
+                    <a:prstGeom prst="rect">
+                      <a:avLst/>
+                    </a:prstGeom>
+                  </pic:spPr>
+                </pic:pic>
+              </a:graphicData>
+            </a:graphic>
+          </wp:inline>
+        </w:drawing>
+      </w:r>
+    </w:p>
+    <w:p>
+      <w:pPr>
         <w:pStyle w:val="ae"/>
         <w:numPr>
           <w:ilvl w:val="0"/>
@@ -10118,7 +10040,7 @@
         </w:numPr>
         <w:spacing w:line="360" w:lineRule="auto"/>
         <w:rPr>
-          <w:rFonts w:ascii="Times New Roman" w:eastAsia="標楷體" w:hAnsi="Times New Roman" w:cs="Times New Roman" w:hint="eastAsia"/>
+          <w:rFonts w:ascii="Times New Roman" w:eastAsia="標楷體" w:hAnsi="Times New Roman" w:cs="Times New Roman"/>
           <w:sz w:val="24"/>
           <w:szCs w:val="24"/>
           <w:lang w:eastAsia="zh-TW"/>
@@ -10590,7 +10512,7 @@
         <w:spacing w:line="360" w:lineRule="auto"/>
         <w:ind w:left="480"/>
         <w:rPr>
-          <w:rFonts w:ascii="Times New Roman" w:eastAsia="標楷體" w:hAnsi="Times New Roman" w:cs="Times New Roman" w:hint="eastAsia"/>
+          <w:rFonts w:ascii="Times New Roman" w:eastAsia="標楷體" w:hAnsi="Times New Roman" w:cs="Times New Roman"/>
           <w:sz w:val="24"/>
           <w:szCs w:val="24"/>
           <w:lang w:eastAsia="zh-TW"/>
@@ -11212,7 +11134,7 @@
         <w:spacing w:line="360" w:lineRule="auto"/>
         <w:ind w:left="840"/>
         <w:rPr>
-          <w:rFonts w:ascii="Times New Roman" w:eastAsia="標楷體" w:hAnsi="Times New Roman" w:cs="Times New Roman" w:hint="eastAsia"/>
+          <w:rFonts w:ascii="Times New Roman" w:eastAsia="標楷體" w:hAnsi="Times New Roman" w:cs="Times New Roman"/>
           <w:sz w:val="24"/>
           <w:szCs w:val="24"/>
           <w:lang w:eastAsia="zh-TW"/>
@@ -11225,12 +11147,4535 @@
         <w:spacing w:line="360" w:lineRule="auto"/>
         <w:ind w:left="480"/>
         <w:rPr>
+          <w:rFonts w:ascii="Times New Roman" w:eastAsia="標楷體" w:hAnsi="Times New Roman" w:cs="Times New Roman"/>
+          <w:sz w:val="24"/>
+          <w:szCs w:val="24"/>
+          <w:lang w:eastAsia="zh-TW"/>
+        </w:rPr>
+      </w:pPr>
+    </w:p>
+    <w:p>
+      <w:pPr>
+        <w:pStyle w:val="ae"/>
+        <w:spacing w:line="360" w:lineRule="auto"/>
+        <w:ind w:left="480"/>
+        <w:rPr>
+          <w:rFonts w:ascii="Times New Roman" w:eastAsia="標楷體" w:hAnsi="Times New Roman" w:cs="Times New Roman"/>
+          <w:sz w:val="24"/>
+          <w:szCs w:val="24"/>
+          <w:lang w:eastAsia="zh-TW"/>
+        </w:rPr>
+      </w:pPr>
+    </w:p>
+    <w:p>
+      <w:pPr>
+        <w:pStyle w:val="ae"/>
+        <w:spacing w:line="360" w:lineRule="auto"/>
+        <w:ind w:left="480"/>
+        <w:rPr>
+          <w:rFonts w:ascii="Times New Roman" w:eastAsia="標楷體" w:hAnsi="Times New Roman" w:cs="Times New Roman"/>
+          <w:sz w:val="24"/>
+          <w:szCs w:val="24"/>
+          <w:lang w:eastAsia="zh-TW"/>
+        </w:rPr>
+      </w:pPr>
+    </w:p>
+    <w:p>
+      <w:pPr>
+        <w:pStyle w:val="ae"/>
+        <w:spacing w:line="360" w:lineRule="auto"/>
+        <w:ind w:left="480"/>
+        <w:rPr>
+          <w:rFonts w:ascii="Times New Roman" w:eastAsia="標楷體" w:hAnsi="Times New Roman" w:cs="Times New Roman"/>
+          <w:sz w:val="24"/>
+          <w:szCs w:val="24"/>
+          <w:lang w:eastAsia="zh-TW"/>
+        </w:rPr>
+      </w:pPr>
+    </w:p>
+    <w:p>
+      <w:pPr>
+        <w:pStyle w:val="ae"/>
+        <w:spacing w:line="360" w:lineRule="auto"/>
+        <w:ind w:left="480"/>
+        <w:rPr>
+          <w:rFonts w:ascii="Times New Roman" w:eastAsia="標楷體" w:hAnsi="Times New Roman" w:cs="Times New Roman"/>
+          <w:sz w:val="24"/>
+          <w:szCs w:val="24"/>
+          <w:lang w:eastAsia="zh-TW"/>
+        </w:rPr>
+      </w:pPr>
+    </w:p>
+    <w:p>
+      <w:pPr>
+        <w:pStyle w:val="ae"/>
+        <w:spacing w:line="360" w:lineRule="auto"/>
+        <w:ind w:left="480"/>
+        <w:rPr>
+          <w:rFonts w:ascii="Times New Roman" w:eastAsia="標楷體" w:hAnsi="Times New Roman" w:cs="Times New Roman"/>
+          <w:sz w:val="24"/>
+          <w:szCs w:val="24"/>
+          <w:lang w:eastAsia="zh-TW"/>
+        </w:rPr>
+      </w:pPr>
+    </w:p>
+    <w:p>
+      <w:pPr>
+        <w:pStyle w:val="ae"/>
+        <w:spacing w:line="360" w:lineRule="auto"/>
+        <w:ind w:left="480"/>
+        <w:rPr>
+          <w:rFonts w:ascii="Times New Roman" w:eastAsia="標楷體" w:hAnsi="Times New Roman" w:cs="Times New Roman"/>
+          <w:sz w:val="24"/>
+          <w:szCs w:val="24"/>
+          <w:lang w:eastAsia="zh-TW"/>
+        </w:rPr>
+      </w:pPr>
+    </w:p>
+    <w:p>
+      <w:pPr>
+        <w:pStyle w:val="ae"/>
+        <w:spacing w:line="360" w:lineRule="auto"/>
+        <w:ind w:left="480"/>
+        <w:rPr>
+          <w:rFonts w:ascii="Times New Roman" w:eastAsia="標楷體" w:hAnsi="Times New Roman" w:cs="Times New Roman"/>
+          <w:sz w:val="24"/>
+          <w:szCs w:val="24"/>
+          <w:lang w:eastAsia="zh-TW"/>
+        </w:rPr>
+      </w:pPr>
+    </w:p>
+    <w:p>
+      <w:pPr>
+        <w:pStyle w:val="ae"/>
+        <w:spacing w:line="360" w:lineRule="auto"/>
+        <w:ind w:left="480"/>
+        <w:rPr>
+          <w:rFonts w:ascii="Times New Roman" w:eastAsia="標楷體" w:hAnsi="Times New Roman" w:cs="Times New Roman"/>
+          <w:sz w:val="24"/>
+          <w:szCs w:val="24"/>
+          <w:lang w:eastAsia="zh-TW"/>
+        </w:rPr>
+      </w:pPr>
+    </w:p>
+    <w:p>
+      <w:pPr>
+        <w:pStyle w:val="ae"/>
+        <w:spacing w:line="360" w:lineRule="auto"/>
+        <w:ind w:left="480"/>
+        <w:rPr>
+          <w:rFonts w:ascii="Times New Roman" w:eastAsia="標楷體" w:hAnsi="Times New Roman" w:cs="Times New Roman"/>
+          <w:sz w:val="24"/>
+          <w:szCs w:val="24"/>
+          <w:lang w:eastAsia="zh-TW"/>
+        </w:rPr>
+      </w:pPr>
+    </w:p>
+    <w:p>
+      <w:pPr>
+        <w:pStyle w:val="ae"/>
+        <w:spacing w:line="360" w:lineRule="auto"/>
+        <w:ind w:left="480"/>
+        <w:rPr>
+          <w:rFonts w:ascii="Times New Roman" w:eastAsia="標楷體" w:hAnsi="Times New Roman" w:cs="Times New Roman"/>
+          <w:sz w:val="24"/>
+          <w:szCs w:val="24"/>
+          <w:lang w:eastAsia="zh-TW"/>
+        </w:rPr>
+      </w:pPr>
+    </w:p>
+    <w:p>
+      <w:pPr>
+        <w:pStyle w:val="ae"/>
+        <w:spacing w:line="360" w:lineRule="auto"/>
+        <w:ind w:left="480"/>
+        <w:rPr>
+          <w:rFonts w:ascii="Times New Roman" w:eastAsia="標楷體" w:hAnsi="Times New Roman" w:cs="Times New Roman"/>
+          <w:sz w:val="24"/>
+          <w:szCs w:val="24"/>
+          <w:lang w:eastAsia="zh-TW"/>
+        </w:rPr>
+      </w:pPr>
+    </w:p>
+    <w:p>
+      <w:pPr>
+        <w:pStyle w:val="ae"/>
+        <w:spacing w:line="360" w:lineRule="auto"/>
+        <w:ind w:left="480"/>
+        <w:rPr>
+          <w:rFonts w:ascii="Times New Roman" w:eastAsia="標楷體" w:hAnsi="Times New Roman" w:cs="Times New Roman"/>
+          <w:sz w:val="24"/>
+          <w:szCs w:val="24"/>
+          <w:lang w:eastAsia="zh-TW"/>
+        </w:rPr>
+      </w:pPr>
+    </w:p>
+    <w:p>
+      <w:pPr>
+        <w:pStyle w:val="ae"/>
+        <w:spacing w:line="360" w:lineRule="auto"/>
+        <w:ind w:left="480"/>
+        <w:rPr>
+          <w:rFonts w:ascii="Times New Roman" w:eastAsia="標楷體" w:hAnsi="Times New Roman" w:cs="Times New Roman"/>
+          <w:sz w:val="24"/>
+          <w:szCs w:val="24"/>
+          <w:lang w:eastAsia="zh-TW"/>
+        </w:rPr>
+      </w:pPr>
+    </w:p>
+    <w:p>
+      <w:pPr>
+        <w:pStyle w:val="ae"/>
+        <w:spacing w:line="360" w:lineRule="auto"/>
+        <w:ind w:left="480"/>
+        <w:rPr>
+          <w:rFonts w:ascii="Times New Roman" w:eastAsia="標楷體" w:hAnsi="Times New Roman" w:cs="Times New Roman"/>
+          <w:sz w:val="24"/>
+          <w:szCs w:val="24"/>
+          <w:lang w:eastAsia="zh-TW"/>
+        </w:rPr>
+      </w:pPr>
+    </w:p>
+    <w:p>
+      <w:pPr>
+        <w:pStyle w:val="ae"/>
+        <w:spacing w:line="360" w:lineRule="auto"/>
+        <w:ind w:left="480"/>
+        <w:rPr>
+          <w:rFonts w:ascii="Times New Roman" w:eastAsia="標楷體" w:hAnsi="Times New Roman" w:cs="Times New Roman"/>
+          <w:b/>
+          <w:bCs/>
+          <w:sz w:val="32"/>
+          <w:szCs w:val="32"/>
+          <w:lang w:eastAsia="zh-TW"/>
+        </w:rPr>
+      </w:pPr>
+      <w:r>
+        <w:rPr>
           <w:rFonts w:ascii="Times New Roman" w:eastAsia="標楷體" w:hAnsi="Times New Roman" w:cs="Times New Roman" w:hint="eastAsia"/>
-          <w:sz w:val="24"/>
-          <w:szCs w:val="24"/>
-          <w:lang w:eastAsia="zh-TW"/>
-        </w:rPr>
-      </w:pPr>
+          <w:b/>
+          <w:bCs/>
+          <w:sz w:val="32"/>
+          <w:szCs w:val="32"/>
+          <w:lang w:eastAsia="zh-TW"/>
+        </w:rPr>
+        <w:t>Paper 4:</w:t>
+      </w:r>
+    </w:p>
+    <w:p>
+      <w:pPr>
+        <w:pStyle w:val="ae"/>
+        <w:spacing w:line="360" w:lineRule="auto"/>
+        <w:ind w:left="480"/>
+        <w:rPr>
+          <w:rFonts w:ascii="Times New Roman" w:eastAsia="標楷體" w:hAnsi="Times New Roman" w:cs="Times New Roman"/>
+          <w:sz w:val="24"/>
+          <w:szCs w:val="24"/>
+          <w:lang w:eastAsia="zh-TW"/>
+        </w:rPr>
+      </w:pPr>
+      <w:r>
+        <w:rPr>
+          <w:rFonts w:ascii="Times New Roman" w:eastAsia="標楷體" w:hAnsi="Times New Roman" w:cs="Times New Roman"/>
+          <w:sz w:val="24"/>
+          <w:szCs w:val="24"/>
+          <w:lang w:eastAsia="zh-TW"/>
+        </w:rPr>
+        <w:t>Machine Learning-Based Temperature Prediction for Runtime Thermal Management Across System Components</w:t>
+      </w:r>
+    </w:p>
+    <w:p>
+      <w:pPr>
+        <w:pStyle w:val="ae"/>
+        <w:spacing w:line="360" w:lineRule="auto"/>
+        <w:ind w:left="480"/>
+        <w:rPr>
+          <w:rFonts w:ascii="Times New Roman" w:eastAsia="標楷體" w:hAnsi="Times New Roman" w:cs="Times New Roman"/>
+          <w:sz w:val="24"/>
+          <w:szCs w:val="24"/>
+          <w:lang w:eastAsia="zh-TW"/>
+        </w:rPr>
+      </w:pPr>
+      <w:r>
+        <w:rPr>
+          <w:rFonts w:ascii="Times New Roman" w:eastAsia="標楷體" w:hAnsi="Times New Roman" w:cs="Times New Roman"/>
+          <w:sz w:val="24"/>
+          <w:szCs w:val="24"/>
+          <w:lang w:eastAsia="zh-TW"/>
+        </w:rPr>
+        <w:t>ZHANG, Kaicheng, et al. Machine learning-based temperature prediction for runtime thermal management across system components. </w:t>
+      </w:r>
+      <w:r>
+        <w:rPr>
+          <w:rFonts w:ascii="Times New Roman" w:eastAsia="標楷體" w:hAnsi="Times New Roman" w:cs="Times New Roman"/>
+          <w:i/>
+          <w:iCs/>
+          <w:sz w:val="24"/>
+          <w:szCs w:val="24"/>
+          <w:lang w:eastAsia="zh-TW"/>
+        </w:rPr>
+        <w:t>IEEE Transactions on parallel and distributed systems</w:t>
+      </w:r>
+      <w:r>
+        <w:rPr>
+          <w:rFonts w:ascii="Times New Roman" w:eastAsia="標楷體" w:hAnsi="Times New Roman" w:cs="Times New Roman"/>
+          <w:sz w:val="24"/>
+          <w:szCs w:val="24"/>
+          <w:lang w:eastAsia="zh-TW"/>
+        </w:rPr>
+        <w:t>, 2017, 29.2: 405-419.</w:t>
+      </w:r>
+    </w:p>
+    <w:p>
+      <w:pPr>
+        <w:pStyle w:val="ae"/>
+        <w:numPr>
+          <w:ilvl w:val="0"/>
+          <w:numId w:val="60"/>
+        </w:numPr>
+        <w:spacing w:line="360" w:lineRule="auto"/>
+        <w:rPr>
+          <w:rFonts w:ascii="Times New Roman" w:eastAsia="標楷體" w:hAnsi="Times New Roman" w:cs="Times New Roman"/>
+          <w:sz w:val="24"/>
+          <w:szCs w:val="24"/>
+          <w:lang w:eastAsia="zh-TW"/>
+        </w:rPr>
+      </w:pPr>
+      <w:r>
+        <w:rPr>
+          <w:rFonts w:ascii="Times New Roman" w:eastAsia="標楷體" w:hAnsi="Times New Roman" w:cs="Times New Roman" w:hint="eastAsia"/>
+          <w:sz w:val="24"/>
+          <w:szCs w:val="24"/>
+          <w:lang w:eastAsia="zh-TW"/>
+        </w:rPr>
+        <w:t>論文挑戰</w:t>
+      </w:r>
+    </w:p>
+    <w:p>
+      <w:pPr>
+        <w:pStyle w:val="ae"/>
+        <w:spacing w:line="360" w:lineRule="auto"/>
+        <w:ind w:left="1680" w:firstLine="480"/>
+        <w:rPr>
+          <w:rFonts w:ascii="Times New Roman" w:eastAsia="標楷體" w:hAnsi="Times New Roman" w:cs="Times New Roman" w:hint="eastAsia"/>
+          <w:sz w:val="24"/>
+          <w:szCs w:val="24"/>
+          <w:lang w:eastAsia="zh-TW"/>
+        </w:rPr>
+      </w:pPr>
+      <w:r>
+        <w:rPr>
+          <w:rFonts w:ascii="Times New Roman" w:eastAsia="標楷體" w:hAnsi="Times New Roman" w:cs="Times New Roman"/>
+          <w:sz w:val="24"/>
+          <w:szCs w:val="24"/>
+          <w:lang w:eastAsia="zh-TW"/>
+        </w:rPr>
+        <w:t>高效能運算</w:t>
+      </w:r>
+      <w:r>
+        <w:rPr>
+          <w:rFonts w:ascii="Times New Roman" w:eastAsia="標楷體" w:hAnsi="Times New Roman" w:cs="Times New Roman" w:hint="eastAsia"/>
+          <w:sz w:val="24"/>
+          <w:szCs w:val="24"/>
+          <w:lang w:eastAsia="zh-TW"/>
+        </w:rPr>
+        <w:t>(</w:t>
+      </w:r>
+      <w:r>
+        <w:rPr>
+          <w:rFonts w:ascii="Times New Roman" w:eastAsia="標楷體" w:hAnsi="Times New Roman" w:cs="Times New Roman"/>
+          <w:sz w:val="24"/>
+          <w:szCs w:val="24"/>
+          <w:lang w:eastAsia="zh-TW"/>
+        </w:rPr>
+        <w:t>High</w:t>
+      </w:r>
+      <w:r>
+        <w:rPr>
+          <w:rFonts w:ascii="Times New Roman" w:eastAsia="標楷體" w:hAnsi="Times New Roman" w:cs="Times New Roman" w:hint="eastAsia"/>
+          <w:sz w:val="24"/>
+          <w:szCs w:val="24"/>
+          <w:lang w:eastAsia="zh-TW"/>
+        </w:rPr>
+        <w:t xml:space="preserve"> </w:t>
+      </w:r>
+      <w:r>
+        <w:rPr>
+          <w:rFonts w:ascii="Times New Roman" w:eastAsia="標楷體" w:hAnsi="Times New Roman" w:cs="Times New Roman"/>
+          <w:sz w:val="24"/>
+          <w:szCs w:val="24"/>
+          <w:lang w:eastAsia="zh-TW"/>
+        </w:rPr>
+        <w:t>Performance</w:t>
+      </w:r>
+      <w:r>
+        <w:rPr>
+          <w:rFonts w:ascii="Times New Roman" w:eastAsia="標楷體" w:hAnsi="Times New Roman" w:cs="Times New Roman" w:hint="eastAsia"/>
+          <w:sz w:val="24"/>
+          <w:szCs w:val="24"/>
+          <w:lang w:eastAsia="zh-TW"/>
+        </w:rPr>
+        <w:t xml:space="preserve"> </w:t>
+      </w:r>
+      <w:r>
+        <w:rPr>
+          <w:rFonts w:ascii="Times New Roman" w:eastAsia="標楷體" w:hAnsi="Times New Roman" w:cs="Times New Roman"/>
+          <w:sz w:val="24"/>
+          <w:szCs w:val="24"/>
+          <w:lang w:eastAsia="zh-TW"/>
+        </w:rPr>
+        <w:t>Computing</w:t>
+      </w:r>
+      <w:r>
+        <w:rPr>
+          <w:rFonts w:ascii="Times New Roman" w:eastAsia="標楷體" w:hAnsi="Times New Roman" w:cs="Times New Roman"/>
+          <w:sz w:val="24"/>
+          <w:szCs w:val="24"/>
+          <w:lang w:eastAsia="zh-TW"/>
+        </w:rPr>
+        <w:t xml:space="preserve"> </w:t>
+      </w:r>
+      <w:r>
+        <w:rPr>
+          <w:rFonts w:ascii="Times New Roman" w:eastAsia="標楷體" w:hAnsi="Times New Roman" w:cs="Times New Roman" w:hint="eastAsia"/>
+          <w:sz w:val="24"/>
+          <w:szCs w:val="24"/>
+          <w:lang w:eastAsia="zh-TW"/>
+        </w:rPr>
+        <w:t>,</w:t>
+      </w:r>
+      <w:r>
+        <w:rPr>
+          <w:rFonts w:ascii="Times New Roman" w:eastAsia="標楷體" w:hAnsi="Times New Roman" w:cs="Times New Roman"/>
+          <w:sz w:val="24"/>
+          <w:szCs w:val="24"/>
+          <w:lang w:eastAsia="zh-TW"/>
+        </w:rPr>
+        <w:t>HPC</w:t>
+      </w:r>
+      <w:r>
+        <w:rPr>
+          <w:rFonts w:ascii="Times New Roman" w:eastAsia="標楷體" w:hAnsi="Times New Roman" w:cs="Times New Roman" w:hint="eastAsia"/>
+          <w:sz w:val="24"/>
+          <w:szCs w:val="24"/>
+          <w:lang w:eastAsia="zh-TW"/>
+        </w:rPr>
+        <w:t>)</w:t>
+      </w:r>
+      <w:r>
+        <w:rPr>
+          <w:rFonts w:ascii="Times New Roman" w:eastAsia="標楷體" w:hAnsi="Times New Roman" w:cs="Times New Roman"/>
+          <w:sz w:val="24"/>
+          <w:szCs w:val="24"/>
+          <w:lang w:eastAsia="zh-TW"/>
+        </w:rPr>
+        <w:t>系統的溫度管理問題。系統溫度太高時，會觸發</w:t>
+      </w:r>
+      <w:r>
+        <w:rPr>
+          <w:rFonts w:ascii="Times New Roman" w:eastAsia="標楷體" w:hAnsi="Times New Roman" w:cs="Times New Roman"/>
+          <w:sz w:val="24"/>
+          <w:szCs w:val="24"/>
+          <w:lang w:eastAsia="zh-TW"/>
+        </w:rPr>
+        <w:t xml:space="preserve"> thermal throttling</w:t>
+      </w:r>
+      <w:r>
+        <w:rPr>
+          <w:rFonts w:ascii="Times New Roman" w:eastAsia="標楷體" w:hAnsi="Times New Roman" w:cs="Times New Roman"/>
+          <w:sz w:val="24"/>
+          <w:szCs w:val="24"/>
+          <w:lang w:eastAsia="zh-TW"/>
+        </w:rPr>
+        <w:t>，</w:t>
+      </w:r>
+      <w:r>
+        <w:rPr>
+          <w:rFonts w:ascii="Times New Roman" w:eastAsia="標楷體" w:hAnsi="Times New Roman" w:cs="Times New Roman"/>
+          <w:sz w:val="24"/>
+          <w:szCs w:val="24"/>
+          <w:lang w:eastAsia="zh-TW"/>
+        </w:rPr>
+        <w:t>例如降頻、限制功耗，導致效能下降。即使是看起來一樣的節點，只要放的位置不同、散熱條件不同，溫度反應也</w:t>
+      </w:r>
+      <w:r>
+        <w:rPr>
+          <w:rFonts w:ascii="Times New Roman" w:eastAsia="標楷體" w:hAnsi="Times New Roman" w:cs="Times New Roman" w:hint="eastAsia"/>
+          <w:sz w:val="24"/>
+          <w:szCs w:val="24"/>
+          <w:lang w:eastAsia="zh-TW"/>
+        </w:rPr>
+        <w:t>不同。</w:t>
+      </w:r>
+    </w:p>
+    <w:p>
+      <w:pPr>
+        <w:pStyle w:val="ae"/>
+        <w:numPr>
+          <w:ilvl w:val="0"/>
+          <w:numId w:val="60"/>
+        </w:numPr>
+        <w:spacing w:line="360" w:lineRule="auto"/>
+        <w:rPr>
+          <w:rFonts w:ascii="Times New Roman" w:eastAsia="標楷體" w:hAnsi="Times New Roman" w:cs="Times New Roman"/>
+          <w:sz w:val="24"/>
+          <w:szCs w:val="24"/>
+          <w:lang w:eastAsia="zh-TW"/>
+        </w:rPr>
+      </w:pPr>
+      <w:r>
+        <w:rPr>
+          <w:rFonts w:ascii="Times New Roman" w:eastAsia="標楷體" w:hAnsi="Times New Roman" w:cs="Times New Roman" w:hint="eastAsia"/>
+          <w:sz w:val="24"/>
+          <w:szCs w:val="24"/>
+          <w:lang w:eastAsia="zh-TW"/>
+        </w:rPr>
+        <w:t>假設</w:t>
+      </w:r>
+    </w:p>
+    <w:p>
+      <w:pPr>
+        <w:pStyle w:val="ae"/>
+        <w:spacing w:line="360" w:lineRule="auto"/>
+        <w:ind w:left="1440" w:firstLine="480"/>
+        <w:rPr>
+          <w:rFonts w:ascii="Times New Roman" w:eastAsia="標楷體" w:hAnsi="Times New Roman" w:cs="Times New Roman"/>
+          <w:sz w:val="24"/>
+          <w:szCs w:val="24"/>
+          <w:lang w:eastAsia="zh-TW"/>
+        </w:rPr>
+      </w:pPr>
+      <w:r>
+        <w:rPr>
+          <w:rFonts w:ascii="Times New Roman" w:eastAsia="標楷體" w:hAnsi="Times New Roman" w:cs="Times New Roman"/>
+          <w:sz w:val="24"/>
+          <w:szCs w:val="24"/>
+          <w:lang w:eastAsia="zh-TW"/>
+        </w:rPr>
+        <w:t>不</w:t>
+      </w:r>
+      <w:r>
+        <w:rPr>
+          <w:rFonts w:ascii="Times New Roman" w:eastAsia="標楷體" w:hAnsi="Times New Roman" w:cs="Times New Roman" w:hint="eastAsia"/>
+          <w:sz w:val="24"/>
+          <w:szCs w:val="24"/>
+          <w:lang w:eastAsia="zh-TW"/>
+        </w:rPr>
+        <w:t>需要</w:t>
+      </w:r>
+      <w:r>
+        <w:rPr>
+          <w:rFonts w:ascii="Times New Roman" w:eastAsia="標楷體" w:hAnsi="Times New Roman" w:cs="Times New Roman"/>
+          <w:sz w:val="24"/>
+          <w:szCs w:val="24"/>
+          <w:lang w:eastAsia="zh-TW"/>
+        </w:rPr>
+        <w:t>完整硬體熱傳模型，只要收集系統可取得的特徵，就可以用機器學習預測溫度。</w:t>
+      </w:r>
+    </w:p>
+    <w:p>
+      <w:pPr>
+        <w:pStyle w:val="ae"/>
+        <w:numPr>
+          <w:ilvl w:val="0"/>
+          <w:numId w:val="61"/>
+        </w:numPr>
+        <w:spacing w:line="360" w:lineRule="auto"/>
+        <w:rPr>
+          <w:rFonts w:ascii="Times New Roman" w:eastAsia="標楷體" w:hAnsi="Times New Roman" w:cs="Times New Roman"/>
+          <w:sz w:val="24"/>
+          <w:szCs w:val="24"/>
+          <w:lang w:eastAsia="zh-TW"/>
+        </w:rPr>
+      </w:pPr>
+      <w:r>
+        <w:rPr>
+          <w:rFonts w:ascii="Times New Roman" w:eastAsia="標楷體" w:hAnsi="Times New Roman" w:cs="Times New Roman"/>
+          <w:sz w:val="24"/>
+          <w:szCs w:val="24"/>
+          <w:lang w:eastAsia="zh-TW"/>
+        </w:rPr>
+        <w:t>不會因節點不同而大幅改變</w:t>
+      </w:r>
+      <w:r>
+        <w:rPr>
+          <w:rFonts w:ascii="Times New Roman" w:eastAsia="標楷體" w:hAnsi="Times New Roman" w:cs="Times New Roman" w:hint="eastAsia"/>
+          <w:sz w:val="24"/>
+          <w:szCs w:val="24"/>
+          <w:lang w:eastAsia="zh-TW"/>
+        </w:rPr>
+        <w:t>。</w:t>
+      </w:r>
+    </w:p>
+    <w:p>
+      <w:pPr>
+        <w:pStyle w:val="ae"/>
+        <w:numPr>
+          <w:ilvl w:val="0"/>
+          <w:numId w:val="61"/>
+        </w:numPr>
+        <w:spacing w:line="360" w:lineRule="auto"/>
+        <w:rPr>
+          <w:rFonts w:ascii="Times New Roman" w:eastAsia="標楷體" w:hAnsi="Times New Roman" w:cs="Times New Roman"/>
+          <w:sz w:val="24"/>
+          <w:szCs w:val="24"/>
+          <w:lang w:eastAsia="zh-TW"/>
+        </w:rPr>
+      </w:pPr>
+      <w:r>
+        <w:rPr>
+          <w:rFonts w:ascii="Times New Roman" w:eastAsia="標楷體" w:hAnsi="Times New Roman" w:cs="Times New Roman"/>
+          <w:sz w:val="24"/>
+          <w:szCs w:val="24"/>
+          <w:lang w:eastAsia="zh-TW"/>
+        </w:rPr>
+        <w:t>溫度可由歷史與特徵預測</w:t>
+      </w:r>
+      <w:r>
+        <w:rPr>
+          <w:rFonts w:ascii="Times New Roman" w:eastAsia="標楷體" w:hAnsi="Times New Roman" w:cs="Times New Roman" w:hint="eastAsia"/>
+          <w:sz w:val="24"/>
+          <w:szCs w:val="24"/>
+          <w:lang w:eastAsia="zh-TW"/>
+        </w:rPr>
+        <w:t>:</w:t>
+      </w:r>
+      <w:r>
+        <w:rPr>
+          <w:lang w:eastAsia="zh-TW"/>
+        </w:rPr>
+        <w:t xml:space="preserve"> </w:t>
+      </w:r>
+      <w:r>
+        <w:rPr>
+          <w:rFonts w:ascii="Times New Roman" w:eastAsia="標楷體" w:hAnsi="Times New Roman" w:cs="Times New Roman"/>
+          <w:sz w:val="24"/>
+          <w:szCs w:val="24"/>
+          <w:lang w:eastAsia="zh-TW"/>
+        </w:rPr>
+        <w:t>未來溫度只跟當前</w:t>
+      </w:r>
+      <w:r>
+        <w:rPr>
+          <w:rFonts w:ascii="Times New Roman" w:eastAsia="標楷體" w:hAnsi="Times New Roman" w:cs="Times New Roman"/>
+          <w:sz w:val="24"/>
+          <w:szCs w:val="24"/>
+          <w:lang w:eastAsia="zh-TW"/>
+        </w:rPr>
+        <w:t xml:space="preserve"> workload </w:t>
+      </w:r>
+      <w:r>
+        <w:rPr>
+          <w:rFonts w:ascii="Times New Roman" w:eastAsia="標楷體" w:hAnsi="Times New Roman" w:cs="Times New Roman"/>
+          <w:sz w:val="24"/>
+          <w:szCs w:val="24"/>
+          <w:lang w:eastAsia="zh-TW"/>
+        </w:rPr>
+        <w:t>特徵</w:t>
+      </w:r>
+      <w:r>
+        <w:rPr>
+          <w:rFonts w:ascii="Times New Roman" w:eastAsia="標楷體" w:hAnsi="Times New Roman" w:cs="Times New Roman" w:hint="eastAsia"/>
+          <w:sz w:val="24"/>
+          <w:szCs w:val="24"/>
+          <w:lang w:eastAsia="zh-TW"/>
+        </w:rPr>
+        <w:t>和</w:t>
+      </w:r>
+      <w:r>
+        <w:rPr>
+          <w:rFonts w:ascii="Times New Roman" w:eastAsia="標楷體" w:hAnsi="Times New Roman" w:cs="Times New Roman"/>
+          <w:sz w:val="24"/>
+          <w:szCs w:val="24"/>
+          <w:lang w:eastAsia="zh-TW"/>
+        </w:rPr>
+        <w:t>過去狀態</w:t>
+      </w:r>
+      <w:r>
+        <w:rPr>
+          <w:rFonts w:ascii="Times New Roman" w:eastAsia="標楷體" w:hAnsi="Times New Roman" w:cs="Times New Roman" w:hint="eastAsia"/>
+          <w:sz w:val="24"/>
+          <w:szCs w:val="24"/>
+          <w:lang w:eastAsia="zh-TW"/>
+        </w:rPr>
+        <w:t>有關。</w:t>
+      </w:r>
+    </w:p>
+    <w:p>
+      <w:pPr>
+        <w:pStyle w:val="ae"/>
+        <w:numPr>
+          <w:ilvl w:val="0"/>
+          <w:numId w:val="61"/>
+        </w:numPr>
+        <w:spacing w:line="360" w:lineRule="auto"/>
+        <w:rPr>
+          <w:rFonts w:ascii="Times New Roman" w:eastAsia="標楷體" w:hAnsi="Times New Roman" w:cs="Times New Roman"/>
+          <w:sz w:val="24"/>
+          <w:szCs w:val="24"/>
+          <w:lang w:eastAsia="zh-TW"/>
+        </w:rPr>
+      </w:pPr>
+      <w:r>
+        <w:rPr>
+          <w:rFonts w:ascii="Times New Roman" w:eastAsia="標楷體" w:hAnsi="Times New Roman" w:cs="Times New Roman"/>
+          <w:sz w:val="24"/>
+          <w:szCs w:val="24"/>
+          <w:lang w:eastAsia="zh-TW"/>
+        </w:rPr>
+        <w:t>不需依賴物理熱模型</w:t>
+      </w:r>
+      <w:r>
+        <w:rPr>
+          <w:rFonts w:ascii="Times New Roman" w:eastAsia="標楷體" w:hAnsi="Times New Roman" w:cs="Times New Roman" w:hint="eastAsia"/>
+          <w:sz w:val="24"/>
+          <w:szCs w:val="24"/>
+          <w:lang w:eastAsia="zh-TW"/>
+        </w:rPr>
+        <w:t>，</w:t>
+      </w:r>
+      <w:r>
+        <w:rPr>
+          <w:rFonts w:ascii="Times New Roman" w:eastAsia="標楷體" w:hAnsi="Times New Roman" w:cs="Times New Roman"/>
+          <w:sz w:val="24"/>
+          <w:szCs w:val="24"/>
+          <w:lang w:eastAsia="zh-TW"/>
+        </w:rPr>
+        <w:t>採用資料驅動方法</w:t>
+      </w:r>
+      <w:r>
+        <w:rPr>
+          <w:rFonts w:ascii="Times New Roman" w:eastAsia="標楷體" w:hAnsi="Times New Roman" w:cs="Times New Roman" w:hint="eastAsia"/>
+          <w:sz w:val="24"/>
+          <w:szCs w:val="24"/>
+          <w:lang w:eastAsia="zh-TW"/>
+        </w:rPr>
+        <w:t>:</w:t>
+      </w:r>
+      <w:r>
+        <w:rPr>
+          <w:lang w:eastAsia="zh-TW"/>
+        </w:rPr>
+        <w:t xml:space="preserve"> </w:t>
+      </w:r>
+      <w:r>
+        <w:rPr>
+          <w:rFonts w:ascii="Times New Roman" w:eastAsia="標楷體" w:hAnsi="Times New Roman" w:cs="Times New Roman"/>
+          <w:sz w:val="24"/>
+          <w:szCs w:val="24"/>
+          <w:lang w:eastAsia="zh-TW"/>
+        </w:rPr>
+        <w:t>只用</w:t>
+      </w:r>
+      <w:r>
+        <w:rPr>
+          <w:rFonts w:ascii="Times New Roman" w:eastAsia="標楷體" w:hAnsi="Times New Roman" w:cs="Times New Roman"/>
+          <w:sz w:val="24"/>
+          <w:szCs w:val="24"/>
+          <w:lang w:eastAsia="zh-TW"/>
+        </w:rPr>
+        <w:t xml:space="preserve">OS </w:t>
+      </w:r>
+      <w:r>
+        <w:rPr>
+          <w:rFonts w:ascii="Times New Roman" w:eastAsia="標楷體" w:hAnsi="Times New Roman" w:cs="Times New Roman"/>
+          <w:sz w:val="24"/>
+          <w:szCs w:val="24"/>
+          <w:lang w:eastAsia="zh-TW"/>
+        </w:rPr>
+        <w:t>可取得的資料（</w:t>
+      </w:r>
+      <w:r>
+        <w:rPr>
+          <w:rFonts w:ascii="Times New Roman" w:eastAsia="標楷體" w:hAnsi="Times New Roman" w:cs="Times New Roman"/>
+          <w:sz w:val="24"/>
+          <w:szCs w:val="24"/>
+          <w:lang w:eastAsia="zh-TW"/>
+        </w:rPr>
+        <w:t>counters</w:t>
+      </w:r>
+      <w:r>
+        <w:rPr>
+          <w:rFonts w:ascii="Times New Roman" w:eastAsia="標楷體" w:hAnsi="Times New Roman" w:cs="Times New Roman"/>
+          <w:sz w:val="24"/>
+          <w:szCs w:val="24"/>
+          <w:lang w:eastAsia="zh-TW"/>
+        </w:rPr>
+        <w:t>、</w:t>
+      </w:r>
+      <w:r>
+        <w:rPr>
+          <w:rFonts w:ascii="Times New Roman" w:eastAsia="標楷體" w:hAnsi="Times New Roman" w:cs="Times New Roman"/>
+          <w:sz w:val="24"/>
+          <w:szCs w:val="24"/>
+          <w:lang w:eastAsia="zh-TW"/>
+        </w:rPr>
+        <w:t>sensor</w:t>
+      </w:r>
+      <w:r>
+        <w:rPr>
+          <w:rFonts w:ascii="Times New Roman" w:eastAsia="標楷體" w:hAnsi="Times New Roman" w:cs="Times New Roman"/>
+          <w:sz w:val="24"/>
+          <w:szCs w:val="24"/>
+          <w:lang w:eastAsia="zh-TW"/>
+        </w:rPr>
+        <w:t>）</w:t>
+      </w:r>
+      <w:r>
+        <w:rPr>
+          <w:rFonts w:ascii="Times New Roman" w:eastAsia="標楷體" w:hAnsi="Times New Roman" w:cs="Times New Roman" w:hint="eastAsia"/>
+          <w:sz w:val="24"/>
+          <w:szCs w:val="24"/>
+          <w:lang w:eastAsia="zh-TW"/>
+        </w:rPr>
+        <w:t>，</w:t>
+      </w:r>
+      <w:r>
+        <w:rPr>
+          <w:rFonts w:ascii="Times New Roman" w:eastAsia="標楷體" w:hAnsi="Times New Roman" w:cs="Times New Roman"/>
+          <w:sz w:val="24"/>
+          <w:szCs w:val="24"/>
+          <w:lang w:eastAsia="zh-TW"/>
+        </w:rPr>
+        <w:t xml:space="preserve">ML </w:t>
+      </w:r>
+      <w:r>
+        <w:rPr>
+          <w:rFonts w:ascii="Times New Roman" w:eastAsia="標楷體" w:hAnsi="Times New Roman" w:cs="Times New Roman"/>
+          <w:sz w:val="24"/>
+          <w:szCs w:val="24"/>
+          <w:lang w:eastAsia="zh-TW"/>
+        </w:rPr>
+        <w:t>可取代傳統</w:t>
+      </w:r>
+      <w:r>
+        <w:rPr>
+          <w:rFonts w:ascii="Times New Roman" w:eastAsia="標楷體" w:hAnsi="Times New Roman" w:cs="Times New Roman"/>
+          <w:sz w:val="24"/>
+          <w:szCs w:val="24"/>
+          <w:lang w:eastAsia="zh-TW"/>
+        </w:rPr>
+        <w:t xml:space="preserve"> thermal model</w:t>
+      </w:r>
+      <w:r>
+        <w:rPr>
+          <w:rFonts w:ascii="Times New Roman" w:eastAsia="標楷體" w:hAnsi="Times New Roman" w:cs="Times New Roman" w:hint="eastAsia"/>
+          <w:sz w:val="24"/>
+          <w:szCs w:val="24"/>
+          <w:lang w:eastAsia="zh-TW"/>
+        </w:rPr>
+        <w:t>。</w:t>
+      </w:r>
+    </w:p>
+    <w:p>
+      <w:pPr>
+        <w:pStyle w:val="ae"/>
+        <w:numPr>
+          <w:ilvl w:val="0"/>
+          <w:numId w:val="61"/>
+        </w:numPr>
+        <w:spacing w:line="360" w:lineRule="auto"/>
+        <w:rPr>
+          <w:rFonts w:ascii="Times New Roman" w:eastAsia="標楷體" w:hAnsi="Times New Roman" w:cs="Times New Roman"/>
+          <w:sz w:val="24"/>
+          <w:szCs w:val="24"/>
+          <w:lang w:eastAsia="zh-TW"/>
+        </w:rPr>
+      </w:pPr>
+      <w:r>
+        <w:rPr>
+          <w:rFonts w:ascii="Times New Roman" w:eastAsia="標楷體" w:hAnsi="Times New Roman" w:cs="Times New Roman"/>
+          <w:sz w:val="24"/>
+          <w:szCs w:val="24"/>
+          <w:lang w:eastAsia="zh-TW"/>
+        </w:rPr>
+        <w:t>系統監測特徵足以描述熱行為</w:t>
+      </w:r>
+      <w:r>
+        <w:rPr>
+          <w:rFonts w:ascii="Times New Roman" w:eastAsia="標楷體" w:hAnsi="Times New Roman" w:cs="Times New Roman" w:hint="eastAsia"/>
+          <w:sz w:val="24"/>
+          <w:szCs w:val="24"/>
+          <w:lang w:eastAsia="zh-TW"/>
+        </w:rPr>
+        <w:t>。</w:t>
+      </w:r>
+    </w:p>
+    <w:p>
+      <w:pPr>
+        <w:pStyle w:val="ae"/>
+        <w:numPr>
+          <w:ilvl w:val="0"/>
+          <w:numId w:val="61"/>
+        </w:numPr>
+        <w:spacing w:line="360" w:lineRule="auto"/>
+        <w:rPr>
+          <w:rFonts w:ascii="Times New Roman" w:eastAsia="標楷體" w:hAnsi="Times New Roman" w:cs="Times New Roman"/>
+          <w:sz w:val="24"/>
+          <w:szCs w:val="24"/>
+          <w:lang w:eastAsia="zh-TW"/>
+        </w:rPr>
+      </w:pPr>
+      <w:r>
+        <w:rPr>
+          <w:rFonts w:ascii="Times New Roman" w:eastAsia="標楷體" w:hAnsi="Times New Roman" w:cs="Times New Roman"/>
+          <w:sz w:val="24"/>
+          <w:szCs w:val="24"/>
+          <w:lang w:eastAsia="zh-TW"/>
+        </w:rPr>
+        <w:t>系統運行會達到穩態溫度</w:t>
+      </w:r>
+      <w:r>
+        <w:rPr>
+          <w:rFonts w:ascii="Times New Roman" w:eastAsia="標楷體" w:hAnsi="Times New Roman" w:cs="Times New Roman" w:hint="eastAsia"/>
+          <w:sz w:val="24"/>
+          <w:szCs w:val="24"/>
+          <w:lang w:eastAsia="zh-TW"/>
+        </w:rPr>
+        <w:t>:</w:t>
+      </w:r>
+      <w:r>
+        <w:rPr>
+          <w:lang w:eastAsia="zh-TW"/>
+        </w:rPr>
+        <w:t xml:space="preserve"> </w:t>
+      </w:r>
+      <w:r>
+        <w:rPr>
+          <w:rFonts w:ascii="Times New Roman" w:eastAsia="標楷體" w:hAnsi="Times New Roman" w:cs="Times New Roman"/>
+          <w:sz w:val="24"/>
+          <w:szCs w:val="24"/>
+          <w:lang w:eastAsia="zh-TW"/>
+        </w:rPr>
+        <w:t>模型主要目標</w:t>
+      </w:r>
+      <w:r>
+        <w:rPr>
+          <w:rFonts w:ascii="Times New Roman" w:eastAsia="標楷體" w:hAnsi="Times New Roman" w:cs="Times New Roman" w:hint="eastAsia"/>
+          <w:sz w:val="24"/>
+          <w:szCs w:val="24"/>
+          <w:lang w:eastAsia="zh-TW"/>
+        </w:rPr>
+        <w:t>是</w:t>
+      </w:r>
+      <w:r>
+        <w:rPr>
+          <w:rFonts w:ascii="Times New Roman" w:eastAsia="標楷體" w:hAnsi="Times New Roman" w:cs="Times New Roman"/>
+          <w:sz w:val="24"/>
+          <w:szCs w:val="24"/>
+          <w:lang w:eastAsia="zh-TW"/>
+        </w:rPr>
+        <w:t>預測長時間溫度趨勢</w:t>
+      </w:r>
+      <w:r>
+        <w:rPr>
+          <w:rFonts w:ascii="Times New Roman" w:eastAsia="標楷體" w:hAnsi="Times New Roman" w:cs="Times New Roman" w:hint="eastAsia"/>
+          <w:sz w:val="24"/>
+          <w:szCs w:val="24"/>
+          <w:lang w:eastAsia="zh-TW"/>
+        </w:rPr>
+        <w:t>。</w:t>
+      </w:r>
+    </w:p>
+    <w:p>
+      <w:pPr>
+        <w:pStyle w:val="ae"/>
+        <w:numPr>
+          <w:ilvl w:val="0"/>
+          <w:numId w:val="61"/>
+        </w:numPr>
+        <w:spacing w:line="360" w:lineRule="auto"/>
+        <w:rPr>
+          <w:rFonts w:ascii="Times New Roman" w:eastAsia="標楷體" w:hAnsi="Times New Roman" w:cs="Times New Roman"/>
+          <w:sz w:val="24"/>
+          <w:szCs w:val="24"/>
+          <w:lang w:eastAsia="zh-TW"/>
+        </w:rPr>
+      </w:pPr>
+      <w:r>
+        <w:rPr>
+          <w:rFonts w:ascii="Times New Roman" w:eastAsia="標楷體" w:hAnsi="Times New Roman" w:cs="Times New Roman"/>
+          <w:sz w:val="24"/>
+          <w:szCs w:val="24"/>
+          <w:lang w:eastAsia="zh-TW"/>
+        </w:rPr>
+        <w:t>任務配置會影響溫度分布</w:t>
+      </w:r>
+    </w:p>
+    <w:p>
+      <w:pPr>
+        <w:pStyle w:val="ae"/>
+        <w:numPr>
+          <w:ilvl w:val="0"/>
+          <w:numId w:val="61"/>
+        </w:numPr>
+        <w:spacing w:line="360" w:lineRule="auto"/>
+        <w:rPr>
+          <w:rFonts w:ascii="Times New Roman" w:eastAsia="標楷體" w:hAnsi="Times New Roman" w:cs="Times New Roman"/>
+          <w:sz w:val="24"/>
+          <w:szCs w:val="24"/>
+          <w:lang w:eastAsia="zh-TW"/>
+        </w:rPr>
+      </w:pPr>
+      <w:r>
+        <w:rPr>
+          <w:rFonts w:ascii="Times New Roman" w:eastAsia="標楷體" w:hAnsi="Times New Roman" w:cs="Times New Roman"/>
+          <w:sz w:val="24"/>
+          <w:szCs w:val="24"/>
+          <w:lang w:eastAsia="zh-TW"/>
+        </w:rPr>
+        <w:t>預測模型只需能比較不同配置優劣</w:t>
+      </w:r>
+      <w:r>
+        <w:rPr>
+          <w:rFonts w:ascii="Times New Roman" w:eastAsia="標楷體" w:hAnsi="Times New Roman" w:cs="Times New Roman" w:hint="eastAsia"/>
+          <w:sz w:val="24"/>
+          <w:szCs w:val="24"/>
+          <w:lang w:eastAsia="zh-TW"/>
+        </w:rPr>
+        <w:t>:</w:t>
+      </w:r>
+      <w:r>
+        <w:rPr>
+          <w:rFonts w:ascii="Times New Roman" w:eastAsia="標楷體" w:hAnsi="Times New Roman" w:cs="Times New Roman"/>
+          <w:sz w:val="24"/>
+          <w:szCs w:val="24"/>
+          <w:lang w:eastAsia="zh-TW"/>
+        </w:rPr>
+        <w:t>選比較好的</w:t>
+      </w:r>
+      <w:r>
+        <w:rPr>
+          <w:rFonts w:ascii="Times New Roman" w:eastAsia="標楷體" w:hAnsi="Times New Roman" w:cs="Times New Roman"/>
+          <w:sz w:val="24"/>
+          <w:szCs w:val="24"/>
+          <w:lang w:eastAsia="zh-TW"/>
+        </w:rPr>
+        <w:t xml:space="preserve"> task placement</w:t>
+      </w:r>
+      <w:r>
+        <w:rPr>
+          <w:rFonts w:ascii="Times New Roman" w:eastAsia="標楷體" w:hAnsi="Times New Roman" w:cs="Times New Roman" w:hint="eastAsia"/>
+          <w:sz w:val="24"/>
+          <w:szCs w:val="24"/>
+          <w:lang w:eastAsia="zh-TW"/>
+        </w:rPr>
+        <w:t>即可。</w:t>
+      </w:r>
+    </w:p>
+    <w:p>
+      <w:pPr>
+        <w:pStyle w:val="ae"/>
+        <w:numPr>
+          <w:ilvl w:val="0"/>
+          <w:numId w:val="61"/>
+        </w:numPr>
+        <w:spacing w:line="360" w:lineRule="auto"/>
+        <w:rPr>
+          <w:rFonts w:ascii="Times New Roman" w:eastAsia="標楷體" w:hAnsi="Times New Roman" w:cs="Times New Roman" w:hint="eastAsia"/>
+          <w:sz w:val="24"/>
+          <w:szCs w:val="24"/>
+          <w:lang w:eastAsia="zh-TW"/>
+        </w:rPr>
+      </w:pPr>
+      <w:r>
+        <w:rPr>
+          <w:rFonts w:ascii="Times New Roman" w:eastAsia="標楷體" w:hAnsi="Times New Roman" w:cs="Times New Roman"/>
+          <w:sz w:val="24"/>
+          <w:szCs w:val="24"/>
+          <w:lang w:eastAsia="zh-TW"/>
+        </w:rPr>
+        <w:t>單一</w:t>
+      </w:r>
+      <w:r>
+        <w:rPr>
+          <w:rFonts w:ascii="Times New Roman" w:eastAsia="標楷體" w:hAnsi="Times New Roman" w:cs="Times New Roman" w:hint="eastAsia"/>
+          <w:sz w:val="24"/>
+          <w:szCs w:val="24"/>
+          <w:lang w:eastAsia="zh-TW"/>
+        </w:rPr>
+        <w:t xml:space="preserve"> </w:t>
+      </w:r>
+      <w:r>
+        <w:rPr>
+          <w:rFonts w:ascii="Times New Roman" w:eastAsia="標楷體" w:hAnsi="Times New Roman" w:cs="Times New Roman"/>
+          <w:sz w:val="24"/>
+          <w:szCs w:val="24"/>
+          <w:lang w:eastAsia="zh-TW"/>
+        </w:rPr>
+        <w:t>node</w:t>
+      </w:r>
+      <w:r>
+        <w:rPr>
+          <w:rFonts w:ascii="Times New Roman" w:eastAsia="標楷體" w:hAnsi="Times New Roman" w:cs="Times New Roman" w:hint="eastAsia"/>
+          <w:sz w:val="24"/>
+          <w:szCs w:val="24"/>
+          <w:lang w:eastAsia="zh-TW"/>
+        </w:rPr>
+        <w:t xml:space="preserve"> </w:t>
+      </w:r>
+      <w:r>
+        <w:rPr>
+          <w:rFonts w:ascii="Times New Roman" w:eastAsia="標楷體" w:hAnsi="Times New Roman" w:cs="Times New Roman"/>
+          <w:sz w:val="24"/>
+          <w:szCs w:val="24"/>
+          <w:lang w:eastAsia="zh-TW"/>
+        </w:rPr>
+        <w:t>模型</w:t>
+      </w:r>
+      <w:r>
+        <w:rPr>
+          <w:rFonts w:ascii="Times New Roman" w:eastAsia="標楷體" w:hAnsi="Times New Roman" w:cs="Times New Roman" w:hint="eastAsia"/>
+          <w:sz w:val="24"/>
+          <w:szCs w:val="24"/>
+          <w:lang w:eastAsia="zh-TW"/>
+        </w:rPr>
+        <w:t>就大約等於</w:t>
+      </w:r>
+      <w:r>
+        <w:rPr>
+          <w:rFonts w:ascii="Times New Roman" w:eastAsia="標楷體" w:hAnsi="Times New Roman" w:cs="Times New Roman"/>
+          <w:sz w:val="24"/>
+          <w:szCs w:val="24"/>
+          <w:lang w:eastAsia="zh-TW"/>
+        </w:rPr>
+        <w:t>整體效果</w:t>
+      </w:r>
+      <w:r>
+        <w:rPr>
+          <w:rFonts w:ascii="Times New Roman" w:eastAsia="標楷體" w:hAnsi="Times New Roman" w:cs="Times New Roman" w:hint="eastAsia"/>
+          <w:sz w:val="24"/>
+          <w:szCs w:val="24"/>
+          <w:lang w:eastAsia="zh-TW"/>
+        </w:rPr>
+        <w:t>。</w:t>
+      </w:r>
+    </w:p>
+    <w:p>
+      <w:pPr>
+        <w:pStyle w:val="ae"/>
+        <w:numPr>
+          <w:ilvl w:val="0"/>
+          <w:numId w:val="60"/>
+        </w:numPr>
+        <w:spacing w:line="360" w:lineRule="auto"/>
+        <w:rPr>
+          <w:rFonts w:ascii="Times New Roman" w:eastAsia="標楷體" w:hAnsi="Times New Roman" w:cs="Times New Roman"/>
+          <w:sz w:val="24"/>
+          <w:szCs w:val="24"/>
+          <w:lang w:eastAsia="zh-TW"/>
+        </w:rPr>
+      </w:pPr>
+      <w:r>
+        <w:rPr>
+          <w:rFonts w:ascii="Times New Roman" w:eastAsia="標楷體" w:hAnsi="Times New Roman" w:cs="Times New Roman" w:hint="eastAsia"/>
+          <w:sz w:val="24"/>
+          <w:szCs w:val="24"/>
+          <w:lang w:eastAsia="zh-TW"/>
+        </w:rPr>
+        <w:t>提出解決方案</w:t>
+      </w:r>
+    </w:p>
+    <w:p>
+      <w:pPr>
+        <w:pStyle w:val="ae"/>
+        <w:spacing w:line="360" w:lineRule="auto"/>
+        <w:ind w:left="1440" w:firstLine="480"/>
+        <w:rPr>
+          <w:rFonts w:ascii="Times New Roman" w:eastAsia="標楷體" w:hAnsi="Times New Roman" w:cs="Times New Roman" w:hint="eastAsia"/>
+          <w:sz w:val="24"/>
+          <w:szCs w:val="24"/>
+          <w:lang w:eastAsia="zh-TW"/>
+        </w:rPr>
+      </w:pPr>
+      <w:r>
+        <w:rPr>
+          <w:rFonts w:ascii="Times New Roman" w:eastAsia="標楷體" w:hAnsi="Times New Roman" w:cs="Times New Roman"/>
+          <w:sz w:val="24"/>
+          <w:szCs w:val="24"/>
+          <w:lang w:eastAsia="zh-TW"/>
+        </w:rPr>
+        <w:t>作者提出一個輕量化溫度預測架構</w:t>
+      </w:r>
+      <w:r>
+        <w:rPr>
+          <w:rFonts w:ascii="Times New Roman" w:eastAsia="標楷體" w:hAnsi="Times New Roman" w:cs="Times New Roman" w:hint="eastAsia"/>
+          <w:sz w:val="24"/>
+          <w:szCs w:val="24"/>
+          <w:lang w:eastAsia="zh-TW"/>
+        </w:rPr>
+        <w:t xml:space="preserve">( </w:t>
+      </w:r>
+      <w:r>
+        <w:rPr>
+          <w:rFonts w:ascii="Times New Roman" w:eastAsia="標楷體" w:hAnsi="Times New Roman" w:cs="Times New Roman"/>
+          <w:b/>
+          <w:bCs/>
+          <w:sz w:val="24"/>
+          <w:szCs w:val="24"/>
+          <w:lang w:eastAsia="zh-TW"/>
+        </w:rPr>
+        <w:t>lightweight thermal prediction framework</w:t>
+      </w:r>
+      <w:r>
+        <w:rPr>
+          <w:rFonts w:ascii="Times New Roman" w:eastAsia="標楷體" w:hAnsi="Times New Roman" w:cs="Times New Roman" w:hint="eastAsia"/>
+          <w:b/>
+          <w:bCs/>
+          <w:sz w:val="24"/>
+          <w:szCs w:val="24"/>
+          <w:lang w:eastAsia="zh-TW"/>
+        </w:rPr>
+        <w:t>)</w:t>
+      </w:r>
+      <w:r>
+        <w:rPr>
+          <w:rFonts w:ascii="Times New Roman" w:eastAsia="標楷體" w:hAnsi="Times New Roman" w:cs="Times New Roman"/>
+          <w:sz w:val="24"/>
+          <w:szCs w:val="24"/>
+          <w:lang w:eastAsia="zh-TW"/>
+        </w:rPr>
+        <w:t>。</w:t>
+      </w:r>
+      <w:r>
+        <w:rPr>
+          <w:rFonts w:ascii="Times New Roman" w:eastAsia="標楷體" w:hAnsi="Times New Roman" w:cs="Times New Roman" w:hint="eastAsia"/>
+          <w:sz w:val="24"/>
+          <w:szCs w:val="24"/>
+          <w:lang w:eastAsia="zh-TW"/>
+        </w:rPr>
+        <w:t xml:space="preserve"> </w:t>
+      </w:r>
+      <w:r>
+        <w:rPr>
+          <w:rFonts w:ascii="Times New Roman" w:eastAsia="標楷體" w:hAnsi="Times New Roman" w:cs="Times New Roman" w:hint="eastAsia"/>
+          <w:sz w:val="24"/>
+          <w:szCs w:val="24"/>
+          <w:lang w:eastAsia="zh-TW"/>
+        </w:rPr>
+        <w:t>提升溫度預測準確度、計算效率、決策能力。</w:t>
+      </w:r>
+    </w:p>
+    <w:p>
+      <w:pPr>
+        <w:pStyle w:val="ae"/>
+        <w:spacing w:line="360" w:lineRule="auto"/>
+        <w:ind w:left="1440" w:firstLine="480"/>
+        <w:rPr>
+          <w:rFonts w:ascii="Times New Roman" w:eastAsia="標楷體" w:hAnsi="Times New Roman" w:cs="Times New Roman"/>
+          <w:sz w:val="24"/>
+          <w:szCs w:val="24"/>
+          <w:lang w:eastAsia="zh-TW"/>
+        </w:rPr>
+      </w:pPr>
+      <w:r>
+        <w:rPr>
+          <w:rFonts w:ascii="Times New Roman" w:eastAsia="標楷體" w:hAnsi="Times New Roman" w:cs="Times New Roman"/>
+          <w:sz w:val="24"/>
+          <w:szCs w:val="24"/>
+          <w:lang w:eastAsia="zh-TW"/>
+        </w:rPr>
+        <w:drawing>
+          <wp:inline distT="0" distB="0" distL="0" distR="0" wp14:anchorId="3288BBEB" wp14:editId="5DC3B2EA">
+            <wp:extent cx="3864334" cy="1354348"/>
+            <wp:effectExtent l="0" t="0" r="3175" b="0"/>
+            <wp:docPr id="1679768226" name="圖片 1"/>
+            <wp:cNvGraphicFramePr>
+              <a:graphicFrameLocks xmlns:a="http://schemas.openxmlformats.org/drawingml/2006/main" noChangeAspect="1"/>
+            </wp:cNvGraphicFramePr>
+            <a:graphic xmlns:a="http://schemas.openxmlformats.org/drawingml/2006/main">
+              <a:graphicData uri="http://schemas.openxmlformats.org/drawingml/2006/picture">
+                <pic:pic xmlns:pic="http://schemas.openxmlformats.org/drawingml/2006/picture">
+                  <pic:nvPicPr>
+                    <pic:cNvPr id="1679768226" name=""/>
+                    <pic:cNvPicPr/>
+                  </pic:nvPicPr>
+                  <pic:blipFill>
+                    <a:blip r:embed="rId21"/>
+                    <a:stretch>
+                      <a:fillRect/>
+                    </a:stretch>
+                  </pic:blipFill>
+                  <pic:spPr>
+                    <a:xfrm>
+                      <a:off x="0" y="0"/>
+                      <a:ext cx="3873559" cy="1357581"/>
+                    </a:xfrm>
+                    <a:prstGeom prst="rect">
+                      <a:avLst/>
+                    </a:prstGeom>
+                  </pic:spPr>
+                </pic:pic>
+              </a:graphicData>
+            </a:graphic>
+          </wp:inline>
+        </w:drawing>
+      </w:r>
+    </w:p>
+    <w:p>
+      <w:pPr>
+        <w:pStyle w:val="ae"/>
+        <w:numPr>
+          <w:ilvl w:val="0"/>
+          <w:numId w:val="62"/>
+        </w:numPr>
+        <w:spacing w:line="360" w:lineRule="auto"/>
+        <w:rPr>
+          <w:rFonts w:ascii="Times New Roman" w:eastAsia="標楷體" w:hAnsi="Times New Roman" w:cs="Times New Roman"/>
+          <w:sz w:val="24"/>
+          <w:szCs w:val="24"/>
+          <w:lang w:eastAsia="zh-TW"/>
+        </w:rPr>
+      </w:pPr>
+      <w:r>
+        <w:rPr>
+          <w:rFonts w:ascii="Times New Roman" w:eastAsia="標楷體" w:hAnsi="Times New Roman" w:cs="Times New Roman" w:hint="eastAsia"/>
+          <w:sz w:val="24"/>
+          <w:szCs w:val="24"/>
+          <w:lang w:eastAsia="zh-TW"/>
+        </w:rPr>
+        <w:t>架構流程</w:t>
+      </w:r>
+      <w:r>
+        <w:rPr>
+          <w:rFonts w:ascii="Times New Roman" w:eastAsia="標楷體" w:hAnsi="Times New Roman" w:cs="Times New Roman" w:hint="eastAsia"/>
+          <w:sz w:val="24"/>
+          <w:szCs w:val="24"/>
+          <w:lang w:eastAsia="zh-TW"/>
+        </w:rPr>
+        <w:t>:</w:t>
+      </w:r>
+    </w:p>
+    <w:p>
+      <w:pPr>
+        <w:pStyle w:val="ae"/>
+        <w:numPr>
+          <w:ilvl w:val="0"/>
+          <w:numId w:val="63"/>
+        </w:numPr>
+        <w:spacing w:line="360" w:lineRule="auto"/>
+        <w:rPr>
+          <w:rFonts w:ascii="Times New Roman" w:eastAsia="標楷體" w:hAnsi="Times New Roman" w:cs="Times New Roman"/>
+          <w:sz w:val="24"/>
+          <w:szCs w:val="24"/>
+          <w:lang w:eastAsia="zh-TW"/>
+        </w:rPr>
+      </w:pPr>
+      <w:r>
+        <w:rPr>
+          <w:rFonts w:ascii="Times New Roman" w:eastAsia="標楷體" w:hAnsi="Times New Roman" w:cs="Times New Roman"/>
+          <w:sz w:val="24"/>
+          <w:szCs w:val="24"/>
+          <w:lang w:eastAsia="zh-TW"/>
+        </w:rPr>
+        <w:t>在特定節點上跑</w:t>
+      </w:r>
+      <w:r>
+        <w:rPr>
+          <w:rFonts w:ascii="Times New Roman" w:eastAsia="標楷體" w:hAnsi="Times New Roman" w:cs="Times New Roman"/>
+          <w:sz w:val="24"/>
+          <w:szCs w:val="24"/>
+          <w:lang w:eastAsia="zh-TW"/>
+        </w:rPr>
+        <w:t xml:space="preserve"> benchmark</w:t>
+      </w:r>
+    </w:p>
+    <w:p>
+      <w:pPr>
+        <w:pStyle w:val="ae"/>
+        <w:numPr>
+          <w:ilvl w:val="0"/>
+          <w:numId w:val="63"/>
+        </w:numPr>
+        <w:spacing w:line="360" w:lineRule="auto"/>
+        <w:rPr>
+          <w:rFonts w:ascii="Times New Roman" w:eastAsia="標楷體" w:hAnsi="Times New Roman" w:cs="Times New Roman"/>
+          <w:sz w:val="24"/>
+          <w:szCs w:val="24"/>
+          <w:lang w:eastAsia="zh-TW"/>
+        </w:rPr>
+      </w:pPr>
+      <w:r>
+        <w:rPr>
+          <w:rFonts w:ascii="Times New Roman" w:eastAsia="標楷體" w:hAnsi="Times New Roman" w:cs="Times New Roman"/>
+          <w:sz w:val="24"/>
+          <w:szCs w:val="24"/>
+          <w:lang w:eastAsia="zh-TW"/>
+        </w:rPr>
+        <w:t>收集應用特徵與實際溫度反應</w:t>
+      </w:r>
+    </w:p>
+    <w:p>
+      <w:pPr>
+        <w:pStyle w:val="ae"/>
+        <w:numPr>
+          <w:ilvl w:val="0"/>
+          <w:numId w:val="63"/>
+        </w:numPr>
+        <w:spacing w:line="360" w:lineRule="auto"/>
+        <w:rPr>
+          <w:rFonts w:ascii="Times New Roman" w:eastAsia="標楷體" w:hAnsi="Times New Roman" w:cs="Times New Roman"/>
+          <w:sz w:val="24"/>
+          <w:szCs w:val="24"/>
+          <w:lang w:eastAsia="zh-TW"/>
+        </w:rPr>
+      </w:pPr>
+      <w:r>
+        <w:rPr>
+          <w:rFonts w:ascii="Times New Roman" w:eastAsia="標楷體" w:hAnsi="Times New Roman" w:cs="Times New Roman"/>
+          <w:sz w:val="24"/>
+          <w:szCs w:val="24"/>
+          <w:lang w:eastAsia="zh-TW"/>
+        </w:rPr>
+        <w:t>建立每個節點自己的溫度預測模型</w:t>
+      </w:r>
+    </w:p>
+    <w:p>
+      <w:pPr>
+        <w:pStyle w:val="ae"/>
+        <w:numPr>
+          <w:ilvl w:val="0"/>
+          <w:numId w:val="63"/>
+        </w:numPr>
+        <w:spacing w:line="360" w:lineRule="auto"/>
+        <w:rPr>
+          <w:rFonts w:ascii="Times New Roman" w:eastAsia="標楷體" w:hAnsi="Times New Roman" w:cs="Times New Roman"/>
+          <w:sz w:val="24"/>
+          <w:szCs w:val="24"/>
+          <w:lang w:eastAsia="zh-TW"/>
+        </w:rPr>
+      </w:pPr>
+      <w:r>
+        <w:rPr>
+          <w:rFonts w:ascii="Times New Roman" w:eastAsia="標楷體" w:hAnsi="Times New Roman" w:cs="Times New Roman"/>
+          <w:sz w:val="24"/>
+          <w:szCs w:val="24"/>
+          <w:lang w:eastAsia="zh-TW"/>
+        </w:rPr>
+        <w:t>當新工作要排程時，預測不同放置方式的溫度</w:t>
+      </w:r>
+    </w:p>
+    <w:p>
+      <w:pPr>
+        <w:pStyle w:val="ae"/>
+        <w:numPr>
+          <w:ilvl w:val="0"/>
+          <w:numId w:val="63"/>
+        </w:numPr>
+        <w:spacing w:line="360" w:lineRule="auto"/>
+        <w:rPr>
+          <w:rFonts w:ascii="Times New Roman" w:eastAsia="標楷體" w:hAnsi="Times New Roman" w:cs="Times New Roman"/>
+          <w:sz w:val="24"/>
+          <w:szCs w:val="24"/>
+          <w:lang w:eastAsia="zh-TW"/>
+        </w:rPr>
+      </w:pPr>
+      <w:r>
+        <w:rPr>
+          <w:rFonts w:ascii="Times New Roman" w:eastAsia="標楷體" w:hAnsi="Times New Roman" w:cs="Times New Roman"/>
+          <w:sz w:val="24"/>
+          <w:szCs w:val="24"/>
+          <w:lang w:eastAsia="zh-TW"/>
+        </w:rPr>
+        <w:t>選擇讓最高溫節點平均溫度較低的任務配置</w:t>
+      </w:r>
+    </w:p>
+    <w:p>
+      <w:pPr>
+        <w:pStyle w:val="ae"/>
+        <w:numPr>
+          <w:ilvl w:val="0"/>
+          <w:numId w:val="62"/>
+        </w:numPr>
+        <w:spacing w:line="360" w:lineRule="auto"/>
+        <w:rPr>
+          <w:rFonts w:ascii="Times New Roman" w:eastAsia="標楷體" w:hAnsi="Times New Roman" w:cs="Times New Roman"/>
+          <w:sz w:val="24"/>
+          <w:szCs w:val="24"/>
+          <w:lang w:eastAsia="zh-TW"/>
+        </w:rPr>
+      </w:pPr>
+      <w:r>
+        <w:rPr>
+          <w:rFonts w:ascii="Times New Roman" w:eastAsia="標楷體" w:hAnsi="Times New Roman" w:cs="Times New Roman" w:hint="eastAsia"/>
+          <w:sz w:val="24"/>
+          <w:szCs w:val="24"/>
+          <w:lang w:eastAsia="zh-TW"/>
+        </w:rPr>
+        <w:t>比較三種模型</w:t>
+      </w:r>
+    </w:p>
+    <w:p>
+      <w:pPr>
+        <w:pStyle w:val="ae"/>
+        <w:numPr>
+          <w:ilvl w:val="0"/>
+          <w:numId w:val="64"/>
+        </w:numPr>
+        <w:spacing w:line="360" w:lineRule="auto"/>
+        <w:rPr>
+          <w:rFonts w:ascii="Times New Roman" w:eastAsia="標楷體" w:hAnsi="Times New Roman" w:cs="Times New Roman"/>
+          <w:sz w:val="24"/>
+          <w:szCs w:val="24"/>
+          <w:lang w:eastAsia="zh-TW"/>
+        </w:rPr>
+      </w:pPr>
+      <w:r>
+        <w:rPr>
+          <w:rFonts w:ascii="Times New Roman" w:eastAsia="標楷體" w:hAnsi="Times New Roman" w:cs="Times New Roman"/>
+          <w:sz w:val="24"/>
+          <w:szCs w:val="24"/>
+          <w:lang w:eastAsia="zh-TW"/>
+        </w:rPr>
+        <w:t>Reduced Gaussian Process</w:t>
+      </w:r>
+      <w:r>
+        <w:rPr>
+          <w:rFonts w:ascii="Times New Roman" w:eastAsia="標楷體" w:hAnsi="Times New Roman" w:cs="Times New Roman" w:hint="eastAsia"/>
+          <w:sz w:val="24"/>
+          <w:szCs w:val="24"/>
+          <w:lang w:eastAsia="zh-TW"/>
+        </w:rPr>
+        <w:t xml:space="preserve">: </w:t>
+      </w:r>
+      <w:r>
+        <w:rPr>
+          <w:rFonts w:ascii="Times New Roman" w:eastAsia="標楷體" w:hAnsi="Times New Roman" w:cs="Times New Roman"/>
+          <w:sz w:val="24"/>
+          <w:szCs w:val="24"/>
+          <w:lang w:eastAsia="zh-TW"/>
+        </w:rPr>
+        <w:t>保留原本</w:t>
+      </w:r>
+      <w:r>
+        <w:rPr>
+          <w:rFonts w:ascii="Times New Roman" w:eastAsia="標楷體" w:hAnsi="Times New Roman" w:cs="Times New Roman"/>
+          <w:sz w:val="24"/>
+          <w:szCs w:val="24"/>
+          <w:lang w:eastAsia="zh-TW"/>
+        </w:rPr>
+        <w:t xml:space="preserve"> GP </w:t>
+      </w:r>
+      <w:r>
+        <w:rPr>
+          <w:rFonts w:ascii="Times New Roman" w:eastAsia="標楷體" w:hAnsi="Times New Roman" w:cs="Times New Roman"/>
+          <w:sz w:val="24"/>
+          <w:szCs w:val="24"/>
+          <w:lang w:eastAsia="zh-TW"/>
+        </w:rPr>
+        <w:t>架構，但用</w:t>
+      </w:r>
+      <w:r>
+        <w:rPr>
+          <w:rFonts w:ascii="Times New Roman" w:eastAsia="標楷體" w:hAnsi="Times New Roman" w:cs="Times New Roman"/>
+          <w:sz w:val="24"/>
+          <w:szCs w:val="24"/>
+          <w:lang w:eastAsia="zh-TW"/>
+        </w:rPr>
+        <w:t xml:space="preserve"> feature selection </w:t>
+      </w:r>
+      <w:r>
+        <w:rPr>
+          <w:rFonts w:ascii="Times New Roman" w:eastAsia="標楷體" w:hAnsi="Times New Roman" w:cs="Times New Roman"/>
+          <w:sz w:val="24"/>
+          <w:szCs w:val="24"/>
+          <w:lang w:eastAsia="zh-TW"/>
+        </w:rPr>
+        <w:t>降低特徵數</w:t>
+      </w:r>
+      <w:r>
+        <w:rPr>
+          <w:rFonts w:ascii="Times New Roman" w:eastAsia="標楷體" w:hAnsi="Times New Roman" w:cs="Times New Roman" w:hint="eastAsia"/>
+          <w:sz w:val="24"/>
+          <w:szCs w:val="24"/>
+          <w:lang w:eastAsia="zh-TW"/>
+        </w:rPr>
+        <w:t>(</w:t>
+      </w:r>
+      <w:r>
+        <w:rPr>
+          <w:rFonts w:ascii="Times New Roman" w:eastAsia="標楷體" w:hAnsi="Times New Roman" w:cs="Times New Roman" w:hint="eastAsia"/>
+          <w:sz w:val="24"/>
+          <w:szCs w:val="24"/>
+          <w:lang w:eastAsia="zh-TW"/>
+        </w:rPr>
+        <w:t>提升準確度</w:t>
+      </w:r>
+      <w:r>
+        <w:rPr>
+          <w:rFonts w:ascii="Times New Roman" w:eastAsia="標楷體" w:hAnsi="Times New Roman" w:cs="Times New Roman" w:hint="eastAsia"/>
+          <w:sz w:val="24"/>
+          <w:szCs w:val="24"/>
+          <w:lang w:eastAsia="zh-TW"/>
+        </w:rPr>
+        <w:t>)</w:t>
+      </w:r>
+    </w:p>
+    <w:p>
+      <w:pPr>
+        <w:pStyle w:val="ae"/>
+        <w:numPr>
+          <w:ilvl w:val="0"/>
+          <w:numId w:val="64"/>
+        </w:numPr>
+        <w:spacing w:line="360" w:lineRule="auto"/>
+        <w:rPr>
+          <w:rFonts w:ascii="Times New Roman" w:eastAsia="標楷體" w:hAnsi="Times New Roman" w:cs="Times New Roman"/>
+          <w:sz w:val="24"/>
+          <w:szCs w:val="24"/>
+          <w:lang w:eastAsia="zh-TW"/>
+        </w:rPr>
+      </w:pPr>
+      <w:r>
+        <w:rPr>
+          <w:rFonts w:ascii="Times New Roman" w:eastAsia="標楷體" w:hAnsi="Times New Roman" w:cs="Times New Roman"/>
+          <w:sz w:val="24"/>
+          <w:szCs w:val="24"/>
+          <w:lang w:eastAsia="zh-TW"/>
+        </w:rPr>
+        <w:t>MLP Neural Network</w:t>
+      </w:r>
+      <w:r>
+        <w:rPr>
+          <w:rFonts w:ascii="Times New Roman" w:eastAsia="標楷體" w:hAnsi="Times New Roman" w:cs="Times New Roman" w:hint="eastAsia"/>
+          <w:sz w:val="24"/>
+          <w:szCs w:val="24"/>
+          <w:lang w:eastAsia="zh-TW"/>
+        </w:rPr>
+        <w:t xml:space="preserve">: </w:t>
+      </w:r>
+      <w:r>
+        <w:rPr>
+          <w:rFonts w:ascii="Times New Roman" w:eastAsia="標楷體" w:hAnsi="Times New Roman" w:cs="Times New Roman"/>
+          <w:sz w:val="24"/>
+          <w:szCs w:val="24"/>
+          <w:lang w:eastAsia="zh-TW"/>
+        </w:rPr>
+        <w:t>用神經網路處理非線性溫度關係</w:t>
+      </w:r>
+      <w:r>
+        <w:rPr>
+          <w:rFonts w:ascii="Times New Roman" w:eastAsia="標楷體" w:hAnsi="Times New Roman" w:cs="Times New Roman" w:hint="eastAsia"/>
+          <w:sz w:val="24"/>
+          <w:szCs w:val="24"/>
+          <w:lang w:eastAsia="zh-TW"/>
+        </w:rPr>
+        <w:t>(</w:t>
+      </w:r>
+      <w:r>
+        <w:rPr>
+          <w:rFonts w:ascii="Times New Roman" w:eastAsia="標楷體" w:hAnsi="Times New Roman" w:cs="Times New Roman" w:hint="eastAsia"/>
+          <w:sz w:val="24"/>
+          <w:szCs w:val="24"/>
+          <w:lang w:eastAsia="zh-TW"/>
+        </w:rPr>
+        <w:t>提高決策能力</w:t>
+      </w:r>
+      <w:r>
+        <w:rPr>
+          <w:rFonts w:ascii="Times New Roman" w:eastAsia="標楷體" w:hAnsi="Times New Roman" w:cs="Times New Roman" w:hint="eastAsia"/>
+          <w:sz w:val="24"/>
+          <w:szCs w:val="24"/>
+          <w:lang w:eastAsia="zh-TW"/>
+        </w:rPr>
+        <w:t>)</w:t>
+      </w:r>
+    </w:p>
+    <w:p>
+      <w:pPr>
+        <w:pStyle w:val="ae"/>
+        <w:numPr>
+          <w:ilvl w:val="0"/>
+          <w:numId w:val="64"/>
+        </w:numPr>
+        <w:spacing w:line="360" w:lineRule="auto"/>
+        <w:rPr>
+          <w:rFonts w:ascii="Times New Roman" w:eastAsia="標楷體" w:hAnsi="Times New Roman" w:cs="Times New Roman" w:hint="eastAsia"/>
+          <w:sz w:val="24"/>
+          <w:szCs w:val="24"/>
+          <w:lang w:eastAsia="zh-TW"/>
+        </w:rPr>
+      </w:pPr>
+      <w:r>
+        <w:rPr>
+          <w:rFonts w:ascii="Times New Roman" w:eastAsia="標楷體" w:hAnsi="Times New Roman" w:cs="Times New Roman"/>
+          <w:sz w:val="24"/>
+          <w:szCs w:val="24"/>
+          <w:lang w:eastAsia="zh-TW"/>
+        </w:rPr>
+        <w:t>Lasso Linear Regression</w:t>
+      </w:r>
+      <w:r>
+        <w:rPr>
+          <w:rFonts w:ascii="Times New Roman" w:eastAsia="標楷體" w:hAnsi="Times New Roman" w:cs="Times New Roman" w:hint="eastAsia"/>
+          <w:sz w:val="24"/>
+          <w:szCs w:val="24"/>
+          <w:lang w:eastAsia="zh-TW"/>
+        </w:rPr>
+        <w:t xml:space="preserve">: </w:t>
+      </w:r>
+      <w:r>
+        <w:rPr>
+          <w:rFonts w:ascii="Times New Roman" w:eastAsia="標楷體" w:hAnsi="Times New Roman" w:cs="Times New Roman"/>
+          <w:sz w:val="24"/>
+          <w:szCs w:val="24"/>
+          <w:lang w:eastAsia="zh-TW"/>
+        </w:rPr>
+        <w:t>用線性模型加上特徵選擇</w:t>
+      </w:r>
+      <w:r>
+        <w:rPr>
+          <w:rFonts w:ascii="Times New Roman" w:eastAsia="標楷體" w:hAnsi="Times New Roman" w:cs="Times New Roman" w:hint="eastAsia"/>
+          <w:sz w:val="24"/>
+          <w:szCs w:val="24"/>
+          <w:lang w:eastAsia="zh-TW"/>
+        </w:rPr>
+        <w:t>(</w:t>
+      </w:r>
+      <w:r>
+        <w:rPr>
+          <w:rFonts w:ascii="Times New Roman" w:eastAsia="標楷體" w:hAnsi="Times New Roman" w:cs="Times New Roman"/>
+          <w:sz w:val="24"/>
+          <w:szCs w:val="24"/>
+          <w:lang w:eastAsia="zh-TW"/>
+        </w:rPr>
+        <w:t>降低運算成本</w:t>
+      </w:r>
+      <w:r>
+        <w:rPr>
+          <w:rFonts w:ascii="Times New Roman" w:eastAsia="標楷體" w:hAnsi="Times New Roman" w:cs="Times New Roman" w:hint="eastAsia"/>
+          <w:sz w:val="24"/>
+          <w:szCs w:val="24"/>
+          <w:lang w:eastAsia="zh-TW"/>
+        </w:rPr>
+        <w:t>)</w:t>
+      </w:r>
+    </w:p>
+    <w:p>
+      <w:pPr>
+        <w:pStyle w:val="ae"/>
+        <w:numPr>
+          <w:ilvl w:val="0"/>
+          <w:numId w:val="60"/>
+        </w:numPr>
+        <w:spacing w:line="360" w:lineRule="auto"/>
+        <w:rPr>
+          <w:rFonts w:ascii="Times New Roman" w:eastAsia="標楷體" w:hAnsi="Times New Roman" w:cs="Times New Roman"/>
+          <w:sz w:val="24"/>
+          <w:szCs w:val="24"/>
+          <w:lang w:eastAsia="zh-TW"/>
+        </w:rPr>
+      </w:pPr>
+      <w:r>
+        <w:rPr>
+          <w:rFonts w:ascii="Times New Roman" w:eastAsia="標楷體" w:hAnsi="Times New Roman" w:cs="Times New Roman" w:hint="eastAsia"/>
+          <w:sz w:val="24"/>
+          <w:szCs w:val="24"/>
+          <w:lang w:eastAsia="zh-TW"/>
+        </w:rPr>
+        <w:t>評估環境</w:t>
+      </w:r>
+    </w:p>
+    <w:p>
+      <w:pPr>
+        <w:pStyle w:val="ae"/>
+        <w:spacing w:line="360" w:lineRule="auto"/>
+        <w:ind w:left="1440"/>
+        <w:rPr>
+          <w:rFonts w:ascii="Times New Roman" w:eastAsia="標楷體" w:hAnsi="Times New Roman" w:cs="Times New Roman"/>
+          <w:sz w:val="24"/>
+          <w:szCs w:val="24"/>
+          <w:lang w:eastAsia="zh-TW"/>
+        </w:rPr>
+      </w:pPr>
+      <w:r>
+        <w:rPr>
+          <w:rFonts w:ascii="Times New Roman" w:eastAsia="標楷體" w:hAnsi="Times New Roman" w:cs="Times New Roman" w:hint="eastAsia"/>
+          <w:sz w:val="24"/>
+          <w:szCs w:val="24"/>
+          <w:lang w:eastAsia="zh-TW"/>
+        </w:rPr>
+        <w:t>此論文為實驗</w:t>
+      </w:r>
+      <w:r>
+        <w:rPr>
+          <w:rFonts w:ascii="Times New Roman" w:eastAsia="標楷體" w:hAnsi="Times New Roman" w:cs="Times New Roman" w:hint="eastAsia"/>
+          <w:sz w:val="24"/>
+          <w:szCs w:val="24"/>
+          <w:lang w:eastAsia="zh-TW"/>
+        </w:rPr>
+        <w:t>:</w:t>
+      </w:r>
+    </w:p>
+    <w:p>
+      <w:pPr>
+        <w:pStyle w:val="ae"/>
+        <w:spacing w:line="360" w:lineRule="auto"/>
+        <w:ind w:left="1440" w:firstLine="720"/>
+        <w:rPr>
+          <w:rFonts w:ascii="Times New Roman" w:eastAsia="標楷體" w:hAnsi="Times New Roman" w:cs="Times New Roman"/>
+          <w:sz w:val="24"/>
+          <w:szCs w:val="24"/>
+          <w:lang w:eastAsia="zh-TW"/>
+        </w:rPr>
+      </w:pPr>
+      <w:r>
+        <w:rPr>
+          <w:rFonts w:ascii="Times New Roman" w:eastAsia="標楷體" w:hAnsi="Times New Roman" w:cs="Times New Roman"/>
+          <w:sz w:val="24"/>
+          <w:szCs w:val="24"/>
+          <w:lang w:eastAsia="zh-TW"/>
+        </w:rPr>
+        <w:t>在兩個節點上執行不同</w:t>
+      </w:r>
+      <w:r>
+        <w:rPr>
+          <w:rFonts w:ascii="Times New Roman" w:eastAsia="標楷體" w:hAnsi="Times New Roman" w:cs="Times New Roman"/>
+          <w:sz w:val="24"/>
+          <w:szCs w:val="24"/>
+          <w:lang w:eastAsia="zh-TW"/>
+        </w:rPr>
+        <w:t xml:space="preserve"> benchmark</w:t>
+      </w:r>
+      <w:r>
+        <w:rPr>
+          <w:rFonts w:ascii="Times New Roman" w:eastAsia="標楷體" w:hAnsi="Times New Roman" w:cs="Times New Roman"/>
+          <w:sz w:val="24"/>
+          <w:szCs w:val="24"/>
+          <w:lang w:eastAsia="zh-TW"/>
+        </w:rPr>
+        <w:t>，收集硬體</w:t>
+      </w:r>
+      <w:r>
+        <w:rPr>
+          <w:rFonts w:ascii="Times New Roman" w:eastAsia="標楷體" w:hAnsi="Times New Roman" w:cs="Times New Roman"/>
+          <w:sz w:val="24"/>
+          <w:szCs w:val="24"/>
+          <w:lang w:eastAsia="zh-TW"/>
+        </w:rPr>
+        <w:t xml:space="preserve"> performance counters</w:t>
+      </w:r>
+      <w:r>
+        <w:rPr>
+          <w:rFonts w:ascii="Times New Roman" w:eastAsia="標楷體" w:hAnsi="Times New Roman" w:cs="Times New Roman"/>
+          <w:sz w:val="24"/>
+          <w:szCs w:val="24"/>
+          <w:lang w:eastAsia="zh-TW"/>
+        </w:rPr>
+        <w:t>、</w:t>
+      </w:r>
+      <w:r>
+        <w:rPr>
+          <w:rFonts w:ascii="Times New Roman" w:eastAsia="標楷體" w:hAnsi="Times New Roman" w:cs="Times New Roman"/>
+          <w:sz w:val="24"/>
+          <w:szCs w:val="24"/>
+          <w:lang w:eastAsia="zh-TW"/>
+        </w:rPr>
+        <w:t>temperature sensors</w:t>
+      </w:r>
+      <w:r>
+        <w:rPr>
+          <w:rFonts w:ascii="Times New Roman" w:eastAsia="標楷體" w:hAnsi="Times New Roman" w:cs="Times New Roman"/>
+          <w:sz w:val="24"/>
+          <w:szCs w:val="24"/>
+          <w:lang w:eastAsia="zh-TW"/>
+        </w:rPr>
+        <w:t>、</w:t>
+      </w:r>
+      <w:r>
+        <w:rPr>
+          <w:rFonts w:ascii="Times New Roman" w:eastAsia="標楷體" w:hAnsi="Times New Roman" w:cs="Times New Roman"/>
+          <w:sz w:val="24"/>
+          <w:szCs w:val="24"/>
+          <w:lang w:eastAsia="zh-TW"/>
+        </w:rPr>
+        <w:t xml:space="preserve">kernel counters </w:t>
+      </w:r>
+      <w:r>
+        <w:rPr>
+          <w:rFonts w:ascii="Times New Roman" w:eastAsia="標楷體" w:hAnsi="Times New Roman" w:cs="Times New Roman"/>
+          <w:sz w:val="24"/>
+          <w:szCs w:val="24"/>
+          <w:lang w:eastAsia="zh-TW"/>
+        </w:rPr>
+        <w:t>等資料，並用這些資料訓練模型。每個應用程式執行五分鐘，確保系統接近穩態溫度。</w:t>
+      </w:r>
+    </w:p>
+    <w:tbl>
+      <w:tblPr>
+        <w:tblStyle w:val="aff2"/>
+        <w:tblW w:w="0" w:type="auto"/>
+        <w:tblInd w:w="1440" w:type="dxa"/>
+        <w:tblLook w:val="04A0" w:firstRow="1" w:lastRow="0" w:firstColumn="1" w:lastColumn="0" w:noHBand="0" w:noVBand="1"/>
+      </w:tblPr>
+      <w:tblGrid>
+        <w:gridCol w:w="1816"/>
+        <w:gridCol w:w="5374"/>
+      </w:tblGrid>
+      <w:tr>
+        <w:tc>
+          <w:tcPr>
+            <w:tcW w:w="1816" w:type="dxa"/>
+            <w:vAlign w:val="center"/>
+          </w:tcPr>
+          <w:p>
+            <w:pPr>
+              <w:pStyle w:val="ae"/>
+              <w:spacing w:line="360" w:lineRule="auto"/>
+              <w:ind w:left="0"/>
+              <w:jc w:val="center"/>
+              <w:rPr>
+                <w:rFonts w:ascii="Times New Roman" w:eastAsia="標楷體" w:hAnsi="Times New Roman" w:cs="Times New Roman" w:hint="eastAsia"/>
+                <w:sz w:val="24"/>
+                <w:szCs w:val="24"/>
+                <w:lang w:eastAsia="zh-TW"/>
+              </w:rPr>
+            </w:pPr>
+            <w:r>
+              <w:rPr>
+                <w:rFonts w:ascii="Times New Roman" w:eastAsia="標楷體" w:hAnsi="Times New Roman" w:cs="Times New Roman" w:hint="eastAsia"/>
+                <w:sz w:val="24"/>
+                <w:szCs w:val="24"/>
+                <w:lang w:eastAsia="zh-TW"/>
+              </w:rPr>
+              <w:t>項目</w:t>
+            </w:r>
+          </w:p>
+        </w:tc>
+        <w:tc>
+          <w:tcPr>
+            <w:tcW w:w="5374" w:type="dxa"/>
+            <w:vAlign w:val="center"/>
+          </w:tcPr>
+          <w:p>
+            <w:pPr>
+              <w:pStyle w:val="ae"/>
+              <w:spacing w:line="360" w:lineRule="auto"/>
+              <w:ind w:left="0"/>
+              <w:jc w:val="center"/>
+              <w:rPr>
+                <w:rFonts w:ascii="Times New Roman" w:eastAsia="標楷體" w:hAnsi="Times New Roman" w:cs="Times New Roman" w:hint="eastAsia"/>
+                <w:sz w:val="24"/>
+                <w:szCs w:val="24"/>
+                <w:lang w:eastAsia="zh-TW"/>
+              </w:rPr>
+            </w:pPr>
+            <w:r>
+              <w:rPr>
+                <w:rFonts w:ascii="Times New Roman" w:eastAsia="標楷體" w:hAnsi="Times New Roman" w:cs="Times New Roman" w:hint="eastAsia"/>
+                <w:sz w:val="24"/>
+                <w:szCs w:val="24"/>
+                <w:lang w:eastAsia="zh-TW"/>
+              </w:rPr>
+              <w:t>內容</w:t>
+            </w:r>
+          </w:p>
+        </w:tc>
+      </w:tr>
+      <w:tr>
+        <w:tc>
+          <w:tcPr>
+            <w:tcW w:w="1816" w:type="dxa"/>
+            <w:vAlign w:val="center"/>
+          </w:tcPr>
+          <w:p>
+            <w:pPr>
+              <w:pStyle w:val="ae"/>
+              <w:spacing w:line="360" w:lineRule="auto"/>
+              <w:ind w:left="0"/>
+              <w:jc w:val="center"/>
+              <w:rPr>
+                <w:rFonts w:ascii="Times New Roman" w:eastAsia="標楷體" w:hAnsi="Times New Roman" w:cs="Times New Roman" w:hint="eastAsia"/>
+                <w:sz w:val="24"/>
+                <w:szCs w:val="24"/>
+                <w:lang w:eastAsia="zh-TW"/>
+              </w:rPr>
+            </w:pPr>
+            <w:r>
+              <w:rPr>
+                <w:rFonts w:ascii="Times New Roman" w:eastAsia="標楷體" w:hAnsi="Times New Roman" w:cs="Times New Roman" w:hint="eastAsia"/>
+                <w:sz w:val="24"/>
+                <w:szCs w:val="24"/>
+                <w:lang w:eastAsia="zh-TW"/>
+              </w:rPr>
+              <w:t>系統</w:t>
+            </w:r>
+          </w:p>
+        </w:tc>
+        <w:tc>
+          <w:tcPr>
+            <w:tcW w:w="5374" w:type="dxa"/>
+            <w:vAlign w:val="center"/>
+          </w:tcPr>
+          <w:p>
+            <w:pPr>
+              <w:pStyle w:val="ae"/>
+              <w:spacing w:line="360" w:lineRule="auto"/>
+              <w:ind w:left="0" w:firstLineChars="200" w:firstLine="480"/>
+              <w:jc w:val="center"/>
+              <w:rPr>
+                <w:rFonts w:ascii="Times New Roman" w:eastAsia="標楷體" w:hAnsi="Times New Roman" w:cs="Times New Roman" w:hint="eastAsia"/>
+                <w:sz w:val="24"/>
+                <w:szCs w:val="24"/>
+                <w:lang w:eastAsia="zh-TW"/>
+              </w:rPr>
+            </w:pPr>
+            <w:r>
+              <w:rPr>
+                <w:rFonts w:ascii="Times New Roman" w:eastAsia="標楷體" w:hAnsi="Times New Roman" w:cs="Times New Roman"/>
+                <w:sz w:val="24"/>
+                <w:szCs w:val="24"/>
+                <w:lang w:eastAsia="zh-TW"/>
+              </w:rPr>
+              <w:t>Intel workstation</w:t>
+            </w:r>
+          </w:p>
+        </w:tc>
+      </w:tr>
+      <w:tr>
+        <w:tc>
+          <w:tcPr>
+            <w:tcW w:w="1816" w:type="dxa"/>
+            <w:vAlign w:val="center"/>
+          </w:tcPr>
+          <w:p>
+            <w:pPr>
+              <w:pStyle w:val="ae"/>
+              <w:spacing w:line="360" w:lineRule="auto"/>
+              <w:ind w:left="0"/>
+              <w:jc w:val="center"/>
+              <w:rPr>
+                <w:rFonts w:ascii="Times New Roman" w:eastAsia="標楷體" w:hAnsi="Times New Roman" w:cs="Times New Roman" w:hint="eastAsia"/>
+                <w:sz w:val="24"/>
+                <w:szCs w:val="24"/>
+                <w:lang w:eastAsia="zh-TW"/>
+              </w:rPr>
+            </w:pPr>
+            <w:r>
+              <w:rPr>
+                <w:rFonts w:ascii="Times New Roman" w:eastAsia="標楷體" w:hAnsi="Times New Roman" w:cs="Times New Roman" w:hint="eastAsia"/>
+                <w:sz w:val="24"/>
+                <w:szCs w:val="24"/>
+                <w:lang w:eastAsia="zh-TW"/>
+              </w:rPr>
+              <w:t>加速卡</w:t>
+            </w:r>
+          </w:p>
+        </w:tc>
+        <w:tc>
+          <w:tcPr>
+            <w:tcW w:w="5374" w:type="dxa"/>
+            <w:vAlign w:val="center"/>
+          </w:tcPr>
+          <w:p>
+            <w:pPr>
+              <w:pStyle w:val="ae"/>
+              <w:spacing w:line="360" w:lineRule="auto"/>
+              <w:ind w:left="0"/>
+              <w:jc w:val="center"/>
+              <w:rPr>
+                <w:rFonts w:ascii="Times New Roman" w:eastAsia="標楷體" w:hAnsi="Times New Roman" w:cs="Times New Roman" w:hint="eastAsia"/>
+                <w:sz w:val="24"/>
+                <w:szCs w:val="24"/>
+                <w:lang w:eastAsia="zh-TW"/>
+              </w:rPr>
+            </w:pPr>
+            <w:r>
+              <w:rPr>
+                <w:rFonts w:ascii="Times New Roman" w:eastAsia="標楷體" w:hAnsi="Times New Roman" w:cs="Times New Roman"/>
+                <w:sz w:val="24"/>
+                <w:szCs w:val="24"/>
+                <w:lang w:eastAsia="zh-TW"/>
+              </w:rPr>
+              <w:t>兩張</w:t>
+            </w:r>
+            <w:r>
+              <w:rPr>
+                <w:rFonts w:ascii="Times New Roman" w:eastAsia="標楷體" w:hAnsi="Times New Roman" w:cs="Times New Roman"/>
+                <w:sz w:val="24"/>
+                <w:szCs w:val="24"/>
+                <w:lang w:eastAsia="zh-TW"/>
+              </w:rPr>
+              <w:t xml:space="preserve"> Intel Xeon Phi coprocessors</w:t>
+            </w:r>
+          </w:p>
+        </w:tc>
+      </w:tr>
+      <w:tr>
+        <w:tc>
+          <w:tcPr>
+            <w:tcW w:w="1816" w:type="dxa"/>
+            <w:vAlign w:val="center"/>
+          </w:tcPr>
+          <w:p>
+            <w:pPr>
+              <w:pStyle w:val="ae"/>
+              <w:spacing w:line="360" w:lineRule="auto"/>
+              <w:ind w:left="0"/>
+              <w:jc w:val="center"/>
+              <w:rPr>
+                <w:rFonts w:ascii="Times New Roman" w:eastAsia="標楷體" w:hAnsi="Times New Roman" w:cs="Times New Roman" w:hint="eastAsia"/>
+                <w:sz w:val="24"/>
+                <w:szCs w:val="24"/>
+                <w:lang w:eastAsia="zh-TW"/>
+              </w:rPr>
+            </w:pPr>
+            <w:r>
+              <w:rPr>
+                <w:rFonts w:ascii="Times New Roman" w:eastAsia="標楷體" w:hAnsi="Times New Roman" w:cs="Times New Roman" w:hint="eastAsia"/>
+                <w:sz w:val="24"/>
+                <w:szCs w:val="24"/>
+                <w:lang w:eastAsia="zh-TW"/>
+              </w:rPr>
+              <w:t>節點名稱</w:t>
+            </w:r>
+          </w:p>
+        </w:tc>
+        <w:tc>
+          <w:tcPr>
+            <w:tcW w:w="5374" w:type="dxa"/>
+            <w:vAlign w:val="center"/>
+          </w:tcPr>
+          <w:p>
+            <w:pPr>
+              <w:pStyle w:val="ae"/>
+              <w:spacing w:line="360" w:lineRule="auto"/>
+              <w:ind w:left="0"/>
+              <w:jc w:val="center"/>
+              <w:rPr>
+                <w:rFonts w:ascii="Times New Roman" w:eastAsia="標楷體" w:hAnsi="Times New Roman" w:cs="Times New Roman" w:hint="eastAsia"/>
+                <w:sz w:val="24"/>
+                <w:szCs w:val="24"/>
+                <w:lang w:eastAsia="zh-TW"/>
+              </w:rPr>
+            </w:pPr>
+            <w:r>
+              <w:rPr>
+                <w:rFonts w:ascii="Times New Roman" w:eastAsia="標楷體" w:hAnsi="Times New Roman" w:cs="Times New Roman"/>
+                <w:sz w:val="24"/>
+                <w:szCs w:val="24"/>
+                <w:lang w:eastAsia="zh-TW"/>
+              </w:rPr>
+              <w:t>mic0</w:t>
+            </w:r>
+            <w:r>
+              <w:rPr>
+                <w:rFonts w:ascii="Times New Roman" w:eastAsia="標楷體" w:hAnsi="Times New Roman" w:cs="Times New Roman"/>
+                <w:sz w:val="24"/>
+                <w:szCs w:val="24"/>
+                <w:lang w:eastAsia="zh-TW"/>
+              </w:rPr>
+              <w:t>、</w:t>
+            </w:r>
+            <w:r>
+              <w:rPr>
+                <w:rFonts w:ascii="Times New Roman" w:eastAsia="標楷體" w:hAnsi="Times New Roman" w:cs="Times New Roman"/>
+                <w:sz w:val="24"/>
+                <w:szCs w:val="24"/>
+                <w:lang w:eastAsia="zh-TW"/>
+              </w:rPr>
+              <w:t>mic1</w:t>
+            </w:r>
+          </w:p>
+        </w:tc>
+      </w:tr>
+      <w:tr>
+        <w:tc>
+          <w:tcPr>
+            <w:tcW w:w="1816" w:type="dxa"/>
+            <w:vAlign w:val="center"/>
+          </w:tcPr>
+          <w:p>
+            <w:pPr>
+              <w:pStyle w:val="ae"/>
+              <w:spacing w:line="360" w:lineRule="auto"/>
+              <w:ind w:left="0"/>
+              <w:jc w:val="center"/>
+              <w:rPr>
+                <w:rFonts w:ascii="Times New Roman" w:eastAsia="標楷體" w:hAnsi="Times New Roman" w:cs="Times New Roman" w:hint="eastAsia"/>
+                <w:sz w:val="24"/>
+                <w:szCs w:val="24"/>
+                <w:lang w:eastAsia="zh-TW"/>
+              </w:rPr>
+            </w:pPr>
+            <w:r>
+              <w:rPr>
+                <w:rFonts w:ascii="Times New Roman" w:eastAsia="標楷體" w:hAnsi="Times New Roman" w:cs="Times New Roman" w:hint="eastAsia"/>
+                <w:sz w:val="24"/>
+                <w:szCs w:val="24"/>
+                <w:lang w:eastAsia="zh-TW"/>
+              </w:rPr>
+              <w:t>每張卡核心數</w:t>
+            </w:r>
+          </w:p>
+        </w:tc>
+        <w:tc>
+          <w:tcPr>
+            <w:tcW w:w="5374" w:type="dxa"/>
+            <w:vAlign w:val="center"/>
+          </w:tcPr>
+          <w:p>
+            <w:pPr>
+              <w:pStyle w:val="ae"/>
+              <w:tabs>
+                <w:tab w:val="left" w:pos="1077"/>
+              </w:tabs>
+              <w:spacing w:line="360" w:lineRule="auto"/>
+              <w:ind w:left="0"/>
+              <w:jc w:val="center"/>
+              <w:rPr>
+                <w:rFonts w:ascii="Times New Roman" w:eastAsia="標楷體" w:hAnsi="Times New Roman" w:cs="Times New Roman" w:hint="eastAsia"/>
+                <w:sz w:val="24"/>
+                <w:szCs w:val="24"/>
+                <w:lang w:eastAsia="zh-TW"/>
+              </w:rPr>
+            </w:pPr>
+            <w:r>
+              <w:rPr>
+                <w:rFonts w:ascii="Times New Roman" w:eastAsia="標楷體" w:hAnsi="Times New Roman" w:cs="Times New Roman"/>
+                <w:sz w:val="24"/>
+                <w:szCs w:val="24"/>
+                <w:lang w:eastAsia="zh-TW"/>
+              </w:rPr>
+              <w:t>61 cores</w:t>
+            </w:r>
+          </w:p>
+        </w:tc>
+      </w:tr>
+      <w:tr>
+        <w:tc>
+          <w:tcPr>
+            <w:tcW w:w="1816" w:type="dxa"/>
+            <w:vAlign w:val="center"/>
+          </w:tcPr>
+          <w:p>
+            <w:pPr>
+              <w:pStyle w:val="ae"/>
+              <w:spacing w:line="360" w:lineRule="auto"/>
+              <w:ind w:left="0"/>
+              <w:jc w:val="center"/>
+              <w:rPr>
+                <w:rFonts w:ascii="Times New Roman" w:eastAsia="標楷體" w:hAnsi="Times New Roman" w:cs="Times New Roman" w:hint="eastAsia"/>
+                <w:sz w:val="24"/>
+                <w:szCs w:val="24"/>
+                <w:lang w:eastAsia="zh-TW"/>
+              </w:rPr>
+            </w:pPr>
+            <w:r>
+              <w:rPr>
+                <w:rFonts w:ascii="Times New Roman" w:eastAsia="標楷體" w:hAnsi="Times New Roman" w:cs="Times New Roman" w:hint="eastAsia"/>
+                <w:sz w:val="24"/>
+                <w:szCs w:val="24"/>
+                <w:lang w:eastAsia="zh-TW"/>
+              </w:rPr>
+              <w:t>硬體執行緒</w:t>
+            </w:r>
+          </w:p>
+        </w:tc>
+        <w:tc>
+          <w:tcPr>
+            <w:tcW w:w="5374" w:type="dxa"/>
+            <w:vAlign w:val="center"/>
+          </w:tcPr>
+          <w:p>
+            <w:pPr>
+              <w:pStyle w:val="ae"/>
+              <w:spacing w:line="360" w:lineRule="auto"/>
+              <w:ind w:left="0"/>
+              <w:jc w:val="center"/>
+              <w:rPr>
+                <w:rFonts w:ascii="Times New Roman" w:eastAsia="標楷體" w:hAnsi="Times New Roman" w:cs="Times New Roman" w:hint="eastAsia"/>
+                <w:sz w:val="24"/>
+                <w:szCs w:val="24"/>
+                <w:lang w:eastAsia="zh-TW"/>
+              </w:rPr>
+            </w:pPr>
+            <w:r>
+              <w:rPr>
+                <w:rFonts w:ascii="Times New Roman" w:eastAsia="標楷體" w:hAnsi="Times New Roman" w:cs="Times New Roman"/>
+                <w:sz w:val="24"/>
+                <w:szCs w:val="24"/>
+                <w:lang w:eastAsia="zh-TW"/>
+              </w:rPr>
+              <w:t>244 hardware threads</w:t>
+            </w:r>
+          </w:p>
+        </w:tc>
+      </w:tr>
+      <w:tr>
+        <w:tc>
+          <w:tcPr>
+            <w:tcW w:w="1816" w:type="dxa"/>
+            <w:vAlign w:val="center"/>
+          </w:tcPr>
+          <w:p>
+            <w:pPr>
+              <w:spacing w:line="360" w:lineRule="auto"/>
+              <w:jc w:val="center"/>
+              <w:rPr>
+                <w:rFonts w:ascii="Times New Roman" w:eastAsia="標楷體" w:hAnsi="Times New Roman" w:cs="Times New Roman" w:hint="eastAsia"/>
+                <w:sz w:val="24"/>
+                <w:szCs w:val="24"/>
+                <w:lang w:eastAsia="zh-TW"/>
+              </w:rPr>
+            </w:pPr>
+            <w:r>
+              <w:rPr>
+                <w:rFonts w:ascii="Times New Roman" w:eastAsia="標楷體" w:hAnsi="Times New Roman" w:cs="Times New Roman"/>
+                <w:sz w:val="24"/>
+                <w:szCs w:val="24"/>
+                <w:lang w:eastAsia="zh-TW"/>
+              </w:rPr>
+              <w:t>頻率</w:t>
+            </w:r>
+          </w:p>
+        </w:tc>
+        <w:tc>
+          <w:tcPr>
+            <w:tcW w:w="5374" w:type="dxa"/>
+            <w:vAlign w:val="center"/>
+          </w:tcPr>
+          <w:p>
+            <w:pPr>
+              <w:pStyle w:val="ae"/>
+              <w:spacing w:line="360" w:lineRule="auto"/>
+              <w:ind w:left="0"/>
+              <w:jc w:val="center"/>
+              <w:rPr>
+                <w:rFonts w:ascii="Times New Roman" w:eastAsia="標楷體" w:hAnsi="Times New Roman" w:cs="Times New Roman" w:hint="eastAsia"/>
+                <w:sz w:val="24"/>
+                <w:szCs w:val="24"/>
+                <w:lang w:eastAsia="zh-TW"/>
+              </w:rPr>
+            </w:pPr>
+            <w:r>
+              <w:rPr>
+                <w:rFonts w:ascii="Times New Roman" w:eastAsia="標楷體" w:hAnsi="Times New Roman" w:cs="Times New Roman"/>
+                <w:sz w:val="24"/>
+                <w:szCs w:val="24"/>
+                <w:lang w:eastAsia="zh-TW"/>
+              </w:rPr>
+              <w:t>1238 MHz</w:t>
+            </w:r>
+          </w:p>
+        </w:tc>
+      </w:tr>
+      <w:tr>
+        <w:tc>
+          <w:tcPr>
+            <w:tcW w:w="1816" w:type="dxa"/>
+            <w:vAlign w:val="center"/>
+          </w:tcPr>
+          <w:p>
+            <w:pPr>
+              <w:pStyle w:val="ae"/>
+              <w:spacing w:line="360" w:lineRule="auto"/>
+              <w:ind w:left="0"/>
+              <w:jc w:val="center"/>
+              <w:rPr>
+                <w:rFonts w:ascii="Times New Roman" w:eastAsia="標楷體" w:hAnsi="Times New Roman" w:cs="Times New Roman" w:hint="eastAsia"/>
+                <w:sz w:val="24"/>
+                <w:szCs w:val="24"/>
+                <w:lang w:eastAsia="zh-TW"/>
+              </w:rPr>
+            </w:pPr>
+            <w:r>
+              <w:rPr>
+                <w:rFonts w:ascii="Times New Roman" w:eastAsia="標楷體" w:hAnsi="Times New Roman" w:cs="Times New Roman"/>
+                <w:sz w:val="24"/>
+                <w:szCs w:val="24"/>
+                <w:lang w:eastAsia="zh-TW"/>
+              </w:rPr>
+              <w:t>應用程式</w:t>
+            </w:r>
+          </w:p>
+        </w:tc>
+        <w:tc>
+          <w:tcPr>
+            <w:tcW w:w="5374" w:type="dxa"/>
+            <w:vAlign w:val="center"/>
+          </w:tcPr>
+          <w:p>
+            <w:pPr>
+              <w:pStyle w:val="ae"/>
+              <w:spacing w:line="360" w:lineRule="auto"/>
+              <w:ind w:left="0"/>
+              <w:jc w:val="center"/>
+              <w:rPr>
+                <w:rFonts w:ascii="Times New Roman" w:eastAsia="標楷體" w:hAnsi="Times New Roman" w:cs="Times New Roman" w:hint="eastAsia"/>
+                <w:sz w:val="24"/>
+                <w:szCs w:val="24"/>
+                <w:lang w:eastAsia="zh-TW"/>
+              </w:rPr>
+            </w:pPr>
+            <w:r>
+              <w:rPr>
+                <w:rFonts w:ascii="Times New Roman" w:eastAsia="標楷體" w:hAnsi="Times New Roman" w:cs="Times New Roman"/>
+                <w:sz w:val="24"/>
+                <w:szCs w:val="24"/>
+                <w:lang w:eastAsia="zh-TW"/>
+              </w:rPr>
+              <w:t>NAS benchmark</w:t>
+            </w:r>
+            <w:r>
+              <w:rPr>
+                <w:rFonts w:ascii="Times New Roman" w:eastAsia="標楷體" w:hAnsi="Times New Roman" w:cs="Times New Roman"/>
+                <w:sz w:val="24"/>
+                <w:szCs w:val="24"/>
+                <w:lang w:eastAsia="zh-TW"/>
+              </w:rPr>
+              <w:t>、</w:t>
+            </w:r>
+            <w:r>
+              <w:rPr>
+                <w:rFonts w:ascii="Times New Roman" w:eastAsia="標楷體" w:hAnsi="Times New Roman" w:cs="Times New Roman"/>
+                <w:sz w:val="24"/>
+                <w:szCs w:val="24"/>
+                <w:lang w:eastAsia="zh-TW"/>
+              </w:rPr>
+              <w:t>CESAR benchmark</w:t>
+            </w:r>
+            <w:r>
+              <w:rPr>
+                <w:rFonts w:ascii="Times New Roman" w:eastAsia="標楷體" w:hAnsi="Times New Roman" w:cs="Times New Roman"/>
+                <w:sz w:val="24"/>
+                <w:szCs w:val="24"/>
+                <w:lang w:eastAsia="zh-TW"/>
+              </w:rPr>
+              <w:t>、</w:t>
+            </w:r>
+            <w:r>
+              <w:rPr>
+                <w:rFonts w:ascii="Times New Roman" w:eastAsia="標楷體" w:hAnsi="Times New Roman" w:cs="Times New Roman"/>
+                <w:sz w:val="24"/>
+                <w:szCs w:val="24"/>
+                <w:lang w:eastAsia="zh-TW"/>
+              </w:rPr>
+              <w:t>FFT</w:t>
+            </w:r>
+            <w:r>
+              <w:rPr>
+                <w:rFonts w:ascii="Times New Roman" w:eastAsia="標楷體" w:hAnsi="Times New Roman" w:cs="Times New Roman"/>
+                <w:sz w:val="24"/>
+                <w:szCs w:val="24"/>
+                <w:lang w:eastAsia="zh-TW"/>
+              </w:rPr>
+              <w:t>、</w:t>
+            </w:r>
+            <w:r>
+              <w:rPr>
+                <w:rFonts w:ascii="Times New Roman" w:eastAsia="標楷體" w:hAnsi="Times New Roman" w:cs="Times New Roman"/>
+                <w:sz w:val="24"/>
+                <w:szCs w:val="24"/>
+                <w:lang w:eastAsia="zh-TW"/>
+              </w:rPr>
+              <w:t>GEMM</w:t>
+            </w:r>
+            <w:r>
+              <w:rPr>
+                <w:rFonts w:ascii="Times New Roman" w:eastAsia="標楷體" w:hAnsi="Times New Roman" w:cs="Times New Roman"/>
+                <w:sz w:val="24"/>
+                <w:szCs w:val="24"/>
+                <w:lang w:eastAsia="zh-TW"/>
+              </w:rPr>
+              <w:t>、</w:t>
+            </w:r>
+            <w:r>
+              <w:rPr>
+                <w:rFonts w:ascii="Times New Roman" w:eastAsia="標楷體" w:hAnsi="Times New Roman" w:cs="Times New Roman"/>
+                <w:sz w:val="24"/>
+                <w:szCs w:val="24"/>
+                <w:lang w:eastAsia="zh-TW"/>
+              </w:rPr>
+              <w:t xml:space="preserve">DGEMM </w:t>
+            </w:r>
+            <w:r>
+              <w:rPr>
+                <w:rFonts w:ascii="Times New Roman" w:eastAsia="標楷體" w:hAnsi="Times New Roman" w:cs="Times New Roman"/>
+                <w:sz w:val="24"/>
+                <w:szCs w:val="24"/>
+                <w:lang w:eastAsia="zh-TW"/>
+              </w:rPr>
+              <w:t>等</w:t>
+            </w:r>
+          </w:p>
+        </w:tc>
+      </w:tr>
+    </w:tbl>
+    <w:p>
+      <w:pPr>
+        <w:pStyle w:val="ae"/>
+        <w:spacing w:line="360" w:lineRule="auto"/>
+        <w:ind w:left="1440"/>
+        <w:rPr>
+          <w:rFonts w:ascii="Times New Roman" w:eastAsia="標楷體" w:hAnsi="Times New Roman" w:cs="Times New Roman" w:hint="eastAsia"/>
+          <w:sz w:val="24"/>
+          <w:szCs w:val="24"/>
+          <w:lang w:eastAsia="zh-TW"/>
+        </w:rPr>
+      </w:pPr>
+    </w:p>
+    <w:p>
+      <w:pPr>
+        <w:pStyle w:val="ae"/>
+        <w:numPr>
+          <w:ilvl w:val="0"/>
+          <w:numId w:val="60"/>
+        </w:numPr>
+        <w:spacing w:line="360" w:lineRule="auto"/>
+        <w:rPr>
+          <w:rFonts w:ascii="Times New Roman" w:eastAsia="標楷體" w:hAnsi="Times New Roman" w:cs="Times New Roman"/>
+          <w:sz w:val="24"/>
+          <w:szCs w:val="24"/>
+          <w:lang w:eastAsia="zh-TW"/>
+        </w:rPr>
+      </w:pPr>
+      <w:r>
+        <w:rPr>
+          <w:rFonts w:ascii="Times New Roman" w:eastAsia="標楷體" w:hAnsi="Times New Roman" w:cs="Times New Roman" w:hint="eastAsia"/>
+          <w:sz w:val="24"/>
+          <w:szCs w:val="24"/>
+          <w:lang w:eastAsia="zh-TW"/>
+        </w:rPr>
+        <w:t>實驗結果</w:t>
+      </w:r>
+    </w:p>
+    <w:p>
+      <w:pPr>
+        <w:pStyle w:val="ae"/>
+        <w:numPr>
+          <w:ilvl w:val="0"/>
+          <w:numId w:val="65"/>
+        </w:numPr>
+        <w:spacing w:line="360" w:lineRule="auto"/>
+        <w:rPr>
+          <w:rFonts w:ascii="Times New Roman" w:eastAsia="標楷體" w:hAnsi="Times New Roman" w:cs="Times New Roman"/>
+          <w:sz w:val="24"/>
+          <w:szCs w:val="24"/>
+          <w:lang w:eastAsia="zh-TW"/>
+        </w:rPr>
+      </w:pPr>
+      <w:r>
+        <w:rPr>
+          <w:rFonts w:ascii="Times New Roman" w:eastAsia="標楷體" w:hAnsi="Times New Roman" w:cs="Times New Roman"/>
+          <w:sz w:val="24"/>
+          <w:szCs w:val="24"/>
+          <w:lang w:eastAsia="zh-TW"/>
+        </w:rPr>
+        <w:t>比較不同</w:t>
+      </w:r>
+      <w:r>
+        <w:rPr>
+          <w:rFonts w:ascii="Times New Roman" w:eastAsia="標楷體" w:hAnsi="Times New Roman" w:cs="Times New Roman"/>
+          <w:sz w:val="24"/>
+          <w:szCs w:val="24"/>
+          <w:lang w:eastAsia="zh-TW"/>
+        </w:rPr>
+        <w:t xml:space="preserve"> ML </w:t>
+      </w:r>
+      <w:r>
+        <w:rPr>
+          <w:rFonts w:ascii="Times New Roman" w:eastAsia="標楷體" w:hAnsi="Times New Roman" w:cs="Times New Roman"/>
+          <w:sz w:val="24"/>
+          <w:szCs w:val="24"/>
+          <w:lang w:eastAsia="zh-TW"/>
+        </w:rPr>
+        <w:t>方法的溫度預測誤</w:t>
+      </w:r>
+    </w:p>
+    <w:p>
+      <w:pPr>
+        <w:pStyle w:val="ae"/>
+        <w:spacing w:line="360" w:lineRule="auto"/>
+        <w:ind w:left="1320"/>
+        <w:rPr>
+          <w:rFonts w:ascii="Times New Roman" w:eastAsia="標楷體" w:hAnsi="Times New Roman" w:cs="Times New Roman" w:hint="eastAsia"/>
+          <w:sz w:val="24"/>
+          <w:szCs w:val="24"/>
+          <w:lang w:eastAsia="zh-TW"/>
+        </w:rPr>
+      </w:pPr>
+    </w:p>
+    <w:p>
+      <w:pPr>
+        <w:pStyle w:val="ae"/>
+        <w:numPr>
+          <w:ilvl w:val="0"/>
+          <w:numId w:val="65"/>
+        </w:numPr>
+        <w:spacing w:line="360" w:lineRule="auto"/>
+        <w:rPr>
+          <w:rFonts w:ascii="Times New Roman" w:eastAsia="標楷體" w:hAnsi="Times New Roman" w:cs="Times New Roman"/>
+          <w:sz w:val="24"/>
+          <w:szCs w:val="24"/>
+          <w:lang w:eastAsia="zh-TW"/>
+        </w:rPr>
+      </w:pPr>
+      <w:r>
+        <w:rPr>
+          <w:rFonts w:ascii="Times New Roman" w:eastAsia="標楷體" w:hAnsi="Times New Roman" w:cs="Times New Roman"/>
+          <w:sz w:val="24"/>
+          <w:szCs w:val="24"/>
+          <w:lang w:eastAsia="zh-TW"/>
+        </w:rPr>
+        <w:t>模型預測</w:t>
+      </w:r>
+      <w:r>
+        <w:rPr>
+          <w:rFonts w:ascii="Times New Roman" w:eastAsia="標楷體" w:hAnsi="Times New Roman" w:cs="Times New Roman"/>
+          <w:sz w:val="24"/>
+          <w:szCs w:val="24"/>
+          <w:lang w:eastAsia="zh-TW"/>
+        </w:rPr>
+        <w:t xml:space="preserve"> vs </w:t>
+      </w:r>
+      <w:r>
+        <w:rPr>
+          <w:rFonts w:ascii="Times New Roman" w:eastAsia="標楷體" w:hAnsi="Times New Roman" w:cs="Times New Roman"/>
+          <w:sz w:val="24"/>
+          <w:szCs w:val="24"/>
+          <w:lang w:eastAsia="zh-TW"/>
+        </w:rPr>
+        <w:t>真實溫度</w:t>
+      </w:r>
+      <w:r>
+        <w:rPr>
+          <w:rFonts w:ascii="Times New Roman" w:eastAsia="標楷體" w:hAnsi="Times New Roman" w:cs="Times New Roman" w:hint="eastAsia"/>
+          <w:sz w:val="24"/>
+          <w:szCs w:val="24"/>
+          <w:lang w:eastAsia="zh-TW"/>
+        </w:rPr>
+        <w:t>:</w:t>
+      </w:r>
+    </w:p>
+    <w:p>
+      <w:pPr>
+        <w:pStyle w:val="ae"/>
+        <w:spacing w:line="360" w:lineRule="auto"/>
+        <w:ind w:left="1440"/>
+        <w:rPr>
+          <w:rFonts w:ascii="Times New Roman" w:eastAsia="標楷體" w:hAnsi="Times New Roman" w:cs="Times New Roman" w:hint="eastAsia"/>
+          <w:sz w:val="24"/>
+          <w:szCs w:val="24"/>
+          <w:lang w:eastAsia="zh-TW"/>
+        </w:rPr>
+      </w:pPr>
+      <w:r>
+        <w:rPr>
+          <w:rFonts w:ascii="Times New Roman" w:eastAsia="標楷體" w:hAnsi="Times New Roman" w:cs="Times New Roman"/>
+          <w:sz w:val="24"/>
+          <w:szCs w:val="24"/>
+          <w:lang w:eastAsia="zh-TW"/>
+        </w:rPr>
+        <w:t>模型可以跟上溫度變化趨勢</w:t>
+      </w:r>
+      <w:r>
+        <w:rPr>
+          <w:rFonts w:ascii="Times New Roman" w:eastAsia="標楷體" w:hAnsi="Times New Roman" w:cs="Times New Roman" w:hint="eastAsia"/>
+          <w:sz w:val="24"/>
+          <w:szCs w:val="24"/>
+          <w:lang w:eastAsia="zh-TW"/>
+        </w:rPr>
+        <w:t>:</w:t>
+      </w:r>
+      <w:r>
+        <w:rPr>
+          <w:lang w:eastAsia="zh-TW"/>
+        </w:rPr>
+        <w:t xml:space="preserve"> </w:t>
+      </w:r>
+      <w:r>
+        <w:rPr>
+          <w:rFonts w:ascii="Times New Roman" w:eastAsia="標楷體" w:hAnsi="Times New Roman" w:cs="Times New Roman"/>
+          <w:sz w:val="24"/>
+          <w:szCs w:val="24"/>
+          <w:lang w:eastAsia="zh-TW"/>
+        </w:rPr>
+        <w:t>模型不只預測單點，而是整條溫度曲線</w:t>
+      </w:r>
+      <w:r>
+        <w:rPr>
+          <w:rFonts w:ascii="Times New Roman" w:eastAsia="標楷體" w:hAnsi="Times New Roman" w:cs="Times New Roman" w:hint="eastAsia"/>
+          <w:sz w:val="24"/>
+          <w:szCs w:val="24"/>
+          <w:lang w:eastAsia="zh-TW"/>
+        </w:rPr>
+        <w:t>都可以預測。</w:t>
+      </w:r>
+    </w:p>
+    <w:p>
+      <w:pPr>
+        <w:pStyle w:val="ae"/>
+        <w:spacing w:line="360" w:lineRule="auto"/>
+        <w:ind w:left="1320"/>
+        <w:rPr>
+          <w:rFonts w:ascii="Times New Roman" w:eastAsia="標楷體" w:hAnsi="Times New Roman" w:cs="Times New Roman"/>
+          <w:sz w:val="24"/>
+          <w:szCs w:val="24"/>
+          <w:lang w:eastAsia="zh-TW"/>
+        </w:rPr>
+      </w:pPr>
+      <w:r>
+        <w:rPr>
+          <w:rFonts w:ascii="Times New Roman" w:eastAsia="標楷體" w:hAnsi="Times New Roman" w:cs="Times New Roman"/>
+          <w:sz w:val="24"/>
+          <w:szCs w:val="24"/>
+          <w:lang w:eastAsia="zh-TW"/>
+        </w:rPr>
+        <w:drawing>
+          <wp:inline distT="0" distB="0" distL="0" distR="0" wp14:anchorId="57DDBA11" wp14:editId="759BFAFC">
+            <wp:extent cx="1439186" cy="1008745"/>
+            <wp:effectExtent l="0" t="0" r="8890" b="1270"/>
+            <wp:docPr id="1301485624" name="圖片 1"/>
+            <wp:cNvGraphicFramePr>
+              <a:graphicFrameLocks xmlns:a="http://schemas.openxmlformats.org/drawingml/2006/main" noChangeAspect="1"/>
+            </wp:cNvGraphicFramePr>
+            <a:graphic xmlns:a="http://schemas.openxmlformats.org/drawingml/2006/main">
+              <a:graphicData uri="http://schemas.openxmlformats.org/drawingml/2006/picture">
+                <pic:pic xmlns:pic="http://schemas.openxmlformats.org/drawingml/2006/picture">
+                  <pic:nvPicPr>
+                    <pic:cNvPr id="1301485624" name=""/>
+                    <pic:cNvPicPr/>
+                  </pic:nvPicPr>
+                  <pic:blipFill>
+                    <a:blip r:embed="rId22"/>
+                    <a:stretch>
+                      <a:fillRect/>
+                    </a:stretch>
+                  </pic:blipFill>
+                  <pic:spPr>
+                    <a:xfrm>
+                      <a:off x="0" y="0"/>
+                      <a:ext cx="1458823" cy="1022509"/>
+                    </a:xfrm>
+                    <a:prstGeom prst="rect">
+                      <a:avLst/>
+                    </a:prstGeom>
+                  </pic:spPr>
+                </pic:pic>
+              </a:graphicData>
+            </a:graphic>
+          </wp:inline>
+        </w:drawing>
+      </w:r>
+      <w:r>
+        <w:rPr>
+          <w:rFonts w:ascii="Times New Roman" w:eastAsia="標楷體" w:hAnsi="Times New Roman" w:cs="Times New Roman"/>
+          <w:sz w:val="24"/>
+          <w:szCs w:val="24"/>
+          <w:lang w:eastAsia="zh-TW"/>
+        </w:rPr>
+        <w:drawing>
+          <wp:inline distT="0" distB="0" distL="0" distR="0" wp14:anchorId="5BD4A54C" wp14:editId="590C9104">
+            <wp:extent cx="1407381" cy="1031638"/>
+            <wp:effectExtent l="0" t="0" r="2540" b="0"/>
+            <wp:docPr id="1975824454" name="圖片 1"/>
+            <wp:cNvGraphicFramePr>
+              <a:graphicFrameLocks xmlns:a="http://schemas.openxmlformats.org/drawingml/2006/main" noChangeAspect="1"/>
+            </wp:cNvGraphicFramePr>
+            <a:graphic xmlns:a="http://schemas.openxmlformats.org/drawingml/2006/main">
+              <a:graphicData uri="http://schemas.openxmlformats.org/drawingml/2006/picture">
+                <pic:pic xmlns:pic="http://schemas.openxmlformats.org/drawingml/2006/picture">
+                  <pic:nvPicPr>
+                    <pic:cNvPr id="1975824454" name=""/>
+                    <pic:cNvPicPr/>
+                  </pic:nvPicPr>
+                  <pic:blipFill>
+                    <a:blip r:embed="rId23"/>
+                    <a:stretch>
+                      <a:fillRect/>
+                    </a:stretch>
+                  </pic:blipFill>
+                  <pic:spPr>
+                    <a:xfrm>
+                      <a:off x="0" y="0"/>
+                      <a:ext cx="1417439" cy="1039011"/>
+                    </a:xfrm>
+                    <a:prstGeom prst="rect">
+                      <a:avLst/>
+                    </a:prstGeom>
+                  </pic:spPr>
+                </pic:pic>
+              </a:graphicData>
+            </a:graphic>
+          </wp:inline>
+        </w:drawing>
+      </w:r>
+      <w:r>
+        <w:rPr>
+          <w:rFonts w:ascii="Times New Roman" w:eastAsia="標楷體" w:hAnsi="Times New Roman" w:cs="Times New Roman"/>
+          <w:sz w:val="24"/>
+          <w:szCs w:val="24"/>
+          <w:lang w:eastAsia="zh-TW"/>
+        </w:rPr>
+        <w:drawing>
+          <wp:inline distT="0" distB="0" distL="0" distR="0" wp14:anchorId="28530794" wp14:editId="42E55300">
+            <wp:extent cx="1423284" cy="1035116"/>
+            <wp:effectExtent l="0" t="0" r="5715" b="0"/>
+            <wp:docPr id="2078668592" name="圖片 1"/>
+            <wp:cNvGraphicFramePr>
+              <a:graphicFrameLocks xmlns:a="http://schemas.openxmlformats.org/drawingml/2006/main" noChangeAspect="1"/>
+            </wp:cNvGraphicFramePr>
+            <a:graphic xmlns:a="http://schemas.openxmlformats.org/drawingml/2006/main">
+              <a:graphicData uri="http://schemas.openxmlformats.org/drawingml/2006/picture">
+                <pic:pic xmlns:pic="http://schemas.openxmlformats.org/drawingml/2006/picture">
+                  <pic:nvPicPr>
+                    <pic:cNvPr id="2078668592" name=""/>
+                    <pic:cNvPicPr/>
+                  </pic:nvPicPr>
+                  <pic:blipFill>
+                    <a:blip r:embed="rId24"/>
+                    <a:stretch>
+                      <a:fillRect/>
+                    </a:stretch>
+                  </pic:blipFill>
+                  <pic:spPr>
+                    <a:xfrm>
+                      <a:off x="0" y="0"/>
+                      <a:ext cx="1435645" cy="1044106"/>
+                    </a:xfrm>
+                    <a:prstGeom prst="rect">
+                      <a:avLst/>
+                    </a:prstGeom>
+                  </pic:spPr>
+                </pic:pic>
+              </a:graphicData>
+            </a:graphic>
+          </wp:inline>
+        </w:drawing>
+      </w:r>
+    </w:p>
+    <w:p>
+      <w:pPr>
+        <w:pStyle w:val="ae"/>
+        <w:spacing w:line="360" w:lineRule="auto"/>
+        <w:ind w:left="1320"/>
+        <w:rPr>
+          <w:rFonts w:ascii="Times New Roman" w:eastAsia="標楷體" w:hAnsi="Times New Roman" w:cs="Times New Roman"/>
+          <w:sz w:val="24"/>
+          <w:szCs w:val="24"/>
+          <w:lang w:eastAsia="zh-TW"/>
+        </w:rPr>
+      </w:pPr>
+      <w:r>
+        <w:rPr>
+          <w:rFonts w:ascii="Times New Roman" w:eastAsia="標楷體" w:hAnsi="Times New Roman" w:cs="Times New Roman"/>
+          <w:sz w:val="24"/>
+          <w:szCs w:val="24"/>
+          <w:lang w:eastAsia="zh-TW"/>
+        </w:rPr>
+        <w:drawing>
+          <wp:inline distT="0" distB="0" distL="0" distR="0" wp14:anchorId="75BE15CE" wp14:editId="185777A6">
+            <wp:extent cx="3264068" cy="266714"/>
+            <wp:effectExtent l="0" t="0" r="0" b="0"/>
+            <wp:docPr id="274628510" name="圖片 1"/>
+            <wp:cNvGraphicFramePr>
+              <a:graphicFrameLocks xmlns:a="http://schemas.openxmlformats.org/drawingml/2006/main" noChangeAspect="1"/>
+            </wp:cNvGraphicFramePr>
+            <a:graphic xmlns:a="http://schemas.openxmlformats.org/drawingml/2006/main">
+              <a:graphicData uri="http://schemas.openxmlformats.org/drawingml/2006/picture">
+                <pic:pic xmlns:pic="http://schemas.openxmlformats.org/drawingml/2006/picture">
+                  <pic:nvPicPr>
+                    <pic:cNvPr id="274628510" name=""/>
+                    <pic:cNvPicPr/>
+                  </pic:nvPicPr>
+                  <pic:blipFill>
+                    <a:blip r:embed="rId25"/>
+                    <a:stretch>
+                      <a:fillRect/>
+                    </a:stretch>
+                  </pic:blipFill>
+                  <pic:spPr>
+                    <a:xfrm>
+                      <a:off x="0" y="0"/>
+                      <a:ext cx="3264068" cy="266714"/>
+                    </a:xfrm>
+                    <a:prstGeom prst="rect">
+                      <a:avLst/>
+                    </a:prstGeom>
+                  </pic:spPr>
+                </pic:pic>
+              </a:graphicData>
+            </a:graphic>
+          </wp:inline>
+        </w:drawing>
+      </w:r>
+    </w:p>
+    <w:p>
+      <w:pPr>
+        <w:pStyle w:val="ae"/>
+        <w:numPr>
+          <w:ilvl w:val="0"/>
+          <w:numId w:val="65"/>
+        </w:numPr>
+        <w:spacing w:line="360" w:lineRule="auto"/>
+        <w:rPr>
+          <w:rFonts w:ascii="Times New Roman" w:eastAsia="標楷體" w:hAnsi="Times New Roman" w:cs="Times New Roman"/>
+          <w:sz w:val="24"/>
+          <w:szCs w:val="24"/>
+          <w:lang w:eastAsia="zh-TW"/>
+        </w:rPr>
+      </w:pPr>
+      <w:r>
+        <w:rPr>
+          <w:rFonts w:ascii="Times New Roman" w:eastAsia="標楷體" w:hAnsi="Times New Roman" w:cs="Times New Roman"/>
+          <w:sz w:val="24"/>
+          <w:szCs w:val="24"/>
+          <w:lang w:eastAsia="zh-TW"/>
+        </w:rPr>
+        <w:t>誤差分析</w:t>
+      </w:r>
+    </w:p>
+    <w:p>
+      <w:pPr>
+        <w:pStyle w:val="ae"/>
+        <w:spacing w:line="360" w:lineRule="auto"/>
+        <w:ind w:left="1320" w:firstLine="120"/>
+        <w:rPr>
+          <w:rFonts w:ascii="Times New Roman" w:eastAsia="標楷體" w:hAnsi="Times New Roman" w:cs="Times New Roman" w:hint="eastAsia"/>
+          <w:sz w:val="24"/>
+          <w:szCs w:val="24"/>
+          <w:lang w:eastAsia="zh-TW"/>
+        </w:rPr>
+      </w:pPr>
+      <w:r>
+        <w:rPr>
+          <w:rFonts w:ascii="Times New Roman" w:eastAsia="標楷體" w:hAnsi="Times New Roman" w:cs="Times New Roman"/>
+          <w:sz w:val="24"/>
+          <w:szCs w:val="24"/>
+          <w:lang w:eastAsia="zh-TW"/>
+        </w:rPr>
+        <w:t xml:space="preserve">4.2°C </w:t>
+      </w:r>
+      <w:r>
+        <w:rPr>
+          <w:rFonts w:ascii="Times New Roman" w:eastAsia="標楷體" w:hAnsi="Times New Roman" w:cs="Times New Roman"/>
+          <w:sz w:val="24"/>
+          <w:szCs w:val="24"/>
+          <w:lang w:eastAsia="zh-TW"/>
+        </w:rPr>
+        <w:t>為原始</w:t>
+      </w:r>
+      <w:r>
+        <w:rPr>
+          <w:rFonts w:ascii="Times New Roman" w:eastAsia="標楷體" w:hAnsi="Times New Roman" w:cs="Times New Roman"/>
+          <w:sz w:val="24"/>
+          <w:szCs w:val="24"/>
+          <w:lang w:eastAsia="zh-TW"/>
+        </w:rPr>
+        <w:t xml:space="preserve"> Gaussian Process </w:t>
+      </w:r>
+      <w:r>
+        <w:rPr>
+          <w:rFonts w:ascii="Times New Roman" w:eastAsia="標楷體" w:hAnsi="Times New Roman" w:cs="Times New Roman"/>
+          <w:sz w:val="24"/>
+          <w:szCs w:val="24"/>
+          <w:lang w:eastAsia="zh-TW"/>
+        </w:rPr>
+        <w:t>模型在未進行特徵選擇時，使用完整特徵集對</w:t>
+      </w:r>
+      <w:r>
+        <w:rPr>
+          <w:rFonts w:ascii="Times New Roman" w:eastAsia="標楷體" w:hAnsi="Times New Roman" w:cs="Times New Roman"/>
+          <w:sz w:val="24"/>
+          <w:szCs w:val="24"/>
+          <w:lang w:eastAsia="zh-TW"/>
+        </w:rPr>
+        <w:t xml:space="preserve"> benchmark </w:t>
+      </w:r>
+      <w:r>
+        <w:rPr>
+          <w:rFonts w:ascii="Times New Roman" w:eastAsia="標楷體" w:hAnsi="Times New Roman" w:cs="Times New Roman"/>
+          <w:sz w:val="24"/>
+          <w:szCs w:val="24"/>
+          <w:lang w:eastAsia="zh-TW"/>
+        </w:rPr>
+        <w:t>應用進行溫度預測所得到的平均誤差。</w:t>
+      </w:r>
+    </w:p>
+    <w:p>
+      <w:pPr>
+        <w:pStyle w:val="ae"/>
+        <w:numPr>
+          <w:ilvl w:val="0"/>
+          <w:numId w:val="68"/>
+        </w:numPr>
+        <w:spacing w:line="360" w:lineRule="auto"/>
+        <w:rPr>
+          <w:rFonts w:ascii="Times New Roman" w:eastAsia="標楷體" w:hAnsi="Times New Roman" w:cs="Times New Roman" w:hint="eastAsia"/>
+          <w:sz w:val="24"/>
+          <w:szCs w:val="24"/>
+          <w:lang w:eastAsia="zh-TW"/>
+        </w:rPr>
+      </w:pPr>
+      <w:r>
+        <w:rPr>
+          <w:rFonts w:ascii="Times New Roman" w:eastAsia="標楷體" w:hAnsi="Times New Roman" w:cs="Times New Roman"/>
+          <w:sz w:val="24"/>
+          <w:szCs w:val="24"/>
+          <w:lang w:eastAsia="zh-TW"/>
+        </w:rPr>
+        <w:t>Reduced</w:t>
+      </w:r>
+      <w:r>
+        <w:rPr>
+          <w:rFonts w:ascii="Times New Roman" w:eastAsia="標楷體" w:hAnsi="Times New Roman" w:cs="Times New Roman" w:hint="eastAsia"/>
+          <w:sz w:val="24"/>
+          <w:szCs w:val="24"/>
+          <w:lang w:eastAsia="zh-TW"/>
+        </w:rPr>
+        <w:t xml:space="preserve"> </w:t>
+      </w:r>
+      <w:r>
+        <w:rPr>
+          <w:rFonts w:ascii="Times New Roman" w:eastAsia="標楷體" w:hAnsi="Times New Roman" w:cs="Times New Roman"/>
+          <w:sz w:val="24"/>
+          <w:szCs w:val="24"/>
+          <w:lang w:eastAsia="zh-TW"/>
+        </w:rPr>
+        <w:t>GP </w:t>
+      </w:r>
+      <w:r>
+        <w:rPr>
+          <w:rFonts w:ascii="Times New Roman" w:eastAsia="標楷體" w:hAnsi="Times New Roman" w:cs="Times New Roman" w:hint="eastAsia"/>
+          <w:sz w:val="24"/>
+          <w:szCs w:val="24"/>
+          <w:lang w:eastAsia="zh-TW"/>
+        </w:rPr>
+        <w:t xml:space="preserve"> : </w:t>
+      </w:r>
+      <w:r>
+        <w:rPr>
+          <w:rFonts w:ascii="Times New Roman" w:eastAsia="標楷體" w:hAnsi="Times New Roman" w:cs="Times New Roman" w:hint="eastAsia"/>
+          <w:sz w:val="24"/>
+          <w:szCs w:val="24"/>
+          <w:lang w:eastAsia="zh-TW"/>
+        </w:rPr>
+        <w:t>平均誤差</w:t>
+      </w:r>
+      <w:r>
+        <w:rPr>
+          <w:rFonts w:ascii="Times New Roman" w:eastAsia="標楷體" w:hAnsi="Times New Roman" w:cs="Times New Roman" w:hint="eastAsia"/>
+          <w:sz w:val="24"/>
+          <w:szCs w:val="24"/>
+          <w:lang w:eastAsia="zh-TW"/>
+        </w:rPr>
+        <w:t>2.9</w:t>
+      </w:r>
+      <m:oMath>
+        <m:r>
+          <w:rPr>
+            <w:rFonts w:ascii="Cambria Math" w:eastAsia="標楷體" w:hAnsi="Cambria Math" w:cs="Times New Roman"/>
+            <w:sz w:val="24"/>
+            <w:szCs w:val="24"/>
+            <w:lang w:eastAsia="zh-TW"/>
+          </w:rPr>
+          <m:t>℃</m:t>
+        </m:r>
+      </m:oMath>
+      <w:r>
+        <w:rPr>
+          <w:rFonts w:ascii="Times New Roman" w:eastAsia="標楷體" w:hAnsi="Times New Roman" w:cs="Times New Roman" w:hint="eastAsia"/>
+          <w:sz w:val="24"/>
+          <w:szCs w:val="24"/>
+          <w:lang w:eastAsia="zh-TW"/>
+        </w:rPr>
+        <w:t xml:space="preserve"> </w:t>
+      </w:r>
+      <w:r>
+        <w:rPr>
+          <w:rFonts w:ascii="Times New Roman" w:eastAsia="標楷體" w:hAnsi="Times New Roman" w:cs="Times New Roman" w:hint="eastAsia"/>
+          <w:sz w:val="24"/>
+          <w:szCs w:val="24"/>
+          <w:lang w:eastAsia="zh-TW"/>
+        </w:rPr>
+        <w:t>，</w:t>
+      </w:r>
+      <w:r>
+        <w:rPr>
+          <w:rFonts w:ascii="Times New Roman" w:eastAsia="標楷體" w:hAnsi="Times New Roman" w:cs="Times New Roman"/>
+          <w:sz w:val="24"/>
+          <w:szCs w:val="24"/>
+          <w:lang w:eastAsia="zh-TW"/>
+        </w:rPr>
+        <w:t>Success Rat</w:t>
+      </w:r>
+      <w:r>
+        <w:rPr>
+          <w:rFonts w:ascii="Times New Roman" w:eastAsia="標楷體" w:hAnsi="Times New Roman" w:cs="Times New Roman"/>
+          <w:sz w:val="24"/>
+          <w:szCs w:val="24"/>
+          <w:lang w:eastAsia="zh-TW"/>
+        </w:rPr>
+        <w:t>e</w:t>
+      </w:r>
+      <w:r>
+        <w:rPr>
+          <w:rFonts w:ascii="Times New Roman" w:eastAsia="標楷體" w:hAnsi="Times New Roman" w:cs="Times New Roman" w:hint="eastAsia"/>
+          <w:sz w:val="24"/>
+          <w:szCs w:val="24"/>
+          <w:lang w:eastAsia="zh-TW"/>
+        </w:rPr>
+        <w:t>:</w:t>
+      </w:r>
+      <w:r>
+        <w:t xml:space="preserve"> </w:t>
+      </w:r>
+      <w:r>
+        <w:rPr>
+          <w:rFonts w:ascii="Times New Roman" w:eastAsia="標楷體" w:hAnsi="Times New Roman" w:cs="Times New Roman"/>
+          <w:sz w:val="24"/>
+          <w:szCs w:val="24"/>
+          <w:lang w:eastAsia="zh-TW"/>
+        </w:rPr>
+        <w:t>75%</w:t>
+      </w:r>
+    </w:p>
+    <w:p>
+      <w:pPr>
+        <w:pStyle w:val="ae"/>
+        <w:spacing w:line="360" w:lineRule="auto"/>
+        <w:ind w:left="1320"/>
+        <w:rPr>
+          <w:rFonts w:eastAsia="新細明體"/>
+          <w:noProof/>
+          <w:lang w:eastAsia="zh-TW"/>
+        </w:rPr>
+      </w:pPr>
+      <w:r>
+        <w:rPr>
+          <w:rFonts w:ascii="Times New Roman" w:eastAsia="標楷體" w:hAnsi="Times New Roman" w:cs="Times New Roman"/>
+          <w:sz w:val="24"/>
+          <w:szCs w:val="24"/>
+          <w:lang w:eastAsia="zh-TW"/>
+        </w:rPr>
+        <w:drawing>
+          <wp:inline distT="0" distB="0" distL="0" distR="0" wp14:anchorId="4D465834" wp14:editId="7B89E86B">
+            <wp:extent cx="2297927" cy="1410391"/>
+            <wp:effectExtent l="0" t="0" r="7620" b="0"/>
+            <wp:docPr id="677309740" name="圖片 1"/>
+            <wp:cNvGraphicFramePr>
+              <a:graphicFrameLocks xmlns:a="http://schemas.openxmlformats.org/drawingml/2006/main" noChangeAspect="1"/>
+            </wp:cNvGraphicFramePr>
+            <a:graphic xmlns:a="http://schemas.openxmlformats.org/drawingml/2006/main">
+              <a:graphicData uri="http://schemas.openxmlformats.org/drawingml/2006/picture">
+                <pic:pic xmlns:pic="http://schemas.openxmlformats.org/drawingml/2006/picture">
+                  <pic:nvPicPr>
+                    <pic:cNvPr id="677309740" name=""/>
+                    <pic:cNvPicPr/>
+                  </pic:nvPicPr>
+                  <pic:blipFill>
+                    <a:blip r:embed="rId26"/>
+                    <a:stretch>
+                      <a:fillRect/>
+                    </a:stretch>
+                  </pic:blipFill>
+                  <pic:spPr>
+                    <a:xfrm>
+                      <a:off x="0" y="0"/>
+                      <a:ext cx="2323999" cy="1426393"/>
+                    </a:xfrm>
+                    <a:prstGeom prst="rect">
+                      <a:avLst/>
+                    </a:prstGeom>
+                  </pic:spPr>
+                </pic:pic>
+              </a:graphicData>
+            </a:graphic>
+          </wp:inline>
+        </w:drawing>
+      </w:r>
+      <w:r>
+        <w:rPr>
+          <w:noProof/>
+        </w:rPr>
+        <w:t xml:space="preserve"> </w:t>
+      </w:r>
+      <w:r>
+        <w:rPr>
+          <w:rFonts w:eastAsia="新細明體"/>
+          <w:noProof/>
+          <w:lang w:eastAsia="zh-TW"/>
+        </w:rPr>
+        <w:drawing>
+          <wp:inline distT="0" distB="0" distL="0" distR="0" wp14:anchorId="5910F3FB" wp14:editId="043A29D7">
+            <wp:extent cx="2070036" cy="2247238"/>
+            <wp:effectExtent l="0" t="0" r="6985" b="1270"/>
+            <wp:docPr id="591624177" name="圖片 1"/>
+            <wp:cNvGraphicFramePr>
+              <a:graphicFrameLocks xmlns:a="http://schemas.openxmlformats.org/drawingml/2006/main" noChangeAspect="1"/>
+            </wp:cNvGraphicFramePr>
+            <a:graphic xmlns:a="http://schemas.openxmlformats.org/drawingml/2006/main">
+              <a:graphicData uri="http://schemas.openxmlformats.org/drawingml/2006/picture">
+                <pic:pic xmlns:pic="http://schemas.openxmlformats.org/drawingml/2006/picture">
+                  <pic:nvPicPr>
+                    <pic:cNvPr id="591624177" name=""/>
+                    <pic:cNvPicPr/>
+                  </pic:nvPicPr>
+                  <pic:blipFill>
+                    <a:blip r:embed="rId27"/>
+                    <a:stretch>
+                      <a:fillRect/>
+                    </a:stretch>
+                  </pic:blipFill>
+                  <pic:spPr>
+                    <a:xfrm>
+                      <a:off x="0" y="0"/>
+                      <a:ext cx="2077419" cy="2255253"/>
+                    </a:xfrm>
+                    <a:prstGeom prst="rect">
+                      <a:avLst/>
+                    </a:prstGeom>
+                  </pic:spPr>
+                </pic:pic>
+              </a:graphicData>
+            </a:graphic>
+          </wp:inline>
+        </w:drawing>
+      </w:r>
+    </w:p>
+    <w:p>
+      <w:pPr>
+        <w:pStyle w:val="ae"/>
+        <w:numPr>
+          <w:ilvl w:val="0"/>
+          <w:numId w:val="68"/>
+        </w:numPr>
+        <w:spacing w:line="360" w:lineRule="auto"/>
+        <w:rPr>
+          <w:rFonts w:eastAsia="新細明體" w:hint="eastAsia"/>
+          <w:noProof/>
+          <w:lang w:eastAsia="zh-TW"/>
+        </w:rPr>
+      </w:pPr>
+      <w:r>
+        <w:rPr>
+          <w:rFonts w:eastAsia="新細明體"/>
+          <w:noProof/>
+          <w:lang w:eastAsia="zh-TW"/>
+        </w:rPr>
+        <w:t>MLP</w:t>
+      </w:r>
+      <w:r>
+        <w:rPr>
+          <w:rFonts w:eastAsia="新細明體" w:hint="eastAsia"/>
+          <w:noProof/>
+          <w:lang w:eastAsia="zh-TW"/>
+        </w:rPr>
+        <w:t xml:space="preserve">: </w:t>
+      </w:r>
+      <w:r>
+        <w:rPr>
+          <w:rFonts w:ascii="Times New Roman" w:eastAsia="標楷體" w:hAnsi="Times New Roman" w:cs="Times New Roman" w:hint="eastAsia"/>
+          <w:sz w:val="24"/>
+          <w:szCs w:val="24"/>
+          <w:lang w:eastAsia="zh-TW"/>
+        </w:rPr>
+        <w:t>平均誤差</w:t>
+      </w:r>
+      <w:r>
+        <w:rPr>
+          <w:rFonts w:ascii="Times New Roman" w:eastAsia="標楷體" w:hAnsi="Times New Roman" w:cs="Times New Roman" w:hint="eastAsia"/>
+          <w:sz w:val="24"/>
+          <w:szCs w:val="24"/>
+          <w:lang w:eastAsia="zh-TW"/>
+        </w:rPr>
+        <w:t>2.9</w:t>
+      </w:r>
+      <m:oMath>
+        <m:r>
+          <w:rPr>
+            <w:rFonts w:ascii="Cambria Math" w:eastAsia="標楷體" w:hAnsi="Cambria Math" w:cs="Times New Roman"/>
+            <w:sz w:val="24"/>
+            <w:szCs w:val="24"/>
+            <w:lang w:eastAsia="zh-TW"/>
+          </w:rPr>
+          <m:t>℃</m:t>
+        </m:r>
+      </m:oMath>
+      <w:r>
+        <w:rPr>
+          <w:rFonts w:ascii="Times New Roman" w:eastAsia="標楷體" w:hAnsi="Times New Roman" w:cs="Times New Roman" w:hint="eastAsia"/>
+          <w:sz w:val="24"/>
+          <w:szCs w:val="24"/>
+          <w:lang w:eastAsia="zh-TW"/>
+        </w:rPr>
+        <w:t>，</w:t>
+      </w:r>
+      <w:r>
+        <w:rPr>
+          <w:rFonts w:ascii="Times New Roman" w:eastAsia="標楷體" w:hAnsi="Times New Roman" w:cs="Times New Roman"/>
+          <w:sz w:val="24"/>
+          <w:szCs w:val="24"/>
+          <w:lang w:eastAsia="zh-TW"/>
+        </w:rPr>
+        <w:t>Success Rat</w:t>
+      </w:r>
+      <w:r>
+        <w:rPr>
+          <w:rFonts w:ascii="Times New Roman" w:eastAsia="標楷體" w:hAnsi="Times New Roman" w:cs="Times New Roman"/>
+          <w:sz w:val="24"/>
+          <w:szCs w:val="24"/>
+          <w:lang w:eastAsia="zh-TW"/>
+        </w:rPr>
+        <w:t>e</w:t>
+      </w:r>
+      <w:r>
+        <w:rPr>
+          <w:rFonts w:ascii="Times New Roman" w:eastAsia="標楷體" w:hAnsi="Times New Roman" w:cs="Times New Roman" w:hint="eastAsia"/>
+          <w:sz w:val="24"/>
+          <w:szCs w:val="24"/>
+          <w:lang w:eastAsia="zh-TW"/>
+        </w:rPr>
+        <w:t>:</w:t>
+      </w:r>
+      <w:r>
+        <w:rPr>
+          <w:rFonts w:ascii="Times New Roman" w:eastAsia="標楷體" w:hAnsi="Times New Roman" w:cs="Times New Roman"/>
+          <w:sz w:val="24"/>
+          <w:szCs w:val="24"/>
+          <w:lang w:eastAsia="zh-TW"/>
+        </w:rPr>
+        <w:t xml:space="preserve"> </w:t>
+      </w:r>
+      <w:r>
+        <w:rPr>
+          <w:rFonts w:ascii="Times New Roman" w:eastAsia="標楷體" w:hAnsi="Times New Roman" w:cs="Times New Roman"/>
+          <w:sz w:val="24"/>
+          <w:szCs w:val="24"/>
+          <w:lang w:eastAsia="zh-TW"/>
+        </w:rPr>
+        <w:t>82.5%</w:t>
+      </w:r>
+    </w:p>
+    <w:p>
+      <w:pPr>
+        <w:pStyle w:val="ae"/>
+        <w:spacing w:line="360" w:lineRule="auto"/>
+        <w:ind w:left="1320"/>
+        <w:rPr>
+          <w:rFonts w:eastAsia="新細明體"/>
+          <w:noProof/>
+          <w:lang w:eastAsia="zh-TW"/>
+        </w:rPr>
+      </w:pPr>
+      <w:r>
+        <w:rPr>
+          <w:rFonts w:ascii="Times New Roman" w:eastAsia="標楷體" w:hAnsi="Times New Roman" w:cs="Times New Roman"/>
+          <w:sz w:val="24"/>
+          <w:szCs w:val="24"/>
+          <w:lang w:eastAsia="zh-TW"/>
+        </w:rPr>
+        <w:drawing>
+          <wp:inline distT="0" distB="0" distL="0" distR="0" wp14:anchorId="033FAFED" wp14:editId="2F1D0663">
+            <wp:extent cx="2337683" cy="1306751"/>
+            <wp:effectExtent l="0" t="0" r="5715" b="8255"/>
+            <wp:docPr id="1296575374" name="圖片 1"/>
+            <wp:cNvGraphicFramePr>
+              <a:graphicFrameLocks xmlns:a="http://schemas.openxmlformats.org/drawingml/2006/main" noChangeAspect="1"/>
+            </wp:cNvGraphicFramePr>
+            <a:graphic xmlns:a="http://schemas.openxmlformats.org/drawingml/2006/main">
+              <a:graphicData uri="http://schemas.openxmlformats.org/drawingml/2006/picture">
+                <pic:pic xmlns:pic="http://schemas.openxmlformats.org/drawingml/2006/picture">
+                  <pic:nvPicPr>
+                    <pic:cNvPr id="1296575374" name=""/>
+                    <pic:cNvPicPr/>
+                  </pic:nvPicPr>
+                  <pic:blipFill>
+                    <a:blip r:embed="rId28"/>
+                    <a:stretch>
+                      <a:fillRect/>
+                    </a:stretch>
+                  </pic:blipFill>
+                  <pic:spPr>
+                    <a:xfrm>
+                      <a:off x="0" y="0"/>
+                      <a:ext cx="2369888" cy="1324754"/>
+                    </a:xfrm>
+                    <a:prstGeom prst="rect">
+                      <a:avLst/>
+                    </a:prstGeom>
+                  </pic:spPr>
+                </pic:pic>
+              </a:graphicData>
+            </a:graphic>
+          </wp:inline>
+        </w:drawing>
+      </w:r>
+      <w:r>
+        <w:rPr>
+          <w:noProof/>
+        </w:rPr>
+        <w:t xml:space="preserve"> </w:t>
+      </w:r>
+      <w:r>
+        <w:rPr>
+          <w:noProof/>
+        </w:rPr>
+        <w:drawing>
+          <wp:inline distT="0" distB="0" distL="0" distR="0" wp14:anchorId="191F1CFE" wp14:editId="340A917D">
+            <wp:extent cx="1892410" cy="2022670"/>
+            <wp:effectExtent l="0" t="0" r="0" b="0"/>
+            <wp:docPr id="17033052" name="圖片 1"/>
+            <wp:cNvGraphicFramePr>
+              <a:graphicFrameLocks xmlns:a="http://schemas.openxmlformats.org/drawingml/2006/main" noChangeAspect="1"/>
+            </wp:cNvGraphicFramePr>
+            <a:graphic xmlns:a="http://schemas.openxmlformats.org/drawingml/2006/main">
+              <a:graphicData uri="http://schemas.openxmlformats.org/drawingml/2006/picture">
+                <pic:pic xmlns:pic="http://schemas.openxmlformats.org/drawingml/2006/picture">
+                  <pic:nvPicPr>
+                    <pic:cNvPr id="17033052" name=""/>
+                    <pic:cNvPicPr/>
+                  </pic:nvPicPr>
+                  <pic:blipFill>
+                    <a:blip r:embed="rId29"/>
+                    <a:stretch>
+                      <a:fillRect/>
+                    </a:stretch>
+                  </pic:blipFill>
+                  <pic:spPr>
+                    <a:xfrm>
+                      <a:off x="0" y="0"/>
+                      <a:ext cx="1897533" cy="2028146"/>
+                    </a:xfrm>
+                    <a:prstGeom prst="rect">
+                      <a:avLst/>
+                    </a:prstGeom>
+                  </pic:spPr>
+                </pic:pic>
+              </a:graphicData>
+            </a:graphic>
+          </wp:inline>
+        </w:drawing>
+      </w:r>
+    </w:p>
+    <w:p>
+      <w:pPr>
+        <w:pStyle w:val="ae"/>
+        <w:numPr>
+          <w:ilvl w:val="0"/>
+          <w:numId w:val="68"/>
+        </w:numPr>
+        <w:spacing w:line="360" w:lineRule="auto"/>
+        <w:ind w:left="1320"/>
+        <w:rPr>
+          <w:rFonts w:eastAsia="新細明體"/>
+          <w:noProof/>
+          <w:lang w:eastAsia="zh-TW"/>
+        </w:rPr>
+      </w:pPr>
+      <w:r>
+        <w:rPr>
+          <w:rFonts w:eastAsia="新細明體"/>
+          <w:noProof/>
+          <w:lang w:eastAsia="zh-TW"/>
+        </w:rPr>
+        <w:t>Lasso</w:t>
+      </w:r>
+      <w:r>
+        <w:rPr>
+          <w:rFonts w:eastAsia="新細明體" w:hint="eastAsia"/>
+          <w:noProof/>
+          <w:lang w:eastAsia="zh-TW"/>
+        </w:rPr>
+        <w:t>:</w:t>
+      </w:r>
+      <w:r>
+        <w:rPr>
+          <w:rFonts w:ascii="Times New Roman" w:eastAsia="標楷體" w:hAnsi="Times New Roman" w:cs="Times New Roman" w:hint="eastAsia"/>
+          <w:sz w:val="24"/>
+          <w:szCs w:val="24"/>
+          <w:lang w:eastAsia="zh-TW"/>
+        </w:rPr>
+        <w:t xml:space="preserve"> </w:t>
+      </w:r>
+      <w:r>
+        <w:rPr>
+          <w:rFonts w:ascii="Times New Roman" w:eastAsia="標楷體" w:hAnsi="Times New Roman" w:cs="Times New Roman" w:hint="eastAsia"/>
+          <w:sz w:val="24"/>
+          <w:szCs w:val="24"/>
+          <w:lang w:eastAsia="zh-TW"/>
+        </w:rPr>
+        <w:t>平均誤差</w:t>
+      </w:r>
+      <m:oMath>
+        <m:r>
+          <w:rPr>
+            <w:rFonts w:ascii="Cambria Math" w:eastAsia="標楷體" w:hAnsi="Cambria Math" w:cs="Times New Roman"/>
+            <w:sz w:val="24"/>
+            <w:szCs w:val="24"/>
+            <w:lang w:eastAsia="zh-TW"/>
+          </w:rPr>
+          <m:t>3.8</m:t>
+        </m:r>
+        <m:r>
+          <w:rPr>
+            <w:rFonts w:ascii="Cambria Math" w:eastAsia="標楷體" w:hAnsi="Cambria Math" w:cs="Times New Roman"/>
+            <w:sz w:val="24"/>
+            <w:szCs w:val="24"/>
+            <w:lang w:eastAsia="zh-TW"/>
+          </w:rPr>
+          <m:t>℃</m:t>
+        </m:r>
+      </m:oMath>
+      <w:r>
+        <w:rPr>
+          <w:rFonts w:ascii="Times New Roman" w:eastAsia="標楷體" w:hAnsi="Times New Roman" w:cs="Times New Roman" w:hint="eastAsia"/>
+          <w:sz w:val="24"/>
+          <w:szCs w:val="24"/>
+          <w:lang w:eastAsia="zh-TW"/>
+        </w:rPr>
+        <w:t>，</w:t>
+      </w:r>
+      <w:r>
+        <w:rPr>
+          <w:rFonts w:ascii="Times New Roman" w:eastAsia="標楷體" w:hAnsi="Times New Roman" w:cs="Times New Roman"/>
+          <w:sz w:val="24"/>
+          <w:szCs w:val="24"/>
+          <w:lang w:eastAsia="zh-TW"/>
+        </w:rPr>
+        <w:t>Success Rate</w:t>
+      </w:r>
+      <w:r>
+        <w:rPr>
+          <w:rFonts w:ascii="Times New Roman" w:eastAsia="標楷體" w:hAnsi="Times New Roman" w:cs="Times New Roman" w:hint="eastAsia"/>
+          <w:sz w:val="24"/>
+          <w:szCs w:val="24"/>
+          <w:lang w:eastAsia="zh-TW"/>
+        </w:rPr>
+        <w:t>:</w:t>
+      </w:r>
+      <w:r>
+        <w:rPr>
+          <w:rFonts w:ascii="Times New Roman" w:eastAsia="標楷體" w:hAnsi="Times New Roman" w:cs="Times New Roman"/>
+          <w:sz w:val="24"/>
+          <w:szCs w:val="24"/>
+          <w:lang w:eastAsia="zh-TW"/>
+        </w:rPr>
+        <w:t>74.17%</w:t>
+      </w:r>
+      <w:r>
+        <w:rPr>
+          <w:rFonts w:ascii="Times New Roman" w:eastAsia="標楷體" w:hAnsi="Times New Roman" w:cs="Times New Roman"/>
+          <w:sz w:val="24"/>
+          <w:szCs w:val="24"/>
+          <w:lang w:eastAsia="zh-TW"/>
+        </w:rPr>
+        <w:drawing>
+          <wp:inline distT="0" distB="0" distL="0" distR="0" wp14:anchorId="4B1F70E1" wp14:editId="2E3E7B19">
+            <wp:extent cx="2411342" cy="1407381"/>
+            <wp:effectExtent l="0" t="0" r="8255" b="2540"/>
+            <wp:docPr id="1049267178" name="圖片 1"/>
+            <wp:cNvGraphicFramePr>
+              <a:graphicFrameLocks xmlns:a="http://schemas.openxmlformats.org/drawingml/2006/main" noChangeAspect="1"/>
+            </wp:cNvGraphicFramePr>
+            <a:graphic xmlns:a="http://schemas.openxmlformats.org/drawingml/2006/main">
+              <a:graphicData uri="http://schemas.openxmlformats.org/drawingml/2006/picture">
+                <pic:pic xmlns:pic="http://schemas.openxmlformats.org/drawingml/2006/picture">
+                  <pic:nvPicPr>
+                    <pic:cNvPr id="1049267178" name=""/>
+                    <pic:cNvPicPr/>
+                  </pic:nvPicPr>
+                  <pic:blipFill>
+                    <a:blip r:embed="rId30"/>
+                    <a:stretch>
+                      <a:fillRect/>
+                    </a:stretch>
+                  </pic:blipFill>
+                  <pic:spPr>
+                    <a:xfrm>
+                      <a:off x="0" y="0"/>
+                      <a:ext cx="2439031" cy="1423542"/>
+                    </a:xfrm>
+                    <a:prstGeom prst="rect">
+                      <a:avLst/>
+                    </a:prstGeom>
+                  </pic:spPr>
+                </pic:pic>
+              </a:graphicData>
+            </a:graphic>
+          </wp:inline>
+        </w:drawing>
+      </w:r>
+      <w:r>
+        <w:rPr>
+          <w:noProof/>
+        </w:rPr>
+        <w:t xml:space="preserve"> </w:t>
+      </w:r>
+      <w:r>
+        <w:rPr>
+          <w:rFonts w:eastAsia="新細明體"/>
+          <w:noProof/>
+          <w:lang w:eastAsia="zh-TW"/>
+        </w:rPr>
+        <w:drawing>
+          <wp:inline distT="0" distB="0" distL="0" distR="0" wp14:anchorId="45EEF54E" wp14:editId="0E2DF022">
+            <wp:extent cx="1959256" cy="1995139"/>
+            <wp:effectExtent l="0" t="0" r="3175" b="5715"/>
+            <wp:docPr id="1554161355" name="圖片 1"/>
+            <wp:cNvGraphicFramePr>
+              <a:graphicFrameLocks xmlns:a="http://schemas.openxmlformats.org/drawingml/2006/main" noChangeAspect="1"/>
+            </wp:cNvGraphicFramePr>
+            <a:graphic xmlns:a="http://schemas.openxmlformats.org/drawingml/2006/main">
+              <a:graphicData uri="http://schemas.openxmlformats.org/drawingml/2006/picture">
+                <pic:pic xmlns:pic="http://schemas.openxmlformats.org/drawingml/2006/picture">
+                  <pic:nvPicPr>
+                    <pic:cNvPr id="1554161355" name=""/>
+                    <pic:cNvPicPr/>
+                  </pic:nvPicPr>
+                  <pic:blipFill>
+                    <a:blip r:embed="rId31"/>
+                    <a:stretch>
+                      <a:fillRect/>
+                    </a:stretch>
+                  </pic:blipFill>
+                  <pic:spPr>
+                    <a:xfrm>
+                      <a:off x="0" y="0"/>
+                      <a:ext cx="1965474" cy="2001471"/>
+                    </a:xfrm>
+                    <a:prstGeom prst="rect">
+                      <a:avLst/>
+                    </a:prstGeom>
+                  </pic:spPr>
+                </pic:pic>
+              </a:graphicData>
+            </a:graphic>
+          </wp:inline>
+        </w:drawing>
+      </w:r>
+    </w:p>
+    <w:p>
+      <w:pPr>
+        <w:pStyle w:val="ae"/>
+        <w:spacing w:line="360" w:lineRule="auto"/>
+        <w:ind w:left="1320"/>
+        <w:rPr>
+          <w:rFonts w:ascii="Times New Roman" w:eastAsia="新細明體" w:hAnsi="Times New Roman" w:cs="Times New Roman" w:hint="eastAsia"/>
+          <w:sz w:val="24"/>
+          <w:szCs w:val="24"/>
+          <w:lang w:eastAsia="zh-TW"/>
+        </w:rPr>
+      </w:pPr>
+    </w:p>
+    <w:p>
+      <w:pPr>
+        <w:pStyle w:val="ae"/>
+        <w:spacing w:line="360" w:lineRule="auto"/>
+        <w:ind w:left="1320"/>
+        <w:rPr>
+          <w:rFonts w:ascii="Times New Roman" w:eastAsia="標楷體" w:hAnsi="Times New Roman" w:cs="Times New Roman" w:hint="eastAsia"/>
+          <w:sz w:val="24"/>
+          <w:szCs w:val="24"/>
+          <w:lang w:eastAsia="zh-TW"/>
+        </w:rPr>
+      </w:pPr>
+      <w:r>
+        <w:rPr>
+          <w:rFonts w:ascii="Times New Roman" w:eastAsia="標楷體" w:hAnsi="Times New Roman" w:cs="Times New Roman"/>
+          <w:sz w:val="24"/>
+          <w:szCs w:val="24"/>
+          <w:lang w:eastAsia="zh-TW"/>
+        </w:rPr>
+        <w:t>雖然</w:t>
+      </w:r>
+      <w:r>
+        <w:rPr>
+          <w:rFonts w:ascii="Times New Roman" w:eastAsia="標楷體" w:hAnsi="Times New Roman" w:cs="Times New Roman"/>
+          <w:sz w:val="24"/>
+          <w:szCs w:val="24"/>
+          <w:lang w:eastAsia="zh-TW"/>
+        </w:rPr>
+        <w:t xml:space="preserve"> Reduced GP </w:t>
+      </w:r>
+      <w:r>
+        <w:rPr>
+          <w:rFonts w:ascii="Times New Roman" w:eastAsia="標楷體" w:hAnsi="Times New Roman" w:cs="Times New Roman"/>
+          <w:sz w:val="24"/>
+          <w:szCs w:val="24"/>
+          <w:lang w:eastAsia="zh-TW"/>
+        </w:rPr>
+        <w:t>與</w:t>
+      </w:r>
+      <w:r>
+        <w:rPr>
+          <w:rFonts w:ascii="Times New Roman" w:eastAsia="標楷體" w:hAnsi="Times New Roman" w:cs="Times New Roman"/>
+          <w:sz w:val="24"/>
+          <w:szCs w:val="24"/>
+          <w:lang w:eastAsia="zh-TW"/>
+        </w:rPr>
+        <w:t xml:space="preserve"> MLP </w:t>
+      </w:r>
+      <w:r>
+        <w:rPr>
+          <w:rFonts w:ascii="Times New Roman" w:eastAsia="標楷體" w:hAnsi="Times New Roman" w:cs="Times New Roman"/>
+          <w:sz w:val="24"/>
+          <w:szCs w:val="24"/>
+          <w:lang w:eastAsia="zh-TW"/>
+        </w:rPr>
+        <w:t>在溫度預測誤差上表現相近（約</w:t>
+      </w:r>
+      <w:r>
+        <w:rPr>
+          <w:rFonts w:ascii="Times New Roman" w:eastAsia="標楷體" w:hAnsi="Times New Roman" w:cs="Times New Roman"/>
+          <w:sz w:val="24"/>
+          <w:szCs w:val="24"/>
+          <w:lang w:eastAsia="zh-TW"/>
+        </w:rPr>
+        <w:t xml:space="preserve"> 2.9°C</w:t>
+      </w:r>
+      <w:r>
+        <w:rPr>
+          <w:rFonts w:ascii="Times New Roman" w:eastAsia="標楷體" w:hAnsi="Times New Roman" w:cs="Times New Roman"/>
+          <w:sz w:val="24"/>
+          <w:szCs w:val="24"/>
+          <w:lang w:eastAsia="zh-TW"/>
+        </w:rPr>
+        <w:t>），但</w:t>
+      </w:r>
+      <w:r>
+        <w:rPr>
+          <w:rFonts w:ascii="Times New Roman" w:eastAsia="標楷體" w:hAnsi="Times New Roman" w:cs="Times New Roman"/>
+          <w:sz w:val="24"/>
+          <w:szCs w:val="24"/>
+          <w:lang w:eastAsia="zh-TW"/>
+        </w:rPr>
+        <w:t xml:space="preserve"> MLP </w:t>
+      </w:r>
+      <w:r>
+        <w:rPr>
+          <w:rFonts w:ascii="Times New Roman" w:eastAsia="標楷體" w:hAnsi="Times New Roman" w:cs="Times New Roman"/>
+          <w:sz w:val="24"/>
+          <w:szCs w:val="24"/>
+          <w:lang w:eastAsia="zh-TW"/>
+        </w:rPr>
+        <w:t>在任務配置決策上的成功率最高（</w:t>
+      </w:r>
+      <w:r>
+        <w:rPr>
+          <w:rFonts w:ascii="Times New Roman" w:eastAsia="標楷體" w:hAnsi="Times New Roman" w:cs="Times New Roman"/>
+          <w:sz w:val="24"/>
+          <w:szCs w:val="24"/>
+          <w:lang w:eastAsia="zh-TW"/>
+        </w:rPr>
+        <w:t>82.5%</w:t>
+      </w:r>
+      <w:r>
+        <w:rPr>
+          <w:rFonts w:ascii="Times New Roman" w:eastAsia="標楷體" w:hAnsi="Times New Roman" w:cs="Times New Roman"/>
+          <w:sz w:val="24"/>
+          <w:szCs w:val="24"/>
+          <w:lang w:eastAsia="zh-TW"/>
+        </w:rPr>
+        <w:t>），顯示非線性模型在排序熱影響方面更具優勢；</w:t>
+      </w:r>
+      <w:r>
+        <w:rPr>
+          <w:rFonts w:ascii="Times New Roman" w:eastAsia="標楷體" w:hAnsi="Times New Roman" w:cs="Times New Roman"/>
+          <w:sz w:val="24"/>
+          <w:szCs w:val="24"/>
+          <w:lang w:eastAsia="zh-TW"/>
+        </w:rPr>
+        <w:t xml:space="preserve">Lasso </w:t>
+      </w:r>
+      <w:r>
+        <w:rPr>
+          <w:rFonts w:ascii="Times New Roman" w:eastAsia="標楷體" w:hAnsi="Times New Roman" w:cs="Times New Roman"/>
+          <w:sz w:val="24"/>
+          <w:szCs w:val="24"/>
+          <w:lang w:eastAsia="zh-TW"/>
+        </w:rPr>
+        <w:t>雖誤差較高（</w:t>
+      </w:r>
+      <w:r>
+        <w:rPr>
+          <w:rFonts w:ascii="Times New Roman" w:eastAsia="標楷體" w:hAnsi="Times New Roman" w:cs="Times New Roman"/>
+          <w:sz w:val="24"/>
+          <w:szCs w:val="24"/>
+          <w:lang w:eastAsia="zh-TW"/>
+        </w:rPr>
+        <w:t>3.8°C</w:t>
+      </w:r>
+      <w:r>
+        <w:rPr>
+          <w:rFonts w:ascii="Times New Roman" w:eastAsia="標楷體" w:hAnsi="Times New Roman" w:cs="Times New Roman"/>
+          <w:sz w:val="24"/>
+          <w:szCs w:val="24"/>
+          <w:lang w:eastAsia="zh-TW"/>
+        </w:rPr>
+        <w:t>），但仍維持約</w:t>
+      </w:r>
+      <w:r>
+        <w:rPr>
+          <w:rFonts w:ascii="Times New Roman" w:eastAsia="標楷體" w:hAnsi="Times New Roman" w:cs="Times New Roman"/>
+          <w:sz w:val="24"/>
+          <w:szCs w:val="24"/>
+          <w:lang w:eastAsia="zh-TW"/>
+        </w:rPr>
+        <w:t xml:space="preserve"> 74% </w:t>
+      </w:r>
+      <w:r>
+        <w:rPr>
+          <w:rFonts w:ascii="Times New Roman" w:eastAsia="標楷體" w:hAnsi="Times New Roman" w:cs="Times New Roman"/>
+          <w:sz w:val="24"/>
+          <w:szCs w:val="24"/>
+          <w:lang w:eastAsia="zh-TW"/>
+        </w:rPr>
+        <w:t>的成功率，且具有最低計算成本，適合即時應用。</w:t>
+      </w:r>
+    </w:p>
+    <w:p>
+      <w:pPr>
+        <w:pStyle w:val="ae"/>
+        <w:numPr>
+          <w:ilvl w:val="0"/>
+          <w:numId w:val="60"/>
+        </w:numPr>
+        <w:spacing w:line="360" w:lineRule="auto"/>
+        <w:rPr>
+          <w:rFonts w:ascii="Times New Roman" w:eastAsia="標楷體" w:hAnsi="Times New Roman" w:cs="Times New Roman"/>
+          <w:sz w:val="24"/>
+          <w:szCs w:val="24"/>
+          <w:lang w:eastAsia="zh-TW"/>
+        </w:rPr>
+      </w:pPr>
+      <w:r>
+        <w:rPr>
+          <w:rFonts w:ascii="Times New Roman" w:eastAsia="標楷體" w:hAnsi="Times New Roman" w:cs="Times New Roman" w:hint="eastAsia"/>
+          <w:sz w:val="24"/>
+          <w:szCs w:val="24"/>
+          <w:lang w:eastAsia="zh-TW"/>
+        </w:rPr>
+        <w:t>總結問題</w:t>
+      </w:r>
+    </w:p>
+    <w:p>
+      <w:pPr>
+        <w:pStyle w:val="ae"/>
+        <w:rPr>
+          <w:rFonts w:ascii="Times New Roman" w:eastAsia="標楷體" w:hAnsi="Times New Roman" w:cs="Times New Roman" w:hint="eastAsia"/>
+          <w:sz w:val="24"/>
+          <w:szCs w:val="24"/>
+          <w:lang w:eastAsia="zh-TW"/>
+        </w:rPr>
+      </w:pPr>
+    </w:p>
+    <w:p>
+      <w:pPr>
+        <w:pStyle w:val="ae"/>
+        <w:spacing w:line="360" w:lineRule="auto"/>
+        <w:ind w:left="960" w:firstLine="480"/>
+        <w:rPr>
+          <w:rFonts w:ascii="Times New Roman" w:eastAsia="標楷體" w:hAnsi="Times New Roman" w:cs="Times New Roman" w:hint="eastAsia"/>
+          <w:sz w:val="24"/>
+          <w:szCs w:val="24"/>
+          <w:lang w:eastAsia="zh-TW"/>
+        </w:rPr>
+      </w:pPr>
+      <w:r>
+        <w:rPr>
+          <w:rFonts w:ascii="Times New Roman" w:eastAsia="標楷體" w:hAnsi="Times New Roman" w:cs="Times New Roman"/>
+          <w:sz w:val="24"/>
+          <w:szCs w:val="24"/>
+          <w:lang w:eastAsia="zh-TW"/>
+        </w:rPr>
+        <w:t>論文想解決的核心問題是</w:t>
+      </w:r>
+      <w:r>
+        <w:rPr>
+          <w:rFonts w:ascii="Times New Roman" w:eastAsia="標楷體" w:hAnsi="Times New Roman" w:cs="Times New Roman" w:hint="eastAsia"/>
+          <w:sz w:val="24"/>
+          <w:szCs w:val="24"/>
+          <w:lang w:eastAsia="zh-TW"/>
+        </w:rPr>
+        <w:t>，</w:t>
+      </w:r>
+      <w:r>
+        <w:rPr>
+          <w:rFonts w:ascii="Times New Roman" w:eastAsia="標楷體" w:hAnsi="Times New Roman" w:cs="Times New Roman"/>
+          <w:sz w:val="24"/>
+          <w:szCs w:val="24"/>
+          <w:lang w:eastAsia="zh-TW"/>
+        </w:rPr>
+        <w:t>在高效能運算系統中，如何不用複雜熱模型，也能快速預測不同任務配置造成的溫度變化，並選出較低溫的任務放置方式。本文證明使用機器學習可以有效預測系統元件溫度，並協助</w:t>
+      </w:r>
+      <w:r>
+        <w:rPr>
+          <w:rFonts w:ascii="Times New Roman" w:eastAsia="標楷體" w:hAnsi="Times New Roman" w:cs="Times New Roman"/>
+          <w:sz w:val="24"/>
+          <w:szCs w:val="24"/>
+          <w:lang w:eastAsia="zh-TW"/>
+        </w:rPr>
+        <w:t xml:space="preserve"> runtime thermal management</w:t>
+      </w:r>
+      <w:r>
+        <w:rPr>
+          <w:rFonts w:ascii="Times New Roman" w:eastAsia="標楷體" w:hAnsi="Times New Roman" w:cs="Times New Roman"/>
+          <w:sz w:val="24"/>
+          <w:szCs w:val="24"/>
+          <w:lang w:eastAsia="zh-TW"/>
+        </w:rPr>
+        <w:t>。透過</w:t>
+      </w:r>
+      <w:r>
+        <w:rPr>
+          <w:rFonts w:ascii="Times New Roman" w:eastAsia="標楷體" w:hAnsi="Times New Roman" w:cs="Times New Roman"/>
+          <w:sz w:val="24"/>
+          <w:szCs w:val="24"/>
+          <w:lang w:eastAsia="zh-TW"/>
+        </w:rPr>
+        <w:t xml:space="preserve"> reduced GP</w:t>
+      </w:r>
+      <w:r>
+        <w:rPr>
+          <w:rFonts w:ascii="Times New Roman" w:eastAsia="標楷體" w:hAnsi="Times New Roman" w:cs="Times New Roman"/>
+          <w:sz w:val="24"/>
+          <w:szCs w:val="24"/>
+          <w:lang w:eastAsia="zh-TW"/>
+        </w:rPr>
+        <w:t>、</w:t>
+      </w:r>
+      <w:r>
+        <w:rPr>
+          <w:rFonts w:ascii="Times New Roman" w:eastAsia="標楷體" w:hAnsi="Times New Roman" w:cs="Times New Roman"/>
+          <w:sz w:val="24"/>
+          <w:szCs w:val="24"/>
+          <w:lang w:eastAsia="zh-TW"/>
+        </w:rPr>
+        <w:t>MLP</w:t>
+      </w:r>
+      <w:r>
+        <w:rPr>
+          <w:rFonts w:ascii="Times New Roman" w:eastAsia="標楷體" w:hAnsi="Times New Roman" w:cs="Times New Roman"/>
+          <w:sz w:val="24"/>
+          <w:szCs w:val="24"/>
+          <w:lang w:eastAsia="zh-TW"/>
+        </w:rPr>
+        <w:t>、</w:t>
+      </w:r>
+      <w:r>
+        <w:rPr>
+          <w:rFonts w:ascii="Times New Roman" w:eastAsia="標楷體" w:hAnsi="Times New Roman" w:cs="Times New Roman"/>
+          <w:sz w:val="24"/>
+          <w:szCs w:val="24"/>
+          <w:lang w:eastAsia="zh-TW"/>
+        </w:rPr>
+        <w:t xml:space="preserve">Lasso </w:t>
+      </w:r>
+      <w:r>
+        <w:rPr>
+          <w:rFonts w:ascii="Times New Roman" w:eastAsia="標楷體" w:hAnsi="Times New Roman" w:cs="Times New Roman"/>
+          <w:sz w:val="24"/>
+          <w:szCs w:val="24"/>
+          <w:lang w:eastAsia="zh-TW"/>
+        </w:rPr>
+        <w:t>等輕量模型，可以在降低預測誤差的同時減少運算成本，進一步幫助系統選擇較佳</w:t>
+      </w:r>
+      <w:r>
+        <w:rPr>
+          <w:rFonts w:ascii="Times New Roman" w:eastAsia="標楷體" w:hAnsi="Times New Roman" w:cs="Times New Roman"/>
+          <w:sz w:val="24"/>
+          <w:szCs w:val="24"/>
+          <w:lang w:eastAsia="zh-TW"/>
+        </w:rPr>
+        <w:t xml:space="preserve"> task placement</w:t>
+      </w:r>
+      <w:r>
+        <w:rPr>
+          <w:rFonts w:ascii="Times New Roman" w:eastAsia="標楷體" w:hAnsi="Times New Roman" w:cs="Times New Roman"/>
+          <w:sz w:val="24"/>
+          <w:szCs w:val="24"/>
+          <w:lang w:eastAsia="zh-TW"/>
+        </w:rPr>
+        <w:t>，降低最高溫與冷卻功耗。</w:t>
+      </w:r>
+    </w:p>
+    <w:p>
+      <w:pPr>
+        <w:pStyle w:val="ae"/>
+        <w:numPr>
+          <w:ilvl w:val="0"/>
+          <w:numId w:val="60"/>
+        </w:numPr>
+        <w:spacing w:line="360" w:lineRule="auto"/>
+        <w:rPr>
+          <w:rFonts w:ascii="Times New Roman" w:eastAsia="標楷體" w:hAnsi="Times New Roman" w:cs="Times New Roman"/>
+          <w:sz w:val="24"/>
+          <w:szCs w:val="24"/>
+          <w:lang w:eastAsia="zh-TW"/>
+        </w:rPr>
+      </w:pPr>
+      <w:r>
+        <w:rPr>
+          <w:rFonts w:ascii="Times New Roman" w:eastAsia="標楷體" w:hAnsi="Times New Roman" w:cs="Times New Roman" w:hint="eastAsia"/>
+          <w:sz w:val="24"/>
+          <w:szCs w:val="24"/>
+          <w:lang w:eastAsia="zh-TW"/>
+        </w:rPr>
+        <w:t>限制與未來發展</w:t>
+      </w:r>
+    </w:p>
+    <w:p>
+      <w:pPr>
+        <w:pStyle w:val="ae"/>
+        <w:numPr>
+          <w:ilvl w:val="0"/>
+          <w:numId w:val="69"/>
+        </w:numPr>
+        <w:spacing w:line="360" w:lineRule="auto"/>
+        <w:rPr>
+          <w:rFonts w:ascii="Times New Roman" w:eastAsia="標楷體" w:hAnsi="Times New Roman" w:cs="Times New Roman"/>
+          <w:sz w:val="24"/>
+          <w:szCs w:val="24"/>
+          <w:lang w:eastAsia="zh-TW"/>
+        </w:rPr>
+      </w:pPr>
+      <w:r>
+        <w:rPr>
+          <w:rFonts w:ascii="Times New Roman" w:eastAsia="標楷體" w:hAnsi="Times New Roman" w:cs="Times New Roman" w:hint="eastAsia"/>
+          <w:sz w:val="24"/>
+          <w:szCs w:val="24"/>
+          <w:lang w:eastAsia="zh-TW"/>
+        </w:rPr>
+        <w:t>限制</w:t>
+      </w:r>
+    </w:p>
+    <w:p>
+      <w:pPr>
+        <w:pStyle w:val="ae"/>
+        <w:numPr>
+          <w:ilvl w:val="0"/>
+          <w:numId w:val="70"/>
+        </w:numPr>
+        <w:spacing w:line="360" w:lineRule="auto"/>
+        <w:rPr>
+          <w:rFonts w:eastAsia="標楷體"/>
+          <w:lang w:eastAsia="zh-TW"/>
+        </w:rPr>
+      </w:pPr>
+      <w:r>
+        <w:rPr>
+          <w:rFonts w:ascii="Times New Roman" w:eastAsia="標楷體" w:hAnsi="Times New Roman" w:cs="Times New Roman"/>
+          <w:sz w:val="24"/>
+          <w:szCs w:val="24"/>
+          <w:lang w:eastAsia="zh-TW"/>
+        </w:rPr>
+        <w:t>訓練資料覆蓋不足</w:t>
+      </w:r>
+      <w:r>
+        <w:rPr>
+          <w:rFonts w:ascii="Times New Roman" w:eastAsia="標楷體" w:hAnsi="Times New Roman" w:cs="Times New Roman" w:hint="eastAsia"/>
+          <w:sz w:val="24"/>
+          <w:szCs w:val="24"/>
+          <w:lang w:eastAsia="zh-TW"/>
+        </w:rPr>
+        <w:t>:</w:t>
+      </w:r>
+      <w:r>
+        <w:rPr>
+          <w:rFonts w:ascii="新細明體" w:eastAsia="新細明體" w:hAnsi="新細明體" w:cs="新細明體"/>
+          <w:sz w:val="24"/>
+          <w:szCs w:val="24"/>
+          <w:lang w:eastAsia="zh-TW"/>
+        </w:rPr>
+        <w:t xml:space="preserve"> </w:t>
+      </w:r>
+      <w:r>
+        <w:rPr>
+          <w:rFonts w:eastAsia="標楷體"/>
+          <w:lang w:eastAsia="zh-TW"/>
+        </w:rPr>
+        <w:t>無法涵蓋所有</w:t>
+      </w:r>
+      <w:r>
+        <w:rPr>
+          <w:rFonts w:eastAsia="標楷體"/>
+          <w:lang w:eastAsia="zh-TW"/>
+        </w:rPr>
+        <w:t xml:space="preserve"> workload </w:t>
+      </w:r>
+      <w:r>
+        <w:rPr>
+          <w:rFonts w:eastAsia="標楷體"/>
+          <w:lang w:eastAsia="zh-TW"/>
+        </w:rPr>
+        <w:t>類型</w:t>
+      </w:r>
+      <w:r>
+        <w:rPr>
+          <w:rFonts w:eastAsia="標楷體" w:hint="eastAsia"/>
+          <w:lang w:eastAsia="zh-TW"/>
+        </w:rPr>
+        <w:t>，因此對</w:t>
+      </w:r>
+      <w:r>
+        <w:rPr>
+          <w:rFonts w:eastAsia="標楷體"/>
+          <w:lang w:eastAsia="zh-TW"/>
+        </w:rPr>
+        <w:t>對極端情況預測較差</w:t>
+      </w:r>
+      <w:r>
+        <w:rPr>
+          <w:rFonts w:eastAsia="標楷體" w:hint="eastAsia"/>
+          <w:lang w:eastAsia="zh-TW"/>
+        </w:rPr>
+        <w:t>。</w:t>
+      </w:r>
+    </w:p>
+    <w:p>
+      <w:pPr>
+        <w:pStyle w:val="ae"/>
+        <w:numPr>
+          <w:ilvl w:val="0"/>
+          <w:numId w:val="70"/>
+        </w:numPr>
+        <w:spacing w:line="360" w:lineRule="auto"/>
+        <w:rPr>
+          <w:rFonts w:eastAsia="標楷體"/>
+          <w:lang w:eastAsia="zh-TW"/>
+        </w:rPr>
+      </w:pPr>
+      <w:r>
+        <w:rPr>
+          <w:rFonts w:eastAsia="標楷體"/>
+          <w:lang w:eastAsia="zh-TW"/>
+        </w:rPr>
+        <w:t>訓練資料選擇為隨機</w:t>
+      </w:r>
+      <w:r>
+        <w:rPr>
+          <w:rFonts w:eastAsia="標楷體" w:hint="eastAsia"/>
+          <w:lang w:eastAsia="zh-TW"/>
+        </w:rPr>
+        <w:t xml:space="preserve"> :</w:t>
+      </w:r>
+      <w:r>
+        <w:rPr>
+          <w:lang w:eastAsia="zh-TW"/>
+        </w:rPr>
+        <w:t xml:space="preserve"> </w:t>
+      </w:r>
+      <w:r>
+        <w:rPr>
+          <w:rFonts w:eastAsia="標楷體"/>
+          <w:lang w:eastAsia="zh-TW"/>
+        </w:rPr>
+        <w:t>可能選到不具代表性的樣本</w:t>
+      </w:r>
+      <w:r>
+        <w:rPr>
+          <w:rFonts w:eastAsia="標楷體" w:hint="eastAsia"/>
+          <w:lang w:eastAsia="zh-TW"/>
+        </w:rPr>
+        <w:t>。</w:t>
+      </w:r>
+    </w:p>
+    <w:p>
+      <w:pPr>
+        <w:pStyle w:val="ae"/>
+        <w:numPr>
+          <w:ilvl w:val="0"/>
+          <w:numId w:val="70"/>
+        </w:numPr>
+        <w:spacing w:line="360" w:lineRule="auto"/>
+        <w:rPr>
+          <w:rFonts w:eastAsia="標楷體"/>
+          <w:lang w:eastAsia="zh-TW"/>
+        </w:rPr>
+      </w:pPr>
+      <w:r>
+        <w:rPr>
+          <w:rFonts w:eastAsia="標楷體"/>
+          <w:lang w:eastAsia="zh-TW"/>
+        </w:rPr>
+        <w:t>未完整考慮</w:t>
+      </w:r>
+      <w:r>
+        <w:rPr>
+          <w:rFonts w:eastAsia="標楷體"/>
+          <w:lang w:eastAsia="zh-TW"/>
+        </w:rPr>
+        <w:t xml:space="preserve"> dynamic scheduling</w:t>
+      </w:r>
+      <w:r>
+        <w:rPr>
+          <w:rFonts w:eastAsia="標楷體" w:hint="eastAsia"/>
+          <w:lang w:eastAsia="zh-TW"/>
+        </w:rPr>
+        <w:t>。</w:t>
+      </w:r>
+    </w:p>
+    <w:p>
+      <w:pPr>
+        <w:pStyle w:val="ae"/>
+        <w:numPr>
+          <w:ilvl w:val="0"/>
+          <w:numId w:val="70"/>
+        </w:numPr>
+        <w:spacing w:line="360" w:lineRule="auto"/>
+        <w:rPr>
+          <w:rFonts w:eastAsia="標楷體" w:hint="eastAsia"/>
+          <w:lang w:eastAsia="zh-TW"/>
+        </w:rPr>
+      </w:pPr>
+      <w:r>
+        <w:rPr>
+          <w:rFonts w:eastAsia="標楷體"/>
+          <w:lang w:eastAsia="zh-TW"/>
+        </w:rPr>
+        <w:t>未考慮跨節點</w:t>
+      </w:r>
+      <w:r>
+        <w:rPr>
+          <w:rFonts w:eastAsia="標楷體"/>
+          <w:lang w:eastAsia="zh-TW"/>
+        </w:rPr>
+        <w:t xml:space="preserve"> thermal coupling</w:t>
+      </w:r>
+      <w:r>
+        <w:rPr>
+          <w:rFonts w:eastAsia="標楷體" w:hint="eastAsia"/>
+          <w:lang w:eastAsia="zh-TW"/>
+        </w:rPr>
+        <w:t>:</w:t>
+      </w:r>
+      <w:r>
+        <w:t xml:space="preserve"> </w:t>
+      </w:r>
+      <w:r>
+        <w:rPr>
+          <w:rFonts w:eastAsia="標楷體"/>
+          <w:lang w:eastAsia="zh-TW"/>
+        </w:rPr>
+        <w:t>忽略節點之間的熱影響</w:t>
+      </w:r>
+      <w:r>
+        <w:rPr>
+          <w:rFonts w:eastAsia="標楷體" w:hint="eastAsia"/>
+          <w:lang w:eastAsia="zh-TW"/>
+        </w:rPr>
+        <w:t>。</w:t>
+      </w:r>
+    </w:p>
+    <w:p>
+      <w:pPr>
+        <w:pStyle w:val="ae"/>
+        <w:numPr>
+          <w:ilvl w:val="0"/>
+          <w:numId w:val="69"/>
+        </w:numPr>
+        <w:spacing w:line="360" w:lineRule="auto"/>
+        <w:rPr>
+          <w:rFonts w:eastAsia="標楷體"/>
+          <w:lang w:eastAsia="zh-TW"/>
+        </w:rPr>
+      </w:pPr>
+      <w:r>
+        <w:rPr>
+          <w:rFonts w:eastAsia="標楷體" w:hint="eastAsia"/>
+          <w:lang w:eastAsia="zh-TW"/>
+        </w:rPr>
+        <w:t>未來發展</w:t>
+      </w:r>
+      <w:r>
+        <w:rPr>
+          <w:rFonts w:eastAsia="標楷體" w:hint="eastAsia"/>
+          <w:lang w:eastAsia="zh-TW"/>
+        </w:rPr>
+        <w:t>:</w:t>
+      </w:r>
+    </w:p>
+    <w:p>
+      <w:pPr>
+        <w:pStyle w:val="ae"/>
+        <w:numPr>
+          <w:ilvl w:val="0"/>
+          <w:numId w:val="71"/>
+        </w:numPr>
+        <w:spacing w:line="360" w:lineRule="auto"/>
+        <w:rPr>
+          <w:rFonts w:eastAsia="標楷體"/>
+          <w:lang w:eastAsia="zh-TW"/>
+        </w:rPr>
+      </w:pPr>
+      <w:r>
+        <w:rPr>
+          <w:rFonts w:eastAsia="標楷體"/>
+          <w:lang w:eastAsia="zh-TW"/>
+        </w:rPr>
+        <w:t>增加更多</w:t>
+      </w:r>
+      <w:r>
+        <w:rPr>
+          <w:rFonts w:eastAsia="標楷體"/>
+          <w:lang w:eastAsia="zh-TW"/>
+        </w:rPr>
+        <w:t xml:space="preserve"> application </w:t>
+      </w:r>
+      <w:r>
+        <w:rPr>
+          <w:rFonts w:eastAsia="標楷體"/>
+          <w:lang w:eastAsia="zh-TW"/>
+        </w:rPr>
+        <w:t>做訓練</w:t>
+      </w:r>
+      <w:r>
+        <w:rPr>
+          <w:rFonts w:eastAsia="標楷體" w:hint="eastAsia"/>
+          <w:lang w:eastAsia="zh-TW"/>
+        </w:rPr>
+        <w:t>。</w:t>
+      </w:r>
+    </w:p>
+    <w:p>
+      <w:pPr>
+        <w:pStyle w:val="ae"/>
+        <w:numPr>
+          <w:ilvl w:val="0"/>
+          <w:numId w:val="71"/>
+        </w:numPr>
+        <w:spacing w:line="360" w:lineRule="auto"/>
+        <w:rPr>
+          <w:rFonts w:eastAsia="標楷體"/>
+          <w:lang w:eastAsia="zh-TW"/>
+        </w:rPr>
+      </w:pPr>
+      <w:r>
+        <w:rPr>
+          <w:rFonts w:eastAsia="標楷體"/>
+          <w:lang w:eastAsia="zh-TW"/>
+        </w:rPr>
+        <w:t>訓練資料選擇代表性樣本</w:t>
+      </w:r>
+      <w:r>
+        <w:rPr>
+          <w:rFonts w:eastAsia="標楷體" w:hint="eastAsia"/>
+          <w:lang w:eastAsia="zh-TW"/>
+        </w:rPr>
+        <w:t>:</w:t>
+      </w:r>
+      <w:r>
+        <w:rPr>
+          <w:lang w:eastAsia="zh-TW"/>
+        </w:rPr>
+        <w:t xml:space="preserve"> </w:t>
+      </w:r>
+      <w:r>
+        <w:rPr>
+          <w:rFonts w:eastAsia="標楷體"/>
+          <w:lang w:eastAsia="zh-TW"/>
+        </w:rPr>
+        <w:t>提升模型準確度</w:t>
+      </w:r>
+      <w:r>
+        <w:rPr>
+          <w:rFonts w:eastAsia="標楷體" w:hint="eastAsia"/>
+          <w:lang w:eastAsia="zh-TW"/>
+        </w:rPr>
+        <w:t>。</w:t>
+      </w:r>
+    </w:p>
+    <w:p>
+      <w:pPr>
+        <w:pStyle w:val="ae"/>
+        <w:numPr>
+          <w:ilvl w:val="0"/>
+          <w:numId w:val="71"/>
+        </w:numPr>
+        <w:spacing w:line="360" w:lineRule="auto"/>
+        <w:rPr>
+          <w:rFonts w:eastAsia="標楷體"/>
+          <w:lang w:eastAsia="zh-TW"/>
+        </w:rPr>
+      </w:pPr>
+      <w:r>
+        <w:rPr>
+          <w:rFonts w:eastAsia="標楷體"/>
+          <w:lang w:eastAsia="zh-TW"/>
+        </w:rPr>
+        <w:t>發展完整</w:t>
+      </w:r>
+      <w:r>
+        <w:rPr>
+          <w:rFonts w:eastAsia="標楷體"/>
+          <w:lang w:eastAsia="zh-TW"/>
+        </w:rPr>
+        <w:t xml:space="preserve"> dynamic thermal scheduling </w:t>
+      </w:r>
+      <w:r>
+        <w:rPr>
+          <w:rFonts w:eastAsia="標楷體"/>
+          <w:lang w:eastAsia="zh-TW"/>
+        </w:rPr>
+        <w:t>系統</w:t>
+      </w:r>
+      <w:r>
+        <w:rPr>
+          <w:rFonts w:eastAsia="標楷體" w:hint="eastAsia"/>
+          <w:lang w:eastAsia="zh-TW"/>
+        </w:rPr>
+        <w:t>。</w:t>
+      </w:r>
+    </w:p>
+    <w:p>
+      <w:pPr>
+        <w:pStyle w:val="ae"/>
+        <w:numPr>
+          <w:ilvl w:val="0"/>
+          <w:numId w:val="71"/>
+        </w:numPr>
+        <w:spacing w:line="360" w:lineRule="auto"/>
+        <w:rPr>
+          <w:rFonts w:eastAsia="標楷體" w:hint="eastAsia"/>
+          <w:lang w:eastAsia="zh-TW"/>
+        </w:rPr>
+      </w:pPr>
+      <w:r>
+        <w:rPr>
+          <w:rFonts w:eastAsia="標楷體"/>
+          <w:lang w:eastAsia="zh-TW"/>
+        </w:rPr>
+        <w:t>建立更精準的</w:t>
+      </w:r>
+      <w:r>
+        <w:rPr>
+          <w:rFonts w:eastAsia="標楷體"/>
+          <w:lang w:eastAsia="zh-TW"/>
+        </w:rPr>
+        <w:t>coupled</w:t>
+      </w:r>
+      <w:r>
+        <w:rPr>
+          <w:rFonts w:eastAsia="標楷體" w:hint="eastAsia"/>
+          <w:lang w:eastAsia="zh-TW"/>
+        </w:rPr>
+        <w:t xml:space="preserve"> </w:t>
+      </w:r>
+      <w:r>
+        <w:rPr>
+          <w:rFonts w:eastAsia="標楷體"/>
+          <w:lang w:eastAsia="zh-TW"/>
+        </w:rPr>
+        <w:t>model</w:t>
+      </w:r>
+      <w:r>
+        <w:rPr>
+          <w:rFonts w:eastAsia="標楷體" w:hint="eastAsia"/>
+          <w:lang w:eastAsia="zh-TW"/>
+        </w:rPr>
+        <w:t>。</w:t>
+      </w:r>
+    </w:p>
+    <w:p>
+      <w:pPr>
+        <w:pStyle w:val="ae"/>
+        <w:numPr>
+          <w:ilvl w:val="0"/>
+          <w:numId w:val="60"/>
+        </w:numPr>
+        <w:spacing w:line="360" w:lineRule="auto"/>
+        <w:rPr>
+          <w:rFonts w:ascii="Times New Roman" w:eastAsia="標楷體" w:hAnsi="Times New Roman" w:cs="Times New Roman"/>
+          <w:sz w:val="24"/>
+          <w:szCs w:val="24"/>
+          <w:lang w:eastAsia="zh-TW"/>
+        </w:rPr>
+      </w:pPr>
+      <w:r>
+        <w:rPr>
+          <w:rFonts w:ascii="Times New Roman" w:eastAsia="標楷體" w:hAnsi="Times New Roman" w:cs="Times New Roman" w:hint="eastAsia"/>
+          <w:sz w:val="24"/>
+          <w:szCs w:val="24"/>
+          <w:lang w:eastAsia="zh-TW"/>
+        </w:rPr>
+        <w:t>未來論文運用</w:t>
+      </w:r>
+    </w:p>
+    <w:p>
+      <w:pPr>
+        <w:pStyle w:val="ae"/>
+        <w:numPr>
+          <w:ilvl w:val="0"/>
+          <w:numId w:val="72"/>
+        </w:numPr>
+        <w:spacing w:line="360" w:lineRule="auto"/>
+        <w:rPr>
+          <w:rFonts w:ascii="Times New Roman" w:eastAsia="標楷體" w:hAnsi="Times New Roman" w:cs="Times New Roman"/>
+          <w:sz w:val="24"/>
+          <w:szCs w:val="24"/>
+          <w:lang w:eastAsia="zh-TW"/>
+        </w:rPr>
+      </w:pPr>
+      <w:r>
+        <w:rPr>
+          <w:rFonts w:ascii="Times New Roman" w:eastAsia="標楷體" w:hAnsi="Times New Roman" w:cs="Times New Roman" w:hint="eastAsia"/>
+          <w:sz w:val="24"/>
+          <w:szCs w:val="24"/>
+          <w:lang w:eastAsia="zh-TW"/>
+        </w:rPr>
+        <w:t>機器學習方法來預測溫度</w:t>
+      </w:r>
+    </w:p>
+    <w:p>
+      <w:pPr>
+        <w:pStyle w:val="ae"/>
+        <w:numPr>
+          <w:ilvl w:val="0"/>
+          <w:numId w:val="72"/>
+        </w:numPr>
+        <w:spacing w:line="360" w:lineRule="auto"/>
+        <w:rPr>
+          <w:rFonts w:ascii="Times New Roman" w:eastAsia="標楷體" w:hAnsi="Times New Roman" w:cs="Times New Roman"/>
+          <w:sz w:val="24"/>
+          <w:szCs w:val="24"/>
+          <w:lang w:eastAsia="zh-TW"/>
+        </w:rPr>
+      </w:pPr>
+      <w:r>
+        <w:rPr>
+          <w:rFonts w:ascii="Times New Roman" w:eastAsia="標楷體" w:hAnsi="Times New Roman" w:cs="Times New Roman" w:hint="eastAsia"/>
+          <w:sz w:val="24"/>
+          <w:szCs w:val="24"/>
+          <w:lang w:eastAsia="zh-TW"/>
+        </w:rPr>
+        <w:t>建模方式</w:t>
+      </w:r>
+      <w:r>
+        <w:rPr>
+          <w:rFonts w:ascii="Times New Roman" w:eastAsia="標楷體" w:hAnsi="Times New Roman" w:cs="Times New Roman" w:hint="eastAsia"/>
+          <w:sz w:val="24"/>
+          <w:szCs w:val="24"/>
+          <w:lang w:eastAsia="zh-TW"/>
+        </w:rPr>
+        <w:t>參考</w:t>
+      </w:r>
+    </w:p>
+    <w:p>
+      <w:pPr>
+        <w:pStyle w:val="ae"/>
+        <w:numPr>
+          <w:ilvl w:val="0"/>
+          <w:numId w:val="72"/>
+        </w:numPr>
+        <w:spacing w:line="360" w:lineRule="auto"/>
+        <w:rPr>
+          <w:rFonts w:ascii="Times New Roman" w:eastAsia="標楷體" w:hAnsi="Times New Roman" w:cs="Times New Roman" w:hint="eastAsia"/>
+          <w:sz w:val="24"/>
+          <w:szCs w:val="24"/>
+          <w:lang w:eastAsia="zh-TW"/>
+        </w:rPr>
+      </w:pPr>
+      <w:r>
+        <w:rPr>
+          <w:rFonts w:ascii="Times New Roman" w:eastAsia="標楷體" w:hAnsi="Times New Roman" w:cs="Times New Roman" w:hint="eastAsia"/>
+          <w:sz w:val="24"/>
+          <w:szCs w:val="24"/>
+          <w:lang w:eastAsia="zh-TW"/>
+        </w:rPr>
+        <w:t>熱感知任務排程參考</w:t>
+      </w:r>
     </w:p>
     <w:sectPr>
       <w:pgSz w:w="12240" w:h="15840"/>
@@ -11686,6 +16131,184 @@
     </w:lvl>
   </w:abstractNum>
   <w:abstractNum w:abstractNumId="12" w15:restartNumberingAfterBreak="0">
+    <w:nsid w:val="094253EC"/>
+    <w:multiLevelType w:val="hybridMultilevel"/>
+    <w:tmpl w:val="71309E94"/>
+    <w:lvl w:ilvl="0" w:tplc="357067B8">
+      <w:start w:val="1"/>
+      <w:numFmt w:val="decimal"/>
+      <w:lvlText w:val="%1."/>
+      <w:lvlJc w:val="left"/>
+      <w:pPr>
+        <w:ind w:left="2280" w:hanging="360"/>
+      </w:pPr>
+      <w:rPr>
+        <w:rFonts w:hint="default"/>
+      </w:rPr>
+    </w:lvl>
+    <w:lvl w:ilvl="1" w:tplc="04090019" w:tentative="1">
+      <w:start w:val="1"/>
+      <w:numFmt w:val="ideographTraditional"/>
+      <w:lvlText w:val="%2、"/>
+      <w:lvlJc w:val="left"/>
+      <w:pPr>
+        <w:ind w:left="2880" w:hanging="480"/>
+      </w:pPr>
+    </w:lvl>
+    <w:lvl w:ilvl="2" w:tplc="0409001B" w:tentative="1">
+      <w:start w:val="1"/>
+      <w:numFmt w:val="lowerRoman"/>
+      <w:lvlText w:val="%3."/>
+      <w:lvlJc w:val="right"/>
+      <w:pPr>
+        <w:ind w:left="3360" w:hanging="480"/>
+      </w:pPr>
+    </w:lvl>
+    <w:lvl w:ilvl="3" w:tplc="0409000F" w:tentative="1">
+      <w:start w:val="1"/>
+      <w:numFmt w:val="decimal"/>
+      <w:lvlText w:val="%4."/>
+      <w:lvlJc w:val="left"/>
+      <w:pPr>
+        <w:ind w:left="3840" w:hanging="480"/>
+      </w:pPr>
+    </w:lvl>
+    <w:lvl w:ilvl="4" w:tplc="04090019" w:tentative="1">
+      <w:start w:val="1"/>
+      <w:numFmt w:val="ideographTraditional"/>
+      <w:lvlText w:val="%5、"/>
+      <w:lvlJc w:val="left"/>
+      <w:pPr>
+        <w:ind w:left="4320" w:hanging="480"/>
+      </w:pPr>
+    </w:lvl>
+    <w:lvl w:ilvl="5" w:tplc="0409001B" w:tentative="1">
+      <w:start w:val="1"/>
+      <w:numFmt w:val="lowerRoman"/>
+      <w:lvlText w:val="%6."/>
+      <w:lvlJc w:val="right"/>
+      <w:pPr>
+        <w:ind w:left="4800" w:hanging="480"/>
+      </w:pPr>
+    </w:lvl>
+    <w:lvl w:ilvl="6" w:tplc="0409000F" w:tentative="1">
+      <w:start w:val="1"/>
+      <w:numFmt w:val="decimal"/>
+      <w:lvlText w:val="%7."/>
+      <w:lvlJc w:val="left"/>
+      <w:pPr>
+        <w:ind w:left="5280" w:hanging="480"/>
+      </w:pPr>
+    </w:lvl>
+    <w:lvl w:ilvl="7" w:tplc="04090019" w:tentative="1">
+      <w:start w:val="1"/>
+      <w:numFmt w:val="ideographTraditional"/>
+      <w:lvlText w:val="%8、"/>
+      <w:lvlJc w:val="left"/>
+      <w:pPr>
+        <w:ind w:left="5760" w:hanging="480"/>
+      </w:pPr>
+    </w:lvl>
+    <w:lvl w:ilvl="8" w:tplc="0409001B" w:tentative="1">
+      <w:start w:val="1"/>
+      <w:numFmt w:val="lowerRoman"/>
+      <w:lvlText w:val="%9."/>
+      <w:lvlJc w:val="right"/>
+      <w:pPr>
+        <w:ind w:left="6240" w:hanging="480"/>
+      </w:pPr>
+    </w:lvl>
+  </w:abstractNum>
+  <w:abstractNum w:abstractNumId="13" w15:restartNumberingAfterBreak="0">
+    <w:nsid w:val="09FC40F3"/>
+    <w:multiLevelType w:val="hybridMultilevel"/>
+    <w:tmpl w:val="CA90A144"/>
+    <w:lvl w:ilvl="0" w:tplc="0F686FA0">
+      <w:start w:val="1"/>
+      <w:numFmt w:val="decimal"/>
+      <w:lvlText w:val="%1."/>
+      <w:lvlJc w:val="left"/>
+      <w:pPr>
+        <w:ind w:left="2280" w:hanging="360"/>
+      </w:pPr>
+      <w:rPr>
+        <w:rFonts w:hint="default"/>
+      </w:rPr>
+    </w:lvl>
+    <w:lvl w:ilvl="1" w:tplc="04090019" w:tentative="1">
+      <w:start w:val="1"/>
+      <w:numFmt w:val="ideographTraditional"/>
+      <w:lvlText w:val="%2、"/>
+      <w:lvlJc w:val="left"/>
+      <w:pPr>
+        <w:ind w:left="2880" w:hanging="480"/>
+      </w:pPr>
+    </w:lvl>
+    <w:lvl w:ilvl="2" w:tplc="0409001B" w:tentative="1">
+      <w:start w:val="1"/>
+      <w:numFmt w:val="lowerRoman"/>
+      <w:lvlText w:val="%3."/>
+      <w:lvlJc w:val="right"/>
+      <w:pPr>
+        <w:ind w:left="3360" w:hanging="480"/>
+      </w:pPr>
+    </w:lvl>
+    <w:lvl w:ilvl="3" w:tplc="0409000F" w:tentative="1">
+      <w:start w:val="1"/>
+      <w:numFmt w:val="decimal"/>
+      <w:lvlText w:val="%4."/>
+      <w:lvlJc w:val="left"/>
+      <w:pPr>
+        <w:ind w:left="3840" w:hanging="480"/>
+      </w:pPr>
+    </w:lvl>
+    <w:lvl w:ilvl="4" w:tplc="04090019" w:tentative="1">
+      <w:start w:val="1"/>
+      <w:numFmt w:val="ideographTraditional"/>
+      <w:lvlText w:val="%5、"/>
+      <w:lvlJc w:val="left"/>
+      <w:pPr>
+        <w:ind w:left="4320" w:hanging="480"/>
+      </w:pPr>
+    </w:lvl>
+    <w:lvl w:ilvl="5" w:tplc="0409001B" w:tentative="1">
+      <w:start w:val="1"/>
+      <w:numFmt w:val="lowerRoman"/>
+      <w:lvlText w:val="%6."/>
+      <w:lvlJc w:val="right"/>
+      <w:pPr>
+        <w:ind w:left="4800" w:hanging="480"/>
+      </w:pPr>
+    </w:lvl>
+    <w:lvl w:ilvl="6" w:tplc="0409000F" w:tentative="1">
+      <w:start w:val="1"/>
+      <w:numFmt w:val="decimal"/>
+      <w:lvlText w:val="%7."/>
+      <w:lvlJc w:val="left"/>
+      <w:pPr>
+        <w:ind w:left="5280" w:hanging="480"/>
+      </w:pPr>
+    </w:lvl>
+    <w:lvl w:ilvl="7" w:tplc="04090019" w:tentative="1">
+      <w:start w:val="1"/>
+      <w:numFmt w:val="ideographTraditional"/>
+      <w:lvlText w:val="%8、"/>
+      <w:lvlJc w:val="left"/>
+      <w:pPr>
+        <w:ind w:left="5760" w:hanging="480"/>
+      </w:pPr>
+    </w:lvl>
+    <w:lvl w:ilvl="8" w:tplc="0409001B" w:tentative="1">
+      <w:start w:val="1"/>
+      <w:numFmt w:val="lowerRoman"/>
+      <w:lvlText w:val="%9."/>
+      <w:lvlJc w:val="right"/>
+      <w:pPr>
+        <w:ind w:left="6240" w:hanging="480"/>
+      </w:pPr>
+    </w:lvl>
+  </w:abstractNum>
+  <w:abstractNum w:abstractNumId="14" w15:restartNumberingAfterBreak="0">
     <w:nsid w:val="0A435CFB"/>
     <w:multiLevelType w:val="hybridMultilevel"/>
     <w:tmpl w:val="6824B14C"/>
@@ -11774,7 +16397,7 @@
       </w:pPr>
     </w:lvl>
   </w:abstractNum>
-  <w:abstractNum w:abstractNumId="13" w15:restartNumberingAfterBreak="0">
+  <w:abstractNum w:abstractNumId="15" w15:restartNumberingAfterBreak="0">
     <w:nsid w:val="0AFC1A76"/>
     <w:multiLevelType w:val="hybridMultilevel"/>
     <w:tmpl w:val="08FAE178"/>
@@ -11863,7 +16486,7 @@
       </w:pPr>
     </w:lvl>
   </w:abstractNum>
-  <w:abstractNum w:abstractNumId="14" w15:restartNumberingAfterBreak="0">
+  <w:abstractNum w:abstractNumId="16" w15:restartNumberingAfterBreak="0">
     <w:nsid w:val="0B4F07CB"/>
     <w:multiLevelType w:val="hybridMultilevel"/>
     <w:tmpl w:val="B502BE5A"/>
@@ -11949,7 +16572,7 @@
       </w:pPr>
     </w:lvl>
   </w:abstractNum>
-  <w:abstractNum w:abstractNumId="15" w15:restartNumberingAfterBreak="0">
+  <w:abstractNum w:abstractNumId="17" w15:restartNumberingAfterBreak="0">
     <w:nsid w:val="0CDC0F1F"/>
     <w:multiLevelType w:val="hybridMultilevel"/>
     <w:tmpl w:val="AAF610AC"/>
@@ -12038,7 +16661,7 @@
       </w:pPr>
     </w:lvl>
   </w:abstractNum>
-  <w:abstractNum w:abstractNumId="16" w15:restartNumberingAfterBreak="0">
+  <w:abstractNum w:abstractNumId="18" w15:restartNumberingAfterBreak="0">
     <w:nsid w:val="0E44789A"/>
     <w:multiLevelType w:val="multilevel"/>
     <w:tmpl w:val="02862312"/>
@@ -12151,7 +16774,7 @@
       </w:pPr>
     </w:lvl>
   </w:abstractNum>
-  <w:abstractNum w:abstractNumId="17" w15:restartNumberingAfterBreak="0">
+  <w:abstractNum w:abstractNumId="19" w15:restartNumberingAfterBreak="0">
     <w:nsid w:val="13A54F29"/>
     <w:multiLevelType w:val="hybridMultilevel"/>
     <w:tmpl w:val="FB962D34"/>
@@ -12240,7 +16863,7 @@
       </w:pPr>
     </w:lvl>
   </w:abstractNum>
-  <w:abstractNum w:abstractNumId="18" w15:restartNumberingAfterBreak="0">
+  <w:abstractNum w:abstractNumId="20" w15:restartNumberingAfterBreak="0">
     <w:nsid w:val="185659C5"/>
     <w:multiLevelType w:val="hybridMultilevel"/>
     <w:tmpl w:val="5776BD0A"/>
@@ -12329,7 +16952,7 @@
       </w:pPr>
     </w:lvl>
   </w:abstractNum>
-  <w:abstractNum w:abstractNumId="19" w15:restartNumberingAfterBreak="0">
+  <w:abstractNum w:abstractNumId="21" w15:restartNumberingAfterBreak="0">
     <w:nsid w:val="1D1A20CE"/>
     <w:multiLevelType w:val="hybridMultilevel"/>
     <w:tmpl w:val="FA6489D2"/>
@@ -12418,7 +17041,96 @@
       </w:pPr>
     </w:lvl>
   </w:abstractNum>
-  <w:abstractNum w:abstractNumId="20" w15:restartNumberingAfterBreak="0">
+  <w:abstractNum w:abstractNumId="22" w15:restartNumberingAfterBreak="0">
+    <w:nsid w:val="1EF13D76"/>
+    <w:multiLevelType w:val="hybridMultilevel"/>
+    <w:tmpl w:val="E1BC70DE"/>
+    <w:lvl w:ilvl="0" w:tplc="98E2A476">
+      <w:start w:val="1"/>
+      <w:numFmt w:val="lowerLetter"/>
+      <w:lvlText w:val="%1."/>
+      <w:lvlJc w:val="left"/>
+      <w:pPr>
+        <w:ind w:left="1680" w:hanging="360"/>
+      </w:pPr>
+      <w:rPr>
+        <w:rFonts w:hint="default"/>
+      </w:rPr>
+    </w:lvl>
+    <w:lvl w:ilvl="1" w:tplc="04090019" w:tentative="1">
+      <w:start w:val="1"/>
+      <w:numFmt w:val="ideographTraditional"/>
+      <w:lvlText w:val="%2、"/>
+      <w:lvlJc w:val="left"/>
+      <w:pPr>
+        <w:ind w:left="2280" w:hanging="480"/>
+      </w:pPr>
+    </w:lvl>
+    <w:lvl w:ilvl="2" w:tplc="0409001B" w:tentative="1">
+      <w:start w:val="1"/>
+      <w:numFmt w:val="lowerRoman"/>
+      <w:lvlText w:val="%3."/>
+      <w:lvlJc w:val="right"/>
+      <w:pPr>
+        <w:ind w:left="2760" w:hanging="480"/>
+      </w:pPr>
+    </w:lvl>
+    <w:lvl w:ilvl="3" w:tplc="0409000F" w:tentative="1">
+      <w:start w:val="1"/>
+      <w:numFmt w:val="decimal"/>
+      <w:lvlText w:val="%4."/>
+      <w:lvlJc w:val="left"/>
+      <w:pPr>
+        <w:ind w:left="3240" w:hanging="480"/>
+      </w:pPr>
+    </w:lvl>
+    <w:lvl w:ilvl="4" w:tplc="04090019" w:tentative="1">
+      <w:start w:val="1"/>
+      <w:numFmt w:val="ideographTraditional"/>
+      <w:lvlText w:val="%5、"/>
+      <w:lvlJc w:val="left"/>
+      <w:pPr>
+        <w:ind w:left="3720" w:hanging="480"/>
+      </w:pPr>
+    </w:lvl>
+    <w:lvl w:ilvl="5" w:tplc="0409001B" w:tentative="1">
+      <w:start w:val="1"/>
+      <w:numFmt w:val="lowerRoman"/>
+      <w:lvlText w:val="%6."/>
+      <w:lvlJc w:val="right"/>
+      <w:pPr>
+        <w:ind w:left="4200" w:hanging="480"/>
+      </w:pPr>
+    </w:lvl>
+    <w:lvl w:ilvl="6" w:tplc="0409000F" w:tentative="1">
+      <w:start w:val="1"/>
+      <w:numFmt w:val="decimal"/>
+      <w:lvlText w:val="%7."/>
+      <w:lvlJc w:val="left"/>
+      <w:pPr>
+        <w:ind w:left="4680" w:hanging="480"/>
+      </w:pPr>
+    </w:lvl>
+    <w:lvl w:ilvl="7" w:tplc="04090019" w:tentative="1">
+      <w:start w:val="1"/>
+      <w:numFmt w:val="ideographTraditional"/>
+      <w:lvlText w:val="%8、"/>
+      <w:lvlJc w:val="left"/>
+      <w:pPr>
+        <w:ind w:left="5160" w:hanging="480"/>
+      </w:pPr>
+    </w:lvl>
+    <w:lvl w:ilvl="8" w:tplc="0409001B" w:tentative="1">
+      <w:start w:val="1"/>
+      <w:numFmt w:val="lowerRoman"/>
+      <w:lvlText w:val="%9."/>
+      <w:lvlJc w:val="right"/>
+      <w:pPr>
+        <w:ind w:left="5640" w:hanging="480"/>
+      </w:pPr>
+    </w:lvl>
+  </w:abstractNum>
+  <w:abstractNum w:abstractNumId="23" w15:restartNumberingAfterBreak="0">
     <w:nsid w:val="208E31EE"/>
     <w:multiLevelType w:val="hybridMultilevel"/>
     <w:tmpl w:val="3DA43118"/>
@@ -12504,7 +17216,7 @@
       </w:pPr>
     </w:lvl>
   </w:abstractNum>
-  <w:abstractNum w:abstractNumId="21" w15:restartNumberingAfterBreak="0">
+  <w:abstractNum w:abstractNumId="24" w15:restartNumberingAfterBreak="0">
     <w:nsid w:val="2708103F"/>
     <w:multiLevelType w:val="hybridMultilevel"/>
     <w:tmpl w:val="4C6AEE9A"/>
@@ -12593,7 +17305,96 @@
       </w:pPr>
     </w:lvl>
   </w:abstractNum>
-  <w:abstractNum w:abstractNumId="22" w15:restartNumberingAfterBreak="0">
+  <w:abstractNum w:abstractNumId="25" w15:restartNumberingAfterBreak="0">
+    <w:nsid w:val="278E375B"/>
+    <w:multiLevelType w:val="hybridMultilevel"/>
+    <w:tmpl w:val="D018D370"/>
+    <w:lvl w:ilvl="0" w:tplc="DD105832">
+      <w:start w:val="1"/>
+      <w:numFmt w:val="lowerLetter"/>
+      <w:lvlText w:val="%1."/>
+      <w:lvlJc w:val="left"/>
+      <w:pPr>
+        <w:ind w:left="1680" w:hanging="360"/>
+      </w:pPr>
+      <w:rPr>
+        <w:rFonts w:hint="default"/>
+      </w:rPr>
+    </w:lvl>
+    <w:lvl w:ilvl="1" w:tplc="04090019" w:tentative="1">
+      <w:start w:val="1"/>
+      <w:numFmt w:val="ideographTraditional"/>
+      <w:lvlText w:val="%2、"/>
+      <w:lvlJc w:val="left"/>
+      <w:pPr>
+        <w:ind w:left="2280" w:hanging="480"/>
+      </w:pPr>
+    </w:lvl>
+    <w:lvl w:ilvl="2" w:tplc="0409001B" w:tentative="1">
+      <w:start w:val="1"/>
+      <w:numFmt w:val="lowerRoman"/>
+      <w:lvlText w:val="%3."/>
+      <w:lvlJc w:val="right"/>
+      <w:pPr>
+        <w:ind w:left="2760" w:hanging="480"/>
+      </w:pPr>
+    </w:lvl>
+    <w:lvl w:ilvl="3" w:tplc="0409000F" w:tentative="1">
+      <w:start w:val="1"/>
+      <w:numFmt w:val="decimal"/>
+      <w:lvlText w:val="%4."/>
+      <w:lvlJc w:val="left"/>
+      <w:pPr>
+        <w:ind w:left="3240" w:hanging="480"/>
+      </w:pPr>
+    </w:lvl>
+    <w:lvl w:ilvl="4" w:tplc="04090019" w:tentative="1">
+      <w:start w:val="1"/>
+      <w:numFmt w:val="ideographTraditional"/>
+      <w:lvlText w:val="%5、"/>
+      <w:lvlJc w:val="left"/>
+      <w:pPr>
+        <w:ind w:left="3720" w:hanging="480"/>
+      </w:pPr>
+    </w:lvl>
+    <w:lvl w:ilvl="5" w:tplc="0409001B" w:tentative="1">
+      <w:start w:val="1"/>
+      <w:numFmt w:val="lowerRoman"/>
+      <w:lvlText w:val="%6."/>
+      <w:lvlJc w:val="right"/>
+      <w:pPr>
+        <w:ind w:left="4200" w:hanging="480"/>
+      </w:pPr>
+    </w:lvl>
+    <w:lvl w:ilvl="6" w:tplc="0409000F" w:tentative="1">
+      <w:start w:val="1"/>
+      <w:numFmt w:val="decimal"/>
+      <w:lvlText w:val="%7."/>
+      <w:lvlJc w:val="left"/>
+      <w:pPr>
+        <w:ind w:left="4680" w:hanging="480"/>
+      </w:pPr>
+    </w:lvl>
+    <w:lvl w:ilvl="7" w:tplc="04090019" w:tentative="1">
+      <w:start w:val="1"/>
+      <w:numFmt w:val="ideographTraditional"/>
+      <w:lvlText w:val="%8、"/>
+      <w:lvlJc w:val="left"/>
+      <w:pPr>
+        <w:ind w:left="5160" w:hanging="480"/>
+      </w:pPr>
+    </w:lvl>
+    <w:lvl w:ilvl="8" w:tplc="0409001B" w:tentative="1">
+      <w:start w:val="1"/>
+      <w:numFmt w:val="lowerRoman"/>
+      <w:lvlText w:val="%9."/>
+      <w:lvlJc w:val="right"/>
+      <w:pPr>
+        <w:ind w:left="5640" w:hanging="480"/>
+      </w:pPr>
+    </w:lvl>
+  </w:abstractNum>
+  <w:abstractNum w:abstractNumId="26" w15:restartNumberingAfterBreak="0">
     <w:nsid w:val="29B66BDF"/>
     <w:multiLevelType w:val="hybridMultilevel"/>
     <w:tmpl w:val="04A46AA2"/>
@@ -12682,7 +17483,274 @@
       </w:pPr>
     </w:lvl>
   </w:abstractNum>
-  <w:abstractNum w:abstractNumId="23" w15:restartNumberingAfterBreak="0">
+  <w:abstractNum w:abstractNumId="27" w15:restartNumberingAfterBreak="0">
+    <w:nsid w:val="2C0D1E88"/>
+    <w:multiLevelType w:val="hybridMultilevel"/>
+    <w:tmpl w:val="7B526CCA"/>
+    <w:lvl w:ilvl="0" w:tplc="B820143A">
+      <w:start w:val="1"/>
+      <w:numFmt w:val="lowerLetter"/>
+      <w:lvlText w:val="%1."/>
+      <w:lvlJc w:val="left"/>
+      <w:pPr>
+        <w:ind w:left="1680" w:hanging="360"/>
+      </w:pPr>
+      <w:rPr>
+        <w:rFonts w:hint="default"/>
+      </w:rPr>
+    </w:lvl>
+    <w:lvl w:ilvl="1" w:tplc="04090019" w:tentative="1">
+      <w:start w:val="1"/>
+      <w:numFmt w:val="ideographTraditional"/>
+      <w:lvlText w:val="%2、"/>
+      <w:lvlJc w:val="left"/>
+      <w:pPr>
+        <w:ind w:left="2280" w:hanging="480"/>
+      </w:pPr>
+    </w:lvl>
+    <w:lvl w:ilvl="2" w:tplc="0409001B" w:tentative="1">
+      <w:start w:val="1"/>
+      <w:numFmt w:val="lowerRoman"/>
+      <w:lvlText w:val="%3."/>
+      <w:lvlJc w:val="right"/>
+      <w:pPr>
+        <w:ind w:left="2760" w:hanging="480"/>
+      </w:pPr>
+    </w:lvl>
+    <w:lvl w:ilvl="3" w:tplc="0409000F" w:tentative="1">
+      <w:start w:val="1"/>
+      <w:numFmt w:val="decimal"/>
+      <w:lvlText w:val="%4."/>
+      <w:lvlJc w:val="left"/>
+      <w:pPr>
+        <w:ind w:left="3240" w:hanging="480"/>
+      </w:pPr>
+    </w:lvl>
+    <w:lvl w:ilvl="4" w:tplc="04090019" w:tentative="1">
+      <w:start w:val="1"/>
+      <w:numFmt w:val="ideographTraditional"/>
+      <w:lvlText w:val="%5、"/>
+      <w:lvlJc w:val="left"/>
+      <w:pPr>
+        <w:ind w:left="3720" w:hanging="480"/>
+      </w:pPr>
+    </w:lvl>
+    <w:lvl w:ilvl="5" w:tplc="0409001B" w:tentative="1">
+      <w:start w:val="1"/>
+      <w:numFmt w:val="lowerRoman"/>
+      <w:lvlText w:val="%6."/>
+      <w:lvlJc w:val="right"/>
+      <w:pPr>
+        <w:ind w:left="4200" w:hanging="480"/>
+      </w:pPr>
+    </w:lvl>
+    <w:lvl w:ilvl="6" w:tplc="0409000F" w:tentative="1">
+      <w:start w:val="1"/>
+      <w:numFmt w:val="decimal"/>
+      <w:lvlText w:val="%7."/>
+      <w:lvlJc w:val="left"/>
+      <w:pPr>
+        <w:ind w:left="4680" w:hanging="480"/>
+      </w:pPr>
+    </w:lvl>
+    <w:lvl w:ilvl="7" w:tplc="04090019" w:tentative="1">
+      <w:start w:val="1"/>
+      <w:numFmt w:val="ideographTraditional"/>
+      <w:lvlText w:val="%8、"/>
+      <w:lvlJc w:val="left"/>
+      <w:pPr>
+        <w:ind w:left="5160" w:hanging="480"/>
+      </w:pPr>
+    </w:lvl>
+    <w:lvl w:ilvl="8" w:tplc="0409001B" w:tentative="1">
+      <w:start w:val="1"/>
+      <w:numFmt w:val="lowerRoman"/>
+      <w:lvlText w:val="%9."/>
+      <w:lvlJc w:val="right"/>
+      <w:pPr>
+        <w:ind w:left="5640" w:hanging="480"/>
+      </w:pPr>
+    </w:lvl>
+  </w:abstractNum>
+  <w:abstractNum w:abstractNumId="28" w15:restartNumberingAfterBreak="0">
+    <w:nsid w:val="2EB922B9"/>
+    <w:multiLevelType w:val="hybridMultilevel"/>
+    <w:tmpl w:val="9BB04AD0"/>
+    <w:lvl w:ilvl="0" w:tplc="DFCEA42C">
+      <w:start w:val="1"/>
+      <w:numFmt w:val="decimal"/>
+      <w:lvlText w:val="%1."/>
+      <w:lvlJc w:val="left"/>
+      <w:pPr>
+        <w:ind w:left="1320" w:hanging="360"/>
+      </w:pPr>
+      <w:rPr>
+        <w:rFonts w:hint="default"/>
+      </w:rPr>
+    </w:lvl>
+    <w:lvl w:ilvl="1" w:tplc="04090019" w:tentative="1">
+      <w:start w:val="1"/>
+      <w:numFmt w:val="ideographTraditional"/>
+      <w:lvlText w:val="%2、"/>
+      <w:lvlJc w:val="left"/>
+      <w:pPr>
+        <w:ind w:left="1920" w:hanging="480"/>
+      </w:pPr>
+    </w:lvl>
+    <w:lvl w:ilvl="2" w:tplc="0409001B" w:tentative="1">
+      <w:start w:val="1"/>
+      <w:numFmt w:val="lowerRoman"/>
+      <w:lvlText w:val="%3."/>
+      <w:lvlJc w:val="right"/>
+      <w:pPr>
+        <w:ind w:left="2400" w:hanging="480"/>
+      </w:pPr>
+    </w:lvl>
+    <w:lvl w:ilvl="3" w:tplc="0409000F" w:tentative="1">
+      <w:start w:val="1"/>
+      <w:numFmt w:val="decimal"/>
+      <w:lvlText w:val="%4."/>
+      <w:lvlJc w:val="left"/>
+      <w:pPr>
+        <w:ind w:left="2880" w:hanging="480"/>
+      </w:pPr>
+    </w:lvl>
+    <w:lvl w:ilvl="4" w:tplc="04090019" w:tentative="1">
+      <w:start w:val="1"/>
+      <w:numFmt w:val="ideographTraditional"/>
+      <w:lvlText w:val="%5、"/>
+      <w:lvlJc w:val="left"/>
+      <w:pPr>
+        <w:ind w:left="3360" w:hanging="480"/>
+      </w:pPr>
+    </w:lvl>
+    <w:lvl w:ilvl="5" w:tplc="0409001B" w:tentative="1">
+      <w:start w:val="1"/>
+      <w:numFmt w:val="lowerRoman"/>
+      <w:lvlText w:val="%6."/>
+      <w:lvlJc w:val="right"/>
+      <w:pPr>
+        <w:ind w:left="3840" w:hanging="480"/>
+      </w:pPr>
+    </w:lvl>
+    <w:lvl w:ilvl="6" w:tplc="0409000F" w:tentative="1">
+      <w:start w:val="1"/>
+      <w:numFmt w:val="decimal"/>
+      <w:lvlText w:val="%7."/>
+      <w:lvlJc w:val="left"/>
+      <w:pPr>
+        <w:ind w:left="4320" w:hanging="480"/>
+      </w:pPr>
+    </w:lvl>
+    <w:lvl w:ilvl="7" w:tplc="04090019" w:tentative="1">
+      <w:start w:val="1"/>
+      <w:numFmt w:val="ideographTraditional"/>
+      <w:lvlText w:val="%8、"/>
+      <w:lvlJc w:val="left"/>
+      <w:pPr>
+        <w:ind w:left="4800" w:hanging="480"/>
+      </w:pPr>
+    </w:lvl>
+    <w:lvl w:ilvl="8" w:tplc="0409001B" w:tentative="1">
+      <w:start w:val="1"/>
+      <w:numFmt w:val="lowerRoman"/>
+      <w:lvlText w:val="%9."/>
+      <w:lvlJc w:val="right"/>
+      <w:pPr>
+        <w:ind w:left="5280" w:hanging="480"/>
+      </w:pPr>
+    </w:lvl>
+  </w:abstractNum>
+  <w:abstractNum w:abstractNumId="29" w15:restartNumberingAfterBreak="0">
+    <w:nsid w:val="364E7BB6"/>
+    <w:multiLevelType w:val="hybridMultilevel"/>
+    <w:tmpl w:val="ED8A45D8"/>
+    <w:lvl w:ilvl="0" w:tplc="19F07C66">
+      <w:start w:val="1"/>
+      <w:numFmt w:val="decimal"/>
+      <w:lvlText w:val="%1."/>
+      <w:lvlJc w:val="left"/>
+      <w:pPr>
+        <w:ind w:left="1320" w:hanging="360"/>
+      </w:pPr>
+      <w:rPr>
+        <w:rFonts w:hint="default"/>
+      </w:rPr>
+    </w:lvl>
+    <w:lvl w:ilvl="1" w:tplc="04090019" w:tentative="1">
+      <w:start w:val="1"/>
+      <w:numFmt w:val="ideographTraditional"/>
+      <w:lvlText w:val="%2、"/>
+      <w:lvlJc w:val="left"/>
+      <w:pPr>
+        <w:ind w:left="1920" w:hanging="480"/>
+      </w:pPr>
+    </w:lvl>
+    <w:lvl w:ilvl="2" w:tplc="0409001B" w:tentative="1">
+      <w:start w:val="1"/>
+      <w:numFmt w:val="lowerRoman"/>
+      <w:lvlText w:val="%3."/>
+      <w:lvlJc w:val="right"/>
+      <w:pPr>
+        <w:ind w:left="2400" w:hanging="480"/>
+      </w:pPr>
+    </w:lvl>
+    <w:lvl w:ilvl="3" w:tplc="0409000F" w:tentative="1">
+      <w:start w:val="1"/>
+      <w:numFmt w:val="decimal"/>
+      <w:lvlText w:val="%4."/>
+      <w:lvlJc w:val="left"/>
+      <w:pPr>
+        <w:ind w:left="2880" w:hanging="480"/>
+      </w:pPr>
+    </w:lvl>
+    <w:lvl w:ilvl="4" w:tplc="04090019" w:tentative="1">
+      <w:start w:val="1"/>
+      <w:numFmt w:val="ideographTraditional"/>
+      <w:lvlText w:val="%5、"/>
+      <w:lvlJc w:val="left"/>
+      <w:pPr>
+        <w:ind w:left="3360" w:hanging="480"/>
+      </w:pPr>
+    </w:lvl>
+    <w:lvl w:ilvl="5" w:tplc="0409001B" w:tentative="1">
+      <w:start w:val="1"/>
+      <w:numFmt w:val="lowerRoman"/>
+      <w:lvlText w:val="%6."/>
+      <w:lvlJc w:val="right"/>
+      <w:pPr>
+        <w:ind w:left="3840" w:hanging="480"/>
+      </w:pPr>
+    </w:lvl>
+    <w:lvl w:ilvl="6" w:tplc="0409000F" w:tentative="1">
+      <w:start w:val="1"/>
+      <w:numFmt w:val="decimal"/>
+      <w:lvlText w:val="%7."/>
+      <w:lvlJc w:val="left"/>
+      <w:pPr>
+        <w:ind w:left="4320" w:hanging="480"/>
+      </w:pPr>
+    </w:lvl>
+    <w:lvl w:ilvl="7" w:tplc="04090019" w:tentative="1">
+      <w:start w:val="1"/>
+      <w:numFmt w:val="ideographTraditional"/>
+      <w:lvlText w:val="%8、"/>
+      <w:lvlJc w:val="left"/>
+      <w:pPr>
+        <w:ind w:left="4800" w:hanging="480"/>
+      </w:pPr>
+    </w:lvl>
+    <w:lvl w:ilvl="8" w:tplc="0409001B" w:tentative="1">
+      <w:start w:val="1"/>
+      <w:numFmt w:val="lowerRoman"/>
+      <w:lvlText w:val="%9."/>
+      <w:lvlJc w:val="right"/>
+      <w:pPr>
+        <w:ind w:left="5280" w:hanging="480"/>
+      </w:pPr>
+    </w:lvl>
+  </w:abstractNum>
+  <w:abstractNum w:abstractNumId="30" w15:restartNumberingAfterBreak="0">
     <w:nsid w:val="38135EA4"/>
     <w:multiLevelType w:val="hybridMultilevel"/>
     <w:tmpl w:val="31F04A3A"/>
@@ -12771,7 +17839,7 @@
       </w:pPr>
     </w:lvl>
   </w:abstractNum>
-  <w:abstractNum w:abstractNumId="24" w15:restartNumberingAfterBreak="0">
+  <w:abstractNum w:abstractNumId="31" w15:restartNumberingAfterBreak="0">
     <w:nsid w:val="3B59048C"/>
     <w:multiLevelType w:val="hybridMultilevel"/>
     <w:tmpl w:val="5BA64BDA"/>
@@ -12860,7 +17928,7 @@
       </w:pPr>
     </w:lvl>
   </w:abstractNum>
-  <w:abstractNum w:abstractNumId="25" w15:restartNumberingAfterBreak="0">
+  <w:abstractNum w:abstractNumId="32" w15:restartNumberingAfterBreak="0">
     <w:nsid w:val="3D5640F7"/>
     <w:multiLevelType w:val="hybridMultilevel"/>
     <w:tmpl w:val="0B4E08C4"/>
@@ -12949,7 +18017,7 @@
       </w:pPr>
     </w:lvl>
   </w:abstractNum>
-  <w:abstractNum w:abstractNumId="26" w15:restartNumberingAfterBreak="0">
+  <w:abstractNum w:abstractNumId="33" w15:restartNumberingAfterBreak="0">
     <w:nsid w:val="3D692291"/>
     <w:multiLevelType w:val="hybridMultilevel"/>
     <w:tmpl w:val="9A8EAB88"/>
@@ -13038,7 +18106,7 @@
       </w:pPr>
     </w:lvl>
   </w:abstractNum>
-  <w:abstractNum w:abstractNumId="27" w15:restartNumberingAfterBreak="0">
+  <w:abstractNum w:abstractNumId="34" w15:restartNumberingAfterBreak="0">
     <w:nsid w:val="42B1429E"/>
     <w:multiLevelType w:val="hybridMultilevel"/>
     <w:tmpl w:val="0DE0BB88"/>
@@ -13127,7 +18195,7 @@
       </w:pPr>
     </w:lvl>
   </w:abstractNum>
-  <w:abstractNum w:abstractNumId="28" w15:restartNumberingAfterBreak="0">
+  <w:abstractNum w:abstractNumId="35" w15:restartNumberingAfterBreak="0">
     <w:nsid w:val="45C85A72"/>
     <w:multiLevelType w:val="hybridMultilevel"/>
     <w:tmpl w:val="60DEA95E"/>
@@ -13216,7 +18284,7 @@
       </w:pPr>
     </w:lvl>
   </w:abstractNum>
-  <w:abstractNum w:abstractNumId="29" w15:restartNumberingAfterBreak="0">
+  <w:abstractNum w:abstractNumId="36" w15:restartNumberingAfterBreak="0">
     <w:nsid w:val="46A14AD0"/>
     <w:multiLevelType w:val="hybridMultilevel"/>
     <w:tmpl w:val="950A1DCA"/>
@@ -13305,7 +18373,7 @@
       </w:pPr>
     </w:lvl>
   </w:abstractNum>
-  <w:abstractNum w:abstractNumId="30" w15:restartNumberingAfterBreak="0">
+  <w:abstractNum w:abstractNumId="37" w15:restartNumberingAfterBreak="0">
     <w:nsid w:val="473911D7"/>
     <w:multiLevelType w:val="hybridMultilevel"/>
     <w:tmpl w:val="FF842B90"/>
@@ -13394,7 +18462,7 @@
       </w:pPr>
     </w:lvl>
   </w:abstractNum>
-  <w:abstractNum w:abstractNumId="31" w15:restartNumberingAfterBreak="0">
+  <w:abstractNum w:abstractNumId="38" w15:restartNumberingAfterBreak="0">
     <w:nsid w:val="48C608B2"/>
     <w:multiLevelType w:val="hybridMultilevel"/>
     <w:tmpl w:val="C400DC8A"/>
@@ -13483,7 +18551,7 @@
       </w:pPr>
     </w:lvl>
   </w:abstractNum>
-  <w:abstractNum w:abstractNumId="32" w15:restartNumberingAfterBreak="0">
+  <w:abstractNum w:abstractNumId="39" w15:restartNumberingAfterBreak="0">
     <w:nsid w:val="49B97004"/>
     <w:multiLevelType w:val="hybridMultilevel"/>
     <w:tmpl w:val="3FFE6C96"/>
@@ -13572,7 +18640,7 @@
       </w:pPr>
     </w:lvl>
   </w:abstractNum>
-  <w:abstractNum w:abstractNumId="33" w15:restartNumberingAfterBreak="0">
+  <w:abstractNum w:abstractNumId="40" w15:restartNumberingAfterBreak="0">
     <w:nsid w:val="49D81A72"/>
     <w:multiLevelType w:val="hybridMultilevel"/>
     <w:tmpl w:val="07803D84"/>
@@ -13661,7 +18729,7 @@
       </w:pPr>
     </w:lvl>
   </w:abstractNum>
-  <w:abstractNum w:abstractNumId="34" w15:restartNumberingAfterBreak="0">
+  <w:abstractNum w:abstractNumId="41" w15:restartNumberingAfterBreak="0">
     <w:nsid w:val="49F176AC"/>
     <w:multiLevelType w:val="hybridMultilevel"/>
     <w:tmpl w:val="26F03E0E"/>
@@ -13750,7 +18818,96 @@
       </w:pPr>
     </w:lvl>
   </w:abstractNum>
-  <w:abstractNum w:abstractNumId="35" w15:restartNumberingAfterBreak="0">
+  <w:abstractNum w:abstractNumId="42" w15:restartNumberingAfterBreak="0">
+    <w:nsid w:val="4AF019DA"/>
+    <w:multiLevelType w:val="hybridMultilevel"/>
+    <w:tmpl w:val="DBB2C338"/>
+    <w:lvl w:ilvl="0" w:tplc="CE229CC6">
+      <w:start w:val="1"/>
+      <w:numFmt w:val="lowerLetter"/>
+      <w:lvlText w:val="%1."/>
+      <w:lvlJc w:val="left"/>
+      <w:pPr>
+        <w:ind w:left="1680" w:hanging="360"/>
+      </w:pPr>
+      <w:rPr>
+        <w:rFonts w:hint="default"/>
+      </w:rPr>
+    </w:lvl>
+    <w:lvl w:ilvl="1" w:tplc="04090019" w:tentative="1">
+      <w:start w:val="1"/>
+      <w:numFmt w:val="ideographTraditional"/>
+      <w:lvlText w:val="%2、"/>
+      <w:lvlJc w:val="left"/>
+      <w:pPr>
+        <w:ind w:left="2280" w:hanging="480"/>
+      </w:pPr>
+    </w:lvl>
+    <w:lvl w:ilvl="2" w:tplc="0409001B" w:tentative="1">
+      <w:start w:val="1"/>
+      <w:numFmt w:val="lowerRoman"/>
+      <w:lvlText w:val="%3."/>
+      <w:lvlJc w:val="right"/>
+      <w:pPr>
+        <w:ind w:left="2760" w:hanging="480"/>
+      </w:pPr>
+    </w:lvl>
+    <w:lvl w:ilvl="3" w:tplc="0409000F" w:tentative="1">
+      <w:start w:val="1"/>
+      <w:numFmt w:val="decimal"/>
+      <w:lvlText w:val="%4."/>
+      <w:lvlJc w:val="left"/>
+      <w:pPr>
+        <w:ind w:left="3240" w:hanging="480"/>
+      </w:pPr>
+    </w:lvl>
+    <w:lvl w:ilvl="4" w:tplc="04090019" w:tentative="1">
+      <w:start w:val="1"/>
+      <w:numFmt w:val="ideographTraditional"/>
+      <w:lvlText w:val="%5、"/>
+      <w:lvlJc w:val="left"/>
+      <w:pPr>
+        <w:ind w:left="3720" w:hanging="480"/>
+      </w:pPr>
+    </w:lvl>
+    <w:lvl w:ilvl="5" w:tplc="0409001B" w:tentative="1">
+      <w:start w:val="1"/>
+      <w:numFmt w:val="lowerRoman"/>
+      <w:lvlText w:val="%6."/>
+      <w:lvlJc w:val="right"/>
+      <w:pPr>
+        <w:ind w:left="4200" w:hanging="480"/>
+      </w:pPr>
+    </w:lvl>
+    <w:lvl w:ilvl="6" w:tplc="0409000F" w:tentative="1">
+      <w:start w:val="1"/>
+      <w:numFmt w:val="decimal"/>
+      <w:lvlText w:val="%7."/>
+      <w:lvlJc w:val="left"/>
+      <w:pPr>
+        <w:ind w:left="4680" w:hanging="480"/>
+      </w:pPr>
+    </w:lvl>
+    <w:lvl w:ilvl="7" w:tplc="04090019" w:tentative="1">
+      <w:start w:val="1"/>
+      <w:numFmt w:val="ideographTraditional"/>
+      <w:lvlText w:val="%8、"/>
+      <w:lvlJc w:val="left"/>
+      <w:pPr>
+        <w:ind w:left="5160" w:hanging="480"/>
+      </w:pPr>
+    </w:lvl>
+    <w:lvl w:ilvl="8" w:tplc="0409001B" w:tentative="1">
+      <w:start w:val="1"/>
+      <w:numFmt w:val="lowerRoman"/>
+      <w:lvlText w:val="%9."/>
+      <w:lvlJc w:val="right"/>
+      <w:pPr>
+        <w:ind w:left="5640" w:hanging="480"/>
+      </w:pPr>
+    </w:lvl>
+  </w:abstractNum>
+  <w:abstractNum w:abstractNumId="43" w15:restartNumberingAfterBreak="0">
     <w:nsid w:val="4CD1287A"/>
     <w:multiLevelType w:val="hybridMultilevel"/>
     <w:tmpl w:val="A190B09C"/>
@@ -13839,7 +18996,7 @@
       </w:pPr>
     </w:lvl>
   </w:abstractNum>
-  <w:abstractNum w:abstractNumId="36" w15:restartNumberingAfterBreak="0">
+  <w:abstractNum w:abstractNumId="44" w15:restartNumberingAfterBreak="0">
     <w:nsid w:val="4ECA4FEB"/>
     <w:multiLevelType w:val="hybridMultilevel"/>
     <w:tmpl w:val="8DBCDF12"/>
@@ -13928,7 +19085,7 @@
       </w:pPr>
     </w:lvl>
   </w:abstractNum>
-  <w:abstractNum w:abstractNumId="37" w15:restartNumberingAfterBreak="0">
+  <w:abstractNum w:abstractNumId="45" w15:restartNumberingAfterBreak="0">
     <w:nsid w:val="4F7B709A"/>
     <w:multiLevelType w:val="hybridMultilevel"/>
     <w:tmpl w:val="BE821CA8"/>
@@ -14017,7 +19174,96 @@
       </w:pPr>
     </w:lvl>
   </w:abstractNum>
-  <w:abstractNum w:abstractNumId="38" w15:restartNumberingAfterBreak="0">
+  <w:abstractNum w:abstractNumId="46" w15:restartNumberingAfterBreak="0">
+    <w:nsid w:val="51CB14C4"/>
+    <w:multiLevelType w:val="hybridMultilevel"/>
+    <w:tmpl w:val="41BC3042"/>
+    <w:lvl w:ilvl="0" w:tplc="4B24354E">
+      <w:start w:val="1"/>
+      <w:numFmt w:val="lowerLetter"/>
+      <w:lvlText w:val="%1."/>
+      <w:lvlJc w:val="left"/>
+      <w:pPr>
+        <w:ind w:left="2640" w:hanging="360"/>
+      </w:pPr>
+      <w:rPr>
+        <w:rFonts w:hint="default"/>
+      </w:rPr>
+    </w:lvl>
+    <w:lvl w:ilvl="1" w:tplc="04090019" w:tentative="1">
+      <w:start w:val="1"/>
+      <w:numFmt w:val="ideographTraditional"/>
+      <w:lvlText w:val="%2、"/>
+      <w:lvlJc w:val="left"/>
+      <w:pPr>
+        <w:ind w:left="3240" w:hanging="480"/>
+      </w:pPr>
+    </w:lvl>
+    <w:lvl w:ilvl="2" w:tplc="0409001B" w:tentative="1">
+      <w:start w:val="1"/>
+      <w:numFmt w:val="lowerRoman"/>
+      <w:lvlText w:val="%3."/>
+      <w:lvlJc w:val="right"/>
+      <w:pPr>
+        <w:ind w:left="3720" w:hanging="480"/>
+      </w:pPr>
+    </w:lvl>
+    <w:lvl w:ilvl="3" w:tplc="0409000F" w:tentative="1">
+      <w:start w:val="1"/>
+      <w:numFmt w:val="decimal"/>
+      <w:lvlText w:val="%4."/>
+      <w:lvlJc w:val="left"/>
+      <w:pPr>
+        <w:ind w:left="4200" w:hanging="480"/>
+      </w:pPr>
+    </w:lvl>
+    <w:lvl w:ilvl="4" w:tplc="04090019" w:tentative="1">
+      <w:start w:val="1"/>
+      <w:numFmt w:val="ideographTraditional"/>
+      <w:lvlText w:val="%5、"/>
+      <w:lvlJc w:val="left"/>
+      <w:pPr>
+        <w:ind w:left="4680" w:hanging="480"/>
+      </w:pPr>
+    </w:lvl>
+    <w:lvl w:ilvl="5" w:tplc="0409001B" w:tentative="1">
+      <w:start w:val="1"/>
+      <w:numFmt w:val="lowerRoman"/>
+      <w:lvlText w:val="%6."/>
+      <w:lvlJc w:val="right"/>
+      <w:pPr>
+        <w:ind w:left="5160" w:hanging="480"/>
+      </w:pPr>
+    </w:lvl>
+    <w:lvl w:ilvl="6" w:tplc="0409000F" w:tentative="1">
+      <w:start w:val="1"/>
+      <w:numFmt w:val="decimal"/>
+      <w:lvlText w:val="%7."/>
+      <w:lvlJc w:val="left"/>
+      <w:pPr>
+        <w:ind w:left="5640" w:hanging="480"/>
+      </w:pPr>
+    </w:lvl>
+    <w:lvl w:ilvl="7" w:tplc="04090019" w:tentative="1">
+      <w:start w:val="1"/>
+      <w:numFmt w:val="ideographTraditional"/>
+      <w:lvlText w:val="%8、"/>
+      <w:lvlJc w:val="left"/>
+      <w:pPr>
+        <w:ind w:left="6120" w:hanging="480"/>
+      </w:pPr>
+    </w:lvl>
+    <w:lvl w:ilvl="8" w:tplc="0409001B" w:tentative="1">
+      <w:start w:val="1"/>
+      <w:numFmt w:val="lowerRoman"/>
+      <w:lvlText w:val="%9."/>
+      <w:lvlJc w:val="right"/>
+      <w:pPr>
+        <w:ind w:left="6600" w:hanging="480"/>
+      </w:pPr>
+    </w:lvl>
+  </w:abstractNum>
+  <w:abstractNum w:abstractNumId="47" w15:restartNumberingAfterBreak="0">
     <w:nsid w:val="537E5C2B"/>
     <w:multiLevelType w:val="hybridMultilevel"/>
     <w:tmpl w:val="93521B52"/>
@@ -14106,7 +19352,7 @@
       </w:pPr>
     </w:lvl>
   </w:abstractNum>
-  <w:abstractNum w:abstractNumId="39" w15:restartNumberingAfterBreak="0">
+  <w:abstractNum w:abstractNumId="48" w15:restartNumberingAfterBreak="0">
     <w:nsid w:val="548244B5"/>
     <w:multiLevelType w:val="hybridMultilevel"/>
     <w:tmpl w:val="FBF47AC4"/>
@@ -14195,7 +19441,7 @@
       </w:pPr>
     </w:lvl>
   </w:abstractNum>
-  <w:abstractNum w:abstractNumId="40" w15:restartNumberingAfterBreak="0">
+  <w:abstractNum w:abstractNumId="49" w15:restartNumberingAfterBreak="0">
     <w:nsid w:val="54FE58E4"/>
     <w:multiLevelType w:val="hybridMultilevel"/>
     <w:tmpl w:val="1C066BC6"/>
@@ -14284,7 +19530,7 @@
       </w:pPr>
     </w:lvl>
   </w:abstractNum>
-  <w:abstractNum w:abstractNumId="41" w15:restartNumberingAfterBreak="0">
+  <w:abstractNum w:abstractNumId="50" w15:restartNumberingAfterBreak="0">
     <w:nsid w:val="59BB3243"/>
     <w:multiLevelType w:val="hybridMultilevel"/>
     <w:tmpl w:val="F2E83C56"/>
@@ -14370,7 +19616,7 @@
       </w:pPr>
     </w:lvl>
   </w:abstractNum>
-  <w:abstractNum w:abstractNumId="42" w15:restartNumberingAfterBreak="0">
+  <w:abstractNum w:abstractNumId="51" w15:restartNumberingAfterBreak="0">
     <w:nsid w:val="5A4311FA"/>
     <w:multiLevelType w:val="hybridMultilevel"/>
     <w:tmpl w:val="7010B390"/>
@@ -14459,7 +19705,7 @@
       </w:pPr>
     </w:lvl>
   </w:abstractNum>
-  <w:abstractNum w:abstractNumId="43" w15:restartNumberingAfterBreak="0">
+  <w:abstractNum w:abstractNumId="52" w15:restartNumberingAfterBreak="0">
     <w:nsid w:val="5BAB671A"/>
     <w:multiLevelType w:val="hybridMultilevel"/>
     <w:tmpl w:val="266204EA"/>
@@ -14548,7 +19794,96 @@
       </w:pPr>
     </w:lvl>
   </w:abstractNum>
-  <w:abstractNum w:abstractNumId="44" w15:restartNumberingAfterBreak="0">
+  <w:abstractNum w:abstractNumId="53" w15:restartNumberingAfterBreak="0">
+    <w:nsid w:val="5FE50C88"/>
+    <w:multiLevelType w:val="hybridMultilevel"/>
+    <w:tmpl w:val="D23A8BD8"/>
+    <w:lvl w:ilvl="0" w:tplc="53EAD02C">
+      <w:start w:val="1"/>
+      <w:numFmt w:val="lowerLetter"/>
+      <w:lvlText w:val="%1."/>
+      <w:lvlJc w:val="left"/>
+      <w:pPr>
+        <w:ind w:left="2640" w:hanging="360"/>
+      </w:pPr>
+      <w:rPr>
+        <w:rFonts w:hint="default"/>
+      </w:rPr>
+    </w:lvl>
+    <w:lvl w:ilvl="1" w:tplc="04090019" w:tentative="1">
+      <w:start w:val="1"/>
+      <w:numFmt w:val="ideographTraditional"/>
+      <w:lvlText w:val="%2、"/>
+      <w:lvlJc w:val="left"/>
+      <w:pPr>
+        <w:ind w:left="3240" w:hanging="480"/>
+      </w:pPr>
+    </w:lvl>
+    <w:lvl w:ilvl="2" w:tplc="0409001B" w:tentative="1">
+      <w:start w:val="1"/>
+      <w:numFmt w:val="lowerRoman"/>
+      <w:lvlText w:val="%3."/>
+      <w:lvlJc w:val="right"/>
+      <w:pPr>
+        <w:ind w:left="3720" w:hanging="480"/>
+      </w:pPr>
+    </w:lvl>
+    <w:lvl w:ilvl="3" w:tplc="0409000F" w:tentative="1">
+      <w:start w:val="1"/>
+      <w:numFmt w:val="decimal"/>
+      <w:lvlText w:val="%4."/>
+      <w:lvlJc w:val="left"/>
+      <w:pPr>
+        <w:ind w:left="4200" w:hanging="480"/>
+      </w:pPr>
+    </w:lvl>
+    <w:lvl w:ilvl="4" w:tplc="04090019" w:tentative="1">
+      <w:start w:val="1"/>
+      <w:numFmt w:val="ideographTraditional"/>
+      <w:lvlText w:val="%5、"/>
+      <w:lvlJc w:val="left"/>
+      <w:pPr>
+        <w:ind w:left="4680" w:hanging="480"/>
+      </w:pPr>
+    </w:lvl>
+    <w:lvl w:ilvl="5" w:tplc="0409001B" w:tentative="1">
+      <w:start w:val="1"/>
+      <w:numFmt w:val="lowerRoman"/>
+      <w:lvlText w:val="%6."/>
+      <w:lvlJc w:val="right"/>
+      <w:pPr>
+        <w:ind w:left="5160" w:hanging="480"/>
+      </w:pPr>
+    </w:lvl>
+    <w:lvl w:ilvl="6" w:tplc="0409000F" w:tentative="1">
+      <w:start w:val="1"/>
+      <w:numFmt w:val="decimal"/>
+      <w:lvlText w:val="%7."/>
+      <w:lvlJc w:val="left"/>
+      <w:pPr>
+        <w:ind w:left="5640" w:hanging="480"/>
+      </w:pPr>
+    </w:lvl>
+    <w:lvl w:ilvl="7" w:tplc="04090019" w:tentative="1">
+      <w:start w:val="1"/>
+      <w:numFmt w:val="ideographTraditional"/>
+      <w:lvlText w:val="%8、"/>
+      <w:lvlJc w:val="left"/>
+      <w:pPr>
+        <w:ind w:left="6120" w:hanging="480"/>
+      </w:pPr>
+    </w:lvl>
+    <w:lvl w:ilvl="8" w:tplc="0409001B" w:tentative="1">
+      <w:start w:val="1"/>
+      <w:numFmt w:val="lowerRoman"/>
+      <w:lvlText w:val="%9."/>
+      <w:lvlJc w:val="right"/>
+      <w:pPr>
+        <w:ind w:left="6600" w:hanging="480"/>
+      </w:pPr>
+    </w:lvl>
+  </w:abstractNum>
+  <w:abstractNum w:abstractNumId="54" w15:restartNumberingAfterBreak="0">
     <w:nsid w:val="62041144"/>
     <w:multiLevelType w:val="hybridMultilevel"/>
     <w:tmpl w:val="7C02CA42"/>
@@ -14637,7 +19972,96 @@
       </w:pPr>
     </w:lvl>
   </w:abstractNum>
-  <w:abstractNum w:abstractNumId="45" w15:restartNumberingAfterBreak="0">
+  <w:abstractNum w:abstractNumId="55" w15:restartNumberingAfterBreak="0">
+    <w:nsid w:val="65B463F4"/>
+    <w:multiLevelType w:val="hybridMultilevel"/>
+    <w:tmpl w:val="E0526066"/>
+    <w:lvl w:ilvl="0" w:tplc="7E74A442">
+      <w:start w:val="1"/>
+      <w:numFmt w:val="decimal"/>
+      <w:lvlText w:val="%1."/>
+      <w:lvlJc w:val="left"/>
+      <w:pPr>
+        <w:ind w:left="1320" w:hanging="360"/>
+      </w:pPr>
+      <w:rPr>
+        <w:rFonts w:hint="default"/>
+      </w:rPr>
+    </w:lvl>
+    <w:lvl w:ilvl="1" w:tplc="04090019" w:tentative="1">
+      <w:start w:val="1"/>
+      <w:numFmt w:val="ideographTraditional"/>
+      <w:lvlText w:val="%2、"/>
+      <w:lvlJc w:val="left"/>
+      <w:pPr>
+        <w:ind w:left="1920" w:hanging="480"/>
+      </w:pPr>
+    </w:lvl>
+    <w:lvl w:ilvl="2" w:tplc="0409001B" w:tentative="1">
+      <w:start w:val="1"/>
+      <w:numFmt w:val="lowerRoman"/>
+      <w:lvlText w:val="%3."/>
+      <w:lvlJc w:val="right"/>
+      <w:pPr>
+        <w:ind w:left="2400" w:hanging="480"/>
+      </w:pPr>
+    </w:lvl>
+    <w:lvl w:ilvl="3" w:tplc="0409000F" w:tentative="1">
+      <w:start w:val="1"/>
+      <w:numFmt w:val="decimal"/>
+      <w:lvlText w:val="%4."/>
+      <w:lvlJc w:val="left"/>
+      <w:pPr>
+        <w:ind w:left="2880" w:hanging="480"/>
+      </w:pPr>
+    </w:lvl>
+    <w:lvl w:ilvl="4" w:tplc="04090019" w:tentative="1">
+      <w:start w:val="1"/>
+      <w:numFmt w:val="ideographTraditional"/>
+      <w:lvlText w:val="%5、"/>
+      <w:lvlJc w:val="left"/>
+      <w:pPr>
+        <w:ind w:left="3360" w:hanging="480"/>
+      </w:pPr>
+    </w:lvl>
+    <w:lvl w:ilvl="5" w:tplc="0409001B" w:tentative="1">
+      <w:start w:val="1"/>
+      <w:numFmt w:val="lowerRoman"/>
+      <w:lvlText w:val="%6."/>
+      <w:lvlJc w:val="right"/>
+      <w:pPr>
+        <w:ind w:left="3840" w:hanging="480"/>
+      </w:pPr>
+    </w:lvl>
+    <w:lvl w:ilvl="6" w:tplc="0409000F" w:tentative="1">
+      <w:start w:val="1"/>
+      <w:numFmt w:val="decimal"/>
+      <w:lvlText w:val="%7."/>
+      <w:lvlJc w:val="left"/>
+      <w:pPr>
+        <w:ind w:left="4320" w:hanging="480"/>
+      </w:pPr>
+    </w:lvl>
+    <w:lvl w:ilvl="7" w:tplc="04090019" w:tentative="1">
+      <w:start w:val="1"/>
+      <w:numFmt w:val="ideographTraditional"/>
+      <w:lvlText w:val="%8、"/>
+      <w:lvlJc w:val="left"/>
+      <w:pPr>
+        <w:ind w:left="4800" w:hanging="480"/>
+      </w:pPr>
+    </w:lvl>
+    <w:lvl w:ilvl="8" w:tplc="0409001B" w:tentative="1">
+      <w:start w:val="1"/>
+      <w:numFmt w:val="lowerRoman"/>
+      <w:lvlText w:val="%9."/>
+      <w:lvlJc w:val="right"/>
+      <w:pPr>
+        <w:ind w:left="5280" w:hanging="480"/>
+      </w:pPr>
+    </w:lvl>
+  </w:abstractNum>
+  <w:abstractNum w:abstractNumId="56" w15:restartNumberingAfterBreak="0">
     <w:nsid w:val="68E735B3"/>
     <w:multiLevelType w:val="hybridMultilevel"/>
     <w:tmpl w:val="41EC634C"/>
@@ -14726,7 +20150,7 @@
       </w:pPr>
     </w:lvl>
   </w:abstractNum>
-  <w:abstractNum w:abstractNumId="46" w15:restartNumberingAfterBreak="0">
+  <w:abstractNum w:abstractNumId="57" w15:restartNumberingAfterBreak="0">
     <w:nsid w:val="6C7C1246"/>
     <w:multiLevelType w:val="hybridMultilevel"/>
     <w:tmpl w:val="88E6713A"/>
@@ -14815,7 +20239,7 @@
       </w:pPr>
     </w:lvl>
   </w:abstractNum>
-  <w:abstractNum w:abstractNumId="47" w15:restartNumberingAfterBreak="0">
+  <w:abstractNum w:abstractNumId="58" w15:restartNumberingAfterBreak="0">
     <w:nsid w:val="6EB26674"/>
     <w:multiLevelType w:val="hybridMultilevel"/>
     <w:tmpl w:val="DC60021E"/>
@@ -14904,7 +20328,7 @@
       </w:pPr>
     </w:lvl>
   </w:abstractNum>
-  <w:abstractNum w:abstractNumId="48" w15:restartNumberingAfterBreak="0">
+  <w:abstractNum w:abstractNumId="59" w15:restartNumberingAfterBreak="0">
     <w:nsid w:val="6ED77B45"/>
     <w:multiLevelType w:val="hybridMultilevel"/>
     <w:tmpl w:val="BFE0AE66"/>
@@ -14993,7 +20417,7 @@
       </w:pPr>
     </w:lvl>
   </w:abstractNum>
-  <w:abstractNum w:abstractNumId="49" w15:restartNumberingAfterBreak="0">
+  <w:abstractNum w:abstractNumId="60" w15:restartNumberingAfterBreak="0">
     <w:nsid w:val="72905C5F"/>
     <w:multiLevelType w:val="hybridMultilevel"/>
     <w:tmpl w:val="427036B2"/>
@@ -15082,7 +20506,7 @@
       </w:pPr>
     </w:lvl>
   </w:abstractNum>
-  <w:abstractNum w:abstractNumId="50" w15:restartNumberingAfterBreak="0">
+  <w:abstractNum w:abstractNumId="61" w15:restartNumberingAfterBreak="0">
     <w:nsid w:val="73FA2022"/>
     <w:multiLevelType w:val="hybridMultilevel"/>
     <w:tmpl w:val="8F74EB68"/>
@@ -15171,7 +20595,7 @@
       </w:pPr>
     </w:lvl>
   </w:abstractNum>
-  <w:abstractNum w:abstractNumId="51" w15:restartNumberingAfterBreak="0">
+  <w:abstractNum w:abstractNumId="62" w15:restartNumberingAfterBreak="0">
     <w:nsid w:val="744B2CB7"/>
     <w:multiLevelType w:val="hybridMultilevel"/>
     <w:tmpl w:val="7BE8F5EA"/>
@@ -15260,7 +20684,96 @@
       </w:pPr>
     </w:lvl>
   </w:abstractNum>
-  <w:abstractNum w:abstractNumId="52" w15:restartNumberingAfterBreak="0">
+  <w:abstractNum w:abstractNumId="63" w15:restartNumberingAfterBreak="0">
+    <w:nsid w:val="7551664F"/>
+    <w:multiLevelType w:val="hybridMultilevel"/>
+    <w:tmpl w:val="A8568AE0"/>
+    <w:lvl w:ilvl="0" w:tplc="BA22506C">
+      <w:start w:val="1"/>
+      <w:numFmt w:val="lowerLetter"/>
+      <w:lvlText w:val="%1."/>
+      <w:lvlJc w:val="left"/>
+      <w:pPr>
+        <w:ind w:left="1680" w:hanging="360"/>
+      </w:pPr>
+      <w:rPr>
+        <w:rFonts w:hint="default"/>
+      </w:rPr>
+    </w:lvl>
+    <w:lvl w:ilvl="1" w:tplc="04090019" w:tentative="1">
+      <w:start w:val="1"/>
+      <w:numFmt w:val="ideographTraditional"/>
+      <w:lvlText w:val="%2、"/>
+      <w:lvlJc w:val="left"/>
+      <w:pPr>
+        <w:ind w:left="2280" w:hanging="480"/>
+      </w:pPr>
+    </w:lvl>
+    <w:lvl w:ilvl="2" w:tplc="0409001B" w:tentative="1">
+      <w:start w:val="1"/>
+      <w:numFmt w:val="lowerRoman"/>
+      <w:lvlText w:val="%3."/>
+      <w:lvlJc w:val="right"/>
+      <w:pPr>
+        <w:ind w:left="2760" w:hanging="480"/>
+      </w:pPr>
+    </w:lvl>
+    <w:lvl w:ilvl="3" w:tplc="0409000F" w:tentative="1">
+      <w:start w:val="1"/>
+      <w:numFmt w:val="decimal"/>
+      <w:lvlText w:val="%4."/>
+      <w:lvlJc w:val="left"/>
+      <w:pPr>
+        <w:ind w:left="3240" w:hanging="480"/>
+      </w:pPr>
+    </w:lvl>
+    <w:lvl w:ilvl="4" w:tplc="04090019" w:tentative="1">
+      <w:start w:val="1"/>
+      <w:numFmt w:val="ideographTraditional"/>
+      <w:lvlText w:val="%5、"/>
+      <w:lvlJc w:val="left"/>
+      <w:pPr>
+        <w:ind w:left="3720" w:hanging="480"/>
+      </w:pPr>
+    </w:lvl>
+    <w:lvl w:ilvl="5" w:tplc="0409001B" w:tentative="1">
+      <w:start w:val="1"/>
+      <w:numFmt w:val="lowerRoman"/>
+      <w:lvlText w:val="%6."/>
+      <w:lvlJc w:val="right"/>
+      <w:pPr>
+        <w:ind w:left="4200" w:hanging="480"/>
+      </w:pPr>
+    </w:lvl>
+    <w:lvl w:ilvl="6" w:tplc="0409000F" w:tentative="1">
+      <w:start w:val="1"/>
+      <w:numFmt w:val="decimal"/>
+      <w:lvlText w:val="%7."/>
+      <w:lvlJc w:val="left"/>
+      <w:pPr>
+        <w:ind w:left="4680" w:hanging="480"/>
+      </w:pPr>
+    </w:lvl>
+    <w:lvl w:ilvl="7" w:tplc="04090019" w:tentative="1">
+      <w:start w:val="1"/>
+      <w:numFmt w:val="ideographTraditional"/>
+      <w:lvlText w:val="%8、"/>
+      <w:lvlJc w:val="left"/>
+      <w:pPr>
+        <w:ind w:left="5160" w:hanging="480"/>
+      </w:pPr>
+    </w:lvl>
+    <w:lvl w:ilvl="8" w:tplc="0409001B" w:tentative="1">
+      <w:start w:val="1"/>
+      <w:numFmt w:val="lowerRoman"/>
+      <w:lvlText w:val="%9."/>
+      <w:lvlJc w:val="right"/>
+      <w:pPr>
+        <w:ind w:left="5640" w:hanging="480"/>
+      </w:pPr>
+    </w:lvl>
+  </w:abstractNum>
+  <w:abstractNum w:abstractNumId="64" w15:restartNumberingAfterBreak="0">
     <w:nsid w:val="75713D76"/>
     <w:multiLevelType w:val="hybridMultilevel"/>
     <w:tmpl w:val="EDE27E10"/>
@@ -15349,7 +20862,96 @@
       </w:pPr>
     </w:lvl>
   </w:abstractNum>
-  <w:abstractNum w:abstractNumId="53" w15:restartNumberingAfterBreak="0">
+  <w:abstractNum w:abstractNumId="65" w15:restartNumberingAfterBreak="0">
+    <w:nsid w:val="76F15A1F"/>
+    <w:multiLevelType w:val="hybridMultilevel"/>
+    <w:tmpl w:val="876A7C02"/>
+    <w:lvl w:ilvl="0" w:tplc="AB78886E">
+      <w:start w:val="1"/>
+      <w:numFmt w:val="taiwaneseCountingThousand"/>
+      <w:lvlText w:val="%1、"/>
+      <w:lvlJc w:val="left"/>
+      <w:pPr>
+        <w:ind w:left="960" w:hanging="480"/>
+      </w:pPr>
+      <w:rPr>
+        <w:rFonts w:hint="default"/>
+      </w:rPr>
+    </w:lvl>
+    <w:lvl w:ilvl="1" w:tplc="04090019" w:tentative="1">
+      <w:start w:val="1"/>
+      <w:numFmt w:val="ideographTraditional"/>
+      <w:lvlText w:val="%2、"/>
+      <w:lvlJc w:val="left"/>
+      <w:pPr>
+        <w:ind w:left="1440" w:hanging="480"/>
+      </w:pPr>
+    </w:lvl>
+    <w:lvl w:ilvl="2" w:tplc="0409001B" w:tentative="1">
+      <w:start w:val="1"/>
+      <w:numFmt w:val="lowerRoman"/>
+      <w:lvlText w:val="%3."/>
+      <w:lvlJc w:val="right"/>
+      <w:pPr>
+        <w:ind w:left="1920" w:hanging="480"/>
+      </w:pPr>
+    </w:lvl>
+    <w:lvl w:ilvl="3" w:tplc="0409000F" w:tentative="1">
+      <w:start w:val="1"/>
+      <w:numFmt w:val="decimal"/>
+      <w:lvlText w:val="%4."/>
+      <w:lvlJc w:val="left"/>
+      <w:pPr>
+        <w:ind w:left="2400" w:hanging="480"/>
+      </w:pPr>
+    </w:lvl>
+    <w:lvl w:ilvl="4" w:tplc="04090019" w:tentative="1">
+      <w:start w:val="1"/>
+      <w:numFmt w:val="ideographTraditional"/>
+      <w:lvlText w:val="%5、"/>
+      <w:lvlJc w:val="left"/>
+      <w:pPr>
+        <w:ind w:left="2880" w:hanging="480"/>
+      </w:pPr>
+    </w:lvl>
+    <w:lvl w:ilvl="5" w:tplc="0409001B" w:tentative="1">
+      <w:start w:val="1"/>
+      <w:numFmt w:val="lowerRoman"/>
+      <w:lvlText w:val="%6."/>
+      <w:lvlJc w:val="right"/>
+      <w:pPr>
+        <w:ind w:left="3360" w:hanging="480"/>
+      </w:pPr>
+    </w:lvl>
+    <w:lvl w:ilvl="6" w:tplc="0409000F" w:tentative="1">
+      <w:start w:val="1"/>
+      <w:numFmt w:val="decimal"/>
+      <w:lvlText w:val="%7."/>
+      <w:lvlJc w:val="left"/>
+      <w:pPr>
+        <w:ind w:left="3840" w:hanging="480"/>
+      </w:pPr>
+    </w:lvl>
+    <w:lvl w:ilvl="7" w:tplc="04090019" w:tentative="1">
+      <w:start w:val="1"/>
+      <w:numFmt w:val="ideographTraditional"/>
+      <w:lvlText w:val="%8、"/>
+      <w:lvlJc w:val="left"/>
+      <w:pPr>
+        <w:ind w:left="4320" w:hanging="480"/>
+      </w:pPr>
+    </w:lvl>
+    <w:lvl w:ilvl="8" w:tplc="0409001B" w:tentative="1">
+      <w:start w:val="1"/>
+      <w:numFmt w:val="lowerRoman"/>
+      <w:lvlText w:val="%9."/>
+      <w:lvlJc w:val="right"/>
+      <w:pPr>
+        <w:ind w:left="4800" w:hanging="480"/>
+      </w:pPr>
+    </w:lvl>
+  </w:abstractNum>
+  <w:abstractNum w:abstractNumId="66" w15:restartNumberingAfterBreak="0">
     <w:nsid w:val="77D8776D"/>
     <w:multiLevelType w:val="hybridMultilevel"/>
     <w:tmpl w:val="E320D83E"/>
@@ -15435,7 +21037,7 @@
       </w:pPr>
     </w:lvl>
   </w:abstractNum>
-  <w:abstractNum w:abstractNumId="54" w15:restartNumberingAfterBreak="0">
+  <w:abstractNum w:abstractNumId="67" w15:restartNumberingAfterBreak="0">
     <w:nsid w:val="7BE6752D"/>
     <w:multiLevelType w:val="hybridMultilevel"/>
     <w:tmpl w:val="37F886F0"/>
@@ -15524,7 +21126,7 @@
       </w:pPr>
     </w:lvl>
   </w:abstractNum>
-  <w:abstractNum w:abstractNumId="55" w15:restartNumberingAfterBreak="0">
+  <w:abstractNum w:abstractNumId="68" w15:restartNumberingAfterBreak="0">
     <w:nsid w:val="7C593D3E"/>
     <w:multiLevelType w:val="hybridMultilevel"/>
     <w:tmpl w:val="C47C57D2"/>
@@ -15613,7 +21215,7 @@
       </w:pPr>
     </w:lvl>
   </w:abstractNum>
-  <w:abstractNum w:abstractNumId="56" w15:restartNumberingAfterBreak="0">
+  <w:abstractNum w:abstractNumId="69" w15:restartNumberingAfterBreak="0">
     <w:nsid w:val="7CFD4608"/>
     <w:multiLevelType w:val="multilevel"/>
     <w:tmpl w:val="E61C4D76"/>
@@ -15762,7 +21364,7 @@
       </w:rPr>
     </w:lvl>
   </w:abstractNum>
-  <w:abstractNum w:abstractNumId="57" w15:restartNumberingAfterBreak="0">
+  <w:abstractNum w:abstractNumId="70" w15:restartNumberingAfterBreak="0">
     <w:nsid w:val="7EDD388C"/>
     <w:multiLevelType w:val="hybridMultilevel"/>
     <w:tmpl w:val="E7B46C0A"/>
@@ -15848,7 +21450,7 @@
       </w:pPr>
     </w:lvl>
   </w:abstractNum>
-  <w:abstractNum w:abstractNumId="58" w15:restartNumberingAfterBreak="0">
+  <w:abstractNum w:abstractNumId="71" w15:restartNumberingAfterBreak="0">
     <w:nsid w:val="7FA53B0C"/>
     <w:multiLevelType w:val="hybridMultilevel"/>
     <w:tmpl w:val="6A1ACAF6"/>
@@ -15965,154 +21567,193 @@
     <w:abstractNumId w:val="0"/>
   </w:num>
   <w:num w:numId="10" w16cid:durableId="156384403">
-    <w:abstractNumId w:val="21"/>
+    <w:abstractNumId w:val="24"/>
   </w:num>
   <w:num w:numId="11" w16cid:durableId="1244609139">
-    <w:abstractNumId w:val="20"/>
+    <w:abstractNumId w:val="23"/>
   </w:num>
   <w:num w:numId="12" w16cid:durableId="155465730">
     <w:abstractNumId w:val="10"/>
   </w:num>
   <w:num w:numId="13" w16cid:durableId="2100440102">
-    <w:abstractNumId w:val="41"/>
+    <w:abstractNumId w:val="50"/>
   </w:num>
   <w:num w:numId="14" w16cid:durableId="948315009">
-    <w:abstractNumId w:val="14"/>
+    <w:abstractNumId w:val="16"/>
   </w:num>
   <w:num w:numId="15" w16cid:durableId="44256250">
-    <w:abstractNumId w:val="57"/>
+    <w:abstractNumId w:val="70"/>
   </w:num>
   <w:num w:numId="16" w16cid:durableId="757099310">
-    <w:abstractNumId w:val="23"/>
+    <w:abstractNumId w:val="30"/>
   </w:num>
   <w:num w:numId="17" w16cid:durableId="841773420">
-    <w:abstractNumId w:val="40"/>
+    <w:abstractNumId w:val="49"/>
   </w:num>
   <w:num w:numId="18" w16cid:durableId="94134833">
-    <w:abstractNumId w:val="30"/>
+    <w:abstractNumId w:val="37"/>
   </w:num>
   <w:num w:numId="19" w16cid:durableId="912736321">
-    <w:abstractNumId w:val="31"/>
+    <w:abstractNumId w:val="38"/>
   </w:num>
   <w:num w:numId="20" w16cid:durableId="1812474868">
-    <w:abstractNumId w:val="53"/>
+    <w:abstractNumId w:val="66"/>
   </w:num>
   <w:num w:numId="21" w16cid:durableId="2013753371">
-    <w:abstractNumId w:val="48"/>
+    <w:abstractNumId w:val="59"/>
   </w:num>
   <w:num w:numId="22" w16cid:durableId="1180269216">
-    <w:abstractNumId w:val="49"/>
+    <w:abstractNumId w:val="60"/>
   </w:num>
   <w:num w:numId="23" w16cid:durableId="1120876106">
-    <w:abstractNumId w:val="29"/>
+    <w:abstractNumId w:val="36"/>
   </w:num>
   <w:num w:numId="24" w16cid:durableId="650326140">
-    <w:abstractNumId w:val="51"/>
+    <w:abstractNumId w:val="62"/>
   </w:num>
   <w:num w:numId="25" w16cid:durableId="1470591369">
-    <w:abstractNumId w:val="36"/>
+    <w:abstractNumId w:val="44"/>
   </w:num>
   <w:num w:numId="26" w16cid:durableId="129131149">
-    <w:abstractNumId w:val="37"/>
+    <w:abstractNumId w:val="45"/>
   </w:num>
   <w:num w:numId="27" w16cid:durableId="1074860166">
-    <w:abstractNumId w:val="52"/>
+    <w:abstractNumId w:val="64"/>
   </w:num>
   <w:num w:numId="28" w16cid:durableId="1146245450">
-    <w:abstractNumId w:val="45"/>
+    <w:abstractNumId w:val="56"/>
   </w:num>
   <w:num w:numId="29" w16cid:durableId="1192300907">
-    <w:abstractNumId w:val="33"/>
+    <w:abstractNumId w:val="40"/>
   </w:num>
   <w:num w:numId="30" w16cid:durableId="951127893">
     <w:abstractNumId w:val="9"/>
   </w:num>
   <w:num w:numId="31" w16cid:durableId="1712262267">
-    <w:abstractNumId w:val="28"/>
+    <w:abstractNumId w:val="35"/>
   </w:num>
   <w:num w:numId="32" w16cid:durableId="1458647451">
-    <w:abstractNumId w:val="38"/>
+    <w:abstractNumId w:val="47"/>
   </w:num>
   <w:num w:numId="33" w16cid:durableId="1966765480">
     <w:abstractNumId w:val="11"/>
   </w:num>
   <w:num w:numId="34" w16cid:durableId="218322453">
-    <w:abstractNumId w:val="44"/>
+    <w:abstractNumId w:val="54"/>
   </w:num>
   <w:num w:numId="35" w16cid:durableId="543449947">
-    <w:abstractNumId w:val="47"/>
+    <w:abstractNumId w:val="58"/>
   </w:num>
   <w:num w:numId="36" w16cid:durableId="1676759551">
+    <w:abstractNumId w:val="52"/>
+  </w:num>
+  <w:num w:numId="37" w16cid:durableId="1571034775">
+    <w:abstractNumId w:val="18"/>
+  </w:num>
+  <w:num w:numId="38" w16cid:durableId="146559570">
+    <w:abstractNumId w:val="41"/>
+  </w:num>
+  <w:num w:numId="39" w16cid:durableId="1313213739">
+    <w:abstractNumId w:val="51"/>
+  </w:num>
+  <w:num w:numId="40" w16cid:durableId="672033001">
+    <w:abstractNumId w:val="57"/>
+  </w:num>
+  <w:num w:numId="41" w16cid:durableId="85730356">
+    <w:abstractNumId w:val="21"/>
+  </w:num>
+  <w:num w:numId="42" w16cid:durableId="1481077782">
+    <w:abstractNumId w:val="32"/>
+  </w:num>
+  <w:num w:numId="43" w16cid:durableId="499731617">
+    <w:abstractNumId w:val="19"/>
+  </w:num>
+  <w:num w:numId="44" w16cid:durableId="2050956030">
+    <w:abstractNumId w:val="68"/>
+  </w:num>
+  <w:num w:numId="45" w16cid:durableId="778914213">
     <w:abstractNumId w:val="43"/>
   </w:num>
-  <w:num w:numId="37" w16cid:durableId="1571034775">
-    <w:abstractNumId w:val="16"/>
+  <w:num w:numId="46" w16cid:durableId="907376726">
+    <w:abstractNumId w:val="33"/>
   </w:num>
-  <w:num w:numId="38" w16cid:durableId="146559570">
+  <w:num w:numId="47" w16cid:durableId="1219828467">
     <w:abstractNumId w:val="34"/>
   </w:num>
-  <w:num w:numId="39" w16cid:durableId="1313213739">
+  <w:num w:numId="48" w16cid:durableId="262760043">
+    <w:abstractNumId w:val="71"/>
+  </w:num>
+  <w:num w:numId="49" w16cid:durableId="398556193">
+    <w:abstractNumId w:val="39"/>
+  </w:num>
+  <w:num w:numId="50" w16cid:durableId="1999923821">
+    <w:abstractNumId w:val="31"/>
+  </w:num>
+  <w:num w:numId="51" w16cid:durableId="360476623">
+    <w:abstractNumId w:val="14"/>
+  </w:num>
+  <w:num w:numId="52" w16cid:durableId="1869104478">
+    <w:abstractNumId w:val="48"/>
+  </w:num>
+  <w:num w:numId="53" w16cid:durableId="731196988">
+    <w:abstractNumId w:val="67"/>
+  </w:num>
+  <w:num w:numId="54" w16cid:durableId="350036191">
+    <w:abstractNumId w:val="69"/>
+  </w:num>
+  <w:num w:numId="55" w16cid:durableId="670181664">
+    <w:abstractNumId w:val="61"/>
+  </w:num>
+  <w:num w:numId="56" w16cid:durableId="1693456949">
+    <w:abstractNumId w:val="20"/>
+  </w:num>
+  <w:num w:numId="57" w16cid:durableId="92751801">
+    <w:abstractNumId w:val="26"/>
+  </w:num>
+  <w:num w:numId="58" w16cid:durableId="290982906">
+    <w:abstractNumId w:val="15"/>
+  </w:num>
+  <w:num w:numId="59" w16cid:durableId="145098559">
+    <w:abstractNumId w:val="17"/>
+  </w:num>
+  <w:num w:numId="60" w16cid:durableId="223294212">
+    <w:abstractNumId w:val="65"/>
+  </w:num>
+  <w:num w:numId="61" w16cid:durableId="1678073562">
+    <w:abstractNumId w:val="12"/>
+  </w:num>
+  <w:num w:numId="62" w16cid:durableId="759133949">
+    <w:abstractNumId w:val="13"/>
+  </w:num>
+  <w:num w:numId="63" w16cid:durableId="1383671751">
+    <w:abstractNumId w:val="46"/>
+  </w:num>
+  <w:num w:numId="64" w16cid:durableId="133834104">
+    <w:abstractNumId w:val="53"/>
+  </w:num>
+  <w:num w:numId="65" w16cid:durableId="1058279520">
+    <w:abstractNumId w:val="28"/>
+  </w:num>
+  <w:num w:numId="66" w16cid:durableId="244337724">
+    <w:abstractNumId w:val="22"/>
+  </w:num>
+  <w:num w:numId="67" w16cid:durableId="226842221">
+    <w:abstractNumId w:val="25"/>
+  </w:num>
+  <w:num w:numId="68" w16cid:durableId="1650015441">
     <w:abstractNumId w:val="42"/>
   </w:num>
-  <w:num w:numId="40" w16cid:durableId="672033001">
-    <w:abstractNumId w:val="46"/>
+  <w:num w:numId="69" w16cid:durableId="1287350672">
+    <w:abstractNumId w:val="29"/>
   </w:num>
-  <w:num w:numId="41" w16cid:durableId="85730356">
-    <w:abstractNumId w:val="19"/>
-  </w:num>
-  <w:num w:numId="42" w16cid:durableId="1481077782">
-    <w:abstractNumId w:val="25"/>
-  </w:num>
-  <w:num w:numId="43" w16cid:durableId="499731617">
-    <w:abstractNumId w:val="17"/>
-  </w:num>
-  <w:num w:numId="44" w16cid:durableId="2050956030">
-    <w:abstractNumId w:val="55"/>
-  </w:num>
-  <w:num w:numId="45" w16cid:durableId="778914213">
-    <w:abstractNumId w:val="35"/>
-  </w:num>
-  <w:num w:numId="46" w16cid:durableId="907376726">
-    <w:abstractNumId w:val="26"/>
-  </w:num>
-  <w:num w:numId="47" w16cid:durableId="1219828467">
+  <w:num w:numId="70" w16cid:durableId="1127696390">
     <w:abstractNumId w:val="27"/>
   </w:num>
-  <w:num w:numId="48" w16cid:durableId="262760043">
-    <w:abstractNumId w:val="58"/>
+  <w:num w:numId="71" w16cid:durableId="140119039">
+    <w:abstractNumId w:val="63"/>
   </w:num>
-  <w:num w:numId="49" w16cid:durableId="398556193">
-    <w:abstractNumId w:val="32"/>
-  </w:num>
-  <w:num w:numId="50" w16cid:durableId="1999923821">
-    <w:abstractNumId w:val="24"/>
-  </w:num>
-  <w:num w:numId="51" w16cid:durableId="360476623">
-    <w:abstractNumId w:val="12"/>
-  </w:num>
-  <w:num w:numId="52" w16cid:durableId="1869104478">
-    <w:abstractNumId w:val="39"/>
-  </w:num>
-  <w:num w:numId="53" w16cid:durableId="731196988">
-    <w:abstractNumId w:val="54"/>
-  </w:num>
-  <w:num w:numId="54" w16cid:durableId="350036191">
-    <w:abstractNumId w:val="56"/>
-  </w:num>
-  <w:num w:numId="55" w16cid:durableId="670181664">
-    <w:abstractNumId w:val="50"/>
-  </w:num>
-  <w:num w:numId="56" w16cid:durableId="1693456949">
-    <w:abstractNumId w:val="18"/>
-  </w:num>
-  <w:num w:numId="57" w16cid:durableId="92751801">
-    <w:abstractNumId w:val="22"/>
-  </w:num>
-  <w:num w:numId="58" w16cid:durableId="290982906">
-    <w:abstractNumId w:val="13"/>
-  </w:num>
-  <w:num w:numId="59" w16cid:durableId="145098559">
-    <w:abstractNumId w:val="15"/>
+  <w:num w:numId="72" w16cid:durableId="796527584">
+    <w:abstractNumId w:val="55"/>
   </w:num>
 </w:numbering>
 </file>

--- a/report/Research_paper_report.docx
+++ b/report/Research_paper_report.docx
@@ -164,7 +164,7 @@
     <w:p>
       <w:pPr>
         <w:rPr>
-          <w:rFonts w:ascii="Times New Roman" w:eastAsia="新細明體" w:hAnsi="Times New Roman" w:cs="Times New Roman" w:hint="eastAsia"/>
+          <w:rFonts w:ascii="Times New Roman" w:eastAsia="新細明體" w:hAnsi="Times New Roman" w:cs="Times New Roman"/>
           <w:sz w:val="24"/>
           <w:szCs w:val="24"/>
           <w:lang w:eastAsia="zh-TW"/>
@@ -602,27 +602,7 @@
           <w:szCs w:val="24"/>
           <w:lang w:eastAsia="zh-TW"/>
         </w:rPr>
-        <w:t>問題、動機、方法、結果、未來可運用在畢業論文中哪</w:t>
-      </w:r>
-      <w:proofErr w:type="gramStart"/>
-      <w:r>
-        <w:rPr>
-          <w:rFonts w:ascii="標楷體" w:eastAsia="標楷體" w:hAnsi="標楷體" w:cs="Times New Roman" w:hint="eastAsia"/>
-          <w:sz w:val="24"/>
-          <w:szCs w:val="24"/>
-          <w:lang w:eastAsia="zh-TW"/>
-        </w:rPr>
-        <w:t>個</w:t>
-      </w:r>
-      <w:proofErr w:type="gramEnd"/>
-      <w:r>
-        <w:rPr>
-          <w:rFonts w:ascii="標楷體" w:eastAsia="標楷體" w:hAnsi="標楷體" w:cs="Times New Roman" w:hint="eastAsia"/>
-          <w:sz w:val="24"/>
-          <w:szCs w:val="24"/>
-          <w:lang w:eastAsia="zh-TW"/>
-        </w:rPr>
-        <w:t>部分。</w:t>
+        <w:t>問題、動機、方法、結果、未來可運用在畢業論文中哪個部分。</w:t>
       </w:r>
     </w:p>
     <w:p>
@@ -1702,25 +1682,7 @@
           <w:sz w:val="24"/>
           <w:szCs w:val="24"/>
         </w:rPr>
-        <w:t>論文統整/</w:t>
-      </w:r>
-      <w:proofErr w:type="spellStart"/>
-      <w:r>
-        <w:rPr>
-          <w:rFonts w:ascii="標楷體" w:eastAsia="標楷體" w:hAnsi="標楷體" w:cs="Times New Roman" w:hint="eastAsia"/>
-          <w:sz w:val="24"/>
-          <w:szCs w:val="24"/>
-        </w:rPr>
-        <w:t>分析</w:t>
-      </w:r>
-      <w:proofErr w:type="spellEnd"/>
-      <w:r>
-        <w:rPr>
-          <w:rFonts w:ascii="標楷體" w:eastAsia="標楷體" w:hAnsi="標楷體" w:cs="Times New Roman" w:hint="eastAsia"/>
-          <w:sz w:val="24"/>
-          <w:szCs w:val="24"/>
-        </w:rPr>
-        <w:t>:</w:t>
+        <w:t>論文統整/分析:</w:t>
       </w:r>
     </w:p>
     <w:p>
@@ -1840,7 +1802,6 @@
           <w:szCs w:val="24"/>
         </w:rPr>
       </w:pPr>
-      <w:proofErr w:type="spellStart"/>
       <w:r>
         <w:rPr>
           <w:rFonts w:ascii="標楷體" w:eastAsia="標楷體" w:hAnsi="標楷體" w:cs="Times New Roman"/>
@@ -1849,7 +1810,6 @@
         </w:rPr>
         <w:t>研究目的</w:t>
       </w:r>
-      <w:proofErr w:type="spellEnd"/>
       <w:r>
         <w:rPr>
           <w:rFonts w:ascii="標楷體" w:eastAsia="標楷體" w:hAnsi="標楷體" w:cs="Times New Roman" w:hint="eastAsia"/>
@@ -1857,6 +1817,96 @@
           <w:szCs w:val="24"/>
         </w:rPr>
         <w:t>:</w:t>
+      </w:r>
+    </w:p>
+    <w:p>
+      <w:pPr>
+        <w:pStyle w:val="ae"/>
+        <w:numPr>
+          <w:ilvl w:val="3"/>
+          <w:numId w:val="30"/>
+        </w:numPr>
+        <w:spacing w:line="480" w:lineRule="auto"/>
+        <w:rPr>
+          <w:rFonts w:ascii="Times New Roman" w:eastAsia="新細明體" w:hAnsi="Times New Roman" w:cs="Times New Roman"/>
+          <w:sz w:val="24"/>
+          <w:szCs w:val="24"/>
+        </w:rPr>
+      </w:pPr>
+      <w:r>
+        <w:rPr>
+          <w:rFonts w:ascii="標楷體" w:eastAsia="標楷體" w:hAnsi="標楷體" w:cs="Times New Roman" w:hint="eastAsia"/>
+          <w:sz w:val="24"/>
+          <w:szCs w:val="24"/>
+        </w:rPr>
+        <w:t>提升感測準確度</w:t>
+      </w:r>
+      <w:r>
+        <w:rPr>
+          <w:rFonts w:ascii="標楷體" w:eastAsia="標楷體" w:hAnsi="標楷體" w:cs="Times New Roman" w:hint="eastAsia"/>
+          <w:sz w:val="24"/>
+          <w:szCs w:val="24"/>
+          <w:lang w:eastAsia="zh-TW"/>
+        </w:rPr>
+        <w:t xml:space="preserve">: </w:t>
+      </w:r>
+      <w:r>
+        <w:rPr>
+          <w:rFonts w:ascii="Times New Roman" w:eastAsia="新細明體" w:hAnsi="Times New Roman" w:cs="Times New Roman" w:hint="eastAsia"/>
+          <w:sz w:val="24"/>
+          <w:szCs w:val="24"/>
+          <w:lang w:eastAsia="zh-TW"/>
+        </w:rPr>
+        <w:t>Paper 2</w:t>
+      </w:r>
+      <w:r>
+        <w:rPr>
+          <w:rFonts w:ascii="Times New Roman" w:eastAsia="新細明體" w:hAnsi="Times New Roman" w:cs="Times New Roman" w:hint="eastAsia"/>
+          <w:sz w:val="24"/>
+          <w:szCs w:val="24"/>
+        </w:rPr>
+        <w:t>(</w:t>
+      </w:r>
+      <w:r>
+        <w:rPr>
+          <w:rFonts w:ascii="Times New Roman" w:eastAsia="新細明體" w:hAnsi="Times New Roman" w:cs="Times New Roman"/>
+          <w:sz w:val="24"/>
+          <w:szCs w:val="24"/>
+        </w:rPr>
+        <w:t>ConvGNP</w:t>
+      </w:r>
+      <w:r>
+        <w:rPr>
+          <w:rFonts w:ascii="Times New Roman" w:eastAsia="新細明體" w:hAnsi="Times New Roman" w:cs="Times New Roman" w:hint="eastAsia"/>
+          <w:sz w:val="24"/>
+          <w:szCs w:val="24"/>
+        </w:rPr>
+        <w:t>)</w:t>
+      </w:r>
+      <w:r>
+        <w:rPr>
+          <w:rFonts w:ascii="Times New Roman" w:eastAsia="新細明體" w:hAnsi="Times New Roman" w:cs="Times New Roman" w:hint="eastAsia"/>
+          <w:sz w:val="24"/>
+          <w:szCs w:val="24"/>
+        </w:rPr>
+        <w:t>、</w:t>
+      </w:r>
+      <w:r>
+        <w:rPr>
+          <w:rFonts w:ascii="Times New Roman" w:eastAsia="新細明體" w:hAnsi="Times New Roman" w:cs="Times New Roman" w:hint="eastAsia"/>
+          <w:sz w:val="24"/>
+          <w:szCs w:val="24"/>
+          <w:lang w:eastAsia="zh-TW"/>
+        </w:rPr>
+        <w:t>Paper 3</w:t>
+      </w:r>
+      <w:r>
+        <w:rPr>
+          <w:rFonts w:ascii="Times New Roman" w:eastAsia="新細明體" w:hAnsi="Times New Roman" w:cs="Times New Roman" w:hint="eastAsia"/>
+          <w:sz w:val="24"/>
+          <w:szCs w:val="24"/>
+        </w:rPr>
+        <w:t>(CDF+LSP)</w:t>
       </w:r>
     </w:p>
     <w:p>
@@ -1869,89 +1919,91 @@
         <w:spacing w:line="480" w:lineRule="auto"/>
         <w:ind w:left="1800" w:hanging="360"/>
         <w:rPr>
+          <w:rFonts w:ascii="標楷體" w:eastAsia="標楷體" w:hAnsi="標楷體" w:cs="Times New Roman"/>
+          <w:sz w:val="24"/>
+          <w:szCs w:val="24"/>
+        </w:rPr>
+      </w:pPr>
+      <w:r>
+        <w:rPr>
+          <w:rFonts w:ascii="標楷體" w:eastAsia="標楷體" w:hAnsi="標楷體" w:cs="Times New Roman"/>
+          <w:sz w:val="24"/>
+          <w:szCs w:val="24"/>
+        </w:rPr>
+        <w:t>提升預測能力</w:t>
+      </w:r>
+      <w:r>
+        <w:rPr>
+          <w:rFonts w:ascii="標楷體" w:eastAsia="標楷體" w:hAnsi="標楷體" w:cs="Times New Roman" w:hint="eastAsia"/>
+          <w:sz w:val="24"/>
+          <w:szCs w:val="24"/>
+          <w:lang w:eastAsia="zh-TW"/>
+        </w:rPr>
+        <w:t xml:space="preserve">: </w:t>
+      </w:r>
+      <w:r>
+        <w:rPr>
+          <w:rFonts w:ascii="Times New Roman" w:eastAsia="新細明體" w:hAnsi="Times New Roman" w:cs="Times New Roman" w:hint="eastAsia"/>
+          <w:sz w:val="24"/>
+          <w:szCs w:val="24"/>
+          <w:lang w:eastAsia="zh-TW"/>
+        </w:rPr>
+        <w:t>Paper 4(</w:t>
+      </w:r>
+      <w:r>
+        <w:rPr>
+          <w:rFonts w:ascii="Times New Roman" w:eastAsia="標楷體" w:hAnsi="Times New Roman" w:cs="Times New Roman"/>
+          <w:sz w:val="24"/>
+          <w:szCs w:val="24"/>
+          <w:lang w:eastAsia="zh-TW"/>
+        </w:rPr>
+        <w:t>Reduced GP</w:t>
+      </w:r>
+      <w:r>
+        <w:rPr>
+          <w:rFonts w:ascii="Times New Roman" w:eastAsia="標楷體" w:hAnsi="Times New Roman" w:cs="Times New Roman"/>
+          <w:sz w:val="24"/>
+          <w:szCs w:val="24"/>
+        </w:rPr>
+        <w:t>、</w:t>
+      </w:r>
+      <w:r>
+        <w:rPr>
           <w:rFonts w:ascii="Times New Roman" w:eastAsia="新細明體" w:hAnsi="Times New Roman" w:cs="Times New Roman"/>
-          <w:sz w:val="24"/>
-          <w:szCs w:val="24"/>
-        </w:rPr>
-      </w:pPr>
-      <w:proofErr w:type="spellStart"/>
-      <w:r>
-        <w:rPr>
-          <w:rFonts w:ascii="標楷體" w:eastAsia="標楷體" w:hAnsi="標楷體" w:cs="Times New Roman" w:hint="eastAsia"/>
-          <w:sz w:val="24"/>
-          <w:szCs w:val="24"/>
-        </w:rPr>
-        <w:t>提升感測準確度</w:t>
-      </w:r>
-      <w:proofErr w:type="spellEnd"/>
-      <w:r>
-        <w:rPr>
-          <w:rFonts w:ascii="標楷體" w:eastAsia="標楷體" w:hAnsi="標楷體" w:cs="Times New Roman" w:hint="eastAsia"/>
-          <w:sz w:val="24"/>
-          <w:szCs w:val="24"/>
-          <w:lang w:eastAsia="zh-TW"/>
-        </w:rPr>
-        <w:t xml:space="preserve">: </w:t>
-      </w:r>
-      <w:r>
-        <w:rPr>
-          <w:rFonts w:ascii="Times New Roman" w:eastAsia="新細明體" w:hAnsi="Times New Roman" w:cs="Times New Roman" w:hint="eastAsia"/>
-          <w:sz w:val="24"/>
-          <w:szCs w:val="24"/>
-          <w:lang w:eastAsia="zh-TW"/>
-        </w:rPr>
-        <w:t>Paper 2</w:t>
-      </w:r>
-      <w:r>
-        <w:rPr>
-          <w:rFonts w:ascii="Times New Roman" w:eastAsia="新細明體" w:hAnsi="Times New Roman" w:cs="Times New Roman" w:hint="eastAsia"/>
-          <w:sz w:val="24"/>
-          <w:szCs w:val="24"/>
-        </w:rPr>
-        <w:t>(</w:t>
-      </w:r>
-      <w:proofErr w:type="gramStart"/>
+          <w:noProof/>
+          <w:sz w:val="24"/>
+          <w:szCs w:val="24"/>
+          <w:lang w:eastAsia="zh-TW"/>
+        </w:rPr>
+        <w:t>MLP</w:t>
+      </w:r>
       <w:r>
         <w:rPr>
           <w:rFonts w:ascii="Times New Roman" w:eastAsia="新細明體" w:hAnsi="Times New Roman" w:cs="Times New Roman"/>
-          <w:sz w:val="24"/>
-          <w:szCs w:val="24"/>
-        </w:rPr>
-        <w:t>ConvGNP</w:t>
-      </w:r>
-      <w:r>
-        <w:rPr>
-          <w:rFonts w:ascii="Times New Roman" w:eastAsia="新細明體" w:hAnsi="Times New Roman" w:cs="Times New Roman" w:hint="eastAsia"/>
-          <w:sz w:val="24"/>
-          <w:szCs w:val="24"/>
+          <w:noProof/>
+          <w:sz w:val="24"/>
+          <w:szCs w:val="24"/>
+        </w:rPr>
+        <w:t>、</w:t>
+      </w:r>
+      <w:r>
+        <w:rPr>
+          <w:rFonts w:ascii="Times New Roman" w:eastAsia="新細明體" w:hAnsi="Times New Roman" w:cs="Times New Roman"/>
+          <w:noProof/>
+          <w:sz w:val="24"/>
+          <w:szCs w:val="24"/>
+          <w:lang w:eastAsia="zh-TW"/>
+        </w:rPr>
+        <w:t>Lasso</w:t>
+      </w:r>
+      <w:r>
+        <w:rPr>
+          <w:rFonts w:ascii="Times New Roman" w:eastAsia="新細明體" w:hAnsi="Times New Roman" w:cs="Times New Roman"/>
+          <w:sz w:val="24"/>
+          <w:szCs w:val="24"/>
+          <w:lang w:eastAsia="zh-TW"/>
         </w:rPr>
         <w:t>)</w:t>
-      </w:r>
-      <w:r>
-        <w:rPr>
-          <w:rFonts w:ascii="Times New Roman" w:eastAsia="新細明體" w:hAnsi="Times New Roman" w:cs="Times New Roman" w:hint="eastAsia"/>
-          <w:sz w:val="24"/>
-          <w:szCs w:val="24"/>
-        </w:rPr>
-        <w:t>、</w:t>
-      </w:r>
-      <w:proofErr w:type="gramEnd"/>
-      <w:r>
-        <w:rPr>
-          <w:rFonts w:ascii="Times New Roman" w:eastAsia="新細明體" w:hAnsi="Times New Roman" w:cs="Times New Roman" w:hint="eastAsia"/>
-          <w:sz w:val="24"/>
-          <w:szCs w:val="24"/>
-          <w:lang w:eastAsia="zh-TW"/>
-        </w:rPr>
-        <w:t>Paper 3</w:t>
-      </w:r>
-      <w:r>
-        <w:rPr>
-          <w:rFonts w:ascii="Times New Roman" w:eastAsia="新細明體" w:hAnsi="Times New Roman" w:cs="Times New Roman" w:hint="eastAsia"/>
-          <w:sz w:val="24"/>
-          <w:szCs w:val="24"/>
-        </w:rPr>
-        <w:t>(CDF+LSP)</w:t>
       </w:r>
     </w:p>
     <w:p>
@@ -1964,104 +2016,68 @@
         <w:spacing w:line="480" w:lineRule="auto"/>
         <w:ind w:left="1800" w:hanging="360"/>
         <w:rPr>
-          <w:rFonts w:ascii="標楷體" w:eastAsia="標楷體" w:hAnsi="標楷體" w:cs="Times New Roman"/>
-          <w:sz w:val="24"/>
-          <w:szCs w:val="24"/>
-        </w:rPr>
-      </w:pPr>
-      <w:proofErr w:type="spellStart"/>
-      <w:r>
-        <w:rPr>
-          <w:rFonts w:ascii="標楷體" w:eastAsia="標楷體" w:hAnsi="標楷體" w:cs="Times New Roman"/>
-          <w:sz w:val="24"/>
-          <w:szCs w:val="24"/>
-        </w:rPr>
-        <w:t>提升預測能力</w:t>
-      </w:r>
-      <w:proofErr w:type="spellEnd"/>
-      <w:r>
-        <w:rPr>
-          <w:rFonts w:ascii="標楷體" w:eastAsia="標楷體" w:hAnsi="標楷體" w:cs="Times New Roman" w:hint="eastAsia"/>
-          <w:sz w:val="24"/>
-          <w:szCs w:val="24"/>
-          <w:lang w:eastAsia="zh-TW"/>
-        </w:rPr>
-        <w:t xml:space="preserve">: </w:t>
-      </w:r>
-      <w:r>
-        <w:rPr>
-          <w:rFonts w:ascii="Times New Roman" w:eastAsia="新細明體" w:hAnsi="Times New Roman" w:cs="Times New Roman" w:hint="eastAsia"/>
-          <w:sz w:val="24"/>
-          <w:szCs w:val="24"/>
-          <w:lang w:eastAsia="zh-TW"/>
-        </w:rPr>
-        <w:t>Paper 4(</w:t>
-      </w:r>
-      <w:r>
-        <w:rPr>
-          <w:rFonts w:ascii="Times New Roman" w:eastAsia="標楷體" w:hAnsi="Times New Roman" w:cs="Times New Roman"/>
-          <w:sz w:val="24"/>
-          <w:szCs w:val="24"/>
-          <w:lang w:eastAsia="zh-TW"/>
-        </w:rPr>
-        <w:t xml:space="preserve">Reduced </w:t>
-      </w:r>
-      <w:proofErr w:type="spellStart"/>
-      <w:r>
-        <w:rPr>
-          <w:rFonts w:ascii="Times New Roman" w:eastAsia="標楷體" w:hAnsi="Times New Roman" w:cs="Times New Roman"/>
-          <w:sz w:val="24"/>
-          <w:szCs w:val="24"/>
-          <w:lang w:eastAsia="zh-TW"/>
-        </w:rPr>
-        <w:t>GP</w:t>
-      </w:r>
-      <w:r>
-        <w:rPr>
-          <w:rFonts w:ascii="Times New Roman" w:eastAsia="標楷體" w:hAnsi="Times New Roman" w:cs="Times New Roman"/>
-          <w:sz w:val="24"/>
-          <w:szCs w:val="24"/>
-        </w:rPr>
-        <w:t>、</w:t>
-      </w:r>
-      <w:r>
-        <w:rPr>
-          <w:rFonts w:ascii="Times New Roman" w:eastAsia="新細明體" w:hAnsi="Times New Roman" w:cs="Times New Roman"/>
-          <w:noProof/>
-          <w:sz w:val="24"/>
-          <w:szCs w:val="24"/>
-          <w:lang w:eastAsia="zh-TW"/>
-        </w:rPr>
-        <w:t>MLP</w:t>
-      </w:r>
-      <w:r>
-        <w:rPr>
-          <w:rFonts w:ascii="Times New Roman" w:eastAsia="新細明體" w:hAnsi="Times New Roman" w:cs="Times New Roman"/>
-          <w:noProof/>
-          <w:sz w:val="24"/>
-          <w:szCs w:val="24"/>
-        </w:rPr>
-        <w:t>、</w:t>
-      </w:r>
-      <w:r>
-        <w:rPr>
-          <w:rFonts w:ascii="Times New Roman" w:eastAsia="新細明體" w:hAnsi="Times New Roman" w:cs="Times New Roman"/>
-          <w:noProof/>
-          <w:sz w:val="24"/>
-          <w:szCs w:val="24"/>
-          <w:lang w:eastAsia="zh-TW"/>
-        </w:rPr>
-        <w:t>Lasso</w:t>
-      </w:r>
-      <w:proofErr w:type="spellEnd"/>
-      <w:r>
-        <w:rPr>
-          <w:rFonts w:ascii="Times New Roman" w:eastAsia="新細明體" w:hAnsi="Times New Roman" w:cs="Times New Roman"/>
-          <w:sz w:val="24"/>
-          <w:szCs w:val="24"/>
-          <w:lang w:eastAsia="zh-TW"/>
+          <w:rFonts w:ascii="Times New Roman" w:eastAsia="標楷體" w:hAnsi="Times New Roman" w:cs="Times New Roman"/>
+          <w:sz w:val="24"/>
+          <w:szCs w:val="24"/>
+        </w:rPr>
+      </w:pPr>
+      <w:r>
+        <w:rPr>
+          <w:rFonts w:ascii="Times New Roman" w:eastAsia="標楷體" w:hAnsi="Times New Roman" w:cs="Times New Roman"/>
+          <w:sz w:val="24"/>
+          <w:szCs w:val="24"/>
+        </w:rPr>
+        <w:t>Energy optimization</w:t>
+      </w:r>
+      <w:r>
+        <w:rPr>
+          <w:rFonts w:ascii="Times New Roman" w:eastAsia="標楷體" w:hAnsi="Times New Roman" w:cs="Times New Roman" w:hint="eastAsia"/>
+          <w:sz w:val="24"/>
+          <w:szCs w:val="24"/>
+        </w:rPr>
+        <w:t xml:space="preserve">: paper </w:t>
+      </w:r>
+      <w:r>
+        <w:rPr>
+          <w:rFonts w:ascii="Times New Roman" w:eastAsia="標楷體" w:hAnsi="Times New Roman" w:cs="Times New Roman" w:hint="eastAsia"/>
+          <w:sz w:val="24"/>
+          <w:szCs w:val="24"/>
+          <w:lang w:eastAsia="zh-TW"/>
+        </w:rPr>
+        <w:t>5</w:t>
+      </w:r>
+      <w:r>
+        <w:rPr>
+          <w:rFonts w:ascii="Times New Roman" w:eastAsia="標楷體" w:hAnsi="Times New Roman" w:cs="Times New Roman" w:hint="eastAsia"/>
+          <w:sz w:val="24"/>
+          <w:szCs w:val="24"/>
+        </w:rPr>
+        <w:t>(</w:t>
+      </w:r>
+      <w:r>
+        <w:rPr>
+          <w:rFonts w:ascii="Times New Roman" w:eastAsia="標楷體" w:hAnsi="Times New Roman" w:cs="Times New Roman"/>
+          <w:sz w:val="24"/>
+          <w:szCs w:val="24"/>
+        </w:rPr>
+        <w:t>Digital Twin</w:t>
+      </w:r>
+      <w:r>
+        <w:rPr>
+          <w:rFonts w:ascii="Times New Roman" w:eastAsia="標楷體" w:hAnsi="Times New Roman" w:cs="Times New Roman" w:hint="eastAsia"/>
+          <w:sz w:val="24"/>
+          <w:szCs w:val="24"/>
         </w:rPr>
         <w:t>)</w:t>
+      </w:r>
+      <w:r>
+        <w:rPr>
+          <w:rFonts w:ascii="Times New Roman" w:eastAsia="標楷體" w:hAnsi="Times New Roman" w:cs="Times New Roman" w:hint="eastAsia"/>
+          <w:sz w:val="24"/>
+          <w:szCs w:val="24"/>
+          <w:lang w:eastAsia="zh-TW"/>
+        </w:rPr>
+        <w:t xml:space="preserve"> </w:t>
       </w:r>
     </w:p>
     <w:p>
@@ -2085,30 +2101,22 @@
           <w:sz w:val="24"/>
           <w:szCs w:val="24"/>
         </w:rPr>
-        <w:t>Energy optimization</w:t>
-      </w:r>
-      <w:r>
-        <w:rPr>
-          <w:rFonts w:ascii="Times New Roman" w:eastAsia="標楷體" w:hAnsi="Times New Roman" w:cs="Times New Roman" w:hint="eastAsia"/>
-          <w:sz w:val="24"/>
-          <w:szCs w:val="24"/>
-        </w:rPr>
-        <w:t xml:space="preserve">: paper </w:t>
-      </w:r>
-      <w:r>
-        <w:rPr>
-          <w:rFonts w:ascii="Times New Roman" w:eastAsia="標楷體" w:hAnsi="Times New Roman" w:cs="Times New Roman" w:hint="eastAsia"/>
-          <w:sz w:val="24"/>
-          <w:szCs w:val="24"/>
-          <w:lang w:eastAsia="zh-TW"/>
-        </w:rPr>
-        <w:t>5</w:t>
-      </w:r>
-      <w:r>
-        <w:rPr>
-          <w:rFonts w:ascii="Times New Roman" w:eastAsia="標楷體" w:hAnsi="Times New Roman" w:cs="Times New Roman" w:hint="eastAsia"/>
-          <w:sz w:val="24"/>
-          <w:szCs w:val="24"/>
+        <w:t>System intelligence:</w:t>
+      </w:r>
+      <w:r>
+        <w:rPr>
+          <w:rFonts w:ascii="Times New Roman" w:eastAsia="標楷體" w:hAnsi="Times New Roman" w:cs="Times New Roman" w:hint="eastAsia"/>
+          <w:sz w:val="24"/>
+          <w:szCs w:val="24"/>
+        </w:rPr>
+        <w:t xml:space="preserve"> Paper 5</w:t>
+      </w:r>
+      <w:r>
+        <w:rPr>
+          <w:rFonts w:ascii="Times New Roman" w:eastAsia="標楷體" w:hAnsi="Times New Roman" w:cs="Times New Roman" w:hint="eastAsia"/>
+          <w:sz w:val="24"/>
+          <w:szCs w:val="24"/>
+          <w:lang w:eastAsia="zh-TW"/>
         </w:rPr>
         <w:t>(</w:t>
       </w:r>
@@ -2118,24 +2126,55 @@
           <w:sz w:val="24"/>
           <w:szCs w:val="24"/>
         </w:rPr>
-        <w:t>Digital Twin</w:t>
-      </w:r>
-      <w:r>
-        <w:rPr>
-          <w:rFonts w:ascii="Times New Roman" w:eastAsia="標楷體" w:hAnsi="Times New Roman" w:cs="Times New Roman" w:hint="eastAsia"/>
-          <w:sz w:val="24"/>
-          <w:szCs w:val="24"/>
-        </w:rPr>
-        <w:t>)</w:t>
-      </w:r>
-      <w:r>
-        <w:rPr>
-          <w:rFonts w:ascii="Times New Roman" w:eastAsia="標楷體" w:hAnsi="Times New Roman" w:cs="Times New Roman" w:hint="eastAsia"/>
-          <w:sz w:val="24"/>
-          <w:szCs w:val="24"/>
-          <w:lang w:eastAsia="zh-TW"/>
-        </w:rPr>
-        <w:t xml:space="preserve"> </w:t>
+        <w:t>Digital Twin + U-Net</w:t>
+      </w:r>
+      <w:r>
+        <w:rPr>
+          <w:rFonts w:ascii="Times New Roman" w:eastAsia="標楷體" w:hAnsi="Times New Roman" w:cs="Times New Roman" w:hint="eastAsia"/>
+          <w:sz w:val="24"/>
+          <w:szCs w:val="24"/>
+        </w:rPr>
+        <w:t xml:space="preserve">+ </w:t>
+      </w:r>
+      <w:r>
+        <w:rPr>
+          <w:rFonts w:ascii="Times New Roman" w:eastAsia="標楷體" w:hAnsi="Times New Roman" w:cs="Times New Roman" w:hint="eastAsia"/>
+          <w:sz w:val="24"/>
+          <w:szCs w:val="24"/>
+          <w:lang w:eastAsia="zh-TW"/>
+        </w:rPr>
+        <w:t>DQN)</w:t>
+      </w:r>
+    </w:p>
+    <w:p>
+      <w:pPr>
+        <w:pStyle w:val="ae"/>
+        <w:numPr>
+          <w:ilvl w:val="2"/>
+          <w:numId w:val="30"/>
+        </w:numPr>
+        <w:spacing w:line="480" w:lineRule="auto"/>
+        <w:rPr>
+          <w:rFonts w:ascii="標楷體" w:eastAsia="標楷體" w:hAnsi="標楷體" w:cs="Times New Roman"/>
+          <w:sz w:val="24"/>
+          <w:szCs w:val="24"/>
+        </w:rPr>
+      </w:pPr>
+      <w:r>
+        <w:rPr>
+          <w:rFonts w:ascii="Times New Roman" w:eastAsia="標楷體" w:hAnsi="Times New Roman" w:cs="Times New Roman" w:hint="eastAsia"/>
+          <w:sz w:val="24"/>
+          <w:szCs w:val="24"/>
+        </w:rPr>
+        <w:t>各論文層級</w:t>
+      </w:r>
+      <w:r>
+        <w:rPr>
+          <w:rFonts w:ascii="Times New Roman" w:eastAsia="標楷體" w:hAnsi="Times New Roman" w:cs="Times New Roman" w:hint="eastAsia"/>
+          <w:sz w:val="24"/>
+          <w:szCs w:val="24"/>
+        </w:rPr>
+        <w:t>:</w:t>
       </w:r>
     </w:p>
     <w:p>
@@ -2155,86 +2194,69 @@
       </w:pPr>
       <w:r>
         <w:rPr>
-          <w:rFonts w:ascii="Times New Roman" w:eastAsia="標楷體" w:hAnsi="Times New Roman" w:cs="Times New Roman"/>
-          <w:sz w:val="24"/>
-          <w:szCs w:val="24"/>
-        </w:rPr>
-        <w:t>System intelligence:</w:t>
-      </w:r>
-      <w:r>
-        <w:rPr>
-          <w:rFonts w:ascii="Times New Roman" w:eastAsia="標楷體" w:hAnsi="Times New Roman" w:cs="Times New Roman" w:hint="eastAsia"/>
-          <w:sz w:val="24"/>
-          <w:szCs w:val="24"/>
-        </w:rPr>
-        <w:t xml:space="preserve"> Paper 5</w:t>
-      </w:r>
-      <w:r>
-        <w:rPr>
-          <w:rFonts w:ascii="Times New Roman" w:eastAsia="標楷體" w:hAnsi="Times New Roman" w:cs="Times New Roman" w:hint="eastAsia"/>
-          <w:sz w:val="24"/>
-          <w:szCs w:val="24"/>
-          <w:lang w:eastAsia="zh-TW"/>
+          <w:rFonts w:ascii="Times New Roman" w:eastAsia="標楷體" w:hAnsi="Times New Roman" w:cs="Times New Roman" w:hint="eastAsia"/>
+          <w:sz w:val="24"/>
+          <w:szCs w:val="24"/>
+        </w:rPr>
+        <w:t xml:space="preserve">Sensing: </w:t>
+      </w:r>
+      <w:r>
+        <w:rPr>
+          <w:rFonts w:ascii="Times New Roman" w:eastAsia="新細明體" w:hAnsi="Times New Roman" w:cs="Times New Roman" w:hint="eastAsia"/>
+          <w:sz w:val="24"/>
+          <w:szCs w:val="24"/>
+          <w:lang w:eastAsia="zh-TW"/>
+        </w:rPr>
+        <w:t>Paper 3</w:t>
+      </w:r>
+      <w:r>
+        <w:rPr>
+          <w:rFonts w:ascii="Times New Roman" w:eastAsia="新細明體" w:hAnsi="Times New Roman" w:cs="Times New Roman" w:hint="eastAsia"/>
+          <w:sz w:val="24"/>
+          <w:szCs w:val="24"/>
+        </w:rPr>
+        <w:t>(CDF+LSP)</w:t>
+      </w:r>
+      <w:r>
+        <w:rPr>
+          <w:rFonts w:ascii="Times New Roman" w:eastAsia="新細明體" w:hAnsi="Times New Roman" w:cs="Times New Roman" w:hint="eastAsia"/>
+          <w:sz w:val="24"/>
+          <w:szCs w:val="24"/>
+        </w:rPr>
+        <w:t>、</w:t>
+      </w:r>
+      <w:r>
+        <w:rPr>
+          <w:rFonts w:ascii="Times New Roman" w:eastAsia="新細明體" w:hAnsi="Times New Roman" w:cs="Times New Roman" w:hint="eastAsia"/>
+          <w:sz w:val="24"/>
+          <w:szCs w:val="24"/>
+          <w:lang w:eastAsia="zh-TW"/>
+        </w:rPr>
+        <w:t>Paper 2</w:t>
+      </w:r>
+      <w:r>
+        <w:rPr>
+          <w:rFonts w:ascii="Times New Roman" w:eastAsia="新細明體" w:hAnsi="Times New Roman" w:cs="Times New Roman" w:hint="eastAsia"/>
+          <w:sz w:val="24"/>
+          <w:szCs w:val="24"/>
         </w:rPr>
         <w:t>(</w:t>
       </w:r>
       <w:r>
         <w:rPr>
-          <w:rFonts w:ascii="Times New Roman" w:eastAsia="標楷體" w:hAnsi="Times New Roman" w:cs="Times New Roman"/>
-          <w:sz w:val="24"/>
-          <w:szCs w:val="24"/>
-        </w:rPr>
-        <w:t>Digital Twin + U-Net</w:t>
-      </w:r>
-      <w:r>
-        <w:rPr>
-          <w:rFonts w:ascii="Times New Roman" w:eastAsia="標楷體" w:hAnsi="Times New Roman" w:cs="Times New Roman" w:hint="eastAsia"/>
-          <w:sz w:val="24"/>
-          <w:szCs w:val="24"/>
-        </w:rPr>
-        <w:t xml:space="preserve">+ </w:t>
-      </w:r>
-      <w:r>
-        <w:rPr>
-          <w:rFonts w:ascii="Times New Roman" w:eastAsia="標楷體" w:hAnsi="Times New Roman" w:cs="Times New Roman" w:hint="eastAsia"/>
-          <w:sz w:val="24"/>
-          <w:szCs w:val="24"/>
-          <w:lang w:eastAsia="zh-TW"/>
-        </w:rPr>
-        <w:t>DQN)</w:t>
-      </w:r>
-    </w:p>
-    <w:p>
-      <w:pPr>
-        <w:pStyle w:val="ae"/>
-        <w:numPr>
-          <w:ilvl w:val="2"/>
-          <w:numId w:val="30"/>
-        </w:numPr>
-        <w:spacing w:line="480" w:lineRule="auto"/>
-        <w:rPr>
-          <w:rFonts w:ascii="標楷體" w:eastAsia="標楷體" w:hAnsi="標楷體" w:cs="Times New Roman"/>
-          <w:sz w:val="24"/>
-          <w:szCs w:val="24"/>
-        </w:rPr>
-      </w:pPr>
-      <w:proofErr w:type="spellStart"/>
-      <w:r>
-        <w:rPr>
-          <w:rFonts w:ascii="Times New Roman" w:eastAsia="標楷體" w:hAnsi="Times New Roman" w:cs="Times New Roman" w:hint="eastAsia"/>
-          <w:sz w:val="24"/>
-          <w:szCs w:val="24"/>
-        </w:rPr>
-        <w:t>各論文層級</w:t>
-      </w:r>
-      <w:proofErr w:type="spellEnd"/>
-      <w:r>
-        <w:rPr>
-          <w:rFonts w:ascii="Times New Roman" w:eastAsia="標楷體" w:hAnsi="Times New Roman" w:cs="Times New Roman" w:hint="eastAsia"/>
-          <w:sz w:val="24"/>
-          <w:szCs w:val="24"/>
-        </w:rPr>
-        <w:t>:</w:t>
+          <w:rFonts w:ascii="Times New Roman" w:eastAsia="新細明體" w:hAnsi="Times New Roman" w:cs="Times New Roman"/>
+          <w:sz w:val="24"/>
+          <w:szCs w:val="24"/>
+        </w:rPr>
+        <w:t>ConvGNP</w:t>
+      </w:r>
+      <w:r>
+        <w:rPr>
+          <w:rFonts w:ascii="Times New Roman" w:eastAsia="新細明體" w:hAnsi="Times New Roman" w:cs="Times New Roman" w:hint="eastAsia"/>
+          <w:sz w:val="24"/>
+          <w:szCs w:val="24"/>
+        </w:rPr>
+        <w:t>)</w:t>
       </w:r>
     </w:p>
     <w:p>
@@ -2254,11 +2276,19 @@
       </w:pPr>
       <w:r>
         <w:rPr>
-          <w:rFonts w:ascii="Times New Roman" w:eastAsia="標楷體" w:hAnsi="Times New Roman" w:cs="Times New Roman" w:hint="eastAsia"/>
-          <w:sz w:val="24"/>
-          <w:szCs w:val="24"/>
-        </w:rPr>
-        <w:t xml:space="preserve">Sensing: </w:t>
+          <w:rFonts w:ascii="Times New Roman" w:eastAsia="標楷體" w:hAnsi="Times New Roman" w:cs="Times New Roman"/>
+          <w:sz w:val="24"/>
+          <w:szCs w:val="24"/>
+        </w:rPr>
+        <w:t>Modeling / Prediction</w:t>
+      </w:r>
+      <w:r>
+        <w:rPr>
+          <w:rFonts w:ascii="Times New Roman" w:eastAsia="標楷體" w:hAnsi="Times New Roman" w:cs="Times New Roman" w:hint="eastAsia"/>
+          <w:sz w:val="24"/>
+          <w:szCs w:val="24"/>
+        </w:rPr>
+        <w:t xml:space="preserve">: </w:t>
       </w:r>
       <w:r>
         <w:rPr>
@@ -2267,64 +2297,60 @@
           <w:szCs w:val="24"/>
           <w:lang w:eastAsia="zh-TW"/>
         </w:rPr>
-        <w:t>Paper 3</w:t>
-      </w:r>
-      <w:r>
-        <w:rPr>
-          <w:rFonts w:ascii="Times New Roman" w:eastAsia="新細明體" w:hAnsi="Times New Roman" w:cs="Times New Roman" w:hint="eastAsia"/>
-          <w:sz w:val="24"/>
-          <w:szCs w:val="24"/>
-        </w:rPr>
-        <w:t>(CDF+</w:t>
-      </w:r>
-      <w:proofErr w:type="gramStart"/>
-      <w:r>
-        <w:rPr>
-          <w:rFonts w:ascii="Times New Roman" w:eastAsia="新細明體" w:hAnsi="Times New Roman" w:cs="Times New Roman" w:hint="eastAsia"/>
-          <w:sz w:val="24"/>
-          <w:szCs w:val="24"/>
-        </w:rPr>
-        <w:t>LSP)</w:t>
-      </w:r>
-      <w:r>
-        <w:rPr>
-          <w:rFonts w:ascii="Times New Roman" w:eastAsia="新細明體" w:hAnsi="Times New Roman" w:cs="Times New Roman" w:hint="eastAsia"/>
+        <w:t>Paper 4(</w:t>
+      </w:r>
+      <w:r>
+        <w:rPr>
+          <w:rFonts w:ascii="Times New Roman" w:eastAsia="標楷體" w:hAnsi="Times New Roman" w:cs="Times New Roman"/>
+          <w:sz w:val="24"/>
+          <w:szCs w:val="24"/>
+          <w:lang w:eastAsia="zh-TW"/>
+        </w:rPr>
+        <w:t>Reduced GP</w:t>
+      </w:r>
+      <w:r>
+        <w:rPr>
+          <w:rFonts w:ascii="Times New Roman" w:eastAsia="標楷體" w:hAnsi="Times New Roman" w:cs="Times New Roman"/>
           <w:sz w:val="24"/>
           <w:szCs w:val="24"/>
         </w:rPr>
         <w:t>、</w:t>
       </w:r>
-      <w:proofErr w:type="gramEnd"/>
-      <w:r>
-        <w:rPr>
-          <w:rFonts w:ascii="Times New Roman" w:eastAsia="新細明體" w:hAnsi="Times New Roman" w:cs="Times New Roman" w:hint="eastAsia"/>
-          <w:sz w:val="24"/>
-          <w:szCs w:val="24"/>
-          <w:lang w:eastAsia="zh-TW"/>
-        </w:rPr>
-        <w:t>Paper 2</w:t>
-      </w:r>
-      <w:r>
-        <w:rPr>
-          <w:rFonts w:ascii="Times New Roman" w:eastAsia="新細明體" w:hAnsi="Times New Roman" w:cs="Times New Roman" w:hint="eastAsia"/>
-          <w:sz w:val="24"/>
-          <w:szCs w:val="24"/>
-        </w:rPr>
-        <w:t>(</w:t>
-      </w:r>
       <w:r>
         <w:rPr>
           <w:rFonts w:ascii="Times New Roman" w:eastAsia="新細明體" w:hAnsi="Times New Roman" w:cs="Times New Roman"/>
-          <w:sz w:val="24"/>
-          <w:szCs w:val="24"/>
-        </w:rPr>
-        <w:t>ConvGNP</w:t>
-      </w:r>
-      <w:r>
-        <w:rPr>
-          <w:rFonts w:ascii="Times New Roman" w:eastAsia="新細明體" w:hAnsi="Times New Roman" w:cs="Times New Roman" w:hint="eastAsia"/>
-          <w:sz w:val="24"/>
-          <w:szCs w:val="24"/>
+          <w:noProof/>
+          <w:sz w:val="24"/>
+          <w:szCs w:val="24"/>
+          <w:lang w:eastAsia="zh-TW"/>
+        </w:rPr>
+        <w:t>MLP</w:t>
+      </w:r>
+      <w:r>
+        <w:rPr>
+          <w:rFonts w:ascii="Times New Roman" w:eastAsia="新細明體" w:hAnsi="Times New Roman" w:cs="Times New Roman"/>
+          <w:noProof/>
+          <w:sz w:val="24"/>
+          <w:szCs w:val="24"/>
+        </w:rPr>
+        <w:t>、</w:t>
+      </w:r>
+      <w:r>
+        <w:rPr>
+          <w:rFonts w:ascii="Times New Roman" w:eastAsia="新細明體" w:hAnsi="Times New Roman" w:cs="Times New Roman"/>
+          <w:noProof/>
+          <w:sz w:val="24"/>
+          <w:szCs w:val="24"/>
+          <w:lang w:eastAsia="zh-TW"/>
+        </w:rPr>
+        <w:t>Lasso</w:t>
+      </w:r>
+      <w:r>
+        <w:rPr>
+          <w:rFonts w:ascii="Times New Roman" w:eastAsia="新細明體" w:hAnsi="Times New Roman" w:cs="Times New Roman"/>
+          <w:sz w:val="24"/>
+          <w:szCs w:val="24"/>
+          <w:lang w:eastAsia="zh-TW"/>
         </w:rPr>
         <w:t>)</w:t>
       </w:r>
@@ -2350,47 +2376,27 @@
           <w:sz w:val="24"/>
           <w:szCs w:val="24"/>
         </w:rPr>
-        <w:t>Modeling / Prediction</w:t>
-      </w:r>
-      <w:r>
-        <w:rPr>
-          <w:rFonts w:ascii="Times New Roman" w:eastAsia="標楷體" w:hAnsi="Times New Roman" w:cs="Times New Roman" w:hint="eastAsia"/>
-          <w:sz w:val="24"/>
-          <w:szCs w:val="24"/>
-        </w:rPr>
-        <w:t xml:space="preserve">: </w:t>
-      </w:r>
-      <w:r>
-        <w:rPr>
-          <w:rFonts w:ascii="Times New Roman" w:eastAsia="新細明體" w:hAnsi="Times New Roman" w:cs="Times New Roman" w:hint="eastAsia"/>
-          <w:sz w:val="24"/>
-          <w:szCs w:val="24"/>
-          <w:lang w:eastAsia="zh-TW"/>
-        </w:rPr>
-        <w:t>Paper 4(</w:t>
-      </w:r>
-      <w:r>
-        <w:rPr>
-          <w:rFonts w:ascii="Times New Roman" w:eastAsia="標楷體" w:hAnsi="Times New Roman" w:cs="Times New Roman"/>
-          <w:sz w:val="24"/>
-          <w:szCs w:val="24"/>
-          <w:lang w:eastAsia="zh-TW"/>
-        </w:rPr>
-        <w:t xml:space="preserve">Reduced </w:t>
-      </w:r>
-      <w:proofErr w:type="spellStart"/>
-      <w:r>
-        <w:rPr>
-          <w:rFonts w:ascii="Times New Roman" w:eastAsia="標楷體" w:hAnsi="Times New Roman" w:cs="Times New Roman"/>
-          <w:sz w:val="24"/>
-          <w:szCs w:val="24"/>
-          <w:lang w:eastAsia="zh-TW"/>
-        </w:rPr>
-        <w:t>GP</w:t>
-      </w:r>
-      <w:r>
-        <w:rPr>
-          <w:rFonts w:ascii="Times New Roman" w:eastAsia="標楷體" w:hAnsi="Times New Roman" w:cs="Times New Roman"/>
+        <w:t>Control / Optimization:</w:t>
+      </w:r>
+      <w:r>
+        <w:rPr>
+          <w:rFonts w:ascii="Times New Roman" w:eastAsia="標楷體" w:hAnsi="Times New Roman" w:cs="Times New Roman" w:hint="eastAsia"/>
+          <w:sz w:val="24"/>
+          <w:szCs w:val="24"/>
+        </w:rPr>
+        <w:t xml:space="preserve"> Paper 5(</w:t>
+      </w:r>
+      <w:r>
+        <w:rPr>
+          <w:rFonts w:ascii="Times New Roman" w:eastAsia="標楷體" w:hAnsi="Times New Roman" w:cs="Times New Roman"/>
+          <w:sz w:val="24"/>
+          <w:szCs w:val="24"/>
+        </w:rPr>
+        <w:t>Digital Twin</w:t>
+      </w:r>
+      <w:r>
+        <w:rPr>
+          <w:rFonts w:ascii="Times New Roman" w:eastAsia="標楷體" w:hAnsi="Times New Roman" w:cs="Times New Roman" w:hint="eastAsia"/>
           <w:sz w:val="24"/>
           <w:szCs w:val="24"/>
         </w:rPr>
@@ -2398,18 +2404,24 @@
       </w:r>
       <w:r>
         <w:rPr>
-          <w:rFonts w:ascii="Times New Roman" w:eastAsia="新細明體" w:hAnsi="Times New Roman" w:cs="Times New Roman"/>
-          <w:noProof/>
-          <w:sz w:val="24"/>
-          <w:szCs w:val="24"/>
-          <w:lang w:eastAsia="zh-TW"/>
-        </w:rPr>
-        <w:t>MLP</w:t>
-      </w:r>
-      <w:r>
-        <w:rPr>
-          <w:rFonts w:ascii="Times New Roman" w:eastAsia="新細明體" w:hAnsi="Times New Roman" w:cs="Times New Roman"/>
-          <w:noProof/>
+          <w:rFonts w:ascii="Times New Roman" w:eastAsia="標楷體" w:hAnsi="Times New Roman" w:cs="Times New Roman" w:hint="eastAsia"/>
+          <w:sz w:val="24"/>
+          <w:szCs w:val="24"/>
+          <w:lang w:eastAsia="zh-TW"/>
+        </w:rPr>
+        <w:t>DQN</w:t>
+      </w:r>
+      <w:r>
+        <w:rPr>
+          <w:rFonts w:ascii="Times New Roman" w:eastAsia="標楷體" w:hAnsi="Times New Roman" w:cs="Times New Roman" w:hint="eastAsia"/>
+          <w:sz w:val="24"/>
+          <w:szCs w:val="24"/>
+        </w:rPr>
+        <w:t>)</w:t>
+      </w:r>
+      <w:r>
+        <w:rPr>
+          <w:rFonts w:ascii="Times New Roman" w:eastAsia="標楷體" w:hAnsi="Times New Roman" w:cs="Times New Roman" w:hint="eastAsia"/>
           <w:sz w:val="24"/>
           <w:szCs w:val="24"/>
         </w:rPr>
@@ -2417,23 +2429,19 @@
       </w:r>
       <w:r>
         <w:rPr>
-          <w:rFonts w:ascii="Times New Roman" w:eastAsia="新細明體" w:hAnsi="Times New Roman" w:cs="Times New Roman"/>
-          <w:noProof/>
-          <w:sz w:val="24"/>
-          <w:szCs w:val="24"/>
-          <w:lang w:eastAsia="zh-TW"/>
-        </w:rPr>
-        <w:t>Lasso</w:t>
-      </w:r>
-      <w:proofErr w:type="spellEnd"/>
-      <w:r>
-        <w:rPr>
-          <w:rFonts w:ascii="Times New Roman" w:eastAsia="新細明體" w:hAnsi="Times New Roman" w:cs="Times New Roman"/>
-          <w:sz w:val="24"/>
-          <w:szCs w:val="24"/>
-          <w:lang w:eastAsia="zh-TW"/>
-        </w:rPr>
-        <w:t>)</w:t>
+          <w:rFonts w:ascii="Times New Roman" w:eastAsia="標楷體" w:hAnsi="Times New Roman" w:cs="Times New Roman" w:hint="eastAsia"/>
+          <w:sz w:val="24"/>
+          <w:szCs w:val="24"/>
+        </w:rPr>
+        <w:t>Paper 6(RL cooling)</w:t>
+      </w:r>
+      <w:r>
+        <w:rPr>
+          <w:rFonts w:ascii="Times New Roman" w:eastAsia="標楷體" w:hAnsi="Times New Roman" w:cs="Times New Roman" w:hint="eastAsia"/>
+          <w:sz w:val="24"/>
+          <w:szCs w:val="24"/>
+        </w:rPr>
+        <w:t>。</w:t>
       </w:r>
     </w:p>
     <w:p>
@@ -2457,117 +2465,6 @@
           <w:sz w:val="24"/>
           <w:szCs w:val="24"/>
         </w:rPr>
-        <w:t>Control / Optimization:</w:t>
-      </w:r>
-      <w:r>
-        <w:rPr>
-          <w:rFonts w:ascii="Times New Roman" w:eastAsia="標楷體" w:hAnsi="Times New Roman" w:cs="Times New Roman" w:hint="eastAsia"/>
-          <w:sz w:val="24"/>
-          <w:szCs w:val="24"/>
-        </w:rPr>
-        <w:t xml:space="preserve"> Paper 5(</w:t>
-      </w:r>
-      <w:r>
-        <w:rPr>
-          <w:rFonts w:ascii="Times New Roman" w:eastAsia="標楷體" w:hAnsi="Times New Roman" w:cs="Times New Roman"/>
-          <w:sz w:val="24"/>
-          <w:szCs w:val="24"/>
-        </w:rPr>
-        <w:t xml:space="preserve">Digital </w:t>
-      </w:r>
-      <w:proofErr w:type="spellStart"/>
-      <w:r>
-        <w:rPr>
-          <w:rFonts w:ascii="Times New Roman" w:eastAsia="標楷體" w:hAnsi="Times New Roman" w:cs="Times New Roman"/>
-          <w:sz w:val="24"/>
-          <w:szCs w:val="24"/>
-        </w:rPr>
-        <w:t>Twin</w:t>
-      </w:r>
-      <w:r>
-        <w:rPr>
-          <w:rFonts w:ascii="Times New Roman" w:eastAsia="標楷體" w:hAnsi="Times New Roman" w:cs="Times New Roman" w:hint="eastAsia"/>
-          <w:sz w:val="24"/>
-          <w:szCs w:val="24"/>
-        </w:rPr>
-        <w:t>、</w:t>
-      </w:r>
-      <w:proofErr w:type="gramStart"/>
-      <w:r>
-        <w:rPr>
-          <w:rFonts w:ascii="Times New Roman" w:eastAsia="標楷體" w:hAnsi="Times New Roman" w:cs="Times New Roman" w:hint="eastAsia"/>
-          <w:sz w:val="24"/>
-          <w:szCs w:val="24"/>
-          <w:lang w:eastAsia="zh-TW"/>
-        </w:rPr>
-        <w:t>DQN</w:t>
-      </w:r>
-      <w:proofErr w:type="spellEnd"/>
-      <w:r>
-        <w:rPr>
-          <w:rFonts w:ascii="Times New Roman" w:eastAsia="標楷體" w:hAnsi="Times New Roman" w:cs="Times New Roman" w:hint="eastAsia"/>
-          <w:sz w:val="24"/>
-          <w:szCs w:val="24"/>
-        </w:rPr>
-        <w:t>)</w:t>
-      </w:r>
-      <w:r>
-        <w:rPr>
-          <w:rFonts w:ascii="Times New Roman" w:eastAsia="標楷體" w:hAnsi="Times New Roman" w:cs="Times New Roman" w:hint="eastAsia"/>
-          <w:sz w:val="24"/>
-          <w:szCs w:val="24"/>
-        </w:rPr>
-        <w:t>、</w:t>
-      </w:r>
-      <w:proofErr w:type="gramEnd"/>
-      <w:r>
-        <w:rPr>
-          <w:rFonts w:ascii="Times New Roman" w:eastAsia="標楷體" w:hAnsi="Times New Roman" w:cs="Times New Roman" w:hint="eastAsia"/>
-          <w:sz w:val="24"/>
-          <w:szCs w:val="24"/>
-        </w:rPr>
-        <w:t xml:space="preserve">Paper 6(RL </w:t>
-      </w:r>
-      <w:proofErr w:type="gramStart"/>
-      <w:r>
-        <w:rPr>
-          <w:rFonts w:ascii="Times New Roman" w:eastAsia="標楷體" w:hAnsi="Times New Roman" w:cs="Times New Roman" w:hint="eastAsia"/>
-          <w:sz w:val="24"/>
-          <w:szCs w:val="24"/>
-        </w:rPr>
-        <w:t>cooling)</w:t>
-      </w:r>
-      <w:r>
-        <w:rPr>
-          <w:rFonts w:ascii="Times New Roman" w:eastAsia="標楷體" w:hAnsi="Times New Roman" w:cs="Times New Roman" w:hint="eastAsia"/>
-          <w:sz w:val="24"/>
-          <w:szCs w:val="24"/>
-        </w:rPr>
-        <w:t>。</w:t>
-      </w:r>
-      <w:proofErr w:type="gramEnd"/>
-    </w:p>
-    <w:p>
-      <w:pPr>
-        <w:pStyle w:val="ae"/>
-        <w:numPr>
-          <w:ilvl w:val="3"/>
-          <w:numId w:val="30"/>
-        </w:numPr>
-        <w:spacing w:line="480" w:lineRule="auto"/>
-        <w:ind w:left="1800" w:hanging="360"/>
-        <w:rPr>
-          <w:rFonts w:ascii="Times New Roman" w:eastAsia="標楷體" w:hAnsi="Times New Roman" w:cs="Times New Roman"/>
-          <w:sz w:val="24"/>
-          <w:szCs w:val="24"/>
-        </w:rPr>
-      </w:pPr>
-      <w:r>
-        <w:rPr>
-          <w:rFonts w:ascii="Times New Roman" w:eastAsia="標楷體" w:hAnsi="Times New Roman" w:cs="Times New Roman"/>
-          <w:sz w:val="24"/>
-          <w:szCs w:val="24"/>
-        </w:rPr>
         <w:t>Integration</w:t>
       </w:r>
       <w:r>
@@ -2578,7 +2475,6 @@
         </w:rPr>
         <w:t xml:space="preserve"> </w:t>
       </w:r>
-      <w:proofErr w:type="spellStart"/>
       <w:r>
         <w:rPr>
           <w:rFonts w:ascii="Times New Roman" w:eastAsia="標楷體" w:hAnsi="Times New Roman" w:cs="Times New Roman" w:hint="eastAsia"/>
@@ -2587,7 +2483,6 @@
         </w:rPr>
         <w:t>整合</w:t>
       </w:r>
-      <w:proofErr w:type="spellEnd"/>
       <w:r>
         <w:rPr>
           <w:rFonts w:ascii="Times New Roman" w:eastAsia="標楷體" w:hAnsi="Times New Roman" w:cs="Times New Roman" w:hint="eastAsia"/>
@@ -2684,12 +2579,11 @@
               <w:ind w:left="0"/>
               <w:jc w:val="center"/>
               <w:rPr>
-                <w:rFonts w:ascii="Times New Roman" w:eastAsia="標楷體" w:hAnsi="Times New Roman" w:cs="Times New Roman" w:hint="eastAsia"/>
+                <w:rFonts w:ascii="Times New Roman" w:eastAsia="標楷體" w:hAnsi="Times New Roman" w:cs="Times New Roman"/>
                 <w:sz w:val="24"/>
                 <w:szCs w:val="24"/>
               </w:rPr>
             </w:pPr>
-            <w:proofErr w:type="spellStart"/>
             <w:r>
               <w:rPr>
                 <w:rFonts w:ascii="Times New Roman" w:eastAsia="標楷體" w:hAnsi="Times New Roman" w:cs="Times New Roman" w:hint="eastAsia"/>
@@ -2698,7 +2592,6 @@
               </w:rPr>
               <w:t>類別</w:t>
             </w:r>
-            <w:proofErr w:type="spellEnd"/>
           </w:p>
         </w:tc>
         <w:tc>
@@ -2713,7 +2606,7 @@
               <w:ind w:left="0"/>
               <w:jc w:val="center"/>
               <w:rPr>
-                <w:rFonts w:ascii="Times New Roman" w:eastAsia="標楷體" w:hAnsi="Times New Roman" w:cs="Times New Roman" w:hint="eastAsia"/>
+                <w:rFonts w:ascii="Times New Roman" w:eastAsia="標楷體" w:hAnsi="Times New Roman" w:cs="Times New Roman"/>
                 <w:sz w:val="24"/>
                 <w:szCs w:val="24"/>
               </w:rPr>
@@ -2749,7 +2642,7 @@
               <w:ind w:left="0"/>
               <w:jc w:val="center"/>
               <w:rPr>
-                <w:rFonts w:ascii="Times New Roman" w:eastAsia="標楷體" w:hAnsi="Times New Roman" w:cs="Times New Roman" w:hint="eastAsia"/>
+                <w:rFonts w:ascii="Times New Roman" w:eastAsia="標楷體" w:hAnsi="Times New Roman" w:cs="Times New Roman"/>
                 <w:sz w:val="24"/>
                 <w:szCs w:val="24"/>
               </w:rPr>
@@ -2776,12 +2669,11 @@
               <w:ind w:left="0"/>
               <w:jc w:val="center"/>
               <w:rPr>
-                <w:rFonts w:ascii="Times New Roman" w:eastAsia="標楷體" w:hAnsi="Times New Roman" w:cs="Times New Roman" w:hint="eastAsia"/>
+                <w:rFonts w:ascii="Times New Roman" w:eastAsia="標楷體" w:hAnsi="Times New Roman" w:cs="Times New Roman"/>
                 <w:sz w:val="24"/>
                 <w:szCs w:val="24"/>
               </w:rPr>
             </w:pPr>
-            <w:proofErr w:type="spellStart"/>
             <w:r>
               <w:rPr>
                 <w:rFonts w:ascii="Times New Roman" w:eastAsia="標楷體" w:hAnsi="Times New Roman" w:cs="Times New Roman" w:hint="eastAsia"/>
@@ -2790,7 +2682,6 @@
               </w:rPr>
               <w:t>論文</w:t>
             </w:r>
-            <w:proofErr w:type="spellEnd"/>
           </w:p>
         </w:tc>
       </w:tr>
@@ -2807,7 +2698,7 @@
               <w:ind w:left="0"/>
               <w:jc w:val="center"/>
               <w:rPr>
-                <w:rFonts w:ascii="Times New Roman" w:eastAsia="標楷體" w:hAnsi="Times New Roman" w:cs="Times New Roman" w:hint="eastAsia"/>
+                <w:rFonts w:ascii="Times New Roman" w:eastAsia="標楷體" w:hAnsi="Times New Roman" w:cs="Times New Roman"/>
                 <w:sz w:val="24"/>
                 <w:szCs w:val="24"/>
               </w:rPr>
@@ -2834,12 +2725,11 @@
               <w:ind w:left="0"/>
               <w:jc w:val="center"/>
               <w:rPr>
-                <w:rFonts w:ascii="Times New Roman" w:eastAsia="標楷體" w:hAnsi="Times New Roman" w:cs="Times New Roman" w:hint="eastAsia"/>
+                <w:rFonts w:ascii="Times New Roman" w:eastAsia="標楷體" w:hAnsi="Times New Roman" w:cs="Times New Roman"/>
                 <w:sz w:val="24"/>
                 <w:szCs w:val="24"/>
               </w:rPr>
             </w:pPr>
-            <w:proofErr w:type="spellStart"/>
             <w:r>
               <w:rPr>
                 <w:rFonts w:ascii="Times New Roman" w:eastAsia="標楷體" w:hAnsi="Times New Roman" w:cs="Times New Roman"/>
@@ -2848,7 +2738,6 @@
               </w:rPr>
               <w:t>環境資訊</w:t>
             </w:r>
-            <w:proofErr w:type="spellEnd"/>
           </w:p>
         </w:tc>
         <w:tc>
@@ -2863,12 +2752,11 @@
               <w:ind w:left="0"/>
               <w:jc w:val="center"/>
               <w:rPr>
-                <w:rFonts w:ascii="Times New Roman" w:eastAsia="標楷體" w:hAnsi="Times New Roman" w:cs="Times New Roman" w:hint="eastAsia"/>
+                <w:rFonts w:ascii="Times New Roman" w:eastAsia="標楷體" w:hAnsi="Times New Roman" w:cs="Times New Roman"/>
                 <w:sz w:val="24"/>
                 <w:szCs w:val="24"/>
               </w:rPr>
             </w:pPr>
-            <w:proofErr w:type="spellStart"/>
             <w:r>
               <w:rPr>
                 <w:rFonts w:ascii="Times New Roman" w:eastAsia="標楷體" w:hAnsi="Times New Roman" w:cs="Times New Roman"/>
@@ -2885,7 +2773,6 @@
               </w:rPr>
               <w:t>位置</w:t>
             </w:r>
-            <w:proofErr w:type="spellEnd"/>
           </w:p>
         </w:tc>
         <w:tc>
@@ -2900,7 +2787,7 @@
               <w:ind w:left="0"/>
               <w:jc w:val="center"/>
               <w:rPr>
-                <w:rFonts w:ascii="Times New Roman" w:eastAsia="標楷體" w:hAnsi="Times New Roman" w:cs="Times New Roman" w:hint="eastAsia"/>
+                <w:rFonts w:ascii="Times New Roman" w:eastAsia="標楷體" w:hAnsi="Times New Roman" w:cs="Times New Roman"/>
                 <w:sz w:val="24"/>
                 <w:szCs w:val="24"/>
               </w:rPr>
@@ -2947,7 +2834,7 @@
               <w:ind w:left="0"/>
               <w:jc w:val="center"/>
               <w:rPr>
-                <w:rFonts w:ascii="Times New Roman" w:eastAsia="標楷體" w:hAnsi="Times New Roman" w:cs="Times New Roman" w:hint="eastAsia"/>
+                <w:rFonts w:ascii="Times New Roman" w:eastAsia="標楷體" w:hAnsi="Times New Roman" w:cs="Times New Roman"/>
                 <w:sz w:val="24"/>
                 <w:szCs w:val="24"/>
               </w:rPr>
@@ -2974,7 +2861,7 @@
               <w:ind w:left="0"/>
               <w:jc w:val="center"/>
               <w:rPr>
-                <w:rFonts w:ascii="Times New Roman" w:eastAsia="標楷體" w:hAnsi="Times New Roman" w:cs="Times New Roman" w:hint="eastAsia"/>
+                <w:rFonts w:ascii="Times New Roman" w:eastAsia="標楷體" w:hAnsi="Times New Roman" w:cs="Times New Roman"/>
                 <w:sz w:val="24"/>
                 <w:szCs w:val="24"/>
               </w:rPr>
@@ -3001,12 +2888,11 @@
               <w:ind w:left="0"/>
               <w:jc w:val="center"/>
               <w:rPr>
-                <w:rFonts w:ascii="Times New Roman" w:eastAsia="標楷體" w:hAnsi="Times New Roman" w:cs="Times New Roman" w:hint="eastAsia"/>
+                <w:rFonts w:ascii="Times New Roman" w:eastAsia="標楷體" w:hAnsi="Times New Roman" w:cs="Times New Roman"/>
                 <w:sz w:val="24"/>
                 <w:szCs w:val="24"/>
               </w:rPr>
             </w:pPr>
-            <w:proofErr w:type="spellStart"/>
             <w:r>
               <w:rPr>
                 <w:rFonts w:ascii="Times New Roman" w:eastAsia="標楷體" w:hAnsi="Times New Roman" w:cs="Times New Roman"/>
@@ -3015,7 +2901,6 @@
               </w:rPr>
               <w:t>溫度</w:t>
             </w:r>
-            <w:proofErr w:type="spellEnd"/>
           </w:p>
         </w:tc>
         <w:tc>
@@ -3030,7 +2915,7 @@
               <w:ind w:left="0"/>
               <w:jc w:val="center"/>
               <w:rPr>
-                <w:rFonts w:ascii="Times New Roman" w:eastAsia="標楷體" w:hAnsi="Times New Roman" w:cs="Times New Roman" w:hint="eastAsia"/>
+                <w:rFonts w:ascii="Times New Roman" w:eastAsia="標楷體" w:hAnsi="Times New Roman" w:cs="Times New Roman"/>
                 <w:sz w:val="24"/>
                 <w:szCs w:val="24"/>
               </w:rPr>
@@ -3060,7 +2945,7 @@
               <w:ind w:left="0"/>
               <w:jc w:val="center"/>
               <w:rPr>
-                <w:rFonts w:ascii="Times New Roman" w:eastAsia="標楷體" w:hAnsi="Times New Roman" w:cs="Times New Roman" w:hint="eastAsia"/>
+                <w:rFonts w:ascii="Times New Roman" w:eastAsia="標楷體" w:hAnsi="Times New Roman" w:cs="Times New Roman"/>
                 <w:sz w:val="24"/>
                 <w:szCs w:val="24"/>
               </w:rPr>
@@ -3087,12 +2972,11 @@
               <w:ind w:left="0"/>
               <w:jc w:val="center"/>
               <w:rPr>
-                <w:rFonts w:ascii="Times New Roman" w:eastAsia="標楷體" w:hAnsi="Times New Roman" w:cs="Times New Roman" w:hint="eastAsia"/>
+                <w:rFonts w:ascii="Times New Roman" w:eastAsia="標楷體" w:hAnsi="Times New Roman" w:cs="Times New Roman"/>
                 <w:sz w:val="24"/>
                 <w:szCs w:val="24"/>
               </w:rPr>
             </w:pPr>
-            <w:proofErr w:type="spellStart"/>
             <w:r>
               <w:rPr>
                 <w:rFonts w:ascii="Times New Roman" w:eastAsia="標楷體" w:hAnsi="Times New Roman" w:cs="Times New Roman"/>
@@ -3101,7 +2985,6 @@
               </w:rPr>
               <w:t>溫度</w:t>
             </w:r>
-            <w:proofErr w:type="spellEnd"/>
           </w:p>
         </w:tc>
         <w:tc>
@@ -3116,12 +2999,11 @@
               <w:ind w:left="0"/>
               <w:jc w:val="center"/>
               <w:rPr>
-                <w:rFonts w:ascii="Times New Roman" w:eastAsia="標楷體" w:hAnsi="Times New Roman" w:cs="Times New Roman" w:hint="eastAsia"/>
+                <w:rFonts w:ascii="Times New Roman" w:eastAsia="標楷體" w:hAnsi="Times New Roman" w:cs="Times New Roman"/>
                 <w:sz w:val="24"/>
                 <w:szCs w:val="24"/>
               </w:rPr>
             </w:pPr>
-            <w:proofErr w:type="spellStart"/>
             <w:r>
               <w:rPr>
                 <w:rFonts w:ascii="Times New Roman" w:eastAsia="標楷體" w:hAnsi="Times New Roman" w:cs="Times New Roman"/>
@@ -3130,7 +3012,6 @@
               </w:rPr>
               <w:t>控制策略</w:t>
             </w:r>
-            <w:proofErr w:type="spellEnd"/>
           </w:p>
         </w:tc>
         <w:tc>
@@ -3145,7 +3026,7 @@
               <w:ind w:left="0"/>
               <w:jc w:val="center"/>
               <w:rPr>
-                <w:rFonts w:ascii="Times New Roman" w:eastAsia="標楷體" w:hAnsi="Times New Roman" w:cs="Times New Roman" w:hint="eastAsia"/>
+                <w:rFonts w:ascii="Times New Roman" w:eastAsia="標楷體" w:hAnsi="Times New Roman" w:cs="Times New Roman"/>
                 <w:sz w:val="24"/>
                 <w:szCs w:val="24"/>
               </w:rPr>
@@ -3183,7 +3064,7 @@
               <w:ind w:left="0"/>
               <w:jc w:val="center"/>
               <w:rPr>
-                <w:rFonts w:ascii="Times New Roman" w:eastAsia="標楷體" w:hAnsi="Times New Roman" w:cs="Times New Roman" w:hint="eastAsia"/>
+                <w:rFonts w:ascii="Times New Roman" w:eastAsia="標楷體" w:hAnsi="Times New Roman" w:cs="Times New Roman"/>
                 <w:sz w:val="24"/>
                 <w:szCs w:val="24"/>
               </w:rPr>
@@ -3210,12 +3091,11 @@
               <w:ind w:left="0"/>
               <w:jc w:val="center"/>
               <w:rPr>
-                <w:rFonts w:ascii="Times New Roman" w:eastAsia="標楷體" w:hAnsi="Times New Roman" w:cs="Times New Roman" w:hint="eastAsia"/>
+                <w:rFonts w:ascii="Times New Roman" w:eastAsia="標楷體" w:hAnsi="Times New Roman" w:cs="Times New Roman"/>
                 <w:sz w:val="24"/>
                 <w:szCs w:val="24"/>
               </w:rPr>
             </w:pPr>
-            <w:proofErr w:type="spellStart"/>
             <w:r>
               <w:rPr>
                 <w:rFonts w:ascii="Times New Roman" w:eastAsia="標楷體" w:hAnsi="Times New Roman" w:cs="Times New Roman"/>
@@ -3224,7 +3104,6 @@
               </w:rPr>
               <w:t>多種資料</w:t>
             </w:r>
-            <w:proofErr w:type="spellEnd"/>
           </w:p>
         </w:tc>
         <w:tc>
@@ -3239,12 +3118,11 @@
               <w:ind w:left="0"/>
               <w:jc w:val="center"/>
               <w:rPr>
-                <w:rFonts w:ascii="Times New Roman" w:eastAsia="標楷體" w:hAnsi="Times New Roman" w:cs="Times New Roman" w:hint="eastAsia"/>
+                <w:rFonts w:ascii="Times New Roman" w:eastAsia="標楷體" w:hAnsi="Times New Roman" w:cs="Times New Roman"/>
                 <w:sz w:val="24"/>
                 <w:szCs w:val="24"/>
               </w:rPr>
             </w:pPr>
-            <w:proofErr w:type="spellStart"/>
             <w:r>
               <w:rPr>
                 <w:rFonts w:ascii="Times New Roman" w:eastAsia="標楷體" w:hAnsi="Times New Roman" w:cs="Times New Roman"/>
@@ -3253,7 +3131,6 @@
               </w:rPr>
               <w:t>系統決策</w:t>
             </w:r>
-            <w:proofErr w:type="spellEnd"/>
           </w:p>
         </w:tc>
         <w:tc>
@@ -3268,7 +3145,7 @@
               <w:ind w:left="0"/>
               <w:jc w:val="center"/>
               <w:rPr>
-                <w:rFonts w:ascii="Times New Roman" w:eastAsia="標楷體" w:hAnsi="Times New Roman" w:cs="Times New Roman" w:hint="eastAsia"/>
+                <w:rFonts w:ascii="Times New Roman" w:eastAsia="標楷體" w:hAnsi="Times New Roman" w:cs="Times New Roman"/>
                 <w:sz w:val="24"/>
                 <w:szCs w:val="24"/>
               </w:rPr>
@@ -3299,7 +3176,6 @@
           <w:szCs w:val="24"/>
         </w:rPr>
       </w:pPr>
-      <w:proofErr w:type="spellStart"/>
       <w:r>
         <w:rPr>
           <w:rFonts w:ascii="Times New Roman" w:eastAsia="標楷體" w:hAnsi="Times New Roman" w:cs="Times New Roman"/>
@@ -3308,7 +3184,6 @@
         </w:rPr>
         <w:t>方法類型</w:t>
       </w:r>
-      <w:proofErr w:type="spellEnd"/>
     </w:p>
     <w:p>
       <w:pPr>
@@ -3481,7 +3356,6 @@
           <w:szCs w:val="24"/>
         </w:rPr>
       </w:pPr>
-      <w:proofErr w:type="spellStart"/>
       <w:r>
         <w:rPr>
           <w:rFonts w:ascii="Times New Roman" w:eastAsia="標楷體" w:hAnsi="Times New Roman" w:cs="Times New Roman"/>
@@ -3490,7 +3364,6 @@
         </w:rPr>
         <w:t>強化學習</w:t>
       </w:r>
-      <w:proofErr w:type="spellEnd"/>
       <w:r>
         <w:rPr>
           <w:rFonts w:ascii="Times New Roman" w:eastAsia="標楷體" w:hAnsi="Times New Roman" w:cs="Times New Roman" w:hint="eastAsia"/>
@@ -3511,12 +3384,11 @@
         <w:spacing w:line="480" w:lineRule="auto"/>
         <w:ind w:left="1800" w:hanging="360"/>
         <w:rPr>
-          <w:rFonts w:ascii="Times New Roman" w:eastAsia="標楷體" w:hAnsi="Times New Roman" w:cs="Times New Roman" w:hint="eastAsia"/>
-          <w:sz w:val="24"/>
-          <w:szCs w:val="24"/>
-        </w:rPr>
-      </w:pPr>
-      <w:proofErr w:type="spellStart"/>
+          <w:rFonts w:ascii="Times New Roman" w:eastAsia="標楷體" w:hAnsi="Times New Roman" w:cs="Times New Roman"/>
+          <w:sz w:val="24"/>
+          <w:szCs w:val="24"/>
+        </w:rPr>
+      </w:pPr>
       <w:r>
         <w:rPr>
           <w:rFonts w:ascii="Times New Roman" w:eastAsia="標楷體" w:hAnsi="Times New Roman" w:cs="Times New Roman" w:hint="eastAsia"/>
@@ -3525,7 +3397,6 @@
         </w:rPr>
         <w:t>系統整合</w:t>
       </w:r>
-      <w:proofErr w:type="spellEnd"/>
       <w:r>
         <w:rPr>
           <w:rFonts w:ascii="Times New Roman" w:eastAsia="標楷體" w:hAnsi="Times New Roman" w:cs="Times New Roman" w:hint="eastAsia"/>
@@ -3558,7 +3429,6 @@
           <w:szCs w:val="24"/>
         </w:rPr>
       </w:pPr>
-      <w:proofErr w:type="spellStart"/>
       <w:r>
         <w:rPr>
           <w:rFonts w:ascii="Times New Roman" w:eastAsia="標楷體" w:hAnsi="Times New Roman" w:cs="Times New Roman" w:hint="eastAsia"/>
@@ -3567,7 +3437,6 @@
         </w:rPr>
         <w:t>時間性</w:t>
       </w:r>
-      <w:proofErr w:type="spellEnd"/>
     </w:p>
     <w:p>
       <w:pPr>
@@ -3584,7 +3453,6 @@
           <w:szCs w:val="24"/>
         </w:rPr>
       </w:pPr>
-      <w:proofErr w:type="gramStart"/>
       <w:r>
         <w:rPr>
           <w:rFonts w:ascii="Times New Roman" w:eastAsia="標楷體" w:hAnsi="Times New Roman" w:cs="Times New Roman"/>
@@ -3599,16 +3467,7 @@
           <w:sz w:val="24"/>
           <w:szCs w:val="24"/>
         </w:rPr>
-        <w:t xml:space="preserve"> :</w:t>
-      </w:r>
-      <w:proofErr w:type="gramEnd"/>
-      <w:r>
-        <w:rPr>
-          <w:rFonts w:ascii="Times New Roman" w:eastAsia="標楷體" w:hAnsi="Times New Roman" w:cs="Times New Roman" w:hint="eastAsia"/>
-          <w:sz w:val="24"/>
-          <w:szCs w:val="24"/>
-        </w:rPr>
-        <w:t xml:space="preserve"> </w:t>
+        <w:t xml:space="preserve"> : </w:t>
       </w:r>
       <w:r>
         <w:rPr>
@@ -3656,16 +3515,7 @@
           <w:sz w:val="24"/>
           <w:szCs w:val="24"/>
         </w:rPr>
-        <w:t xml:space="preserve">ML </w:t>
-      </w:r>
-      <w:proofErr w:type="spellStart"/>
-      <w:r>
-        <w:rPr>
-          <w:rFonts w:ascii="Times New Roman" w:eastAsia="標楷體" w:hAnsi="Times New Roman" w:cs="Times New Roman"/>
-          <w:sz w:val="24"/>
-          <w:szCs w:val="24"/>
-        </w:rPr>
-        <w:t>prediction</w:t>
+        <w:t>ML prediction</w:t>
       </w:r>
       <w:r>
         <w:rPr>
@@ -3684,7 +3534,6 @@
         </w:rPr>
         <w:t>DQN</w:t>
       </w:r>
-      <w:proofErr w:type="spellEnd"/>
     </w:p>
     <w:p>
       <w:pPr>
@@ -3696,7 +3545,7 @@
         <w:spacing w:line="480" w:lineRule="auto"/>
         <w:ind w:left="1800" w:hanging="360"/>
         <w:rPr>
-          <w:rFonts w:ascii="Times New Roman" w:eastAsia="標楷體" w:hAnsi="Times New Roman" w:cs="Times New Roman" w:hint="eastAsia"/>
+          <w:rFonts w:ascii="Times New Roman" w:eastAsia="標楷體" w:hAnsi="Times New Roman" w:cs="Times New Roman"/>
           <w:sz w:val="24"/>
           <w:szCs w:val="24"/>
         </w:rPr>
@@ -3717,7 +3566,6 @@
         </w:rPr>
         <w:t xml:space="preserve">: </w:t>
       </w:r>
-      <w:proofErr w:type="spellStart"/>
       <w:r>
         <w:rPr>
           <w:rFonts w:ascii="Times New Roman" w:eastAsia="標楷體" w:hAnsi="Times New Roman" w:cs="Times New Roman"/>
@@ -3740,25 +3588,7 @@
           <w:sz w:val="24"/>
           <w:szCs w:val="24"/>
         </w:rPr>
-        <w:t>Digital</w:t>
-      </w:r>
-      <w:proofErr w:type="spellEnd"/>
-      <w:r>
-        <w:rPr>
-          <w:rFonts w:ascii="Times New Roman" w:eastAsia="標楷體" w:hAnsi="Times New Roman" w:cs="Times New Roman"/>
-          <w:sz w:val="24"/>
-          <w:szCs w:val="24"/>
-        </w:rPr>
-        <w:t xml:space="preserve"> </w:t>
-      </w:r>
-      <w:proofErr w:type="spellStart"/>
-      <w:r>
-        <w:rPr>
-          <w:rFonts w:ascii="Times New Roman" w:eastAsia="標楷體" w:hAnsi="Times New Roman" w:cs="Times New Roman"/>
-          <w:sz w:val="24"/>
-          <w:szCs w:val="24"/>
-        </w:rPr>
-        <w:t>Twin</w:t>
+        <w:t>Digital Twin</w:t>
       </w:r>
       <w:r>
         <w:rPr>
@@ -3777,7 +3607,6 @@
         </w:rPr>
         <w:t>DQN</w:t>
       </w:r>
-      <w:proofErr w:type="spellEnd"/>
     </w:p>
     <w:p>
       <w:pPr>
@@ -3785,7 +3614,7 @@
         <w:spacing w:line="480" w:lineRule="auto"/>
         <w:ind w:left="1440"/>
         <w:rPr>
-          <w:rFonts w:ascii="Times New Roman" w:eastAsia="標楷體" w:hAnsi="Times New Roman" w:cs="Times New Roman" w:hint="eastAsia"/>
+          <w:rFonts w:ascii="Times New Roman" w:eastAsia="標楷體" w:hAnsi="Times New Roman" w:cs="Times New Roman"/>
           <w:sz w:val="24"/>
           <w:szCs w:val="24"/>
         </w:rPr>
@@ -3843,18 +3672,8 @@
           <w:sz w:val="24"/>
           <w:szCs w:val="24"/>
         </w:rPr>
-        <w:t>論文統整/</w:t>
-      </w:r>
-      <w:proofErr w:type="spellStart"/>
-      <w:r>
-        <w:rPr>
-          <w:rFonts w:ascii="標楷體" w:eastAsia="標楷體" w:hAnsi="標楷體" w:cs="Times New Roman" w:hint="eastAsia"/>
-          <w:sz w:val="24"/>
-          <w:szCs w:val="24"/>
-        </w:rPr>
-        <w:t>分析</w:t>
-      </w:r>
-      <w:proofErr w:type="spellEnd"/>
+        <w:t>論文統整/分析</w:t>
+      </w:r>
       <w:r>
         <w:rPr>
           <w:rFonts w:ascii="Times New Roman" w:eastAsia="標楷體" w:hAnsi="Times New Roman" w:cs="Times New Roman" w:hint="eastAsia"/>
@@ -4030,19 +3849,8 @@
           <w:szCs w:val="24"/>
           <w:lang w:eastAsia="zh-TW"/>
         </w:rPr>
-        <w:t>題目</w:t>
-      </w:r>
-      <w:proofErr w:type="gramStart"/>
-      <w:r>
-        <w:rPr>
-          <w:rFonts w:ascii="Times New Roman" w:eastAsia="標楷體" w:hAnsi="Times New Roman" w:cs="Times New Roman" w:hint="eastAsia"/>
-          <w:sz w:val="24"/>
-          <w:szCs w:val="24"/>
-          <w:lang w:eastAsia="zh-TW"/>
-        </w:rPr>
-        <w:t>聚焦放向</w:t>
-      </w:r>
-      <w:proofErr w:type="gramEnd"/>
+        <w:t>題目聚焦放向</w:t>
+      </w:r>
       <w:r>
         <w:rPr>
           <w:rFonts w:ascii="Times New Roman" w:eastAsia="標楷體" w:hAnsi="Times New Roman" w:cs="Times New Roman" w:hint="eastAsia"/>
@@ -4095,16 +3903,7 @@
           <w:szCs w:val="24"/>
           <w:lang w:eastAsia="zh-TW"/>
         </w:rPr>
-        <w:t>來重建溫度場，</w:t>
-      </w:r>
-      <w:r>
-        <w:rPr>
-          <w:rFonts w:ascii="Times New Roman" w:eastAsia="標楷體" w:hAnsi="Times New Roman" w:cs="Times New Roman" w:hint="eastAsia"/>
-          <w:sz w:val="24"/>
-          <w:szCs w:val="24"/>
-          <w:lang w:eastAsia="zh-TW"/>
-        </w:rPr>
-        <w:t>結合</w:t>
+        <w:t>來重建溫度場，結合</w:t>
       </w:r>
       <w:r>
         <w:rPr>
@@ -4122,27 +3921,7 @@
           <w:szCs w:val="24"/>
           <w:lang w:eastAsia="zh-TW"/>
         </w:rPr>
-        <w:t>控制預測溫度，以達到</w:t>
-      </w:r>
-      <w:proofErr w:type="gramStart"/>
-      <w:r>
-        <w:rPr>
-          <w:rFonts w:ascii="Times New Roman" w:eastAsia="標楷體" w:hAnsi="Times New Roman" w:cs="Times New Roman" w:hint="eastAsia"/>
-          <w:sz w:val="24"/>
-          <w:szCs w:val="24"/>
-          <w:lang w:eastAsia="zh-TW"/>
-        </w:rPr>
-        <w:t>有效節</w:t>
-      </w:r>
-      <w:proofErr w:type="gramEnd"/>
-      <w:r>
-        <w:rPr>
-          <w:rFonts w:ascii="Times New Roman" w:eastAsia="標楷體" w:hAnsi="Times New Roman" w:cs="Times New Roman" w:hint="eastAsia"/>
-          <w:sz w:val="24"/>
-          <w:szCs w:val="24"/>
-          <w:lang w:eastAsia="zh-TW"/>
-        </w:rPr>
-        <w:t>源。</w:t>
+        <w:t>控制預測溫度，以達到有效節源。</w:t>
       </w:r>
     </w:p>
     <w:p>
@@ -4157,7 +3936,6 @@
           <w:lang w:eastAsia="zh-TW"/>
         </w:rPr>
       </w:pPr>
-      <w:proofErr w:type="gramStart"/>
       <w:r>
         <w:rPr>
           <w:rFonts w:ascii="Times New Roman" w:eastAsia="標楷體" w:hAnsi="Times New Roman" w:cs="Times New Roman" w:hint="eastAsia"/>
@@ -4167,7 +3945,6 @@
         </w:rPr>
         <w:t>感測層</w:t>
       </w:r>
-      <w:proofErr w:type="gramEnd"/>
       <w:r>
         <w:rPr>
           <w:rFonts w:ascii="Times New Roman" w:eastAsia="標楷體" w:hAnsi="Times New Roman" w:cs="Times New Roman" w:hint="eastAsia"/>
@@ -4309,7 +4086,7 @@
         <w:spacing w:line="480" w:lineRule="auto"/>
         <w:ind w:left="480"/>
         <w:rPr>
-          <w:rFonts w:ascii="Times New Roman" w:eastAsia="標楷體" w:hAnsi="Times New Roman" w:cs="Times New Roman" w:hint="eastAsia"/>
+          <w:rFonts w:ascii="Times New Roman" w:eastAsia="標楷體" w:hAnsi="Times New Roman" w:cs="Times New Roman"/>
           <w:sz w:val="24"/>
           <w:szCs w:val="24"/>
           <w:lang w:eastAsia="zh-TW"/>
@@ -4322,7 +4099,7 @@
         <w:spacing w:line="480" w:lineRule="auto"/>
         <w:ind w:left="480"/>
         <w:rPr>
-          <w:rFonts w:ascii="Times New Roman" w:eastAsia="標楷體" w:hAnsi="Times New Roman" w:cs="Times New Roman" w:hint="eastAsia"/>
+          <w:rFonts w:ascii="Times New Roman" w:eastAsia="標楷體" w:hAnsi="Times New Roman" w:cs="Times New Roman"/>
           <w:sz w:val="24"/>
           <w:szCs w:val="24"/>
           <w:lang w:eastAsia="zh-TW"/>
@@ -4443,7 +4220,7 @@
       <w:pPr>
         <w:spacing w:line="360" w:lineRule="auto"/>
         <w:rPr>
-          <w:rFonts w:ascii="Times New Roman" w:eastAsia="新細明體" w:hAnsi="Times New Roman" w:cs="Times New Roman" w:hint="eastAsia"/>
+          <w:rFonts w:ascii="Times New Roman" w:eastAsia="新細明體" w:hAnsi="Times New Roman" w:cs="Times New Roman"/>
           <w:sz w:val="24"/>
           <w:szCs w:val="24"/>
           <w:lang w:eastAsia="zh-TW"/>
@@ -5080,7 +4857,6 @@
         </w:rPr>
         <w:t xml:space="preserve">Gray-box </w:t>
       </w:r>
-      <w:proofErr w:type="gramStart"/>
       <w:r>
         <w:rPr>
           <w:rFonts w:ascii="Times New Roman" w:hAnsi="Times New Roman" w:cs="Times New Roman"/>
@@ -5096,17 +4872,7 @@
           <w:szCs w:val="24"/>
           <w:lang w:eastAsia="zh-TW"/>
         </w:rPr>
-        <w:t>:</w:t>
-      </w:r>
-      <w:proofErr w:type="gramEnd"/>
-      <w:r>
-        <w:rPr>
-          <w:rFonts w:ascii="Times New Roman" w:eastAsia="新細明體" w:hAnsi="Times New Roman" w:cs="Times New Roman" w:hint="eastAsia"/>
-          <w:sz w:val="24"/>
-          <w:szCs w:val="24"/>
-          <w:lang w:eastAsia="zh-TW"/>
-        </w:rPr>
-        <w:t xml:space="preserve"> </w:t>
+        <w:t xml:space="preserve">: </w:t>
       </w:r>
       <w:r>
         <w:rPr>
@@ -6180,27 +5946,7 @@
           <w:szCs w:val="24"/>
           <w:lang w:eastAsia="zh-TW"/>
         </w:rPr>
-        <w:t>哪</w:t>
-      </w:r>
-      <w:proofErr w:type="gramStart"/>
-      <w:r>
-        <w:rPr>
-          <w:rFonts w:ascii="標楷體" w:eastAsia="標楷體" w:hAnsi="標楷體" w:hint="eastAsia"/>
-          <w:sz w:val="24"/>
-          <w:szCs w:val="24"/>
-          <w:lang w:eastAsia="zh-TW"/>
-        </w:rPr>
-        <w:t>個</w:t>
-      </w:r>
-      <w:proofErr w:type="gramEnd"/>
-      <w:r>
-        <w:rPr>
-          <w:rFonts w:ascii="標楷體" w:eastAsia="標楷體" w:hAnsi="標楷體" w:hint="eastAsia"/>
-          <w:sz w:val="24"/>
-          <w:szCs w:val="24"/>
-          <w:lang w:eastAsia="zh-TW"/>
-        </w:rPr>
-        <w:t>位置新增感測器，可以最大降低預測不確定性</w:t>
+        <w:t>哪個位置新增感測器，可以最大降低預測不確定性</w:t>
       </w:r>
       <w:r>
         <w:rPr>
@@ -7015,25 +6761,14 @@
         </w:rPr>
         <w:t>(</w:t>
       </w:r>
-      <w:proofErr w:type="spellStart"/>
-      <w:r>
-        <w:rPr>
-          <w:rFonts w:ascii="Times New Roman" w:eastAsia="標楷體" w:hAnsi="Times New Roman" w:cs="Times New Roman"/>
-          <w:sz w:val="24"/>
-          <w:szCs w:val="24"/>
-          <w:lang w:eastAsia="zh-TW"/>
-        </w:rPr>
-        <w:t>ConGNP</w:t>
-      </w:r>
-      <w:proofErr w:type="spellEnd"/>
-      <w:r>
-        <w:rPr>
-          <w:rFonts w:ascii="Times New Roman" w:eastAsia="標楷體" w:hAnsi="Times New Roman" w:cs="Times New Roman"/>
-          <w:sz w:val="24"/>
-          <w:szCs w:val="24"/>
-          <w:lang w:eastAsia="zh-TW"/>
-        </w:rPr>
-        <w:t>)</w:t>
+      <w:r>
+        <w:rPr>
+          <w:rFonts w:ascii="Times New Roman" w:eastAsia="標楷體" w:hAnsi="Times New Roman" w:cs="Times New Roman"/>
+          <w:sz w:val="24"/>
+          <w:szCs w:val="24"/>
+          <w:lang w:eastAsia="zh-TW"/>
+        </w:rPr>
+        <w:t>ConGNP)</w:t>
       </w:r>
       <w:r>
         <w:rPr>
@@ -7460,27 +7195,7 @@
           <w:szCs w:val="24"/>
           <w:lang w:eastAsia="zh-TW"/>
         </w:rPr>
-        <w:t>模型根據</w:t>
-      </w:r>
-      <w:proofErr w:type="gramStart"/>
-      <w:r>
-        <w:rPr>
-          <w:rFonts w:ascii="Times New Roman" w:eastAsia="標楷體" w:hAnsi="Times New Roman" w:cs="Times New Roman"/>
-          <w:sz w:val="24"/>
-          <w:szCs w:val="24"/>
-          <w:lang w:eastAsia="zh-TW"/>
-        </w:rPr>
-        <w:t>已知感測</w:t>
-      </w:r>
-      <w:proofErr w:type="gramEnd"/>
-      <w:r>
-        <w:rPr>
-          <w:rFonts w:ascii="Times New Roman" w:eastAsia="標楷體" w:hAnsi="Times New Roman" w:cs="Times New Roman"/>
-          <w:sz w:val="24"/>
-          <w:szCs w:val="24"/>
-          <w:lang w:eastAsia="zh-TW"/>
-        </w:rPr>
-        <w:t>器資料</w:t>
+        <w:t>模型根據已知感測器資料</w:t>
       </w:r>
       <w:r>
         <w:rPr>
@@ -7664,25 +7379,14 @@
           <w:lang w:eastAsia="zh-TW"/>
         </w:rPr>
       </w:pPr>
-      <w:proofErr w:type="gramStart"/>
-      <w:r>
-        <w:rPr>
-          <w:rFonts w:ascii="Times New Roman" w:eastAsia="標楷體" w:hAnsi="Times New Roman" w:cs="Times New Roman" w:hint="eastAsia"/>
-          <w:sz w:val="24"/>
-          <w:szCs w:val="24"/>
-          <w:lang w:eastAsia="zh-TW"/>
-        </w:rPr>
-        <w:t>感</w:t>
-      </w:r>
-      <w:proofErr w:type="gramEnd"/>
-      <w:r>
-        <w:rPr>
-          <w:rFonts w:ascii="Times New Roman" w:eastAsia="標楷體" w:hAnsi="Times New Roman" w:cs="Times New Roman" w:hint="eastAsia"/>
-          <w:sz w:val="24"/>
-          <w:szCs w:val="24"/>
-          <w:lang w:eastAsia="zh-TW"/>
-        </w:rPr>
-        <w:t>測器放置方法</w:t>
+      <w:r>
+        <w:rPr>
+          <w:rFonts w:ascii="Times New Roman" w:eastAsia="標楷體" w:hAnsi="Times New Roman" w:cs="Times New Roman" w:hint="eastAsia"/>
+          <w:sz w:val="24"/>
+          <w:szCs w:val="24"/>
+          <w:lang w:eastAsia="zh-TW"/>
+        </w:rPr>
+        <w:t>感測器放置方法</w:t>
       </w:r>
     </w:p>
     <w:p>
@@ -7700,7 +7404,6 @@
           <w:lang w:eastAsia="zh-TW"/>
         </w:rPr>
       </w:pPr>
-      <w:proofErr w:type="spellStart"/>
       <w:r>
         <w:rPr>
           <w:rFonts w:ascii="Times New Roman" w:eastAsia="標楷體" w:hAnsi="Times New Roman" w:cs="Times New Roman"/>
@@ -7710,7 +7413,6 @@
         </w:rPr>
         <w:t>JointMI</w:t>
       </w:r>
-      <w:proofErr w:type="spellEnd"/>
       <w:r>
         <w:rPr>
           <w:rFonts w:ascii="Times New Roman" w:eastAsia="標楷體" w:hAnsi="Times New Roman" w:cs="Times New Roman" w:hint="eastAsia"/>
@@ -7754,7 +7456,6 @@
           <w:lang w:eastAsia="zh-TW"/>
         </w:rPr>
       </w:pPr>
-      <w:proofErr w:type="spellStart"/>
       <w:r>
         <w:rPr>
           <w:rFonts w:ascii="Times New Roman" w:eastAsia="標楷體" w:hAnsi="Times New Roman" w:cs="Times New Roman"/>
@@ -7764,7 +7465,6 @@
         </w:rPr>
         <w:t>MarginalMI</w:t>
       </w:r>
-      <w:proofErr w:type="spellEnd"/>
       <w:r>
         <w:rPr>
           <w:rFonts w:ascii="Times New Roman" w:eastAsia="標楷體" w:hAnsi="Times New Roman" w:cs="Times New Roman" w:hint="eastAsia"/>
@@ -7774,25 +7474,14 @@
         </w:rPr>
         <w:t xml:space="preserve"> : </w:t>
       </w:r>
-      <w:proofErr w:type="gramStart"/>
-      <w:r>
-        <w:rPr>
-          <w:rFonts w:ascii="Times New Roman" w:eastAsia="標楷體" w:hAnsi="Times New Roman" w:cs="Times New Roman"/>
-          <w:sz w:val="24"/>
-          <w:szCs w:val="24"/>
-          <w:lang w:eastAsia="zh-TW"/>
-        </w:rPr>
-        <w:t>只看單點</w:t>
-      </w:r>
-      <w:proofErr w:type="gramEnd"/>
-      <w:r>
-        <w:rPr>
-          <w:rFonts w:ascii="Times New Roman" w:eastAsia="標楷體" w:hAnsi="Times New Roman" w:cs="Times New Roman"/>
-          <w:sz w:val="24"/>
-          <w:szCs w:val="24"/>
-          <w:lang w:eastAsia="zh-TW"/>
-        </w:rPr>
-        <w:t>不確定性下降</w:t>
+      <w:r>
+        <w:rPr>
+          <w:rFonts w:ascii="Times New Roman" w:eastAsia="標楷體" w:hAnsi="Times New Roman" w:cs="Times New Roman"/>
+          <w:sz w:val="24"/>
+          <w:szCs w:val="24"/>
+          <w:lang w:eastAsia="zh-TW"/>
+        </w:rPr>
+        <w:t>只看單點不確定性下降</w:t>
       </w:r>
       <w:r>
         <w:rPr>
@@ -7819,7 +7508,6 @@
           <w:lang w:eastAsia="zh-TW"/>
         </w:rPr>
       </w:pPr>
-      <w:proofErr w:type="spellStart"/>
       <w:r>
         <w:rPr>
           <w:rFonts w:ascii="Times New Roman" w:eastAsia="標楷體" w:hAnsi="Times New Roman" w:cs="Times New Roman"/>
@@ -7829,7 +7517,6 @@
         </w:rPr>
         <w:t>DeltaVar</w:t>
       </w:r>
-      <w:proofErr w:type="spellEnd"/>
       <w:r>
         <w:rPr>
           <w:rFonts w:ascii="Times New Roman" w:eastAsia="標楷體" w:hAnsi="Times New Roman" w:cs="Times New Roman" w:hint="eastAsia"/>
@@ -7873,7 +7560,6 @@
           <w:lang w:eastAsia="zh-TW"/>
         </w:rPr>
       </w:pPr>
-      <w:proofErr w:type="spellStart"/>
       <w:r>
         <w:rPr>
           <w:rFonts w:ascii="Times New Roman" w:eastAsia="標楷體" w:hAnsi="Times New Roman" w:cs="Times New Roman"/>
@@ -7883,7 +7569,6 @@
         </w:rPr>
         <w:t>ContextDist</w:t>
       </w:r>
-      <w:proofErr w:type="spellEnd"/>
       <w:r>
         <w:rPr>
           <w:rFonts w:ascii="Times New Roman" w:eastAsia="標楷體" w:hAnsi="Times New Roman" w:cs="Times New Roman" w:hint="eastAsia"/>
@@ -8073,27 +7758,7 @@
           <w:szCs w:val="24"/>
           <w:lang w:eastAsia="zh-TW"/>
         </w:rPr>
-        <w:t>透過不確定下降率</w:t>
-      </w:r>
-      <w:proofErr w:type="gramStart"/>
-      <w:r>
-        <w:rPr>
-          <w:rFonts w:ascii="Times New Roman" w:eastAsia="標楷體" w:hAnsi="Times New Roman" w:cs="Times New Roman" w:hint="eastAsia"/>
-          <w:sz w:val="24"/>
-          <w:szCs w:val="24"/>
-          <w:lang w:eastAsia="zh-TW"/>
-        </w:rPr>
-        <w:t>來找感測</w:t>
-      </w:r>
-      <w:proofErr w:type="gramEnd"/>
-      <w:r>
-        <w:rPr>
-          <w:rFonts w:ascii="Times New Roman" w:eastAsia="標楷體" w:hAnsi="Times New Roman" w:cs="Times New Roman" w:hint="eastAsia"/>
-          <w:sz w:val="24"/>
-          <w:szCs w:val="24"/>
-          <w:lang w:eastAsia="zh-TW"/>
-        </w:rPr>
-        <w:t>器位置。</w:t>
+        <w:t>透過不確定下降率來找感測器位置。</w:t>
       </w:r>
     </w:p>
     <w:p>
@@ -8702,19 +8367,8 @@
           <w:szCs w:val="24"/>
           <w:lang w:eastAsia="zh-TW"/>
         </w:rPr>
-        <w:t>結果</w:t>
-      </w:r>
-      <w:proofErr w:type="gramStart"/>
-      <w:r>
-        <w:rPr>
-          <w:rFonts w:ascii="Times New Roman" w:eastAsia="標楷體" w:hAnsi="Times New Roman" w:cs="Times New Roman" w:hint="eastAsia"/>
-          <w:sz w:val="24"/>
-          <w:szCs w:val="24"/>
-          <w:lang w:eastAsia="zh-TW"/>
-        </w:rPr>
-        <w:t>一</w:t>
-      </w:r>
-      <w:proofErr w:type="gramEnd"/>
+        <w:t>結果一</w:t>
+      </w:r>
       <w:r>
         <w:rPr>
           <w:rFonts w:ascii="Times New Roman" w:eastAsia="標楷體" w:hAnsi="Times New Roman" w:cs="Times New Roman" w:hint="eastAsia"/>
@@ -8758,19 +8412,8 @@
           <w:szCs w:val="24"/>
           <w:lang w:eastAsia="zh-TW"/>
         </w:rPr>
-        <w:t>，當</w:t>
-      </w:r>
-      <w:proofErr w:type="gramStart"/>
-      <w:r>
-        <w:rPr>
-          <w:rFonts w:ascii="Times New Roman" w:eastAsia="標楷體" w:hAnsi="Times New Roman" w:cs="Times New Roman" w:hint="eastAsia"/>
-          <w:sz w:val="24"/>
-          <w:szCs w:val="24"/>
-          <w:lang w:eastAsia="zh-TW"/>
-        </w:rPr>
-        <w:t>觀測點越多</w:t>
-      </w:r>
-      <w:proofErr w:type="gramEnd"/>
+        <w:t>，當觀測點越多</w:t>
+      </w:r>
       <w:r>
         <w:rPr>
           <w:rFonts w:ascii="Times New Roman" w:eastAsia="標楷體" w:hAnsi="Times New Roman" w:cs="Times New Roman" w:hint="eastAsia"/>
@@ -9263,27 +8906,7 @@
           <w:szCs w:val="24"/>
           <w:lang w:eastAsia="zh-TW"/>
         </w:rPr>
-        <w:t>時間連續性，</w:t>
-      </w:r>
-      <w:proofErr w:type="gramStart"/>
-      <w:r>
-        <w:rPr>
-          <w:rFonts w:ascii="Times New Roman" w:eastAsia="標楷體" w:hAnsi="Times New Roman" w:cs="Times New Roman" w:hint="eastAsia"/>
-          <w:sz w:val="24"/>
-          <w:szCs w:val="24"/>
-          <w:lang w:eastAsia="zh-TW"/>
-        </w:rPr>
-        <w:t>但刺篇</w:t>
-      </w:r>
-      <w:proofErr w:type="gramEnd"/>
-      <w:r>
-        <w:rPr>
-          <w:rFonts w:ascii="Times New Roman" w:eastAsia="標楷體" w:hAnsi="Times New Roman" w:cs="Times New Roman" w:hint="eastAsia"/>
-          <w:sz w:val="24"/>
-          <w:szCs w:val="24"/>
-          <w:lang w:eastAsia="zh-TW"/>
-        </w:rPr>
-        <w:t>論文假設不同時間獨立，</w:t>
+        <w:t>時間連續性，但刺篇論文假設不同時間獨立，</w:t>
       </w:r>
       <w:r>
         <w:rPr>
@@ -9384,27 +9007,7 @@
           <w:szCs w:val="24"/>
           <w:lang w:eastAsia="zh-TW"/>
         </w:rPr>
-        <w:t>雖然常用於感測器配置，但在大型、非</w:t>
-      </w:r>
-      <w:proofErr w:type="gramStart"/>
-      <w:r>
-        <w:rPr>
-          <w:rFonts w:ascii="標楷體" w:eastAsia="標楷體" w:hAnsi="標楷體" w:cs="新細明體"/>
-          <w:sz w:val="24"/>
-          <w:szCs w:val="24"/>
-          <w:lang w:eastAsia="zh-TW"/>
-        </w:rPr>
-        <w:t>平穩、</w:t>
-      </w:r>
-      <w:proofErr w:type="gramEnd"/>
-      <w:r>
-        <w:rPr>
-          <w:rFonts w:ascii="標楷體" w:eastAsia="標楷體" w:hAnsi="標楷體" w:cs="新細明體"/>
-          <w:sz w:val="24"/>
-          <w:szCs w:val="24"/>
-          <w:lang w:eastAsia="zh-TW"/>
-        </w:rPr>
-        <w:t>多來源環境資料上有限制</w:t>
+        <w:t>雖然常用於感測器配置，但在大型、非平穩、多來源環境資料上有限制</w:t>
       </w:r>
       <w:r>
         <w:rPr>
@@ -9499,19 +9102,8 @@
           <w:szCs w:val="24"/>
           <w:lang w:eastAsia="zh-TW"/>
         </w:rPr>
-        <w:t xml:space="preserve">: </w:t>
-      </w:r>
-      <w:proofErr w:type="spellStart"/>
-      <w:r>
-        <w:rPr>
-          <w:rFonts w:ascii="Times New Roman" w:eastAsia="標楷體" w:hAnsi="Times New Roman" w:cs="Times New Roman" w:hint="eastAsia"/>
-          <w:sz w:val="24"/>
-          <w:szCs w:val="24"/>
-          <w:lang w:eastAsia="zh-TW"/>
-        </w:rPr>
-        <w:t>JointNLL</w:t>
-      </w:r>
-      <w:proofErr w:type="spellEnd"/>
+        <w:t>: JointNLL</w:t>
+      </w:r>
       <w:r>
         <w:rPr>
           <w:rFonts w:ascii="Times New Roman" w:eastAsia="標楷體" w:hAnsi="Times New Roman" w:cs="Times New Roman" w:hint="eastAsia"/>
@@ -9521,7 +9113,6 @@
         </w:rPr>
         <w:t>、</w:t>
       </w:r>
-      <w:proofErr w:type="spellStart"/>
       <w:r>
         <w:rPr>
           <w:rFonts w:ascii="Times New Roman" w:eastAsia="標楷體" w:hAnsi="Times New Roman" w:cs="Times New Roman"/>
@@ -9540,7 +9131,6 @@
         </w:rPr>
         <w:t>arginalNLL</w:t>
       </w:r>
-      <w:proofErr w:type="spellEnd"/>
       <w:r>
         <w:rPr>
           <w:rFonts w:ascii="Times New Roman" w:eastAsia="標楷體" w:hAnsi="Times New Roman" w:cs="Times New Roman" w:hint="eastAsia"/>
@@ -9591,19 +9181,8 @@
           <w:szCs w:val="24"/>
           <w:lang w:eastAsia="zh-TW"/>
         </w:rPr>
-        <w:t xml:space="preserve">: </w:t>
-      </w:r>
-      <w:proofErr w:type="spellStart"/>
-      <w:r>
-        <w:rPr>
-          <w:rFonts w:ascii="Times New Roman" w:eastAsia="標楷體" w:hAnsi="Times New Roman" w:cs="Times New Roman" w:hint="eastAsia"/>
-          <w:sz w:val="24"/>
-          <w:szCs w:val="24"/>
-          <w:lang w:eastAsia="zh-TW"/>
-        </w:rPr>
-        <w:t>ConvGP</w:t>
-      </w:r>
-      <w:proofErr w:type="spellEnd"/>
+        <w:t>: ConvGP</w:t>
+      </w:r>
       <w:r>
         <w:rPr>
           <w:rFonts w:ascii="Times New Roman" w:eastAsia="標楷體" w:hAnsi="Times New Roman" w:cs="Times New Roman" w:hint="eastAsia"/>
@@ -9629,25 +9208,14 @@
           <w:lang w:eastAsia="zh-TW"/>
         </w:rPr>
       </w:pPr>
-      <w:proofErr w:type="gramStart"/>
-      <w:r>
-        <w:rPr>
-          <w:rFonts w:ascii="Times New Roman" w:eastAsia="標楷體" w:hAnsi="Times New Roman" w:cs="Times New Roman" w:hint="eastAsia"/>
-          <w:sz w:val="24"/>
-          <w:szCs w:val="24"/>
-          <w:lang w:eastAsia="zh-TW"/>
-        </w:rPr>
-        <w:t>感</w:t>
-      </w:r>
-      <w:proofErr w:type="gramEnd"/>
-      <w:r>
-        <w:rPr>
-          <w:rFonts w:ascii="Times New Roman" w:eastAsia="標楷體" w:hAnsi="Times New Roman" w:cs="Times New Roman" w:hint="eastAsia"/>
-          <w:sz w:val="24"/>
-          <w:szCs w:val="24"/>
-          <w:lang w:eastAsia="zh-TW"/>
-        </w:rPr>
-        <w:t>測器放置</w:t>
+      <w:r>
+        <w:rPr>
+          <w:rFonts w:ascii="Times New Roman" w:eastAsia="標楷體" w:hAnsi="Times New Roman" w:cs="Times New Roman" w:hint="eastAsia"/>
+          <w:sz w:val="24"/>
+          <w:szCs w:val="24"/>
+          <w:lang w:eastAsia="zh-TW"/>
+        </w:rPr>
+        <w:t>感測器放置</w:t>
       </w:r>
       <w:r>
         <w:rPr>
@@ -9694,7 +9262,6 @@
         </w:rPr>
         <w:t>、</w:t>
       </w:r>
-      <w:proofErr w:type="spellStart"/>
       <w:r>
         <w:rPr>
           <w:rFonts w:ascii="Times New Roman" w:eastAsia="標楷體" w:hAnsi="Times New Roman" w:cs="Times New Roman" w:hint="eastAsia"/>
@@ -9704,7 +9271,6 @@
         </w:rPr>
         <w:t>DeltaVar</w:t>
       </w:r>
-      <w:proofErr w:type="spellEnd"/>
     </w:p>
     <w:p>
       <w:pPr>
@@ -10180,25 +9746,14 @@
           <w:lang w:eastAsia="zh-TW"/>
         </w:rPr>
       </w:pPr>
-      <w:proofErr w:type="gramStart"/>
-      <w:r>
-        <w:rPr>
-          <w:rFonts w:ascii="Times New Roman" w:eastAsia="標楷體" w:hAnsi="Times New Roman" w:cs="Times New Roman"/>
-          <w:sz w:val="24"/>
-          <w:szCs w:val="24"/>
-          <w:lang w:eastAsia="zh-TW"/>
-        </w:rPr>
-        <w:t>感</w:t>
-      </w:r>
-      <w:proofErr w:type="gramEnd"/>
-      <w:r>
-        <w:rPr>
-          <w:rFonts w:ascii="Times New Roman" w:eastAsia="標楷體" w:hAnsi="Times New Roman" w:cs="Times New Roman"/>
-          <w:sz w:val="24"/>
-          <w:szCs w:val="24"/>
-          <w:lang w:eastAsia="zh-TW"/>
-        </w:rPr>
-        <w:t>測器不能隨便放</w:t>
+      <w:r>
+        <w:rPr>
+          <w:rFonts w:ascii="Times New Roman" w:eastAsia="標楷體" w:hAnsi="Times New Roman" w:cs="Times New Roman"/>
+          <w:sz w:val="24"/>
+          <w:szCs w:val="24"/>
+          <w:lang w:eastAsia="zh-TW"/>
+        </w:rPr>
+        <w:t>感測器不能隨便放</w:t>
       </w:r>
       <w:r>
         <w:rPr>
@@ -10216,27 +9771,7 @@
           <w:szCs w:val="24"/>
           <w:lang w:eastAsia="zh-TW"/>
         </w:rPr>
-        <w:t>傳統方法常常是每</w:t>
-      </w:r>
-      <w:proofErr w:type="gramStart"/>
-      <w:r>
-        <w:rPr>
-          <w:rFonts w:ascii="Times New Roman" w:eastAsia="標楷體" w:hAnsi="Times New Roman" w:cs="Times New Roman"/>
-          <w:sz w:val="24"/>
-          <w:szCs w:val="24"/>
-          <w:lang w:eastAsia="zh-TW"/>
-        </w:rPr>
-        <w:t>個</w:t>
-      </w:r>
-      <w:proofErr w:type="gramEnd"/>
-      <w:r>
-        <w:rPr>
-          <w:rFonts w:ascii="Times New Roman" w:eastAsia="標楷體" w:hAnsi="Times New Roman" w:cs="Times New Roman"/>
-          <w:sz w:val="24"/>
-          <w:szCs w:val="24"/>
-          <w:lang w:eastAsia="zh-TW"/>
-        </w:rPr>
-        <w:t>機櫃平均放幾顆感測器，但沒有考慮哪裡比較容易過熱，所以偵測熱點效果不好。</w:t>
+        <w:t>傳統方法常常是每個機櫃平均放幾顆感測器，但沒有考慮哪裡比較容易過熱，所以偵測熱點效果不好。</w:t>
       </w:r>
     </w:p>
     <w:p>
@@ -10254,25 +9789,14 @@
           <w:lang w:eastAsia="zh-TW"/>
         </w:rPr>
       </w:pPr>
-      <w:proofErr w:type="gramStart"/>
-      <w:r>
-        <w:rPr>
-          <w:rFonts w:ascii="Times New Roman" w:eastAsia="標楷體" w:hAnsi="Times New Roman" w:cs="Times New Roman"/>
-          <w:sz w:val="24"/>
-          <w:szCs w:val="24"/>
-          <w:lang w:eastAsia="zh-TW"/>
-        </w:rPr>
-        <w:t>感</w:t>
-      </w:r>
-      <w:proofErr w:type="gramEnd"/>
-      <w:r>
-        <w:rPr>
-          <w:rFonts w:ascii="Times New Roman" w:eastAsia="標楷體" w:hAnsi="Times New Roman" w:cs="Times New Roman"/>
-          <w:sz w:val="24"/>
-          <w:szCs w:val="24"/>
-          <w:lang w:eastAsia="zh-TW"/>
-        </w:rPr>
-        <w:t>測器數量有限</w:t>
+      <w:r>
+        <w:rPr>
+          <w:rFonts w:ascii="Times New Roman" w:eastAsia="標楷體" w:hAnsi="Times New Roman" w:cs="Times New Roman"/>
+          <w:sz w:val="24"/>
+          <w:szCs w:val="24"/>
+          <w:lang w:eastAsia="zh-TW"/>
+        </w:rPr>
+        <w:t>感測器數量有限</w:t>
       </w:r>
       <w:r>
         <w:rPr>
@@ -10283,25 +9807,14 @@
         </w:rPr>
         <w:t xml:space="preserve">: </w:t>
       </w:r>
-      <w:proofErr w:type="gramStart"/>
-      <w:r>
-        <w:rPr>
-          <w:rFonts w:ascii="Times New Roman" w:eastAsia="標楷體" w:hAnsi="Times New Roman" w:cs="Times New Roman"/>
-          <w:sz w:val="24"/>
-          <w:szCs w:val="24"/>
-          <w:lang w:eastAsia="zh-TW"/>
-        </w:rPr>
-        <w:t>感</w:t>
-      </w:r>
-      <w:proofErr w:type="gramEnd"/>
-      <w:r>
-        <w:rPr>
-          <w:rFonts w:ascii="Times New Roman" w:eastAsia="標楷體" w:hAnsi="Times New Roman" w:cs="Times New Roman"/>
-          <w:sz w:val="24"/>
-          <w:szCs w:val="24"/>
-          <w:lang w:eastAsia="zh-TW"/>
-        </w:rPr>
-        <w:t>測器太多會增加成本，也可能造成無線感測網路通訊干擾。</w:t>
+      <w:r>
+        <w:rPr>
+          <w:rFonts w:ascii="Times New Roman" w:eastAsia="標楷體" w:hAnsi="Times New Roman" w:cs="Times New Roman"/>
+          <w:sz w:val="24"/>
+          <w:szCs w:val="24"/>
+          <w:lang w:eastAsia="zh-TW"/>
+        </w:rPr>
+        <w:t>感測器太多會增加成本，也可能造成無線感測網路通訊干擾。</w:t>
       </w:r>
     </w:p>
     <w:p>
@@ -10380,27 +9893,7 @@
           <w:szCs w:val="24"/>
           <w:lang w:eastAsia="zh-TW"/>
         </w:rPr>
-        <w:t>進行冷卻控制、工作</w:t>
-      </w:r>
-      <w:proofErr w:type="gramStart"/>
-      <w:r>
-        <w:rPr>
-          <w:rFonts w:ascii="Times New Roman" w:eastAsia="標楷體" w:hAnsi="Times New Roman" w:cs="Times New Roman"/>
-          <w:sz w:val="24"/>
-          <w:szCs w:val="24"/>
-          <w:lang w:eastAsia="zh-TW"/>
-        </w:rPr>
-        <w:t>轉移或降頻</w:t>
-      </w:r>
-      <w:proofErr w:type="gramEnd"/>
-      <w:r>
-        <w:rPr>
-          <w:rFonts w:ascii="Times New Roman" w:eastAsia="標楷體" w:hAnsi="Times New Roman" w:cs="Times New Roman"/>
-          <w:sz w:val="24"/>
-          <w:szCs w:val="24"/>
-          <w:lang w:eastAsia="zh-TW"/>
-        </w:rPr>
-        <w:t>處理</w:t>
+        <w:t>進行冷卻控制、工作轉移或降頻處理</w:t>
       </w:r>
       <w:r>
         <w:rPr>
@@ -10477,19 +9970,8 @@
           <w:szCs w:val="24"/>
           <w:lang w:eastAsia="zh-TW"/>
         </w:rPr>
-        <w:t>每</w:t>
-      </w:r>
-      <w:proofErr w:type="gramStart"/>
-      <w:r>
-        <w:rPr>
-          <w:rFonts w:ascii="Times New Roman" w:eastAsia="標楷體" w:hAnsi="Times New Roman" w:cs="Times New Roman"/>
-          <w:sz w:val="24"/>
-          <w:szCs w:val="24"/>
-          <w:lang w:eastAsia="zh-TW"/>
-        </w:rPr>
-        <w:t>個</w:t>
-      </w:r>
-      <w:proofErr w:type="gramEnd"/>
+        <w:t>每個</w:t>
+      </w:r>
       <w:r>
         <w:rPr>
           <w:rFonts w:ascii="Times New Roman" w:eastAsia="標楷體" w:hAnsi="Times New Roman" w:cs="Times New Roman"/>
@@ -10506,19 +9988,8 @@
           <w:szCs w:val="24"/>
           <w:lang w:eastAsia="zh-TW"/>
         </w:rPr>
-        <w:t>、每</w:t>
-      </w:r>
-      <w:proofErr w:type="gramStart"/>
-      <w:r>
-        <w:rPr>
-          <w:rFonts w:ascii="Times New Roman" w:eastAsia="標楷體" w:hAnsi="Times New Roman" w:cs="Times New Roman"/>
-          <w:sz w:val="24"/>
-          <w:szCs w:val="24"/>
-          <w:lang w:eastAsia="zh-TW"/>
-        </w:rPr>
-        <w:t>個</w:t>
-      </w:r>
-      <w:proofErr w:type="gramEnd"/>
+        <w:t>、每個</w:t>
+      </w:r>
       <w:r>
         <w:rPr>
           <w:rFonts w:ascii="Times New Roman" w:eastAsia="標楷體" w:hAnsi="Times New Roman" w:cs="Times New Roman"/>
@@ -10571,25 +10042,14 @@
           <w:lang w:eastAsia="zh-TW"/>
         </w:rPr>
       </w:pPr>
-      <w:proofErr w:type="gramStart"/>
-      <w:r>
-        <w:rPr>
-          <w:rFonts w:ascii="Times New Roman" w:eastAsia="標楷體" w:hAnsi="Times New Roman" w:cs="Times New Roman"/>
-          <w:sz w:val="24"/>
-          <w:szCs w:val="24"/>
-          <w:lang w:eastAsia="zh-TW"/>
-        </w:rPr>
-        <w:t>感</w:t>
-      </w:r>
-      <w:proofErr w:type="gramEnd"/>
-      <w:r>
-        <w:rPr>
-          <w:rFonts w:ascii="Times New Roman" w:eastAsia="標楷體" w:hAnsi="Times New Roman" w:cs="Times New Roman"/>
-          <w:sz w:val="24"/>
-          <w:szCs w:val="24"/>
-          <w:lang w:eastAsia="zh-TW"/>
-        </w:rPr>
-        <w:t>測器數量通常少於監測點數量</w:t>
+      <w:r>
+        <w:rPr>
+          <w:rFonts w:ascii="Times New Roman" w:eastAsia="標楷體" w:hAnsi="Times New Roman" w:cs="Times New Roman"/>
+          <w:sz w:val="24"/>
+          <w:szCs w:val="24"/>
+          <w:lang w:eastAsia="zh-TW"/>
+        </w:rPr>
+        <w:t>感測器數量通常少於監測點數量</w:t>
       </w:r>
       <w:r>
         <w:rPr>
@@ -10607,27 +10067,7 @@
           <w:szCs w:val="24"/>
           <w:lang w:eastAsia="zh-TW"/>
         </w:rPr>
-        <w:t>所以不可能每</w:t>
-      </w:r>
-      <w:proofErr w:type="gramStart"/>
-      <w:r>
-        <w:rPr>
-          <w:rFonts w:ascii="Times New Roman" w:eastAsia="標楷體" w:hAnsi="Times New Roman" w:cs="Times New Roman"/>
-          <w:sz w:val="24"/>
-          <w:szCs w:val="24"/>
-          <w:lang w:eastAsia="zh-TW"/>
-        </w:rPr>
-        <w:t>個</w:t>
-      </w:r>
-      <w:proofErr w:type="gramEnd"/>
-      <w:r>
-        <w:rPr>
-          <w:rFonts w:ascii="Times New Roman" w:eastAsia="標楷體" w:hAnsi="Times New Roman" w:cs="Times New Roman"/>
-          <w:sz w:val="24"/>
-          <w:szCs w:val="24"/>
-          <w:lang w:eastAsia="zh-TW"/>
-        </w:rPr>
-        <w:t>位置都放一顆感測器</w:t>
+        <w:t>所以不可能每個位置都放一顆感測器</w:t>
       </w:r>
       <w:r>
         <w:rPr>
@@ -10654,45 +10094,14 @@
           <w:lang w:eastAsia="zh-TW"/>
         </w:rPr>
       </w:pPr>
-      <w:proofErr w:type="gramStart"/>
-      <w:r>
-        <w:rPr>
-          <w:rFonts w:ascii="Times New Roman" w:eastAsia="標楷體" w:hAnsi="Times New Roman" w:cs="Times New Roman"/>
-          <w:sz w:val="24"/>
-          <w:szCs w:val="24"/>
-          <w:lang w:eastAsia="zh-TW"/>
-        </w:rPr>
-        <w:t>感</w:t>
-      </w:r>
-      <w:proofErr w:type="gramEnd"/>
-      <w:r>
-        <w:rPr>
-          <w:rFonts w:ascii="Times New Roman" w:eastAsia="標楷體" w:hAnsi="Times New Roman" w:cs="Times New Roman"/>
-          <w:sz w:val="24"/>
-          <w:szCs w:val="24"/>
-          <w:lang w:eastAsia="zh-TW"/>
-        </w:rPr>
-        <w:t>測</w:t>
-      </w:r>
-      <w:proofErr w:type="gramStart"/>
-      <w:r>
-        <w:rPr>
-          <w:rFonts w:ascii="Times New Roman" w:eastAsia="標楷體" w:hAnsi="Times New Roman" w:cs="Times New Roman"/>
-          <w:sz w:val="24"/>
-          <w:szCs w:val="24"/>
-          <w:lang w:eastAsia="zh-TW"/>
-        </w:rPr>
-        <w:t>器讀值</w:t>
-      </w:r>
-      <w:proofErr w:type="gramEnd"/>
-      <w:r>
-        <w:rPr>
-          <w:rFonts w:ascii="Times New Roman" w:eastAsia="標楷體" w:hAnsi="Times New Roman" w:cs="Times New Roman"/>
-          <w:sz w:val="24"/>
-          <w:szCs w:val="24"/>
-          <w:lang w:eastAsia="zh-TW"/>
-        </w:rPr>
-        <w:t>會有雜訊</w:t>
+      <w:r>
+        <w:rPr>
+          <w:rFonts w:ascii="Times New Roman" w:eastAsia="標楷體" w:hAnsi="Times New Roman" w:cs="Times New Roman"/>
+          <w:sz w:val="24"/>
+          <w:szCs w:val="24"/>
+          <w:lang w:eastAsia="zh-TW"/>
+        </w:rPr>
+        <w:t>感測器讀值會有雜訊</w:t>
       </w:r>
       <w:r>
         <w:rPr>
@@ -10815,25 +10224,14 @@
           <w:lang w:eastAsia="zh-TW"/>
         </w:rPr>
       </w:pPr>
-      <w:proofErr w:type="gramStart"/>
-      <w:r>
-        <w:rPr>
-          <w:rFonts w:ascii="Times New Roman" w:eastAsia="標楷體" w:hAnsi="Times New Roman" w:cs="Times New Roman"/>
-          <w:sz w:val="24"/>
-          <w:szCs w:val="24"/>
-          <w:lang w:eastAsia="zh-TW"/>
-        </w:rPr>
-        <w:t>感</w:t>
-      </w:r>
-      <w:proofErr w:type="gramEnd"/>
-      <w:r>
-        <w:rPr>
-          <w:rFonts w:ascii="Times New Roman" w:eastAsia="標楷體" w:hAnsi="Times New Roman" w:cs="Times New Roman"/>
-          <w:sz w:val="24"/>
-          <w:szCs w:val="24"/>
-          <w:lang w:eastAsia="zh-TW"/>
-        </w:rPr>
-        <w:t>測器在</w:t>
+      <w:r>
+        <w:rPr>
+          <w:rFonts w:ascii="Times New Roman" w:eastAsia="標楷體" w:hAnsi="Times New Roman" w:cs="Times New Roman"/>
+          <w:sz w:val="24"/>
+          <w:szCs w:val="24"/>
+          <w:lang w:eastAsia="zh-TW"/>
+        </w:rPr>
+        <w:t>感測器在</w:t>
       </w:r>
       <w:r>
         <w:rPr>
@@ -11084,7 +10482,6 @@
         </w:rPr>
         <w:t xml:space="preserve">server </w:t>
       </w:r>
-      <w:proofErr w:type="gramStart"/>
       <w:r>
         <w:rPr>
           <w:rFonts w:ascii="Times New Roman" w:eastAsia="標楷體" w:hAnsi="Times New Roman" w:cs="Times New Roman"/>
@@ -11094,7 +10491,6 @@
         </w:rPr>
         <w:t>功耗</w:t>
       </w:r>
-      <w:proofErr w:type="gramEnd"/>
       <w:r>
         <w:rPr>
           <w:rFonts w:ascii="Times New Roman" w:eastAsia="標楷體" w:hAnsi="Times New Roman" w:cs="Times New Roman" w:hint="eastAsia"/>
@@ -11138,27 +10534,7 @@
           <w:szCs w:val="24"/>
           <w:lang w:eastAsia="zh-TW"/>
         </w:rPr>
-        <w:t>藉此判斷熱空氣的去向以及那些位置</w:t>
-      </w:r>
-      <w:proofErr w:type="gramStart"/>
-      <w:r>
-        <w:rPr>
-          <w:rFonts w:ascii="Times New Roman" w:eastAsia="標楷體" w:hAnsi="Times New Roman" w:cs="Times New Roman" w:hint="eastAsia"/>
-          <w:sz w:val="24"/>
-          <w:szCs w:val="24"/>
-          <w:lang w:eastAsia="zh-TW"/>
-        </w:rPr>
-        <w:t>會變熱</w:t>
-      </w:r>
-      <w:proofErr w:type="gramEnd"/>
-      <w:r>
-        <w:rPr>
-          <w:rFonts w:ascii="Times New Roman" w:eastAsia="標楷體" w:hAnsi="Times New Roman" w:cs="Times New Roman" w:hint="eastAsia"/>
-          <w:sz w:val="24"/>
-          <w:szCs w:val="24"/>
-          <w:lang w:eastAsia="zh-TW"/>
-        </w:rPr>
-        <w:t>。</w:t>
+        <w:t>藉此判斷熱空氣的去向以及那些位置會變熱。</w:t>
       </w:r>
     </w:p>
     <w:p>
@@ -11210,45 +10586,14 @@
           <w:lang w:eastAsia="zh-TW"/>
         </w:rPr>
       </w:pPr>
-      <w:proofErr w:type="gramStart"/>
-      <w:r>
-        <w:rPr>
-          <w:rFonts w:ascii="Times New Roman" w:eastAsia="標楷體" w:hAnsi="Times New Roman" w:cs="Times New Roman" w:hint="eastAsia"/>
-          <w:sz w:val="24"/>
-          <w:szCs w:val="24"/>
-          <w:lang w:eastAsia="zh-TW"/>
-        </w:rPr>
-        <w:t>感</w:t>
-      </w:r>
-      <w:proofErr w:type="gramEnd"/>
-      <w:r>
-        <w:rPr>
-          <w:rFonts w:ascii="Times New Roman" w:eastAsia="標楷體" w:hAnsi="Times New Roman" w:cs="Times New Roman" w:hint="eastAsia"/>
-          <w:sz w:val="24"/>
-          <w:szCs w:val="24"/>
-          <w:lang w:eastAsia="zh-TW"/>
-        </w:rPr>
-        <w:t>測</w:t>
-      </w:r>
-      <w:proofErr w:type="gramStart"/>
-      <w:r>
-        <w:rPr>
-          <w:rFonts w:ascii="Times New Roman" w:eastAsia="標楷體" w:hAnsi="Times New Roman" w:cs="Times New Roman" w:hint="eastAsia"/>
-          <w:sz w:val="24"/>
-          <w:szCs w:val="24"/>
-          <w:lang w:eastAsia="zh-TW"/>
-        </w:rPr>
-        <w:t>器讀值</w:t>
-      </w:r>
-      <w:proofErr w:type="gramEnd"/>
-      <w:r>
-        <w:rPr>
-          <w:rFonts w:ascii="Times New Roman" w:eastAsia="標楷體" w:hAnsi="Times New Roman" w:cs="Times New Roman" w:hint="eastAsia"/>
-          <w:sz w:val="24"/>
-          <w:szCs w:val="24"/>
-          <w:lang w:eastAsia="zh-TW"/>
-        </w:rPr>
-        <w:t>模型</w:t>
+      <w:r>
+        <w:rPr>
+          <w:rFonts w:ascii="Times New Roman" w:eastAsia="標楷體" w:hAnsi="Times New Roman" w:cs="Times New Roman" w:hint="eastAsia"/>
+          <w:sz w:val="24"/>
+          <w:szCs w:val="24"/>
+          <w:lang w:eastAsia="zh-TW"/>
+        </w:rPr>
+        <w:t>感測器讀值模型</w:t>
       </w:r>
       <w:r>
         <w:rPr>
@@ -11271,25 +10616,14 @@
           <w:lang w:eastAsia="zh-TW"/>
         </w:rPr>
       </w:pPr>
-      <w:proofErr w:type="gramStart"/>
-      <w:r>
-        <w:rPr>
-          <w:rFonts w:ascii="Times New Roman" w:eastAsia="標楷體" w:hAnsi="Times New Roman" w:cs="Times New Roman" w:hint="eastAsia"/>
-          <w:sz w:val="24"/>
-          <w:szCs w:val="24"/>
-          <w:lang w:eastAsia="zh-TW"/>
-        </w:rPr>
-        <w:t>感</w:t>
-      </w:r>
-      <w:proofErr w:type="gramEnd"/>
-      <w:r>
-        <w:rPr>
-          <w:rFonts w:ascii="Times New Roman" w:eastAsia="標楷體" w:hAnsi="Times New Roman" w:cs="Times New Roman" w:hint="eastAsia"/>
-          <w:sz w:val="24"/>
-          <w:szCs w:val="24"/>
-          <w:lang w:eastAsia="zh-TW"/>
-        </w:rPr>
-        <w:t>測器量到的溫度</w:t>
+      <w:r>
+        <w:rPr>
+          <w:rFonts w:ascii="Times New Roman" w:eastAsia="標楷體" w:hAnsi="Times New Roman" w:cs="Times New Roman" w:hint="eastAsia"/>
+          <w:sz w:val="24"/>
+          <w:szCs w:val="24"/>
+          <w:lang w:eastAsia="zh-TW"/>
+        </w:rPr>
+        <w:t>感測器量到的溫度</w:t>
       </w:r>
       <w:r>
         <w:rPr>
@@ -12076,7 +11410,6 @@
         </w:rPr>
         <w:t xml:space="preserve">13 </w:t>
       </w:r>
-      <w:proofErr w:type="gramStart"/>
       <w:r>
         <w:rPr>
           <w:rFonts w:ascii="Times New Roman" w:eastAsia="標楷體" w:hAnsi="Times New Roman" w:cs="Times New Roman"/>
@@ -12086,7 +11419,6 @@
         </w:rPr>
         <w:t>個</w:t>
       </w:r>
-      <w:proofErr w:type="gramEnd"/>
       <w:r>
         <w:rPr>
           <w:rFonts w:ascii="Times New Roman" w:eastAsia="標楷體" w:hAnsi="Times New Roman" w:cs="Times New Roman"/>
@@ -12119,9 +11451,35 @@
           <w:szCs w:val="24"/>
           <w:lang w:eastAsia="zh-TW"/>
         </w:rPr>
-        <w:t>每</w:t>
-      </w:r>
-      <w:proofErr w:type="gramStart"/>
+        <w:t>每個</w:t>
+      </w:r>
+      <w:r>
+        <w:rPr>
+          <w:rFonts w:ascii="Times New Roman" w:eastAsia="標楷體" w:hAnsi="Times New Roman" w:cs="Times New Roman"/>
+          <w:sz w:val="24"/>
+          <w:szCs w:val="24"/>
+          <w:lang w:eastAsia="zh-TW"/>
+        </w:rPr>
+        <w:t xml:space="preserve"> rack </w:t>
+      </w:r>
+      <w:r>
+        <w:rPr>
+          <w:rFonts w:ascii="Times New Roman" w:eastAsia="標楷體" w:hAnsi="Times New Roman" w:cs="Times New Roman"/>
+          <w:sz w:val="24"/>
+          <w:szCs w:val="24"/>
+          <w:lang w:eastAsia="zh-TW"/>
+        </w:rPr>
+        <w:t>分成</w:t>
+      </w:r>
+      <w:r>
+        <w:rPr>
+          <w:rFonts w:ascii="Times New Roman" w:eastAsia="標楷體" w:hAnsi="Times New Roman" w:cs="Times New Roman"/>
+          <w:sz w:val="24"/>
+          <w:szCs w:val="24"/>
+          <w:lang w:eastAsia="zh-TW"/>
+        </w:rPr>
+        <w:t xml:space="preserve"> 4 </w:t>
+      </w:r>
       <w:r>
         <w:rPr>
           <w:rFonts w:ascii="Times New Roman" w:eastAsia="標楷體" w:hAnsi="Times New Roman" w:cs="Times New Roman"/>
@@ -12131,45 +11489,6 @@
         </w:rPr>
         <w:t>個</w:t>
       </w:r>
-      <w:proofErr w:type="gramEnd"/>
-      <w:r>
-        <w:rPr>
-          <w:rFonts w:ascii="Times New Roman" w:eastAsia="標楷體" w:hAnsi="Times New Roman" w:cs="Times New Roman"/>
-          <w:sz w:val="24"/>
-          <w:szCs w:val="24"/>
-          <w:lang w:eastAsia="zh-TW"/>
-        </w:rPr>
-        <w:t xml:space="preserve"> rack </w:t>
-      </w:r>
-      <w:r>
-        <w:rPr>
-          <w:rFonts w:ascii="Times New Roman" w:eastAsia="標楷體" w:hAnsi="Times New Roman" w:cs="Times New Roman"/>
-          <w:sz w:val="24"/>
-          <w:szCs w:val="24"/>
-          <w:lang w:eastAsia="zh-TW"/>
-        </w:rPr>
-        <w:t>分成</w:t>
-      </w:r>
-      <w:r>
-        <w:rPr>
-          <w:rFonts w:ascii="Times New Roman" w:eastAsia="標楷體" w:hAnsi="Times New Roman" w:cs="Times New Roman"/>
-          <w:sz w:val="24"/>
-          <w:szCs w:val="24"/>
-          <w:lang w:eastAsia="zh-TW"/>
-        </w:rPr>
-        <w:t xml:space="preserve"> 4 </w:t>
-      </w:r>
-      <w:proofErr w:type="gramStart"/>
-      <w:r>
-        <w:rPr>
-          <w:rFonts w:ascii="Times New Roman" w:eastAsia="標楷體" w:hAnsi="Times New Roman" w:cs="Times New Roman"/>
-          <w:sz w:val="24"/>
-          <w:szCs w:val="24"/>
-          <w:lang w:eastAsia="zh-TW"/>
-        </w:rPr>
-        <w:t>個</w:t>
-      </w:r>
-      <w:proofErr w:type="gramEnd"/>
       <w:r>
         <w:rPr>
           <w:rFonts w:ascii="Times New Roman" w:eastAsia="標楷體" w:hAnsi="Times New Roman" w:cs="Times New Roman"/>
@@ -12213,25 +11532,14 @@
         </w:rPr>
         <w:t xml:space="preserve"> 52 </w:t>
       </w:r>
-      <w:proofErr w:type="gramStart"/>
-      <w:r>
-        <w:rPr>
-          <w:rFonts w:ascii="Times New Roman" w:eastAsia="標楷體" w:hAnsi="Times New Roman" w:cs="Times New Roman"/>
-          <w:sz w:val="24"/>
-          <w:szCs w:val="24"/>
-          <w:lang w:eastAsia="zh-TW"/>
-        </w:rPr>
-        <w:t>個</w:t>
-      </w:r>
-      <w:proofErr w:type="gramEnd"/>
-      <w:r>
-        <w:rPr>
-          <w:rFonts w:ascii="Times New Roman" w:eastAsia="標楷體" w:hAnsi="Times New Roman" w:cs="Times New Roman"/>
-          <w:sz w:val="24"/>
-          <w:szCs w:val="24"/>
-          <w:lang w:eastAsia="zh-TW"/>
-        </w:rPr>
-        <w:t>監測位置</w:t>
+      <w:r>
+        <w:rPr>
+          <w:rFonts w:ascii="Times New Roman" w:eastAsia="標楷體" w:hAnsi="Times New Roman" w:cs="Times New Roman"/>
+          <w:sz w:val="24"/>
+          <w:szCs w:val="24"/>
+          <w:lang w:eastAsia="zh-TW"/>
+        </w:rPr>
+        <w:t>個監測位置</w:t>
       </w:r>
     </w:p>
     <w:p>
@@ -12292,7 +11600,6 @@
         </w:rPr>
         <w:t xml:space="preserve">32 </w:t>
       </w:r>
-      <w:proofErr w:type="gramStart"/>
       <w:r>
         <w:rPr>
           <w:rFonts w:ascii="Times New Roman" w:eastAsia="標楷體" w:hAnsi="Times New Roman" w:cs="Times New Roman"/>
@@ -12302,7 +11609,6 @@
         </w:rPr>
         <w:t>個</w:t>
       </w:r>
-      <w:proofErr w:type="gramEnd"/>
       <w:r>
         <w:rPr>
           <w:rFonts w:ascii="Times New Roman" w:eastAsia="標楷體" w:hAnsi="Times New Roman" w:cs="Times New Roman"/>
@@ -12664,7 +11970,6 @@
         </w:rPr>
         <w:t xml:space="preserve">2 </w:t>
       </w:r>
-      <w:proofErr w:type="gramStart"/>
       <w:r>
         <w:rPr>
           <w:rFonts w:ascii="Times New Roman" w:eastAsia="標楷體" w:hAnsi="Times New Roman" w:cs="Times New Roman"/>
@@ -12674,7 +11979,6 @@
         </w:rPr>
         <w:t>個</w:t>
       </w:r>
-      <w:proofErr w:type="gramEnd"/>
       <w:r>
         <w:rPr>
           <w:rFonts w:ascii="Times New Roman" w:eastAsia="標楷體" w:hAnsi="Times New Roman" w:cs="Times New Roman"/>
@@ -12802,27 +12106,7 @@
           <w:szCs w:val="24"/>
           <w:lang w:eastAsia="zh-TW"/>
         </w:rPr>
-        <w:t>每</w:t>
-      </w:r>
-      <w:proofErr w:type="gramStart"/>
-      <w:r>
-        <w:rPr>
-          <w:rFonts w:ascii="Times New Roman" w:eastAsia="標楷體" w:hAnsi="Times New Roman" w:cs="Times New Roman"/>
-          <w:sz w:val="24"/>
-          <w:szCs w:val="24"/>
-          <w:lang w:eastAsia="zh-TW"/>
-        </w:rPr>
-        <w:t>個</w:t>
-      </w:r>
-      <w:proofErr w:type="gramEnd"/>
-      <w:r>
-        <w:rPr>
-          <w:rFonts w:ascii="Times New Roman" w:eastAsia="標楷體" w:hAnsi="Times New Roman" w:cs="Times New Roman"/>
-          <w:sz w:val="24"/>
-          <w:szCs w:val="24"/>
-          <w:lang w:eastAsia="zh-TW"/>
-        </w:rPr>
-        <w:t>實驗重複</w:t>
+        <w:t>每個實驗重複</w:t>
       </w:r>
       <w:r>
         <w:rPr>
@@ -13126,19 +12410,8 @@
           <w:szCs w:val="24"/>
           <w:lang w:eastAsia="zh-TW"/>
         </w:rPr>
-        <w:t>需要的感</w:t>
-      </w:r>
-      <w:proofErr w:type="gramStart"/>
-      <w:r>
-        <w:rPr>
-          <w:rFonts w:ascii="Times New Roman" w:eastAsia="標楷體" w:hAnsi="Times New Roman" w:cs="Times New Roman"/>
-          <w:sz w:val="24"/>
-          <w:szCs w:val="24"/>
-          <w:lang w:eastAsia="zh-TW"/>
-        </w:rPr>
-        <w:t>測器較少</w:t>
-      </w:r>
-      <w:proofErr w:type="gramEnd"/>
+        <w:t>需要的感測器較少</w:t>
+      </w:r>
       <w:r>
         <w:rPr>
           <w:rFonts w:ascii="Times New Roman" w:eastAsia="標楷體" w:hAnsi="Times New Roman" w:cs="Times New Roman" w:hint="eastAsia"/>
@@ -13191,25 +12464,14 @@
         </w:rPr>
         <w:t xml:space="preserve"> 10 </w:t>
       </w:r>
-      <w:proofErr w:type="gramStart"/>
-      <w:r>
-        <w:rPr>
-          <w:rFonts w:ascii="Times New Roman" w:eastAsia="標楷體" w:hAnsi="Times New Roman" w:cs="Times New Roman"/>
-          <w:sz w:val="24"/>
-          <w:szCs w:val="24"/>
-          <w:lang w:eastAsia="zh-TW"/>
-        </w:rPr>
-        <w:t>顆感測</w:t>
-      </w:r>
-      <w:proofErr w:type="gramEnd"/>
-      <w:r>
-        <w:rPr>
-          <w:rFonts w:ascii="Times New Roman" w:eastAsia="標楷體" w:hAnsi="Times New Roman" w:cs="Times New Roman"/>
-          <w:sz w:val="24"/>
-          <w:szCs w:val="24"/>
-          <w:lang w:eastAsia="zh-TW"/>
-        </w:rPr>
-        <w:t>器只能達到約</w:t>
+      <w:r>
+        <w:rPr>
+          <w:rFonts w:ascii="Times New Roman" w:eastAsia="標楷體" w:hAnsi="Times New Roman" w:cs="Times New Roman"/>
+          <w:sz w:val="24"/>
+          <w:szCs w:val="24"/>
+          <w:lang w:eastAsia="zh-TW"/>
+        </w:rPr>
+        <w:t>顆感測器只能達到約</w:t>
       </w:r>
       <w:r>
         <w:rPr>
@@ -13463,19 +12725,8 @@
           <w:szCs w:val="24"/>
           <w:lang w:eastAsia="zh-TW"/>
         </w:rPr>
-        <w:t>若建模不</w:t>
-      </w:r>
-      <w:proofErr w:type="gramStart"/>
-      <w:r>
-        <w:rPr>
-          <w:rFonts w:ascii="Times New Roman" w:eastAsia="標楷體" w:hAnsi="Times New Roman" w:cs="Times New Roman"/>
-          <w:sz w:val="24"/>
-          <w:szCs w:val="24"/>
-          <w:lang w:eastAsia="zh-TW"/>
-        </w:rPr>
-        <w:t>準</w:t>
-      </w:r>
-      <w:proofErr w:type="gramEnd"/>
+        <w:t>若建模不準</w:t>
+      </w:r>
       <w:r>
         <w:rPr>
           <w:rFonts w:ascii="Times New Roman" w:eastAsia="標楷體" w:hAnsi="Times New Roman" w:cs="Times New Roman" w:hint="eastAsia"/>
@@ -13774,25 +13025,14 @@
           <w:lang w:eastAsia="zh-TW"/>
         </w:rPr>
       </w:pPr>
-      <w:proofErr w:type="gramStart"/>
-      <w:r>
-        <w:rPr>
-          <w:rFonts w:ascii="Times New Roman" w:eastAsia="標楷體" w:hAnsi="Times New Roman" w:cs="Times New Roman"/>
-          <w:sz w:val="24"/>
-          <w:szCs w:val="24"/>
-          <w:lang w:eastAsia="zh-TW"/>
-        </w:rPr>
-        <w:t>感</w:t>
-      </w:r>
-      <w:proofErr w:type="gramEnd"/>
-      <w:r>
-        <w:rPr>
-          <w:rFonts w:ascii="Times New Roman" w:eastAsia="標楷體" w:hAnsi="Times New Roman" w:cs="Times New Roman"/>
-          <w:sz w:val="24"/>
-          <w:szCs w:val="24"/>
-          <w:lang w:eastAsia="zh-TW"/>
-        </w:rPr>
-        <w:t>測器模型過於理想化</w:t>
+      <w:r>
+        <w:rPr>
+          <w:rFonts w:ascii="Times New Roman" w:eastAsia="標楷體" w:hAnsi="Times New Roman" w:cs="Times New Roman"/>
+          <w:sz w:val="24"/>
+          <w:szCs w:val="24"/>
+          <w:lang w:eastAsia="zh-TW"/>
+        </w:rPr>
+        <w:t>感測器模型過於理想化</w:t>
       </w:r>
       <w:r>
         <w:rPr>
@@ -14082,19 +13322,8 @@
           <w:szCs w:val="24"/>
           <w:lang w:eastAsia="zh-TW"/>
         </w:rPr>
-        <w:t>即時調整感</w:t>
-      </w:r>
-      <w:proofErr w:type="gramStart"/>
-      <w:r>
-        <w:rPr>
-          <w:rFonts w:ascii="Times New Roman" w:eastAsia="標楷體" w:hAnsi="Times New Roman" w:cs="Times New Roman"/>
-          <w:sz w:val="24"/>
-          <w:szCs w:val="24"/>
-          <w:lang w:eastAsia="zh-TW"/>
-        </w:rPr>
-        <w:t>測器權重</w:t>
-      </w:r>
-      <w:proofErr w:type="gramEnd"/>
+        <w:t>即時調整感測器權重</w:t>
+      </w:r>
       <w:r>
         <w:rPr>
           <w:rFonts w:ascii="Times New Roman" w:eastAsia="標楷體" w:hAnsi="Times New Roman" w:cs="Times New Roman" w:hint="eastAsia"/>
@@ -14780,27 +14009,7 @@
           <w:szCs w:val="24"/>
           <w:lang w:eastAsia="zh-TW"/>
         </w:rPr>
-        <w:t xml:space="preserve">ZHANG, </w:t>
-      </w:r>
-      <w:proofErr w:type="spellStart"/>
-      <w:r>
-        <w:rPr>
-          <w:rFonts w:ascii="Times New Roman" w:eastAsia="標楷體" w:hAnsi="Times New Roman" w:cs="Times New Roman"/>
-          <w:sz w:val="24"/>
-          <w:szCs w:val="24"/>
-          <w:lang w:eastAsia="zh-TW"/>
-        </w:rPr>
-        <w:t>Kaicheng</w:t>
-      </w:r>
-      <w:proofErr w:type="spellEnd"/>
-      <w:r>
-        <w:rPr>
-          <w:rFonts w:ascii="Times New Roman" w:eastAsia="標楷體" w:hAnsi="Times New Roman" w:cs="Times New Roman"/>
-          <w:sz w:val="24"/>
-          <w:szCs w:val="24"/>
-          <w:lang w:eastAsia="zh-TW"/>
-        </w:rPr>
-        <w:t>, et al. Machine learning-based temperature prediction for runtime thermal management across system components. </w:t>
+        <w:t>ZHANG, Kaicheng, et al. Machine learning-based temperature prediction for runtime thermal management across system components. </w:t>
       </w:r>
       <w:r>
         <w:rPr>
@@ -14975,27 +14184,7 @@
           <w:szCs w:val="24"/>
           <w:lang w:eastAsia="zh-TW"/>
         </w:rPr>
-        <w:t>，例如降頻、</w:t>
-      </w:r>
-      <w:proofErr w:type="gramStart"/>
-      <w:r>
-        <w:rPr>
-          <w:rFonts w:ascii="Times New Roman" w:eastAsia="標楷體" w:hAnsi="Times New Roman" w:cs="Times New Roman"/>
-          <w:sz w:val="24"/>
-          <w:szCs w:val="24"/>
-          <w:lang w:eastAsia="zh-TW"/>
-        </w:rPr>
-        <w:t>限制功耗</w:t>
-      </w:r>
-      <w:proofErr w:type="gramEnd"/>
-      <w:r>
-        <w:rPr>
-          <w:rFonts w:ascii="Times New Roman" w:eastAsia="標楷體" w:hAnsi="Times New Roman" w:cs="Times New Roman"/>
-          <w:sz w:val="24"/>
-          <w:szCs w:val="24"/>
-          <w:lang w:eastAsia="zh-TW"/>
-        </w:rPr>
-        <w:t>，導致效能下降。即使是看起來一樣的節點，只要放的位置不同、散熱條件不同，溫度反應也</w:t>
+        <w:t>，例如降頻、限制功耗，導致效能下降。即使是看起來一樣的節點，只要放的位置不同、散熱條件不同，溫度反應也</w:t>
       </w:r>
       <w:r>
         <w:rPr>
@@ -15069,27 +14258,7 @@
           <w:szCs w:val="24"/>
           <w:lang w:eastAsia="zh-TW"/>
         </w:rPr>
-        <w:t>完整</w:t>
-      </w:r>
-      <w:proofErr w:type="gramStart"/>
-      <w:r>
-        <w:rPr>
-          <w:rFonts w:ascii="Times New Roman" w:eastAsia="標楷體" w:hAnsi="Times New Roman" w:cs="Times New Roman"/>
-          <w:sz w:val="24"/>
-          <w:szCs w:val="24"/>
-          <w:lang w:eastAsia="zh-TW"/>
-        </w:rPr>
-        <w:t>硬體熱傳模型</w:t>
-      </w:r>
-      <w:proofErr w:type="gramEnd"/>
-      <w:r>
-        <w:rPr>
-          <w:rFonts w:ascii="Times New Roman" w:eastAsia="標楷體" w:hAnsi="Times New Roman" w:cs="Times New Roman"/>
-          <w:sz w:val="24"/>
-          <w:szCs w:val="24"/>
-          <w:lang w:eastAsia="zh-TW"/>
-        </w:rPr>
-        <w:t>，只要收集系統可取得的特徵，就可以用機器學習預測溫度。</w:t>
+        <w:t>完整硬體熱傳模型，只要收集系統可取得的特徵，就可以用機器學習預測溫度。</w:t>
       </w:r>
     </w:p>
     <w:p>
@@ -15446,19 +14615,8 @@
           <w:szCs w:val="24"/>
           <w:lang w:eastAsia="zh-TW"/>
         </w:rPr>
-        <w:t>系統運行會</w:t>
-      </w:r>
-      <w:proofErr w:type="gramStart"/>
-      <w:r>
-        <w:rPr>
-          <w:rFonts w:ascii="Times New Roman" w:eastAsia="標楷體" w:hAnsi="Times New Roman" w:cs="Times New Roman"/>
-          <w:sz w:val="24"/>
-          <w:szCs w:val="24"/>
-          <w:lang w:eastAsia="zh-TW"/>
-        </w:rPr>
-        <w:t>達到穩態溫度</w:t>
-      </w:r>
-      <w:proofErr w:type="gramEnd"/>
+        <w:t>系統運行會達到穩態溫度</w:t>
+      </w:r>
       <w:r>
         <w:rPr>
           <w:rFonts w:ascii="Times New Roman" w:eastAsia="標楷體" w:hAnsi="Times New Roman" w:cs="Times New Roman" w:hint="eastAsia"/>
@@ -15960,27 +15118,7 @@
           <w:szCs w:val="24"/>
           <w:lang w:eastAsia="zh-TW"/>
         </w:rPr>
-        <w:t>建立每</w:t>
-      </w:r>
-      <w:proofErr w:type="gramStart"/>
-      <w:r>
-        <w:rPr>
-          <w:rFonts w:ascii="Times New Roman" w:eastAsia="標楷體" w:hAnsi="Times New Roman" w:cs="Times New Roman"/>
-          <w:sz w:val="24"/>
-          <w:szCs w:val="24"/>
-          <w:lang w:eastAsia="zh-TW"/>
-        </w:rPr>
-        <w:t>個</w:t>
-      </w:r>
-      <w:proofErr w:type="gramEnd"/>
-      <w:r>
-        <w:rPr>
-          <w:rFonts w:ascii="Times New Roman" w:eastAsia="標楷體" w:hAnsi="Times New Roman" w:cs="Times New Roman"/>
-          <w:sz w:val="24"/>
-          <w:szCs w:val="24"/>
-          <w:lang w:eastAsia="zh-TW"/>
-        </w:rPr>
-        <w:t>節點自己的溫度預測模型</w:t>
+        <w:t>建立每個節點自己的溫度預測模型</w:t>
       </w:r>
     </w:p>
     <w:p>
@@ -16030,27 +15168,7 @@
           <w:szCs w:val="24"/>
           <w:lang w:eastAsia="zh-TW"/>
         </w:rPr>
-        <w:t>選擇讓</w:t>
-      </w:r>
-      <w:proofErr w:type="gramStart"/>
-      <w:r>
-        <w:rPr>
-          <w:rFonts w:ascii="Times New Roman" w:eastAsia="標楷體" w:hAnsi="Times New Roman" w:cs="Times New Roman"/>
-          <w:sz w:val="24"/>
-          <w:szCs w:val="24"/>
-          <w:lang w:eastAsia="zh-TW"/>
-        </w:rPr>
-        <w:t>最</w:t>
-      </w:r>
-      <w:proofErr w:type="gramEnd"/>
-      <w:r>
-        <w:rPr>
-          <w:rFonts w:ascii="Times New Roman" w:eastAsia="標楷體" w:hAnsi="Times New Roman" w:cs="Times New Roman"/>
-          <w:sz w:val="24"/>
-          <w:szCs w:val="24"/>
-          <w:lang w:eastAsia="zh-TW"/>
-        </w:rPr>
-        <w:t>高溫節點平均溫度較低的任務配置</w:t>
+        <w:t>選擇讓最高溫節點平均溫度較低的任務配置</w:t>
       </w:r>
     </w:p>
     <w:p>
@@ -16471,47 +15589,7 @@
           <w:szCs w:val="24"/>
           <w:lang w:eastAsia="zh-TW"/>
         </w:rPr>
-        <w:t>等資料，並用這些資料訓練模型。每</w:t>
-      </w:r>
-      <w:proofErr w:type="gramStart"/>
-      <w:r>
-        <w:rPr>
-          <w:rFonts w:ascii="Times New Roman" w:eastAsia="標楷體" w:hAnsi="Times New Roman" w:cs="Times New Roman"/>
-          <w:sz w:val="24"/>
-          <w:szCs w:val="24"/>
-          <w:lang w:eastAsia="zh-TW"/>
-        </w:rPr>
-        <w:t>個</w:t>
-      </w:r>
-      <w:proofErr w:type="gramEnd"/>
-      <w:r>
-        <w:rPr>
-          <w:rFonts w:ascii="Times New Roman" w:eastAsia="標楷體" w:hAnsi="Times New Roman" w:cs="Times New Roman"/>
-          <w:sz w:val="24"/>
-          <w:szCs w:val="24"/>
-          <w:lang w:eastAsia="zh-TW"/>
-        </w:rPr>
-        <w:t>應用程式執行五分鐘，確保系統</w:t>
-      </w:r>
-      <w:proofErr w:type="gramStart"/>
-      <w:r>
-        <w:rPr>
-          <w:rFonts w:ascii="Times New Roman" w:eastAsia="標楷體" w:hAnsi="Times New Roman" w:cs="Times New Roman"/>
-          <w:sz w:val="24"/>
-          <w:szCs w:val="24"/>
-          <w:lang w:eastAsia="zh-TW"/>
-        </w:rPr>
-        <w:t>接近穩態溫度</w:t>
-      </w:r>
-      <w:proofErr w:type="gramEnd"/>
-      <w:r>
-        <w:rPr>
-          <w:rFonts w:ascii="Times New Roman" w:eastAsia="標楷體" w:hAnsi="Times New Roman" w:cs="Times New Roman"/>
-          <w:sz w:val="24"/>
-          <w:szCs w:val="24"/>
-          <w:lang w:eastAsia="zh-TW"/>
-        </w:rPr>
-        <w:t>。</w:t>
+        <w:t>等資料，並用這些資料訓練模型。每個應用程式執行五分鐘，確保系統接近穩態溫度。</w:t>
       </w:r>
     </w:p>
     <w:tbl>
@@ -16881,19 +15959,8 @@
                 <w:szCs w:val="24"/>
                 <w:lang w:eastAsia="zh-TW"/>
               </w:rPr>
-              <w:t>硬體執行</w:t>
+              <w:t>硬體執行緒</w:t>
             </w:r>
-            <w:proofErr w:type="gramStart"/>
-            <w:r>
-              <w:rPr>
-                <w:rFonts w:ascii="Times New Roman" w:eastAsia="標楷體" w:hAnsi="Times New Roman" w:cs="Times New Roman" w:hint="eastAsia"/>
-                <w:sz w:val="24"/>
-                <w:szCs w:val="24"/>
-                <w:lang w:eastAsia="zh-TW"/>
-              </w:rPr>
-              <w:t>緒</w:t>
-            </w:r>
-            <w:proofErr w:type="gramEnd"/>
           </w:p>
         </w:tc>
         <w:tc>
@@ -17602,27 +16669,7 @@
           <w:szCs w:val="24"/>
           <w:lang w:eastAsia="zh-TW"/>
         </w:rPr>
-        <w:t>模型在未進行特徵選擇時，使用</w:t>
-      </w:r>
-      <w:proofErr w:type="gramStart"/>
-      <w:r>
-        <w:rPr>
-          <w:rFonts w:ascii="Times New Roman" w:eastAsia="標楷體" w:hAnsi="Times New Roman" w:cs="Times New Roman"/>
-          <w:sz w:val="24"/>
-          <w:szCs w:val="24"/>
-          <w:lang w:eastAsia="zh-TW"/>
-        </w:rPr>
-        <w:t>完整特</w:t>
-      </w:r>
-      <w:proofErr w:type="gramEnd"/>
-      <w:r>
-        <w:rPr>
-          <w:rFonts w:ascii="Times New Roman" w:eastAsia="標楷體" w:hAnsi="Times New Roman" w:cs="Times New Roman"/>
-          <w:sz w:val="24"/>
-          <w:szCs w:val="24"/>
-          <w:lang w:eastAsia="zh-TW"/>
-        </w:rPr>
-        <w:t>徵集對</w:t>
+        <w:t>模型在未進行特徵選擇時，使用完整特徵集對</w:t>
       </w:r>
       <w:r>
         <w:rPr>
@@ -18637,47 +17684,7 @@
           <w:szCs w:val="24"/>
           <w:lang w:eastAsia="zh-TW"/>
         </w:rPr>
-        <w:t>，降低</w:t>
-      </w:r>
-      <w:proofErr w:type="gramStart"/>
-      <w:r>
-        <w:rPr>
-          <w:rFonts w:ascii="Times New Roman" w:eastAsia="標楷體" w:hAnsi="Times New Roman" w:cs="Times New Roman"/>
-          <w:sz w:val="24"/>
-          <w:szCs w:val="24"/>
-          <w:lang w:eastAsia="zh-TW"/>
-        </w:rPr>
-        <w:t>最</w:t>
-      </w:r>
-      <w:proofErr w:type="gramEnd"/>
-      <w:r>
-        <w:rPr>
-          <w:rFonts w:ascii="Times New Roman" w:eastAsia="標楷體" w:hAnsi="Times New Roman" w:cs="Times New Roman"/>
-          <w:sz w:val="24"/>
-          <w:szCs w:val="24"/>
-          <w:lang w:eastAsia="zh-TW"/>
-        </w:rPr>
-        <w:t>高溫與</w:t>
-      </w:r>
-      <w:proofErr w:type="gramStart"/>
-      <w:r>
-        <w:rPr>
-          <w:rFonts w:ascii="Times New Roman" w:eastAsia="標楷體" w:hAnsi="Times New Roman" w:cs="Times New Roman"/>
-          <w:sz w:val="24"/>
-          <w:szCs w:val="24"/>
-          <w:lang w:eastAsia="zh-TW"/>
-        </w:rPr>
-        <w:t>冷卻功耗</w:t>
-      </w:r>
-      <w:proofErr w:type="gramEnd"/>
-      <w:r>
-        <w:rPr>
-          <w:rFonts w:ascii="Times New Roman" w:eastAsia="標楷體" w:hAnsi="Times New Roman" w:cs="Times New Roman"/>
-          <w:sz w:val="24"/>
-          <w:szCs w:val="24"/>
-          <w:lang w:eastAsia="zh-TW"/>
-        </w:rPr>
-        <w:t>。</w:t>
+        <w:t>，降低最高溫與冷卻功耗。</w:t>
       </w:r>
     </w:p>
     <w:p>
@@ -19218,27 +18225,7 @@
           <w:szCs w:val="24"/>
           <w:lang w:eastAsia="zh-TW"/>
         </w:rPr>
-        <w:t>建立更精</w:t>
-      </w:r>
-      <w:proofErr w:type="gramStart"/>
-      <w:r>
-        <w:rPr>
-          <w:rFonts w:eastAsia="標楷體"/>
-          <w:sz w:val="24"/>
-          <w:szCs w:val="24"/>
-          <w:lang w:eastAsia="zh-TW"/>
-        </w:rPr>
-        <w:t>準</w:t>
-      </w:r>
-      <w:proofErr w:type="gramEnd"/>
-      <w:r>
-        <w:rPr>
-          <w:rFonts w:eastAsia="標楷體"/>
-          <w:sz w:val="24"/>
-          <w:szCs w:val="24"/>
-          <w:lang w:eastAsia="zh-TW"/>
-        </w:rPr>
-        <w:t>的</w:t>
+        <w:t>建立更精準的</w:t>
       </w:r>
       <w:r>
         <w:rPr>
@@ -19425,19 +18412,8 @@
           <w:szCs w:val="24"/>
           <w:lang w:eastAsia="zh-TW"/>
         </w:rPr>
-        <w:t xml:space="preserve">Paper </w:t>
-      </w:r>
-      <w:proofErr w:type="gramStart"/>
-      <w:r>
-        <w:rPr>
-          <w:rFonts w:ascii="Times New Roman" w:eastAsia="標楷體" w:hAnsi="Times New Roman" w:cs="Times New Roman" w:hint="eastAsia"/>
-          <w:sz w:val="24"/>
-          <w:szCs w:val="24"/>
-          <w:lang w:eastAsia="zh-TW"/>
-        </w:rPr>
-        <w:t>5 :</w:t>
-      </w:r>
-      <w:proofErr w:type="gramEnd"/>
+        <w:t>Paper 5 :</w:t>
+      </w:r>
     </w:p>
     <w:p>
       <w:pPr>
@@ -19543,27 +18519,7 @@
           <w:szCs w:val="24"/>
           <w:lang w:eastAsia="zh-TW"/>
         </w:rPr>
-        <w:t>資料中心會消耗大量能源，其中冷卻系統大約</w:t>
-      </w:r>
-      <w:proofErr w:type="gramStart"/>
-      <w:r>
-        <w:rPr>
-          <w:rFonts w:ascii="Times New Roman" w:eastAsia="標楷體" w:hAnsi="Times New Roman" w:cs="Times New Roman"/>
-          <w:sz w:val="24"/>
-          <w:szCs w:val="24"/>
-          <w:lang w:eastAsia="zh-TW"/>
-        </w:rPr>
-        <w:t>佔</w:t>
-      </w:r>
-      <w:proofErr w:type="gramEnd"/>
-      <w:r>
-        <w:rPr>
-          <w:rFonts w:ascii="Times New Roman" w:eastAsia="標楷體" w:hAnsi="Times New Roman" w:cs="Times New Roman"/>
-          <w:sz w:val="24"/>
-          <w:szCs w:val="24"/>
-          <w:lang w:eastAsia="zh-TW"/>
-        </w:rPr>
-        <w:t>總能耗的</w:t>
+        <w:t>資料中心會消耗大量能源，其中冷卻系統大約佔總能耗的</w:t>
       </w:r>
       <w:r>
         <w:rPr>
@@ -19642,27 +18598,7 @@
           <w:szCs w:val="24"/>
           <w:lang w:eastAsia="zh-TW"/>
         </w:rPr>
-        <w:t>冷卻系統</w:t>
-      </w:r>
-      <w:proofErr w:type="gramStart"/>
-      <w:r>
-        <w:rPr>
-          <w:rFonts w:ascii="Times New Roman" w:eastAsia="標楷體" w:hAnsi="Times New Roman" w:cs="Times New Roman"/>
-          <w:sz w:val="24"/>
-          <w:szCs w:val="24"/>
-          <w:lang w:eastAsia="zh-TW"/>
-        </w:rPr>
-        <w:t>佔</w:t>
-      </w:r>
-      <w:proofErr w:type="gramEnd"/>
-      <w:r>
-        <w:rPr>
-          <w:rFonts w:ascii="Times New Roman" w:eastAsia="標楷體" w:hAnsi="Times New Roman" w:cs="Times New Roman"/>
-          <w:sz w:val="24"/>
-          <w:szCs w:val="24"/>
-          <w:lang w:eastAsia="zh-TW"/>
-        </w:rPr>
-        <w:t>資料中心很大比例能耗</w:t>
+        <w:t>冷卻系統佔資料中心很大比例能耗</w:t>
       </w:r>
     </w:p>
     <w:p>
@@ -20662,7 +19598,7 @@
         <w:spacing w:line="360" w:lineRule="auto"/>
         <w:ind w:left="2520"/>
         <w:rPr>
-          <w:rFonts w:ascii="Times New Roman" w:eastAsia="標楷體" w:hAnsi="Times New Roman" w:cs="Times New Roman" w:hint="eastAsia"/>
+          <w:rFonts w:ascii="Times New Roman" w:eastAsia="標楷體" w:hAnsi="Times New Roman" w:cs="Times New Roman"/>
           <w:sz w:val="24"/>
           <w:szCs w:val="24"/>
           <w:lang w:eastAsia="zh-TW"/>
@@ -20693,7 +19629,7 @@
               <w:ind w:left="0"/>
               <w:jc w:val="center"/>
               <w:rPr>
-                <w:rFonts w:ascii="Times New Roman" w:eastAsia="標楷體" w:hAnsi="Times New Roman" w:cs="Times New Roman" w:hint="eastAsia"/>
+                <w:rFonts w:ascii="Times New Roman" w:eastAsia="標楷體" w:hAnsi="Times New Roman" w:cs="Times New Roman"/>
                 <w:sz w:val="24"/>
                 <w:szCs w:val="24"/>
                 <w:lang w:eastAsia="zh-TW"/>
@@ -20722,7 +19658,7 @@
               <w:ind w:left="0"/>
               <w:jc w:val="center"/>
               <w:rPr>
-                <w:rFonts w:ascii="Times New Roman" w:eastAsia="標楷體" w:hAnsi="Times New Roman" w:cs="Times New Roman" w:hint="eastAsia"/>
+                <w:rFonts w:ascii="Times New Roman" w:eastAsia="標楷體" w:hAnsi="Times New Roman" w:cs="Times New Roman"/>
                 <w:sz w:val="24"/>
                 <w:szCs w:val="24"/>
                 <w:lang w:eastAsia="zh-TW"/>
@@ -20753,7 +19689,7 @@
               <w:ind w:left="0"/>
               <w:jc w:val="center"/>
               <w:rPr>
-                <w:rFonts w:ascii="Times New Roman" w:eastAsia="標楷體" w:hAnsi="Times New Roman" w:cs="Times New Roman" w:hint="eastAsia"/>
+                <w:rFonts w:ascii="Times New Roman" w:eastAsia="標楷體" w:hAnsi="Times New Roman" w:cs="Times New Roman"/>
                 <w:sz w:val="24"/>
                 <w:szCs w:val="24"/>
                 <w:lang w:eastAsia="zh-TW"/>
@@ -20800,7 +19736,7 @@
               <w:ind w:left="0"/>
               <w:jc w:val="center"/>
               <w:rPr>
-                <w:rFonts w:ascii="Times New Roman" w:eastAsia="標楷體" w:hAnsi="Times New Roman" w:cs="Times New Roman" w:hint="eastAsia"/>
+                <w:rFonts w:ascii="Times New Roman" w:eastAsia="標楷體" w:hAnsi="Times New Roman" w:cs="Times New Roman"/>
                 <w:sz w:val="24"/>
                 <w:szCs w:val="24"/>
                 <w:lang w:eastAsia="zh-TW"/>
@@ -20831,7 +19767,7 @@
               <w:ind w:left="0"/>
               <w:jc w:val="center"/>
               <w:rPr>
-                <w:rFonts w:ascii="Times New Roman" w:eastAsia="標楷體" w:hAnsi="Times New Roman" w:cs="Times New Roman" w:hint="eastAsia"/>
+                <w:rFonts w:ascii="Times New Roman" w:eastAsia="標楷體" w:hAnsi="Times New Roman" w:cs="Times New Roman"/>
                 <w:sz w:val="24"/>
                 <w:szCs w:val="24"/>
                 <w:lang w:eastAsia="zh-TW"/>
@@ -20869,7 +19805,7 @@
               <w:ind w:left="0"/>
               <w:jc w:val="center"/>
               <w:rPr>
-                <w:rFonts w:ascii="Times New Roman" w:eastAsia="標楷體" w:hAnsi="Times New Roman" w:cs="Times New Roman" w:hint="eastAsia"/>
+                <w:rFonts w:ascii="Times New Roman" w:eastAsia="標楷體" w:hAnsi="Times New Roman" w:cs="Times New Roman"/>
                 <w:sz w:val="24"/>
                 <w:szCs w:val="24"/>
                 <w:lang w:eastAsia="zh-TW"/>
@@ -20900,7 +19836,7 @@
               <w:ind w:left="0"/>
               <w:jc w:val="center"/>
               <w:rPr>
-                <w:rFonts w:ascii="Times New Roman" w:eastAsia="標楷體" w:hAnsi="Times New Roman" w:cs="Times New Roman" w:hint="eastAsia"/>
+                <w:rFonts w:ascii="Times New Roman" w:eastAsia="標楷體" w:hAnsi="Times New Roman" w:cs="Times New Roman"/>
                 <w:sz w:val="24"/>
                 <w:szCs w:val="24"/>
                 <w:lang w:eastAsia="zh-TW"/>
@@ -20938,7 +19874,7 @@
               <w:ind w:left="0"/>
               <w:jc w:val="center"/>
               <w:rPr>
-                <w:rFonts w:ascii="Times New Roman" w:eastAsia="標楷體" w:hAnsi="Times New Roman" w:cs="Times New Roman" w:hint="eastAsia"/>
+                <w:rFonts w:ascii="Times New Roman" w:eastAsia="標楷體" w:hAnsi="Times New Roman" w:cs="Times New Roman"/>
                 <w:sz w:val="24"/>
                 <w:szCs w:val="24"/>
                 <w:lang w:eastAsia="zh-TW"/>
@@ -20969,7 +19905,7 @@
               <w:ind w:left="0"/>
               <w:jc w:val="center"/>
               <w:rPr>
-                <w:rFonts w:ascii="Times New Roman" w:eastAsia="標楷體" w:hAnsi="Times New Roman" w:cs="Times New Roman" w:hint="eastAsia"/>
+                <w:rFonts w:ascii="Times New Roman" w:eastAsia="標楷體" w:hAnsi="Times New Roman" w:cs="Times New Roman"/>
                 <w:sz w:val="24"/>
                 <w:szCs w:val="24"/>
                 <w:lang w:eastAsia="zh-TW"/>
@@ -20998,7 +19934,7 @@
               <w:ind w:left="0"/>
               <w:jc w:val="center"/>
               <w:rPr>
-                <w:rFonts w:ascii="Times New Roman" w:eastAsia="標楷體" w:hAnsi="Times New Roman" w:cs="Times New Roman" w:hint="eastAsia"/>
+                <w:rFonts w:ascii="Times New Roman" w:eastAsia="標楷體" w:hAnsi="Times New Roman" w:cs="Times New Roman"/>
                 <w:sz w:val="24"/>
                 <w:szCs w:val="24"/>
                 <w:lang w:eastAsia="zh-TW"/>
@@ -21097,6 +20033,7 @@
       <w:r>
         <w:rPr>
           <w:rFonts w:ascii="Times New Roman" w:eastAsia="標楷體" w:hAnsi="Times New Roman" w:cs="Times New Roman"/>
+          <w:noProof/>
           <w:sz w:val="24"/>
           <w:szCs w:val="24"/>
           <w:lang w:eastAsia="zh-TW"/>
@@ -21153,6 +20090,7 @@
       <w:r>
         <w:rPr>
           <w:rFonts w:ascii="Times New Roman" w:eastAsia="標楷體" w:hAnsi="Times New Roman" w:cs="Times New Roman"/>
+          <w:noProof/>
           <w:sz w:val="24"/>
           <w:szCs w:val="24"/>
           <w:lang w:eastAsia="zh-TW"/>
@@ -21200,7 +20138,7 @@
         <w:spacing w:line="360" w:lineRule="auto"/>
         <w:ind w:left="2520"/>
         <w:rPr>
-          <w:rFonts w:ascii="Times New Roman" w:eastAsia="標楷體" w:hAnsi="Times New Roman" w:cs="Times New Roman" w:hint="eastAsia"/>
+          <w:rFonts w:ascii="Times New Roman" w:eastAsia="標楷體" w:hAnsi="Times New Roman" w:cs="Times New Roman"/>
           <w:sz w:val="24"/>
           <w:szCs w:val="24"/>
           <w:lang w:eastAsia="zh-TW"/>
@@ -21231,7 +20169,7 @@
               <w:ind w:left="0"/>
               <w:jc w:val="center"/>
               <w:rPr>
-                <w:rFonts w:ascii="Times New Roman" w:eastAsia="標楷體" w:hAnsi="Times New Roman" w:cs="Times New Roman" w:hint="eastAsia"/>
+                <w:rFonts w:ascii="Times New Roman" w:eastAsia="標楷體" w:hAnsi="Times New Roman" w:cs="Times New Roman"/>
                 <w:sz w:val="24"/>
                 <w:szCs w:val="24"/>
                 <w:lang w:eastAsia="zh-TW"/>
@@ -21260,7 +20198,7 @@
               <w:ind w:left="0"/>
               <w:jc w:val="center"/>
               <w:rPr>
-                <w:rFonts w:ascii="Times New Roman" w:eastAsia="標楷體" w:hAnsi="Times New Roman" w:cs="Times New Roman" w:hint="eastAsia"/>
+                <w:rFonts w:ascii="Times New Roman" w:eastAsia="標楷體" w:hAnsi="Times New Roman" w:cs="Times New Roman"/>
                 <w:sz w:val="24"/>
                 <w:szCs w:val="24"/>
                 <w:lang w:eastAsia="zh-TW"/>
@@ -21291,7 +20229,7 @@
               <w:ind w:left="0"/>
               <w:jc w:val="center"/>
               <w:rPr>
-                <w:rFonts w:ascii="Times New Roman" w:eastAsia="標楷體" w:hAnsi="Times New Roman" w:cs="Times New Roman" w:hint="eastAsia"/>
+                <w:rFonts w:ascii="Times New Roman" w:eastAsia="標楷體" w:hAnsi="Times New Roman" w:cs="Times New Roman"/>
                 <w:sz w:val="24"/>
                 <w:szCs w:val="24"/>
                 <w:lang w:eastAsia="zh-TW"/>
@@ -21320,7 +20258,7 @@
               <w:ind w:left="0"/>
               <w:jc w:val="center"/>
               <w:rPr>
-                <w:rFonts w:ascii="Times New Roman" w:eastAsia="標楷體" w:hAnsi="Times New Roman" w:cs="Times New Roman" w:hint="eastAsia"/>
+                <w:rFonts w:ascii="Times New Roman" w:eastAsia="標楷體" w:hAnsi="Times New Roman" w:cs="Times New Roman"/>
                 <w:sz w:val="24"/>
                 <w:szCs w:val="24"/>
                 <w:lang w:eastAsia="zh-TW"/>
@@ -21351,7 +20289,7 @@
               <w:ind w:left="0"/>
               <w:jc w:val="center"/>
               <w:rPr>
-                <w:rFonts w:ascii="Times New Roman" w:eastAsia="標楷體" w:hAnsi="Times New Roman" w:cs="Times New Roman" w:hint="eastAsia"/>
+                <w:rFonts w:ascii="Times New Roman" w:eastAsia="標楷體" w:hAnsi="Times New Roman" w:cs="Times New Roman"/>
                 <w:sz w:val="24"/>
                 <w:szCs w:val="24"/>
                 <w:lang w:eastAsia="zh-TW"/>
@@ -21389,7 +20327,7 @@
               <w:ind w:left="0"/>
               <w:jc w:val="center"/>
               <w:rPr>
-                <w:rFonts w:ascii="Times New Roman" w:eastAsia="標楷體" w:hAnsi="Times New Roman" w:cs="Times New Roman" w:hint="eastAsia"/>
+                <w:rFonts w:ascii="Times New Roman" w:eastAsia="標楷體" w:hAnsi="Times New Roman" w:cs="Times New Roman"/>
                 <w:sz w:val="24"/>
                 <w:szCs w:val="24"/>
                 <w:lang w:eastAsia="zh-TW"/>
@@ -21420,7 +20358,7 @@
               <w:ind w:left="0"/>
               <w:jc w:val="center"/>
               <w:rPr>
-                <w:rFonts w:ascii="Times New Roman" w:eastAsia="標楷體" w:hAnsi="Times New Roman" w:cs="Times New Roman" w:hint="eastAsia"/>
+                <w:rFonts w:ascii="Times New Roman" w:eastAsia="標楷體" w:hAnsi="Times New Roman" w:cs="Times New Roman"/>
                 <w:sz w:val="24"/>
                 <w:szCs w:val="24"/>
                 <w:lang w:eastAsia="zh-TW"/>
@@ -21449,7 +20387,7 @@
               <w:ind w:left="0"/>
               <w:jc w:val="center"/>
               <w:rPr>
-                <w:rFonts w:ascii="Times New Roman" w:eastAsia="標楷體" w:hAnsi="Times New Roman" w:cs="Times New Roman" w:hint="eastAsia"/>
+                <w:rFonts w:ascii="Times New Roman" w:eastAsia="標楷體" w:hAnsi="Times New Roman" w:cs="Times New Roman"/>
                 <w:sz w:val="24"/>
                 <w:szCs w:val="24"/>
                 <w:lang w:eastAsia="zh-TW"/>
@@ -21480,7 +20418,7 @@
               <w:ind w:left="0"/>
               <w:jc w:val="center"/>
               <w:rPr>
-                <w:rFonts w:ascii="Times New Roman" w:eastAsia="標楷體" w:hAnsi="Times New Roman" w:cs="Times New Roman" w:hint="eastAsia"/>
+                <w:rFonts w:ascii="Times New Roman" w:eastAsia="標楷體" w:hAnsi="Times New Roman" w:cs="Times New Roman"/>
                 <w:sz w:val="24"/>
                 <w:szCs w:val="24"/>
                 <w:lang w:eastAsia="zh-TW"/>
@@ -21509,7 +20447,7 @@
               <w:ind w:left="0"/>
               <w:jc w:val="center"/>
               <w:rPr>
-                <w:rFonts w:ascii="Times New Roman" w:eastAsia="標楷體" w:hAnsi="Times New Roman" w:cs="Times New Roman" w:hint="eastAsia"/>
+                <w:rFonts w:ascii="Times New Roman" w:eastAsia="標楷體" w:hAnsi="Times New Roman" w:cs="Times New Roman"/>
                 <w:sz w:val="24"/>
                 <w:szCs w:val="24"/>
                 <w:lang w:eastAsia="zh-TW"/>
@@ -21540,7 +20478,7 @@
               <w:ind w:left="0"/>
               <w:jc w:val="center"/>
               <w:rPr>
-                <w:rFonts w:ascii="Times New Roman" w:eastAsia="標楷體" w:hAnsi="Times New Roman" w:cs="Times New Roman" w:hint="eastAsia"/>
+                <w:rFonts w:ascii="Times New Roman" w:eastAsia="標楷體" w:hAnsi="Times New Roman" w:cs="Times New Roman"/>
                 <w:sz w:val="24"/>
                 <w:szCs w:val="24"/>
                 <w:lang w:eastAsia="zh-TW"/>
@@ -21569,7 +20507,7 @@
               <w:ind w:left="0"/>
               <w:jc w:val="center"/>
               <w:rPr>
-                <w:rFonts w:ascii="Times New Roman" w:eastAsia="標楷體" w:hAnsi="Times New Roman" w:cs="Times New Roman" w:hint="eastAsia"/>
+                <w:rFonts w:ascii="Times New Roman" w:eastAsia="標楷體" w:hAnsi="Times New Roman" w:cs="Times New Roman"/>
                 <w:sz w:val="24"/>
                 <w:szCs w:val="24"/>
                 <w:lang w:eastAsia="zh-TW"/>
@@ -21621,7 +20559,7 @@
         <w:spacing w:line="360" w:lineRule="auto"/>
         <w:ind w:left="2520"/>
         <w:rPr>
-          <w:rFonts w:ascii="Times New Roman" w:eastAsia="標楷體" w:hAnsi="Times New Roman" w:cs="Times New Roman" w:hint="eastAsia"/>
+          <w:rFonts w:ascii="Times New Roman" w:eastAsia="標楷體" w:hAnsi="Times New Roman" w:cs="Times New Roman"/>
           <w:sz w:val="24"/>
           <w:szCs w:val="24"/>
           <w:lang w:eastAsia="zh-TW"/>
@@ -21744,15 +20682,16 @@
         <w:spacing w:line="360" w:lineRule="auto"/>
         <w:ind w:left="1800" w:firstLine="360"/>
         <w:rPr>
-          <w:rFonts w:ascii="Times New Roman" w:eastAsia="標楷體" w:hAnsi="Times New Roman" w:cs="Times New Roman" w:hint="eastAsia"/>
-          <w:sz w:val="24"/>
-          <w:szCs w:val="24"/>
-          <w:lang w:eastAsia="zh-TW"/>
-        </w:rPr>
-      </w:pPr>
-      <w:r>
-        <w:rPr>
-          <w:rFonts w:ascii="Times New Roman" w:eastAsia="標楷體" w:hAnsi="Times New Roman" w:cs="Times New Roman"/>
+          <w:rFonts w:ascii="Times New Roman" w:eastAsia="標楷體" w:hAnsi="Times New Roman" w:cs="Times New Roman"/>
+          <w:sz w:val="24"/>
+          <w:szCs w:val="24"/>
+          <w:lang w:eastAsia="zh-TW"/>
+        </w:rPr>
+      </w:pPr>
+      <w:r>
+        <w:rPr>
+          <w:rFonts w:ascii="Times New Roman" w:eastAsia="標楷體" w:hAnsi="Times New Roman" w:cs="Times New Roman"/>
+          <w:noProof/>
           <w:sz w:val="24"/>
           <w:szCs w:val="24"/>
           <w:lang w:eastAsia="zh-TW"/>
@@ -21850,7 +20789,7 @@
               <w:spacing w:line="360" w:lineRule="auto"/>
               <w:jc w:val="center"/>
               <w:rPr>
-                <w:rFonts w:ascii="Times New Roman" w:eastAsia="標楷體" w:hAnsi="Times New Roman" w:cs="Times New Roman" w:hint="eastAsia"/>
+                <w:rFonts w:ascii="Times New Roman" w:eastAsia="標楷體" w:hAnsi="Times New Roman" w:cs="Times New Roman"/>
                 <w:sz w:val="24"/>
                 <w:szCs w:val="24"/>
                 <w:lang w:eastAsia="zh-TW"/>
@@ -21877,7 +20816,7 @@
               <w:spacing w:line="360" w:lineRule="auto"/>
               <w:jc w:val="center"/>
               <w:rPr>
-                <w:rFonts w:ascii="Times New Roman" w:eastAsia="標楷體" w:hAnsi="Times New Roman" w:cs="Times New Roman" w:hint="eastAsia"/>
+                <w:rFonts w:ascii="Times New Roman" w:eastAsia="標楷體" w:hAnsi="Times New Roman" w:cs="Times New Roman"/>
                 <w:sz w:val="24"/>
                 <w:szCs w:val="24"/>
                 <w:lang w:eastAsia="zh-TW"/>
@@ -21906,7 +20845,7 @@
               <w:spacing w:line="360" w:lineRule="auto"/>
               <w:jc w:val="center"/>
               <w:rPr>
-                <w:rFonts w:ascii="Times New Roman" w:eastAsia="標楷體" w:hAnsi="Times New Roman" w:cs="Times New Roman" w:hint="eastAsia"/>
+                <w:rFonts w:ascii="Times New Roman" w:eastAsia="標楷體" w:hAnsi="Times New Roman" w:cs="Times New Roman"/>
                 <w:sz w:val="24"/>
                 <w:szCs w:val="24"/>
                 <w:lang w:eastAsia="zh-TW"/>
@@ -21946,39 +20885,8 @@
                 <w:szCs w:val="24"/>
                 <w:lang w:eastAsia="zh-TW"/>
               </w:rPr>
-              <w:t>每</w:t>
+              <w:t>每個伺服器目前功耗</w:t>
             </w:r>
-            <w:proofErr w:type="gramStart"/>
-            <w:r>
-              <w:rPr>
-                <w:rFonts w:ascii="Times New Roman" w:eastAsia="標楷體" w:hAnsi="Times New Roman" w:cs="Times New Roman"/>
-                <w:sz w:val="24"/>
-                <w:szCs w:val="24"/>
-                <w:lang w:eastAsia="zh-TW"/>
-              </w:rPr>
-              <w:t>個</w:t>
-            </w:r>
-            <w:proofErr w:type="gramEnd"/>
-            <w:r>
-              <w:rPr>
-                <w:rFonts w:ascii="Times New Roman" w:eastAsia="標楷體" w:hAnsi="Times New Roman" w:cs="Times New Roman"/>
-                <w:sz w:val="24"/>
-                <w:szCs w:val="24"/>
-                <w:lang w:eastAsia="zh-TW"/>
-              </w:rPr>
-              <w:t>伺服器</w:t>
-            </w:r>
-            <w:proofErr w:type="gramStart"/>
-            <w:r>
-              <w:rPr>
-                <w:rFonts w:ascii="Times New Roman" w:eastAsia="標楷體" w:hAnsi="Times New Roman" w:cs="Times New Roman"/>
-                <w:sz w:val="24"/>
-                <w:szCs w:val="24"/>
-                <w:lang w:eastAsia="zh-TW"/>
-              </w:rPr>
-              <w:t>目前功耗</w:t>
-            </w:r>
-            <w:proofErr w:type="gramEnd"/>
             <w:r>
               <w:rPr>
                 <w:rFonts w:ascii="Times New Roman" w:eastAsia="標楷體" w:hAnsi="Times New Roman" w:cs="Times New Roman"/>
@@ -22003,7 +20911,7 @@
               <w:spacing w:line="360" w:lineRule="auto"/>
               <w:jc w:val="center"/>
               <w:rPr>
-                <w:rFonts w:ascii="Times New Roman" w:eastAsia="標楷體" w:hAnsi="Times New Roman" w:cs="Times New Roman" w:hint="eastAsia"/>
+                <w:rFonts w:ascii="Times New Roman" w:eastAsia="標楷體" w:hAnsi="Times New Roman" w:cs="Times New Roman"/>
                 <w:sz w:val="24"/>
                 <w:szCs w:val="24"/>
                 <w:lang w:eastAsia="zh-TW"/>
@@ -22050,7 +20958,7 @@
               <w:spacing w:line="360" w:lineRule="auto"/>
               <w:jc w:val="center"/>
               <w:rPr>
-                <w:rFonts w:ascii="Times New Roman" w:eastAsia="標楷體" w:hAnsi="Times New Roman" w:cs="Times New Roman" w:hint="eastAsia"/>
+                <w:rFonts w:ascii="Times New Roman" w:eastAsia="標楷體" w:hAnsi="Times New Roman" w:cs="Times New Roman"/>
                 <w:sz w:val="24"/>
                 <w:szCs w:val="24"/>
                 <w:lang w:eastAsia="zh-TW"/>
@@ -22077,7 +20985,7 @@
               <w:spacing w:line="360" w:lineRule="auto"/>
               <w:jc w:val="center"/>
               <w:rPr>
-                <w:rFonts w:ascii="Times New Roman" w:eastAsia="標楷體" w:hAnsi="Times New Roman" w:cs="Times New Roman" w:hint="eastAsia"/>
+                <w:rFonts w:ascii="Times New Roman" w:eastAsia="標楷體" w:hAnsi="Times New Roman" w:cs="Times New Roman"/>
                 <w:sz w:val="24"/>
                 <w:szCs w:val="24"/>
                 <w:lang w:eastAsia="zh-TW"/>
@@ -22164,7 +21072,7 @@
               <w:spacing w:line="360" w:lineRule="auto"/>
               <w:jc w:val="center"/>
               <w:rPr>
-                <w:rFonts w:ascii="Times New Roman" w:eastAsia="標楷體" w:hAnsi="Times New Roman" w:cs="Times New Roman" w:hint="eastAsia"/>
+                <w:rFonts w:ascii="Times New Roman" w:eastAsia="標楷體" w:hAnsi="Times New Roman" w:cs="Times New Roman"/>
                 <w:sz w:val="24"/>
                 <w:szCs w:val="24"/>
                 <w:lang w:eastAsia="zh-TW"/>
@@ -22191,7 +21099,7 @@
               <w:spacing w:line="360" w:lineRule="auto"/>
               <w:jc w:val="center"/>
               <w:rPr>
-                <w:rFonts w:ascii="Times New Roman" w:eastAsia="標楷體" w:hAnsi="Times New Roman" w:cs="Times New Roman" w:hint="eastAsia"/>
+                <w:rFonts w:ascii="Times New Roman" w:eastAsia="標楷體" w:hAnsi="Times New Roman" w:cs="Times New Roman"/>
                 <w:sz w:val="24"/>
                 <w:szCs w:val="24"/>
                 <w:lang w:eastAsia="zh-TW"/>
@@ -22238,7 +21146,7 @@
               <w:spacing w:line="360" w:lineRule="auto"/>
               <w:jc w:val="center"/>
               <w:rPr>
-                <w:rFonts w:ascii="Times New Roman" w:eastAsia="標楷體" w:hAnsi="Times New Roman" w:cs="Times New Roman" w:hint="eastAsia"/>
+                <w:rFonts w:ascii="Times New Roman" w:eastAsia="標楷體" w:hAnsi="Times New Roman" w:cs="Times New Roman"/>
                 <w:sz w:val="24"/>
                 <w:szCs w:val="24"/>
                 <w:lang w:eastAsia="zh-TW"/>
@@ -22265,7 +21173,7 @@
               <w:spacing w:line="360" w:lineRule="auto"/>
               <w:jc w:val="center"/>
               <w:rPr>
-                <w:rFonts w:ascii="Times New Roman" w:eastAsia="標楷體" w:hAnsi="Times New Roman" w:cs="Times New Roman" w:hint="eastAsia"/>
+                <w:rFonts w:ascii="Times New Roman" w:eastAsia="標楷體" w:hAnsi="Times New Roman" w:cs="Times New Roman"/>
                 <w:sz w:val="24"/>
                 <w:szCs w:val="24"/>
                 <w:lang w:eastAsia="zh-TW"/>
@@ -22278,39 +21186,8 @@
                 <w:szCs w:val="24"/>
                 <w:lang w:eastAsia="zh-TW"/>
               </w:rPr>
-              <w:t>幾何距離、</w:t>
+              <w:t>幾何距離、流場區域、溫度初估、感測器圖</w:t>
             </w:r>
-            <w:proofErr w:type="gramStart"/>
-            <w:r>
-              <w:rPr>
-                <w:rFonts w:ascii="Times New Roman" w:eastAsia="標楷體" w:hAnsi="Times New Roman" w:cs="Times New Roman"/>
-                <w:sz w:val="24"/>
-                <w:szCs w:val="24"/>
-                <w:lang w:eastAsia="zh-TW"/>
-              </w:rPr>
-              <w:t>流場區域</w:t>
-            </w:r>
-            <w:proofErr w:type="gramEnd"/>
-            <w:r>
-              <w:rPr>
-                <w:rFonts w:ascii="Times New Roman" w:eastAsia="標楷體" w:hAnsi="Times New Roman" w:cs="Times New Roman"/>
-                <w:sz w:val="24"/>
-                <w:szCs w:val="24"/>
-                <w:lang w:eastAsia="zh-TW"/>
-              </w:rPr>
-              <w:t>、溫度初估、感</w:t>
-            </w:r>
-            <w:proofErr w:type="gramStart"/>
-            <w:r>
-              <w:rPr>
-                <w:rFonts w:ascii="Times New Roman" w:eastAsia="標楷體" w:hAnsi="Times New Roman" w:cs="Times New Roman"/>
-                <w:sz w:val="24"/>
-                <w:szCs w:val="24"/>
-                <w:lang w:eastAsia="zh-TW"/>
-              </w:rPr>
-              <w:t>測器圖</w:t>
-            </w:r>
-            <w:proofErr w:type="gramEnd"/>
           </w:p>
         </w:tc>
       </w:tr>
@@ -22320,7 +21197,7 @@
         <w:spacing w:line="360" w:lineRule="auto"/>
         <w:ind w:left="2160"/>
         <w:rPr>
-          <w:rFonts w:ascii="Times New Roman" w:eastAsia="標楷體" w:hAnsi="Times New Roman" w:cs="Times New Roman" w:hint="eastAsia"/>
+          <w:rFonts w:ascii="Times New Roman" w:eastAsia="標楷體" w:hAnsi="Times New Roman" w:cs="Times New Roman"/>
           <w:sz w:val="24"/>
           <w:szCs w:val="24"/>
           <w:lang w:eastAsia="zh-TW"/>
@@ -22344,7 +21221,6 @@
         </w:rPr>
         <w:t xml:space="preserve"> </w:t>
       </w:r>
-      <w:proofErr w:type="gramStart"/>
       <w:r>
         <w:rPr>
           <w:rFonts w:ascii="Times New Roman" w:eastAsia="標楷體" w:hAnsi="Times New Roman" w:cs="Times New Roman"/>
@@ -22363,7 +21239,6 @@
         </w:rPr>
         <w:t>(</w:t>
       </w:r>
-      <w:proofErr w:type="gramEnd"/>
       <w:r>
         <w:rPr>
           <w:rFonts w:ascii="Times New Roman" w:eastAsia="標楷體" w:hAnsi="Times New Roman" w:cs="Times New Roman"/>
@@ -22396,17 +21271,7 @@
           <w:szCs w:val="24"/>
           <w:lang w:eastAsia="zh-TW"/>
         </w:rPr>
-        <w:t xml:space="preserve">Flow Region </w:t>
-      </w:r>
-      <w:proofErr w:type="gramStart"/>
-      <w:r>
-        <w:rPr>
-          <w:rFonts w:ascii="Times New Roman" w:eastAsia="標楷體" w:hAnsi="Times New Roman" w:cs="Times New Roman"/>
-          <w:sz w:val="24"/>
-          <w:szCs w:val="24"/>
-          <w:lang w:eastAsia="zh-TW"/>
-        </w:rPr>
-        <w:t>Map</w:t>
+        <w:t>Flow Region Map</w:t>
       </w:r>
       <w:r>
         <w:rPr>
@@ -22417,7 +21282,6 @@
         </w:rPr>
         <w:t>(</w:t>
       </w:r>
-      <w:proofErr w:type="gramEnd"/>
       <w:r>
         <w:rPr>
           <w:rFonts w:ascii="Times New Roman" w:eastAsia="標楷體" w:hAnsi="Times New Roman" w:cs="Times New Roman"/>
@@ -22450,17 +21314,7 @@
           <w:szCs w:val="24"/>
           <w:lang w:eastAsia="zh-TW"/>
         </w:rPr>
-        <w:t xml:space="preserve">Temperature Guess </w:t>
-      </w:r>
-      <w:proofErr w:type="gramStart"/>
-      <w:r>
-        <w:rPr>
-          <w:rFonts w:ascii="Times New Roman" w:eastAsia="標楷體" w:hAnsi="Times New Roman" w:cs="Times New Roman"/>
-          <w:sz w:val="24"/>
-          <w:szCs w:val="24"/>
-          <w:lang w:eastAsia="zh-TW"/>
-        </w:rPr>
-        <w:t>Map</w:t>
+        <w:t>Temperature Guess Map</w:t>
       </w:r>
       <w:r>
         <w:rPr>
@@ -22471,7 +21325,6 @@
         </w:rPr>
         <w:t>(</w:t>
       </w:r>
-      <w:proofErr w:type="gramEnd"/>
       <w:r>
         <w:rPr>
           <w:rFonts w:ascii="Times New Roman" w:eastAsia="標楷體" w:hAnsi="Times New Roman" w:cs="Times New Roman"/>
@@ -22504,36 +21357,16 @@
           <w:szCs w:val="24"/>
           <w:lang w:eastAsia="zh-TW"/>
         </w:rPr>
-        <w:t xml:space="preserve">Temperature Sensor </w:t>
-      </w:r>
-      <w:proofErr w:type="gramStart"/>
-      <w:r>
-        <w:rPr>
-          <w:rFonts w:ascii="Times New Roman" w:eastAsia="標楷體" w:hAnsi="Times New Roman" w:cs="Times New Roman"/>
-          <w:sz w:val="24"/>
-          <w:szCs w:val="24"/>
-          <w:lang w:eastAsia="zh-TW"/>
-        </w:rPr>
-        <w:t>Map</w:t>
-      </w:r>
-      <w:r>
-        <w:rPr>
-          <w:rFonts w:ascii="Times New Roman" w:eastAsia="標楷體" w:hAnsi="Times New Roman" w:cs="Times New Roman" w:hint="eastAsia"/>
-          <w:sz w:val="24"/>
-          <w:szCs w:val="24"/>
-          <w:lang w:eastAsia="zh-TW"/>
-        </w:rPr>
-        <w:t>(</w:t>
-      </w:r>
-      <w:proofErr w:type="gramEnd"/>
-      <w:r>
-        <w:rPr>
-          <w:rFonts w:ascii="Times New Roman" w:eastAsia="標楷體" w:hAnsi="Times New Roman" w:cs="Times New Roman" w:hint="eastAsia"/>
-          <w:sz w:val="24"/>
-          <w:szCs w:val="24"/>
-          <w:lang w:eastAsia="zh-TW"/>
-        </w:rPr>
-        <w:t>TSM)</w:t>
+        <w:t>Temperature Sensor Map</w:t>
+      </w:r>
+      <w:r>
+        <w:rPr>
+          <w:rFonts w:ascii="Times New Roman" w:eastAsia="標楷體" w:hAnsi="Times New Roman" w:cs="Times New Roman" w:hint="eastAsia"/>
+          <w:sz w:val="24"/>
+          <w:szCs w:val="24"/>
+          <w:lang w:eastAsia="zh-TW"/>
+        </w:rPr>
+        <w:t>(TSM)</w:t>
       </w:r>
     </w:p>
     <w:p>
@@ -22669,7 +21502,7 @@
         </w:numPr>
         <w:spacing w:line="360" w:lineRule="auto"/>
         <w:rPr>
-          <w:rFonts w:ascii="Times New Roman" w:eastAsia="標楷體" w:hAnsi="Times New Roman" w:cs="Times New Roman" w:hint="eastAsia"/>
+          <w:rFonts w:ascii="Times New Roman" w:eastAsia="標楷體" w:hAnsi="Times New Roman" w:cs="Times New Roman"/>
           <w:sz w:val="24"/>
           <w:szCs w:val="24"/>
           <w:lang w:eastAsia="zh-TW"/>
@@ -22794,29 +21627,7 @@
           <w:highlight w:val="yellow"/>
           <w:lang w:eastAsia="zh-TW"/>
         </w:rPr>
-        <w:t>平均誤差約</w:t>
-      </w:r>
-      <w:proofErr w:type="gramStart"/>
-      <w:r>
-        <w:rPr>
-          <w:rFonts w:ascii="Times New Roman" w:eastAsia="標楷體" w:hAnsi="Times New Roman" w:cs="Times New Roman"/>
-          <w:sz w:val="24"/>
-          <w:szCs w:val="24"/>
-          <w:highlight w:val="yellow"/>
-          <w:lang w:eastAsia="zh-TW"/>
-        </w:rPr>
-        <w:t>佔</w:t>
-      </w:r>
-      <w:proofErr w:type="gramEnd"/>
-      <w:r>
-        <w:rPr>
-          <w:rFonts w:ascii="Times New Roman" w:eastAsia="標楷體" w:hAnsi="Times New Roman" w:cs="Times New Roman"/>
-          <w:sz w:val="24"/>
-          <w:szCs w:val="24"/>
-          <w:highlight w:val="yellow"/>
-          <w:lang w:eastAsia="zh-TW"/>
-        </w:rPr>
-        <w:t>真實溫度</w:t>
+        <w:t>平均誤差約佔真實溫度</w:t>
       </w:r>
     </w:p>
     <w:p>
@@ -22825,15 +21636,16 @@
         <w:spacing w:line="360" w:lineRule="auto"/>
         <w:ind w:left="2520"/>
         <w:rPr>
-          <w:rFonts w:ascii="Times New Roman" w:eastAsia="標楷體" w:hAnsi="Times New Roman" w:cs="Times New Roman" w:hint="eastAsia"/>
-          <w:sz w:val="24"/>
-          <w:szCs w:val="24"/>
-          <w:lang w:eastAsia="zh-TW"/>
-        </w:rPr>
-      </w:pPr>
-      <w:r>
-        <w:rPr>
-          <w:rFonts w:ascii="Times New Roman" w:eastAsia="標楷體" w:hAnsi="Times New Roman" w:cs="Times New Roman"/>
+          <w:rFonts w:ascii="Times New Roman" w:eastAsia="標楷體" w:hAnsi="Times New Roman" w:cs="Times New Roman"/>
+          <w:sz w:val="24"/>
+          <w:szCs w:val="24"/>
+          <w:lang w:eastAsia="zh-TW"/>
+        </w:rPr>
+      </w:pPr>
+      <w:r>
+        <w:rPr>
+          <w:rFonts w:ascii="Times New Roman" w:eastAsia="標楷體" w:hAnsi="Times New Roman" w:cs="Times New Roman"/>
+          <w:noProof/>
           <w:sz w:val="24"/>
           <w:szCs w:val="24"/>
           <w:lang w:eastAsia="zh-TW"/>
@@ -23065,15 +21877,16 @@
         <w:spacing w:line="360" w:lineRule="auto"/>
         <w:ind w:left="1800"/>
         <w:rPr>
-          <w:rFonts w:ascii="Times New Roman" w:eastAsia="標楷體" w:hAnsi="Times New Roman" w:cs="Times New Roman" w:hint="eastAsia"/>
-          <w:sz w:val="24"/>
-          <w:szCs w:val="24"/>
-          <w:lang w:eastAsia="zh-TW"/>
-        </w:rPr>
-      </w:pPr>
-      <w:r>
-        <w:rPr>
-          <w:rFonts w:ascii="Times New Roman" w:eastAsia="標楷體" w:hAnsi="Times New Roman" w:cs="Times New Roman"/>
+          <w:rFonts w:ascii="Times New Roman" w:eastAsia="標楷體" w:hAnsi="Times New Roman" w:cs="Times New Roman"/>
+          <w:sz w:val="24"/>
+          <w:szCs w:val="24"/>
+          <w:lang w:eastAsia="zh-TW"/>
+        </w:rPr>
+      </w:pPr>
+      <w:r>
+        <w:rPr>
+          <w:rFonts w:ascii="Times New Roman" w:eastAsia="標楷體" w:hAnsi="Times New Roman" w:cs="Times New Roman"/>
+          <w:noProof/>
           <w:sz w:val="24"/>
           <w:szCs w:val="24"/>
           <w:lang w:eastAsia="zh-TW"/>
@@ -23130,6 +21943,7 @@
       <w:r>
         <w:rPr>
           <w:rFonts w:ascii="Times New Roman" w:eastAsia="標楷體" w:hAnsi="Times New Roman" w:cs="Times New Roman"/>
+          <w:noProof/>
           <w:sz w:val="24"/>
           <w:szCs w:val="24"/>
           <w:lang w:eastAsia="zh-TW"/>
@@ -23177,15 +21991,16 @@
         <w:spacing w:line="360" w:lineRule="auto"/>
         <w:ind w:left="1800"/>
         <w:rPr>
-          <w:rFonts w:ascii="Times New Roman" w:eastAsia="標楷體" w:hAnsi="Times New Roman" w:cs="Times New Roman" w:hint="eastAsia"/>
-          <w:sz w:val="24"/>
-          <w:szCs w:val="24"/>
-          <w:lang w:eastAsia="zh-TW"/>
-        </w:rPr>
-      </w:pPr>
-      <w:r>
-        <w:rPr>
-          <w:rFonts w:ascii="Times New Roman" w:eastAsia="標楷體" w:hAnsi="Times New Roman" w:cs="Times New Roman"/>
+          <w:rFonts w:ascii="Times New Roman" w:eastAsia="標楷體" w:hAnsi="Times New Roman" w:cs="Times New Roman"/>
+          <w:sz w:val="24"/>
+          <w:szCs w:val="24"/>
+          <w:lang w:eastAsia="zh-TW"/>
+        </w:rPr>
+      </w:pPr>
+      <w:r>
+        <w:rPr>
+          <w:rFonts w:ascii="Times New Roman" w:eastAsia="標楷體" w:hAnsi="Times New Roman" w:cs="Times New Roman"/>
+          <w:noProof/>
           <w:sz w:val="24"/>
           <w:szCs w:val="24"/>
           <w:lang w:eastAsia="zh-TW"/>
@@ -23479,6 +22294,7 @@
       <w:r>
         <w:rPr>
           <w:rFonts w:ascii="Times New Roman" w:eastAsia="標楷體" w:hAnsi="Times New Roman" w:cs="Times New Roman"/>
+          <w:noProof/>
           <w:sz w:val="24"/>
           <w:szCs w:val="24"/>
           <w:lang w:eastAsia="zh-TW"/>
@@ -23634,16 +22450,7 @@
           <w:szCs w:val="24"/>
           <w:lang w:eastAsia="zh-TW"/>
         </w:rPr>
-        <w:t>冷卻</w:t>
-      </w:r>
-      <w:r>
-        <w:rPr>
-          <w:rFonts w:ascii="Times New Roman" w:eastAsia="標楷體" w:hAnsi="Times New Roman" w:cs="Times New Roman" w:hint="eastAsia"/>
-          <w:sz w:val="24"/>
-          <w:szCs w:val="24"/>
-          <w:lang w:eastAsia="zh-TW"/>
-        </w:rPr>
-        <w:t>測試</w:t>
+        <w:t>冷卻測試</w:t>
       </w:r>
       <w:r>
         <w:rPr>
@@ -23719,15 +22526,16 @@
         <w:spacing w:line="360" w:lineRule="auto"/>
         <w:ind w:left="1800"/>
         <w:rPr>
-          <w:rFonts w:ascii="Times New Roman" w:eastAsia="標楷體" w:hAnsi="Times New Roman" w:cs="Times New Roman" w:hint="eastAsia"/>
-          <w:sz w:val="24"/>
-          <w:szCs w:val="24"/>
-          <w:lang w:eastAsia="zh-TW"/>
-        </w:rPr>
-      </w:pPr>
-      <w:r>
-        <w:rPr>
-          <w:rFonts w:ascii="Times New Roman" w:eastAsia="標楷體" w:hAnsi="Times New Roman" w:cs="Times New Roman"/>
+          <w:rFonts w:ascii="Times New Roman" w:eastAsia="標楷體" w:hAnsi="Times New Roman" w:cs="Times New Roman"/>
+          <w:sz w:val="24"/>
+          <w:szCs w:val="24"/>
+          <w:lang w:eastAsia="zh-TW"/>
+        </w:rPr>
+      </w:pPr>
+      <w:r>
+        <w:rPr>
+          <w:rFonts w:ascii="Times New Roman" w:eastAsia="標楷體" w:hAnsi="Times New Roman" w:cs="Times New Roman"/>
+          <w:noProof/>
           <w:sz w:val="24"/>
           <w:szCs w:val="24"/>
           <w:lang w:eastAsia="zh-TW"/>
@@ -23809,15 +22617,16 @@
         <w:spacing w:line="360" w:lineRule="auto"/>
         <w:ind w:left="1080"/>
         <w:rPr>
-          <w:rFonts w:ascii="Times New Roman" w:eastAsia="標楷體" w:hAnsi="Times New Roman" w:cs="Times New Roman" w:hint="eastAsia"/>
-          <w:sz w:val="24"/>
-          <w:szCs w:val="24"/>
-          <w:lang w:eastAsia="zh-TW"/>
-        </w:rPr>
-      </w:pPr>
-      <w:r>
-        <w:rPr>
-          <w:rFonts w:ascii="Times New Roman" w:eastAsia="標楷體" w:hAnsi="Times New Roman" w:cs="Times New Roman"/>
+          <w:rFonts w:ascii="Times New Roman" w:eastAsia="標楷體" w:hAnsi="Times New Roman" w:cs="Times New Roman"/>
+          <w:sz w:val="24"/>
+          <w:szCs w:val="24"/>
+          <w:lang w:eastAsia="zh-TW"/>
+        </w:rPr>
+      </w:pPr>
+      <w:r>
+        <w:rPr>
+          <w:rFonts w:ascii="Times New Roman" w:eastAsia="標楷體" w:hAnsi="Times New Roman" w:cs="Times New Roman"/>
+          <w:noProof/>
           <w:sz w:val="24"/>
           <w:szCs w:val="24"/>
           <w:lang w:eastAsia="zh-TW"/>
@@ -24230,25 +23039,14 @@
         </w:rPr>
         <w:t xml:space="preserve"> IT </w:t>
       </w:r>
-      <w:proofErr w:type="gramStart"/>
-      <w:r>
-        <w:rPr>
-          <w:rFonts w:ascii="Times New Roman" w:eastAsia="標楷體" w:hAnsi="Times New Roman" w:cs="Times New Roman"/>
-          <w:sz w:val="24"/>
-          <w:szCs w:val="24"/>
-          <w:lang w:eastAsia="zh-TW"/>
-        </w:rPr>
-        <w:t>功耗下</w:t>
-      </w:r>
-      <w:proofErr w:type="gramEnd"/>
-      <w:r>
-        <w:rPr>
-          <w:rFonts w:ascii="Times New Roman" w:eastAsia="標楷體" w:hAnsi="Times New Roman" w:cs="Times New Roman"/>
-          <w:sz w:val="24"/>
-          <w:szCs w:val="24"/>
-          <w:lang w:eastAsia="zh-TW"/>
-        </w:rPr>
-        <w:t>，</w:t>
+      <w:r>
+        <w:rPr>
+          <w:rFonts w:ascii="Times New Roman" w:eastAsia="標楷體" w:hAnsi="Times New Roman" w:cs="Times New Roman"/>
+          <w:sz w:val="24"/>
+          <w:szCs w:val="24"/>
+          <w:lang w:eastAsia="zh-TW"/>
+        </w:rPr>
+        <w:t>功耗下，</w:t>
       </w:r>
       <w:r>
         <w:rPr>
@@ -24338,6 +23136,7 @@
       <w:r>
         <w:rPr>
           <w:rFonts w:eastAsia="標楷體"/>
+          <w:noProof/>
           <w:sz w:val="24"/>
           <w:szCs w:val="24"/>
           <w:lang w:eastAsia="zh-TW"/>
@@ -24455,25 +23254,14 @@
         </w:rPr>
         <w:t xml:space="preserve">IT server </w:t>
       </w:r>
-      <w:proofErr w:type="gramStart"/>
-      <w:r>
-        <w:rPr>
-          <w:rFonts w:ascii="Times New Roman" w:eastAsia="標楷體" w:hAnsi="Times New Roman" w:cs="Times New Roman"/>
-          <w:sz w:val="24"/>
-          <w:szCs w:val="24"/>
-          <w:lang w:eastAsia="zh-TW"/>
-        </w:rPr>
-        <w:t>功耗變</w:t>
-      </w:r>
-      <w:proofErr w:type="gramEnd"/>
-      <w:r>
-        <w:rPr>
-          <w:rFonts w:ascii="Times New Roman" w:eastAsia="標楷體" w:hAnsi="Times New Roman" w:cs="Times New Roman"/>
-          <w:sz w:val="24"/>
-          <w:szCs w:val="24"/>
-          <w:lang w:eastAsia="zh-TW"/>
-        </w:rPr>
-        <w:t>低時</w:t>
+      <w:r>
+        <w:rPr>
+          <w:rFonts w:ascii="Times New Roman" w:eastAsia="標楷體" w:hAnsi="Times New Roman" w:cs="Times New Roman"/>
+          <w:sz w:val="24"/>
+          <w:szCs w:val="24"/>
+          <w:lang w:eastAsia="zh-TW"/>
+        </w:rPr>
+        <w:t>功耗變低時</w:t>
       </w:r>
       <w:r>
         <w:rPr>
@@ -24539,7 +23327,7 @@
         </w:numPr>
         <w:spacing w:line="360" w:lineRule="auto"/>
         <w:rPr>
-          <w:rFonts w:ascii="Times New Roman" w:eastAsia="標楷體" w:hAnsi="Times New Roman" w:cs="Times New Roman" w:hint="eastAsia"/>
+          <w:rFonts w:ascii="Times New Roman" w:eastAsia="標楷體" w:hAnsi="Times New Roman" w:cs="Times New Roman"/>
           <w:sz w:val="24"/>
           <w:szCs w:val="24"/>
           <w:lang w:eastAsia="zh-TW"/>
@@ -24554,25 +23342,14 @@
         </w:rPr>
         <w:t xml:space="preserve">IT server </w:t>
       </w:r>
-      <w:proofErr w:type="gramStart"/>
-      <w:r>
-        <w:rPr>
-          <w:rFonts w:ascii="Times New Roman" w:eastAsia="標楷體" w:hAnsi="Times New Roman" w:cs="Times New Roman"/>
-          <w:sz w:val="24"/>
-          <w:szCs w:val="24"/>
-          <w:lang w:eastAsia="zh-TW"/>
-        </w:rPr>
-        <w:t>功耗變</w:t>
-      </w:r>
-      <w:proofErr w:type="gramEnd"/>
-      <w:r>
-        <w:rPr>
-          <w:rFonts w:ascii="Times New Roman" w:eastAsia="標楷體" w:hAnsi="Times New Roman" w:cs="Times New Roman"/>
-          <w:sz w:val="24"/>
-          <w:szCs w:val="24"/>
-          <w:lang w:eastAsia="zh-TW"/>
-        </w:rPr>
-        <w:t>高時</w:t>
+      <w:r>
+        <w:rPr>
+          <w:rFonts w:ascii="Times New Roman" w:eastAsia="標楷體" w:hAnsi="Times New Roman" w:cs="Times New Roman"/>
+          <w:sz w:val="24"/>
+          <w:szCs w:val="24"/>
+          <w:lang w:eastAsia="zh-TW"/>
+        </w:rPr>
+        <w:t>功耗變高時</w:t>
       </w:r>
       <w:r>
         <w:rPr>
@@ -24656,7 +23433,7 @@
         </w:numPr>
         <w:spacing w:line="360" w:lineRule="auto"/>
         <w:rPr>
-          <w:rFonts w:ascii="Times New Roman" w:eastAsia="標楷體" w:hAnsi="Times New Roman" w:cs="Times New Roman" w:hint="eastAsia"/>
+          <w:rFonts w:ascii="Times New Roman" w:eastAsia="標楷體" w:hAnsi="Times New Roman" w:cs="Times New Roman"/>
           <w:sz w:val="24"/>
           <w:szCs w:val="24"/>
           <w:lang w:eastAsia="zh-TW"/>
@@ -24688,26 +23465,6 @@
           <w:lang w:eastAsia="zh-TW"/>
         </w:rPr>
         <w:t>:</w:t>
-      </w:r>
-      <w:r>
-        <w:rPr>
-          <w:rFonts w:ascii="Times New Roman" w:eastAsia="標楷體" w:hAnsi="Times New Roman" w:cs="Times New Roman" w:hint="eastAsia"/>
-          <w:sz w:val="24"/>
-          <w:szCs w:val="24"/>
-          <w:highlight w:val="yellow"/>
-          <w:lang w:eastAsia="zh-TW"/>
-        </w:rPr>
-        <w:t>為什麼是負的</w:t>
-      </w:r>
-      <w:r>
-        <w:rPr>
-          <w:rFonts w:ascii="Times New Roman" w:eastAsia="標楷體" w:hAnsi="Times New Roman" w:cs="Times New Roman" w:hint="eastAsia"/>
-          <w:sz w:val="24"/>
-          <w:szCs w:val="24"/>
-          <w:highlight w:val="yellow"/>
-          <w:lang w:eastAsia="zh-TW"/>
-        </w:rPr>
-        <w:t>??</w:t>
       </w:r>
       <w:r>
         <w:rPr>
@@ -24910,15 +23667,16 @@
         <w:spacing w:line="360" w:lineRule="auto"/>
         <w:ind w:left="1200"/>
         <w:rPr>
-          <w:rFonts w:ascii="Times New Roman" w:eastAsia="標楷體" w:hAnsi="Times New Roman" w:cs="Times New Roman" w:hint="eastAsia"/>
-          <w:sz w:val="24"/>
-          <w:szCs w:val="24"/>
-          <w:lang w:eastAsia="zh-TW"/>
-        </w:rPr>
-      </w:pPr>
-      <w:r>
-        <w:rPr>
-          <w:rFonts w:ascii="Times New Roman" w:eastAsia="標楷體" w:hAnsi="Times New Roman" w:cs="Times New Roman"/>
+          <w:rFonts w:ascii="Times New Roman" w:eastAsia="標楷體" w:hAnsi="Times New Roman" w:cs="Times New Roman"/>
+          <w:sz w:val="24"/>
+          <w:szCs w:val="24"/>
+          <w:lang w:eastAsia="zh-TW"/>
+        </w:rPr>
+      </w:pPr>
+      <w:r>
+        <w:rPr>
+          <w:rFonts w:ascii="Times New Roman" w:eastAsia="標楷體" w:hAnsi="Times New Roman" w:cs="Times New Roman"/>
+          <w:noProof/>
           <w:sz w:val="24"/>
           <w:szCs w:val="24"/>
           <w:lang w:eastAsia="zh-TW"/>
@@ -24966,15 +23724,16 @@
         <w:spacing w:line="360" w:lineRule="auto"/>
         <w:ind w:left="1200"/>
         <w:rPr>
-          <w:rFonts w:ascii="Times New Roman" w:eastAsia="標楷體" w:hAnsi="Times New Roman" w:cs="Times New Roman" w:hint="eastAsia"/>
-          <w:sz w:val="24"/>
-          <w:szCs w:val="24"/>
-          <w:lang w:eastAsia="zh-TW"/>
-        </w:rPr>
-      </w:pPr>
-      <w:r>
-        <w:rPr>
-          <w:rFonts w:ascii="Times New Roman" w:eastAsia="標楷體" w:hAnsi="Times New Roman" w:cs="Times New Roman"/>
+          <w:rFonts w:ascii="Times New Roman" w:eastAsia="標楷體" w:hAnsi="Times New Roman" w:cs="Times New Roman"/>
+          <w:sz w:val="24"/>
+          <w:szCs w:val="24"/>
+          <w:lang w:eastAsia="zh-TW"/>
+        </w:rPr>
+      </w:pPr>
+      <w:r>
+        <w:rPr>
+          <w:rFonts w:ascii="Times New Roman" w:eastAsia="標楷體" w:hAnsi="Times New Roman" w:cs="Times New Roman"/>
+          <w:noProof/>
           <w:sz w:val="24"/>
           <w:szCs w:val="24"/>
           <w:lang w:eastAsia="zh-TW"/>
@@ -25083,6 +23842,7 @@
       <w:r>
         <w:rPr>
           <w:rFonts w:ascii="Times New Roman" w:eastAsia="標楷體" w:hAnsi="Times New Roman" w:cs="Times New Roman"/>
+          <w:noProof/>
           <w:sz w:val="24"/>
           <w:szCs w:val="24"/>
           <w:lang w:eastAsia="zh-TW"/>
@@ -25177,7 +23937,7 @@
         <w:spacing w:line="360" w:lineRule="auto"/>
         <w:ind w:left="480"/>
         <w:rPr>
-          <w:rFonts w:ascii="Times New Roman" w:eastAsia="標楷體" w:hAnsi="Times New Roman" w:cs="Times New Roman" w:hint="eastAsia"/>
+          <w:rFonts w:ascii="Times New Roman" w:eastAsia="標楷體" w:hAnsi="Times New Roman" w:cs="Times New Roman"/>
           <w:sz w:val="24"/>
           <w:szCs w:val="24"/>
           <w:lang w:eastAsia="zh-TW"/>
@@ -25533,7 +24293,7 @@
         </w:numPr>
         <w:spacing w:line="360" w:lineRule="auto"/>
         <w:rPr>
-          <w:rFonts w:ascii="Times New Roman" w:eastAsia="標楷體" w:hAnsi="Times New Roman" w:cs="Times New Roman" w:hint="eastAsia"/>
+          <w:rFonts w:ascii="Times New Roman" w:eastAsia="標楷體" w:hAnsi="Times New Roman" w:cs="Times New Roman"/>
           <w:sz w:val="24"/>
           <w:szCs w:val="24"/>
           <w:lang w:eastAsia="zh-TW"/>
@@ -25785,7 +24545,7 @@
         </w:numPr>
         <w:spacing w:line="360" w:lineRule="auto"/>
         <w:rPr>
-          <w:rFonts w:ascii="Times New Roman" w:eastAsia="標楷體" w:hAnsi="Times New Roman" w:cs="Times New Roman" w:hint="eastAsia"/>
+          <w:rFonts w:ascii="Times New Roman" w:eastAsia="標楷體" w:hAnsi="Times New Roman" w:cs="Times New Roman"/>
           <w:sz w:val="24"/>
           <w:szCs w:val="24"/>
           <w:lang w:eastAsia="zh-TW"/>
@@ -25835,6 +24595,2193 @@
           <w:lang w:eastAsia="zh-TW"/>
         </w:rPr>
         <w:t>未來可用其他模型</w:t>
+      </w:r>
+    </w:p>
+    <w:p>
+      <w:pPr>
+        <w:spacing w:line="360" w:lineRule="auto"/>
+        <w:rPr>
+          <w:rFonts w:ascii="Times New Roman" w:eastAsia="標楷體" w:hAnsi="Times New Roman" w:cs="Times New Roman"/>
+          <w:sz w:val="24"/>
+          <w:szCs w:val="24"/>
+          <w:lang w:eastAsia="zh-TW"/>
+        </w:rPr>
+      </w:pPr>
+    </w:p>
+    <w:p>
+      <w:pPr>
+        <w:spacing w:line="360" w:lineRule="auto"/>
+        <w:rPr>
+          <w:rFonts w:ascii="Times New Roman" w:eastAsia="標楷體" w:hAnsi="Times New Roman" w:cs="Times New Roman"/>
+          <w:sz w:val="24"/>
+          <w:szCs w:val="24"/>
+          <w:lang w:eastAsia="zh-TW"/>
+        </w:rPr>
+      </w:pPr>
+    </w:p>
+    <w:p>
+      <w:pPr>
+        <w:spacing w:line="360" w:lineRule="auto"/>
+        <w:rPr>
+          <w:rFonts w:ascii="Times New Roman" w:eastAsia="標楷體" w:hAnsi="Times New Roman" w:cs="Times New Roman"/>
+          <w:sz w:val="24"/>
+          <w:szCs w:val="24"/>
+          <w:lang w:eastAsia="zh-TW"/>
+        </w:rPr>
+      </w:pPr>
+    </w:p>
+    <w:p>
+      <w:pPr>
+        <w:spacing w:line="360" w:lineRule="auto"/>
+        <w:rPr>
+          <w:rFonts w:ascii="Times New Roman" w:eastAsia="標楷體" w:hAnsi="Times New Roman" w:cs="Times New Roman"/>
+          <w:sz w:val="24"/>
+          <w:szCs w:val="24"/>
+          <w:lang w:eastAsia="zh-TW"/>
+        </w:rPr>
+      </w:pPr>
+    </w:p>
+    <w:p>
+      <w:pPr>
+        <w:spacing w:line="360" w:lineRule="auto"/>
+        <w:rPr>
+          <w:rFonts w:ascii="Times New Roman" w:eastAsia="標楷體" w:hAnsi="Times New Roman" w:cs="Times New Roman"/>
+          <w:sz w:val="24"/>
+          <w:szCs w:val="24"/>
+          <w:lang w:eastAsia="zh-TW"/>
+        </w:rPr>
+      </w:pPr>
+    </w:p>
+    <w:p>
+      <w:pPr>
+        <w:spacing w:line="360" w:lineRule="auto"/>
+        <w:rPr>
+          <w:rFonts w:ascii="Times New Roman" w:eastAsia="標楷體" w:hAnsi="Times New Roman" w:cs="Times New Roman"/>
+          <w:sz w:val="24"/>
+          <w:szCs w:val="24"/>
+          <w:lang w:eastAsia="zh-TW"/>
+        </w:rPr>
+      </w:pPr>
+    </w:p>
+    <w:p>
+      <w:pPr>
+        <w:spacing w:line="360" w:lineRule="auto"/>
+        <w:rPr>
+          <w:rFonts w:ascii="Times New Roman" w:eastAsia="標楷體" w:hAnsi="Times New Roman" w:cs="Times New Roman"/>
+          <w:sz w:val="24"/>
+          <w:szCs w:val="24"/>
+          <w:lang w:eastAsia="zh-TW"/>
+        </w:rPr>
+      </w:pPr>
+    </w:p>
+    <w:p>
+      <w:pPr>
+        <w:spacing w:line="360" w:lineRule="auto"/>
+        <w:rPr>
+          <w:rFonts w:ascii="Times New Roman" w:eastAsia="標楷體" w:hAnsi="Times New Roman" w:cs="Times New Roman"/>
+          <w:sz w:val="24"/>
+          <w:szCs w:val="24"/>
+          <w:lang w:eastAsia="zh-TW"/>
+        </w:rPr>
+      </w:pPr>
+    </w:p>
+    <w:p>
+      <w:pPr>
+        <w:spacing w:line="360" w:lineRule="auto"/>
+        <w:rPr>
+          <w:rFonts w:ascii="Times New Roman" w:eastAsia="標楷體" w:hAnsi="Times New Roman" w:cs="Times New Roman"/>
+          <w:sz w:val="24"/>
+          <w:szCs w:val="24"/>
+          <w:lang w:eastAsia="zh-TW"/>
+        </w:rPr>
+      </w:pPr>
+    </w:p>
+    <w:p>
+      <w:pPr>
+        <w:spacing w:line="360" w:lineRule="auto"/>
+        <w:rPr>
+          <w:rFonts w:ascii="Times New Roman" w:eastAsia="標楷體" w:hAnsi="Times New Roman" w:cs="Times New Roman"/>
+          <w:b/>
+          <w:bCs/>
+          <w:sz w:val="28"/>
+          <w:szCs w:val="28"/>
+          <w:lang w:eastAsia="zh-TW"/>
+        </w:rPr>
+      </w:pPr>
+      <w:r>
+        <w:rPr>
+          <w:rFonts w:ascii="Times New Roman" w:eastAsia="標楷體" w:hAnsi="Times New Roman" w:cs="Times New Roman" w:hint="eastAsia"/>
+          <w:b/>
+          <w:bCs/>
+          <w:sz w:val="28"/>
+          <w:szCs w:val="28"/>
+          <w:lang w:eastAsia="zh-TW"/>
+        </w:rPr>
+        <w:t>Paper 6:</w:t>
+      </w:r>
+    </w:p>
+    <w:p>
+      <w:pPr>
+        <w:spacing w:line="360" w:lineRule="auto"/>
+        <w:rPr>
+          <w:rFonts w:ascii="Times New Roman" w:eastAsia="標楷體" w:hAnsi="Times New Roman" w:cs="Times New Roman"/>
+          <w:sz w:val="24"/>
+          <w:szCs w:val="24"/>
+          <w:lang w:eastAsia="zh-TW"/>
+        </w:rPr>
+      </w:pPr>
+      <w:r>
+        <w:rPr>
+          <w:rFonts w:ascii="Times New Roman" w:eastAsia="標楷體" w:hAnsi="Times New Roman" w:cs="Times New Roman"/>
+          <w:sz w:val="24"/>
+          <w:szCs w:val="24"/>
+          <w:lang w:eastAsia="zh-TW"/>
+        </w:rPr>
+        <w:t>AI</w:t>
+      </w:r>
+      <w:r>
+        <w:rPr>
+          <w:rFonts w:ascii="Times New Roman" w:eastAsia="標楷體" w:hAnsi="Times New Roman" w:cs="Times New Roman" w:hint="eastAsia"/>
+          <w:sz w:val="24"/>
+          <w:szCs w:val="24"/>
+          <w:lang w:eastAsia="zh-TW"/>
+        </w:rPr>
+        <w:t xml:space="preserve"> </w:t>
+      </w:r>
+      <w:r>
+        <w:rPr>
+          <w:rFonts w:ascii="Times New Roman" w:eastAsia="標楷體" w:hAnsi="Times New Roman" w:cs="Times New Roman"/>
+          <w:sz w:val="24"/>
+          <w:szCs w:val="24"/>
+          <w:lang w:eastAsia="zh-TW"/>
+        </w:rPr>
+        <w:t>driven</w:t>
+      </w:r>
+      <w:r>
+        <w:rPr>
+          <w:rFonts w:ascii="Times New Roman" w:eastAsia="標楷體" w:hAnsi="Times New Roman" w:cs="Times New Roman" w:hint="eastAsia"/>
+          <w:sz w:val="24"/>
+          <w:szCs w:val="24"/>
+          <w:lang w:eastAsia="zh-TW"/>
+        </w:rPr>
+        <w:t xml:space="preserve"> </w:t>
+      </w:r>
+      <w:r>
+        <w:rPr>
+          <w:rFonts w:ascii="Times New Roman" w:eastAsia="標楷體" w:hAnsi="Times New Roman" w:cs="Times New Roman"/>
+          <w:sz w:val="24"/>
+          <w:szCs w:val="24"/>
+          <w:lang w:eastAsia="zh-TW"/>
+        </w:rPr>
+        <w:t>cooling</w:t>
+      </w:r>
+      <w:r>
+        <w:rPr>
+          <w:rFonts w:ascii="Times New Roman" w:eastAsia="標楷體" w:hAnsi="Times New Roman" w:cs="Times New Roman" w:hint="eastAsia"/>
+          <w:sz w:val="24"/>
+          <w:szCs w:val="24"/>
+          <w:lang w:eastAsia="zh-TW"/>
+        </w:rPr>
+        <w:t xml:space="preserve"> </w:t>
+      </w:r>
+      <w:r>
+        <w:rPr>
+          <w:rFonts w:ascii="Times New Roman" w:eastAsia="標楷體" w:hAnsi="Times New Roman" w:cs="Times New Roman"/>
+          <w:sz w:val="24"/>
+          <w:szCs w:val="24"/>
+          <w:lang w:eastAsia="zh-TW"/>
+        </w:rPr>
+        <w:t>optimization</w:t>
+      </w:r>
+      <w:r>
+        <w:rPr>
+          <w:rFonts w:ascii="Times New Roman" w:eastAsia="標楷體" w:hAnsi="Times New Roman" w:cs="Times New Roman" w:hint="eastAsia"/>
+          <w:sz w:val="24"/>
+          <w:szCs w:val="24"/>
+          <w:lang w:eastAsia="zh-TW"/>
+        </w:rPr>
+        <w:t xml:space="preserve"> </w:t>
+      </w:r>
+      <w:r>
+        <w:rPr>
+          <w:rFonts w:ascii="Times New Roman" w:eastAsia="標楷體" w:hAnsi="Times New Roman" w:cs="Times New Roman"/>
+          <w:sz w:val="24"/>
+          <w:szCs w:val="24"/>
+          <w:lang w:eastAsia="zh-TW"/>
+        </w:rPr>
+        <w:t>in</w:t>
+      </w:r>
+      <w:r>
+        <w:rPr>
+          <w:rFonts w:ascii="Times New Roman" w:eastAsia="標楷體" w:hAnsi="Times New Roman" w:cs="Times New Roman" w:hint="eastAsia"/>
+          <w:sz w:val="24"/>
+          <w:szCs w:val="24"/>
+          <w:lang w:eastAsia="zh-TW"/>
+        </w:rPr>
+        <w:t xml:space="preserve"> </w:t>
+      </w:r>
+      <w:r>
+        <w:rPr>
+          <w:rFonts w:ascii="Times New Roman" w:eastAsia="標楷體" w:hAnsi="Times New Roman" w:cs="Times New Roman"/>
+          <w:sz w:val="24"/>
+          <w:szCs w:val="24"/>
+          <w:lang w:eastAsia="zh-TW"/>
+        </w:rPr>
+        <w:t>data</w:t>
+      </w:r>
+      <w:r>
+        <w:rPr>
+          <w:rFonts w:ascii="Times New Roman" w:eastAsia="標楷體" w:hAnsi="Times New Roman" w:cs="Times New Roman" w:hint="eastAsia"/>
+          <w:sz w:val="24"/>
+          <w:szCs w:val="24"/>
+          <w:lang w:eastAsia="zh-TW"/>
+        </w:rPr>
+        <w:t xml:space="preserve"> </w:t>
+      </w:r>
+      <w:r>
+        <w:rPr>
+          <w:rFonts w:ascii="Times New Roman" w:eastAsia="標楷體" w:hAnsi="Times New Roman" w:cs="Times New Roman"/>
+          <w:sz w:val="24"/>
+          <w:szCs w:val="24"/>
+          <w:lang w:eastAsia="zh-TW"/>
+        </w:rPr>
+        <w:t>centers</w:t>
+      </w:r>
+      <w:r>
+        <w:rPr>
+          <w:rFonts w:ascii="Times New Roman" w:eastAsia="標楷體" w:hAnsi="Times New Roman" w:cs="Times New Roman" w:hint="eastAsia"/>
+          <w:sz w:val="24"/>
+          <w:szCs w:val="24"/>
+          <w:lang w:eastAsia="zh-TW"/>
+        </w:rPr>
+        <w:t xml:space="preserve"> </w:t>
+      </w:r>
+      <w:r>
+        <w:rPr>
+          <w:rFonts w:ascii="Times New Roman" w:eastAsia="標楷體" w:hAnsi="Times New Roman" w:cs="Times New Roman"/>
+          <w:sz w:val="24"/>
+          <w:szCs w:val="24"/>
+          <w:lang w:eastAsia="zh-TW"/>
+        </w:rPr>
+        <w:t>Reinforcement</w:t>
+      </w:r>
+      <w:r>
+        <w:rPr>
+          <w:rFonts w:ascii="Times New Roman" w:eastAsia="標楷體" w:hAnsi="Times New Roman" w:cs="Times New Roman" w:hint="eastAsia"/>
+          <w:sz w:val="24"/>
+          <w:szCs w:val="24"/>
+          <w:lang w:eastAsia="zh-TW"/>
+        </w:rPr>
+        <w:t xml:space="preserve"> </w:t>
+      </w:r>
+      <w:r>
+        <w:rPr>
+          <w:rFonts w:ascii="Times New Roman" w:eastAsia="標楷體" w:hAnsi="Times New Roman" w:cs="Times New Roman"/>
+          <w:sz w:val="24"/>
+          <w:szCs w:val="24"/>
+          <w:lang w:eastAsia="zh-TW"/>
+        </w:rPr>
+        <w:t>learning</w:t>
+      </w:r>
+      <w:r>
+        <w:rPr>
+          <w:rFonts w:ascii="Times New Roman" w:eastAsia="標楷體" w:hAnsi="Times New Roman" w:cs="Times New Roman" w:hint="eastAsia"/>
+          <w:sz w:val="24"/>
+          <w:szCs w:val="24"/>
+          <w:lang w:eastAsia="zh-TW"/>
+        </w:rPr>
+        <w:t xml:space="preserve"> </w:t>
+      </w:r>
+      <w:r>
+        <w:rPr>
+          <w:rFonts w:ascii="Times New Roman" w:eastAsia="標楷體" w:hAnsi="Times New Roman" w:cs="Times New Roman"/>
+          <w:sz w:val="24"/>
+          <w:szCs w:val="24"/>
+          <w:lang w:eastAsia="zh-TW"/>
+        </w:rPr>
+        <w:t>for</w:t>
+      </w:r>
+      <w:r>
+        <w:rPr>
+          <w:rFonts w:ascii="Times New Roman" w:eastAsia="標楷體" w:hAnsi="Times New Roman" w:cs="Times New Roman" w:hint="eastAsia"/>
+          <w:sz w:val="24"/>
+          <w:szCs w:val="24"/>
+          <w:lang w:eastAsia="zh-TW"/>
+        </w:rPr>
+        <w:t xml:space="preserve"> </w:t>
+      </w:r>
+      <w:r>
+        <w:rPr>
+          <w:rFonts w:ascii="Times New Roman" w:eastAsia="標楷體" w:hAnsi="Times New Roman" w:cs="Times New Roman"/>
+          <w:sz w:val="24"/>
+          <w:szCs w:val="24"/>
+          <w:lang w:eastAsia="zh-TW"/>
+        </w:rPr>
+        <w:t>dynamic-workload</w:t>
+      </w:r>
+      <w:r>
+        <w:rPr>
+          <w:rFonts w:ascii="Times New Roman" w:eastAsia="標楷體" w:hAnsi="Times New Roman" w:cs="Times New Roman" w:hint="eastAsia"/>
+          <w:sz w:val="24"/>
+          <w:szCs w:val="24"/>
+          <w:lang w:eastAsia="zh-TW"/>
+        </w:rPr>
+        <w:t xml:space="preserve"> </w:t>
+      </w:r>
+      <w:r>
+        <w:rPr>
+          <w:rFonts w:ascii="Times New Roman" w:eastAsia="標楷體" w:hAnsi="Times New Roman" w:cs="Times New Roman"/>
+          <w:sz w:val="24"/>
+          <w:szCs w:val="24"/>
+          <w:lang w:eastAsia="zh-TW"/>
+        </w:rPr>
+        <w:t>placement</w:t>
+      </w:r>
+      <w:r>
+        <w:rPr>
+          <w:rFonts w:ascii="Times New Roman" w:eastAsia="標楷體" w:hAnsi="Times New Roman" w:cs="Times New Roman" w:hint="eastAsia"/>
+          <w:sz w:val="24"/>
+          <w:szCs w:val="24"/>
+          <w:lang w:eastAsia="zh-TW"/>
+        </w:rPr>
+        <w:t xml:space="preserve"> </w:t>
+      </w:r>
+      <w:r>
+        <w:rPr>
+          <w:rFonts w:ascii="Times New Roman" w:eastAsia="標楷體" w:hAnsi="Times New Roman" w:cs="Times New Roman"/>
+          <w:sz w:val="24"/>
+          <w:szCs w:val="24"/>
+          <w:lang w:eastAsia="zh-TW"/>
+        </w:rPr>
+        <w:t>and</w:t>
+      </w:r>
+      <w:r>
+        <w:rPr>
+          <w:rFonts w:ascii="Times New Roman" w:eastAsia="標楷體" w:hAnsi="Times New Roman" w:cs="Times New Roman" w:hint="eastAsia"/>
+          <w:sz w:val="24"/>
+          <w:szCs w:val="24"/>
+          <w:lang w:eastAsia="zh-TW"/>
+        </w:rPr>
+        <w:t xml:space="preserve"> </w:t>
+      </w:r>
+      <w:r>
+        <w:rPr>
+          <w:rFonts w:ascii="Times New Roman" w:eastAsia="標楷體" w:hAnsi="Times New Roman" w:cs="Times New Roman"/>
+          <w:sz w:val="24"/>
+          <w:szCs w:val="24"/>
+          <w:lang w:eastAsia="zh-TW"/>
+        </w:rPr>
+        <w:t>HVAC</w:t>
+      </w:r>
+      <w:r>
+        <w:rPr>
+          <w:rFonts w:ascii="Times New Roman" w:eastAsia="標楷體" w:hAnsi="Times New Roman" w:cs="Times New Roman" w:hint="eastAsia"/>
+          <w:sz w:val="24"/>
+          <w:szCs w:val="24"/>
+          <w:lang w:eastAsia="zh-TW"/>
+        </w:rPr>
+        <w:t xml:space="preserve"> </w:t>
+      </w:r>
+      <w:r>
+        <w:rPr>
+          <w:rFonts w:ascii="Times New Roman" w:eastAsia="標楷體" w:hAnsi="Times New Roman" w:cs="Times New Roman"/>
+          <w:sz w:val="24"/>
+          <w:szCs w:val="24"/>
+          <w:lang w:eastAsia="zh-TW"/>
+        </w:rPr>
+        <w:t>control</w:t>
+      </w:r>
+    </w:p>
+    <w:p>
+      <w:pPr>
+        <w:spacing w:line="360" w:lineRule="auto"/>
+        <w:rPr>
+          <w:rFonts w:ascii="Times New Roman" w:eastAsia="標楷體" w:hAnsi="Times New Roman" w:cs="Times New Roman"/>
+          <w:sz w:val="24"/>
+          <w:szCs w:val="24"/>
+          <w:lang w:eastAsia="zh-TW"/>
+        </w:rPr>
+      </w:pPr>
+      <w:r>
+        <w:rPr>
+          <w:rFonts w:ascii="Times New Roman" w:eastAsia="標楷體" w:hAnsi="Times New Roman" w:cs="Times New Roman"/>
+          <w:sz w:val="24"/>
+          <w:szCs w:val="24"/>
+          <w:lang w:eastAsia="zh-TW"/>
+        </w:rPr>
+        <w:t>Tomar, Deepak, et al. "AI-driven cooling optimization in data centers: Reinforcement learning for dynamic workload placement and HVAC control."</w:t>
+      </w:r>
+    </w:p>
+    <w:p>
+      <w:pPr>
+        <w:pStyle w:val="ae"/>
+        <w:numPr>
+          <w:ilvl w:val="0"/>
+          <w:numId w:val="91"/>
+        </w:numPr>
+        <w:spacing w:line="360" w:lineRule="auto"/>
+        <w:rPr>
+          <w:rFonts w:ascii="Times New Roman" w:eastAsia="標楷體" w:hAnsi="Times New Roman" w:cs="Times New Roman"/>
+          <w:sz w:val="24"/>
+          <w:szCs w:val="24"/>
+          <w:lang w:eastAsia="zh-TW"/>
+        </w:rPr>
+      </w:pPr>
+      <w:r>
+        <w:rPr>
+          <w:rFonts w:ascii="Times New Roman" w:eastAsia="標楷體" w:hAnsi="Times New Roman" w:cs="Times New Roman" w:hint="eastAsia"/>
+          <w:sz w:val="24"/>
+          <w:szCs w:val="24"/>
+          <w:lang w:eastAsia="zh-TW"/>
+        </w:rPr>
+        <w:t>論文面臨挑戰</w:t>
+      </w:r>
+    </w:p>
+    <w:p>
+      <w:pPr>
+        <w:pStyle w:val="ae"/>
+        <w:spacing w:line="360" w:lineRule="auto"/>
+        <w:ind w:left="480"/>
+        <w:rPr>
+          <w:rFonts w:ascii="Times New Roman" w:eastAsia="標楷體" w:hAnsi="Times New Roman" w:cs="Times New Roman"/>
+          <w:sz w:val="24"/>
+          <w:szCs w:val="24"/>
+          <w:lang w:eastAsia="zh-TW"/>
+        </w:rPr>
+      </w:pPr>
+      <w:r>
+        <w:rPr>
+          <w:rFonts w:ascii="Times New Roman" w:eastAsia="標楷體" w:hAnsi="Times New Roman" w:cs="Times New Roman"/>
+          <w:sz w:val="24"/>
+          <w:szCs w:val="24"/>
+          <w:lang w:eastAsia="zh-TW"/>
+        </w:rPr>
+        <w:t>資料中心裡面有很多伺服器，運算時會發熱，所以需要</w:t>
+      </w:r>
+      <w:r>
+        <w:rPr>
+          <w:rFonts w:ascii="Times New Roman" w:eastAsia="標楷體" w:hAnsi="Times New Roman" w:cs="Times New Roman"/>
+          <w:sz w:val="24"/>
+          <w:szCs w:val="24"/>
+          <w:lang w:eastAsia="zh-TW"/>
+        </w:rPr>
+        <w:t xml:space="preserve"> HVAC</w:t>
+      </w:r>
+      <w:r>
+        <w:rPr>
+          <w:rFonts w:ascii="Times New Roman" w:eastAsia="標楷體" w:hAnsi="Times New Roman" w:cs="Times New Roman"/>
+          <w:sz w:val="24"/>
+          <w:szCs w:val="24"/>
+          <w:lang w:eastAsia="zh-TW"/>
+        </w:rPr>
+        <w:t>、</w:t>
+      </w:r>
+      <w:r>
+        <w:rPr>
+          <w:rFonts w:ascii="Times New Roman" w:eastAsia="標楷體" w:hAnsi="Times New Roman" w:cs="Times New Roman"/>
+          <w:sz w:val="24"/>
+          <w:szCs w:val="24"/>
+          <w:lang w:eastAsia="zh-TW"/>
+        </w:rPr>
+        <w:t>CRAC</w:t>
+      </w:r>
+      <w:r>
+        <w:rPr>
+          <w:rFonts w:ascii="Times New Roman" w:eastAsia="標楷體" w:hAnsi="Times New Roman" w:cs="Times New Roman"/>
+          <w:sz w:val="24"/>
+          <w:szCs w:val="24"/>
+          <w:lang w:eastAsia="zh-TW"/>
+        </w:rPr>
+        <w:t>、</w:t>
+      </w:r>
+      <w:r>
+        <w:rPr>
+          <w:rFonts w:ascii="Times New Roman" w:eastAsia="標楷體" w:hAnsi="Times New Roman" w:cs="Times New Roman"/>
+          <w:sz w:val="24"/>
+          <w:szCs w:val="24"/>
+          <w:lang w:eastAsia="zh-TW"/>
+        </w:rPr>
+        <w:t>chiller</w:t>
+      </w:r>
+      <w:r>
+        <w:rPr>
+          <w:rFonts w:ascii="Times New Roman" w:eastAsia="標楷體" w:hAnsi="Times New Roman" w:cs="Times New Roman"/>
+          <w:sz w:val="24"/>
+          <w:szCs w:val="24"/>
+          <w:lang w:eastAsia="zh-TW"/>
+        </w:rPr>
+        <w:t>、</w:t>
+      </w:r>
+      <w:r>
+        <w:rPr>
+          <w:rFonts w:ascii="Times New Roman" w:eastAsia="標楷體" w:hAnsi="Times New Roman" w:cs="Times New Roman"/>
+          <w:sz w:val="24"/>
+          <w:szCs w:val="24"/>
+          <w:lang w:eastAsia="zh-TW"/>
+        </w:rPr>
+        <w:t xml:space="preserve">fan </w:t>
+      </w:r>
+      <w:r>
+        <w:rPr>
+          <w:rFonts w:ascii="Times New Roman" w:eastAsia="標楷體" w:hAnsi="Times New Roman" w:cs="Times New Roman"/>
+          <w:sz w:val="24"/>
+          <w:szCs w:val="24"/>
+          <w:lang w:eastAsia="zh-TW"/>
+        </w:rPr>
+        <w:t>等冷卻設備維持溫度。論文提到冷卻系統可能佔資料中心總能耗約</w:t>
+      </w:r>
+      <w:r>
+        <w:rPr>
+          <w:rFonts w:ascii="Times New Roman" w:eastAsia="標楷體" w:hAnsi="Times New Roman" w:cs="Times New Roman"/>
+          <w:sz w:val="24"/>
+          <w:szCs w:val="24"/>
+          <w:lang w:eastAsia="zh-TW"/>
+        </w:rPr>
+        <w:t xml:space="preserve"> 40%</w:t>
+      </w:r>
+      <w:r>
+        <w:rPr>
+          <w:rFonts w:ascii="Times New Roman" w:eastAsia="標楷體" w:hAnsi="Times New Roman" w:cs="Times New Roman"/>
+          <w:sz w:val="24"/>
+          <w:szCs w:val="24"/>
+          <w:lang w:eastAsia="zh-TW"/>
+        </w:rPr>
+        <w:t>，因此如果冷卻控制不好，會造成能源浪費與營運成本增加。</w:t>
+      </w:r>
+    </w:p>
+    <w:p>
+      <w:pPr>
+        <w:pStyle w:val="ae"/>
+        <w:numPr>
+          <w:ilvl w:val="0"/>
+          <w:numId w:val="92"/>
+        </w:numPr>
+        <w:spacing w:line="360" w:lineRule="auto"/>
+        <w:rPr>
+          <w:rFonts w:ascii="Times New Roman" w:eastAsia="標楷體" w:hAnsi="Times New Roman" w:cs="Times New Roman"/>
+          <w:sz w:val="24"/>
+          <w:szCs w:val="24"/>
+          <w:lang w:eastAsia="zh-TW"/>
+        </w:rPr>
+      </w:pPr>
+      <w:r>
+        <w:rPr>
+          <w:rFonts w:ascii="Times New Roman" w:eastAsia="標楷體" w:hAnsi="Times New Roman" w:cs="Times New Roman"/>
+          <w:sz w:val="24"/>
+          <w:szCs w:val="24"/>
+          <w:lang w:eastAsia="zh-TW"/>
+        </w:rPr>
+        <w:t>工作負載會一直變動</w:t>
+      </w:r>
+      <w:r>
+        <w:rPr>
+          <w:rFonts w:ascii="Times New Roman" w:eastAsia="標楷體" w:hAnsi="Times New Roman" w:cs="Times New Roman" w:hint="eastAsia"/>
+          <w:sz w:val="24"/>
+          <w:szCs w:val="24"/>
+          <w:lang w:eastAsia="zh-TW"/>
+        </w:rPr>
+        <w:t xml:space="preserve">: </w:t>
+      </w:r>
+      <w:r>
+        <w:rPr>
+          <w:rFonts w:ascii="Times New Roman" w:eastAsia="標楷體" w:hAnsi="Times New Roman" w:cs="Times New Roman"/>
+          <w:sz w:val="24"/>
+          <w:szCs w:val="24"/>
+          <w:lang w:eastAsia="zh-TW"/>
+        </w:rPr>
+        <w:t>伺服器不是每台都一直滿載，有時某些</w:t>
+      </w:r>
+      <w:r>
+        <w:rPr>
+          <w:rFonts w:ascii="Times New Roman" w:eastAsia="標楷體" w:hAnsi="Times New Roman" w:cs="Times New Roman"/>
+          <w:sz w:val="24"/>
+          <w:szCs w:val="24"/>
+          <w:lang w:eastAsia="zh-TW"/>
+        </w:rPr>
+        <w:t xml:space="preserve"> rack </w:t>
+      </w:r>
+      <w:r>
+        <w:rPr>
+          <w:rFonts w:ascii="Times New Roman" w:eastAsia="標楷體" w:hAnsi="Times New Roman" w:cs="Times New Roman"/>
+          <w:sz w:val="24"/>
+          <w:szCs w:val="24"/>
+          <w:lang w:eastAsia="zh-TW"/>
+        </w:rPr>
+        <w:t>很忙、有些很閒，熱量分布會一直改變。</w:t>
+      </w:r>
+    </w:p>
+    <w:p>
+      <w:pPr>
+        <w:pStyle w:val="ae"/>
+        <w:numPr>
+          <w:ilvl w:val="0"/>
+          <w:numId w:val="92"/>
+        </w:numPr>
+        <w:spacing w:line="360" w:lineRule="auto"/>
+        <w:rPr>
+          <w:rFonts w:ascii="Times New Roman" w:eastAsia="標楷體" w:hAnsi="Times New Roman" w:cs="Times New Roman"/>
+          <w:sz w:val="24"/>
+          <w:szCs w:val="24"/>
+          <w:lang w:eastAsia="zh-TW"/>
+        </w:rPr>
+      </w:pPr>
+      <w:r>
+        <w:rPr>
+          <w:rFonts w:ascii="Times New Roman" w:eastAsia="標楷體" w:hAnsi="Times New Roman" w:cs="Times New Roman"/>
+          <w:sz w:val="24"/>
+          <w:szCs w:val="24"/>
+          <w:lang w:eastAsia="zh-TW"/>
+        </w:rPr>
+        <w:t>傳統控制方法太固定</w:t>
+      </w:r>
+      <w:r>
+        <w:rPr>
+          <w:rFonts w:ascii="Times New Roman" w:eastAsia="標楷體" w:hAnsi="Times New Roman" w:cs="Times New Roman" w:hint="eastAsia"/>
+          <w:sz w:val="24"/>
+          <w:szCs w:val="24"/>
+          <w:lang w:eastAsia="zh-TW"/>
+        </w:rPr>
+        <w:t xml:space="preserve">: </w:t>
+      </w:r>
+      <w:r>
+        <w:rPr>
+          <w:rFonts w:ascii="Times New Roman" w:eastAsia="標楷體" w:hAnsi="Times New Roman" w:cs="Times New Roman"/>
+          <w:sz w:val="24"/>
+          <w:szCs w:val="24"/>
+          <w:lang w:eastAsia="zh-TW"/>
+        </w:rPr>
+        <w:t>過去常用</w:t>
+      </w:r>
+      <w:r>
+        <w:rPr>
+          <w:rFonts w:ascii="Times New Roman" w:eastAsia="標楷體" w:hAnsi="Times New Roman" w:cs="Times New Roman"/>
+          <w:sz w:val="24"/>
+          <w:szCs w:val="24"/>
+          <w:lang w:eastAsia="zh-TW"/>
+        </w:rPr>
+        <w:t xml:space="preserve"> rule-based </w:t>
+      </w:r>
+      <w:r>
+        <w:rPr>
+          <w:rFonts w:ascii="Times New Roman" w:eastAsia="標楷體" w:hAnsi="Times New Roman" w:cs="Times New Roman"/>
+          <w:sz w:val="24"/>
+          <w:szCs w:val="24"/>
+          <w:lang w:eastAsia="zh-TW"/>
+        </w:rPr>
+        <w:t>或</w:t>
+      </w:r>
+      <w:r>
+        <w:rPr>
+          <w:rFonts w:ascii="Times New Roman" w:eastAsia="標楷體" w:hAnsi="Times New Roman" w:cs="Times New Roman"/>
+          <w:sz w:val="24"/>
+          <w:szCs w:val="24"/>
+          <w:lang w:eastAsia="zh-TW"/>
+        </w:rPr>
+        <w:t xml:space="preserve"> static policy</w:t>
+      </w:r>
+      <w:r>
+        <w:rPr>
+          <w:rFonts w:ascii="Times New Roman" w:eastAsia="標楷體" w:hAnsi="Times New Roman" w:cs="Times New Roman"/>
+          <w:sz w:val="24"/>
+          <w:szCs w:val="24"/>
+          <w:lang w:eastAsia="zh-TW"/>
+        </w:rPr>
+        <w:t>，例如固定空調溫度、固定風扇轉速、固定分配工作，但這種方法無法即時因應熱點</w:t>
+      </w:r>
+      <w:r>
+        <w:rPr>
+          <w:rFonts w:ascii="Times New Roman" w:eastAsia="標楷體" w:hAnsi="Times New Roman" w:cs="Times New Roman"/>
+          <w:sz w:val="24"/>
+          <w:szCs w:val="24"/>
+          <w:lang w:eastAsia="zh-TW"/>
+        </w:rPr>
+        <w:t xml:space="preserve"> hotspot</w:t>
+      </w:r>
+      <w:r>
+        <w:rPr>
+          <w:rFonts w:ascii="Times New Roman" w:eastAsia="標楷體" w:hAnsi="Times New Roman" w:cs="Times New Roman"/>
+          <w:sz w:val="24"/>
+          <w:szCs w:val="24"/>
+          <w:lang w:eastAsia="zh-TW"/>
+        </w:rPr>
+        <w:t>。</w:t>
+      </w:r>
+    </w:p>
+    <w:p>
+      <w:pPr>
+        <w:pStyle w:val="ae"/>
+        <w:numPr>
+          <w:ilvl w:val="0"/>
+          <w:numId w:val="92"/>
+        </w:numPr>
+        <w:spacing w:line="360" w:lineRule="auto"/>
+        <w:rPr>
+          <w:rFonts w:ascii="Times New Roman" w:eastAsia="標楷體" w:hAnsi="Times New Roman" w:cs="Times New Roman"/>
+          <w:sz w:val="24"/>
+          <w:szCs w:val="24"/>
+          <w:lang w:eastAsia="zh-TW"/>
+        </w:rPr>
+      </w:pPr>
+      <w:r>
+        <w:rPr>
+          <w:rFonts w:ascii="Times New Roman" w:eastAsia="標楷體" w:hAnsi="Times New Roman" w:cs="Times New Roman"/>
+          <w:sz w:val="24"/>
+          <w:szCs w:val="24"/>
+          <w:lang w:eastAsia="zh-TW"/>
+        </w:rPr>
+        <w:t>工作負載配置與冷卻控制彼此</w:t>
+      </w:r>
+      <w:r>
+        <w:rPr>
+          <w:rFonts w:ascii="Times New Roman" w:eastAsia="標楷體" w:hAnsi="Times New Roman" w:cs="Times New Roman" w:hint="eastAsia"/>
+          <w:sz w:val="24"/>
+          <w:szCs w:val="24"/>
+          <w:lang w:eastAsia="zh-TW"/>
+        </w:rPr>
+        <w:t>耦合</w:t>
+      </w:r>
+      <w:r>
+        <w:rPr>
+          <w:rFonts w:ascii="Times New Roman" w:eastAsia="標楷體" w:hAnsi="Times New Roman" w:cs="Times New Roman" w:hint="eastAsia"/>
+          <w:sz w:val="24"/>
+          <w:szCs w:val="24"/>
+          <w:lang w:eastAsia="zh-TW"/>
+        </w:rPr>
+        <w:t xml:space="preserve">: </w:t>
+      </w:r>
+      <w:r>
+        <w:rPr>
+          <w:rFonts w:ascii="Times New Roman" w:eastAsia="標楷體" w:hAnsi="Times New Roman" w:cs="Times New Roman"/>
+          <w:sz w:val="24"/>
+          <w:szCs w:val="24"/>
+          <w:lang w:eastAsia="zh-TW"/>
+        </w:rPr>
+        <w:t>如果把工作集中放在某幾台伺服器，局部溫度會升高；</w:t>
+      </w:r>
+      <w:r>
+        <w:rPr>
+          <w:rFonts w:ascii="Times New Roman" w:eastAsia="標楷體" w:hAnsi="Times New Roman" w:cs="Times New Roman"/>
+          <w:sz w:val="24"/>
+          <w:szCs w:val="24"/>
+          <w:lang w:eastAsia="zh-TW"/>
+        </w:rPr>
+        <w:t xml:space="preserve">HVAC </w:t>
+      </w:r>
+      <w:r>
+        <w:rPr>
+          <w:rFonts w:ascii="Times New Roman" w:eastAsia="標楷體" w:hAnsi="Times New Roman" w:cs="Times New Roman"/>
+          <w:sz w:val="24"/>
+          <w:szCs w:val="24"/>
+          <w:lang w:eastAsia="zh-TW"/>
+        </w:rPr>
+        <w:t>又必須加強冷卻。</w:t>
+      </w:r>
+    </w:p>
+    <w:p>
+      <w:pPr>
+        <w:pStyle w:val="ae"/>
+        <w:numPr>
+          <w:ilvl w:val="0"/>
+          <w:numId w:val="91"/>
+        </w:numPr>
+        <w:spacing w:line="360" w:lineRule="auto"/>
+        <w:rPr>
+          <w:rFonts w:ascii="Times New Roman" w:eastAsia="標楷體" w:hAnsi="Times New Roman" w:cs="Times New Roman"/>
+          <w:sz w:val="24"/>
+          <w:szCs w:val="24"/>
+          <w:lang w:eastAsia="zh-TW"/>
+        </w:rPr>
+      </w:pPr>
+      <w:r>
+        <w:rPr>
+          <w:rFonts w:ascii="Times New Roman" w:eastAsia="標楷體" w:hAnsi="Times New Roman" w:cs="Times New Roman"/>
+          <w:sz w:val="24"/>
+          <w:szCs w:val="24"/>
+          <w:lang w:eastAsia="zh-TW"/>
+        </w:rPr>
+        <w:t>論文的假設</w:t>
+      </w:r>
+    </w:p>
+    <w:p>
+      <w:pPr>
+        <w:pStyle w:val="ae"/>
+        <w:numPr>
+          <w:ilvl w:val="0"/>
+          <w:numId w:val="93"/>
+        </w:numPr>
+        <w:spacing w:line="360" w:lineRule="auto"/>
+        <w:rPr>
+          <w:rFonts w:ascii="Times New Roman" w:eastAsia="標楷體" w:hAnsi="Times New Roman" w:cs="Times New Roman"/>
+          <w:sz w:val="24"/>
+          <w:szCs w:val="24"/>
+          <w:lang w:eastAsia="zh-TW"/>
+        </w:rPr>
+      </w:pPr>
+      <w:r>
+        <w:rPr>
+          <w:rFonts w:ascii="Times New Roman" w:eastAsia="標楷體" w:hAnsi="Times New Roman" w:cs="Times New Roman"/>
+          <w:sz w:val="24"/>
+          <w:szCs w:val="24"/>
+          <w:lang w:eastAsia="zh-TW"/>
+        </w:rPr>
+        <w:t>即時取得資料中心狀態</w:t>
+      </w:r>
+      <w:r>
+        <w:rPr>
+          <w:rFonts w:ascii="Times New Roman" w:eastAsia="標楷體" w:hAnsi="Times New Roman" w:cs="Times New Roman" w:hint="eastAsia"/>
+          <w:sz w:val="24"/>
+          <w:szCs w:val="24"/>
+          <w:lang w:eastAsia="zh-TW"/>
+        </w:rPr>
+        <w:t xml:space="preserve">: </w:t>
+      </w:r>
+      <w:r>
+        <w:rPr>
+          <w:rFonts w:ascii="Times New Roman" w:eastAsia="標楷體" w:hAnsi="Times New Roman" w:cs="Times New Roman"/>
+          <w:sz w:val="24"/>
+          <w:szCs w:val="24"/>
+          <w:lang w:eastAsia="zh-TW"/>
+        </w:rPr>
+        <w:t>溫度感測器資料、伺服器負載、</w:t>
+      </w:r>
+      <w:r>
+        <w:rPr>
+          <w:rFonts w:ascii="Times New Roman" w:eastAsia="標楷體" w:hAnsi="Times New Roman" w:cs="Times New Roman"/>
+          <w:sz w:val="24"/>
+          <w:szCs w:val="24"/>
+          <w:lang w:eastAsia="zh-TW"/>
+        </w:rPr>
+        <w:t xml:space="preserve">HVAC </w:t>
+      </w:r>
+      <w:r>
+        <w:rPr>
+          <w:rFonts w:ascii="Times New Roman" w:eastAsia="標楷體" w:hAnsi="Times New Roman" w:cs="Times New Roman"/>
+          <w:sz w:val="24"/>
+          <w:szCs w:val="24"/>
+          <w:lang w:eastAsia="zh-TW"/>
+        </w:rPr>
+        <w:t>運作參數、外部天氣、熱點預測資訊等。這些當成</w:t>
+      </w:r>
+      <w:r>
+        <w:rPr>
+          <w:rFonts w:ascii="Times New Roman" w:eastAsia="標楷體" w:hAnsi="Times New Roman" w:cs="Times New Roman"/>
+          <w:sz w:val="24"/>
+          <w:szCs w:val="24"/>
+          <w:lang w:eastAsia="zh-TW"/>
+        </w:rPr>
+        <w:t xml:space="preserve"> RL </w:t>
+      </w:r>
+      <w:r>
+        <w:rPr>
+          <w:rFonts w:ascii="Times New Roman" w:eastAsia="標楷體" w:hAnsi="Times New Roman" w:cs="Times New Roman"/>
+          <w:sz w:val="24"/>
+          <w:szCs w:val="24"/>
+          <w:lang w:eastAsia="zh-TW"/>
+        </w:rPr>
+        <w:t>的</w:t>
+      </w:r>
+      <w:r>
+        <w:rPr>
+          <w:rFonts w:ascii="Times New Roman" w:eastAsia="標楷體" w:hAnsi="Times New Roman" w:cs="Times New Roman"/>
+          <w:sz w:val="24"/>
+          <w:szCs w:val="24"/>
+          <w:lang w:eastAsia="zh-TW"/>
+        </w:rPr>
+        <w:t xml:space="preserve"> state</w:t>
+      </w:r>
+      <w:r>
+        <w:rPr>
+          <w:rFonts w:ascii="Times New Roman" w:eastAsia="標楷體" w:hAnsi="Times New Roman" w:cs="Times New Roman"/>
+          <w:sz w:val="24"/>
+          <w:szCs w:val="24"/>
+          <w:lang w:eastAsia="zh-TW"/>
+        </w:rPr>
+        <w:t>，也就是目前環境狀態。</w:t>
+      </w:r>
+    </w:p>
+    <w:p>
+      <w:pPr>
+        <w:pStyle w:val="ae"/>
+        <w:numPr>
+          <w:ilvl w:val="0"/>
+          <w:numId w:val="93"/>
+        </w:numPr>
+        <w:spacing w:line="360" w:lineRule="auto"/>
+        <w:rPr>
+          <w:rFonts w:ascii="Times New Roman" w:eastAsia="標楷體" w:hAnsi="Times New Roman" w:cs="Times New Roman"/>
+          <w:sz w:val="24"/>
+          <w:szCs w:val="24"/>
+          <w:lang w:eastAsia="zh-TW"/>
+        </w:rPr>
+      </w:pPr>
+      <w:r>
+        <w:rPr>
+          <w:rFonts w:ascii="Times New Roman" w:eastAsia="標楷體" w:hAnsi="Times New Roman" w:cs="Times New Roman"/>
+          <w:sz w:val="24"/>
+          <w:szCs w:val="24"/>
+          <w:lang w:eastAsia="zh-TW"/>
+        </w:rPr>
+        <w:t>資料中心可以被建模成一個</w:t>
+      </w:r>
+      <w:r>
+        <w:rPr>
+          <w:rFonts w:ascii="Times New Roman" w:eastAsia="標楷體" w:hAnsi="Times New Roman" w:cs="Times New Roman"/>
+          <w:sz w:val="24"/>
+          <w:szCs w:val="24"/>
+          <w:lang w:eastAsia="zh-TW"/>
+        </w:rPr>
+        <w:t xml:space="preserve"> sequential decision-making environment</w:t>
+      </w:r>
+      <w:r>
+        <w:rPr>
+          <w:rFonts w:ascii="Times New Roman" w:eastAsia="標楷體" w:hAnsi="Times New Roman" w:cs="Times New Roman" w:hint="eastAsia"/>
+          <w:sz w:val="24"/>
+          <w:szCs w:val="24"/>
+          <w:lang w:eastAsia="zh-TW"/>
+        </w:rPr>
+        <w:t xml:space="preserve">: </w:t>
+      </w:r>
+      <w:r>
+        <w:rPr>
+          <w:rFonts w:ascii="Times New Roman" w:eastAsia="標楷體" w:hAnsi="Times New Roman" w:cs="Times New Roman" w:hint="eastAsia"/>
+          <w:sz w:val="24"/>
+          <w:szCs w:val="24"/>
+          <w:lang w:eastAsia="zh-TW"/>
+        </w:rPr>
+        <w:t>隨時間連續決策的系統。</w:t>
+      </w:r>
+    </w:p>
+    <w:p>
+      <w:pPr>
+        <w:pStyle w:val="ae"/>
+        <w:numPr>
+          <w:ilvl w:val="0"/>
+          <w:numId w:val="91"/>
+        </w:numPr>
+        <w:spacing w:line="360" w:lineRule="auto"/>
+        <w:rPr>
+          <w:rFonts w:ascii="Times New Roman" w:eastAsia="標楷體" w:hAnsi="Times New Roman" w:cs="Times New Roman"/>
+          <w:sz w:val="24"/>
+          <w:szCs w:val="24"/>
+          <w:lang w:eastAsia="zh-TW"/>
+        </w:rPr>
+      </w:pPr>
+      <w:r>
+        <w:rPr>
+          <w:rFonts w:ascii="Times New Roman" w:eastAsia="標楷體" w:hAnsi="Times New Roman" w:cs="Times New Roman" w:hint="eastAsia"/>
+          <w:sz w:val="24"/>
+          <w:szCs w:val="24"/>
+          <w:lang w:eastAsia="zh-TW"/>
+        </w:rPr>
+        <w:t>提出的解決方法</w:t>
+      </w:r>
+    </w:p>
+    <w:p>
+      <w:pPr>
+        <w:pStyle w:val="ae"/>
+        <w:numPr>
+          <w:ilvl w:val="0"/>
+          <w:numId w:val="94"/>
+        </w:numPr>
+        <w:spacing w:line="360" w:lineRule="auto"/>
+        <w:rPr>
+          <w:rFonts w:ascii="Times New Roman" w:eastAsia="標楷體" w:hAnsi="Times New Roman" w:cs="Times New Roman"/>
+          <w:sz w:val="24"/>
+          <w:szCs w:val="24"/>
+          <w:lang w:eastAsia="zh-TW"/>
+        </w:rPr>
+      </w:pPr>
+      <w:r>
+        <w:rPr>
+          <w:rFonts w:ascii="Times New Roman" w:eastAsia="標楷體" w:hAnsi="Times New Roman" w:cs="Times New Roman" w:hint="eastAsia"/>
+          <w:sz w:val="24"/>
+          <w:szCs w:val="24"/>
+          <w:lang w:eastAsia="zh-TW"/>
+        </w:rPr>
+        <w:t>提出</w:t>
+      </w:r>
+      <w:r>
+        <w:rPr>
+          <w:rFonts w:ascii="Times New Roman" w:eastAsia="標楷體" w:hAnsi="Times New Roman" w:cs="Times New Roman"/>
+          <w:sz w:val="24"/>
+          <w:szCs w:val="24"/>
+          <w:lang w:eastAsia="zh-TW"/>
+        </w:rPr>
+        <w:t>RL-based joint optimization framework</w:t>
+      </w:r>
+      <w:r>
+        <w:rPr>
+          <w:rFonts w:ascii="Times New Roman" w:eastAsia="標楷體" w:hAnsi="Times New Roman" w:cs="Times New Roman" w:hint="eastAsia"/>
+          <w:sz w:val="24"/>
+          <w:szCs w:val="24"/>
+          <w:lang w:eastAsia="zh-TW"/>
+        </w:rPr>
+        <w:t>:</w:t>
+      </w:r>
+    </w:p>
+    <w:p>
+      <w:pPr>
+        <w:pStyle w:val="ae"/>
+        <w:numPr>
+          <w:ilvl w:val="1"/>
+          <w:numId w:val="94"/>
+        </w:numPr>
+        <w:spacing w:line="360" w:lineRule="auto"/>
+        <w:rPr>
+          <w:rFonts w:ascii="Times New Roman" w:eastAsia="標楷體" w:hAnsi="Times New Roman" w:cs="Times New Roman"/>
+          <w:sz w:val="24"/>
+          <w:szCs w:val="24"/>
+          <w:lang w:eastAsia="zh-TW"/>
+        </w:rPr>
+      </w:pPr>
+      <w:r>
+        <w:rPr>
+          <w:rFonts w:ascii="Times New Roman" w:eastAsia="標楷體" w:hAnsi="Times New Roman" w:cs="Times New Roman"/>
+          <w:sz w:val="24"/>
+          <w:szCs w:val="24"/>
+          <w:lang w:eastAsia="zh-TW"/>
+        </w:rPr>
+        <w:t>工作負載配置</w:t>
+      </w:r>
+      <w:r>
+        <w:rPr>
+          <w:rFonts w:ascii="Times New Roman" w:eastAsia="標楷體" w:hAnsi="Times New Roman" w:cs="Times New Roman"/>
+          <w:sz w:val="24"/>
+          <w:szCs w:val="24"/>
+          <w:lang w:eastAsia="zh-TW"/>
+        </w:rPr>
+        <w:t xml:space="preserve"> workload placement</w:t>
+      </w:r>
+      <w:r>
+        <w:rPr>
+          <w:rFonts w:ascii="Times New Roman" w:eastAsia="標楷體" w:hAnsi="Times New Roman" w:cs="Times New Roman" w:hint="eastAsia"/>
+          <w:sz w:val="24"/>
+          <w:szCs w:val="24"/>
+          <w:lang w:eastAsia="zh-TW"/>
+        </w:rPr>
+        <w:t xml:space="preserve">: </w:t>
+      </w:r>
+      <w:r>
+        <w:rPr>
+          <w:rFonts w:ascii="Times New Roman" w:eastAsia="標楷體" w:hAnsi="Times New Roman" w:cs="Times New Roman"/>
+          <w:sz w:val="24"/>
+          <w:szCs w:val="24"/>
+          <w:lang w:eastAsia="zh-TW"/>
+        </w:rPr>
+        <w:t>負責決定工作要放到哪些伺服器，避免某些</w:t>
+      </w:r>
+      <w:r>
+        <w:rPr>
+          <w:rFonts w:ascii="Times New Roman" w:eastAsia="標楷體" w:hAnsi="Times New Roman" w:cs="Times New Roman"/>
+          <w:sz w:val="24"/>
+          <w:szCs w:val="24"/>
+          <w:lang w:eastAsia="zh-TW"/>
+        </w:rPr>
+        <w:t xml:space="preserve"> rack </w:t>
+      </w:r>
+      <w:r>
+        <w:rPr>
+          <w:rFonts w:ascii="Times New Roman" w:eastAsia="標楷體" w:hAnsi="Times New Roman" w:cs="Times New Roman"/>
+          <w:sz w:val="24"/>
+          <w:szCs w:val="24"/>
+          <w:lang w:eastAsia="zh-TW"/>
+        </w:rPr>
+        <w:t>太熱</w:t>
+      </w:r>
+    </w:p>
+    <w:p>
+      <w:pPr>
+        <w:pStyle w:val="ae"/>
+        <w:numPr>
+          <w:ilvl w:val="1"/>
+          <w:numId w:val="94"/>
+        </w:numPr>
+        <w:spacing w:line="360" w:lineRule="auto"/>
+        <w:rPr>
+          <w:rFonts w:ascii="Times New Roman" w:eastAsia="標楷體" w:hAnsi="Times New Roman" w:cs="Times New Roman"/>
+          <w:sz w:val="24"/>
+          <w:szCs w:val="24"/>
+          <w:lang w:eastAsia="zh-TW"/>
+        </w:rPr>
+      </w:pPr>
+      <w:r>
+        <w:rPr>
+          <w:rFonts w:ascii="Times New Roman" w:eastAsia="標楷體" w:hAnsi="Times New Roman" w:cs="Times New Roman"/>
+          <w:sz w:val="24"/>
+          <w:szCs w:val="24"/>
+          <w:lang w:eastAsia="zh-TW"/>
+        </w:rPr>
+        <w:t xml:space="preserve">HVAC </w:t>
+      </w:r>
+      <w:r>
+        <w:rPr>
+          <w:rFonts w:ascii="Times New Roman" w:eastAsia="標楷體" w:hAnsi="Times New Roman" w:cs="Times New Roman"/>
+          <w:sz w:val="24"/>
+          <w:szCs w:val="24"/>
+          <w:lang w:eastAsia="zh-TW"/>
+        </w:rPr>
+        <w:t>冷卻控制</w:t>
+      </w:r>
+      <w:r>
+        <w:rPr>
+          <w:rFonts w:ascii="Times New Roman" w:eastAsia="標楷體" w:hAnsi="Times New Roman" w:cs="Times New Roman"/>
+          <w:sz w:val="24"/>
+          <w:szCs w:val="24"/>
+          <w:lang w:eastAsia="zh-TW"/>
+        </w:rPr>
+        <w:t xml:space="preserve"> HVAC control</w:t>
+      </w:r>
+      <w:r>
+        <w:rPr>
+          <w:rFonts w:ascii="Times New Roman" w:eastAsia="標楷體" w:hAnsi="Times New Roman" w:cs="Times New Roman" w:hint="eastAsia"/>
+          <w:sz w:val="24"/>
+          <w:szCs w:val="24"/>
+          <w:lang w:eastAsia="zh-TW"/>
+        </w:rPr>
+        <w:t>:</w:t>
+      </w:r>
+      <w:r>
+        <w:t xml:space="preserve"> </w:t>
+      </w:r>
+      <w:r>
+        <w:rPr>
+          <w:rFonts w:ascii="Times New Roman" w:eastAsia="標楷體" w:hAnsi="Times New Roman" w:cs="Times New Roman"/>
+          <w:sz w:val="24"/>
+          <w:szCs w:val="24"/>
+          <w:lang w:eastAsia="zh-TW"/>
+        </w:rPr>
+        <w:t>負責調整冷卻設定，例如風扇速度、冷卻水溫度、</w:t>
+      </w:r>
+      <w:r>
+        <w:rPr>
+          <w:rFonts w:ascii="Times New Roman" w:eastAsia="標楷體" w:hAnsi="Times New Roman" w:cs="Times New Roman"/>
+          <w:sz w:val="24"/>
+          <w:szCs w:val="24"/>
+          <w:lang w:eastAsia="zh-TW"/>
+        </w:rPr>
+        <w:t xml:space="preserve">CRAC </w:t>
+      </w:r>
+      <w:r>
+        <w:rPr>
+          <w:rFonts w:ascii="Times New Roman" w:eastAsia="標楷體" w:hAnsi="Times New Roman" w:cs="Times New Roman"/>
+          <w:sz w:val="24"/>
+          <w:szCs w:val="24"/>
+          <w:lang w:eastAsia="zh-TW"/>
+        </w:rPr>
+        <w:t>設定點、</w:t>
+      </w:r>
+      <w:r>
+        <w:rPr>
+          <w:rFonts w:ascii="Times New Roman" w:eastAsia="標楷體" w:hAnsi="Times New Roman" w:cs="Times New Roman"/>
+          <w:sz w:val="24"/>
+          <w:szCs w:val="24"/>
+          <w:lang w:eastAsia="zh-TW"/>
+        </w:rPr>
+        <w:t xml:space="preserve">airflow </w:t>
+      </w:r>
+      <w:r>
+        <w:rPr>
+          <w:rFonts w:ascii="Times New Roman" w:eastAsia="標楷體" w:hAnsi="Times New Roman" w:cs="Times New Roman"/>
+          <w:sz w:val="24"/>
+          <w:szCs w:val="24"/>
+          <w:lang w:eastAsia="zh-TW"/>
+        </w:rPr>
+        <w:t>等</w:t>
+      </w:r>
+    </w:p>
+    <w:p>
+      <w:pPr>
+        <w:pStyle w:val="ae"/>
+        <w:numPr>
+          <w:ilvl w:val="0"/>
+          <w:numId w:val="94"/>
+        </w:numPr>
+        <w:spacing w:line="360" w:lineRule="auto"/>
+        <w:rPr>
+          <w:rFonts w:ascii="Times New Roman" w:eastAsia="標楷體" w:hAnsi="Times New Roman" w:cs="Times New Roman"/>
+          <w:sz w:val="24"/>
+          <w:szCs w:val="24"/>
+          <w:lang w:eastAsia="zh-TW"/>
+        </w:rPr>
+      </w:pPr>
+      <w:r>
+        <w:rPr>
+          <w:rFonts w:ascii="Times New Roman" w:eastAsia="標楷體" w:hAnsi="Times New Roman" w:cs="Times New Roman" w:hint="eastAsia"/>
+          <w:sz w:val="24"/>
+          <w:szCs w:val="24"/>
+          <w:lang w:eastAsia="zh-TW"/>
+        </w:rPr>
+        <w:t xml:space="preserve">Reward </w:t>
+      </w:r>
+      <w:r>
+        <w:rPr>
+          <w:rFonts w:ascii="Times New Roman" w:eastAsia="標楷體" w:hAnsi="Times New Roman" w:cs="Times New Roman" w:hint="eastAsia"/>
+          <w:sz w:val="24"/>
+          <w:szCs w:val="24"/>
+          <w:lang w:eastAsia="zh-TW"/>
+        </w:rPr>
+        <w:t>設計</w:t>
+      </w:r>
+    </w:p>
+    <w:p>
+      <w:pPr>
+        <w:pStyle w:val="ae"/>
+        <w:numPr>
+          <w:ilvl w:val="1"/>
+          <w:numId w:val="94"/>
+        </w:numPr>
+        <w:spacing w:line="360" w:lineRule="auto"/>
+        <w:rPr>
+          <w:rFonts w:ascii="Times New Roman" w:eastAsia="標楷體" w:hAnsi="Times New Roman" w:cs="Times New Roman"/>
+          <w:sz w:val="24"/>
+          <w:szCs w:val="24"/>
+          <w:lang w:eastAsia="zh-TW"/>
+        </w:rPr>
+      </w:pPr>
+      <w:r>
+        <w:rPr>
+          <w:rFonts w:ascii="Times New Roman" w:eastAsia="標楷體" w:hAnsi="Times New Roman" w:cs="Times New Roman"/>
+          <w:sz w:val="24"/>
+          <w:szCs w:val="24"/>
+          <w:lang w:eastAsia="zh-TW"/>
+        </w:rPr>
+        <w:t>降低能源消耗</w:t>
+      </w:r>
+    </w:p>
+    <w:p>
+      <w:pPr>
+        <w:pStyle w:val="ae"/>
+        <w:numPr>
+          <w:ilvl w:val="1"/>
+          <w:numId w:val="94"/>
+        </w:numPr>
+        <w:spacing w:line="360" w:lineRule="auto"/>
+        <w:rPr>
+          <w:rFonts w:ascii="Times New Roman" w:eastAsia="標楷體" w:hAnsi="Times New Roman" w:cs="Times New Roman"/>
+          <w:sz w:val="24"/>
+          <w:szCs w:val="24"/>
+          <w:lang w:eastAsia="zh-TW"/>
+        </w:rPr>
+      </w:pPr>
+      <w:r>
+        <w:rPr>
+          <w:rFonts w:ascii="Times New Roman" w:eastAsia="標楷體" w:hAnsi="Times New Roman" w:cs="Times New Roman"/>
+          <w:sz w:val="24"/>
+          <w:szCs w:val="24"/>
+          <w:lang w:eastAsia="zh-TW"/>
+        </w:rPr>
+        <w:t>避免溫度超標</w:t>
+      </w:r>
+    </w:p>
+    <w:p>
+      <w:pPr>
+        <w:pStyle w:val="ae"/>
+        <w:numPr>
+          <w:ilvl w:val="1"/>
+          <w:numId w:val="94"/>
+        </w:numPr>
+        <w:spacing w:line="360" w:lineRule="auto"/>
+        <w:rPr>
+          <w:rFonts w:ascii="Times New Roman" w:eastAsia="標楷體" w:hAnsi="Times New Roman" w:cs="Times New Roman"/>
+          <w:sz w:val="24"/>
+          <w:szCs w:val="24"/>
+          <w:lang w:eastAsia="zh-TW"/>
+        </w:rPr>
+      </w:pPr>
+      <w:r>
+        <w:rPr>
+          <w:rFonts w:ascii="Times New Roman" w:eastAsia="標楷體" w:hAnsi="Times New Roman" w:cs="Times New Roman"/>
+          <w:sz w:val="24"/>
+          <w:szCs w:val="24"/>
+          <w:lang w:eastAsia="zh-TW"/>
+        </w:rPr>
+        <w:t>避免</w:t>
+      </w:r>
+      <w:r>
+        <w:rPr>
+          <w:rFonts w:ascii="Times New Roman" w:eastAsia="標楷體" w:hAnsi="Times New Roman" w:cs="Times New Roman"/>
+          <w:sz w:val="24"/>
+          <w:szCs w:val="24"/>
+          <w:lang w:eastAsia="zh-TW"/>
+        </w:rPr>
+        <w:t xml:space="preserve"> SLA </w:t>
+      </w:r>
+      <w:r>
+        <w:rPr>
+          <w:rFonts w:ascii="Times New Roman" w:eastAsia="標楷體" w:hAnsi="Times New Roman" w:cs="Times New Roman"/>
+          <w:sz w:val="24"/>
+          <w:szCs w:val="24"/>
+          <w:lang w:eastAsia="zh-TW"/>
+        </w:rPr>
+        <w:t>違規</w:t>
+      </w:r>
+      <w:r>
+        <w:rPr>
+          <w:rFonts w:ascii="Times New Roman" w:eastAsia="標楷體" w:hAnsi="Times New Roman" w:cs="Times New Roman" w:hint="eastAsia"/>
+          <w:sz w:val="24"/>
+          <w:szCs w:val="24"/>
+          <w:lang w:eastAsia="zh-TW"/>
+        </w:rPr>
+        <w:t>:</w:t>
+      </w:r>
+      <w:r>
+        <w:rPr>
+          <w:lang w:eastAsia="zh-TW"/>
+        </w:rPr>
+        <w:t xml:space="preserve"> </w:t>
+      </w:r>
+      <w:r>
+        <w:rPr>
+          <w:rFonts w:ascii="Times New Roman" w:eastAsia="標楷體" w:hAnsi="Times New Roman" w:cs="Times New Roman"/>
+          <w:sz w:val="24"/>
+          <w:szCs w:val="24"/>
+          <w:lang w:eastAsia="zh-TW"/>
+        </w:rPr>
+        <w:t xml:space="preserve">SLA </w:t>
+      </w:r>
+      <w:r>
+        <w:rPr>
+          <w:rFonts w:ascii="Times New Roman" w:eastAsia="標楷體" w:hAnsi="Times New Roman" w:cs="Times New Roman"/>
+          <w:sz w:val="24"/>
+          <w:szCs w:val="24"/>
+          <w:lang w:eastAsia="zh-TW"/>
+        </w:rPr>
+        <w:t>可以理解成服務品質保證，例如延遲不能太高、任務不能處理太慢</w:t>
+      </w:r>
+      <w:r>
+        <w:rPr>
+          <w:rFonts w:ascii="Times New Roman" w:eastAsia="標楷體" w:hAnsi="Times New Roman" w:cs="Times New Roman" w:hint="eastAsia"/>
+          <w:sz w:val="24"/>
+          <w:szCs w:val="24"/>
+          <w:lang w:eastAsia="zh-TW"/>
+        </w:rPr>
+        <w:t>。</w:t>
+      </w:r>
+    </w:p>
+    <w:p>
+      <w:pPr>
+        <w:pStyle w:val="ae"/>
+        <w:numPr>
+          <w:ilvl w:val="0"/>
+          <w:numId w:val="91"/>
+        </w:numPr>
+        <w:spacing w:line="360" w:lineRule="auto"/>
+        <w:rPr>
+          <w:rFonts w:ascii="Times New Roman" w:eastAsia="標楷體" w:hAnsi="Times New Roman" w:cs="Times New Roman"/>
+          <w:sz w:val="24"/>
+          <w:szCs w:val="24"/>
+          <w:lang w:eastAsia="zh-TW"/>
+        </w:rPr>
+      </w:pPr>
+      <w:r>
+        <w:rPr>
+          <w:rFonts w:ascii="Times New Roman" w:eastAsia="標楷體" w:hAnsi="Times New Roman" w:cs="Times New Roman" w:hint="eastAsia"/>
+          <w:sz w:val="24"/>
+          <w:szCs w:val="24"/>
+          <w:lang w:eastAsia="zh-TW"/>
+        </w:rPr>
+        <w:t>評估環境</w:t>
+      </w:r>
+    </w:p>
+    <w:p>
+      <w:pPr>
+        <w:pStyle w:val="ae"/>
+        <w:numPr>
+          <w:ilvl w:val="0"/>
+          <w:numId w:val="95"/>
+        </w:numPr>
+        <w:spacing w:line="360" w:lineRule="auto"/>
+        <w:rPr>
+          <w:rFonts w:ascii="Times New Roman" w:eastAsia="標楷體" w:hAnsi="Times New Roman" w:cs="Times New Roman"/>
+          <w:sz w:val="24"/>
+          <w:szCs w:val="24"/>
+          <w:lang w:eastAsia="zh-TW"/>
+        </w:rPr>
+      </w:pPr>
+      <w:r>
+        <w:rPr>
+          <w:rFonts w:ascii="Times New Roman" w:eastAsia="標楷體" w:hAnsi="Times New Roman" w:cs="Times New Roman"/>
+          <w:sz w:val="24"/>
+          <w:szCs w:val="24"/>
+          <w:lang w:eastAsia="zh-TW"/>
+        </w:rPr>
+        <w:t>模擬環境</w:t>
+      </w:r>
+      <w:r>
+        <w:rPr>
+          <w:rFonts w:ascii="Times New Roman" w:eastAsia="標楷體" w:hAnsi="Times New Roman" w:cs="Times New Roman" w:hint="eastAsia"/>
+          <w:sz w:val="24"/>
+          <w:szCs w:val="24"/>
+          <w:lang w:eastAsia="zh-TW"/>
+        </w:rPr>
+        <w:t xml:space="preserve">: </w:t>
+      </w:r>
+      <w:r>
+        <w:rPr>
+          <w:rFonts w:ascii="Times New Roman" w:eastAsia="標楷體" w:hAnsi="Times New Roman" w:cs="Times New Roman"/>
+          <w:sz w:val="24"/>
+          <w:szCs w:val="24"/>
+          <w:lang w:eastAsia="zh-TW"/>
+        </w:rPr>
+        <w:t>simulation-based evaluation</w:t>
+      </w:r>
+      <w:r>
+        <w:rPr>
+          <w:rFonts w:ascii="Times New Roman" w:eastAsia="標楷體" w:hAnsi="Times New Roman" w:cs="Times New Roman" w:hint="eastAsia"/>
+          <w:sz w:val="24"/>
+          <w:szCs w:val="24"/>
+          <w:lang w:eastAsia="zh-TW"/>
+        </w:rPr>
+        <w:t>。</w:t>
+      </w:r>
+      <w:r>
+        <w:rPr>
+          <w:rFonts w:ascii="Times New Roman" w:eastAsia="標楷體" w:hAnsi="Times New Roman" w:cs="Times New Roman"/>
+          <w:sz w:val="24"/>
+          <w:szCs w:val="24"/>
+          <w:lang w:eastAsia="zh-TW"/>
+        </w:rPr>
+        <w:t xml:space="preserve">RL agent </w:t>
+      </w:r>
+      <w:r>
+        <w:rPr>
+          <w:rFonts w:ascii="Times New Roman" w:eastAsia="標楷體" w:hAnsi="Times New Roman" w:cs="Times New Roman"/>
+          <w:sz w:val="24"/>
+          <w:szCs w:val="24"/>
+          <w:lang w:eastAsia="zh-TW"/>
+        </w:rPr>
+        <w:t>先在</w:t>
+      </w:r>
+      <w:r>
+        <w:rPr>
+          <w:rFonts w:ascii="Times New Roman" w:eastAsia="標楷體" w:hAnsi="Times New Roman" w:cs="Times New Roman"/>
+          <w:sz w:val="24"/>
+          <w:szCs w:val="24"/>
+          <w:lang w:eastAsia="zh-TW"/>
+        </w:rPr>
+        <w:t xml:space="preserve"> high-fidelity simulation environment </w:t>
+      </w:r>
+      <w:r>
+        <w:rPr>
+          <w:rFonts w:ascii="Times New Roman" w:eastAsia="標楷體" w:hAnsi="Times New Roman" w:cs="Times New Roman"/>
+          <w:sz w:val="24"/>
+          <w:szCs w:val="24"/>
+          <w:lang w:eastAsia="zh-TW"/>
+        </w:rPr>
+        <w:t>中訓練與測試，這個模擬器會模擬</w:t>
+      </w:r>
+      <w:r>
+        <w:rPr>
+          <w:rFonts w:ascii="Times New Roman" w:eastAsia="標楷體" w:hAnsi="Times New Roman" w:cs="Times New Roman"/>
+          <w:sz w:val="24"/>
+          <w:szCs w:val="24"/>
+          <w:lang w:eastAsia="zh-TW"/>
+        </w:rPr>
+        <w:t xml:space="preserve"> airflow</w:t>
+      </w:r>
+      <w:r>
+        <w:rPr>
+          <w:rFonts w:ascii="Times New Roman" w:eastAsia="標楷體" w:hAnsi="Times New Roman" w:cs="Times New Roman"/>
+          <w:sz w:val="24"/>
+          <w:szCs w:val="24"/>
+          <w:lang w:eastAsia="zh-TW"/>
+        </w:rPr>
+        <w:t>、</w:t>
+      </w:r>
+      <w:r>
+        <w:rPr>
+          <w:rFonts w:ascii="Times New Roman" w:eastAsia="標楷體" w:hAnsi="Times New Roman" w:cs="Times New Roman"/>
+          <w:sz w:val="24"/>
+          <w:szCs w:val="24"/>
+          <w:lang w:eastAsia="zh-TW"/>
+        </w:rPr>
+        <w:t>heat exchange</w:t>
+      </w:r>
+      <w:r>
+        <w:rPr>
+          <w:rFonts w:ascii="Times New Roman" w:eastAsia="標楷體" w:hAnsi="Times New Roman" w:cs="Times New Roman"/>
+          <w:sz w:val="24"/>
+          <w:szCs w:val="24"/>
+          <w:lang w:eastAsia="zh-TW"/>
+        </w:rPr>
+        <w:t>、設備反應、</w:t>
+      </w:r>
+      <w:r>
+        <w:rPr>
+          <w:rFonts w:ascii="Times New Roman" w:eastAsia="標楷體" w:hAnsi="Times New Roman" w:cs="Times New Roman"/>
+          <w:sz w:val="24"/>
+          <w:szCs w:val="24"/>
+          <w:lang w:eastAsia="zh-TW"/>
+        </w:rPr>
+        <w:t xml:space="preserve">workload traces </w:t>
+      </w:r>
+      <w:r>
+        <w:rPr>
+          <w:rFonts w:ascii="Times New Roman" w:eastAsia="標楷體" w:hAnsi="Times New Roman" w:cs="Times New Roman"/>
+          <w:sz w:val="24"/>
+          <w:szCs w:val="24"/>
+          <w:lang w:eastAsia="zh-TW"/>
+        </w:rPr>
+        <w:t>和</w:t>
+      </w:r>
+      <w:r>
+        <w:rPr>
+          <w:rFonts w:ascii="Times New Roman" w:eastAsia="標楷體" w:hAnsi="Times New Roman" w:cs="Times New Roman"/>
+          <w:sz w:val="24"/>
+          <w:szCs w:val="24"/>
+          <w:lang w:eastAsia="zh-TW"/>
+        </w:rPr>
+        <w:t xml:space="preserve"> HVAC </w:t>
+      </w:r>
+      <w:r>
+        <w:rPr>
+          <w:rFonts w:ascii="Times New Roman" w:eastAsia="標楷體" w:hAnsi="Times New Roman" w:cs="Times New Roman"/>
+          <w:sz w:val="24"/>
+          <w:szCs w:val="24"/>
+          <w:lang w:eastAsia="zh-TW"/>
+        </w:rPr>
+        <w:t>系統特性</w:t>
+      </w:r>
+      <w:r>
+        <w:rPr>
+          <w:rFonts w:ascii="Times New Roman" w:eastAsia="標楷體" w:hAnsi="Times New Roman" w:cs="Times New Roman" w:hint="eastAsia"/>
+          <w:sz w:val="24"/>
+          <w:szCs w:val="24"/>
+          <w:lang w:eastAsia="zh-TW"/>
+        </w:rPr>
+        <w:t>。</w:t>
+      </w:r>
+    </w:p>
+    <w:p>
+      <w:pPr>
+        <w:pStyle w:val="ae"/>
+        <w:numPr>
+          <w:ilvl w:val="0"/>
+          <w:numId w:val="91"/>
+        </w:numPr>
+        <w:spacing w:line="360" w:lineRule="auto"/>
+        <w:rPr>
+          <w:rFonts w:ascii="Times New Roman" w:eastAsia="標楷體" w:hAnsi="Times New Roman" w:cs="Times New Roman"/>
+          <w:sz w:val="24"/>
+          <w:szCs w:val="24"/>
+          <w:lang w:eastAsia="zh-TW"/>
+        </w:rPr>
+      </w:pPr>
+      <w:r>
+        <w:rPr>
+          <w:rFonts w:ascii="Times New Roman" w:eastAsia="標楷體" w:hAnsi="Times New Roman" w:cs="Times New Roman" w:hint="eastAsia"/>
+          <w:sz w:val="24"/>
+          <w:szCs w:val="24"/>
+          <w:lang w:eastAsia="zh-TW"/>
+        </w:rPr>
+        <w:t>評估結果</w:t>
+      </w:r>
+    </w:p>
+    <w:p>
+      <w:pPr>
+        <w:pStyle w:val="ae"/>
+        <w:numPr>
+          <w:ilvl w:val="0"/>
+          <w:numId w:val="96"/>
+        </w:numPr>
+        <w:spacing w:line="360" w:lineRule="auto"/>
+        <w:rPr>
+          <w:rFonts w:ascii="Times New Roman" w:eastAsia="標楷體" w:hAnsi="Times New Roman" w:cs="Times New Roman"/>
+          <w:sz w:val="24"/>
+          <w:szCs w:val="24"/>
+          <w:lang w:eastAsia="zh-TW"/>
+        </w:rPr>
+      </w:pPr>
+      <w:r>
+        <w:rPr>
+          <w:rFonts w:ascii="Times New Roman" w:eastAsia="標楷體" w:hAnsi="Times New Roman" w:cs="Times New Roman" w:hint="eastAsia"/>
+          <w:sz w:val="24"/>
+          <w:szCs w:val="24"/>
+          <w:lang w:eastAsia="zh-TW"/>
+        </w:rPr>
+        <w:t>比較</w:t>
+      </w:r>
+      <w:r>
+        <w:rPr>
+          <w:rFonts w:ascii="Times New Roman" w:eastAsia="標楷體" w:hAnsi="Times New Roman" w:cs="Times New Roman" w:hint="eastAsia"/>
+          <w:sz w:val="24"/>
+          <w:szCs w:val="24"/>
+          <w:lang w:eastAsia="zh-TW"/>
+        </w:rPr>
+        <w:t>:</w:t>
+      </w:r>
+      <w:r>
+        <w:t xml:space="preserve"> </w:t>
+      </w:r>
+      <w:r>
+        <w:rPr>
+          <w:rFonts w:ascii="Times New Roman" w:eastAsia="標楷體" w:hAnsi="Times New Roman" w:cs="Times New Roman"/>
+          <w:sz w:val="24"/>
+          <w:szCs w:val="24"/>
+          <w:lang w:eastAsia="zh-TW"/>
+        </w:rPr>
+        <w:t xml:space="preserve">RL </w:t>
+      </w:r>
+      <w:r>
+        <w:rPr>
+          <w:rFonts w:ascii="Times New Roman" w:eastAsia="標楷體" w:hAnsi="Times New Roman" w:cs="Times New Roman"/>
+          <w:sz w:val="24"/>
+          <w:szCs w:val="24"/>
+          <w:lang w:eastAsia="zh-TW"/>
+        </w:rPr>
+        <w:t>方法和傳統</w:t>
+      </w:r>
+      <w:r>
+        <w:rPr>
+          <w:rFonts w:ascii="Times New Roman" w:eastAsia="標楷體" w:hAnsi="Times New Roman" w:cs="Times New Roman"/>
+          <w:sz w:val="24"/>
+          <w:szCs w:val="24"/>
+          <w:lang w:eastAsia="zh-TW"/>
+        </w:rPr>
+        <w:t xml:space="preserve"> static policy</w:t>
+      </w:r>
+      <w:r>
+        <w:rPr>
+          <w:rFonts w:ascii="Times New Roman" w:eastAsia="標楷體" w:hAnsi="Times New Roman" w:cs="Times New Roman"/>
+          <w:sz w:val="24"/>
+          <w:szCs w:val="24"/>
+          <w:lang w:eastAsia="zh-TW"/>
+        </w:rPr>
+        <w:t>、</w:t>
+      </w:r>
+      <w:r>
+        <w:rPr>
+          <w:rFonts w:ascii="Times New Roman" w:eastAsia="標楷體" w:hAnsi="Times New Roman" w:cs="Times New Roman"/>
+          <w:sz w:val="24"/>
+          <w:szCs w:val="24"/>
+          <w:lang w:eastAsia="zh-TW"/>
+        </w:rPr>
+        <w:t xml:space="preserve">heuristic method </w:t>
+      </w:r>
+      <w:r>
+        <w:rPr>
+          <w:rFonts w:ascii="Times New Roman" w:eastAsia="標楷體" w:hAnsi="Times New Roman" w:cs="Times New Roman" w:hint="eastAsia"/>
+          <w:sz w:val="24"/>
+          <w:szCs w:val="24"/>
+          <w:lang w:eastAsia="zh-TW"/>
+        </w:rPr>
+        <w:t>。</w:t>
+      </w:r>
+    </w:p>
+    <w:p>
+      <w:pPr>
+        <w:pStyle w:val="ae"/>
+        <w:numPr>
+          <w:ilvl w:val="1"/>
+          <w:numId w:val="96"/>
+        </w:numPr>
+        <w:spacing w:line="360" w:lineRule="auto"/>
+        <w:rPr>
+          <w:rFonts w:ascii="Times New Roman" w:eastAsia="標楷體" w:hAnsi="Times New Roman" w:cs="Times New Roman"/>
+          <w:sz w:val="24"/>
+          <w:szCs w:val="24"/>
+          <w:lang w:eastAsia="zh-TW"/>
+        </w:rPr>
+      </w:pPr>
+      <w:r>
+        <w:rPr>
+          <w:rFonts w:ascii="Times New Roman" w:eastAsia="標楷體" w:hAnsi="Times New Roman" w:cs="Times New Roman"/>
+          <w:sz w:val="24"/>
+          <w:szCs w:val="24"/>
+          <w:lang w:eastAsia="zh-TW"/>
+        </w:rPr>
+        <w:t xml:space="preserve">RL </w:t>
+      </w:r>
+      <w:r>
+        <w:rPr>
+          <w:rFonts w:ascii="Times New Roman" w:eastAsia="標楷體" w:hAnsi="Times New Roman" w:cs="Times New Roman"/>
+          <w:sz w:val="24"/>
+          <w:szCs w:val="24"/>
+          <w:lang w:eastAsia="zh-TW"/>
+        </w:rPr>
+        <w:t>方法</w:t>
+      </w:r>
+      <w:r>
+        <w:rPr>
+          <w:rFonts w:ascii="Times New Roman" w:eastAsia="標楷體" w:hAnsi="Times New Roman" w:cs="Times New Roman" w:hint="eastAsia"/>
+          <w:sz w:val="24"/>
+          <w:szCs w:val="24"/>
+          <w:lang w:eastAsia="zh-TW"/>
+        </w:rPr>
+        <w:t>讓</w:t>
+      </w:r>
+      <w:r>
+        <w:rPr>
+          <w:rFonts w:ascii="Times New Roman" w:eastAsia="標楷體" w:hAnsi="Times New Roman" w:cs="Times New Roman"/>
+          <w:sz w:val="24"/>
+          <w:szCs w:val="24"/>
+          <w:lang w:eastAsia="zh-TW"/>
+        </w:rPr>
+        <w:t>冷卻能源消耗降低約</w:t>
+      </w:r>
+      <w:r>
+        <w:rPr>
+          <w:rFonts w:ascii="Times New Roman" w:eastAsia="標楷體" w:hAnsi="Times New Roman" w:cs="Times New Roman"/>
+          <w:sz w:val="24"/>
+          <w:szCs w:val="24"/>
+          <w:lang w:eastAsia="zh-TW"/>
+        </w:rPr>
+        <w:t xml:space="preserve"> 15%</w:t>
+      </w:r>
+      <w:r>
+        <w:rPr>
+          <w:rFonts w:ascii="Times New Roman" w:eastAsia="標楷體" w:hAnsi="Times New Roman" w:cs="Times New Roman"/>
+          <w:sz w:val="24"/>
+          <w:szCs w:val="24"/>
+          <w:lang w:eastAsia="zh-TW"/>
+        </w:rPr>
+        <w:t>～</w:t>
+      </w:r>
+      <w:r>
+        <w:rPr>
+          <w:rFonts w:ascii="Times New Roman" w:eastAsia="標楷體" w:hAnsi="Times New Roman" w:cs="Times New Roman"/>
+          <w:sz w:val="24"/>
+          <w:szCs w:val="24"/>
+          <w:lang w:eastAsia="zh-TW"/>
+        </w:rPr>
+        <w:t>22%</w:t>
+      </w:r>
+    </w:p>
+    <w:p>
+      <w:pPr>
+        <w:pStyle w:val="ae"/>
+        <w:numPr>
+          <w:ilvl w:val="1"/>
+          <w:numId w:val="96"/>
+        </w:numPr>
+        <w:spacing w:line="360" w:lineRule="auto"/>
+        <w:rPr>
+          <w:rFonts w:ascii="Times New Roman" w:eastAsia="標楷體" w:hAnsi="Times New Roman" w:cs="Times New Roman"/>
+          <w:sz w:val="24"/>
+          <w:szCs w:val="24"/>
+          <w:lang w:eastAsia="zh-TW"/>
+        </w:rPr>
+      </w:pPr>
+      <w:r>
+        <w:rPr>
+          <w:rFonts w:ascii="Times New Roman" w:eastAsia="標楷體" w:hAnsi="Times New Roman" w:cs="Times New Roman"/>
+          <w:sz w:val="24"/>
+          <w:szCs w:val="24"/>
+          <w:lang w:eastAsia="zh-TW"/>
+        </w:rPr>
+        <w:t xml:space="preserve">PUE </w:t>
+      </w:r>
+      <w:r>
+        <w:rPr>
+          <w:rFonts w:ascii="Times New Roman" w:eastAsia="標楷體" w:hAnsi="Times New Roman" w:cs="Times New Roman"/>
+          <w:sz w:val="24"/>
+          <w:szCs w:val="24"/>
+          <w:lang w:eastAsia="zh-TW"/>
+        </w:rPr>
+        <w:t>改善</w:t>
+      </w:r>
+    </w:p>
+    <w:p>
+      <w:pPr>
+        <w:pStyle w:val="ae"/>
+        <w:numPr>
+          <w:ilvl w:val="1"/>
+          <w:numId w:val="96"/>
+        </w:numPr>
+        <w:spacing w:line="360" w:lineRule="auto"/>
+        <w:rPr>
+          <w:rFonts w:ascii="Times New Roman" w:eastAsia="標楷體" w:hAnsi="Times New Roman" w:cs="Times New Roman"/>
+          <w:sz w:val="24"/>
+          <w:szCs w:val="24"/>
+          <w:lang w:eastAsia="zh-TW"/>
+        </w:rPr>
+      </w:pPr>
+      <w:r>
+        <w:rPr>
+          <w:rFonts w:ascii="Times New Roman" w:eastAsia="標楷體" w:hAnsi="Times New Roman" w:cs="Times New Roman"/>
+          <w:sz w:val="24"/>
+          <w:szCs w:val="24"/>
+          <w:lang w:eastAsia="zh-TW"/>
+        </w:rPr>
+        <w:t xml:space="preserve">thermal hotspot </w:t>
+      </w:r>
+      <w:r>
+        <w:rPr>
+          <w:rFonts w:ascii="Times New Roman" w:eastAsia="標楷體" w:hAnsi="Times New Roman" w:cs="Times New Roman"/>
+          <w:sz w:val="24"/>
+          <w:szCs w:val="24"/>
+          <w:lang w:eastAsia="zh-TW"/>
+        </w:rPr>
+        <w:t>減少</w:t>
+      </w:r>
+    </w:p>
+    <w:p>
+      <w:pPr>
+        <w:pStyle w:val="ae"/>
+        <w:numPr>
+          <w:ilvl w:val="1"/>
+          <w:numId w:val="96"/>
+        </w:numPr>
+        <w:spacing w:line="360" w:lineRule="auto"/>
+        <w:rPr>
+          <w:rFonts w:ascii="Times New Roman" w:eastAsia="標楷體" w:hAnsi="Times New Roman" w:cs="Times New Roman"/>
+          <w:sz w:val="24"/>
+          <w:szCs w:val="24"/>
+          <w:lang w:eastAsia="zh-TW"/>
+        </w:rPr>
+      </w:pPr>
+      <w:r>
+        <w:rPr>
+          <w:rFonts w:ascii="Times New Roman" w:eastAsia="標楷體" w:hAnsi="Times New Roman" w:cs="Times New Roman"/>
+          <w:sz w:val="24"/>
+          <w:szCs w:val="24"/>
+          <w:lang w:eastAsia="zh-TW"/>
+        </w:rPr>
+        <w:t xml:space="preserve">SLA compliance </w:t>
+      </w:r>
+      <w:r>
+        <w:rPr>
+          <w:rFonts w:ascii="Times New Roman" w:eastAsia="標楷體" w:hAnsi="Times New Roman" w:cs="Times New Roman"/>
+          <w:sz w:val="24"/>
+          <w:szCs w:val="24"/>
+          <w:lang w:eastAsia="zh-TW"/>
+        </w:rPr>
+        <w:t>維持良好</w:t>
+      </w:r>
+    </w:p>
+    <w:p>
+      <w:pPr>
+        <w:pStyle w:val="ae"/>
+        <w:numPr>
+          <w:ilvl w:val="1"/>
+          <w:numId w:val="96"/>
+        </w:numPr>
+        <w:spacing w:line="360" w:lineRule="auto"/>
+        <w:rPr>
+          <w:rFonts w:ascii="Times New Roman" w:eastAsia="標楷體" w:hAnsi="Times New Roman" w:cs="Times New Roman"/>
+          <w:sz w:val="24"/>
+          <w:szCs w:val="24"/>
+          <w:lang w:eastAsia="zh-TW"/>
+        </w:rPr>
+      </w:pPr>
+      <w:r>
+        <w:rPr>
+          <w:rFonts w:ascii="Times New Roman" w:eastAsia="標楷體" w:hAnsi="Times New Roman" w:cs="Times New Roman"/>
+          <w:sz w:val="24"/>
+          <w:szCs w:val="24"/>
+          <w:lang w:eastAsia="zh-TW"/>
+        </w:rPr>
+        <w:t>溫度分布更穩定</w:t>
+      </w:r>
+    </w:p>
+    <w:p>
+      <w:pPr>
+        <w:pStyle w:val="ae"/>
+        <w:numPr>
+          <w:ilvl w:val="0"/>
+          <w:numId w:val="96"/>
+        </w:numPr>
+        <w:spacing w:line="360" w:lineRule="auto"/>
+        <w:rPr>
+          <w:rFonts w:ascii="Times New Roman" w:eastAsia="標楷體" w:hAnsi="Times New Roman" w:cs="Times New Roman" w:hint="eastAsia"/>
+          <w:sz w:val="24"/>
+          <w:szCs w:val="24"/>
+          <w:lang w:eastAsia="zh-TW"/>
+        </w:rPr>
+      </w:pPr>
+      <w:r>
+        <w:rPr>
+          <w:rFonts w:ascii="Times New Roman" w:eastAsia="標楷體" w:hAnsi="Times New Roman" w:cs="Times New Roman" w:hint="eastAsia"/>
+          <w:sz w:val="24"/>
+          <w:szCs w:val="24"/>
+          <w:lang w:eastAsia="zh-TW"/>
+        </w:rPr>
+        <w:t>缺點</w:t>
+      </w:r>
+      <w:r>
+        <w:rPr>
+          <w:rFonts w:ascii="Times New Roman" w:eastAsia="標楷體" w:hAnsi="Times New Roman" w:cs="Times New Roman" w:hint="eastAsia"/>
+          <w:sz w:val="24"/>
+          <w:szCs w:val="24"/>
+          <w:lang w:eastAsia="zh-TW"/>
+        </w:rPr>
+        <w:t>:</w:t>
+      </w:r>
+      <w:r>
+        <w:t xml:space="preserve"> </w:t>
+      </w:r>
+      <w:r>
+        <w:rPr>
+          <w:rFonts w:ascii="Times New Roman" w:eastAsia="標楷體" w:hAnsi="Times New Roman" w:cs="Times New Roman"/>
+          <w:sz w:val="24"/>
+          <w:szCs w:val="24"/>
+          <w:lang w:eastAsia="zh-TW"/>
+        </w:rPr>
+        <w:t xml:space="preserve">workload migration overhead </w:t>
+      </w:r>
+      <w:r>
+        <w:rPr>
+          <w:rFonts w:ascii="Times New Roman" w:eastAsia="標楷體" w:hAnsi="Times New Roman" w:cs="Times New Roman"/>
+          <w:sz w:val="24"/>
+          <w:szCs w:val="24"/>
+          <w:lang w:eastAsia="zh-TW"/>
+        </w:rPr>
+        <w:t>會增加</w:t>
+      </w:r>
+      <w:r>
+        <w:rPr>
+          <w:rFonts w:ascii="Times New Roman" w:eastAsia="標楷體" w:hAnsi="Times New Roman" w:cs="Times New Roman" w:hint="eastAsia"/>
+          <w:sz w:val="24"/>
+          <w:szCs w:val="24"/>
+          <w:lang w:eastAsia="zh-TW"/>
+        </w:rPr>
+        <w:t>。</w:t>
+      </w:r>
+    </w:p>
+    <w:p>
+      <w:pPr>
+        <w:pStyle w:val="ae"/>
+        <w:numPr>
+          <w:ilvl w:val="0"/>
+          <w:numId w:val="91"/>
+        </w:numPr>
+        <w:spacing w:line="360" w:lineRule="auto"/>
+        <w:rPr>
+          <w:rFonts w:ascii="Times New Roman" w:eastAsia="標楷體" w:hAnsi="Times New Roman" w:cs="Times New Roman"/>
+          <w:sz w:val="24"/>
+          <w:szCs w:val="24"/>
+          <w:lang w:eastAsia="zh-TW"/>
+        </w:rPr>
+      </w:pPr>
+      <w:r>
+        <w:rPr>
+          <w:rFonts w:ascii="Times New Roman" w:eastAsia="標楷體" w:hAnsi="Times New Roman" w:cs="Times New Roman" w:hint="eastAsia"/>
+          <w:sz w:val="24"/>
+          <w:szCs w:val="24"/>
+          <w:lang w:eastAsia="zh-TW"/>
+        </w:rPr>
+        <w:t>總結問題</w:t>
+      </w:r>
+    </w:p>
+    <w:p>
+      <w:pPr>
+        <w:pStyle w:val="ae"/>
+        <w:spacing w:line="360" w:lineRule="auto"/>
+        <w:ind w:firstLine="240"/>
+        <w:rPr>
+          <w:rFonts w:ascii="Times New Roman" w:eastAsia="標楷體" w:hAnsi="Times New Roman" w:cs="Times New Roman"/>
+          <w:sz w:val="24"/>
+          <w:szCs w:val="24"/>
+          <w:lang w:eastAsia="zh-TW"/>
+        </w:rPr>
+      </w:pPr>
+      <w:r>
+        <w:rPr>
+          <w:rFonts w:ascii="Times New Roman" w:eastAsia="標楷體" w:hAnsi="Times New Roman" w:cs="Times New Roman"/>
+          <w:sz w:val="24"/>
+          <w:szCs w:val="24"/>
+          <w:lang w:eastAsia="zh-TW"/>
+        </w:rPr>
+        <w:t>資料中心冷卻不能只靠固定規則，因為工作負載與熱分布會動態變化；因此論文提出用強化學習同時控制工作負載配置與</w:t>
+      </w:r>
+      <w:r>
+        <w:rPr>
+          <w:rFonts w:ascii="Times New Roman" w:eastAsia="標楷體" w:hAnsi="Times New Roman" w:cs="Times New Roman"/>
+          <w:sz w:val="24"/>
+          <w:szCs w:val="24"/>
+          <w:lang w:eastAsia="zh-TW"/>
+        </w:rPr>
+        <w:t xml:space="preserve"> HVAC</w:t>
+      </w:r>
+      <w:r>
+        <w:rPr>
+          <w:rFonts w:ascii="Times New Roman" w:eastAsia="標楷體" w:hAnsi="Times New Roman" w:cs="Times New Roman"/>
+          <w:sz w:val="24"/>
+          <w:szCs w:val="24"/>
+          <w:lang w:eastAsia="zh-TW"/>
+        </w:rPr>
+        <w:t>，使資料中心在維持</w:t>
+      </w:r>
+      <w:r>
+        <w:rPr>
+          <w:rFonts w:ascii="Times New Roman" w:eastAsia="標楷體" w:hAnsi="Times New Roman" w:cs="Times New Roman"/>
+          <w:sz w:val="24"/>
+          <w:szCs w:val="24"/>
+          <w:lang w:eastAsia="zh-TW"/>
+        </w:rPr>
+        <w:t xml:space="preserve"> SLA </w:t>
+      </w:r>
+      <w:r>
+        <w:rPr>
+          <w:rFonts w:ascii="Times New Roman" w:eastAsia="標楷體" w:hAnsi="Times New Roman" w:cs="Times New Roman"/>
+          <w:sz w:val="24"/>
+          <w:szCs w:val="24"/>
+          <w:lang w:eastAsia="zh-TW"/>
+        </w:rPr>
+        <w:t>與安全溫度下，降低冷卻能源消耗。</w:t>
+      </w:r>
+    </w:p>
+    <w:p>
+      <w:pPr>
+        <w:pStyle w:val="ae"/>
+        <w:numPr>
+          <w:ilvl w:val="0"/>
+          <w:numId w:val="91"/>
+        </w:numPr>
+        <w:spacing w:line="360" w:lineRule="auto"/>
+        <w:rPr>
+          <w:rFonts w:ascii="Times New Roman" w:eastAsia="標楷體" w:hAnsi="Times New Roman" w:cs="Times New Roman"/>
+          <w:sz w:val="24"/>
+          <w:szCs w:val="24"/>
+          <w:lang w:eastAsia="zh-TW"/>
+        </w:rPr>
+      </w:pPr>
+      <w:r>
+        <w:rPr>
+          <w:rFonts w:ascii="Times New Roman" w:eastAsia="標楷體" w:hAnsi="Times New Roman" w:cs="Times New Roman"/>
+          <w:sz w:val="24"/>
+          <w:szCs w:val="24"/>
+          <w:lang w:eastAsia="zh-TW"/>
+        </w:rPr>
+        <w:t>論文限制</w:t>
+      </w:r>
+    </w:p>
+    <w:p>
+      <w:pPr>
+        <w:pStyle w:val="ae"/>
+        <w:numPr>
+          <w:ilvl w:val="0"/>
+          <w:numId w:val="97"/>
+        </w:numPr>
+        <w:spacing w:line="360" w:lineRule="auto"/>
+        <w:rPr>
+          <w:rFonts w:ascii="Times New Roman" w:eastAsia="標楷體" w:hAnsi="Times New Roman" w:cs="Times New Roman"/>
+          <w:sz w:val="24"/>
+          <w:szCs w:val="24"/>
+          <w:lang w:eastAsia="zh-TW"/>
+        </w:rPr>
+      </w:pPr>
+      <w:r>
+        <w:rPr>
+          <w:rFonts w:ascii="Times New Roman" w:eastAsia="標楷體" w:hAnsi="Times New Roman" w:cs="Times New Roman"/>
+          <w:sz w:val="24"/>
+          <w:szCs w:val="24"/>
+          <w:lang w:eastAsia="zh-TW"/>
+        </w:rPr>
+        <w:t>主要結果來自模擬，尚未在真實資料中心驗證</w:t>
+      </w:r>
+    </w:p>
+    <w:p>
+      <w:pPr>
+        <w:pStyle w:val="ae"/>
+        <w:numPr>
+          <w:ilvl w:val="0"/>
+          <w:numId w:val="97"/>
+        </w:numPr>
+        <w:spacing w:line="360" w:lineRule="auto"/>
+        <w:rPr>
+          <w:rFonts w:ascii="Times New Roman" w:eastAsia="標楷體" w:hAnsi="Times New Roman" w:cs="Times New Roman"/>
+          <w:sz w:val="24"/>
+          <w:szCs w:val="24"/>
+          <w:lang w:eastAsia="zh-TW"/>
+        </w:rPr>
+      </w:pPr>
+      <w:r>
+        <w:rPr>
+          <w:rFonts w:ascii="Times New Roman" w:eastAsia="標楷體" w:hAnsi="Times New Roman" w:cs="Times New Roman"/>
+          <w:sz w:val="24"/>
+          <w:szCs w:val="24"/>
+          <w:lang w:eastAsia="zh-TW"/>
+        </w:rPr>
+        <w:t xml:space="preserve">RL </w:t>
+      </w:r>
+      <w:r>
+        <w:rPr>
+          <w:rFonts w:ascii="Times New Roman" w:eastAsia="標楷體" w:hAnsi="Times New Roman" w:cs="Times New Roman"/>
+          <w:sz w:val="24"/>
+          <w:szCs w:val="24"/>
+          <w:lang w:eastAsia="zh-TW"/>
+        </w:rPr>
+        <w:t>訓練成本高，收斂可能慢。</w:t>
+      </w:r>
+    </w:p>
+    <w:p>
+      <w:pPr>
+        <w:pStyle w:val="ae"/>
+        <w:numPr>
+          <w:ilvl w:val="0"/>
+          <w:numId w:val="97"/>
+        </w:numPr>
+        <w:spacing w:line="360" w:lineRule="auto"/>
+        <w:rPr>
+          <w:rFonts w:ascii="Times New Roman" w:eastAsia="標楷體" w:hAnsi="Times New Roman" w:cs="Times New Roman" w:hint="eastAsia"/>
+          <w:sz w:val="24"/>
+          <w:szCs w:val="24"/>
+          <w:lang w:eastAsia="zh-TW"/>
+        </w:rPr>
+      </w:pPr>
+      <w:r>
+        <w:rPr>
+          <w:rFonts w:ascii="Times New Roman" w:eastAsia="標楷體" w:hAnsi="Times New Roman" w:cs="Times New Roman"/>
+          <w:sz w:val="24"/>
+          <w:szCs w:val="24"/>
+          <w:lang w:eastAsia="zh-TW"/>
+        </w:rPr>
+        <w:t>實際部署需要</w:t>
+      </w:r>
+      <w:r>
+        <w:rPr>
+          <w:rFonts w:ascii="Times New Roman" w:eastAsia="標楷體" w:hAnsi="Times New Roman" w:cs="Times New Roman"/>
+          <w:sz w:val="24"/>
+          <w:szCs w:val="24"/>
+          <w:lang w:eastAsia="zh-TW"/>
+        </w:rPr>
+        <w:t xml:space="preserve"> safety interlock</w:t>
+      </w:r>
+      <w:r>
+        <w:rPr>
+          <w:rFonts w:ascii="Times New Roman" w:eastAsia="標楷體" w:hAnsi="Times New Roman" w:cs="Times New Roman"/>
+          <w:sz w:val="24"/>
+          <w:szCs w:val="24"/>
+          <w:lang w:eastAsia="zh-TW"/>
+        </w:rPr>
+        <w:t>、</w:t>
+      </w:r>
+      <w:r>
+        <w:rPr>
+          <w:rFonts w:ascii="Times New Roman" w:eastAsia="標楷體" w:hAnsi="Times New Roman" w:cs="Times New Roman"/>
+          <w:sz w:val="24"/>
+          <w:szCs w:val="24"/>
+          <w:lang w:eastAsia="zh-TW"/>
+        </w:rPr>
+        <w:t>rollback</w:t>
+      </w:r>
+      <w:r>
+        <w:rPr>
+          <w:rFonts w:ascii="Times New Roman" w:eastAsia="標楷體" w:hAnsi="Times New Roman" w:cs="Times New Roman"/>
+          <w:sz w:val="24"/>
+          <w:szCs w:val="24"/>
+          <w:lang w:eastAsia="zh-TW"/>
+        </w:rPr>
+        <w:t>、人為監控，不能完全讓</w:t>
+      </w:r>
+      <w:r>
+        <w:rPr>
+          <w:rFonts w:ascii="Times New Roman" w:eastAsia="標楷體" w:hAnsi="Times New Roman" w:cs="Times New Roman"/>
+          <w:sz w:val="24"/>
+          <w:szCs w:val="24"/>
+          <w:lang w:eastAsia="zh-TW"/>
+        </w:rPr>
+        <w:t xml:space="preserve"> AI </w:t>
+      </w:r>
+      <w:r>
+        <w:rPr>
+          <w:rFonts w:ascii="Times New Roman" w:eastAsia="標楷體" w:hAnsi="Times New Roman" w:cs="Times New Roman"/>
+          <w:sz w:val="24"/>
+          <w:szCs w:val="24"/>
+          <w:lang w:eastAsia="zh-TW"/>
+        </w:rPr>
+        <w:t>自動控制</w:t>
       </w:r>
     </w:p>
     <w:sectPr>
@@ -26112,7 +27059,7 @@
   <w:abstractNum w:abstractNumId="10" w15:restartNumberingAfterBreak="0">
     <w:nsid w:val="00584BB8"/>
     <w:multiLevelType w:val="hybridMultilevel"/>
-    <w:tmpl w:val="5AB40DCC"/>
+    <w:tmpl w:val="E152AFC6"/>
     <w:lvl w:ilvl="0" w:tplc="01D82178">
       <w:start w:val="1"/>
       <w:numFmt w:val="taiwaneseCountingThousand"/>
@@ -26146,14 +27093,17 @@
         <w:rFonts w:eastAsiaTheme="minorEastAsia" w:hint="default"/>
       </w:rPr>
     </w:lvl>
-    <w:lvl w:ilvl="3" w:tplc="0409000F">
+    <w:lvl w:ilvl="3" w:tplc="F3326F66">
       <w:start w:val="1"/>
       <w:numFmt w:val="decimal"/>
-      <w:lvlText w:val="%4."/>
+      <w:lvlText w:val="(%4)"/>
       <w:lvlJc w:val="left"/>
       <w:pPr>
         <w:ind w:left="1920" w:hanging="480"/>
       </w:pPr>
+      <w:rPr>
+        <w:rFonts w:ascii="標楷體" w:eastAsia="標楷體" w:hAnsi="標楷體" w:cs="Times New Roman"/>
+      </w:rPr>
     </w:lvl>
     <w:lvl w:ilvl="4" w:tplc="04090019" w:tentative="1">
       <w:start w:val="1"/>
@@ -27380,6 +28330,95 @@
     </w:lvl>
   </w:abstractNum>
   <w:abstractNum w:abstractNumId="24" w15:restartNumberingAfterBreak="0">
+    <w:nsid w:val="0E992BE1"/>
+    <w:multiLevelType w:val="hybridMultilevel"/>
+    <w:tmpl w:val="C16A9830"/>
+    <w:lvl w:ilvl="0" w:tplc="06E60BCA">
+      <w:start w:val="1"/>
+      <w:numFmt w:val="decimal"/>
+      <w:lvlText w:val="%1."/>
+      <w:lvlJc w:val="left"/>
+      <w:pPr>
+        <w:ind w:left="840" w:hanging="360"/>
+      </w:pPr>
+      <w:rPr>
+        <w:rFonts w:hint="default"/>
+      </w:rPr>
+    </w:lvl>
+    <w:lvl w:ilvl="1" w:tplc="04090019" w:tentative="1">
+      <w:start w:val="1"/>
+      <w:numFmt w:val="ideographTraditional"/>
+      <w:lvlText w:val="%2、"/>
+      <w:lvlJc w:val="left"/>
+      <w:pPr>
+        <w:ind w:left="1440" w:hanging="480"/>
+      </w:pPr>
+    </w:lvl>
+    <w:lvl w:ilvl="2" w:tplc="0409001B" w:tentative="1">
+      <w:start w:val="1"/>
+      <w:numFmt w:val="lowerRoman"/>
+      <w:lvlText w:val="%3."/>
+      <w:lvlJc w:val="right"/>
+      <w:pPr>
+        <w:ind w:left="1920" w:hanging="480"/>
+      </w:pPr>
+    </w:lvl>
+    <w:lvl w:ilvl="3" w:tplc="0409000F" w:tentative="1">
+      <w:start w:val="1"/>
+      <w:numFmt w:val="decimal"/>
+      <w:lvlText w:val="%4."/>
+      <w:lvlJc w:val="left"/>
+      <w:pPr>
+        <w:ind w:left="2400" w:hanging="480"/>
+      </w:pPr>
+    </w:lvl>
+    <w:lvl w:ilvl="4" w:tplc="04090019" w:tentative="1">
+      <w:start w:val="1"/>
+      <w:numFmt w:val="ideographTraditional"/>
+      <w:lvlText w:val="%5、"/>
+      <w:lvlJc w:val="left"/>
+      <w:pPr>
+        <w:ind w:left="2880" w:hanging="480"/>
+      </w:pPr>
+    </w:lvl>
+    <w:lvl w:ilvl="5" w:tplc="0409001B" w:tentative="1">
+      <w:start w:val="1"/>
+      <w:numFmt w:val="lowerRoman"/>
+      <w:lvlText w:val="%6."/>
+      <w:lvlJc w:val="right"/>
+      <w:pPr>
+        <w:ind w:left="3360" w:hanging="480"/>
+      </w:pPr>
+    </w:lvl>
+    <w:lvl w:ilvl="6" w:tplc="0409000F" w:tentative="1">
+      <w:start w:val="1"/>
+      <w:numFmt w:val="decimal"/>
+      <w:lvlText w:val="%7."/>
+      <w:lvlJc w:val="left"/>
+      <w:pPr>
+        <w:ind w:left="3840" w:hanging="480"/>
+      </w:pPr>
+    </w:lvl>
+    <w:lvl w:ilvl="7" w:tplc="04090019" w:tentative="1">
+      <w:start w:val="1"/>
+      <w:numFmt w:val="ideographTraditional"/>
+      <w:lvlText w:val="%8、"/>
+      <w:lvlJc w:val="left"/>
+      <w:pPr>
+        <w:ind w:left="4320" w:hanging="480"/>
+      </w:pPr>
+    </w:lvl>
+    <w:lvl w:ilvl="8" w:tplc="0409001B" w:tentative="1">
+      <w:start w:val="1"/>
+      <w:numFmt w:val="lowerRoman"/>
+      <w:lvlText w:val="%9."/>
+      <w:lvlJc w:val="right"/>
+      <w:pPr>
+        <w:ind w:left="4800" w:hanging="480"/>
+      </w:pPr>
+    </w:lvl>
+  </w:abstractNum>
+  <w:abstractNum w:abstractNumId="25" w15:restartNumberingAfterBreak="0">
     <w:nsid w:val="135B38D2"/>
     <w:multiLevelType w:val="hybridMultilevel"/>
     <w:tmpl w:val="21D07E6C"/>
@@ -27468,7 +28507,7 @@
       </w:pPr>
     </w:lvl>
   </w:abstractNum>
-  <w:abstractNum w:abstractNumId="25" w15:restartNumberingAfterBreak="0">
+  <w:abstractNum w:abstractNumId="26" w15:restartNumberingAfterBreak="0">
     <w:nsid w:val="13A54F29"/>
     <w:multiLevelType w:val="hybridMultilevel"/>
     <w:tmpl w:val="FB962D34"/>
@@ -27557,7 +28596,7 @@
       </w:pPr>
     </w:lvl>
   </w:abstractNum>
-  <w:abstractNum w:abstractNumId="26" w15:restartNumberingAfterBreak="0">
+  <w:abstractNum w:abstractNumId="27" w15:restartNumberingAfterBreak="0">
     <w:nsid w:val="185659C5"/>
     <w:multiLevelType w:val="hybridMultilevel"/>
     <w:tmpl w:val="5776BD0A"/>
@@ -27646,7 +28685,7 @@
       </w:pPr>
     </w:lvl>
   </w:abstractNum>
-  <w:abstractNum w:abstractNumId="27" w15:restartNumberingAfterBreak="0">
+  <w:abstractNum w:abstractNumId="28" w15:restartNumberingAfterBreak="0">
     <w:nsid w:val="18EA11CF"/>
     <w:multiLevelType w:val="hybridMultilevel"/>
     <w:tmpl w:val="C922B9E0"/>
@@ -27735,7 +28774,7 @@
       </w:pPr>
     </w:lvl>
   </w:abstractNum>
-  <w:abstractNum w:abstractNumId="28" w15:restartNumberingAfterBreak="0">
+  <w:abstractNum w:abstractNumId="29" w15:restartNumberingAfterBreak="0">
     <w:nsid w:val="1D1A20CE"/>
     <w:multiLevelType w:val="hybridMultilevel"/>
     <w:tmpl w:val="FA6489D2"/>
@@ -27824,7 +28863,7 @@
       </w:pPr>
     </w:lvl>
   </w:abstractNum>
-  <w:abstractNum w:abstractNumId="29" w15:restartNumberingAfterBreak="0">
+  <w:abstractNum w:abstractNumId="30" w15:restartNumberingAfterBreak="0">
     <w:nsid w:val="1EF13D76"/>
     <w:multiLevelType w:val="hybridMultilevel"/>
     <w:tmpl w:val="E1BC70DE"/>
@@ -27913,7 +28952,7 @@
       </w:pPr>
     </w:lvl>
   </w:abstractNum>
-  <w:abstractNum w:abstractNumId="30" w15:restartNumberingAfterBreak="0">
+  <w:abstractNum w:abstractNumId="31" w15:restartNumberingAfterBreak="0">
     <w:nsid w:val="208E31EE"/>
     <w:multiLevelType w:val="hybridMultilevel"/>
     <w:tmpl w:val="3DA43118"/>
@@ -27999,7 +29038,7 @@
       </w:pPr>
     </w:lvl>
   </w:abstractNum>
-  <w:abstractNum w:abstractNumId="31" w15:restartNumberingAfterBreak="0">
+  <w:abstractNum w:abstractNumId="32" w15:restartNumberingAfterBreak="0">
     <w:nsid w:val="26BC46E2"/>
     <w:multiLevelType w:val="hybridMultilevel"/>
     <w:tmpl w:val="B8E6097A"/>
@@ -28088,7 +29127,7 @@
       </w:pPr>
     </w:lvl>
   </w:abstractNum>
-  <w:abstractNum w:abstractNumId="32" w15:restartNumberingAfterBreak="0">
+  <w:abstractNum w:abstractNumId="33" w15:restartNumberingAfterBreak="0">
     <w:nsid w:val="2708103F"/>
     <w:multiLevelType w:val="hybridMultilevel"/>
     <w:tmpl w:val="4C6AEE9A"/>
@@ -28177,7 +29216,99 @@
       </w:pPr>
     </w:lvl>
   </w:abstractNum>
-  <w:abstractNum w:abstractNumId="33" w15:restartNumberingAfterBreak="0">
+  <w:abstractNum w:abstractNumId="34" w15:restartNumberingAfterBreak="0">
+    <w:nsid w:val="2762271B"/>
+    <w:multiLevelType w:val="hybridMultilevel"/>
+    <w:tmpl w:val="1436D4FE"/>
+    <w:lvl w:ilvl="0" w:tplc="9654B996">
+      <w:start w:val="1"/>
+      <w:numFmt w:val="decimal"/>
+      <w:lvlText w:val="%1."/>
+      <w:lvlJc w:val="left"/>
+      <w:pPr>
+        <w:ind w:left="1080" w:hanging="360"/>
+      </w:pPr>
+      <w:rPr>
+        <w:rFonts w:hint="default"/>
+      </w:rPr>
+    </w:lvl>
+    <w:lvl w:ilvl="1" w:tplc="B69638AE">
+      <w:start w:val="1"/>
+      <w:numFmt w:val="decimal"/>
+      <w:lvlText w:val="(%2)"/>
+      <w:lvlJc w:val="left"/>
+      <w:pPr>
+        <w:ind w:left="1680" w:hanging="480"/>
+      </w:pPr>
+      <w:rPr>
+        <w:rFonts w:ascii="Times New Roman" w:eastAsia="標楷體" w:hAnsi="Times New Roman" w:cs="Times New Roman"/>
+      </w:rPr>
+    </w:lvl>
+    <w:lvl w:ilvl="2" w:tplc="0409001B" w:tentative="1">
+      <w:start w:val="1"/>
+      <w:numFmt w:val="lowerRoman"/>
+      <w:lvlText w:val="%3."/>
+      <w:lvlJc w:val="right"/>
+      <w:pPr>
+        <w:ind w:left="2160" w:hanging="480"/>
+      </w:pPr>
+    </w:lvl>
+    <w:lvl w:ilvl="3" w:tplc="0409000F" w:tentative="1">
+      <w:start w:val="1"/>
+      <w:numFmt w:val="decimal"/>
+      <w:lvlText w:val="%4."/>
+      <w:lvlJc w:val="left"/>
+      <w:pPr>
+        <w:ind w:left="2640" w:hanging="480"/>
+      </w:pPr>
+    </w:lvl>
+    <w:lvl w:ilvl="4" w:tplc="04090019" w:tentative="1">
+      <w:start w:val="1"/>
+      <w:numFmt w:val="ideographTraditional"/>
+      <w:lvlText w:val="%5、"/>
+      <w:lvlJc w:val="left"/>
+      <w:pPr>
+        <w:ind w:left="3120" w:hanging="480"/>
+      </w:pPr>
+    </w:lvl>
+    <w:lvl w:ilvl="5" w:tplc="0409001B" w:tentative="1">
+      <w:start w:val="1"/>
+      <w:numFmt w:val="lowerRoman"/>
+      <w:lvlText w:val="%6."/>
+      <w:lvlJc w:val="right"/>
+      <w:pPr>
+        <w:ind w:left="3600" w:hanging="480"/>
+      </w:pPr>
+    </w:lvl>
+    <w:lvl w:ilvl="6" w:tplc="0409000F" w:tentative="1">
+      <w:start w:val="1"/>
+      <w:numFmt w:val="decimal"/>
+      <w:lvlText w:val="%7."/>
+      <w:lvlJc w:val="left"/>
+      <w:pPr>
+        <w:ind w:left="4080" w:hanging="480"/>
+      </w:pPr>
+    </w:lvl>
+    <w:lvl w:ilvl="7" w:tplc="04090019" w:tentative="1">
+      <w:start w:val="1"/>
+      <w:numFmt w:val="ideographTraditional"/>
+      <w:lvlText w:val="%8、"/>
+      <w:lvlJc w:val="left"/>
+      <w:pPr>
+        <w:ind w:left="4560" w:hanging="480"/>
+      </w:pPr>
+    </w:lvl>
+    <w:lvl w:ilvl="8" w:tplc="0409001B" w:tentative="1">
+      <w:start w:val="1"/>
+      <w:numFmt w:val="lowerRoman"/>
+      <w:lvlText w:val="%9."/>
+      <w:lvlJc w:val="right"/>
+      <w:pPr>
+        <w:ind w:left="5040" w:hanging="480"/>
+      </w:pPr>
+    </w:lvl>
+  </w:abstractNum>
+  <w:abstractNum w:abstractNumId="35" w15:restartNumberingAfterBreak="0">
     <w:nsid w:val="278E375B"/>
     <w:multiLevelType w:val="hybridMultilevel"/>
     <w:tmpl w:val="D018D370"/>
@@ -28266,7 +29397,7 @@
       </w:pPr>
     </w:lvl>
   </w:abstractNum>
-  <w:abstractNum w:abstractNumId="34" w15:restartNumberingAfterBreak="0">
+  <w:abstractNum w:abstractNumId="36" w15:restartNumberingAfterBreak="0">
     <w:nsid w:val="29B66BDF"/>
     <w:multiLevelType w:val="hybridMultilevel"/>
     <w:tmpl w:val="04A46AA2"/>
@@ -28355,7 +29486,7 @@
       </w:pPr>
     </w:lvl>
   </w:abstractNum>
-  <w:abstractNum w:abstractNumId="35" w15:restartNumberingAfterBreak="0">
+  <w:abstractNum w:abstractNumId="37" w15:restartNumberingAfterBreak="0">
     <w:nsid w:val="2C0D1E88"/>
     <w:multiLevelType w:val="hybridMultilevel"/>
     <w:tmpl w:val="7B526CCA"/>
@@ -28444,7 +29575,7 @@
       </w:pPr>
     </w:lvl>
   </w:abstractNum>
-  <w:abstractNum w:abstractNumId="36" w15:restartNumberingAfterBreak="0">
+  <w:abstractNum w:abstractNumId="38" w15:restartNumberingAfterBreak="0">
     <w:nsid w:val="2EB922B9"/>
     <w:multiLevelType w:val="hybridMultilevel"/>
     <w:tmpl w:val="9BB04AD0"/>
@@ -28533,7 +29664,185 @@
       </w:pPr>
     </w:lvl>
   </w:abstractNum>
-  <w:abstractNum w:abstractNumId="37" w15:restartNumberingAfterBreak="0">
+  <w:abstractNum w:abstractNumId="39" w15:restartNumberingAfterBreak="0">
+    <w:nsid w:val="30782F72"/>
+    <w:multiLevelType w:val="hybridMultilevel"/>
+    <w:tmpl w:val="FCF29096"/>
+    <w:lvl w:ilvl="0" w:tplc="88BAACA6">
+      <w:start w:val="1"/>
+      <w:numFmt w:val="decimal"/>
+      <w:lvlText w:val="%1."/>
+      <w:lvlJc w:val="left"/>
+      <w:pPr>
+        <w:ind w:left="840" w:hanging="360"/>
+      </w:pPr>
+      <w:rPr>
+        <w:rFonts w:hint="default"/>
+      </w:rPr>
+    </w:lvl>
+    <w:lvl w:ilvl="1" w:tplc="04090019" w:tentative="1">
+      <w:start w:val="1"/>
+      <w:numFmt w:val="ideographTraditional"/>
+      <w:lvlText w:val="%2、"/>
+      <w:lvlJc w:val="left"/>
+      <w:pPr>
+        <w:ind w:left="1440" w:hanging="480"/>
+      </w:pPr>
+    </w:lvl>
+    <w:lvl w:ilvl="2" w:tplc="0409001B" w:tentative="1">
+      <w:start w:val="1"/>
+      <w:numFmt w:val="lowerRoman"/>
+      <w:lvlText w:val="%3."/>
+      <w:lvlJc w:val="right"/>
+      <w:pPr>
+        <w:ind w:left="1920" w:hanging="480"/>
+      </w:pPr>
+    </w:lvl>
+    <w:lvl w:ilvl="3" w:tplc="0409000F" w:tentative="1">
+      <w:start w:val="1"/>
+      <w:numFmt w:val="decimal"/>
+      <w:lvlText w:val="%4."/>
+      <w:lvlJc w:val="left"/>
+      <w:pPr>
+        <w:ind w:left="2400" w:hanging="480"/>
+      </w:pPr>
+    </w:lvl>
+    <w:lvl w:ilvl="4" w:tplc="04090019" w:tentative="1">
+      <w:start w:val="1"/>
+      <w:numFmt w:val="ideographTraditional"/>
+      <w:lvlText w:val="%5、"/>
+      <w:lvlJc w:val="left"/>
+      <w:pPr>
+        <w:ind w:left="2880" w:hanging="480"/>
+      </w:pPr>
+    </w:lvl>
+    <w:lvl w:ilvl="5" w:tplc="0409001B" w:tentative="1">
+      <w:start w:val="1"/>
+      <w:numFmt w:val="lowerRoman"/>
+      <w:lvlText w:val="%6."/>
+      <w:lvlJc w:val="right"/>
+      <w:pPr>
+        <w:ind w:left="3360" w:hanging="480"/>
+      </w:pPr>
+    </w:lvl>
+    <w:lvl w:ilvl="6" w:tplc="0409000F" w:tentative="1">
+      <w:start w:val="1"/>
+      <w:numFmt w:val="decimal"/>
+      <w:lvlText w:val="%7."/>
+      <w:lvlJc w:val="left"/>
+      <w:pPr>
+        <w:ind w:left="3840" w:hanging="480"/>
+      </w:pPr>
+    </w:lvl>
+    <w:lvl w:ilvl="7" w:tplc="04090019" w:tentative="1">
+      <w:start w:val="1"/>
+      <w:numFmt w:val="ideographTraditional"/>
+      <w:lvlText w:val="%8、"/>
+      <w:lvlJc w:val="left"/>
+      <w:pPr>
+        <w:ind w:left="4320" w:hanging="480"/>
+      </w:pPr>
+    </w:lvl>
+    <w:lvl w:ilvl="8" w:tplc="0409001B" w:tentative="1">
+      <w:start w:val="1"/>
+      <w:numFmt w:val="lowerRoman"/>
+      <w:lvlText w:val="%9."/>
+      <w:lvlJc w:val="right"/>
+      <w:pPr>
+        <w:ind w:left="4800" w:hanging="480"/>
+      </w:pPr>
+    </w:lvl>
+  </w:abstractNum>
+  <w:abstractNum w:abstractNumId="40" w15:restartNumberingAfterBreak="0">
+    <w:nsid w:val="35E251B8"/>
+    <w:multiLevelType w:val="hybridMultilevel"/>
+    <w:tmpl w:val="D3A86B9A"/>
+    <w:lvl w:ilvl="0" w:tplc="57A4A48A">
+      <w:start w:val="1"/>
+      <w:numFmt w:val="decimal"/>
+      <w:lvlText w:val="%1."/>
+      <w:lvlJc w:val="left"/>
+      <w:pPr>
+        <w:ind w:left="840" w:hanging="360"/>
+      </w:pPr>
+      <w:rPr>
+        <w:rFonts w:hint="default"/>
+      </w:rPr>
+    </w:lvl>
+    <w:lvl w:ilvl="1" w:tplc="04090019" w:tentative="1">
+      <w:start w:val="1"/>
+      <w:numFmt w:val="ideographTraditional"/>
+      <w:lvlText w:val="%2、"/>
+      <w:lvlJc w:val="left"/>
+      <w:pPr>
+        <w:ind w:left="1440" w:hanging="480"/>
+      </w:pPr>
+    </w:lvl>
+    <w:lvl w:ilvl="2" w:tplc="0409001B" w:tentative="1">
+      <w:start w:val="1"/>
+      <w:numFmt w:val="lowerRoman"/>
+      <w:lvlText w:val="%3."/>
+      <w:lvlJc w:val="right"/>
+      <w:pPr>
+        <w:ind w:left="1920" w:hanging="480"/>
+      </w:pPr>
+    </w:lvl>
+    <w:lvl w:ilvl="3" w:tplc="0409000F" w:tentative="1">
+      <w:start w:val="1"/>
+      <w:numFmt w:val="decimal"/>
+      <w:lvlText w:val="%4."/>
+      <w:lvlJc w:val="left"/>
+      <w:pPr>
+        <w:ind w:left="2400" w:hanging="480"/>
+      </w:pPr>
+    </w:lvl>
+    <w:lvl w:ilvl="4" w:tplc="04090019" w:tentative="1">
+      <w:start w:val="1"/>
+      <w:numFmt w:val="ideographTraditional"/>
+      <w:lvlText w:val="%5、"/>
+      <w:lvlJc w:val="left"/>
+      <w:pPr>
+        <w:ind w:left="2880" w:hanging="480"/>
+      </w:pPr>
+    </w:lvl>
+    <w:lvl w:ilvl="5" w:tplc="0409001B" w:tentative="1">
+      <w:start w:val="1"/>
+      <w:numFmt w:val="lowerRoman"/>
+      <w:lvlText w:val="%6."/>
+      <w:lvlJc w:val="right"/>
+      <w:pPr>
+        <w:ind w:left="3360" w:hanging="480"/>
+      </w:pPr>
+    </w:lvl>
+    <w:lvl w:ilvl="6" w:tplc="0409000F" w:tentative="1">
+      <w:start w:val="1"/>
+      <w:numFmt w:val="decimal"/>
+      <w:lvlText w:val="%7."/>
+      <w:lvlJc w:val="left"/>
+      <w:pPr>
+        <w:ind w:left="3840" w:hanging="480"/>
+      </w:pPr>
+    </w:lvl>
+    <w:lvl w:ilvl="7" w:tplc="04090019" w:tentative="1">
+      <w:start w:val="1"/>
+      <w:numFmt w:val="ideographTraditional"/>
+      <w:lvlText w:val="%8、"/>
+      <w:lvlJc w:val="left"/>
+      <w:pPr>
+        <w:ind w:left="4320" w:hanging="480"/>
+      </w:pPr>
+    </w:lvl>
+    <w:lvl w:ilvl="8" w:tplc="0409001B" w:tentative="1">
+      <w:start w:val="1"/>
+      <w:numFmt w:val="lowerRoman"/>
+      <w:lvlText w:val="%9."/>
+      <w:lvlJc w:val="right"/>
+      <w:pPr>
+        <w:ind w:left="4800" w:hanging="480"/>
+      </w:pPr>
+    </w:lvl>
+  </w:abstractNum>
+  <w:abstractNum w:abstractNumId="41" w15:restartNumberingAfterBreak="0">
     <w:nsid w:val="364E7BB6"/>
     <w:multiLevelType w:val="hybridMultilevel"/>
     <w:tmpl w:val="ED8A45D8"/>
@@ -28622,7 +29931,7 @@
       </w:pPr>
     </w:lvl>
   </w:abstractNum>
-  <w:abstractNum w:abstractNumId="38" w15:restartNumberingAfterBreak="0">
+  <w:abstractNum w:abstractNumId="42" w15:restartNumberingAfterBreak="0">
     <w:nsid w:val="36976B11"/>
     <w:multiLevelType w:val="hybridMultilevel"/>
     <w:tmpl w:val="84181982"/>
@@ -28711,7 +30020,7 @@
       </w:pPr>
     </w:lvl>
   </w:abstractNum>
-  <w:abstractNum w:abstractNumId="39" w15:restartNumberingAfterBreak="0">
+  <w:abstractNum w:abstractNumId="43" w15:restartNumberingAfterBreak="0">
     <w:nsid w:val="38135EA4"/>
     <w:multiLevelType w:val="hybridMultilevel"/>
     <w:tmpl w:val="31F04A3A"/>
@@ -28800,7 +30109,7 @@
       </w:pPr>
     </w:lvl>
   </w:abstractNum>
-  <w:abstractNum w:abstractNumId="40" w15:restartNumberingAfterBreak="0">
+  <w:abstractNum w:abstractNumId="44" w15:restartNumberingAfterBreak="0">
     <w:nsid w:val="392E5F58"/>
     <w:multiLevelType w:val="hybridMultilevel"/>
     <w:tmpl w:val="56D24266"/>
@@ -28889,7 +30198,7 @@
       </w:pPr>
     </w:lvl>
   </w:abstractNum>
-  <w:abstractNum w:abstractNumId="41" w15:restartNumberingAfterBreak="0">
+  <w:abstractNum w:abstractNumId="45" w15:restartNumberingAfterBreak="0">
     <w:nsid w:val="3B59048C"/>
     <w:multiLevelType w:val="hybridMultilevel"/>
     <w:tmpl w:val="5BA64BDA"/>
@@ -28978,7 +30287,7 @@
       </w:pPr>
     </w:lvl>
   </w:abstractNum>
-  <w:abstractNum w:abstractNumId="42" w15:restartNumberingAfterBreak="0">
+  <w:abstractNum w:abstractNumId="46" w15:restartNumberingAfterBreak="0">
     <w:nsid w:val="3D5640F7"/>
     <w:multiLevelType w:val="hybridMultilevel"/>
     <w:tmpl w:val="0B4E08C4"/>
@@ -29067,7 +30376,7 @@
       </w:pPr>
     </w:lvl>
   </w:abstractNum>
-  <w:abstractNum w:abstractNumId="43" w15:restartNumberingAfterBreak="0">
+  <w:abstractNum w:abstractNumId="47" w15:restartNumberingAfterBreak="0">
     <w:nsid w:val="3D692291"/>
     <w:multiLevelType w:val="hybridMultilevel"/>
     <w:tmpl w:val="9A8EAB88"/>
@@ -29156,7 +30465,7 @@
       </w:pPr>
     </w:lvl>
   </w:abstractNum>
-  <w:abstractNum w:abstractNumId="44" w15:restartNumberingAfterBreak="0">
+  <w:abstractNum w:abstractNumId="48" w15:restartNumberingAfterBreak="0">
     <w:nsid w:val="3D8C763A"/>
     <w:multiLevelType w:val="hybridMultilevel"/>
     <w:tmpl w:val="39E43FA6"/>
@@ -29245,7 +30554,7 @@
       </w:pPr>
     </w:lvl>
   </w:abstractNum>
-  <w:abstractNum w:abstractNumId="45" w15:restartNumberingAfterBreak="0">
+  <w:abstractNum w:abstractNumId="49" w15:restartNumberingAfterBreak="0">
     <w:nsid w:val="41FF20E9"/>
     <w:multiLevelType w:val="hybridMultilevel"/>
     <w:tmpl w:val="4C441ABE"/>
@@ -29334,7 +30643,7 @@
       </w:pPr>
     </w:lvl>
   </w:abstractNum>
-  <w:abstractNum w:abstractNumId="46" w15:restartNumberingAfterBreak="0">
+  <w:abstractNum w:abstractNumId="50" w15:restartNumberingAfterBreak="0">
     <w:nsid w:val="42B1429E"/>
     <w:multiLevelType w:val="hybridMultilevel"/>
     <w:tmpl w:val="0DE0BB88"/>
@@ -29423,7 +30732,7 @@
       </w:pPr>
     </w:lvl>
   </w:abstractNum>
-  <w:abstractNum w:abstractNumId="47" w15:restartNumberingAfterBreak="0">
+  <w:abstractNum w:abstractNumId="51" w15:restartNumberingAfterBreak="0">
     <w:nsid w:val="45C85A72"/>
     <w:multiLevelType w:val="hybridMultilevel"/>
     <w:tmpl w:val="60DEA95E"/>
@@ -29512,7 +30821,7 @@
       </w:pPr>
     </w:lvl>
   </w:abstractNum>
-  <w:abstractNum w:abstractNumId="48" w15:restartNumberingAfterBreak="0">
+  <w:abstractNum w:abstractNumId="52" w15:restartNumberingAfterBreak="0">
     <w:nsid w:val="46A14AD0"/>
     <w:multiLevelType w:val="hybridMultilevel"/>
     <w:tmpl w:val="950A1DCA"/>
@@ -29601,7 +30910,7 @@
       </w:pPr>
     </w:lvl>
   </w:abstractNum>
-  <w:abstractNum w:abstractNumId="49" w15:restartNumberingAfterBreak="0">
+  <w:abstractNum w:abstractNumId="53" w15:restartNumberingAfterBreak="0">
     <w:nsid w:val="473911D7"/>
     <w:multiLevelType w:val="hybridMultilevel"/>
     <w:tmpl w:val="FF842B90"/>
@@ -29690,7 +30999,7 @@
       </w:pPr>
     </w:lvl>
   </w:abstractNum>
-  <w:abstractNum w:abstractNumId="50" w15:restartNumberingAfterBreak="0">
+  <w:abstractNum w:abstractNumId="54" w15:restartNumberingAfterBreak="0">
     <w:nsid w:val="48C608B2"/>
     <w:multiLevelType w:val="hybridMultilevel"/>
     <w:tmpl w:val="C400DC8A"/>
@@ -29779,7 +31088,7 @@
       </w:pPr>
     </w:lvl>
   </w:abstractNum>
-  <w:abstractNum w:abstractNumId="51" w15:restartNumberingAfterBreak="0">
+  <w:abstractNum w:abstractNumId="55" w15:restartNumberingAfterBreak="0">
     <w:nsid w:val="49B97004"/>
     <w:multiLevelType w:val="hybridMultilevel"/>
     <w:tmpl w:val="3FFE6C96"/>
@@ -29868,7 +31177,7 @@
       </w:pPr>
     </w:lvl>
   </w:abstractNum>
-  <w:abstractNum w:abstractNumId="52" w15:restartNumberingAfterBreak="0">
+  <w:abstractNum w:abstractNumId="56" w15:restartNumberingAfterBreak="0">
     <w:nsid w:val="49D81A72"/>
     <w:multiLevelType w:val="hybridMultilevel"/>
     <w:tmpl w:val="07803D84"/>
@@ -29957,7 +31266,7 @@
       </w:pPr>
     </w:lvl>
   </w:abstractNum>
-  <w:abstractNum w:abstractNumId="53" w15:restartNumberingAfterBreak="0">
+  <w:abstractNum w:abstractNumId="57" w15:restartNumberingAfterBreak="0">
     <w:nsid w:val="49F176AC"/>
     <w:multiLevelType w:val="hybridMultilevel"/>
     <w:tmpl w:val="26F03E0E"/>
@@ -30046,7 +31355,7 @@
       </w:pPr>
     </w:lvl>
   </w:abstractNum>
-  <w:abstractNum w:abstractNumId="54" w15:restartNumberingAfterBreak="0">
+  <w:abstractNum w:abstractNumId="58" w15:restartNumberingAfterBreak="0">
     <w:nsid w:val="4A945737"/>
     <w:multiLevelType w:val="hybridMultilevel"/>
     <w:tmpl w:val="2D36CA7A"/>
@@ -30135,7 +31444,7 @@
       </w:pPr>
     </w:lvl>
   </w:abstractNum>
-  <w:abstractNum w:abstractNumId="55" w15:restartNumberingAfterBreak="0">
+  <w:abstractNum w:abstractNumId="59" w15:restartNumberingAfterBreak="0">
     <w:nsid w:val="4AF019DA"/>
     <w:multiLevelType w:val="hybridMultilevel"/>
     <w:tmpl w:val="DBB2C338"/>
@@ -30224,7 +31533,7 @@
       </w:pPr>
     </w:lvl>
   </w:abstractNum>
-  <w:abstractNum w:abstractNumId="56" w15:restartNumberingAfterBreak="0">
+  <w:abstractNum w:abstractNumId="60" w15:restartNumberingAfterBreak="0">
     <w:nsid w:val="4CD1287A"/>
     <w:multiLevelType w:val="hybridMultilevel"/>
     <w:tmpl w:val="A190B09C"/>
@@ -30313,7 +31622,96 @@
       </w:pPr>
     </w:lvl>
   </w:abstractNum>
-  <w:abstractNum w:abstractNumId="57" w15:restartNumberingAfterBreak="0">
+  <w:abstractNum w:abstractNumId="61" w15:restartNumberingAfterBreak="0">
+    <w:nsid w:val="4CD436E5"/>
+    <w:multiLevelType w:val="hybridMultilevel"/>
+    <w:tmpl w:val="00E0DFC8"/>
+    <w:lvl w:ilvl="0" w:tplc="D23ABA2E">
+      <w:start w:val="1"/>
+      <w:numFmt w:val="decimal"/>
+      <w:lvlText w:val="%1."/>
+      <w:lvlJc w:val="left"/>
+      <w:pPr>
+        <w:ind w:left="840" w:hanging="360"/>
+      </w:pPr>
+      <w:rPr>
+        <w:rFonts w:hint="default"/>
+      </w:rPr>
+    </w:lvl>
+    <w:lvl w:ilvl="1" w:tplc="04090019" w:tentative="1">
+      <w:start w:val="1"/>
+      <w:numFmt w:val="ideographTraditional"/>
+      <w:lvlText w:val="%2、"/>
+      <w:lvlJc w:val="left"/>
+      <w:pPr>
+        <w:ind w:left="1440" w:hanging="480"/>
+      </w:pPr>
+    </w:lvl>
+    <w:lvl w:ilvl="2" w:tplc="0409001B" w:tentative="1">
+      <w:start w:val="1"/>
+      <w:numFmt w:val="lowerRoman"/>
+      <w:lvlText w:val="%3."/>
+      <w:lvlJc w:val="right"/>
+      <w:pPr>
+        <w:ind w:left="1920" w:hanging="480"/>
+      </w:pPr>
+    </w:lvl>
+    <w:lvl w:ilvl="3" w:tplc="0409000F" w:tentative="1">
+      <w:start w:val="1"/>
+      <w:numFmt w:val="decimal"/>
+      <w:lvlText w:val="%4."/>
+      <w:lvlJc w:val="left"/>
+      <w:pPr>
+        <w:ind w:left="2400" w:hanging="480"/>
+      </w:pPr>
+    </w:lvl>
+    <w:lvl w:ilvl="4" w:tplc="04090019" w:tentative="1">
+      <w:start w:val="1"/>
+      <w:numFmt w:val="ideographTraditional"/>
+      <w:lvlText w:val="%5、"/>
+      <w:lvlJc w:val="left"/>
+      <w:pPr>
+        <w:ind w:left="2880" w:hanging="480"/>
+      </w:pPr>
+    </w:lvl>
+    <w:lvl w:ilvl="5" w:tplc="0409001B" w:tentative="1">
+      <w:start w:val="1"/>
+      <w:numFmt w:val="lowerRoman"/>
+      <w:lvlText w:val="%6."/>
+      <w:lvlJc w:val="right"/>
+      <w:pPr>
+        <w:ind w:left="3360" w:hanging="480"/>
+      </w:pPr>
+    </w:lvl>
+    <w:lvl w:ilvl="6" w:tplc="0409000F" w:tentative="1">
+      <w:start w:val="1"/>
+      <w:numFmt w:val="decimal"/>
+      <w:lvlText w:val="%7."/>
+      <w:lvlJc w:val="left"/>
+      <w:pPr>
+        <w:ind w:left="3840" w:hanging="480"/>
+      </w:pPr>
+    </w:lvl>
+    <w:lvl w:ilvl="7" w:tplc="04090019" w:tentative="1">
+      <w:start w:val="1"/>
+      <w:numFmt w:val="ideographTraditional"/>
+      <w:lvlText w:val="%8、"/>
+      <w:lvlJc w:val="left"/>
+      <w:pPr>
+        <w:ind w:left="4320" w:hanging="480"/>
+      </w:pPr>
+    </w:lvl>
+    <w:lvl w:ilvl="8" w:tplc="0409001B" w:tentative="1">
+      <w:start w:val="1"/>
+      <w:numFmt w:val="lowerRoman"/>
+      <w:lvlText w:val="%9."/>
+      <w:lvlJc w:val="right"/>
+      <w:pPr>
+        <w:ind w:left="4800" w:hanging="480"/>
+      </w:pPr>
+    </w:lvl>
+  </w:abstractNum>
+  <w:abstractNum w:abstractNumId="62" w15:restartNumberingAfterBreak="0">
     <w:nsid w:val="4CF926F8"/>
     <w:multiLevelType w:val="hybridMultilevel"/>
     <w:tmpl w:val="57FAAC7C"/>
@@ -30402,7 +31800,96 @@
       </w:pPr>
     </w:lvl>
   </w:abstractNum>
-  <w:abstractNum w:abstractNumId="58" w15:restartNumberingAfterBreak="0">
+  <w:abstractNum w:abstractNumId="63" w15:restartNumberingAfterBreak="0">
+    <w:nsid w:val="4DF1565E"/>
+    <w:multiLevelType w:val="hybridMultilevel"/>
+    <w:tmpl w:val="B3EAA33A"/>
+    <w:lvl w:ilvl="0" w:tplc="04090015">
+      <w:start w:val="1"/>
+      <w:numFmt w:val="taiwaneseCountingThousand"/>
+      <w:lvlText w:val="%1、"/>
+      <w:lvlJc w:val="left"/>
+      <w:pPr>
+        <w:ind w:left="480" w:hanging="480"/>
+      </w:pPr>
+      <w:rPr>
+        <w:rFonts w:hint="default"/>
+      </w:rPr>
+    </w:lvl>
+    <w:lvl w:ilvl="1" w:tplc="04090019" w:tentative="1">
+      <w:start w:val="1"/>
+      <w:numFmt w:val="ideographTraditional"/>
+      <w:lvlText w:val="%2、"/>
+      <w:lvlJc w:val="left"/>
+      <w:pPr>
+        <w:ind w:left="960" w:hanging="480"/>
+      </w:pPr>
+    </w:lvl>
+    <w:lvl w:ilvl="2" w:tplc="0409001B" w:tentative="1">
+      <w:start w:val="1"/>
+      <w:numFmt w:val="lowerRoman"/>
+      <w:lvlText w:val="%3."/>
+      <w:lvlJc w:val="right"/>
+      <w:pPr>
+        <w:ind w:left="1440" w:hanging="480"/>
+      </w:pPr>
+    </w:lvl>
+    <w:lvl w:ilvl="3" w:tplc="0409000F" w:tentative="1">
+      <w:start w:val="1"/>
+      <w:numFmt w:val="decimal"/>
+      <w:lvlText w:val="%4."/>
+      <w:lvlJc w:val="left"/>
+      <w:pPr>
+        <w:ind w:left="1920" w:hanging="480"/>
+      </w:pPr>
+    </w:lvl>
+    <w:lvl w:ilvl="4" w:tplc="04090019" w:tentative="1">
+      <w:start w:val="1"/>
+      <w:numFmt w:val="ideographTraditional"/>
+      <w:lvlText w:val="%5、"/>
+      <w:lvlJc w:val="left"/>
+      <w:pPr>
+        <w:ind w:left="2400" w:hanging="480"/>
+      </w:pPr>
+    </w:lvl>
+    <w:lvl w:ilvl="5" w:tplc="0409001B" w:tentative="1">
+      <w:start w:val="1"/>
+      <w:numFmt w:val="lowerRoman"/>
+      <w:lvlText w:val="%6."/>
+      <w:lvlJc w:val="right"/>
+      <w:pPr>
+        <w:ind w:left="2880" w:hanging="480"/>
+      </w:pPr>
+    </w:lvl>
+    <w:lvl w:ilvl="6" w:tplc="0409000F" w:tentative="1">
+      <w:start w:val="1"/>
+      <w:numFmt w:val="decimal"/>
+      <w:lvlText w:val="%7."/>
+      <w:lvlJc w:val="left"/>
+      <w:pPr>
+        <w:ind w:left="3360" w:hanging="480"/>
+      </w:pPr>
+    </w:lvl>
+    <w:lvl w:ilvl="7" w:tplc="04090019" w:tentative="1">
+      <w:start w:val="1"/>
+      <w:numFmt w:val="ideographTraditional"/>
+      <w:lvlText w:val="%8、"/>
+      <w:lvlJc w:val="left"/>
+      <w:pPr>
+        <w:ind w:left="3840" w:hanging="480"/>
+      </w:pPr>
+    </w:lvl>
+    <w:lvl w:ilvl="8" w:tplc="0409001B" w:tentative="1">
+      <w:start w:val="1"/>
+      <w:numFmt w:val="lowerRoman"/>
+      <w:lvlText w:val="%9."/>
+      <w:lvlJc w:val="right"/>
+      <w:pPr>
+        <w:ind w:left="4320" w:hanging="480"/>
+      </w:pPr>
+    </w:lvl>
+  </w:abstractNum>
+  <w:abstractNum w:abstractNumId="64" w15:restartNumberingAfterBreak="0">
     <w:nsid w:val="4ECA4FEB"/>
     <w:multiLevelType w:val="hybridMultilevel"/>
     <w:tmpl w:val="8DBCDF12"/>
@@ -30491,7 +31978,7 @@
       </w:pPr>
     </w:lvl>
   </w:abstractNum>
-  <w:abstractNum w:abstractNumId="59" w15:restartNumberingAfterBreak="0">
+  <w:abstractNum w:abstractNumId="65" w15:restartNumberingAfterBreak="0">
     <w:nsid w:val="4F7B709A"/>
     <w:multiLevelType w:val="hybridMultilevel"/>
     <w:tmpl w:val="BE821CA8"/>
@@ -30580,7 +32067,7 @@
       </w:pPr>
     </w:lvl>
   </w:abstractNum>
-  <w:abstractNum w:abstractNumId="60" w15:restartNumberingAfterBreak="0">
+  <w:abstractNum w:abstractNumId="66" w15:restartNumberingAfterBreak="0">
     <w:nsid w:val="51CB14C4"/>
     <w:multiLevelType w:val="hybridMultilevel"/>
     <w:tmpl w:val="41BC3042"/>
@@ -30669,7 +32156,7 @@
       </w:pPr>
     </w:lvl>
   </w:abstractNum>
-  <w:abstractNum w:abstractNumId="61" w15:restartNumberingAfterBreak="0">
+  <w:abstractNum w:abstractNumId="67" w15:restartNumberingAfterBreak="0">
     <w:nsid w:val="537E5C2B"/>
     <w:multiLevelType w:val="hybridMultilevel"/>
     <w:tmpl w:val="93521B52"/>
@@ -30758,7 +32245,7 @@
       </w:pPr>
     </w:lvl>
   </w:abstractNum>
-  <w:abstractNum w:abstractNumId="62" w15:restartNumberingAfterBreak="0">
+  <w:abstractNum w:abstractNumId="68" w15:restartNumberingAfterBreak="0">
     <w:nsid w:val="548244B5"/>
     <w:multiLevelType w:val="hybridMultilevel"/>
     <w:tmpl w:val="FBF47AC4"/>
@@ -30847,7 +32334,7 @@
       </w:pPr>
     </w:lvl>
   </w:abstractNum>
-  <w:abstractNum w:abstractNumId="63" w15:restartNumberingAfterBreak="0">
+  <w:abstractNum w:abstractNumId="69" w15:restartNumberingAfterBreak="0">
     <w:nsid w:val="54FE58E4"/>
     <w:multiLevelType w:val="hybridMultilevel"/>
     <w:tmpl w:val="1C066BC6"/>
@@ -30936,7 +32423,99 @@
       </w:pPr>
     </w:lvl>
   </w:abstractNum>
-  <w:abstractNum w:abstractNumId="64" w15:restartNumberingAfterBreak="0">
+  <w:abstractNum w:abstractNumId="70" w15:restartNumberingAfterBreak="0">
+    <w:nsid w:val="58BE2798"/>
+    <w:multiLevelType w:val="hybridMultilevel"/>
+    <w:tmpl w:val="8632D1F4"/>
+    <w:lvl w:ilvl="0" w:tplc="4DCAB1D2">
+      <w:start w:val="1"/>
+      <w:numFmt w:val="decimal"/>
+      <w:lvlText w:val="%1."/>
+      <w:lvlJc w:val="left"/>
+      <w:pPr>
+        <w:ind w:left="840" w:hanging="360"/>
+      </w:pPr>
+      <w:rPr>
+        <w:rFonts w:hint="default"/>
+      </w:rPr>
+    </w:lvl>
+    <w:lvl w:ilvl="1" w:tplc="0B02AD9A">
+      <w:start w:val="1"/>
+      <w:numFmt w:val="decimal"/>
+      <w:lvlText w:val="(%2)"/>
+      <w:lvlJc w:val="left"/>
+      <w:pPr>
+        <w:ind w:left="1440" w:hanging="480"/>
+      </w:pPr>
+      <w:rPr>
+        <w:rFonts w:ascii="Times New Roman" w:eastAsia="標楷體" w:hAnsi="Times New Roman" w:cs="Times New Roman"/>
+      </w:rPr>
+    </w:lvl>
+    <w:lvl w:ilvl="2" w:tplc="0409001B" w:tentative="1">
+      <w:start w:val="1"/>
+      <w:numFmt w:val="lowerRoman"/>
+      <w:lvlText w:val="%3."/>
+      <w:lvlJc w:val="right"/>
+      <w:pPr>
+        <w:ind w:left="1920" w:hanging="480"/>
+      </w:pPr>
+    </w:lvl>
+    <w:lvl w:ilvl="3" w:tplc="0409000F" w:tentative="1">
+      <w:start w:val="1"/>
+      <w:numFmt w:val="decimal"/>
+      <w:lvlText w:val="%4."/>
+      <w:lvlJc w:val="left"/>
+      <w:pPr>
+        <w:ind w:left="2400" w:hanging="480"/>
+      </w:pPr>
+    </w:lvl>
+    <w:lvl w:ilvl="4" w:tplc="04090019" w:tentative="1">
+      <w:start w:val="1"/>
+      <w:numFmt w:val="ideographTraditional"/>
+      <w:lvlText w:val="%5、"/>
+      <w:lvlJc w:val="left"/>
+      <w:pPr>
+        <w:ind w:left="2880" w:hanging="480"/>
+      </w:pPr>
+    </w:lvl>
+    <w:lvl w:ilvl="5" w:tplc="0409001B" w:tentative="1">
+      <w:start w:val="1"/>
+      <w:numFmt w:val="lowerRoman"/>
+      <w:lvlText w:val="%6."/>
+      <w:lvlJc w:val="right"/>
+      <w:pPr>
+        <w:ind w:left="3360" w:hanging="480"/>
+      </w:pPr>
+    </w:lvl>
+    <w:lvl w:ilvl="6" w:tplc="0409000F" w:tentative="1">
+      <w:start w:val="1"/>
+      <w:numFmt w:val="decimal"/>
+      <w:lvlText w:val="%7."/>
+      <w:lvlJc w:val="left"/>
+      <w:pPr>
+        <w:ind w:left="3840" w:hanging="480"/>
+      </w:pPr>
+    </w:lvl>
+    <w:lvl w:ilvl="7" w:tplc="04090019" w:tentative="1">
+      <w:start w:val="1"/>
+      <w:numFmt w:val="ideographTraditional"/>
+      <w:lvlText w:val="%8、"/>
+      <w:lvlJc w:val="left"/>
+      <w:pPr>
+        <w:ind w:left="4320" w:hanging="480"/>
+      </w:pPr>
+    </w:lvl>
+    <w:lvl w:ilvl="8" w:tplc="0409001B" w:tentative="1">
+      <w:start w:val="1"/>
+      <w:numFmt w:val="lowerRoman"/>
+      <w:lvlText w:val="%9."/>
+      <w:lvlJc w:val="right"/>
+      <w:pPr>
+        <w:ind w:left="4800" w:hanging="480"/>
+      </w:pPr>
+    </w:lvl>
+  </w:abstractNum>
+  <w:abstractNum w:abstractNumId="71" w15:restartNumberingAfterBreak="0">
     <w:nsid w:val="59BB3243"/>
     <w:multiLevelType w:val="hybridMultilevel"/>
     <w:tmpl w:val="F2E83C56"/>
@@ -31022,7 +32601,7 @@
       </w:pPr>
     </w:lvl>
   </w:abstractNum>
-  <w:abstractNum w:abstractNumId="65" w15:restartNumberingAfterBreak="0">
+  <w:abstractNum w:abstractNumId="72" w15:restartNumberingAfterBreak="0">
     <w:nsid w:val="5A4311FA"/>
     <w:multiLevelType w:val="hybridMultilevel"/>
     <w:tmpl w:val="7010B390"/>
@@ -31111,7 +32690,7 @@
       </w:pPr>
     </w:lvl>
   </w:abstractNum>
-  <w:abstractNum w:abstractNumId="66" w15:restartNumberingAfterBreak="0">
+  <w:abstractNum w:abstractNumId="73" w15:restartNumberingAfterBreak="0">
     <w:nsid w:val="5B03391D"/>
     <w:multiLevelType w:val="hybridMultilevel"/>
     <w:tmpl w:val="B510D0F8"/>
@@ -31200,7 +32779,7 @@
       </w:pPr>
     </w:lvl>
   </w:abstractNum>
-  <w:abstractNum w:abstractNumId="67" w15:restartNumberingAfterBreak="0">
+  <w:abstractNum w:abstractNumId="74" w15:restartNumberingAfterBreak="0">
     <w:nsid w:val="5BAB671A"/>
     <w:multiLevelType w:val="hybridMultilevel"/>
     <w:tmpl w:val="266204EA"/>
@@ -31289,7 +32868,7 @@
       </w:pPr>
     </w:lvl>
   </w:abstractNum>
-  <w:abstractNum w:abstractNumId="68" w15:restartNumberingAfterBreak="0">
+  <w:abstractNum w:abstractNumId="75" w15:restartNumberingAfterBreak="0">
     <w:nsid w:val="5FE50C88"/>
     <w:multiLevelType w:val="hybridMultilevel"/>
     <w:tmpl w:val="D23A8BD8"/>
@@ -31378,7 +32957,7 @@
       </w:pPr>
     </w:lvl>
   </w:abstractNum>
-  <w:abstractNum w:abstractNumId="69" w15:restartNumberingAfterBreak="0">
+  <w:abstractNum w:abstractNumId="76" w15:restartNumberingAfterBreak="0">
     <w:nsid w:val="609F7D8A"/>
     <w:multiLevelType w:val="hybridMultilevel"/>
     <w:tmpl w:val="1C44E62C"/>
@@ -31467,7 +33046,7 @@
       </w:pPr>
     </w:lvl>
   </w:abstractNum>
-  <w:abstractNum w:abstractNumId="70" w15:restartNumberingAfterBreak="0">
+  <w:abstractNum w:abstractNumId="77" w15:restartNumberingAfterBreak="0">
     <w:nsid w:val="62041144"/>
     <w:multiLevelType w:val="hybridMultilevel"/>
     <w:tmpl w:val="7C02CA42"/>
@@ -31556,7 +33135,7 @@
       </w:pPr>
     </w:lvl>
   </w:abstractNum>
-  <w:abstractNum w:abstractNumId="71" w15:restartNumberingAfterBreak="0">
+  <w:abstractNum w:abstractNumId="78" w15:restartNumberingAfterBreak="0">
     <w:nsid w:val="65B463F4"/>
     <w:multiLevelType w:val="hybridMultilevel"/>
     <w:tmpl w:val="E0526066"/>
@@ -31645,7 +33224,7 @@
       </w:pPr>
     </w:lvl>
   </w:abstractNum>
-  <w:abstractNum w:abstractNumId="72" w15:restartNumberingAfterBreak="0">
+  <w:abstractNum w:abstractNumId="79" w15:restartNumberingAfterBreak="0">
     <w:nsid w:val="68956F23"/>
     <w:multiLevelType w:val="hybridMultilevel"/>
     <w:tmpl w:val="67C08E76"/>
@@ -31734,7 +33313,7 @@
       </w:pPr>
     </w:lvl>
   </w:abstractNum>
-  <w:abstractNum w:abstractNumId="73" w15:restartNumberingAfterBreak="0">
+  <w:abstractNum w:abstractNumId="80" w15:restartNumberingAfterBreak="0">
     <w:nsid w:val="68E735B3"/>
     <w:multiLevelType w:val="hybridMultilevel"/>
     <w:tmpl w:val="41EC634C"/>
@@ -31823,7 +33402,7 @@
       </w:pPr>
     </w:lvl>
   </w:abstractNum>
-  <w:abstractNum w:abstractNumId="74" w15:restartNumberingAfterBreak="0">
+  <w:abstractNum w:abstractNumId="81" w15:restartNumberingAfterBreak="0">
     <w:nsid w:val="6C7C1246"/>
     <w:multiLevelType w:val="hybridMultilevel"/>
     <w:tmpl w:val="88E6713A"/>
@@ -31912,7 +33491,7 @@
       </w:pPr>
     </w:lvl>
   </w:abstractNum>
-  <w:abstractNum w:abstractNumId="75" w15:restartNumberingAfterBreak="0">
+  <w:abstractNum w:abstractNumId="82" w15:restartNumberingAfterBreak="0">
     <w:nsid w:val="6CD45D58"/>
     <w:multiLevelType w:val="hybridMultilevel"/>
     <w:tmpl w:val="2BB8A1E2"/>
@@ -32001,7 +33580,7 @@
       </w:pPr>
     </w:lvl>
   </w:abstractNum>
-  <w:abstractNum w:abstractNumId="76" w15:restartNumberingAfterBreak="0">
+  <w:abstractNum w:abstractNumId="83" w15:restartNumberingAfterBreak="0">
     <w:nsid w:val="6EB26674"/>
     <w:multiLevelType w:val="hybridMultilevel"/>
     <w:tmpl w:val="DC60021E"/>
@@ -32090,7 +33669,7 @@
       </w:pPr>
     </w:lvl>
   </w:abstractNum>
-  <w:abstractNum w:abstractNumId="77" w15:restartNumberingAfterBreak="0">
+  <w:abstractNum w:abstractNumId="84" w15:restartNumberingAfterBreak="0">
     <w:nsid w:val="6ED77B45"/>
     <w:multiLevelType w:val="hybridMultilevel"/>
     <w:tmpl w:val="BFE0AE66"/>
@@ -32179,7 +33758,7 @@
       </w:pPr>
     </w:lvl>
   </w:abstractNum>
-  <w:abstractNum w:abstractNumId="78" w15:restartNumberingAfterBreak="0">
+  <w:abstractNum w:abstractNumId="85" w15:restartNumberingAfterBreak="0">
     <w:nsid w:val="72905C5F"/>
     <w:multiLevelType w:val="hybridMultilevel"/>
     <w:tmpl w:val="427036B2"/>
@@ -32268,7 +33847,7 @@
       </w:pPr>
     </w:lvl>
   </w:abstractNum>
-  <w:abstractNum w:abstractNumId="79" w15:restartNumberingAfterBreak="0">
+  <w:abstractNum w:abstractNumId="86" w15:restartNumberingAfterBreak="0">
     <w:nsid w:val="73FA2022"/>
     <w:multiLevelType w:val="hybridMultilevel"/>
     <w:tmpl w:val="8F74EB68"/>
@@ -32357,7 +33936,7 @@
       </w:pPr>
     </w:lvl>
   </w:abstractNum>
-  <w:abstractNum w:abstractNumId="80" w15:restartNumberingAfterBreak="0">
+  <w:abstractNum w:abstractNumId="87" w15:restartNumberingAfterBreak="0">
     <w:nsid w:val="744B2CB7"/>
     <w:multiLevelType w:val="hybridMultilevel"/>
     <w:tmpl w:val="7BE8F5EA"/>
@@ -32446,7 +34025,7 @@
       </w:pPr>
     </w:lvl>
   </w:abstractNum>
-  <w:abstractNum w:abstractNumId="81" w15:restartNumberingAfterBreak="0">
+  <w:abstractNum w:abstractNumId="88" w15:restartNumberingAfterBreak="0">
     <w:nsid w:val="7551664F"/>
     <w:multiLevelType w:val="hybridMultilevel"/>
     <w:tmpl w:val="A8568AE0"/>
@@ -32535,7 +34114,7 @@
       </w:pPr>
     </w:lvl>
   </w:abstractNum>
-  <w:abstractNum w:abstractNumId="82" w15:restartNumberingAfterBreak="0">
+  <w:abstractNum w:abstractNumId="89" w15:restartNumberingAfterBreak="0">
     <w:nsid w:val="75713D76"/>
     <w:multiLevelType w:val="hybridMultilevel"/>
     <w:tmpl w:val="EDE27E10"/>
@@ -32624,7 +34203,7 @@
       </w:pPr>
     </w:lvl>
   </w:abstractNum>
-  <w:abstractNum w:abstractNumId="83" w15:restartNumberingAfterBreak="0">
+  <w:abstractNum w:abstractNumId="90" w15:restartNumberingAfterBreak="0">
     <w:nsid w:val="76F15A1F"/>
     <w:multiLevelType w:val="hybridMultilevel"/>
     <w:tmpl w:val="876A7C02"/>
@@ -32713,7 +34292,7 @@
       </w:pPr>
     </w:lvl>
   </w:abstractNum>
-  <w:abstractNum w:abstractNumId="84" w15:restartNumberingAfterBreak="0">
+  <w:abstractNum w:abstractNumId="91" w15:restartNumberingAfterBreak="0">
     <w:nsid w:val="77D8776D"/>
     <w:multiLevelType w:val="hybridMultilevel"/>
     <w:tmpl w:val="E320D83E"/>
@@ -32799,7 +34378,7 @@
       </w:pPr>
     </w:lvl>
   </w:abstractNum>
-  <w:abstractNum w:abstractNumId="85" w15:restartNumberingAfterBreak="0">
+  <w:abstractNum w:abstractNumId="92" w15:restartNumberingAfterBreak="0">
     <w:nsid w:val="7BE6752D"/>
     <w:multiLevelType w:val="hybridMultilevel"/>
     <w:tmpl w:val="37F886F0"/>
@@ -32888,7 +34467,7 @@
       </w:pPr>
     </w:lvl>
   </w:abstractNum>
-  <w:abstractNum w:abstractNumId="86" w15:restartNumberingAfterBreak="0">
+  <w:abstractNum w:abstractNumId="93" w15:restartNumberingAfterBreak="0">
     <w:nsid w:val="7C593D3E"/>
     <w:multiLevelType w:val="hybridMultilevel"/>
     <w:tmpl w:val="C47C57D2"/>
@@ -32977,7 +34556,7 @@
       </w:pPr>
     </w:lvl>
   </w:abstractNum>
-  <w:abstractNum w:abstractNumId="87" w15:restartNumberingAfterBreak="0">
+  <w:abstractNum w:abstractNumId="94" w15:restartNumberingAfterBreak="0">
     <w:nsid w:val="7CFD4608"/>
     <w:multiLevelType w:val="multilevel"/>
     <w:tmpl w:val="E61C4D76"/>
@@ -33126,7 +34705,7 @@
       </w:rPr>
     </w:lvl>
   </w:abstractNum>
-  <w:abstractNum w:abstractNumId="88" w15:restartNumberingAfterBreak="0">
+  <w:abstractNum w:abstractNumId="95" w15:restartNumberingAfterBreak="0">
     <w:nsid w:val="7EDD388C"/>
     <w:multiLevelType w:val="hybridMultilevel"/>
     <w:tmpl w:val="E7B46C0A"/>
@@ -33212,7 +34791,7 @@
       </w:pPr>
     </w:lvl>
   </w:abstractNum>
-  <w:abstractNum w:abstractNumId="89" w15:restartNumberingAfterBreak="0">
+  <w:abstractNum w:abstractNumId="96" w15:restartNumberingAfterBreak="0">
     <w:nsid w:val="7FA53B0C"/>
     <w:multiLevelType w:val="hybridMultilevel"/>
     <w:tmpl w:val="6A1ACAF6"/>
@@ -33329,148 +34908,148 @@
     <w:abstractNumId w:val="0"/>
   </w:num>
   <w:num w:numId="10" w16cid:durableId="156384403">
-    <w:abstractNumId w:val="32"/>
+    <w:abstractNumId w:val="33"/>
   </w:num>
   <w:num w:numId="11" w16cid:durableId="1244609139">
-    <w:abstractNumId w:val="30"/>
+    <w:abstractNumId w:val="31"/>
   </w:num>
   <w:num w:numId="12" w16cid:durableId="155465730">
     <w:abstractNumId w:val="12"/>
   </w:num>
   <w:num w:numId="13" w16cid:durableId="2100440102">
-    <w:abstractNumId w:val="64"/>
+    <w:abstractNumId w:val="71"/>
   </w:num>
   <w:num w:numId="14" w16cid:durableId="948315009">
     <w:abstractNumId w:val="20"/>
   </w:num>
   <w:num w:numId="15" w16cid:durableId="44256250">
-    <w:abstractNumId w:val="88"/>
+    <w:abstractNumId w:val="95"/>
   </w:num>
   <w:num w:numId="16" w16cid:durableId="757099310">
-    <w:abstractNumId w:val="39"/>
+    <w:abstractNumId w:val="43"/>
   </w:num>
   <w:num w:numId="17" w16cid:durableId="841773420">
-    <w:abstractNumId w:val="63"/>
+    <w:abstractNumId w:val="69"/>
   </w:num>
   <w:num w:numId="18" w16cid:durableId="94134833">
-    <w:abstractNumId w:val="49"/>
+    <w:abstractNumId w:val="53"/>
   </w:num>
   <w:num w:numId="19" w16cid:durableId="912736321">
-    <w:abstractNumId w:val="50"/>
+    <w:abstractNumId w:val="54"/>
   </w:num>
   <w:num w:numId="20" w16cid:durableId="1812474868">
+    <w:abstractNumId w:val="91"/>
+  </w:num>
+  <w:num w:numId="21" w16cid:durableId="2013753371">
     <w:abstractNumId w:val="84"/>
   </w:num>
-  <w:num w:numId="21" w16cid:durableId="2013753371">
-    <w:abstractNumId w:val="77"/>
-  </w:num>
   <w:num w:numId="22" w16cid:durableId="1180269216">
-    <w:abstractNumId w:val="78"/>
+    <w:abstractNumId w:val="85"/>
   </w:num>
   <w:num w:numId="23" w16cid:durableId="1120876106">
-    <w:abstractNumId w:val="48"/>
+    <w:abstractNumId w:val="52"/>
   </w:num>
   <w:num w:numId="24" w16cid:durableId="650326140">
+    <w:abstractNumId w:val="87"/>
+  </w:num>
+  <w:num w:numId="25" w16cid:durableId="1470591369">
+    <w:abstractNumId w:val="64"/>
+  </w:num>
+  <w:num w:numId="26" w16cid:durableId="129131149">
+    <w:abstractNumId w:val="65"/>
+  </w:num>
+  <w:num w:numId="27" w16cid:durableId="1074860166">
+    <w:abstractNumId w:val="89"/>
+  </w:num>
+  <w:num w:numId="28" w16cid:durableId="1146245450">
     <w:abstractNumId w:val="80"/>
   </w:num>
-  <w:num w:numId="25" w16cid:durableId="1470591369">
-    <w:abstractNumId w:val="58"/>
-  </w:num>
-  <w:num w:numId="26" w16cid:durableId="129131149">
-    <w:abstractNumId w:val="59"/>
-  </w:num>
-  <w:num w:numId="27" w16cid:durableId="1074860166">
-    <w:abstractNumId w:val="82"/>
-  </w:num>
-  <w:num w:numId="28" w16cid:durableId="1146245450">
-    <w:abstractNumId w:val="73"/>
-  </w:num>
   <w:num w:numId="29" w16cid:durableId="1192300907">
-    <w:abstractNumId w:val="52"/>
+    <w:abstractNumId w:val="56"/>
   </w:num>
   <w:num w:numId="30" w16cid:durableId="951127893">
     <w:abstractNumId w:val="10"/>
   </w:num>
   <w:num w:numId="31" w16cid:durableId="1712262267">
-    <w:abstractNumId w:val="47"/>
+    <w:abstractNumId w:val="51"/>
   </w:num>
   <w:num w:numId="32" w16cid:durableId="1458647451">
-    <w:abstractNumId w:val="61"/>
+    <w:abstractNumId w:val="67"/>
   </w:num>
   <w:num w:numId="33" w16cid:durableId="1966765480">
     <w:abstractNumId w:val="13"/>
   </w:num>
   <w:num w:numId="34" w16cid:durableId="218322453">
-    <w:abstractNumId w:val="70"/>
+    <w:abstractNumId w:val="77"/>
   </w:num>
   <w:num w:numId="35" w16cid:durableId="543449947">
-    <w:abstractNumId w:val="76"/>
+    <w:abstractNumId w:val="83"/>
   </w:num>
   <w:num w:numId="36" w16cid:durableId="1676759551">
-    <w:abstractNumId w:val="67"/>
+    <w:abstractNumId w:val="74"/>
   </w:num>
   <w:num w:numId="37" w16cid:durableId="1571034775">
     <w:abstractNumId w:val="23"/>
   </w:num>
   <w:num w:numId="38" w16cid:durableId="146559570">
-    <w:abstractNumId w:val="53"/>
+    <w:abstractNumId w:val="57"/>
   </w:num>
   <w:num w:numId="39" w16cid:durableId="1313213739">
-    <w:abstractNumId w:val="65"/>
+    <w:abstractNumId w:val="72"/>
   </w:num>
   <w:num w:numId="40" w16cid:durableId="672033001">
-    <w:abstractNumId w:val="74"/>
+    <w:abstractNumId w:val="81"/>
   </w:num>
   <w:num w:numId="41" w16cid:durableId="85730356">
-    <w:abstractNumId w:val="28"/>
+    <w:abstractNumId w:val="29"/>
   </w:num>
   <w:num w:numId="42" w16cid:durableId="1481077782">
-    <w:abstractNumId w:val="42"/>
+    <w:abstractNumId w:val="46"/>
   </w:num>
   <w:num w:numId="43" w16cid:durableId="499731617">
-    <w:abstractNumId w:val="25"/>
+    <w:abstractNumId w:val="26"/>
   </w:num>
   <w:num w:numId="44" w16cid:durableId="2050956030">
-    <w:abstractNumId w:val="86"/>
+    <w:abstractNumId w:val="93"/>
   </w:num>
   <w:num w:numId="45" w16cid:durableId="778914213">
-    <w:abstractNumId w:val="56"/>
+    <w:abstractNumId w:val="60"/>
   </w:num>
   <w:num w:numId="46" w16cid:durableId="907376726">
-    <w:abstractNumId w:val="43"/>
+    <w:abstractNumId w:val="47"/>
   </w:num>
   <w:num w:numId="47" w16cid:durableId="1219828467">
-    <w:abstractNumId w:val="46"/>
+    <w:abstractNumId w:val="50"/>
   </w:num>
   <w:num w:numId="48" w16cid:durableId="262760043">
-    <w:abstractNumId w:val="89"/>
+    <w:abstractNumId w:val="96"/>
   </w:num>
   <w:num w:numId="49" w16cid:durableId="398556193">
-    <w:abstractNumId w:val="51"/>
+    <w:abstractNumId w:val="55"/>
   </w:num>
   <w:num w:numId="50" w16cid:durableId="1999923821">
-    <w:abstractNumId w:val="41"/>
+    <w:abstractNumId w:val="45"/>
   </w:num>
   <w:num w:numId="51" w16cid:durableId="360476623">
     <w:abstractNumId w:val="18"/>
   </w:num>
   <w:num w:numId="52" w16cid:durableId="1869104478">
-    <w:abstractNumId w:val="62"/>
+    <w:abstractNumId w:val="68"/>
   </w:num>
   <w:num w:numId="53" w16cid:durableId="731196988">
-    <w:abstractNumId w:val="85"/>
+    <w:abstractNumId w:val="92"/>
   </w:num>
   <w:num w:numId="54" w16cid:durableId="350036191">
-    <w:abstractNumId w:val="87"/>
+    <w:abstractNumId w:val="94"/>
   </w:num>
   <w:num w:numId="55" w16cid:durableId="670181664">
-    <w:abstractNumId w:val="79"/>
+    <w:abstractNumId w:val="86"/>
   </w:num>
   <w:num w:numId="56" w16cid:durableId="1693456949">
-    <w:abstractNumId w:val="26"/>
+    <w:abstractNumId w:val="27"/>
   </w:num>
   <w:num w:numId="57" w16cid:durableId="92751801">
-    <w:abstractNumId w:val="34"/>
+    <w:abstractNumId w:val="36"/>
   </w:num>
   <w:num w:numId="58" w16cid:durableId="290982906">
     <w:abstractNumId w:val="19"/>
@@ -33479,7 +35058,7 @@
     <w:abstractNumId w:val="22"/>
   </w:num>
   <w:num w:numId="60" w16cid:durableId="223294212">
-    <w:abstractNumId w:val="83"/>
+    <w:abstractNumId w:val="90"/>
   </w:num>
   <w:num w:numId="61" w16cid:durableId="1678073562">
     <w:abstractNumId w:val="16"/>
@@ -33488,88 +35067,109 @@
     <w:abstractNumId w:val="17"/>
   </w:num>
   <w:num w:numId="63" w16cid:durableId="1383671751">
-    <w:abstractNumId w:val="60"/>
+    <w:abstractNumId w:val="66"/>
   </w:num>
   <w:num w:numId="64" w16cid:durableId="133834104">
-    <w:abstractNumId w:val="68"/>
+    <w:abstractNumId w:val="75"/>
   </w:num>
   <w:num w:numId="65" w16cid:durableId="1058279520">
-    <w:abstractNumId w:val="36"/>
+    <w:abstractNumId w:val="38"/>
   </w:num>
   <w:num w:numId="66" w16cid:durableId="244337724">
-    <w:abstractNumId w:val="29"/>
+    <w:abstractNumId w:val="30"/>
   </w:num>
   <w:num w:numId="67" w16cid:durableId="226842221">
-    <w:abstractNumId w:val="33"/>
+    <w:abstractNumId w:val="35"/>
   </w:num>
   <w:num w:numId="68" w16cid:durableId="1650015441">
-    <w:abstractNumId w:val="55"/>
+    <w:abstractNumId w:val="59"/>
   </w:num>
   <w:num w:numId="69" w16cid:durableId="1287350672">
+    <w:abstractNumId w:val="41"/>
+  </w:num>
+  <w:num w:numId="70" w16cid:durableId="1127696390">
     <w:abstractNumId w:val="37"/>
   </w:num>
-  <w:num w:numId="70" w16cid:durableId="1127696390">
-    <w:abstractNumId w:val="35"/>
-  </w:num>
   <w:num w:numId="71" w16cid:durableId="140119039">
-    <w:abstractNumId w:val="81"/>
+    <w:abstractNumId w:val="88"/>
   </w:num>
   <w:num w:numId="72" w16cid:durableId="796527584">
-    <w:abstractNumId w:val="71"/>
+    <w:abstractNumId w:val="78"/>
   </w:num>
   <w:num w:numId="73" w16cid:durableId="1687486931">
     <w:abstractNumId w:val="11"/>
   </w:num>
   <w:num w:numId="74" w16cid:durableId="386535386">
-    <w:abstractNumId w:val="44"/>
+    <w:abstractNumId w:val="48"/>
   </w:num>
   <w:num w:numId="75" w16cid:durableId="950280586">
     <w:abstractNumId w:val="21"/>
   </w:num>
   <w:num w:numId="76" w16cid:durableId="576210361">
-    <w:abstractNumId w:val="24"/>
+    <w:abstractNumId w:val="25"/>
   </w:num>
   <w:num w:numId="77" w16cid:durableId="220217403">
-    <w:abstractNumId w:val="66"/>
+    <w:abstractNumId w:val="73"/>
   </w:num>
   <w:num w:numId="78" w16cid:durableId="1816870510">
     <w:abstractNumId w:val="15"/>
   </w:num>
   <w:num w:numId="79" w16cid:durableId="1038818049">
-    <w:abstractNumId w:val="54"/>
+    <w:abstractNumId w:val="58"/>
   </w:num>
   <w:num w:numId="80" w16cid:durableId="1777212075">
     <w:abstractNumId w:val="9"/>
   </w:num>
   <w:num w:numId="81" w16cid:durableId="715352875">
-    <w:abstractNumId w:val="40"/>
+    <w:abstractNumId w:val="44"/>
   </w:num>
   <w:num w:numId="82" w16cid:durableId="949243325">
-    <w:abstractNumId w:val="75"/>
+    <w:abstractNumId w:val="82"/>
   </w:num>
   <w:num w:numId="83" w16cid:durableId="1643801870">
     <w:abstractNumId w:val="14"/>
   </w:num>
   <w:num w:numId="84" w16cid:durableId="1270547055">
-    <w:abstractNumId w:val="45"/>
+    <w:abstractNumId w:val="49"/>
   </w:num>
   <w:num w:numId="85" w16cid:durableId="1040131069">
-    <w:abstractNumId w:val="57"/>
+    <w:abstractNumId w:val="62"/>
   </w:num>
   <w:num w:numId="86" w16cid:durableId="1507935621">
-    <w:abstractNumId w:val="69"/>
+    <w:abstractNumId w:val="76"/>
   </w:num>
   <w:num w:numId="87" w16cid:durableId="1095710816">
-    <w:abstractNumId w:val="72"/>
+    <w:abstractNumId w:val="79"/>
   </w:num>
   <w:num w:numId="88" w16cid:durableId="1102339808">
-    <w:abstractNumId w:val="31"/>
+    <w:abstractNumId w:val="32"/>
   </w:num>
   <w:num w:numId="89" w16cid:durableId="1205410283">
-    <w:abstractNumId w:val="38"/>
+    <w:abstractNumId w:val="42"/>
   </w:num>
   <w:num w:numId="90" w16cid:durableId="1981180989">
-    <w:abstractNumId w:val="27"/>
+    <w:abstractNumId w:val="28"/>
+  </w:num>
+  <w:num w:numId="91" w16cid:durableId="1714959655">
+    <w:abstractNumId w:val="63"/>
+  </w:num>
+  <w:num w:numId="92" w16cid:durableId="1451391729">
+    <w:abstractNumId w:val="39"/>
+  </w:num>
+  <w:num w:numId="93" w16cid:durableId="2121411479">
+    <w:abstractNumId w:val="24"/>
+  </w:num>
+  <w:num w:numId="94" w16cid:durableId="377166003">
+    <w:abstractNumId w:val="34"/>
+  </w:num>
+  <w:num w:numId="95" w16cid:durableId="1894196498">
+    <w:abstractNumId w:val="61"/>
+  </w:num>
+  <w:num w:numId="96" w16cid:durableId="1740205310">
+    <w:abstractNumId w:val="70"/>
+  </w:num>
+  <w:num w:numId="97" w16cid:durableId="1715764606">
+    <w:abstractNumId w:val="40"/>
   </w:num>
 </w:numbering>
 </file>
